--- a/Books/AA/The Unorthodox Polymorph/Book_The Unorthodox Polymorph.docx
+++ b/Books/AA/The Unorthodox Polymorph/Book_The Unorthodox Polymorph.docx
@@ -245,31 +245,60 @@
       <w:r>
         <w:t xml:space="preserve"> </w:t>
       </w:r>
+      <w:r>
+        <w:t>Awakening of an Unorthodox Power</w:t>
+      </w:r>
     </w:p>
     <w:p>
       <w:pPr>
         <w:pStyle w:val="Quote1"/>
       </w:pPr>
-    </w:p>
-    <w:p>
-      <w:r>
-        <w:t xml:space="preserve">Zanthal walked into the great transformational hall of the school. All about him, his peers were gathered, waiting to enter the </w:t>
-      </w:r>
-      <w:r>
-        <w:t xml:space="preserve">awakening </w:t>
-      </w:r>
-      <w:r>
-        <w:t>chamber and be officially recognized as an adult.</w:t>
-      </w:r>
-    </w:p>
-    <w:p>
-      <w:r>
-        <w:t>“Look, it’s that farm boy Zanthal,” an arrogant looking teen sneered. “Bench press any good cows recently?”</w:t>
-      </w:r>
-    </w:p>
-    <w:p>
-      <w:r>
-        <w:t>“Did he bench press them or do them?” a lanky kid, an heir of some rich family taunted.</w:t>
+      <w:r>
+        <w:t>Magic is amazing</w:t>
+      </w:r>
+    </w:p>
+    <w:p>
+      <w:pPr>
+        <w:pStyle w:val="Quote1"/>
+      </w:pPr>
+      <w:r>
+        <w:t>But the costs of magic can be extreme</w:t>
+      </w:r>
+    </w:p>
+    <w:p>
+      <w:r>
+        <w:t xml:space="preserve">It was the beginning of the school year and </w:t>
+      </w:r>
+      <w:r>
+        <w:t xml:space="preserve">16-year-old </w:t>
+      </w:r>
+      <w:r>
+        <w:t xml:space="preserve">Zanthal walked </w:t>
+      </w:r>
+      <w:r>
+        <w:t>into the gymnasium, currently setup for the class awakening ceremony.</w:t>
+      </w:r>
+    </w:p>
+    <w:p>
+      <w:r>
+        <w:t xml:space="preserve">“Look, it’s that farm boy Zanthal,” </w:t>
+      </w:r>
+      <w:r>
+        <w:t xml:space="preserve">Gareth, </w:t>
+      </w:r>
+      <w:r>
+        <w:t>an arrogant looking teen sneered. “Bench press any good cows recently?”</w:t>
+      </w:r>
+    </w:p>
+    <w:p>
+      <w:r>
+        <w:t xml:space="preserve">“Did he bench press them or do them?” </w:t>
+      </w:r>
+      <w:r>
+        <w:t xml:space="preserve">Brady, </w:t>
+      </w:r>
+      <w:r>
+        <w:t>a lanky kid, heir of some rich family taunted.</w:t>
       </w:r>
     </w:p>
     <w:p>
@@ -280,7 +309,10 @@
         <w:t xml:space="preserve"> He wished he was back at his old school.</w:t>
       </w:r>
       <w:r>
-        <w:t xml:space="preserve"> Wished the people there had survived. Wished he could have turned into a bear or a dragon.</w:t>
+        <w:t xml:space="preserve"> Wished the people there had survived. Wished he could have turned into a </w:t>
+      </w:r>
+      <w:r>
+        <w:t>dragon.</w:t>
       </w:r>
     </w:p>
     <w:p>
@@ -288,170 +320,80 @@
         <w:t xml:space="preserve">Unfortunately, </w:t>
       </w:r>
       <w:r>
-        <w:t xml:space="preserve">his school was destroyed in a monster attack. </w:t>
-      </w:r>
-      <w:r>
-        <w:t>He was the only one to have survived, but only because he was trapped in the basement washroom when the entire area collapsed.</w:t>
-      </w:r>
-    </w:p>
-    <w:p>
-      <w:r>
-        <w:t>Sometimes needing to make a poop can save your life.</w:t>
+        <w:t xml:space="preserve">his </w:t>
+      </w:r>
+      <w:r>
+        <w:t xml:space="preserve">rural </w:t>
+      </w:r>
+      <w:r>
+        <w:t>school was destroyed in a monster attack</w:t>
+      </w:r>
+      <w:r>
+        <w:t>, leaving him as the sole survivor</w:t>
+      </w:r>
+      <w:r>
+        <w:t>, but only because he was trapped in the basement washroom when the entire area collapsed.</w:t>
+      </w:r>
+    </w:p>
+    <w:p>
+      <w:r>
+        <w:t>Sometimes needing to make a poop c</w:t>
+      </w:r>
+      <w:r>
+        <w:t>ould</w:t>
+      </w:r>
+      <w:r>
+        <w:t xml:space="preserve"> save your life.</w:t>
       </w:r>
     </w:p>
     <w:p>
       <w:r>
         <w:t>That didn’t make him happy. It only made him feel powerless.</w:t>
       </w:r>
-    </w:p>
-    <w:p>
-      <w:r>
-        <w:t>Shape-shifting was in theory an incredibly powerful class. Users could leverage the power of the greatest monsters, along with their unique racial abilities.</w:t>
-      </w:r>
-    </w:p>
-    <w:p>
-      <w:r>
-        <w:t>In practice, the ability was almost useless.</w:t>
-      </w:r>
-      <w:r>
-        <w:t xml:space="preserve"> First, it took </w:t>
-      </w:r>
-      <w:r>
-        <w:t>weeks to months to fully synchronize with a new creature. The more powerful the species, the longer the process took. A dragon could take a year or more.</w:t>
+      <w:r>
+        <w:t xml:space="preserve"> He had to become strong</w:t>
+      </w:r>
+      <w:r>
+        <w:t>.</w:t>
+      </w:r>
+    </w:p>
+    <w:p>
+      <w:r>
+        <w:t>C</w:t>
+      </w:r>
+      <w:r>
+        <w:t xml:space="preserve">lass selection was controlled </w:t>
+      </w:r>
+      <w:r>
+        <w:t>by subconscious forces emanat</w:t>
+      </w:r>
+      <w:r>
+        <w:t>ing from deep within the psyche, heavily influenced by race, identity and deep seated fears and desires.</w:t>
+      </w:r>
+    </w:p>
+    <w:p>
+      <w:r>
+        <w:t>Shape your desires and you shape your class.</w:t>
+      </w:r>
+    </w:p>
+    <w:p>
+      <w:r>
+        <w:t>In practice, Zanthal would probably get a warrior build. Toping at just over 3 meters, he was a massive man even by Nordic standards.</w:t>
       </w:r>
     </w:p>
     <w:p>
       <w:r>
         <w:lastRenderedPageBreak/>
-        <w:t>Worst, while synchronization took place, you were locked into the form. Only when synchronization completed could you synchronize with another species, or revert back to normal.</w:t>
-      </w:r>
-    </w:p>
-    <w:p>
-      <w:r>
-        <w:t>Then the creature started out as weak as a newborn. The powers needed to be nurtured and developed. That took time and effort. As a result, everyone with this class worked as a civilian.</w:t>
-      </w:r>
-    </w:p>
-    <w:p>
-      <w:r>
-        <w:t>Of course they did useful work, since their class abilities were amazing, especially after being nurtured for at least a decade.</w:t>
-      </w:r>
-    </w:p>
-    <w:p>
-      <w:r>
-        <w:t>However, in a world that respected strength, the polymorph class was considered the weakest of the combat classes. Some didn’t even consider it to be a combat class.</w:t>
-      </w:r>
-    </w:p>
-    <w:p>
-      <w:r>
-        <w:t xml:space="preserve">After the tragedy, </w:t>
-      </w:r>
-      <w:r>
-        <w:t xml:space="preserve">Zanthal </w:t>
-      </w:r>
-      <w:r>
-        <w:t xml:space="preserve">decided to </w:t>
-      </w:r>
-      <w:r>
-        <w:t>become a warrior and help protect the innocent people from the folly of the people in power.</w:t>
-      </w:r>
-    </w:p>
-    <w:p>
-      <w:r>
-        <w:t>He had to prevent the tragedies that took his friend’s lives from happening again.</w:t>
-      </w:r>
-    </w:p>
-    <w:p>
-      <w:r>
-        <w:t xml:space="preserve">After all, class selection was controlled </w:t>
-      </w:r>
-      <w:r>
-        <w:t>by subconscious forces emanating from deep within the psyche. Zanthal’s motives were clear –</w:t>
-      </w:r>
-      <w:r>
-        <w:t xml:space="preserve"> to become strong to protect the weak.</w:t>
-      </w:r>
-    </w:p>
-    <w:p>
-      <w:r>
-        <w:t>Zanthal had the build for warrior, which would help him gain power faster. Also, he did train every day and he was the strongest</w:t>
-      </w:r>
-      <w:r>
-        <w:t xml:space="preserve"> outside of warrior class users and cheaters who took advantage of their parents’ wealth.</w:t>
-      </w:r>
-    </w:p>
-    <w:p>
-      <w:r>
-        <w:t>It was entirely the stupid oligarch’s fault.</w:t>
-      </w:r>
-    </w:p>
-    <w:p>
-      <w:r>
-        <w:t>It happened over 90 years previously. Government scientists were experimenting on advanced quantum computers when their signals somehow caused a global quantum effect.</w:t>
-      </w:r>
-    </w:p>
-    <w:p>
-      <w:r>
-        <w:lastRenderedPageBreak/>
-        <w:t>At first no one noticed, and the incredibly profitable technology spread globally.</w:t>
-      </w:r>
-    </w:p>
-    <w:p>
-      <w:r>
-        <w:t>Then came reports of monsters appearing. No one took the reports seriously.</w:t>
-      </w:r>
-    </w:p>
-    <w:p>
-      <w:r>
-        <w:t>More monsters appeared and still no one believed.</w:t>
-      </w:r>
-    </w:p>
-    <w:p>
-      <w:r>
-        <w:t>Only when a city was destroyed did governments admit that the new quantum computers were causing problems.</w:t>
-      </w:r>
-    </w:p>
-    <w:p>
-      <w:r>
-        <w:t>And yet no one did anything.</w:t>
-      </w:r>
-    </w:p>
-    <w:p>
-      <w:r>
-        <w:t>Then the changes came. Mothers began giving birth to children that weren’t quite – human.</w:t>
-      </w:r>
-    </w:p>
-    <w:p>
-      <w:r>
-        <w:t>Countless children were killed and the global population plummeted.</w:t>
-      </w:r>
-    </w:p>
-    <w:p>
-      <w:r>
-        <w:t>Public outcry grew, eventually forcing the governments to shut down the machines.</w:t>
-      </w:r>
-    </w:p>
-    <w:p>
-      <w:r>
-        <w:t>It was too late.</w:t>
-      </w:r>
-    </w:p>
-    <w:p>
-      <w:r>
-        <w:t>Shutting down the machines did nothing. However, it did prevent the situation from becoming worse.</w:t>
-      </w:r>
-    </w:p>
-    <w:p>
-      <w:r>
-        <w:t>Laws were passed protecting the non-human children. This involved preventing parents from seeing ultrasounds</w:t>
-      </w:r>
-      <w:r>
-        <w:t>, tracking pregnancies, stiff fines</w:t>
-      </w:r>
-      <w:r>
-        <w:t xml:space="preserve"> and jail sentences</w:t>
-      </w:r>
-      <w:r>
-        <w:t>, and regulated births</w:t>
+        <w:t xml:space="preserve">Warriors had their manna flowing through </w:t>
+      </w:r>
+      <w:r>
+        <w:t>their bodies, as well as items bound to them</w:t>
+      </w:r>
+      <w:r>
+        <w:t>, giving them robust bodies</w:t>
+      </w:r>
+      <w:r>
+        <w:t xml:space="preserve"> and weapons</w:t>
       </w:r>
       <w:r>
         <w:t>.</w:t>
@@ -459,123 +401,7 @@
     </w:p>
     <w:p>
       <w:r>
-        <w:t>As a result of this, the world started filling with all sort of fantasy races, including elves, dwarves, m</w:t>
-      </w:r>
-      <w:r>
-        <w:t>erfolk</w:t>
-      </w:r>
-      <w:r>
-        <w:t xml:space="preserve">, </w:t>
-      </w:r>
-      <w:r>
-        <w:t>goblins</w:t>
-      </w:r>
-      <w:r>
-        <w:t>, beast kin, and other human variants.</w:t>
-      </w:r>
-    </w:p>
-    <w:p>
-      <w:r>
-        <w:t xml:space="preserve">Scientists scrambled to find an answer. Eventually they </w:t>
-      </w:r>
-      <w:r>
-        <w:t xml:space="preserve">postulated that </w:t>
-      </w:r>
-      <w:r>
-        <w:t xml:space="preserve">reality was like an endless ocean where the universe floated. The quantum interference had </w:t>
-      </w:r>
-      <w:r>
-        <w:t xml:space="preserve">somehow </w:t>
-      </w:r>
-      <w:r>
-        <w:t>shoved the entire plane</w:t>
-      </w:r>
-      <w:r>
-        <w:t>t</w:t>
-      </w:r>
-      <w:r>
-        <w:t xml:space="preserve"> below the surface, exposing the planet to the unnatural forces below.</w:t>
-      </w:r>
-    </w:p>
-    <w:p>
-      <w:r>
-        <w:lastRenderedPageBreak/>
-        <w:t>The biggest danger was the invasion of otherworldly creatures, hungry creatures.</w:t>
-      </w:r>
-    </w:p>
-    <w:p>
-      <w:r>
-        <w:t>The good news was that people began gaining powers, allowing them to fight the monsters.</w:t>
-      </w:r>
-    </w:p>
-    <w:p>
-      <w:r>
-        <w:t xml:space="preserve">The bad news was that the powers were erratic and hard to control. </w:t>
-      </w:r>
-      <w:r>
-        <w:t>Also, there was no guarantee you would ever awaken abilities.</w:t>
-      </w:r>
-    </w:p>
-    <w:p>
-      <w:r>
-        <w:t>Thankfully an alien race came and brought awakening capsule technology to the world.</w:t>
-      </w:r>
-    </w:p>
-    <w:p>
-      <w:r>
-        <w:t>Powered by crystals mined deep in the abyss</w:t>
-      </w:r>
-      <w:r>
-        <w:t>, these devices let people dependently gain classes.</w:t>
-      </w:r>
-    </w:p>
-    <w:p>
-      <w:r>
-        <w:t>Another perk was that each person gained an interface to let them view their stats. That took the concept of biofeedback to the next level. And yes, that interface connected directly to a person’s unconscious mind.</w:t>
-      </w:r>
-    </w:p>
-    <w:p>
-      <w:r>
-        <w:t>Zanthal was 16 years old and old enough for class selection.</w:t>
-      </w:r>
-    </w:p>
-    <w:p>
-      <w:r>
-        <w:t xml:space="preserve">The good news </w:t>
-      </w:r>
-      <w:r>
-        <w:t>about classes was that t</w:t>
-      </w:r>
-      <w:r>
-        <w:t>hey tended to be race specific.</w:t>
-      </w:r>
-    </w:p>
-    <w:p>
-      <w:r>
-        <w:t>That was great for Zanthal since he was a 3 meter tall giant</w:t>
-      </w:r>
-      <w:r>
-        <w:t>, officially called a Nordic</w:t>
-      </w:r>
-      <w:r>
-        <w:t>. They tended to have warrior-type classes. Their manna flowed through their bodies, as well as items bound to them</w:t>
-      </w:r>
-      <w:r>
-        <w:t>, giving them robust bodies.</w:t>
-      </w:r>
-    </w:p>
-    <w:p>
-      <w:r>
-        <w:t xml:space="preserve">Unfortunately, Bradley, that arrogant twit, was also a </w:t>
-      </w:r>
-      <w:r>
-        <w:t>Nordic</w:t>
-      </w:r>
-      <w:r>
-        <w:t>. He was bigger and stronger than</w:t>
-      </w:r>
-      <w:r>
-        <w:t xml:space="preserve"> Zanthal, but only because his rich parents used their wealth to give him an unfair advantage.</w:t>
+        <w:t>Unfortunately, Gareth, that arrogant twit, was also a Nordic. He was bigger and stronger than Zanthal, but only because his rich parents used their wealth to give him an unfair advantage.</w:t>
       </w:r>
     </w:p>
     <w:p>
@@ -583,47 +409,61 @@
         <w:t xml:space="preserve">Off to the side, Zanthal spotted the elf girl Aeloria, the prettiest, smartest and most popular girl in school. She </w:t>
       </w:r>
       <w:r>
-        <w:t xml:space="preserve">was the youngest daughter of Duke </w:t>
+        <w:t>was the youngest daughter of D</w:t>
+      </w:r>
+      <w:r>
+        <w:t xml:space="preserve">uke Barran of the </w:t>
       </w:r>
       <w:proofErr w:type="spellStart"/>
       <w:r>
-        <w:t>Barran</w:t>
+        <w:t>Taria</w:t>
       </w:r>
       <w:proofErr w:type="spellEnd"/>
       <w:r>
-        <w:t xml:space="preserve"> of the </w:t>
-      </w:r>
-      <w:proofErr w:type="spellStart"/>
-      <w:r>
-        <w:t>Taria</w:t>
-      </w:r>
-      <w:proofErr w:type="spellEnd"/>
-      <w:r>
-        <w:t xml:space="preserve"> Dukedom.</w:t>
-      </w:r>
-    </w:p>
-    <w:p>
-      <w:r>
-        <w:lastRenderedPageBreak/>
-        <w:t>Of course everyone here was from prominent families</w:t>
-      </w:r>
-      <w:r>
-        <w:t>.</w:t>
-      </w:r>
-    </w:p>
-    <w:p>
-      <w:r>
-        <w:t>Only Zanthal was a standout, coming from a rural town, some said should have been abandoned long ago.</w:t>
-      </w:r>
-    </w:p>
-    <w:p>
-      <w:r>
-        <w:t>Aeloria stood next to a goblin girl who was rather pretty with her green skin. Strangely, goblins could use photosynthesis. Unfortunately or fortunately they still needed to eat.</w:t>
-      </w:r>
-    </w:p>
-    <w:p>
-      <w:r>
-        <w:t>“Okay everyone, we will do this in alphabetical order,” the teacher called out. “Come to a capsule when your name appears on the screen.”</w:t>
+        <w:t xml:space="preserve"> Dukedom, proving that wealth conquered all.</w:t>
+      </w:r>
+    </w:p>
+    <w:p>
+      <w:r>
+        <w:t xml:space="preserve">Of course everyone </w:t>
+      </w:r>
+      <w:r>
+        <w:t>at the King Arthur Academy was an elite of the Graden kingdom.</w:t>
+      </w:r>
+    </w:p>
+    <w:p>
+      <w:r>
+        <w:t xml:space="preserve">Only Zanthal was a standout, coming from a rural </w:t>
+      </w:r>
+      <w:r>
+        <w:t>town</w:t>
+      </w:r>
+      <w:r>
+        <w:t>, some said should have been abandoned long ago.</w:t>
+      </w:r>
+    </w:p>
+    <w:p>
+      <w:r>
+        <w:t>Aeloria stood next to a goblin girl who was rather pretty with her green skin.</w:t>
+      </w:r>
+      <w:r>
+        <w:t xml:space="preserve"> They tended to have nature-based classes.</w:t>
+      </w:r>
+    </w:p>
+    <w:p>
+      <w:r>
+        <w:t>Strangely, goblins could use photosynthesis. Unfortunately or fortunately they still needed to eat.</w:t>
+      </w:r>
+    </w:p>
+    <w:p>
+      <w:r>
+        <w:t xml:space="preserve">“Okay everyone, we will do this in alphabetical order,” </w:t>
+      </w:r>
+      <w:r>
+        <w:t xml:space="preserve">Ralph Henning, </w:t>
+      </w:r>
+      <w:r>
+        <w:t>the teacher called out. “Come to a capsule when your name appears on the screen.”</w:t>
       </w:r>
     </w:p>
     <w:p>
@@ -633,7 +473,10 @@
     </w:p>
     <w:p>
       <w:r>
-        <w:t>Aeloria entered the capsule</w:t>
+        <w:t xml:space="preserve">Aeloria entered the </w:t>
+      </w:r>
+      <w:r>
+        <w:t>chamber</w:t>
       </w:r>
       <w:r>
         <w:t>.</w:t>
@@ -652,15 +495,37 @@
         <w:rPr>
           <w:i/>
         </w:rPr>
-        <w:t>That’s a powerful class,</w:t>
-      </w:r>
-      <w:r>
-        <w:t xml:space="preserve"> Zanthal mused to himself. He turned away, knowing he was just a villager, never destined to meet such a cute girl.</w:t>
-      </w:r>
-    </w:p>
-    <w:p>
-      <w:r>
-        <w:t>Zanthal spent his time observing and rating all the cute girls.</w:t>
+        <w:t>That’s a powerful class</w:t>
+      </w:r>
+      <w:r>
+        <w:rPr>
+          <w:i/>
+        </w:rPr>
+        <w:t xml:space="preserve"> and hardly surprising</w:t>
+      </w:r>
+      <w:r>
+        <w:rPr>
+          <w:i/>
+        </w:rPr>
+        <w:t>,</w:t>
+      </w:r>
+      <w:r>
+        <w:t xml:space="preserve"> Zanthal mused to himself. He turned away, knowing he was just a villager, never destined to </w:t>
+      </w:r>
+      <w:r>
+        <w:t>know</w:t>
+      </w:r>
+      <w:r>
+        <w:t xml:space="preserve"> such a cute girl.</w:t>
+      </w:r>
+    </w:p>
+    <w:p>
+      <w:r>
+        <w:lastRenderedPageBreak/>
+        <w:t>However, since he was here, there was no reason not to enjoy the sight of all the</w:t>
+      </w:r>
+      <w:r>
+        <w:t xml:space="preserve"> cute girls.</w:t>
       </w:r>
     </w:p>
     <w:p>
@@ -668,7 +533,13 @@
         <w:t>Finally Zanthal’s time came and he entered the capsule.</w:t>
       </w:r>
       <w:r>
-        <w:t xml:space="preserve"> A device clamped on his head and a pain shoot through his brain. It was gone a moment later and he had a dream he couldn’t remember.</w:t>
+        <w:t xml:space="preserve"> A device clamped on</w:t>
+      </w:r>
+      <w:r>
+        <w:t>to</w:t>
+      </w:r>
+      <w:r>
+        <w:t xml:space="preserve"> his head and a pain shoot through his brain. It was gone a moment later and he had a dream he couldn’t remember.</w:t>
       </w:r>
     </w:p>
     <w:p>
@@ -696,46 +567,69 @@
     </w:p>
     <w:p>
       <w:r>
+        <w:t>“I can’t believe it,” Bradley said, laughing like an idiot. “You are a lame polymorph. That’s worse than the utility classes. At least they can do useful thing such cook for me and clean my toilet.”</w:t>
+      </w:r>
+    </w:p>
+    <w:p>
+      <w:r>
+        <w:t>Zanthal ignored the ass and tried to walk past.</w:t>
+      </w:r>
+    </w:p>
+    <w:p>
+      <w:r>
+        <w:t>Bradley tripped Zanthal</w:t>
+      </w:r>
+      <w:r>
+        <w:t>.</w:t>
+      </w:r>
+      <w:r>
+        <w:t xml:space="preserve"> </w:t>
+      </w:r>
+      <w:r>
+        <w:t>H</w:t>
+      </w:r>
+      <w:r>
+        <w:t>e stumbled forward and slammed into Aeloria.</w:t>
+      </w:r>
+    </w:p>
+    <w:p>
+      <w:r>
+        <w:t>At the last possible moment Zanthal t</w:t>
+      </w:r>
+      <w:r>
+        <w:t>wisted his body and fell to the ground with a loud thump, shaking the room in the process. Aeloria landed on top of him.</w:t>
+      </w:r>
+    </w:p>
+    <w:p>
+      <w:r>
+        <w:t xml:space="preserve">“Mr. Bradley, what the hell are you doing?” </w:t>
+      </w:r>
+      <w:r>
+        <w:t>Professor</w:t>
+      </w:r>
+      <w:r>
+        <w:t xml:space="preserve"> Dalton demanded. “I will not have violence in class.”</w:t>
+      </w:r>
+    </w:p>
+    <w:p>
+      <w:r>
+        <w:t>Other teachers approached, attracted by the commotion.</w:t>
+      </w:r>
+    </w:p>
+    <w:p>
+      <w:r>
+        <w:t xml:space="preserve">“Oh my God, I’m so sorry,” Zanthal said in his deep </w:t>
+      </w:r>
+      <w:r>
+        <w:t xml:space="preserve">resounding </w:t>
+      </w:r>
+      <w:r>
+        <w:t>voice. “I didn’t mean to hurt you. Are you okay?”</w:t>
+      </w:r>
+    </w:p>
+    <w:p>
+      <w:r>
         <w:lastRenderedPageBreak/>
-        <w:t>“I can’t believe it,” Bradley said, laughing like an idiot. “You are a lame polymorph. That’s worse than the utility classes. At least they can do useful thing such cook for me and clean my toilet.”</w:t>
-      </w:r>
-    </w:p>
-    <w:p>
-      <w:r>
-        <w:t>Zanthal ignored the ass and tried to walk past.</w:t>
-      </w:r>
-    </w:p>
-    <w:p>
-      <w:r>
-        <w:t>Bradley tripped Zanthal and he stumbled forward, and slammed into Aeloria.</w:t>
-      </w:r>
-    </w:p>
-    <w:p>
-      <w:r>
-        <w:t>At the last possible moment Zanthal t</w:t>
-      </w:r>
-      <w:r>
-        <w:t>wisted his body and fell to the ground with a loud thump, shaking the room in the process. Aeloria landed on top of him.</w:t>
-      </w:r>
-    </w:p>
-    <w:p>
-      <w:r>
-        <w:t>“Mr. Bradley, what the hell are you doing?” the teacher, Mr. Dalton demanded. “I will not have violence in class.”</w:t>
-      </w:r>
-    </w:p>
-    <w:p>
-      <w:r>
-        <w:t xml:space="preserve">“Oh my God, I’m so sorry,” Zanthal said in his deep </w:t>
-      </w:r>
-      <w:r>
-        <w:t xml:space="preserve">resounding </w:t>
-      </w:r>
-      <w:r>
-        <w:t>voice. “I didn’t mean to hurt you. Are you okay?”</w:t>
-      </w:r>
-    </w:p>
-    <w:p>
-      <w:r>
         <w:t>Aeloria nodded and said, “I’m fine. You just startled me. More importantly, are you okay?”</w:t>
       </w:r>
     </w:p>
@@ -757,7 +651,16 @@
     </w:p>
     <w:p>
       <w:r>
-        <w:t>“But that looked painful,” Aeloria said.</w:t>
+        <w:t>“But that</w:t>
+      </w:r>
+      <w:r>
+        <w:t xml:space="preserve"> fall</w:t>
+      </w:r>
+      <w:r>
+        <w:t xml:space="preserve"> looked painful,” Aeloria objected</w:t>
+      </w:r>
+      <w:r>
+        <w:t>.</w:t>
       </w:r>
     </w:p>
     <w:p>
@@ -781,33 +684,90 @@
     </w:p>
     <w:p>
       <w:r>
-        <w:t>Aeloria jumped up in fright and the teacher approached. “Do you need medical treatment Mr. Zanthal?”</w:t>
+        <w:t xml:space="preserve">Aeloria jumped up in fright and </w:t>
+      </w:r>
+      <w:r>
+        <w:t xml:space="preserve">Dalton </w:t>
+      </w:r>
+      <w:r>
+        <w:t>approached. “Do you need medical treatment Mr. Zanthal?”</w:t>
+      </w:r>
+    </w:p>
+    <w:p>
+      <w:r>
+        <w:t xml:space="preserve">“My class skill is activating, </w:t>
+      </w:r>
+      <w:r>
+        <w:t>Professor</w:t>
+      </w:r>
+      <w:r>
+        <w:t>,” Zanthal said in terror. He got up and said, “I need to get out of here before it fully activates</w:t>
+      </w:r>
+      <w:r>
+        <w:t>.</w:t>
+      </w:r>
+      <w:r>
+        <w:t xml:space="preserve"> I don’t know how to stop it.”</w:t>
+      </w:r>
+    </w:p>
+    <w:p>
+      <w:r>
+        <w:t>“Calm down and tell me what the problem is,” Dalton said.</w:t>
+      </w:r>
+    </w:p>
+    <w:p>
+      <w:r>
+        <w:t>“My class is Fair Polymorph,” Zanthal said. “I think you can guess</w:t>
+      </w:r>
+      <w:r>
+        <w:t xml:space="preserve"> what that means</w:t>
+      </w:r>
+      <w:r>
+        <w:t>. I can feel the changes. For Aeloria’s dignity, I ask you find a private room for me.”</w:t>
+      </w:r>
+    </w:p>
+    <w:p>
+      <w:r>
+        <w:t>“No,” Aeloria said, horrified. “</w:t>
+      </w:r>
+      <w:r>
+        <w:t>Professor</w:t>
+      </w:r>
+      <w:r>
+        <w:t xml:space="preserve"> Dalton, we need a private room now.”</w:t>
+      </w:r>
+    </w:p>
+    <w:p>
+      <w:r>
+        <w:t>“</w:t>
+      </w:r>
+      <w:r>
+        <w:t>Come you two. I’ll take you to a teacher’s washroom. How much time do you have?</w:t>
+      </w:r>
+      <w:r>
+        <w:t>” Dalton asked.</w:t>
+      </w:r>
+    </w:p>
+    <w:p>
+      <w:r>
+        <w:t>“5, maybe 10 minutes,” Zanthal said. “I feel all sorts of weird pulling sensations.”</w:t>
       </w:r>
     </w:p>
     <w:p>
       <w:r>
         <w:lastRenderedPageBreak/>
-        <w:t>“My class skill is activating, Mr. Dalton,” Zanthal said in terror. He got up and said, “I need to get out of here before it fully activates? I don’t know how to stop it.”</w:t>
-      </w:r>
-    </w:p>
-    <w:p>
-      <w:r>
-        <w:t>“Calm down and tell me what the problem is,” Dalton said.</w:t>
-      </w:r>
-    </w:p>
-    <w:p>
-      <w:r>
-        <w:t>“My class is Fair Polymorph,” Zanthal said. “I think you can guess. I can feel the changes. For Aeloria’s dignity, I ask you find a private room for me.”</w:t>
-      </w:r>
-    </w:p>
-    <w:p>
-      <w:r>
-        <w:t>“No,” Aeloria said, horrified. “Mr. Dalton, we need a private room now.”</w:t>
-      </w:r>
-    </w:p>
-    <w:p>
-      <w:r>
-        <w:t>“Everyone, study your classes,” Dalton said aloud. “Come you two. I’ll take you to a teacher’s washroom. How much time do you have?</w:t>
+        <w:t xml:space="preserve">“I can’t believe you’re turning to girl,” </w:t>
+      </w:r>
+      <w:r>
+        <w:t>Gareth called out, laughing like an idiot.</w:t>
+      </w:r>
+      <w:r>
+        <w:t xml:space="preserve"> “That’s so funny.”</w:t>
+      </w:r>
+    </w:p>
+    <w:p>
+      <w:r>
+        <w:t>“Shut up Gareth,” Aeloria said angrily. “This isn’t funny.”</w:t>
       </w:r>
     </w:p>
     <w:p>
@@ -817,11 +777,6 @@
     </w:p>
     <w:p>
       <w:r>
-        <w:t>“5 minutes at most,” Zanthal said.</w:t>
-      </w:r>
-    </w:p>
-    <w:p>
-      <w:r>
         <w:t>“Are you shrinking?” Aeloria asked.</w:t>
       </w:r>
     </w:p>
@@ -837,12 +792,36 @@
     </w:p>
     <w:p>
       <w:r>
-        <w:t>Finally they arrived at a washroom, when Zanthal lost almost 1 meter of height.</w:t>
-      </w:r>
-    </w:p>
-    <w:p>
-      <w:r>
-        <w:t>“Mr. Dalton, please get a boy’s school uniform for me, one that will fit Aeloria,” Zanthal said.</w:t>
+        <w:t xml:space="preserve">Finally they arrived at a washroom, when Zanthal lost almost </w:t>
+      </w:r>
+      <w:r>
+        <w:t>60</w:t>
+      </w:r>
+      <w:r>
+        <w:t xml:space="preserve"> </w:t>
+      </w:r>
+      <w:r>
+        <w:t>centi</w:t>
+      </w:r>
+      <w:r>
+        <w:t>meter of height.</w:t>
+      </w:r>
+    </w:p>
+    <w:p>
+      <w:r>
+        <w:t>“</w:t>
+      </w:r>
+      <w:r>
+        <w:t>Professor</w:t>
+      </w:r>
+      <w:r>
+        <w:t xml:space="preserve"> Dalton, please get </w:t>
+      </w:r>
+      <w:r>
+        <w:t xml:space="preserve">me </w:t>
+      </w:r>
+      <w:r>
+        <w:t>a boy’s school uniform, one that will fit Aeloria,” Zanthal said.</w:t>
       </w:r>
     </w:p>
     <w:p>
@@ -857,38 +836,610 @@
     </w:p>
     <w:p>
       <w:r>
+        <w:t>“I’m not grossed out,” Aeloria</w:t>
+      </w:r>
+      <w:r>
+        <w:t xml:space="preserve"> said. “I like Nordics. I think they are attractive, and you are </w:t>
+      </w:r>
+      <w:r>
+        <w:t xml:space="preserve">smart and </w:t>
+      </w:r>
+      <w:r>
+        <w:t>handsome.”</w:t>
+      </w:r>
+    </w:p>
+    <w:p>
+      <w:r>
+        <w:t>“Oh great,” Zanthal grumbled. “I discover the cutest girl in the country likes me, and now I’m losing my appearance. What a horrible day. And now my voice is changing.”</w:t>
+      </w:r>
+    </w:p>
+    <w:p>
+      <w:r>
+        <w:t>“I didn’t know that Nordics could be gentle,” Aeloria said. “</w:t>
+      </w:r>
+      <w:r>
+        <w:t>The Nordics I know are</w:t>
+      </w:r>
+      <w:r>
+        <w:t xml:space="preserve"> rather </w:t>
+      </w:r>
+      <w:r>
+        <w:t xml:space="preserve">violent, </w:t>
+      </w:r>
+      <w:r>
+        <w:t>rough and crude.”</w:t>
+      </w:r>
+    </w:p>
+    <w:p>
+      <w:r>
+        <w:t>“Why do you think I’m gentle?” Zanthal asked. “You do know I can bench-press a cow, don’t you?”</w:t>
+      </w:r>
+    </w:p>
+    <w:p>
+      <w:r>
         <w:lastRenderedPageBreak/>
-        <w:t>“I’m not grossed out,” Aeloria</w:t>
-      </w:r>
-      <w:r>
-        <w:t xml:space="preserve"> said. “I like Nordics. I think they are attractive, and you are handsome.”</w:t>
-      </w:r>
-    </w:p>
-    <w:p>
-      <w:r>
-        <w:t>“Oh great,” Zanthal grumbled. “I discover the cutest girl in the country likes me, and now I’m losing my appearance. What a horrible day. And now my voice is changing.”</w:t>
-      </w:r>
-    </w:p>
-    <w:p>
-      <w:r>
-        <w:t>“I didn’t know that Nordics could be gentle,” Aeloria said. “Everyone I know is rather rough and crude.”</w:t>
-      </w:r>
-    </w:p>
-    <w:p>
-      <w:r>
-        <w:t>“I do have that crude side in me,” Zanthal said. “But I don’t like seeing people get hurt. My town was wiped out and I don’t want that to happen</w:t>
-      </w:r>
-      <w:r>
-        <w:t xml:space="preserve"> again</w:t>
-      </w:r>
-      <w:r>
-        <w:t xml:space="preserve">. I especially </w:t>
-      </w:r>
-      <w:r>
-        <w:t xml:space="preserve">don’t </w:t>
-      </w:r>
-      <w:r>
-        <w:t>want to hurt people.</w:t>
+        <w:t>“</w:t>
+      </w:r>
+      <w:r>
+        <w:t>Your face,” Aeloria said. “That looks disturbing. That must be that uncanny valley thing.”</w:t>
+      </w:r>
+    </w:p>
+    <w:p>
+      <w:r>
+        <w:t>“Sorry,” Zanthal said and hugged himself.</w:t>
+      </w:r>
+      <w:r>
+        <w:t xml:space="preserve"> His chest was </w:t>
+      </w:r>
+      <w:r>
+        <w:t>feeling entirely too sensitive.</w:t>
+      </w:r>
+    </w:p>
+    <w:p>
+      <w:r>
+        <w:t>For a moment no one spoke.</w:t>
+      </w:r>
+    </w:p>
+    <w:p>
+      <w:r>
+        <w:t>“</w:t>
+      </w:r>
+      <w:r>
+        <w:t xml:space="preserve">I feel the physical process has completed,” </w:t>
+      </w:r>
+      <w:r>
+        <w:t>Zanthal said. “I still don’t understand why you aren’t grossed out.”</w:t>
+      </w:r>
+    </w:p>
+    <w:p>
+      <w:r>
+        <w:t>“Why would I be grossed out? I now have a new twin sister,” Aeloria said</w:t>
+      </w:r>
+      <w:r>
+        <w:t>, smiling.</w:t>
+      </w:r>
+    </w:p>
+    <w:p>
+      <w:r>
+        <w:t>“Somehow that doesn’t make me happy,” Zanthal said.</w:t>
+      </w:r>
+    </w:p>
+    <w:p>
+      <w:r>
+        <w:t>There was a knock on the door and Aeloria opened it.</w:t>
+      </w:r>
+    </w:p>
+    <w:p>
+      <w:r>
+        <w:t>“Here are the clothes, including undergarments base on your size,” Dalton said.</w:t>
+      </w:r>
+    </w:p>
+    <w:p>
+      <w:r>
+        <w:t>“Thanks professor,” Aeloria said and closed the door.</w:t>
+      </w:r>
+    </w:p>
+    <w:p>
+      <w:r>
+        <w:t>“Stop looking as if you’re going to your funeral,” Aeloria said, annoyed. “I’m not ugly.”</w:t>
+      </w:r>
+    </w:p>
+    <w:p>
+      <w:r>
+        <w:t xml:space="preserve">“I’m </w:t>
+      </w:r>
+      <w:r>
+        <w:t>painfully</w:t>
+      </w:r>
+      <w:r>
+        <w:t xml:space="preserve"> aware how pretty you are,” Zanthal said. </w:t>
+      </w:r>
+      <w:r>
+        <w:t>“But that beauty should be on you, not me.</w:t>
+      </w:r>
+    </w:p>
+    <w:p>
+      <w:r>
+        <w:t>“My class comes with a costume skill. I’m using it to dismiss my clothes.”</w:t>
+      </w:r>
+    </w:p>
+    <w:p>
+      <w:r>
+        <w:t xml:space="preserve">Zanthal closed his eyes </w:t>
+      </w:r>
+      <w:r>
+        <w:t xml:space="preserve">and stood up. </w:t>
+      </w:r>
+      <w:r>
+        <w:t>“Okay, help me dress.”</w:t>
+      </w:r>
+    </w:p>
+    <w:p>
+      <w:r>
+        <w:t>“Lift your arms,” Aeloria said.</w:t>
+      </w:r>
+    </w:p>
+    <w:p>
+      <w:r>
+        <w:t xml:space="preserve">“Aah, ugh, </w:t>
+      </w:r>
+      <w:proofErr w:type="spellStart"/>
+      <w:r>
+        <w:t>grr</w:t>
+      </w:r>
+      <w:proofErr w:type="spellEnd"/>
+      <w:r>
+        <w:t>,” Zanthal grunted in discomfort when the bra touched him.</w:t>
+      </w:r>
+    </w:p>
+    <w:p>
+      <w:r>
+        <w:lastRenderedPageBreak/>
+        <w:t>“Stop making those sounds,” Aeloria scolded.</w:t>
+      </w:r>
+    </w:p>
+    <w:p>
+      <w:r>
+        <w:t xml:space="preserve">“Can’t help it,” Zanthal said. “What I’m feeling is incredibly disturbing. </w:t>
+      </w:r>
+      <w:r>
+        <w:t>These things</w:t>
+      </w:r>
+      <w:r>
+        <w:t xml:space="preserve"> are too sensitive.”</w:t>
+      </w:r>
+    </w:p>
+    <w:p>
+      <w:pPr>
+        <w:pStyle w:val="H2"/>
+      </w:pPr>
+      <w:r>
+        <w:lastRenderedPageBreak/>
+        <w:t>Adapting to the Changes</w:t>
+      </w:r>
+    </w:p>
+    <w:p>
+      <w:pPr>
+        <w:pStyle w:val="Quote1"/>
+      </w:pPr>
+    </w:p>
+    <w:p>
+      <w:r>
+        <w:t xml:space="preserve">Zanthal donned </w:t>
+      </w:r>
+      <w:r>
+        <w:t xml:space="preserve">the </w:t>
+      </w:r>
+      <w:r>
+        <w:t>underwear</w:t>
+      </w:r>
+      <w:r>
+        <w:t xml:space="preserve"> and finally the shirt and pants</w:t>
+      </w:r>
+      <w:r>
+        <w:t>.</w:t>
+      </w:r>
+    </w:p>
+    <w:p>
+      <w:r>
+        <w:t xml:space="preserve">With pants in place </w:t>
+      </w:r>
+      <w:r>
+        <w:t>Zanthal</w:t>
+      </w:r>
+      <w:r>
+        <w:t xml:space="preserve"> opened his eyes and put his tie on. Finally came the new shoes and jacket.</w:t>
+      </w:r>
+    </w:p>
+    <w:p>
+      <w:r>
+        <w:t>“At least this is comfortable,” Zanthal said. “The worst of the pain is over, for now.”</w:t>
+      </w:r>
+    </w:p>
+    <w:p>
+      <w:r>
+        <w:t xml:space="preserve">Zanthal reached for the door handle and </w:t>
+      </w:r>
+      <w:r>
+        <w:t>missed</w:t>
+      </w:r>
+      <w:r>
+        <w:t>.</w:t>
+      </w:r>
+      <w:r>
+        <w:t xml:space="preserve"> He adjusted his aim and opened the door.</w:t>
+      </w:r>
+    </w:p>
+    <w:p>
+      <w:r>
+        <w:t>They stepped out and greeted the teacher.</w:t>
+      </w:r>
+    </w:p>
+    <w:p>
+      <w:r>
+        <w:t xml:space="preserve">“I will need to get used to being short,” Zanthal </w:t>
+      </w:r>
+      <w:r>
+        <w:t>grumbled</w:t>
+      </w:r>
+      <w:r>
+        <w:t xml:space="preserve"> as he looked at his teacher.</w:t>
+      </w:r>
+    </w:p>
+    <w:p>
+      <w:r>
+        <w:t>“I’m no short,” Aeloria said, indignantly.</w:t>
+      </w:r>
+    </w:p>
+    <w:p>
+      <w:r>
+        <w:t>“I never said you were,” Zanthal said. “However, I did lose over 1</w:t>
+      </w:r>
+      <w:r>
+        <w:t>0</w:t>
+      </w:r>
+      <w:r>
+        <w:t>0 cm of height.”</w:t>
+      </w:r>
+    </w:p>
+    <w:p>
+      <w:r>
+        <w:t>“Come you two, the principle wants to see you,” Dalton said. “Everyone is curious to know about this new class variant.”</w:t>
+      </w:r>
+    </w:p>
+    <w:p>
+      <w:r>
+        <w:t xml:space="preserve">They exited the building and walked </w:t>
+      </w:r>
+      <w:r>
+        <w:t xml:space="preserve">through </w:t>
+      </w:r>
+      <w:r>
+        <w:t>the sprawling campus of th</w:t>
+      </w:r>
+      <w:r>
+        <w:t>e</w:t>
+      </w:r>
+      <w:r>
+        <w:t xml:space="preserve"> </w:t>
+      </w:r>
+      <w:r>
+        <w:t>prestigious</w:t>
+      </w:r>
+      <w:r>
+        <w:t xml:space="preserve"> school</w:t>
+      </w:r>
+      <w:r>
+        <w:t>.</w:t>
+      </w:r>
+    </w:p>
+    <w:p>
+      <w:r>
+        <w:t>“I wish I could put a bag on my head,” Zanthal said.</w:t>
+      </w:r>
+    </w:p>
+    <w:p>
+      <w:r>
+        <w:t>“Stop complaining,” Aeloria scolded. “You’re making me feel self-conscious.”</w:t>
+      </w:r>
+    </w:p>
+    <w:p>
+      <w:r>
+        <w:t xml:space="preserve">They entered a research building in the university section of campus. Two versions of Aeloria entered </w:t>
+      </w:r>
+      <w:r>
+        <w:t>an</w:t>
+      </w:r>
+      <w:r>
+        <w:t xml:space="preserve"> </w:t>
+      </w:r>
+      <w:r>
+        <w:t>examination room</w:t>
+      </w:r>
+      <w:r>
+        <w:t>. One had a male uniform and a red face.</w:t>
+      </w:r>
+    </w:p>
+    <w:p>
+      <w:r>
+        <w:lastRenderedPageBreak/>
+        <w:t xml:space="preserve">“Ah Mr. Zanthal, thank you for coming,” </w:t>
+      </w:r>
+      <w:r>
+        <w:t xml:space="preserve">Principle Rachael Sara </w:t>
+      </w:r>
+      <w:r>
+        <w:t>said. She introduced the people in the room.</w:t>
+      </w:r>
+    </w:p>
+    <w:p>
+      <w:r>
+        <w:t xml:space="preserve">“Please enter that medical capsule,” a Dr. Brenda said. </w:t>
+      </w:r>
+      <w:r>
+        <w:t>“What can you say about this class and how did you obtain it?”</w:t>
+      </w:r>
+    </w:p>
+    <w:p>
+      <w:r>
+        <w:t xml:space="preserve">“It all happened when I was 6 years old,” Zanthal said. “I was </w:t>
+      </w:r>
+      <w:r>
+        <w:t>in the back woods</w:t>
+      </w:r>
+      <w:r>
+        <w:t xml:space="preserve"> when I saw this dude taking a shower. That was the most repulsive, the most disgusting sight I have ever seen in my life.</w:t>
+      </w:r>
+    </w:p>
+    <w:p>
+      <w:r>
+        <w:t>“Ever since, I have viewed the male body as being repulsive,” Zanthal said. “I especially hate male animals with their dangly bits.”</w:t>
+      </w:r>
+    </w:p>
+    <w:p>
+      <w:r>
+        <w:t>A picture appeared on a screen in front of Zanthal.</w:t>
+      </w:r>
+    </w:p>
+    <w:p>
+      <w:r>
+        <w:t>Zanthal look</w:t>
+      </w:r>
+      <w:r>
+        <w:t>ed</w:t>
+      </w:r>
+      <w:r>
+        <w:t xml:space="preserve"> and jerked away, feel nauseous.</w:t>
+      </w:r>
+      <w:r>
+        <w:t xml:space="preserve"> The offensive image disappeared.</w:t>
+      </w:r>
+    </w:p>
+    <w:p>
+      <w:r>
+        <w:t>For the next several minutes the scientists discussed the machine findings.</w:t>
+      </w:r>
+    </w:p>
+    <w:p>
+      <w:r>
+        <w:t>“First, I can say that the transformation is complete, down to the cellular structure</w:t>
+      </w:r>
+      <w:r>
+        <w:t xml:space="preserve"> and DNA</w:t>
+      </w:r>
+      <w:r>
+        <w:t xml:space="preserve">,” </w:t>
+      </w:r>
+      <w:r>
+        <w:t xml:space="preserve">a </w:t>
+      </w:r>
+      <w:r>
+        <w:t>Dr. Willows said. “This is natural for the polymorph class.</w:t>
+      </w:r>
+    </w:p>
+    <w:p>
+      <w:r>
+        <w:t xml:space="preserve">“Second, </w:t>
+      </w:r>
+      <w:r>
+        <w:t xml:space="preserve">Mr. Zanthal’s </w:t>
+      </w:r>
+      <w:r>
+        <w:t xml:space="preserve">body is being flooded with high levels of </w:t>
+      </w:r>
+      <w:r>
+        <w:t>adrenaline</w:t>
+      </w:r>
+      <w:r>
+        <w:t xml:space="preserve"> and </w:t>
+      </w:r>
+      <w:r>
+        <w:t>cortisol</w:t>
+      </w:r>
+      <w:r>
+        <w:t xml:space="preserve">. </w:t>
+      </w:r>
+      <w:r>
+        <w:t>His b</w:t>
+      </w:r>
+      <w:r>
+        <w:t>lood pressure is dangerously high</w:t>
+      </w:r>
+      <w:r>
+        <w:t xml:space="preserve"> and he has an erratic heartbeat</w:t>
+      </w:r>
+      <w:r>
+        <w:t xml:space="preserve">. </w:t>
+      </w:r>
+      <w:r>
+        <w:t xml:space="preserve">Mr. </w:t>
+      </w:r>
+      <w:r>
+        <w:t>Zanthal is suffering from an anxiety attack.</w:t>
+      </w:r>
+    </w:p>
+    <w:p>
+      <w:r>
+        <w:t xml:space="preserve">“I’m just surprised </w:t>
+      </w:r>
+      <w:r>
+        <w:t xml:space="preserve">Mr. </w:t>
+      </w:r>
+      <w:r>
+        <w:t>Zanthal hasn’t fainted.</w:t>
+      </w:r>
+    </w:p>
+    <w:p>
+      <w:r>
+        <w:t xml:space="preserve">“Unfortunately I can’t subscribe a sedative, since that would </w:t>
+      </w:r>
+      <w:r>
+        <w:t>interfere with synchronization.</w:t>
+      </w:r>
+    </w:p>
+    <w:p>
+      <w:r>
+        <w:t>“Third, I’m calling him Mr. because it’s reducing his anxiety.</w:t>
+      </w:r>
+    </w:p>
+    <w:p>
+      <w:r>
+        <w:lastRenderedPageBreak/>
+        <w:t xml:space="preserve">“Finally </w:t>
+      </w:r>
+      <w:r>
+        <w:t xml:space="preserve">Mr. Zanthal </w:t>
+      </w:r>
+      <w:r>
+        <w:t>wasn</w:t>
+      </w:r>
+      <w:r>
+        <w:t xml:space="preserve">’t joking about his emotional trauma,” Dr. Willows said. “It’s definitely real and </w:t>
+      </w:r>
+      <w:r>
+        <w:t>unique in its severity. I’ve never heard of such an extreme case.”</w:t>
+      </w:r>
+    </w:p>
+    <w:p>
+      <w:r>
+        <w:t>“In case you are wondering, I never look at myself when changing or showering,” Zanthal said.</w:t>
+      </w:r>
+    </w:p>
+    <w:p>
+      <w:r>
+        <w:t>“I always admired powerful monsters such as dragons, phoenixes, krakens, and griffins. Not griffins, but any of the powerful creatures. As a child I felt I could use that to defeat the monsters.”</w:t>
+      </w:r>
+    </w:p>
+    <w:p>
+      <w:proofErr w:type="gramStart"/>
+      <w:r>
+        <w:t>“Why not griffins?”</w:t>
+      </w:r>
+      <w:proofErr w:type="gramEnd"/>
+      <w:r>
+        <w:t xml:space="preserve"> Dr. Susan asked.</w:t>
+      </w:r>
+    </w:p>
+    <w:p>
+      <w:r>
+        <w:t>“Because of the dangly bits, of course,” Zanthal said</w:t>
+      </w:r>
+      <w:r>
+        <w:t>, frowning</w:t>
+      </w:r>
+      <w:r>
+        <w:t>.</w:t>
+      </w:r>
+      <w:r>
+        <w:t xml:space="preserve"> “They </w:t>
+      </w:r>
+      <w:r>
+        <w:t xml:space="preserve">always </w:t>
+      </w:r>
+      <w:r>
+        <w:t>look as if they are perpetually defecating.”</w:t>
+      </w:r>
+    </w:p>
+    <w:p>
+      <w:r>
+        <w:t>“</w:t>
+      </w:r>
+      <w:proofErr w:type="spellStart"/>
+      <w:r>
+        <w:t>Ew</w:t>
+      </w:r>
+      <w:proofErr w:type="spellEnd"/>
+      <w:r>
+        <w:t>,” Aeloria exclaimed. “What a gross analogy.”</w:t>
+      </w:r>
+    </w:p>
+    <w:p>
+      <w:r>
+        <w:t xml:space="preserve">“Gross but true,” Zanthal said. </w:t>
+      </w:r>
+      <w:r>
+        <w:t>“Fair Polymorph allows me to sync</w:t>
+      </w:r>
+      <w:r>
+        <w:t>hronize with not just a species</w:t>
+      </w:r>
+      <w:r>
+        <w:t>, but with a</w:t>
+      </w:r>
+      <w:r>
+        <w:t xml:space="preserve"> single</w:t>
+      </w:r>
+      <w:r>
+        <w:t xml:space="preserve"> individual</w:t>
+      </w:r>
+      <w:r>
+        <w:t xml:space="preserve"> within that species or race</w:t>
+      </w:r>
+      <w:r>
+        <w:t>. I gain all racial abilities. In addition, I get the class abilities of the individual. Scan my data and see what I mean.”</w:t>
+      </w:r>
+    </w:p>
+    <w:p>
+      <w:pPr>
+        <w:pStyle w:val="StatusMessage"/>
+      </w:pPr>
+      <w:r>
+        <w:t>Druidic Ranger</w:t>
+      </w:r>
+      <w:r>
+        <w:t>, Female Elf</w:t>
+      </w:r>
+    </w:p>
+    <w:p>
+      <w:r>
+        <w:t xml:space="preserve">“I don’t see Fair Polymorph,” Dr. </w:t>
+      </w:r>
+      <w:r>
+        <w:t xml:space="preserve">Grendy </w:t>
+      </w:r>
+      <w:r>
+        <w:t>said.</w:t>
+      </w:r>
+    </w:p>
+    <w:p>
+      <w:r>
+        <w:t>“You will see it when I deactivate this skill at the end of synchronization,” Zanthal said.</w:t>
+      </w:r>
+    </w:p>
+    <w:p>
+      <w:r>
+        <w:t xml:space="preserve">“Is the human </w:t>
+      </w:r>
+      <w:r>
+        <w:t>species</w:t>
+      </w:r>
+      <w:r>
+        <w:t xml:space="preserve"> considered one or multiple races?” Dr. Brenda asked.</w:t>
+      </w:r>
+    </w:p>
+    <w:p>
+      <w:r>
+        <w:t>“My ability defines each race separately,” Zanthal said. “I already had Nordic and now I have elf.</w:t>
       </w:r>
       <w:r>
         <w:t>”</w:t>
@@ -896,338 +1447,242 @@
     </w:p>
     <w:p>
       <w:r>
-        <w:t>Zanthal sighed and said, “My transformation is almost complete. I can feel my hair grow. How can you stand it? It’s yanking on my head.”</w:t>
-      </w:r>
-    </w:p>
-    <w:p>
-      <w:r>
-        <w:t>“You get used to it,” Aeloria said.</w:t>
-      </w:r>
-    </w:p>
-    <w:p>
-      <w:r>
-        <w:t>“It’s complete now,” Zanthal said. “I still don’t understand why you aren’t grossed out.”</w:t>
-      </w:r>
-    </w:p>
-    <w:p>
-      <w:r>
-        <w:t>“Why would I be grossed out? I now have a new twin sister,” Aeloria said.</w:t>
-      </w:r>
-    </w:p>
-    <w:p>
-      <w:r>
-        <w:t>“Somehow that doesn’t make me happy,” Zanthal said.</w:t>
-      </w:r>
-    </w:p>
-    <w:p>
-      <w:r>
-        <w:t>There was a knock on the door and Aeloria opened it.</w:t>
-      </w:r>
-    </w:p>
-    <w:p>
-      <w:r>
-        <w:t>“Here are the clothes, including undergarments base on your size,” Dalton said.</w:t>
-      </w:r>
-    </w:p>
-    <w:p>
-      <w:r>
-        <w:t>“Thanks professor,” Aeloria said and closed the door.</w:t>
-      </w:r>
-    </w:p>
-    <w:p>
-      <w:r>
-        <w:t>“Stop looking as if you’re going to your funeral,” Aeloria said, annoyed. “I’m not ugly.”</w:t>
+        <w:t>“The transformation of the human race is such an odd thing,” Dr. Susan. “It defies all common sense or logic.”</w:t>
       </w:r>
     </w:p>
     <w:p>
       <w:r>
         <w:lastRenderedPageBreak/>
-        <w:t xml:space="preserve">“I’m very much aware how pretty you are,” Zanthal said. </w:t>
-      </w:r>
-      <w:r>
-        <w:t>“But that beauty should be on you, not me.</w:t>
-      </w:r>
-    </w:p>
-    <w:p>
-      <w:r>
-        <w:t>“My class comes with a costume skill. I’m using it to dismiss my clothes.”</w:t>
-      </w:r>
-    </w:p>
-    <w:p>
-      <w:r>
-        <w:t>Zanthal closed his eyes and said, “Okay, help me dress.”</w:t>
-      </w:r>
-    </w:p>
-    <w:p>
-      <w:r>
-        <w:t>“Lift your arms,” Aeloria said.</w:t>
-      </w:r>
-    </w:p>
-    <w:p>
-      <w:r>
-        <w:t>Zanthal endured as the undergarments were put on, then the shirt and pants. With pants in place he opened his eyes and put his tie on. Finally came the new shoes and jacket.</w:t>
-      </w:r>
-    </w:p>
-    <w:p>
-      <w:r>
-        <w:t>“At least this is comfortable,” Zanthal said. “The worst of the pain is over, for now.”</w:t>
-      </w:r>
-    </w:p>
-    <w:p>
-      <w:r>
-        <w:t>Zanthal reached for the door handle and instead hit the door. He had reached too low. “Ouch,” he said and adjusted his aim.</w:t>
-      </w:r>
-    </w:p>
-    <w:p>
-      <w:r>
-        <w:t>They stepped out and greeted the teacher.</w:t>
-      </w:r>
-    </w:p>
-    <w:p>
-      <w:r>
-        <w:t>“I will need to get used to being short,” Zanthal said as he looked up at his teacher.</w:t>
-      </w:r>
-    </w:p>
-    <w:p>
-      <w:r>
-        <w:t>“I’m no short,” Aeloria said, indignantly.</w:t>
-      </w:r>
-    </w:p>
-    <w:p>
-      <w:r>
-        <w:t>“I never said you were,” Zanthal said. “However, I did lose over 1</w:t>
-      </w:r>
-      <w:r>
-        <w:t>4</w:t>
-      </w:r>
-      <w:r>
-        <w:t>0 cm of height.”</w:t>
-      </w:r>
-    </w:p>
-    <w:p>
-      <w:r>
-        <w:t>“Come you two, the principle wants to see you,” Dalton said. “Everyone is curious to know about this new class variant.”</w:t>
-      </w:r>
-    </w:p>
-    <w:p>
-      <w:r>
-        <w:t>People stared as they walked.</w:t>
-      </w:r>
-    </w:p>
-    <w:p>
-      <w:r>
-        <w:t>“I wish I could put a bag on my head,” Zanthal said.</w:t>
-      </w:r>
-    </w:p>
-    <w:p>
-      <w:r>
-        <w:t>“Excuse me, but what’s wrong with my appearance?” Aeloria demanded.</w:t>
+        <w:t>“Do you know what triggered the activation?” Dr. Willows asked.</w:t>
+      </w:r>
+    </w:p>
+    <w:p>
+      <w:r>
+        <w:t>“Gareth Holden tripped me and I crashed into Aeloria,” Zanthal said. “At the last moment I twisted my body, preventing me from landing on top of her.</w:t>
+      </w:r>
+    </w:p>
+    <w:p>
+      <w:r>
+        <w:t>“I was expecting her to get angry and insult me.  After all, she is the duke’s daughter and one of the elites of our country. Instead she expressed concern that I was injured. She even said I was cute.</w:t>
+      </w:r>
+    </w:p>
+    <w:p>
+      <w:r>
+        <w:t>“That was when my ability activated.”</w:t>
+      </w:r>
+    </w:p>
+    <w:p>
+      <w:r>
+        <w:t>“We will enroll you in the same classes as Ms. Aeloria,” the principle said. “Is that okay?”</w:t>
+      </w:r>
+    </w:p>
+    <w:p>
+      <w:r>
+        <w:t>“Yes principle,” Zanthal said. “Learning druidic magic and ranger skills should speed up synchronization. Unfortunately</w:t>
+      </w:r>
+      <w:r>
+        <w:t>,</w:t>
+      </w:r>
+      <w:r>
+        <w:t xml:space="preserve"> I feel synchronization will last for at least one month, with all that entails.”</w:t>
+      </w:r>
+    </w:p>
+    <w:p>
+      <w:r>
+        <w:t>Aeloria snickered.</w:t>
+      </w:r>
+    </w:p>
+    <w:p>
+      <w:r>
+        <w:t>“</w:t>
+      </w:r>
+      <w:r>
+        <w:t>The next task is to find you new accommodations</w:t>
+      </w:r>
+      <w:r>
+        <w:t>,</w:t>
+      </w:r>
+      <w:r>
+        <w:t>” the principle said.</w:t>
+      </w:r>
+      <w:r>
+        <w:t xml:space="preserve"> “You cannot stay in the boy’s dormitory.”</w:t>
+      </w:r>
+    </w:p>
+    <w:p>
+      <w:r>
+        <w:t>“And Zanthal’s heart rate just spiked,” Dr. Susan said. “Focus on your breath. Slowly breathe in and out, in and out.”</w:t>
+      </w:r>
+    </w:p>
+    <w:p>
+      <w:r>
+        <w:t xml:space="preserve">Zanthal </w:t>
+      </w:r>
+      <w:r>
+        <w:t>slowly breathed in and out.</w:t>
+      </w:r>
+    </w:p>
+    <w:p>
+      <w:r>
+        <w:t xml:space="preserve">“Zanthal can stay with me,” Aeloria said. “It will be fun having a </w:t>
+      </w:r>
+      <w:r>
+        <w:t xml:space="preserve">twin </w:t>
+      </w:r>
+      <w:r>
+        <w:t>sister.”</w:t>
+      </w:r>
+    </w:p>
+    <w:p>
+      <w:r>
+        <w:t>“Brother,” Zanthal corrected.</w:t>
+      </w:r>
+    </w:p>
+    <w:p>
+      <w:r>
+        <w:t>“Very well,” the principle said. “</w:t>
+      </w:r>
+      <w:r>
+        <w:t>Your items will be brou</w:t>
+      </w:r>
+      <w:r>
+        <w:t>ght to Ms. Aeloria’s dorm room.</w:t>
       </w:r>
     </w:p>
     <w:p>
       <w:r>
         <w:lastRenderedPageBreak/>
-        <w:t>“You are a beautiful woman,” Zanthal said. “That beauty should remain with you.”</w:t>
-      </w:r>
-    </w:p>
-    <w:p>
-      <w:r>
-        <w:t>They entered the school offices and approached a conference room. As before, people looked.</w:t>
-      </w:r>
-    </w:p>
-    <w:p>
-      <w:r>
-        <w:t>Two versions of Aeloria entered the conference room. One had a male uniform and a red face.</w:t>
-      </w:r>
-    </w:p>
-    <w:p>
-      <w:r>
-        <w:t>“Ah Mr. Zanthal, thank you for coming,” the principle said. She introduced the people in the room.</w:t>
-      </w:r>
-    </w:p>
-    <w:p>
-      <w:r>
-        <w:t>“What can you say about this class and how did you obtain it?”</w:t>
-      </w:r>
-    </w:p>
-    <w:p>
-      <w:r>
-        <w:t xml:space="preserve">“It all happened when I was 6 years old,” Zanthal said. “I was camping with my parents when I saw this dude taking a shower. That was the most repulsive, the most disgusting </w:t>
-      </w:r>
-      <w:r>
-        <w:t>sight I have ever seen in my life.</w:t>
-      </w:r>
-    </w:p>
-    <w:p>
-      <w:proofErr w:type="gramStart"/>
-      <w:r>
-        <w:t>“Ever since, I have viewed the male body as being repulsive.</w:t>
-      </w:r>
-      <w:proofErr w:type="gramEnd"/>
-      <w:r>
-        <w:t xml:space="preserve"> I especially hate male animals with their dangly bits.”</w:t>
-      </w:r>
-    </w:p>
-    <w:p>
-      <w:r>
-        <w:t>“Look at this,” Dr. Willows said.</w:t>
-      </w:r>
-    </w:p>
-    <w:p>
-      <w:r>
-        <w:t>Zanthal look and immediately jerked away, feel nauseous.</w:t>
-      </w:r>
-    </w:p>
-    <w:p>
-      <w:r>
-        <w:t>“Mr. Zanthal isn’t joking about his emotional trauma,” Dr. Willows said. “It’s definitely real and quite unusual.”</w:t>
-      </w:r>
-    </w:p>
-    <w:p>
-      <w:r>
-        <w:t>“In case you are wondering, I never look at myself when changing or showering,” Zanthal said.</w:t>
-      </w:r>
-    </w:p>
-    <w:p>
-      <w:r>
-        <w:t>“I always admired powerful monsters such as dragons, phoenixes, krakens, and griffins. Not griffins, but any of the powerful creatures. As a child I felt I could use that to defeat the monsters.”</w:t>
-      </w:r>
-    </w:p>
-    <w:p>
-      <w:proofErr w:type="gramStart"/>
-      <w:r>
-        <w:t>“Why not griffins?”</w:t>
-      </w:r>
-      <w:proofErr w:type="gramEnd"/>
-      <w:r>
-        <w:t xml:space="preserve"> Dr. Susan asked.</w:t>
-      </w:r>
-    </w:p>
-    <w:p>
-      <w:r>
-        <w:t>“Because of the dangly bits, of course,” Zanthal said.</w:t>
+        <w:t>“And now for the last item on the agenda for today,” Sara said. “Mr. Zanthal, you need a new ID. Come with me to the office.”</w:t>
+      </w:r>
+    </w:p>
+    <w:p>
+      <w:r>
+        <w:t xml:space="preserve">A short walk brought them to the administrative offices. </w:t>
+      </w:r>
+    </w:p>
+    <w:p/>
+    <w:p/>
+    <w:p/>
+    <w:p/>
+    <w:p/>
+    <w:p/>
+    <w:p>
+      <w:r>
+        <w:t>They stepped out of the research building and</w:t>
+      </w:r>
+      <w:r>
+        <w:t xml:space="preserve"> they headed to the dorms.</w:t>
+      </w:r>
+    </w:p>
+    <w:p>
+      <w:r>
+        <w:t>Zanthal stopped in front of the wide doors and stopped.</w:t>
+      </w:r>
+    </w:p>
+    <w:p>
+      <w:r>
+        <w:t>“Come on,” Aeloria said, slightly annoyed.</w:t>
+      </w:r>
+    </w:p>
+    <w:p>
+      <w:r>
+        <w:t xml:space="preserve">“Easy for you to say,” Zanthal </w:t>
+      </w:r>
+      <w:r>
+        <w:t>grumbled. He tentatively reached his hand out to the shimmering barrier. It passed through without sounding the alarm. Next was his arm. Finally he stepped through.</w:t>
+      </w:r>
+    </w:p>
+    <w:p>
+      <w:r>
+        <w:t>It was then that Zanthal noticed that some of the women in the hall were staring at him.</w:t>
+      </w:r>
+    </w:p>
+    <w:p>
+      <w:r>
+        <w:t>“Aeloria, why are there two of you?” a teen asked.</w:t>
+      </w:r>
+    </w:p>
+    <w:p>
+      <w:r>
+        <w:t>“This is Zanthal, a friend from my class,” Aeloria said. “She will be staying with me. Her stuff should arrive at my room soon. Let’s go.”</w:t>
+      </w:r>
+    </w:p>
+    <w:p>
+      <w:r>
+        <w:t>They walked in and Aeloria noticed Zanthal walking strangely.</w:t>
+      </w:r>
+    </w:p>
+    <w:p>
+      <w:r>
+        <w:t>“Zanthal, you look as if you want to pee,” Aeloria said.</w:t>
       </w:r>
     </w:p>
     <w:p>
       <w:r>
         <w:lastRenderedPageBreak/>
-        <w:t>“Now for this class,” Zanthal said. “Fair Polymorph allows me to synchronize with not just a species or race, but with an individual. I gain all racial abilities. In addition, I get the class abilities of the individual. Scan my data and see what I mean.”</w:t>
-      </w:r>
-    </w:p>
-    <w:p>
-      <w:pPr>
-        <w:pStyle w:val="StatusMessage"/>
-      </w:pPr>
-      <w:r>
-        <w:t>Druidic Ranger</w:t>
-      </w:r>
-      <w:r>
-        <w:t>, Female Elf</w:t>
-      </w:r>
-    </w:p>
-    <w:p>
-      <w:r>
-        <w:t>“I don’t see Fair Polymorph,” Dr. Susan said.</w:t>
-      </w:r>
-    </w:p>
-    <w:p>
-      <w:r>
-        <w:t>“You will see it when I deactivate this skill at the end of synchronization,” Zanthal said.</w:t>
-      </w:r>
-    </w:p>
-    <w:p>
-      <w:r>
-        <w:t>“We will enroll you in the same classes as Ms. Aeloria,” the principle said. “Is that okay?”</w:t>
-      </w:r>
-    </w:p>
-    <w:p>
-      <w:r>
-        <w:t>“Yes principle,” Zanthal said. “Learning druidic magic and ranger skills should speed up synchronization. Unfortunately I feel synchronization will last for at least one month, with all that entails.”</w:t>
-      </w:r>
-    </w:p>
-    <w:p>
-      <w:r>
-        <w:t>Aeloria snickered.</w:t>
-      </w:r>
-    </w:p>
-    <w:p>
-      <w:r>
-        <w:t>“All right Mr. Zanthal, you will get a new schedule later,” the principle said. “In the meantime, we need to deal with your accommodations. You can’t stay at your old dormitory. Where should you stay?”</w:t>
-      </w:r>
-    </w:p>
-    <w:p>
-      <w:r>
-        <w:t>“Zanthal can stay with me,” Aeloria said. “It will be fun having a sister.”</w:t>
-      </w:r>
-    </w:p>
-    <w:p>
-      <w:r>
-        <w:t>“Brother,” Zanthal corrected.</w:t>
-      </w:r>
-    </w:p>
-    <w:p>
-      <w:r>
-        <w:t>“Very well,” the principle said. “</w:t>
-      </w:r>
-      <w:r>
-        <w:t>Your items will be brought to Ms. Aeloria’s dorm room. For the time being, go to classes.”</w:t>
-      </w:r>
-    </w:p>
-    <w:p>
-      <w:r>
-        <w:t>“I’d like to be in the same class as Aeloria,” Zanthal said. “I’m not comfortable alone.”</w:t>
-      </w:r>
-    </w:p>
-    <w:p>
-      <w:r>
-        <w:t>“Go ahead,” the principle said.</w:t>
-      </w:r>
-    </w:p>
-    <w:p>
-      <w:r>
-        <w:lastRenderedPageBreak/>
-        <w:t>The two went waited in the office until the bell rang and then headed for the next class.</w:t>
-      </w:r>
-    </w:p>
-    <w:p>
-      <w:r>
-        <w:t>“Stop being so glum,” Aeloria said. “You’re making me feel self-conscious.”</w:t>
-      </w:r>
-    </w:p>
-    <w:p>
-      <w:r>
-        <w:t>You would feel like an imposter if our roles were reversed,” Zanthal said. “And I’m not enjoying the looks.”</w:t>
-      </w:r>
-    </w:p>
-    <w:p>
-      <w:r>
-        <w:t xml:space="preserve">They entered the next class and Aeloria said, “Ms. </w:t>
-      </w:r>
-      <w:proofErr w:type="spellStart"/>
-      <w:r>
-        <w:t>Grendy</w:t>
-      </w:r>
-      <w:proofErr w:type="spellEnd"/>
-      <w:r>
-        <w:t xml:space="preserve">, this is Zanthal. She will be taking </w:t>
-      </w:r>
-      <w:r>
-        <w:t>the same classes as me. The principle is making the change to her schedule now.”</w:t>
-      </w:r>
-    </w:p>
-    <w:p>
-      <w:r>
-        <w:t xml:space="preserve">“I had no idea you had a twin, Ms. Aeloria,” </w:t>
-      </w:r>
-      <w:proofErr w:type="spellStart"/>
-      <w:r>
-        <w:t>Grendy</w:t>
-      </w:r>
-      <w:proofErr w:type="spellEnd"/>
-      <w:r>
-        <w:t xml:space="preserve"> said. “Please have a seat.”</w:t>
-      </w:r>
-    </w:p>
+        <w:t>“That’s because I do,” Zanthal said.</w:t>
+      </w:r>
+    </w:p>
+    <w:p>
+      <w:r>
+        <w:t>Aeloria rolled her eyes and said, “It’s as if I’m babysitting a baby. Follow me.”</w:t>
+      </w:r>
+    </w:p>
+    <w:p>
+      <w:r>
+        <w:t>Zanthal followed Aeloria to a public toiled and they entered.</w:t>
+      </w:r>
+    </w:p>
+    <w:p>
+      <w:r>
+        <w:t>“Get in that stall,” Aeloria instructed. “Remember to sit, and stop being a baby.”</w:t>
+      </w:r>
+    </w:p>
+    <w:p>
+      <w:r>
+        <w:t>Zanthal hesitated a moment and then pulled down his pants. He sat and did his thing.</w:t>
+      </w:r>
+    </w:p>
+    <w:p>
+      <w:r>
+        <w:t>“Remember to wipe,” Aeloria instructed.</w:t>
+      </w:r>
+    </w:p>
+    <w:p>
+      <w:r>
+        <w:t>“That’s quite disturbing,” Zanthal said as he complied. Deed done he dressed, stood up and dressed.</w:t>
+      </w:r>
+    </w:p>
+    <w:p>
+      <w:r>
+        <w:t>Stepping out, Zanthal said, “</w:t>
+      </w:r>
+      <w:r>
+        <w:t>That was less awkward</w:t>
+      </w:r>
+      <w:r>
+        <w:t xml:space="preserve"> than I expected</w:t>
+      </w:r>
+      <w:r>
+        <w:t>,” Zanthal said.</w:t>
+      </w:r>
+    </w:p>
+    <w:p>
+      <w:r>
+        <w:t>“Does this mean that synchronization is improving?” Aeloria asked.</w:t>
+      </w:r>
+    </w:p>
+    <w:p>
+      <w:r>
+        <w:t>Zanthal nodded. “Yes.”</w:t>
+      </w:r>
+    </w:p>
+    <w:p/>
+    <w:p/>
+    <w:p/>
+    <w:p/>
+    <w:p/>
+    <w:p/>
     <w:p/>
     <w:p/>
     <w:p/>
@@ -3470,7 +3925,7 @@
 </file>
 
 <file path=customXml/itemProps1.xml><?xml version="1.0" encoding="utf-8"?>
-<ds:datastoreItem xmlns:ds="http://schemas.openxmlformats.org/officeDocument/2006/customXml" ds:itemID="{DE2DC2FB-9B15-48B6-8F02-CF246D3AE6E4}">
+<ds:datastoreItem xmlns:ds="http://schemas.openxmlformats.org/officeDocument/2006/customXml" ds:itemID="{43F95AF3-8FD6-4E74-88EA-BCA718B72450}">
   <ds:schemaRefs>
     <ds:schemaRef ds:uri="http://schemas.openxmlformats.org/officeDocument/2006/bibliography"/>
   </ds:schemaRefs>

--- a/Books/AA/The Unorthodox Polymorph/Book_The Unorthodox Polymorph.docx
+++ b/Books/AA/The Unorthodox Polymorph/Book_The Unorthodox Polymorph.docx
@@ -1559,6 +1559,635 @@
       <w:r>
         <w:t xml:space="preserve">A short walk brought them to the administrative offices. </w:t>
       </w:r>
+      <w:r>
+        <w:t>There the secretary took a photo of Zanthal and created a new ID for him.</w:t>
+      </w:r>
+    </w:p>
+    <w:p>
+      <w:r>
+        <w:t>“Okay Mr. Zanthal, please let us know if you have any issues,” Sara said. “You have a unique class and this is unprecedented. Would you like therapy sessions?”</w:t>
+      </w:r>
+    </w:p>
+    <w:p>
+      <w:r>
+        <w:t>“No thank you Ma’am,” Zanthal said. “I’ll just man through it.”</w:t>
+      </w:r>
+    </w:p>
+    <w:p>
+      <w:r>
+        <w:t>“Men,” Aeloria muttered.</w:t>
+      </w:r>
+    </w:p>
+    <w:p>
+      <w:r>
+        <w:t>Zanthal broke into a bright smile and said, “Thank you.”</w:t>
+      </w:r>
+    </w:p>
+    <w:p>
+      <w:r>
+        <w:t>Sara giggled. “Never the less we will monitor you on your journey. Enjoy the weekend.” She headed off.</w:t>
+      </w:r>
+    </w:p>
+    <w:p>
+      <w:r>
+        <w:t>“It’s almost 6:00PM and I’m starving,” Aeloria said. “Aren’t you?”</w:t>
+      </w:r>
+    </w:p>
+    <w:p>
+      <w:r>
+        <w:t>They headed out the doors and onto the main street of campus. Off to the right was a park.</w:t>
+      </w:r>
+    </w:p>
+    <w:p>
+      <w:r>
+        <w:t>“No,” Zanthal said. “Right now I’m thinki</w:t>
+      </w:r>
+      <w:r>
+        <w:t>ng what I will tell my parents. Let’s go to the park. Nature makes me relax.”</w:t>
+      </w:r>
+    </w:p>
+    <w:p>
+      <w:r>
+        <w:t>As if on cue, Zanthal’s phone rang.</w:t>
+      </w:r>
+    </w:p>
+    <w:p>
+      <w:r>
+        <w:t>“Oh great, that’s my mum,” Zanthal said.</w:t>
+      </w:r>
+    </w:p>
+    <w:p>
+      <w:r>
+        <w:t>“Aren’t you going to answer?” Aeloria asked.</w:t>
+      </w:r>
+    </w:p>
+    <w:p>
+      <w:r>
+        <w:t>“I say I mum and she says who the hell are you?” Zanthal asked.</w:t>
+      </w:r>
+    </w:p>
+    <w:p>
+      <w:r>
+        <w:t xml:space="preserve">Aeloria gave an </w:t>
+      </w:r>
+      <w:r>
+        <w:t xml:space="preserve">exasperated </w:t>
+      </w:r>
+      <w:r>
+        <w:t>sigh and said, “Just give me the phone.”</w:t>
+      </w:r>
+    </w:p>
+    <w:p>
+      <w:r>
+        <w:t>“Mum’s name is Cybil and dad’s name is Zolin Brady,” Zanthal said</w:t>
+      </w:r>
+      <w:r>
+        <w:t>. He</w:t>
+      </w:r>
+      <w:r>
+        <w:t xml:space="preserve"> </w:t>
+      </w:r>
+      <w:r>
+        <w:t>answered the phone and handed the device to Aeloria.</w:t>
+      </w:r>
+    </w:p>
+    <w:p>
+      <w:r>
+        <w:lastRenderedPageBreak/>
+        <w:t>“Hello Mr. and Mrs. Brady,” Aeloria said. “This is…”</w:t>
+      </w:r>
+    </w:p>
+    <w:p>
+      <w:r>
+        <w:t>“Oh my God, Princess Aeloria, why do you have Zanthal’s phone?” the mother asked, surprised.</w:t>
+      </w:r>
+    </w:p>
+    <w:p>
+      <w:r>
+        <w:t>“Please just</w:t>
+      </w:r>
+      <w:r>
+        <w:t xml:space="preserve"> call me</w:t>
+      </w:r>
+      <w:r>
+        <w:t xml:space="preserve"> Aeloria,” Aeloria said. “While attending school, all students must be treated as equal.</w:t>
+      </w:r>
+    </w:p>
+    <w:p>
+      <w:r>
+        <w:t>“And yes, I am Zanthal’s friend.”</w:t>
+      </w:r>
+    </w:p>
+    <w:p>
+      <w:r>
+        <w:t>Zolin asked, surprised. “Why didn’t he tell us?”</w:t>
+      </w:r>
+    </w:p>
+    <w:p>
+      <w:r>
+        <w:t xml:space="preserve">“It just happened today during our class change ceremony,” Aeloria said. “Zanthal has </w:t>
+      </w:r>
+      <w:r>
+        <w:t xml:space="preserve">a </w:t>
+      </w:r>
+      <w:r>
+        <w:t>polymorph variant and accidently activated his class skill. He is rather embarrassed to show himself.”</w:t>
+      </w:r>
+    </w:p>
+    <w:p>
+      <w:r>
+        <w:t xml:space="preserve">“He always was fascinated by the legendary beasts, even as a child,” Zolin said. “Then at </w:t>
+      </w:r>
+      <w:r>
+        <w:t>four</w:t>
+      </w:r>
+      <w:r>
+        <w:t xml:space="preserve"> he experienced his first monster attack.”</w:t>
+      </w:r>
+    </w:p>
+    <w:p>
+      <w:r>
+        <w:t>“Oh my god, how many monster attacks has he been through?” Aeloria asked, shocked.</w:t>
+      </w:r>
+    </w:p>
+    <w:p>
+      <w:r>
+        <w:t xml:space="preserve">“Three,” Zolin said. </w:t>
+      </w:r>
+      <w:r>
+        <w:t>“The first took his grandfather, the second a cousin, the third, his school. He survived because he was trapped in the basement.”</w:t>
+      </w:r>
+    </w:p>
+    <w:p>
+      <w:r>
+        <w:t>“Oh my God, that’s horrible,” Aeloria said, shocked.</w:t>
+      </w:r>
+    </w:p>
+    <w:p>
+      <w:r>
+        <w:t>“Tell me dear, does he have any other friends, or does he spend all his time training?” Cybil asked.</w:t>
+      </w:r>
+    </w:p>
+    <w:p>
+      <w:r>
+        <w:t>Aeloria looked at Zanthal standing awkwardly to the side and said, “None as far as I know.</w:t>
+      </w:r>
+    </w:p>
+    <w:p>
+      <w:r>
+        <w:t>“</w:t>
+      </w:r>
+      <w:r>
+        <w:t xml:space="preserve">I learnt about him last month when school started. </w:t>
+      </w:r>
+      <w:r>
+        <w:t>It’s unheard of for a rural person to gain a Merlin scholarship. That requires both intelligence and deep knowledge,” Aeloria said.</w:t>
+      </w:r>
+    </w:p>
+    <w:p>
+      <w:r>
+        <w:lastRenderedPageBreak/>
+        <w:t>“I wish you could visit, but you’re a busy princess,” Cybil said.</w:t>
+      </w:r>
+    </w:p>
+    <w:p>
+      <w:r>
+        <w:t>“I would love to come,” Aeloria said. “I view Zanthal as my very own sister.”</w:t>
+      </w:r>
+    </w:p>
+    <w:p>
+      <w:r>
+        <w:t>“Brother,” Zanthal called out.</w:t>
+      </w:r>
+    </w:p>
+    <w:p>
+      <w:r>
+        <w:t>They arrived at the park and Zanthal gazed at the river.</w:t>
+      </w:r>
+    </w:p>
+    <w:p>
+      <w:r>
+        <w:t>“Zanthal has an unusual class,” Aeloria said. “What do you know about polymorphs?”</w:t>
+      </w:r>
+    </w:p>
+    <w:p>
+      <w:r>
+        <w:t xml:space="preserve">“Less than 1 in </w:t>
+      </w:r>
+      <w:r>
+        <w:t>20</w:t>
+      </w:r>
+      <w:r>
+        <w:t xml:space="preserve"> thousand gets it,” Zolin said. “They say the number is low because the world view</w:t>
+      </w:r>
+      <w:r>
+        <w:t>s it as being weak and useless. The beast tamer class is preferred since it is easier to level.</w:t>
+      </w:r>
+    </w:p>
+    <w:p>
+      <w:r>
+        <w:t>“However, that was what Zanthal wanted as a child.”</w:t>
+      </w:r>
+    </w:p>
+    <w:p>
+      <w:r>
+        <w:t>“We have just met but he is important to me now,” Aeloria said. “I would love to meet you. Would tomorrow night be fine?”</w:t>
+      </w:r>
+    </w:p>
+    <w:p>
+      <w:r>
+        <w:t>Aeloria smiled as she watched Zanthal shake his head violently.</w:t>
+      </w:r>
+    </w:p>
+    <w:p>
+      <w:r>
+        <w:t>“Yes dear,” Cybil said happily.</w:t>
+      </w:r>
+    </w:p>
+    <w:p>
+      <w:r>
+        <w:t>“See you at 6:00PM then. Zanthal says bye,” Aeloria said and hung up. She handed the phone back to Zanthal.</w:t>
+      </w:r>
+    </w:p>
+    <w:p>
+      <w:r>
+        <w:t>“Come, let’s go to a restaurant,” Aeloria said. “I’m paying.”</w:t>
+      </w:r>
+    </w:p>
+    <w:p>
+      <w:r>
+        <w:t>“You’re lucky I don’t have my old Nordic body, or you would be crying,” Zanthal said.</w:t>
+      </w:r>
+    </w:p>
+    <w:p>
+      <w:r>
+        <w:t xml:space="preserve">Aeloria </w:t>
+      </w:r>
+      <w:r>
+        <w:t>giggled and said, “The restaurant is just outside campus.”</w:t>
+      </w:r>
+    </w:p>
+    <w:p>
+      <w:r>
+        <w:t>The trip wasn’t long and they stepped into the restaurant. It was a high-class restaurant that Zanthal would never eat in.</w:t>
+      </w:r>
+    </w:p>
+    <w:p>
+      <w:r>
+        <w:lastRenderedPageBreak/>
+        <w:t>The server looked at the two and said tentatively, “Princess Aeloria.” She looked at the two, confused.</w:t>
+      </w:r>
+    </w:p>
+    <w:p>
+      <w:r>
+        <w:t>Aeloria smiled and said, “Table for two.”</w:t>
+      </w:r>
+    </w:p>
+    <w:p>
+      <w:r>
+        <w:t>“Right this way, princesses,” the waiter said.</w:t>
+      </w:r>
+    </w:p>
+    <w:p>
+      <w:r>
+        <w:t>“Only one princess,” Zanthal muttered and Aeloria giggled.</w:t>
+      </w:r>
+    </w:p>
+    <w:p>
+      <w:r>
+        <w:t>As always, people stared at them.</w:t>
+      </w:r>
+    </w:p>
+    <w:p>
+      <w:r>
+        <w:t xml:space="preserve">The waiter led them the more posh side of the restaurant, showed them seats, and handed them drink menus. </w:t>
+      </w:r>
+    </w:p>
+    <w:p>
+      <w:r>
+        <w:t>Aeloria looked at Zanthal wiggling on the chair and said, “Zanthal, you look as if you want to pee.” Aeloria said.</w:t>
+      </w:r>
+    </w:p>
+    <w:p>
+      <w:r>
+        <w:t>“That’s because I do,” Zanthal said.</w:t>
+      </w:r>
+    </w:p>
+    <w:p>
+      <w:r>
+        <w:t>“Then go,” Aeloria said.</w:t>
+      </w:r>
+    </w:p>
+    <w:p>
+      <w:r>
+        <w:t>“I can’t,” Zanthal objected, shaking his head until hair flew everywhere.</w:t>
+      </w:r>
+    </w:p>
+    <w:p>
+      <w:r>
+        <w:t>Aeloria rolled her eyes and said, “It’s as if I’m babysitting a toddler. Follow me.”</w:t>
+      </w:r>
+    </w:p>
+    <w:p>
+      <w:r>
+        <w:t>Zanthal followed Aeloria to the lady’s toilet and they entered. Inside, he found the washrooms identical to the men’s side, except there were no urinals.</w:t>
+      </w:r>
+    </w:p>
+    <w:p>
+      <w:r>
+        <w:t>Aeloria led the way to a handicap stall.</w:t>
+      </w:r>
+    </w:p>
+    <w:p>
+      <w:r>
+        <w:t>“Get in that stall,” Aeloria instructed. “Remember to sit, and stop being a baby.”</w:t>
+      </w:r>
+    </w:p>
+    <w:p>
+      <w:r>
+        <w:t>Zanthal did as instructed.</w:t>
+      </w:r>
+    </w:p>
+    <w:p>
+      <w:r>
+        <w:t>“Remember to wipe,” Aeloria instructed.</w:t>
+      </w:r>
+    </w:p>
+    <w:p>
+      <w:r>
+        <w:lastRenderedPageBreak/>
+        <w:t>“That was quite disturbing,” Zanthal said as he completed the task. Deed done he dressed, stood up and dressed.</w:t>
+      </w:r>
+    </w:p>
+    <w:p>
+      <w:r>
+        <w:t>Stepping out, Zanthal said, “That was less awkward than I feared,” Zanthal said.</w:t>
+      </w:r>
+    </w:p>
+    <w:p>
+      <w:r>
+        <w:t>“Does this mean that synchronization is improving?” Aeloria asked.</w:t>
+      </w:r>
+    </w:p>
+    <w:p>
+      <w:r>
+        <w:t xml:space="preserve">Zanthal nodded. </w:t>
+      </w:r>
+      <w:proofErr w:type="gramStart"/>
+      <w:r>
+        <w:t>“A little.”</w:t>
+      </w:r>
+      <w:proofErr w:type="gramEnd"/>
+    </w:p>
+    <w:p>
+      <w:r>
+        <w:t>Returning to the table, Zanthal read the drink menu and put it down. The waiter returned and he ordered a milkshake.</w:t>
+      </w:r>
+    </w:p>
+    <w:p>
+      <w:r>
+        <w:t>The waiter handed them menus and Zanthal once again read through the menu and put it down.</w:t>
+      </w:r>
+    </w:p>
+    <w:p>
+      <w:r>
+        <w:t xml:space="preserve">“I have a problem,” Zanthal said. “I have no idea what these names means. I mean, what is </w:t>
+      </w:r>
+      <w:r>
+        <w:t xml:space="preserve">Sumptuous </w:t>
+      </w:r>
+      <w:proofErr w:type="spellStart"/>
+      <w:r>
+        <w:t>Shakshouka</w:t>
+      </w:r>
+      <w:proofErr w:type="spellEnd"/>
+      <w:r>
+        <w:t xml:space="preserve">, </w:t>
+      </w:r>
+      <w:r>
+        <w:t>Creamy Quiche Lorraine</w:t>
+      </w:r>
+      <w:r>
+        <w:t xml:space="preserve">, </w:t>
+      </w:r>
+      <w:proofErr w:type="spellStart"/>
+      <w:r>
+        <w:t>Reimagine</w:t>
+      </w:r>
+      <w:proofErr w:type="spellEnd"/>
+      <w:r>
+        <w:t xml:space="preserve"> </w:t>
+      </w:r>
+      <w:proofErr w:type="spellStart"/>
+      <w:r>
+        <w:t>Foie</w:t>
+      </w:r>
+      <w:proofErr w:type="spellEnd"/>
+      <w:r>
+        <w:t xml:space="preserve"> Gras</w:t>
+      </w:r>
+      <w:r>
+        <w:t>, Beef Wellington, or anything is?”</w:t>
+      </w:r>
+    </w:p>
+    <w:p>
+      <w:r>
+        <w:t>“Did you just memorize the menu?</w:t>
+      </w:r>
+      <w:r>
+        <w:t>” Aeloria asked, surprised.</w:t>
+      </w:r>
+    </w:p>
+    <w:p>
+      <w:r>
+        <w:t>“Yes,” Zanthal said.</w:t>
+      </w:r>
+      <w:r>
+        <w:t xml:space="preserve"> “I admit the deserts sound good though, like </w:t>
+      </w:r>
+      <w:r>
+        <w:t>Crème Brûlée</w:t>
+      </w:r>
+      <w:r>
+        <w:t xml:space="preserve">, </w:t>
+      </w:r>
+      <w:r>
+        <w:t>Chocolate Lava Cake</w:t>
+      </w:r>
+      <w:r>
+        <w:t>, or the ice creams. The rest I’ve never heard of.”</w:t>
+      </w:r>
+    </w:p>
+    <w:p>
+      <w:r>
+        <w:t xml:space="preserve">“What does the </w:t>
+      </w:r>
+      <w:r>
+        <w:t>Spaghetti Bolognese</w:t>
+      </w:r>
+      <w:r>
+        <w:t xml:space="preserve"> cost?” Aeloria asked.</w:t>
+      </w:r>
+    </w:p>
+    <w:p>
+      <w:r>
+        <w:t xml:space="preserve">“47.85$,” Zanthal said. “I know what </w:t>
+      </w:r>
+      <w:r>
+        <w:t xml:space="preserve">Spaghetti </w:t>
+      </w:r>
+      <w:r>
+        <w:t xml:space="preserve">is but not the </w:t>
+      </w:r>
+      <w:r>
+        <w:t>Bolognese</w:t>
+      </w:r>
+      <w:r>
+        <w:t xml:space="preserve"> part.”</w:t>
+      </w:r>
+    </w:p>
+    <w:p>
+      <w:r>
+        <w:t>“That’s amazing,” Aeloria said, impressed.</w:t>
+      </w:r>
+    </w:p>
+    <w:p>
+      <w:r>
+        <w:t>“It’s just a menu,” Zanthal said, confused. “Can you order for me? I’m sure I’ll like it since our taste buds are the same.”</w:t>
+      </w:r>
+    </w:p>
+    <w:p>
+      <w:r>
+        <w:t>Aeloria shook her head and said, “Sure.”</w:t>
+      </w:r>
+    </w:p>
+    <w:p>
+      <w:r>
+        <w:lastRenderedPageBreak/>
+        <w:t>“Next time, I’</w:t>
+      </w:r>
+      <w:r>
+        <w:t>ll</w:t>
+      </w:r>
+      <w:r>
+        <w:t xml:space="preserve"> take you to </w:t>
+      </w:r>
+      <w:r>
+        <w:t>Stampede Steakhouse</w:t>
+      </w:r>
+      <w:r>
+        <w:t xml:space="preserve">,” Zanthal said. </w:t>
+      </w:r>
+      <w:r>
+        <w:t xml:space="preserve">“They have these 2 kg steaks </w:t>
+      </w:r>
+      <w:r>
+        <w:t xml:space="preserve">from Hell Bison </w:t>
+      </w:r>
+      <w:r>
+        <w:t>that are amazing.”</w:t>
+      </w:r>
+    </w:p>
+    <w:p>
+      <w:r>
+        <w:t>Aeloria chuckled and said, “I don’t think you will be able to eat that with my body.”</w:t>
+      </w:r>
+    </w:p>
+    <w:p>
+      <w:r>
+        <w:t>Zanthal looked down and said, “Damn, I almost forgot. That’s good.</w:t>
+      </w:r>
+      <w:r>
+        <w:t xml:space="preserve"> The key to synchronization is being comfortable in one’s skin.”</w:t>
+      </w:r>
+    </w:p>
+    <w:p>
+      <w:r>
+        <w:t xml:space="preserve">The waiter came </w:t>
+      </w:r>
+      <w:r>
+        <w:t xml:space="preserve">with the drinks </w:t>
+      </w:r>
+      <w:r>
+        <w:t>and Aeloria ordered for both.</w:t>
+      </w:r>
+    </w:p>
+    <w:p>
+      <w:r>
+        <w:t>“What will you do after dinner?” Aeloria asked.</w:t>
+      </w:r>
+    </w:p>
+    <w:p>
+      <w:r>
+        <w:t>“</w:t>
+      </w:r>
+      <w:r>
+        <w:t>Your class is Druidic Ranger,” Zanthal said. “First, I need to go to the library and borrow books on Druidic powers.</w:t>
+      </w:r>
+    </w:p>
+    <w:p>
+      <w:r>
+        <w:t>“Then train on ranger activities. Most of that has been covered under my previous training, including bow use. However, I don’t know what will happen using your power.</w:t>
+      </w:r>
+    </w:p>
+    <w:p>
+      <w:r>
+        <w:t>“We can make great training partners, since we both have your class and are starting at level 0.</w:t>
+      </w:r>
+    </w:p>
+    <w:p>
+      <w:r>
+        <w:t>“What about you? Don’t you need girl time with your friends?”</w:t>
+      </w:r>
+    </w:p>
+    <w:p>
+      <w:r>
+        <w:t>“I won’t deny I want to talk with them about their classes,” Aeloria said. “We can go to the dorm after dinner.”</w:t>
+      </w:r>
+    </w:p>
+    <w:p>
+      <w:r>
+        <w:t xml:space="preserve">“Can we stop at the library first for a few books? It’s not a big deal. I still have school books I have yet to finish,” </w:t>
+      </w:r>
+      <w:r>
+        <w:t>Zanthal said.</w:t>
+      </w:r>
+    </w:p>
+    <w:p>
+      <w:r>
+        <w:t>“When do you have time for fun?” Aeloria asked.</w:t>
+      </w:r>
+    </w:p>
+    <w:p>
+      <w:r>
+        <w:t>“Training is fun,” Zanthal said. “I can help you train your mind.</w:t>
+      </w:r>
+    </w:p>
+    <w:p>
+      <w:r>
+        <w:t>“You do know it’s not bound to the body, don’t you?</w:t>
+      </w:r>
+    </w:p>
+    <w:p>
+      <w:r>
+        <w:t>“That is why humans began giving birth to variants like us after the quantum singularity.</w:t>
+      </w:r>
+    </w:p>
+    <w:p>
+      <w:r>
+        <w:lastRenderedPageBreak/>
+        <w:t>“And since the mind is not bound to matter, then it is without limit. However, training memory is a serious pain in the ass.”</w:t>
+      </w:r>
+    </w:p>
+    <w:p>
+      <w:r>
+        <w:t>“How do you know these things?” Aeloria asked.</w:t>
+      </w:r>
+    </w:p>
+    <w:p>
+      <w:r>
+        <w:t>“I read it in books,” Zanthal said. “Although the details weren’t explained.”</w:t>
+      </w:r>
     </w:p>
     <w:p/>
     <w:p/>
@@ -1566,14 +2195,13 @@
     <w:p/>
     <w:p/>
     <w:p/>
-    <w:p>
-      <w:r>
-        <w:t>They stepped out of the research building and</w:t>
-      </w:r>
-      <w:r>
-        <w:t xml:space="preserve"> they headed to the dorms.</w:t>
-      </w:r>
-    </w:p>
+    <w:p/>
+    <w:p/>
+    <w:p/>
+    <w:p/>
+    <w:p/>
+    <w:p/>
+    <w:p/>
     <w:p>
       <w:r>
         <w:t>Zanthal stopped in front of the wide doors and stopped.</w:t>
@@ -1586,6 +2214,7 @@
     </w:p>
     <w:p>
       <w:r>
+        <w:lastRenderedPageBreak/>
         <w:t xml:space="preserve">“Easy for you to say,” Zanthal </w:t>
       </w:r>
       <w:r>
@@ -1607,76 +2236,10 @@
         <w:t>“This is Zanthal, a friend from my class,” Aeloria said. “She will be staying with me. Her stuff should arrive at my room soon. Let’s go.”</w:t>
       </w:r>
     </w:p>
-    <w:p>
-      <w:r>
-        <w:t>They walked in and Aeloria noticed Zanthal walking strangely.</w:t>
-      </w:r>
-    </w:p>
-    <w:p>
-      <w:r>
-        <w:t>“Zanthal, you look as if you want to pee,” Aeloria said.</w:t>
-      </w:r>
-    </w:p>
-    <w:p>
-      <w:r>
-        <w:lastRenderedPageBreak/>
-        <w:t>“That’s because I do,” Zanthal said.</w:t>
-      </w:r>
-    </w:p>
-    <w:p>
-      <w:r>
-        <w:t>Aeloria rolled her eyes and said, “It’s as if I’m babysitting a baby. Follow me.”</w:t>
-      </w:r>
-    </w:p>
-    <w:p>
-      <w:r>
-        <w:t>Zanthal followed Aeloria to a public toiled and they entered.</w:t>
-      </w:r>
-    </w:p>
-    <w:p>
-      <w:r>
-        <w:t>“Get in that stall,” Aeloria instructed. “Remember to sit, and stop being a baby.”</w:t>
-      </w:r>
-    </w:p>
-    <w:p>
-      <w:r>
-        <w:t>Zanthal hesitated a moment and then pulled down his pants. He sat and did his thing.</w:t>
-      </w:r>
-    </w:p>
-    <w:p>
-      <w:r>
-        <w:t>“Remember to wipe,” Aeloria instructed.</w:t>
-      </w:r>
-    </w:p>
-    <w:p>
-      <w:r>
-        <w:t>“That’s quite disturbing,” Zanthal said as he complied. Deed done he dressed, stood up and dressed.</w:t>
-      </w:r>
-    </w:p>
-    <w:p>
-      <w:r>
-        <w:t>Stepping out, Zanthal said, “</w:t>
-      </w:r>
-      <w:r>
-        <w:t>That was less awkward</w:t>
-      </w:r>
-      <w:r>
-        <w:t xml:space="preserve"> than I expected</w:t>
-      </w:r>
-      <w:r>
-        <w:t>,” Zanthal said.</w:t>
-      </w:r>
-    </w:p>
-    <w:p>
-      <w:r>
-        <w:t>“Does this mean that synchronization is improving?” Aeloria asked.</w:t>
-      </w:r>
-    </w:p>
-    <w:p>
-      <w:r>
-        <w:t>Zanthal nodded. “Yes.”</w:t>
-      </w:r>
-    </w:p>
+    <w:p/>
+    <w:p/>
+    <w:p/>
+    <w:p/>
     <w:p/>
     <w:p/>
     <w:p/>
@@ -1778,7 +2341,7 @@
             <w:rPr>
               <w:noProof/>
             </w:rPr>
-            <w:t>12</w:t>
+            <w:t>18</w:t>
           </w:r>
         </w:fldSimple>
       </w:p>
@@ -1808,7 +2371,7 @@
             <w:rPr>
               <w:noProof/>
             </w:rPr>
-            <w:t>11</w:t>
+            <w:t>19</w:t>
           </w:r>
         </w:fldSimple>
       </w:p>
@@ -3925,7 +4488,7 @@
 </file>
 
 <file path=customXml/itemProps1.xml><?xml version="1.0" encoding="utf-8"?>
-<ds:datastoreItem xmlns:ds="http://schemas.openxmlformats.org/officeDocument/2006/customXml" ds:itemID="{43F95AF3-8FD6-4E74-88EA-BCA718B72450}">
+<ds:datastoreItem xmlns:ds="http://schemas.openxmlformats.org/officeDocument/2006/customXml" ds:itemID="{DA6F80A8-3843-4CAD-84CB-80BEC53AFEB6}">
   <ds:schemaRefs>
     <ds:schemaRef ds:uri="http://schemas.openxmlformats.org/officeDocument/2006/bibliography"/>
   </ds:schemaRefs>

--- a/Books/AA/The Unorthodox Polymorph/Book_The Unorthodox Polymorph.docx
+++ b/Books/AA/The Unorthodox Polymorph/Book_The Unorthodox Polymorph.docx
@@ -144,13 +144,13 @@
       <w:r>
         <w:fldChar w:fldCharType="separate"/>
       </w:r>
-      <w:hyperlink w:anchor="_Toc163334598" w:history="1">
+      <w:hyperlink w:anchor="_Toc241734541" w:history="1">
         <w:r>
           <w:rPr>
             <w:rStyle w:val="Hyperlink"/>
             <w:noProof/>
           </w:rPr>
-          <w:t>1.</w:t>
+          <w:t>1. Awakening of an Unorthodox Power</w:t>
         </w:r>
         <w:r>
           <w:rPr>
@@ -171,7 +171,7 @@
             <w:noProof/>
             <w:webHidden/>
           </w:rPr>
-          <w:instrText xml:space="preserve"> PAGEREF _Toc163334598 \h </w:instrText>
+          <w:instrText xml:space="preserve"> PAGEREF _Toc241734541 \h </w:instrText>
         </w:r>
         <w:r>
           <w:rPr>
@@ -204,6 +204,73 @@
     </w:p>
     <w:p>
       <w:pPr>
+        <w:pStyle w:val="TOC2"/>
+        <w:rPr>
+          <w:rFonts w:asciiTheme="minorHAnsi" w:eastAsiaTheme="minorEastAsia" w:hAnsiTheme="minorHAnsi" w:cstheme="minorBidi"/>
+          <w:noProof/>
+          <w:sz w:val="22"/>
+        </w:rPr>
+      </w:pPr>
+      <w:hyperlink w:anchor="_Toc241734542" w:history="1">
+        <w:r>
+          <w:rPr>
+            <w:rStyle w:val="Hyperlink"/>
+            <w:noProof/>
+          </w:rPr>
+          <w:t>Adapting to the Changes</w:t>
+        </w:r>
+        <w:r>
+          <w:rPr>
+            <w:noProof/>
+            <w:webHidden/>
+          </w:rPr>
+          <w:tab/>
+        </w:r>
+        <w:r>
+          <w:rPr>
+            <w:noProof/>
+            <w:webHidden/>
+          </w:rPr>
+          <w:fldChar w:fldCharType="begin"/>
+        </w:r>
+        <w:r>
+          <w:rPr>
+            <w:noProof/>
+            <w:webHidden/>
+          </w:rPr>
+          <w:instrText xml:space="preserve"> PAGEREF _Toc241734542 \h </w:instrText>
+        </w:r>
+        <w:r>
+          <w:rPr>
+            <w:noProof/>
+            <w:webHidden/>
+          </w:rPr>
+        </w:r>
+        <w:r>
+          <w:rPr>
+            <w:noProof/>
+            <w:webHidden/>
+          </w:rPr>
+          <w:fldChar w:fldCharType="separate"/>
+        </w:r>
+        <w:r>
+          <w:rPr>
+            <w:noProof/>
+            <w:webHidden/>
+          </w:rPr>
+          <w:t>8</w:t>
+        </w:r>
+        <w:r>
+          <w:rPr>
+            <w:noProof/>
+            <w:webHidden/>
+          </w:rPr>
+          <w:fldChar w:fldCharType="end"/>
+        </w:r>
+      </w:hyperlink>
+    </w:p>
+    <w:p>
+      <w:pPr>
         <w:jc w:val="left"/>
       </w:pPr>
       <w:r>
@@ -236,18 +303,15 @@
       <w:pPr>
         <w:pStyle w:val="H2"/>
       </w:pPr>
-      <w:bookmarkStart w:id="0" w:name="_Toc163334598"/>
+      <w:bookmarkStart w:id="0" w:name="_Toc241734541"/>
       <w:r>
         <w:lastRenderedPageBreak/>
-        <w:t>1.</w:t>
+        <w:t xml:space="preserve">1. </w:t>
+      </w:r>
+      <w:r>
+        <w:t>Awakening of an Unorthodox Power</w:t>
       </w:r>
       <w:bookmarkEnd w:id="0"/>
-      <w:r>
-        <w:t xml:space="preserve"> </w:t>
-      </w:r>
-      <w:r>
-        <w:t>Awakening of an Unorthodox Power</w:t>
-      </w:r>
     </w:p>
     <w:p>
       <w:pPr>
@@ -412,10 +476,18 @@
         <w:t>was the youngest daughter of D</w:t>
       </w:r>
       <w:r>
-        <w:t xml:space="preserve">uke Barran of the </w:t>
+        <w:t xml:space="preserve">uke </w:t>
       </w:r>
       <w:proofErr w:type="spellStart"/>
       <w:r>
+        <w:t>Barran</w:t>
+      </w:r>
+      <w:proofErr w:type="spellEnd"/>
+      <w:r>
+        <w:t xml:space="preserve"> of the </w:t>
+      </w:r>
+      <w:proofErr w:type="spellStart"/>
+      <w:r>
         <w:t>Taria</w:t>
       </w:r>
       <w:proofErr w:type="spellEnd"/>
@@ -480,6 +552,9 @@
       </w:r>
       <w:r>
         <w:t>.</w:t>
+      </w:r>
+      <w:r>
+        <w:t xml:space="preserve"> Above the chamber a sign appeared.</w:t>
       </w:r>
     </w:p>
     <w:p>
@@ -1013,15 +1088,38 @@
       <w:pPr>
         <w:pStyle w:val="H2"/>
       </w:pPr>
+      <w:bookmarkStart w:id="1" w:name="_Toc241734542"/>
       <w:r>
         <w:lastRenderedPageBreak/>
         <w:t>Adapting to the Changes</w:t>
       </w:r>
+      <w:bookmarkEnd w:id="1"/>
     </w:p>
     <w:p>
       <w:pPr>
         <w:pStyle w:val="Quote1"/>
       </w:pPr>
+      <w:r>
+        <w:t>A black man once said,</w:t>
+      </w:r>
+    </w:p>
+    <w:p>
+      <w:pPr>
+        <w:pStyle w:val="Quote1"/>
+        <w:spacing w:after="120"/>
+        <w:contextualSpacing w:val="0"/>
+      </w:pPr>
+      <w:r>
+        <w:t>“I would rather die than have a lighter skin color”</w:t>
+      </w:r>
+    </w:p>
+    <w:p>
+      <w:pPr>
+        <w:pStyle w:val="Quote1"/>
+      </w:pPr>
+      <w:r>
+        <w:t>Some changes are more disturbing than others</w:t>
+      </w:r>
     </w:p>
     <w:p>
       <w:r>
@@ -1145,1048 +1243,1168 @@
     </w:p>
     <w:p>
       <w:r>
-        <w:t xml:space="preserve">They entered a research building in the university section of campus. Two versions of Aeloria entered </w:t>
-      </w:r>
-      <w:r>
-        <w:t>an</w:t>
+        <w:t>They entered a research building in the university section of campus.</w:t>
+      </w:r>
+    </w:p>
+    <w:p>
+      <w:r>
+        <w:lastRenderedPageBreak/>
+        <w:t>“Just a second,” Aeloria said. “I need to use the lady’s room.”</w:t>
+      </w:r>
+    </w:p>
+    <w:p>
+      <w:r>
+        <w:t>Deed done, they entered an examination room. One had a male uniform and a red face.</w:t>
+      </w:r>
+    </w:p>
+    <w:p>
+      <w:r>
+        <w:t xml:space="preserve">“Ah Mr. Zanthal, thank you for coming,” </w:t>
+      </w:r>
+      <w:r>
+        <w:t xml:space="preserve">Principle Rachael Sara </w:t>
+      </w:r>
+      <w:r>
+        <w:t>said. She introduced the people in the room.</w:t>
+      </w:r>
+    </w:p>
+    <w:p>
+      <w:r>
+        <w:t xml:space="preserve">“Please enter that medical capsule,” a Dr. Brenda said. </w:t>
+      </w:r>
+      <w:r>
+        <w:t>“What can you say about this class and how did you obtain it?”</w:t>
+      </w:r>
+    </w:p>
+    <w:p>
+      <w:r>
+        <w:t xml:space="preserve">“It all happened when I was 6 years old,” Zanthal said. “I was </w:t>
+      </w:r>
+      <w:r>
+        <w:t>in the back woods</w:t>
+      </w:r>
+      <w:r>
+        <w:t xml:space="preserve"> when I saw this dude taking a shower. That was the most repulsive, the most disgusting sight I have ever seen in my life.</w:t>
+      </w:r>
+    </w:p>
+    <w:p>
+      <w:r>
+        <w:t>“Ever since, I have viewed the male body as being repulsive,” Zanthal said. “I especially hate male animals with their dangly bits.”</w:t>
+      </w:r>
+    </w:p>
+    <w:p>
+      <w:r>
+        <w:t>A picture appeared on a screen in front of Zanthal.</w:t>
+      </w:r>
+    </w:p>
+    <w:p>
+      <w:r>
+        <w:t>Zanthal look</w:t>
+      </w:r>
+      <w:r>
+        <w:t>ed</w:t>
+      </w:r>
+      <w:r>
+        <w:t xml:space="preserve"> and jerked away, feel nauseous.</w:t>
+      </w:r>
+      <w:r>
+        <w:t xml:space="preserve"> The offensive image disappeared.</w:t>
+      </w:r>
+    </w:p>
+    <w:p>
+      <w:r>
+        <w:t>For the next several minutes the scientists discussed the machine findings.</w:t>
+      </w:r>
+    </w:p>
+    <w:p>
+      <w:r>
+        <w:t>“First, I can say that the transformation is complete, down to the cellular structure</w:t>
+      </w:r>
+      <w:r>
+        <w:t xml:space="preserve"> and DNA</w:t>
+      </w:r>
+      <w:r>
+        <w:t xml:space="preserve">,” </w:t>
+      </w:r>
+      <w:r>
+        <w:t xml:space="preserve">a </w:t>
+      </w:r>
+      <w:r>
+        <w:t>Dr. Willows said. “This is natural for the polymorph class.</w:t>
+      </w:r>
+    </w:p>
+    <w:p>
+      <w:r>
+        <w:t xml:space="preserve">“Second, </w:t>
+      </w:r>
+      <w:r>
+        <w:t xml:space="preserve">Mr. Zanthal’s </w:t>
+      </w:r>
+      <w:r>
+        <w:t xml:space="preserve">body is being flooded with high levels of </w:t>
+      </w:r>
+      <w:r>
+        <w:t>adrenaline</w:t>
+      </w:r>
+      <w:r>
+        <w:t xml:space="preserve"> and </w:t>
+      </w:r>
+      <w:r>
+        <w:t>cortisol</w:t>
+      </w:r>
+      <w:r>
+        <w:t xml:space="preserve">. </w:t>
+      </w:r>
+      <w:r>
+        <w:t>His b</w:t>
+      </w:r>
+      <w:r>
+        <w:t>lood pressure is dangerously high</w:t>
+      </w:r>
+      <w:r>
+        <w:t xml:space="preserve"> and he has an erratic heartbeat</w:t>
+      </w:r>
+      <w:r>
+        <w:t xml:space="preserve">. </w:t>
+      </w:r>
+      <w:r>
+        <w:t xml:space="preserve">Mr. </w:t>
+      </w:r>
+      <w:r>
+        <w:t>Zanthal is suffering from an anxiety attack.</w:t>
+      </w:r>
+    </w:p>
+    <w:p>
+      <w:r>
+        <w:t xml:space="preserve">“I’m just surprised </w:t>
+      </w:r>
+      <w:r>
+        <w:t xml:space="preserve">Mr. </w:t>
+      </w:r>
+      <w:r>
+        <w:t>Zanthal hasn’t fainted.</w:t>
+      </w:r>
+    </w:p>
+    <w:p>
+      <w:r>
+        <w:lastRenderedPageBreak/>
+        <w:t xml:space="preserve">“Mr. Zanthal, remember to breathe. </w:t>
+      </w:r>
+      <w:r>
+        <w:t xml:space="preserve">I can’t subscribe a sedative, since that would </w:t>
+      </w:r>
+      <w:r>
+        <w:t>interfere with synchronization and these first hours are crucial.</w:t>
+      </w:r>
+    </w:p>
+    <w:p>
+      <w:r>
+        <w:t>“Third, I’m calling him Mr. because it’s reducing his anxiety.</w:t>
+      </w:r>
+    </w:p>
+    <w:p>
+      <w:r>
+        <w:t xml:space="preserve">“Finally </w:t>
+      </w:r>
+      <w:r>
+        <w:t xml:space="preserve">Mr. Zanthal </w:t>
+      </w:r>
+      <w:r>
+        <w:t>wasn</w:t>
+      </w:r>
+      <w:r>
+        <w:t xml:space="preserve">’t joking about his emotional trauma,” Dr. Willows said. “It’s definitely real and </w:t>
+      </w:r>
+      <w:r>
+        <w:t>unique in its severity. I’ve never heard of such an extreme case.”</w:t>
+      </w:r>
+    </w:p>
+    <w:p>
+      <w:r>
+        <w:t>“In case you are wondering, I never look at myself when changing or showering,” Zanthal said.</w:t>
+      </w:r>
+    </w:p>
+    <w:p>
+      <w:r>
+        <w:t>“I always admired powerful monsters such as dragons, phoenixes, krakens, and griffins. Not griffins, but any of the powerful creatures. As a child I felt I could use that to defeat the monsters.”</w:t>
+      </w:r>
+    </w:p>
+    <w:p>
+      <w:proofErr w:type="gramStart"/>
+      <w:r>
+        <w:t>“Why not griffins?”</w:t>
+      </w:r>
+      <w:proofErr w:type="gramEnd"/>
+      <w:r>
+        <w:t xml:space="preserve"> Dr. Susan asked.</w:t>
+      </w:r>
+    </w:p>
+    <w:p>
+      <w:r>
+        <w:t>“Because of the dangly bits, of course,” Zanthal said</w:t>
+      </w:r>
+      <w:r>
+        <w:t>, frowning</w:t>
+      </w:r>
+      <w:r>
+        <w:t>.</w:t>
+      </w:r>
+      <w:r>
+        <w:t xml:space="preserve"> “They </w:t>
+      </w:r>
+      <w:r>
+        <w:t xml:space="preserve">always </w:t>
+      </w:r>
+      <w:r>
+        <w:t>look as if they are perpetually defecating.”</w:t>
+      </w:r>
+    </w:p>
+    <w:p>
+      <w:r>
+        <w:t>“</w:t>
+      </w:r>
+      <w:proofErr w:type="spellStart"/>
+      <w:r>
+        <w:t>Ew</w:t>
+      </w:r>
+      <w:proofErr w:type="spellEnd"/>
+      <w:r>
+        <w:t>,” Aeloria exclaimed. “What a gross analogy.”</w:t>
+      </w:r>
+    </w:p>
+    <w:p>
+      <w:r>
+        <w:t xml:space="preserve">“Gross but true,” Zanthal said. </w:t>
+      </w:r>
+      <w:r>
+        <w:t>“Fair Polymorph allows me to sync</w:t>
+      </w:r>
+      <w:r>
+        <w:t>hronize with not just a species</w:t>
+      </w:r>
+      <w:r>
+        <w:t>, but with a</w:t>
+      </w:r>
+      <w:r>
+        <w:t xml:space="preserve"> single</w:t>
+      </w:r>
+      <w:r>
+        <w:t xml:space="preserve"> individual</w:t>
+      </w:r>
+      <w:r>
+        <w:t xml:space="preserve"> within that species or race</w:t>
+      </w:r>
+      <w:r>
+        <w:t>. I gain all racial abilities. In addition, I get the class abilities of the individual. Scan my data and see what I mean.”</w:t>
+      </w:r>
+    </w:p>
+    <w:p>
+      <w:pPr>
+        <w:pStyle w:val="StatusMessage"/>
+      </w:pPr>
+      <w:r>
+        <w:t>Druidic Ranger</w:t>
+      </w:r>
+      <w:r>
+        <w:t>, Female Elf</w:t>
+      </w:r>
+    </w:p>
+    <w:p>
+      <w:r>
+        <w:t xml:space="preserve">“I don’t see Fair Polymorph,” Dr. </w:t>
+      </w:r>
+      <w:r>
+        <w:t xml:space="preserve">Grendy </w:t>
+      </w:r>
+      <w:r>
+        <w:t>said.</w:t>
+      </w:r>
+    </w:p>
+    <w:p>
+      <w:r>
+        <w:t>“You will see it when I deactivate this skill at the end of synchronization,” Zanthal said.</w:t>
+      </w:r>
+    </w:p>
+    <w:p>
+      <w:r>
+        <w:t xml:space="preserve">“Is the human </w:t>
+      </w:r>
+      <w:r>
+        <w:t>species</w:t>
+      </w:r>
+      <w:r>
+        <w:t xml:space="preserve"> considered one or multiple races?” Dr. Brenda asked.</w:t>
+      </w:r>
+    </w:p>
+    <w:p>
+      <w:r>
+        <w:lastRenderedPageBreak/>
+        <w:t>“My ability defines each race separately,” Zanthal said. “I already had Nordic and now I have elf.</w:t>
+      </w:r>
+      <w:r>
+        <w:t>”</w:t>
+      </w:r>
+    </w:p>
+    <w:p>
+      <w:r>
+        <w:t>“The transformation of the human race is such an odd thing,” Dr. Susan. “It defies all common sense or logic.”</w:t>
+      </w:r>
+    </w:p>
+    <w:p>
+      <w:r>
+        <w:t>“Do you know what triggered the activation?” Dr. Willows asked.</w:t>
+      </w:r>
+    </w:p>
+    <w:p>
+      <w:r>
+        <w:t>“Gareth Holden tripped me and I crashed into Aeloria,” Zanthal said. “At the last moment I twisted my body, preventing me from landing on top of her.</w:t>
+      </w:r>
+    </w:p>
+    <w:p>
+      <w:r>
+        <w:t>“I was expecting her to get angry and insult me.  After all, she is the duke’s daughter and one of the elites of our country. Instead she expressed concern that I was injured. She even said I was cute.</w:t>
+      </w:r>
+    </w:p>
+    <w:p>
+      <w:r>
+        <w:t>“That was when my ability activated.”</w:t>
+      </w:r>
+    </w:p>
+    <w:p>
+      <w:r>
+        <w:t>“</w:t>
+      </w:r>
+      <w:r>
+        <w:t>Mr. Zanthal, since your class is now Druidic Ranger, we will update your schedule to include druidic and ranger training. I</w:t>
+      </w:r>
+      <w:r>
+        <w:t xml:space="preserve"> will schedule these classes to be shared with</w:t>
+      </w:r>
+      <w:r>
+        <w:t xml:space="preserve"> Ms. Aeloria,” the principle said. “Is that okay?”</w:t>
+      </w:r>
+    </w:p>
+    <w:p>
+      <w:r>
+        <w:t>“Yes principle,” Zanthal said. “Learning druidic magic and ranger skills should speed up synchronization. Unfortunately</w:t>
+      </w:r>
+      <w:r>
+        <w:t>,</w:t>
+      </w:r>
+      <w:r>
+        <w:t xml:space="preserve"> I feel synchronization will last for at least one month, with all that entails.”</w:t>
+      </w:r>
+    </w:p>
+    <w:p>
+      <w:r>
+        <w:t>Aeloria snickered.</w:t>
+      </w:r>
+    </w:p>
+    <w:p>
+      <w:r>
+        <w:t>“</w:t>
+      </w:r>
+      <w:r>
+        <w:t>The next task is to find you new accommodations</w:t>
+      </w:r>
+      <w:r>
+        <w:t>,</w:t>
+      </w:r>
+      <w:r>
+        <w:t>” the principle said.</w:t>
+      </w:r>
+      <w:r>
+        <w:t xml:space="preserve"> “You cannot stay in the boy’s dormitory.”</w:t>
+      </w:r>
+    </w:p>
+    <w:p>
+      <w:r>
+        <w:t>“And Zanthal’s heart rate just spiked,” Dr. Susan said. “Focus on your breath. Slowly breathe in and out, in and out.”</w:t>
+      </w:r>
+    </w:p>
+    <w:p>
+      <w:r>
+        <w:t xml:space="preserve">Zanthal </w:t>
+      </w:r>
+      <w:r>
+        <w:t>slowly breathed in and out.</w:t>
+      </w:r>
+    </w:p>
+    <w:p>
+      <w:r>
+        <w:lastRenderedPageBreak/>
+        <w:t xml:space="preserve">“Zanthal can stay with me,” Aeloria said. “It will be fun having a </w:t>
+      </w:r>
+      <w:r>
+        <w:t xml:space="preserve">twin </w:t>
+      </w:r>
+      <w:r>
+        <w:t>sister.”</w:t>
+      </w:r>
+    </w:p>
+    <w:p>
+      <w:r>
+        <w:t>“Brother,” Zanthal corrected.</w:t>
+      </w:r>
+    </w:p>
+    <w:p>
+      <w:r>
+        <w:t>“Very well,” the principle said. “</w:t>
+      </w:r>
+      <w:r>
+        <w:t>Your items will be brou</w:t>
+      </w:r>
+      <w:r>
+        <w:t>ght to Ms. Aeloria’s dorm room.</w:t>
+      </w:r>
+    </w:p>
+    <w:p>
+      <w:r>
+        <w:t>“And now for the last item on the agenda for today,” Sara said. “Mr. Zanthal, you need a new ID. Come with me to the office.”</w:t>
+      </w:r>
+    </w:p>
+    <w:p>
+      <w:r>
+        <w:t xml:space="preserve">A short walk brought them to the administrative offices. </w:t>
+      </w:r>
+      <w:r>
+        <w:t>There the secretary took a photo of Zanthal and created a new ID for him.</w:t>
+      </w:r>
+    </w:p>
+    <w:p>
+      <w:r>
+        <w:t>“Okay Mr. Zanthal, please let us know if you have any issues,” Sara said. “You have a unique class and this is unprecedented. Would you like therapy sessions?”</w:t>
+      </w:r>
+    </w:p>
+    <w:p>
+      <w:r>
+        <w:t>“No thank you Ma’am,” Zanthal said. “I’ll just man through it.”</w:t>
+      </w:r>
+    </w:p>
+    <w:p>
+      <w:r>
+        <w:t>“Men,” Aeloria muttered.</w:t>
+      </w:r>
+    </w:p>
+    <w:p>
+      <w:r>
+        <w:t>Zanthal broke into a bright smile and said, “Thank you.”</w:t>
+      </w:r>
+    </w:p>
+    <w:p>
+      <w:r>
+        <w:t>Sara giggled. “Never the less we will monitor you on your journey. Enjoy the weekend.” She headed off.</w:t>
+      </w:r>
+    </w:p>
+    <w:p>
+      <w:r>
+        <w:t>“It’s almost 6:00PM and I’m starving,” Aeloria said. “Aren’t you?”</w:t>
+      </w:r>
+    </w:p>
+    <w:p>
+      <w:r>
+        <w:t>They headed out the doors and onto the main street of campus. Off to the right was a park.</w:t>
+      </w:r>
+    </w:p>
+    <w:p>
+      <w:r>
+        <w:t>“No,” Zanthal said. “Right now I’m thinki</w:t>
+      </w:r>
+      <w:r>
+        <w:t>ng what I will tell my parents. Let’s go to the park. Nature makes me relax.”</w:t>
+      </w:r>
+    </w:p>
+    <w:p>
+      <w:r>
+        <w:t>As if on cue, Zanthal’s phone rang.</w:t>
+      </w:r>
+    </w:p>
+    <w:p>
+      <w:r>
+        <w:t>“Oh great, that’s my mum,” Zanthal said.</w:t>
+      </w:r>
+    </w:p>
+    <w:p>
+      <w:r>
+        <w:lastRenderedPageBreak/>
+        <w:t>“Aren’t you going to answer?” Aeloria asked.</w:t>
+      </w:r>
+    </w:p>
+    <w:p>
+      <w:r>
+        <w:t>“I say I mum and she says who the hell are you?” Zanthal asked.</w:t>
+      </w:r>
+    </w:p>
+    <w:p>
+      <w:r>
+        <w:t xml:space="preserve">Aeloria gave an </w:t>
+      </w:r>
+      <w:r>
+        <w:t xml:space="preserve">exasperated </w:t>
+      </w:r>
+      <w:r>
+        <w:t>sigh and said, “Just give me the phone.”</w:t>
+      </w:r>
+    </w:p>
+    <w:p>
+      <w:r>
+        <w:t>“Mum’s name is Cybil and dad’s name is Zolin Brady,” Zanthal said</w:t>
+      </w:r>
+      <w:r>
+        <w:t>. He</w:t>
       </w:r>
       <w:r>
         <w:t xml:space="preserve"> </w:t>
       </w:r>
       <w:r>
-        <w:t>examination room</w:t>
-      </w:r>
-      <w:r>
-        <w:t>. One had a male uniform and a red face.</w:t>
+        <w:t>answered the phone and handed the device to Aeloria.</w:t>
+      </w:r>
+    </w:p>
+    <w:p>
+      <w:r>
+        <w:t>“Hello Mr. and Mrs. Brady,” Aeloria said. “This is…”</w:t>
+      </w:r>
+    </w:p>
+    <w:p>
+      <w:r>
+        <w:t>“Oh my God, Princess Aeloria, why do you have Zanthal’s phone?” the mother asked, surprised.</w:t>
+      </w:r>
+    </w:p>
+    <w:p>
+      <w:r>
+        <w:t>“Please just</w:t>
+      </w:r>
+      <w:r>
+        <w:t xml:space="preserve"> call me</w:t>
+      </w:r>
+      <w:r>
+        <w:t xml:space="preserve"> Aeloria,” Aeloria said. “While attending school, all students must be treated as equal.</w:t>
+      </w:r>
+    </w:p>
+    <w:p>
+      <w:r>
+        <w:t>“And yes, I am Zanthal’s friend.”</w:t>
+      </w:r>
+    </w:p>
+    <w:p>
+      <w:r>
+        <w:t>Zolin asked, surprised. “Why didn’t he tell us?”</w:t>
+      </w:r>
+    </w:p>
+    <w:p>
+      <w:r>
+        <w:t xml:space="preserve">“It just happened today during our class change ceremony,” Aeloria said. “Zanthal has </w:t>
+      </w:r>
+      <w:r>
+        <w:t xml:space="preserve">a </w:t>
+      </w:r>
+      <w:r>
+        <w:t>polymorph variant and accidently activated his class skill. He is rather embarrassed to show himself.”</w:t>
+      </w:r>
+    </w:p>
+    <w:p>
+      <w:r>
+        <w:t xml:space="preserve">“He always was fascinated by the legendary beasts, even as a child,” Zolin said. “Then at </w:t>
+      </w:r>
+      <w:r>
+        <w:t>four</w:t>
+      </w:r>
+      <w:r>
+        <w:t xml:space="preserve"> he experienced his first monster attack.”</w:t>
+      </w:r>
+    </w:p>
+    <w:p>
+      <w:r>
+        <w:t>“Oh my god, how many monster attacks has he been through?” Aeloria asked, shocked.</w:t>
+      </w:r>
+    </w:p>
+    <w:p>
+      <w:r>
+        <w:t xml:space="preserve">“Three,” Zolin said. </w:t>
+      </w:r>
+      <w:r>
+        <w:t>“The first took his grandfather, the second a cousin, the third, his school. He survived because he was trapped in the basement.”</w:t>
+      </w:r>
+    </w:p>
+    <w:p>
+      <w:r>
+        <w:t>“Oh my God, that’s horrible,” Aeloria said, shocked.</w:t>
+      </w:r>
+    </w:p>
+    <w:p>
+      <w:r>
+        <w:t>“Tell me dear, does he have any other friends, or does he spend all his time training?” Cybil asked.</w:t>
       </w:r>
     </w:p>
     <w:p>
       <w:r>
         <w:lastRenderedPageBreak/>
-        <w:t xml:space="preserve">“Ah Mr. Zanthal, thank you for coming,” </w:t>
-      </w:r>
-      <w:r>
-        <w:t xml:space="preserve">Principle Rachael Sara </w:t>
-      </w:r>
-      <w:r>
-        <w:t>said. She introduced the people in the room.</w:t>
-      </w:r>
-    </w:p>
-    <w:p>
-      <w:r>
-        <w:t xml:space="preserve">“Please enter that medical capsule,” a Dr. Brenda said. </w:t>
-      </w:r>
-      <w:r>
-        <w:t>“What can you say about this class and how did you obtain it?”</w:t>
-      </w:r>
-    </w:p>
-    <w:p>
-      <w:r>
-        <w:t xml:space="preserve">“It all happened when I was 6 years old,” Zanthal said. “I was </w:t>
-      </w:r>
-      <w:r>
-        <w:t>in the back woods</w:t>
-      </w:r>
-      <w:r>
-        <w:t xml:space="preserve"> when I saw this dude taking a shower. That was the most repulsive, the most disgusting sight I have ever seen in my life.</w:t>
-      </w:r>
-    </w:p>
-    <w:p>
-      <w:r>
-        <w:t>“Ever since, I have viewed the male body as being repulsive,” Zanthal said. “I especially hate male animals with their dangly bits.”</w:t>
-      </w:r>
-    </w:p>
-    <w:p>
-      <w:r>
-        <w:t>A picture appeared on a screen in front of Zanthal.</w:t>
-      </w:r>
-    </w:p>
-    <w:p>
-      <w:r>
-        <w:t>Zanthal look</w:t>
-      </w:r>
-      <w:r>
-        <w:t>ed</w:t>
-      </w:r>
-      <w:r>
-        <w:t xml:space="preserve"> and jerked away, feel nauseous.</w:t>
-      </w:r>
-      <w:r>
-        <w:t xml:space="preserve"> The offensive image disappeared.</w:t>
-      </w:r>
-    </w:p>
-    <w:p>
-      <w:r>
-        <w:t>For the next several minutes the scientists discussed the machine findings.</w:t>
-      </w:r>
-    </w:p>
-    <w:p>
-      <w:r>
-        <w:t>“First, I can say that the transformation is complete, down to the cellular structure</w:t>
-      </w:r>
-      <w:r>
-        <w:t xml:space="preserve"> and DNA</w:t>
-      </w:r>
-      <w:r>
-        <w:t xml:space="preserve">,” </w:t>
-      </w:r>
-      <w:r>
-        <w:t xml:space="preserve">a </w:t>
-      </w:r>
-      <w:r>
-        <w:t>Dr. Willows said. “This is natural for the polymorph class.</w:t>
-      </w:r>
-    </w:p>
-    <w:p>
-      <w:r>
-        <w:t xml:space="preserve">“Second, </w:t>
-      </w:r>
-      <w:r>
-        <w:t xml:space="preserve">Mr. Zanthal’s </w:t>
-      </w:r>
-      <w:r>
-        <w:t xml:space="preserve">body is being flooded with high levels of </w:t>
-      </w:r>
-      <w:r>
-        <w:t>adrenaline</w:t>
-      </w:r>
-      <w:r>
-        <w:t xml:space="preserve"> and </w:t>
-      </w:r>
-      <w:r>
-        <w:t>cortisol</w:t>
+        <w:t>Aeloria looked at Zanthal standing awkwardly to the side and said, “None as far as I know.</w:t>
+      </w:r>
+    </w:p>
+    <w:p>
+      <w:r>
+        <w:t>“</w:t>
+      </w:r>
+      <w:r>
+        <w:t xml:space="preserve">I learnt about him last month when school started. </w:t>
+      </w:r>
+      <w:r>
+        <w:t>It’s unheard of for a rural person to gain a Merlin scholarship. That requires both intelligence and deep knowledge,” Aeloria said.</w:t>
+      </w:r>
+    </w:p>
+    <w:p>
+      <w:r>
+        <w:t>“I wish you could visit, but you’re a busy princess,” Cybil said.</w:t>
+      </w:r>
+    </w:p>
+    <w:p>
+      <w:r>
+        <w:t>“I would love to come,” Aeloria said. “I view Zanthal as my very own sister.”</w:t>
+      </w:r>
+    </w:p>
+    <w:p>
+      <w:r>
+        <w:t>“Brother,” Zanthal called out.</w:t>
+      </w:r>
+    </w:p>
+    <w:p>
+      <w:r>
+        <w:t>They arrived at the park and Zanthal gazed at the river.</w:t>
+      </w:r>
+    </w:p>
+    <w:p>
+      <w:r>
+        <w:t>“Zanthal has an unusual class,” Aeloria said. “What do you know about polymorphs?”</w:t>
+      </w:r>
+    </w:p>
+    <w:p>
+      <w:r>
+        <w:t xml:space="preserve">“Less than 1 in </w:t>
+      </w:r>
+      <w:r>
+        <w:t>20</w:t>
+      </w:r>
+      <w:r>
+        <w:t xml:space="preserve"> thousand gets it,” Zolin said. “They say the number is low because the world view</w:t>
+      </w:r>
+      <w:r>
+        <w:t>s it as being weak and useless. The beast tamer class is preferred since it is easier to level.</w:t>
+      </w:r>
+    </w:p>
+    <w:p>
+      <w:r>
+        <w:t>“However, that was what Zanthal wanted as a child.”</w:t>
+      </w:r>
+    </w:p>
+    <w:p>
+      <w:r>
+        <w:t>“We have just met but he is important to me now,” Aeloria said. “I would love to meet you. Would tomorrow night be fine?”</w:t>
+      </w:r>
+    </w:p>
+    <w:p>
+      <w:r>
+        <w:t>Aeloria smiled as she watched Zanthal shake his head violently.</w:t>
+      </w:r>
+    </w:p>
+    <w:p>
+      <w:r>
+        <w:t>“Yes dear,” Cybil said happily.</w:t>
+      </w:r>
+    </w:p>
+    <w:p>
+      <w:r>
+        <w:t>“See you at 6:00PM then. Zanthal says bye,” Aeloria said and hung up. She handed the phone back to Zanthal.</w:t>
+      </w:r>
+    </w:p>
+    <w:p>
+      <w:r>
+        <w:t>“Come, let’s go to a restaurant,” Aeloria said. “I’m paying.”</w:t>
+      </w:r>
+    </w:p>
+    <w:p>
+      <w:r>
+        <w:t>“You’re lucky I don’t have my old Nordic body, or you would be crying,” Zanthal said.</w:t>
+      </w:r>
+    </w:p>
+    <w:p>
+      <w:r>
+        <w:lastRenderedPageBreak/>
+        <w:t xml:space="preserve">Aeloria </w:t>
+      </w:r>
+      <w:r>
+        <w:t>giggled and said, “The restaurant is just outside campus.”</w:t>
+      </w:r>
+    </w:p>
+    <w:p>
+      <w:r>
+        <w:t>The trip wasn’t long and they stepped into the restaurant. It was a high-class restaurant that Zanthal would never eat in.</w:t>
+      </w:r>
+    </w:p>
+    <w:p>
+      <w:r>
+        <w:t>The server looked at the two and said tentatively, “Princess Aeloria.” She looked at the two, confused.</w:t>
+      </w:r>
+    </w:p>
+    <w:p>
+      <w:r>
+        <w:t>Aeloria smiled and said, “Table for two.”</w:t>
+      </w:r>
+    </w:p>
+    <w:p>
+      <w:r>
+        <w:t>“Right this way, princesses,” the waiter said.</w:t>
+      </w:r>
+    </w:p>
+    <w:p>
+      <w:r>
+        <w:t>“Only one princess,” Zanthal muttered and Aeloria giggled.</w:t>
+      </w:r>
+    </w:p>
+    <w:p>
+      <w:r>
+        <w:t>As always, people stared at them.</w:t>
+      </w:r>
+    </w:p>
+    <w:p>
+      <w:r>
+        <w:t xml:space="preserve">The waiter led them the more posh side of the restaurant, showed them seats, and handed them drink menus. </w:t>
+      </w:r>
+    </w:p>
+    <w:p>
+      <w:r>
+        <w:t>Aeloria looked at Zanthal wiggling on the chair and said, “Zanthal, you look as if you want to pee.” Aeloria said.</w:t>
+      </w:r>
+    </w:p>
+    <w:p>
+      <w:r>
+        <w:t>“That’s because I do,” Zanthal said.</w:t>
+      </w:r>
+    </w:p>
+    <w:p>
+      <w:r>
+        <w:t>“Then go,” Aeloria said.</w:t>
+      </w:r>
+    </w:p>
+    <w:p>
+      <w:r>
+        <w:t>“I can’t,” Zanthal objected, shaking his head until hair flew everywhere.</w:t>
+      </w:r>
+    </w:p>
+    <w:p>
+      <w:r>
+        <w:t>Aeloria rolled her eyes and said, “It’s as if I’m babysitting a toddler. Follow me.”</w:t>
+      </w:r>
+    </w:p>
+    <w:p>
+      <w:r>
+        <w:t>Zanthal followed Aeloria to the lady’s toilet and they entered. Inside, he found the washrooms identical to the men’s side, except there were no urinals.</w:t>
+      </w:r>
+    </w:p>
+    <w:p>
+      <w:r>
+        <w:t>Aeloria led the way to a handicap stall.</w:t>
+      </w:r>
+    </w:p>
+    <w:p>
+      <w:r>
+        <w:lastRenderedPageBreak/>
+        <w:t>“Get in that stall,” Aeloria instructed. “Remember to sit, and stop being a baby.”</w:t>
+      </w:r>
+    </w:p>
+    <w:p>
+      <w:r>
+        <w:t>Zanthal did as instructed.</w:t>
+      </w:r>
+    </w:p>
+    <w:p>
+      <w:r>
+        <w:t>“Remember to wipe,” Aeloria instructed.</w:t>
+      </w:r>
+    </w:p>
+    <w:p>
+      <w:r>
+        <w:t>“That was quite disturbing,” Zanthal said as he completed the task. Deed done he dressed, stood up and dressed.</w:t>
+      </w:r>
+    </w:p>
+    <w:p>
+      <w:r>
+        <w:t>Stepping out, Zanthal said, “That was less awkward than I feared,” Zanthal said.</w:t>
+      </w:r>
+    </w:p>
+    <w:p>
+      <w:r>
+        <w:t>“Does this mean that synchronization is improving?” Aeloria asked.</w:t>
+      </w:r>
+    </w:p>
+    <w:p>
+      <w:r>
+        <w:t xml:space="preserve">Zanthal nodded. </w:t>
+      </w:r>
+      <w:proofErr w:type="gramStart"/>
+      <w:r>
+        <w:t>“A little.”</w:t>
+      </w:r>
+      <w:proofErr w:type="gramEnd"/>
+    </w:p>
+    <w:p>
+      <w:r>
+        <w:t>Returning to the table, Zanthal read the drink menu and put it down. The waiter returned and he ordered a milkshake.</w:t>
+      </w:r>
+    </w:p>
+    <w:p>
+      <w:r>
+        <w:t>The waiter handed them menus and Zanthal once again read through the menu and put it down.</w:t>
+      </w:r>
+    </w:p>
+    <w:p>
+      <w:r>
+        <w:t xml:space="preserve">“I have a problem,” Zanthal said. “I have no idea what these names means. I mean, what is </w:t>
+      </w:r>
+      <w:r>
+        <w:t xml:space="preserve">Sumptuous </w:t>
+      </w:r>
+      <w:proofErr w:type="spellStart"/>
+      <w:r>
+        <w:t>Shakshouka</w:t>
+      </w:r>
+      <w:proofErr w:type="spellEnd"/>
+      <w:r>
+        <w:t xml:space="preserve">, </w:t>
+      </w:r>
+      <w:r>
+        <w:t>Creamy Quiche Lorraine</w:t>
+      </w:r>
+      <w:r>
+        <w:t xml:space="preserve">, </w:t>
+      </w:r>
+      <w:proofErr w:type="spellStart"/>
+      <w:r>
+        <w:t>Reimagine</w:t>
+      </w:r>
+      <w:proofErr w:type="spellEnd"/>
+      <w:r>
+        <w:t xml:space="preserve"> </w:t>
+      </w:r>
+      <w:proofErr w:type="spellStart"/>
+      <w:r>
+        <w:t>Foie</w:t>
+      </w:r>
+      <w:proofErr w:type="spellEnd"/>
+      <w:r>
+        <w:t xml:space="preserve"> Gras</w:t>
+      </w:r>
+      <w:r>
+        <w:t>, Beef Wellington, or anything is?”</w:t>
+      </w:r>
+    </w:p>
+    <w:p>
+      <w:r>
+        <w:t>“Did you just memorize the menu?</w:t>
+      </w:r>
+      <w:r>
+        <w:t>” Aeloria asked, surprised.</w:t>
+      </w:r>
+    </w:p>
+    <w:p>
+      <w:r>
+        <w:t>“Yes,” Zanthal said.</w:t>
+      </w:r>
+      <w:r>
+        <w:t xml:space="preserve"> “I admit the deserts sound good though, like </w:t>
+      </w:r>
+      <w:r>
+        <w:t>Crème Brûlée</w:t>
+      </w:r>
+      <w:r>
+        <w:t xml:space="preserve">, </w:t>
+      </w:r>
+      <w:r>
+        <w:t>Chocolate Lava Cake</w:t>
+      </w:r>
+      <w:r>
+        <w:t>, or the ice creams. The rest I’ve never heard of.”</w:t>
+      </w:r>
+    </w:p>
+    <w:p>
+      <w:r>
+        <w:t xml:space="preserve">“What does the </w:t>
+      </w:r>
+      <w:r>
+        <w:t>Spaghetti Bolognese</w:t>
+      </w:r>
+      <w:r>
+        <w:t xml:space="preserve"> cost?” Aeloria asked.</w:t>
+      </w:r>
+    </w:p>
+    <w:p>
+      <w:r>
+        <w:t>“47.85$,” Zanthal said</w:t>
+      </w:r>
+      <w:r>
+        <w:t xml:space="preserve"> and grabbed some hair</w:t>
+      </w:r>
+      <w:r>
+        <w:t xml:space="preserve">. “I know what </w:t>
+      </w:r>
+      <w:r>
+        <w:t xml:space="preserve">Spaghetti </w:t>
+      </w:r>
+      <w:r>
+        <w:t xml:space="preserve">is but not the </w:t>
+      </w:r>
+      <w:r>
+        <w:t>Bolognese</w:t>
+      </w:r>
+      <w:r>
+        <w:t xml:space="preserve"> part.”</w:t>
+      </w:r>
+    </w:p>
+    <w:p>
+      <w:r>
+        <w:t>“That’s amazing,” Aeloria said, impressed.</w:t>
+      </w:r>
+    </w:p>
+    <w:p>
+      <w:r>
+        <w:lastRenderedPageBreak/>
+        <w:t>“It’s just a menu,” Zanthal said, confused. “Can you order for me? I’m sure I’ll like it since our taste buds are the same.”</w:t>
+      </w:r>
+    </w:p>
+    <w:p>
+      <w:r>
+        <w:t>Aeloria shook her head and said, “Sure.”</w:t>
+      </w:r>
+    </w:p>
+    <w:p>
+      <w:r>
+        <w:t>“Next time, I’</w:t>
+      </w:r>
+      <w:r>
+        <w:t>ll</w:t>
+      </w:r>
+      <w:r>
+        <w:t xml:space="preserve"> take you to </w:t>
+      </w:r>
+      <w:r>
+        <w:t>Stampede Steakhouse</w:t>
+      </w:r>
+      <w:r>
+        <w:t>,” Zanthal said</w:t>
+      </w:r>
+      <w:r>
+        <w:t xml:space="preserve"> as he twisted his hair between his fingers</w:t>
       </w:r>
       <w:r>
         <w:t xml:space="preserve">. </w:t>
       </w:r>
       <w:r>
-        <w:t>His b</w:t>
-      </w:r>
-      <w:r>
-        <w:t>lood pressure is dangerously high</w:t>
-      </w:r>
-      <w:r>
-        <w:t xml:space="preserve"> and he has an erratic heartbeat</w:t>
-      </w:r>
-      <w:r>
-        <w:t xml:space="preserve">. </w:t>
-      </w:r>
-      <w:r>
-        <w:t xml:space="preserve">Mr. </w:t>
-      </w:r>
-      <w:r>
-        <w:t>Zanthal is suffering from an anxiety attack.</w:t>
-      </w:r>
-    </w:p>
-    <w:p>
-      <w:r>
-        <w:t xml:space="preserve">“I’m just surprised </w:t>
-      </w:r>
-      <w:r>
-        <w:t xml:space="preserve">Mr. </w:t>
-      </w:r>
-      <w:r>
-        <w:t>Zanthal hasn’t fainted.</w:t>
-      </w:r>
-    </w:p>
-    <w:p>
-      <w:r>
-        <w:t xml:space="preserve">“Unfortunately I can’t subscribe a sedative, since that would </w:t>
-      </w:r>
-      <w:r>
-        <w:t>interfere with synchronization.</w:t>
-      </w:r>
-    </w:p>
-    <w:p>
-      <w:r>
-        <w:t>“Third, I’m calling him Mr. because it’s reducing his anxiety.</w:t>
+        <w:t xml:space="preserve">“They have these 2 kg steaks </w:t>
+      </w:r>
+      <w:r>
+        <w:t xml:space="preserve">from Hell Bison </w:t>
+      </w:r>
+      <w:r>
+        <w:t>that are amazing.”</w:t>
+      </w:r>
+    </w:p>
+    <w:p>
+      <w:r>
+        <w:t>Aeloria chuckled and said, “I don’t think you will be able to eat that with my body.”</w:t>
+      </w:r>
+    </w:p>
+    <w:p>
+      <w:r>
+        <w:t>Zanthal looked down and said, “Damn, I almost forgot. That’s good.</w:t>
+      </w:r>
+      <w:r>
+        <w:t xml:space="preserve"> The key to synchronization is being comfortable in one’s skin.”</w:t>
+      </w:r>
+    </w:p>
+    <w:p>
+      <w:r>
+        <w:t xml:space="preserve">The waiter came </w:t>
+      </w:r>
+      <w:r>
+        <w:t xml:space="preserve">with the drinks </w:t>
+      </w:r>
+      <w:r>
+        <w:t>and Aeloria ordered for both.</w:t>
+      </w:r>
+    </w:p>
+    <w:p>
+      <w:r>
+        <w:t>“What will you do after dinner?” Aeloria asked.</w:t>
+      </w:r>
+    </w:p>
+    <w:p>
+      <w:r>
+        <w:t>“</w:t>
+      </w:r>
+      <w:r>
+        <w:t>Your class is Druidic Ranger,” Zanthal said. “First, I need to go to the library and borrow books on Druidic powers.</w:t>
+      </w:r>
+    </w:p>
+    <w:p>
+      <w:r>
+        <w:t>“Then train on ranger activities. Most of that has been covered under my previous training, including bow use. However, I don’t know what will happen using your power.</w:t>
+      </w:r>
+    </w:p>
+    <w:p>
+      <w:r>
+        <w:t>“We can make great training partners, since we both have your class and are starting at level 0.</w:t>
+      </w:r>
+    </w:p>
+    <w:p>
+      <w:r>
+        <w:t>“What about you? Don’t you need girl time with your friends?”</w:t>
+      </w:r>
+    </w:p>
+    <w:p>
+      <w:r>
+        <w:t>“I won’t deny I want to talk with them about their classes,” Aeloria said. “We can go to the dorm after dinner.”</w:t>
+      </w:r>
+    </w:p>
+    <w:p>
+      <w:r>
+        <w:t xml:space="preserve">“Can we stop at the library first for a few books? It’s not a big deal. I still have school books I have yet to finish,” </w:t>
+      </w:r>
+      <w:r>
+        <w:t>Zanthal said.</w:t>
+      </w:r>
+    </w:p>
+    <w:p>
+      <w:r>
+        <w:t>“When do you have time for fun?” Aeloria asked.</w:t>
       </w:r>
     </w:p>
     <w:p>
       <w:r>
         <w:lastRenderedPageBreak/>
-        <w:t xml:space="preserve">“Finally </w:t>
-      </w:r>
-      <w:r>
-        <w:t xml:space="preserve">Mr. Zanthal </w:t>
-      </w:r>
-      <w:r>
-        <w:t>wasn</w:t>
-      </w:r>
-      <w:r>
-        <w:t xml:space="preserve">’t joking about his emotional trauma,” Dr. Willows said. “It’s definitely real and </w:t>
-      </w:r>
-      <w:r>
-        <w:t>unique in its severity. I’ve never heard of such an extreme case.”</w:t>
-      </w:r>
-    </w:p>
-    <w:p>
-      <w:r>
-        <w:t>“In case you are wondering, I never look at myself when changing or showering,” Zanthal said.</w:t>
-      </w:r>
-    </w:p>
-    <w:p>
-      <w:r>
-        <w:t>“I always admired powerful monsters such as dragons, phoenixes, krakens, and griffins. Not griffins, but any of the powerful creatures. As a child I felt I could use that to defeat the monsters.”</w:t>
-      </w:r>
-    </w:p>
-    <w:p>
-      <w:proofErr w:type="gramStart"/>
-      <w:r>
-        <w:t>“Why not griffins?”</w:t>
-      </w:r>
-      <w:proofErr w:type="gramEnd"/>
-      <w:r>
-        <w:t xml:space="preserve"> Dr. Susan asked.</w:t>
-      </w:r>
-    </w:p>
-    <w:p>
-      <w:r>
-        <w:t>“Because of the dangly bits, of course,” Zanthal said</w:t>
-      </w:r>
-      <w:r>
-        <w:t>, frowning</w:t>
-      </w:r>
-      <w:r>
-        <w:t>.</w:t>
-      </w:r>
-      <w:r>
-        <w:t xml:space="preserve"> “They </w:t>
-      </w:r>
-      <w:r>
-        <w:t xml:space="preserve">always </w:t>
-      </w:r>
-      <w:r>
-        <w:t>look as if they are perpetually defecating.”</w:t>
-      </w:r>
-    </w:p>
-    <w:p>
-      <w:r>
-        <w:t>“</w:t>
+        <w:t>“I can’t have fun when there are monsters out there,” Zanthal said. “As it stands, I already wasted half your day.”</w:t>
+      </w:r>
+    </w:p>
+    <w:p>
+      <w:r>
+        <w:t>“Zanthal, I’m here because I want to be,” Aeloria said. “Also, what do you think I do all the time?”</w:t>
+      </w:r>
+    </w:p>
+    <w:p>
+      <w:r>
+        <w:t>“You train of course,” Zanthal said.</w:t>
+      </w:r>
+    </w:p>
+    <w:p>
+      <w:r>
+        <w:t>“Is it the same with the people in your small town?” Aeloria asked.</w:t>
+      </w:r>
+    </w:p>
+    <w:p>
+      <w:r>
+        <w:t>“No,” Zanthal said. “Most of them are stupid yokels who can barely tie their shoelaces.”</w:t>
+      </w:r>
+    </w:p>
+    <w:p>
+      <w:r>
+        <w:t>“How is school here?” Aeloria asked.</w:t>
+      </w:r>
+    </w:p>
+    <w:p>
+      <w:r>
+        <w:t>“I can barely keep up,” Zanthal said. “The study of the deeper magics of the abyss is hard to get my mind around.”</w:t>
+      </w:r>
+    </w:p>
+    <w:p>
+      <w:r>
+        <w:t>Aeloria</w:t>
+      </w:r>
+      <w:r>
+        <w:t xml:space="preserve"> could only laugh.</w:t>
+      </w:r>
+    </w:p>
+    <w:p>
+      <w:r>
+        <w:t>The food arrived.</w:t>
+      </w:r>
+    </w:p>
+    <w:p>
+      <w:r>
+        <w:t xml:space="preserve">While eating, </w:t>
       </w:r>
       <w:proofErr w:type="spellStart"/>
       <w:r>
-        <w:t>Ew</w:t>
+        <w:t>Aeloria’s</w:t>
       </w:r>
       <w:proofErr w:type="spellEnd"/>
       <w:r>
-        <w:t>,” Aeloria exclaimed. “What a gross analogy.”</w:t>
-      </w:r>
-    </w:p>
-    <w:p>
-      <w:r>
-        <w:t xml:space="preserve">“Gross but true,” Zanthal said. </w:t>
-      </w:r>
-      <w:r>
-        <w:t>“Fair Polymorph allows me to sync</w:t>
-      </w:r>
-      <w:r>
-        <w:t>hronize with not just a species</w:t>
-      </w:r>
-      <w:r>
-        <w:t>, but with a</w:t>
-      </w:r>
-      <w:r>
-        <w:t xml:space="preserve"> single</w:t>
-      </w:r>
-      <w:r>
-        <w:t xml:space="preserve"> individual</w:t>
-      </w:r>
-      <w:r>
-        <w:t xml:space="preserve"> within that species or race</w:t>
-      </w:r>
-      <w:r>
-        <w:t>. I gain all racial abilities. In addition, I get the class abilities of the individual. Scan my data and see what I mean.”</w:t>
-      </w:r>
-    </w:p>
-    <w:p>
-      <w:pPr>
-        <w:pStyle w:val="StatusMessage"/>
-      </w:pPr>
-      <w:r>
-        <w:t>Druidic Ranger</w:t>
-      </w:r>
-      <w:r>
-        <w:t>, Female Elf</w:t>
-      </w:r>
-    </w:p>
-    <w:p>
-      <w:r>
-        <w:t xml:space="preserve">“I don’t see Fair Polymorph,” Dr. </w:t>
-      </w:r>
-      <w:r>
-        <w:t xml:space="preserve">Grendy </w:t>
-      </w:r>
-      <w:r>
-        <w:t>said.</w:t>
-      </w:r>
-    </w:p>
-    <w:p>
-      <w:r>
-        <w:t>“You will see it when I deactivate this skill at the end of synchronization,” Zanthal said.</w:t>
-      </w:r>
-    </w:p>
-    <w:p>
-      <w:r>
-        <w:t xml:space="preserve">“Is the human </w:t>
-      </w:r>
-      <w:r>
-        <w:t>species</w:t>
-      </w:r>
-      <w:r>
-        <w:t xml:space="preserve"> considered one or multiple races?” Dr. Brenda asked.</w:t>
-      </w:r>
-    </w:p>
-    <w:p>
-      <w:r>
-        <w:t>“My ability defines each race separately,” Zanthal said. “I already had Nordic and now I have elf.</w:t>
-      </w:r>
-      <w:r>
-        <w:t>”</w:t>
-      </w:r>
-    </w:p>
-    <w:p>
-      <w:r>
-        <w:t>“The transformation of the human race is such an odd thing,” Dr. Susan. “It defies all common sense or logic.”</w:t>
+        <w:t xml:space="preserve"> phone rang.</w:t>
+      </w:r>
+    </w:p>
+    <w:p>
+      <w:r>
+        <w:t>“Hi mum,” Aeloria said. “Yes, mum. Okay mum. How about Sunday? I’ll tell him mum. Bye mum.”</w:t>
+      </w:r>
+    </w:p>
+    <w:p>
+      <w:r>
+        <w:t>“Let me guess,” Zanthal said. “Your parents want to meet me.”</w:t>
+      </w:r>
+    </w:p>
+    <w:p>
+      <w:r>
+        <w:t>“How do you know?” Aeloria asked.</w:t>
+      </w:r>
+    </w:p>
+    <w:p>
+      <w:r>
+        <w:t>“Some dude became your doppelganger and is now staying with you,” Zanthal said. “If I were them I would be worried too.</w:t>
+      </w:r>
+      <w:r>
+        <w:t xml:space="preserve">  I’m sure we are being shadowed even now.”</w:t>
+      </w:r>
+    </w:p>
+    <w:p>
+      <w:r>
+        <w:t>Aeloria nodded and said, “Sunday at 6:00PM.”</w:t>
       </w:r>
     </w:p>
     <w:p>
       <w:r>
         <w:lastRenderedPageBreak/>
-        <w:t>“Do you know what triggered the activation?” Dr. Willows asked.</w:t>
-      </w:r>
-    </w:p>
-    <w:p>
-      <w:r>
-        <w:t>“Gareth Holden tripped me and I crashed into Aeloria,” Zanthal said. “At the last moment I twisted my body, preventing me from landing on top of her.</w:t>
-      </w:r>
-    </w:p>
-    <w:p>
-      <w:r>
-        <w:t>“I was expecting her to get angry and insult me.  After all, she is the duke’s daughter and one of the elites of our country. Instead she expressed concern that I was injured. She even said I was cute.</w:t>
-      </w:r>
-    </w:p>
-    <w:p>
-      <w:r>
-        <w:t>“That was when my ability activated.”</w:t>
-      </w:r>
-    </w:p>
-    <w:p>
-      <w:r>
-        <w:t>“We will enroll you in the same classes as Ms. Aeloria,” the principle said. “Is that okay?”</w:t>
-      </w:r>
-    </w:p>
-    <w:p>
-      <w:r>
-        <w:t>“Yes principle,” Zanthal said. “Learning druidic magic and ranger skills should speed up synchronization. Unfortunately</w:t>
-      </w:r>
-      <w:r>
-        <w:t>,</w:t>
-      </w:r>
-      <w:r>
-        <w:t xml:space="preserve"> I feel synchronization will last for at least one month, with all that entails.”</w:t>
-      </w:r>
-    </w:p>
-    <w:p>
-      <w:r>
-        <w:t>Aeloria snickered.</w:t>
-      </w:r>
-    </w:p>
-    <w:p>
-      <w:r>
-        <w:t>“</w:t>
-      </w:r>
-      <w:r>
-        <w:t>The next task is to find you new accommodations</w:t>
-      </w:r>
-      <w:r>
-        <w:t>,</w:t>
-      </w:r>
-      <w:r>
-        <w:t>” the principle said.</w:t>
-      </w:r>
-      <w:r>
-        <w:t xml:space="preserve"> “You cannot stay in the boy’s dormitory.”</w:t>
-      </w:r>
-    </w:p>
-    <w:p>
-      <w:r>
-        <w:t>“And Zanthal’s heart rate just spiked,” Dr. Susan said. “Focus on your breath. Slowly breathe in and out, in and out.”</w:t>
-      </w:r>
-    </w:p>
-    <w:p>
-      <w:r>
-        <w:t xml:space="preserve">Zanthal </w:t>
-      </w:r>
-      <w:r>
-        <w:t>slowly breathed in and out.</w:t>
-      </w:r>
-    </w:p>
-    <w:p>
-      <w:r>
-        <w:t xml:space="preserve">“Zanthal can stay with me,” Aeloria said. “It will be fun having a </w:t>
-      </w:r>
-      <w:r>
-        <w:t xml:space="preserve">twin </w:t>
-      </w:r>
-      <w:r>
-        <w:t>sister.”</w:t>
-      </w:r>
-    </w:p>
-    <w:p>
-      <w:r>
-        <w:t>“Brother,” Zanthal corrected.</w:t>
-      </w:r>
-    </w:p>
-    <w:p>
-      <w:r>
-        <w:t>“Very well,” the principle said. “</w:t>
-      </w:r>
-      <w:r>
-        <w:t>Your items will be brou</w:t>
-      </w:r>
-      <w:r>
-        <w:t>ght to Ms. Aeloria’s dorm room.</w:t>
-      </w:r>
-    </w:p>
-    <w:p>
-      <w:r>
-        <w:lastRenderedPageBreak/>
-        <w:t>“And now for the last item on the agenda for today,” Sara said. “Mr. Zanthal, you need a new ID. Come with me to the office.”</w:t>
-      </w:r>
-    </w:p>
-    <w:p>
-      <w:r>
-        <w:t xml:space="preserve">A short walk brought them to the administrative offices. </w:t>
-      </w:r>
-      <w:r>
-        <w:t>There the secretary took a photo of Zanthal and created a new ID for him.</w:t>
-      </w:r>
-    </w:p>
-    <w:p>
-      <w:r>
-        <w:t>“Okay Mr. Zanthal, please let us know if you have any issues,” Sara said. “You have a unique class and this is unprecedented. Would you like therapy sessions?”</w:t>
-      </w:r>
-    </w:p>
-    <w:p>
-      <w:r>
-        <w:t>“No thank you Ma’am,” Zanthal said. “I’ll just man through it.”</w:t>
-      </w:r>
-    </w:p>
-    <w:p>
-      <w:r>
-        <w:t>“Men,” Aeloria muttered.</w:t>
-      </w:r>
-    </w:p>
-    <w:p>
-      <w:r>
-        <w:t>Zanthal broke into a bright smile and said, “Thank you.”</w:t>
-      </w:r>
-    </w:p>
-    <w:p>
-      <w:r>
-        <w:t>Sara giggled. “Never the less we will monitor you on your journey. Enjoy the weekend.” She headed off.</w:t>
-      </w:r>
-    </w:p>
-    <w:p>
-      <w:r>
-        <w:t>“It’s almost 6:00PM and I’m starving,” Aeloria said. “Aren’t you?”</w:t>
-      </w:r>
-    </w:p>
-    <w:p>
-      <w:r>
-        <w:t>They headed out the doors and onto the main street of campus. Off to the right was a park.</w:t>
-      </w:r>
-    </w:p>
-    <w:p>
-      <w:r>
-        <w:t>“No,” Zanthal said. “Right now I’m thinki</w:t>
-      </w:r>
-      <w:r>
-        <w:t>ng what I will tell my parents. Let’s go to the park. Nature makes me relax.”</w:t>
-      </w:r>
-    </w:p>
-    <w:p>
-      <w:r>
-        <w:t>As if on cue, Zanthal’s phone rang.</w:t>
-      </w:r>
-    </w:p>
-    <w:p>
-      <w:r>
-        <w:t>“Oh great, that’s my mum,” Zanthal said.</w:t>
-      </w:r>
-    </w:p>
-    <w:p>
-      <w:r>
-        <w:t>“Aren’t you going to answer?” Aeloria asked.</w:t>
-      </w:r>
-    </w:p>
-    <w:p>
-      <w:r>
-        <w:t>“I say I mum and she says who the hell are you?” Zanthal asked.</w:t>
-      </w:r>
-    </w:p>
-    <w:p>
-      <w:r>
-        <w:t xml:space="preserve">Aeloria gave an </w:t>
-      </w:r>
-      <w:r>
-        <w:t xml:space="preserve">exasperated </w:t>
-      </w:r>
-      <w:r>
-        <w:t>sigh and said, “Just give me the phone.”</w:t>
-      </w:r>
-    </w:p>
-    <w:p>
-      <w:r>
-        <w:t>“Mum’s name is Cybil and dad’s name is Zolin Brady,” Zanthal said</w:t>
-      </w:r>
-      <w:r>
-        <w:t>. He</w:t>
-      </w:r>
-      <w:r>
-        <w:t xml:space="preserve"> </w:t>
-      </w:r>
-      <w:r>
-        <w:t>answered the phone and handed the device to Aeloria.</w:t>
-      </w:r>
-    </w:p>
-    <w:p>
-      <w:r>
-        <w:lastRenderedPageBreak/>
-        <w:t>“Hello Mr. and Mrs. Brady,” Aeloria said. “This is…”</w:t>
-      </w:r>
-    </w:p>
-    <w:p>
-      <w:r>
-        <w:t>“Oh my God, Princess Aeloria, why do you have Zanthal’s phone?” the mother asked, surprised.</w:t>
-      </w:r>
-    </w:p>
-    <w:p>
-      <w:r>
-        <w:t>“Please just</w:t>
-      </w:r>
-      <w:r>
-        <w:t xml:space="preserve"> call me</w:t>
-      </w:r>
-      <w:r>
-        <w:t xml:space="preserve"> Aeloria,” Aeloria said. “While attending school, all students must be treated as equal.</w:t>
-      </w:r>
-    </w:p>
-    <w:p>
-      <w:r>
-        <w:t>“And yes, I am Zanthal’s friend.”</w:t>
-      </w:r>
-    </w:p>
-    <w:p>
-      <w:r>
-        <w:t>Zolin asked, surprised. “Why didn’t he tell us?”</w:t>
-      </w:r>
-    </w:p>
-    <w:p>
-      <w:r>
-        <w:t xml:space="preserve">“It just happened today during our class change ceremony,” Aeloria said. “Zanthal has </w:t>
-      </w:r>
-      <w:r>
-        <w:t xml:space="preserve">a </w:t>
-      </w:r>
-      <w:r>
-        <w:t>polymorph variant and accidently activated his class skill. He is rather embarrassed to show himself.”</w:t>
-      </w:r>
-    </w:p>
-    <w:p>
-      <w:r>
-        <w:t xml:space="preserve">“He always was fascinated by the legendary beasts, even as a child,” Zolin said. “Then at </w:t>
-      </w:r>
-      <w:r>
-        <w:t>four</w:t>
-      </w:r>
-      <w:r>
-        <w:t xml:space="preserve"> he experienced his first monster attack.”</w:t>
-      </w:r>
-    </w:p>
-    <w:p>
-      <w:r>
-        <w:t>“Oh my god, how many monster attacks has he been through?” Aeloria asked, shocked.</w:t>
-      </w:r>
-    </w:p>
-    <w:p>
-      <w:r>
-        <w:t xml:space="preserve">“Three,” Zolin said. </w:t>
-      </w:r>
-      <w:r>
-        <w:t>“The first took his grandfather, the second a cousin, the third, his school. He survived because he was trapped in the basement.”</w:t>
-      </w:r>
-    </w:p>
-    <w:p>
-      <w:r>
-        <w:t>“Oh my God, that’s horrible,” Aeloria said, shocked.</w:t>
-      </w:r>
-    </w:p>
-    <w:p>
-      <w:r>
-        <w:t>“Tell me dear, does he have any other friends, or does he spend all his time training?” Cybil asked.</w:t>
-      </w:r>
-    </w:p>
-    <w:p>
-      <w:r>
-        <w:t>Aeloria looked at Zanthal standing awkwardly to the side and said, “None as far as I know.</w:t>
-      </w:r>
-    </w:p>
-    <w:p>
-      <w:r>
-        <w:t>“</w:t>
-      </w:r>
-      <w:r>
-        <w:t xml:space="preserve">I learnt about him last month when school started. </w:t>
-      </w:r>
-      <w:r>
-        <w:t>It’s unheard of for a rural person to gain a Merlin scholarship. That requires both intelligence and deep knowledge,” Aeloria said.</w:t>
-      </w:r>
-    </w:p>
-    <w:p>
-      <w:r>
-        <w:lastRenderedPageBreak/>
-        <w:t>“I wish you could visit, but you’re a busy princess,” Cybil said.</w:t>
-      </w:r>
-    </w:p>
-    <w:p>
-      <w:r>
-        <w:t>“I would love to come,” Aeloria said. “I view Zanthal as my very own sister.”</w:t>
-      </w:r>
-    </w:p>
-    <w:p>
-      <w:r>
-        <w:t>“Brother,” Zanthal called out.</w:t>
-      </w:r>
-    </w:p>
-    <w:p>
-      <w:r>
-        <w:t>They arrived at the park and Zanthal gazed at the river.</w:t>
-      </w:r>
-    </w:p>
-    <w:p>
-      <w:r>
-        <w:t>“Zanthal has an unusual class,” Aeloria said. “What do you know about polymorphs?”</w:t>
-      </w:r>
-    </w:p>
-    <w:p>
-      <w:r>
-        <w:t xml:space="preserve">“Less than 1 in </w:t>
-      </w:r>
-      <w:r>
-        <w:t>20</w:t>
-      </w:r>
-      <w:r>
-        <w:t xml:space="preserve"> thousand gets it,” Zolin said. “They say the number is low because the world view</w:t>
-      </w:r>
-      <w:r>
-        <w:t>s it as being weak and useless. The beast tamer class is preferred since it is easier to level.</w:t>
-      </w:r>
-    </w:p>
-    <w:p>
-      <w:r>
-        <w:t>“However, that was what Zanthal wanted as a child.”</w:t>
-      </w:r>
-    </w:p>
-    <w:p>
-      <w:r>
-        <w:t>“We have just met but he is important to me now,” Aeloria said. “I would love to meet you. Would tomorrow night be fine?”</w:t>
-      </w:r>
-    </w:p>
-    <w:p>
-      <w:r>
-        <w:t>Aeloria smiled as she watched Zanthal shake his head violently.</w:t>
-      </w:r>
-    </w:p>
-    <w:p>
-      <w:r>
-        <w:t>“Yes dear,” Cybil said happily.</w:t>
-      </w:r>
-    </w:p>
-    <w:p>
-      <w:r>
-        <w:t>“See you at 6:00PM then. Zanthal says bye,” Aeloria said and hung up. She handed the phone back to Zanthal.</w:t>
-      </w:r>
-    </w:p>
-    <w:p>
-      <w:r>
-        <w:t>“Come, let’s go to a restaurant,” Aeloria said. “I’m paying.”</w:t>
-      </w:r>
-    </w:p>
-    <w:p>
-      <w:r>
-        <w:t>“You’re lucky I don’t have my old Nordic body, or you would be crying,” Zanthal said.</w:t>
-      </w:r>
-    </w:p>
-    <w:p>
-      <w:r>
-        <w:t xml:space="preserve">Aeloria </w:t>
-      </w:r>
-      <w:r>
-        <w:t>giggled and said, “The restaurant is just outside campus.”</w:t>
-      </w:r>
-    </w:p>
-    <w:p>
-      <w:r>
-        <w:t>The trip wasn’t long and they stepped into the restaurant. It was a high-class restaurant that Zanthal would never eat in.</w:t>
-      </w:r>
-    </w:p>
-    <w:p>
-      <w:r>
-        <w:lastRenderedPageBreak/>
-        <w:t>The server looked at the two and said tentatively, “Princess Aeloria.” She looked at the two, confused.</w:t>
-      </w:r>
-    </w:p>
-    <w:p>
-      <w:r>
-        <w:t>Aeloria smiled and said, “Table for two.”</w:t>
-      </w:r>
-    </w:p>
-    <w:p>
-      <w:r>
-        <w:t>“Right this way, princesses,” the waiter said.</w:t>
-      </w:r>
-    </w:p>
-    <w:p>
-      <w:r>
-        <w:t>“Only one princess,” Zanthal muttered and Aeloria giggled.</w:t>
-      </w:r>
-    </w:p>
-    <w:p>
-      <w:r>
-        <w:t>As always, people stared at them.</w:t>
-      </w:r>
-    </w:p>
-    <w:p>
-      <w:r>
-        <w:t xml:space="preserve">The waiter led them the more posh side of the restaurant, showed them seats, and handed them drink menus. </w:t>
-      </w:r>
-    </w:p>
-    <w:p>
-      <w:r>
-        <w:t>Aeloria looked at Zanthal wiggling on the chair and said, “Zanthal, you look as if you want to pee.” Aeloria said.</w:t>
-      </w:r>
-    </w:p>
-    <w:p>
-      <w:r>
-        <w:t>“That’s because I do,” Zanthal said.</w:t>
-      </w:r>
-    </w:p>
-    <w:p>
-      <w:r>
-        <w:t>“Then go,” Aeloria said.</w:t>
-      </w:r>
-    </w:p>
-    <w:p>
-      <w:r>
-        <w:t>“I can’t,” Zanthal objected, shaking his head until hair flew everywhere.</w:t>
-      </w:r>
-    </w:p>
-    <w:p>
-      <w:r>
-        <w:t>Aeloria rolled her eyes and said, “It’s as if I’m babysitting a toddler. Follow me.”</w:t>
-      </w:r>
-    </w:p>
-    <w:p>
-      <w:r>
-        <w:t>Zanthal followed Aeloria to the lady’s toilet and they entered. Inside, he found the washrooms identical to the men’s side, except there were no urinals.</w:t>
-      </w:r>
-    </w:p>
-    <w:p>
-      <w:r>
-        <w:t>Aeloria led the way to a handicap stall.</w:t>
-      </w:r>
-    </w:p>
-    <w:p>
-      <w:r>
-        <w:t>“Get in that stall,” Aeloria instructed. “Remember to sit, and stop being a baby.”</w:t>
-      </w:r>
-    </w:p>
-    <w:p>
-      <w:r>
-        <w:t>Zanthal did as instructed.</w:t>
-      </w:r>
-    </w:p>
-    <w:p>
-      <w:r>
-        <w:t>“Remember to wipe,” Aeloria instructed.</w:t>
-      </w:r>
-    </w:p>
-    <w:p>
-      <w:r>
-        <w:lastRenderedPageBreak/>
-        <w:t>“That was quite disturbing,” Zanthal said as he completed the task. Deed done he dressed, stood up and dressed.</w:t>
-      </w:r>
-    </w:p>
-    <w:p>
-      <w:r>
-        <w:t>Stepping out, Zanthal said, “That was less awkward than I feared,” Zanthal said.</w:t>
-      </w:r>
-    </w:p>
-    <w:p>
-      <w:r>
-        <w:t>“Does this mean that synchronization is improving?” Aeloria asked.</w:t>
-      </w:r>
-    </w:p>
-    <w:p>
-      <w:r>
-        <w:t xml:space="preserve">Zanthal nodded. </w:t>
-      </w:r>
-      <w:proofErr w:type="gramStart"/>
-      <w:r>
-        <w:t>“A little.”</w:t>
-      </w:r>
-      <w:proofErr w:type="gramEnd"/>
-    </w:p>
-    <w:p>
-      <w:r>
-        <w:t>Returning to the table, Zanthal read the drink menu and put it down. The waiter returned and he ordered a milkshake.</w:t>
-      </w:r>
-    </w:p>
-    <w:p>
-      <w:r>
-        <w:t>The waiter handed them menus and Zanthal once again read through the menu and put it down.</w:t>
-      </w:r>
-    </w:p>
-    <w:p>
-      <w:r>
-        <w:t xml:space="preserve">“I have a problem,” Zanthal said. “I have no idea what these names means. I mean, what is </w:t>
-      </w:r>
-      <w:r>
-        <w:t xml:space="preserve">Sumptuous </w:t>
-      </w:r>
-      <w:proofErr w:type="spellStart"/>
-      <w:r>
-        <w:t>Shakshouka</w:t>
-      </w:r>
-      <w:proofErr w:type="spellEnd"/>
-      <w:r>
-        <w:t xml:space="preserve">, </w:t>
-      </w:r>
-      <w:r>
-        <w:t>Creamy Quiche Lorraine</w:t>
-      </w:r>
-      <w:r>
-        <w:t xml:space="preserve">, </w:t>
-      </w:r>
-      <w:proofErr w:type="spellStart"/>
-      <w:r>
-        <w:t>Reimagine</w:t>
-      </w:r>
-      <w:proofErr w:type="spellEnd"/>
-      <w:r>
-        <w:t xml:space="preserve"> </w:t>
-      </w:r>
-      <w:proofErr w:type="spellStart"/>
-      <w:r>
-        <w:t>Foie</w:t>
-      </w:r>
-      <w:proofErr w:type="spellEnd"/>
-      <w:r>
-        <w:t xml:space="preserve"> Gras</w:t>
-      </w:r>
-      <w:r>
-        <w:t>, Beef Wellington, or anything is?”</w:t>
-      </w:r>
-    </w:p>
-    <w:p>
-      <w:r>
-        <w:t>“Did you just memorize the menu?</w:t>
-      </w:r>
-      <w:r>
-        <w:t>” Aeloria asked, surprised.</w:t>
-      </w:r>
-    </w:p>
-    <w:p>
-      <w:r>
-        <w:t>“Yes,” Zanthal said.</w:t>
-      </w:r>
-      <w:r>
-        <w:t xml:space="preserve"> “I admit the deserts sound good though, like </w:t>
-      </w:r>
-      <w:r>
-        <w:t>Crème Brûlée</w:t>
-      </w:r>
-      <w:r>
-        <w:t xml:space="preserve">, </w:t>
-      </w:r>
-      <w:r>
-        <w:t>Chocolate Lava Cake</w:t>
-      </w:r>
-      <w:r>
-        <w:t>, or the ice creams. The rest I’ve never heard of.”</w:t>
-      </w:r>
-    </w:p>
-    <w:p>
-      <w:r>
-        <w:t xml:space="preserve">“What does the </w:t>
-      </w:r>
-      <w:r>
-        <w:t>Spaghetti Bolognese</w:t>
-      </w:r>
-      <w:r>
-        <w:t xml:space="preserve"> cost?” Aeloria asked.</w:t>
-      </w:r>
-    </w:p>
-    <w:p>
-      <w:r>
-        <w:t xml:space="preserve">“47.85$,” Zanthal said. “I know what </w:t>
-      </w:r>
-      <w:r>
-        <w:t xml:space="preserve">Spaghetti </w:t>
-      </w:r>
-      <w:r>
-        <w:t xml:space="preserve">is but not the </w:t>
-      </w:r>
-      <w:r>
-        <w:t>Bolognese</w:t>
-      </w:r>
-      <w:r>
-        <w:t xml:space="preserve"> part.”</w:t>
-      </w:r>
-    </w:p>
-    <w:p>
-      <w:r>
-        <w:t>“That’s amazing,” Aeloria said, impressed.</w:t>
-      </w:r>
-    </w:p>
-    <w:p>
-      <w:r>
-        <w:t>“It’s just a menu,” Zanthal said, confused. “Can you order for me? I’m sure I’ll like it since our taste buds are the same.”</w:t>
-      </w:r>
-    </w:p>
-    <w:p>
-      <w:r>
-        <w:t>Aeloria shook her head and said, “Sure.”</w:t>
-      </w:r>
-    </w:p>
-    <w:p>
-      <w:r>
-        <w:lastRenderedPageBreak/>
-        <w:t>“Next time, I’</w:t>
-      </w:r>
-      <w:r>
-        <w:t>ll</w:t>
-      </w:r>
-      <w:r>
-        <w:t xml:space="preserve"> take you to </w:t>
-      </w:r>
-      <w:r>
-        <w:t>Stampede Steakhouse</w:t>
-      </w:r>
-      <w:r>
-        <w:t xml:space="preserve">,” Zanthal said. </w:t>
-      </w:r>
-      <w:r>
-        <w:t xml:space="preserve">“They have these 2 kg steaks </w:t>
-      </w:r>
-      <w:r>
-        <w:t xml:space="preserve">from Hell Bison </w:t>
-      </w:r>
-      <w:r>
-        <w:t>that are amazing.”</w:t>
-      </w:r>
-    </w:p>
-    <w:p>
-      <w:r>
-        <w:t>Aeloria chuckled and said, “I don’t think you will be able to eat that with my body.”</w:t>
-      </w:r>
-    </w:p>
-    <w:p>
-      <w:r>
-        <w:t>Zanthal looked down and said, “Damn, I almost forgot. That’s good.</w:t>
-      </w:r>
-      <w:r>
-        <w:t xml:space="preserve"> The key to synchronization is being comfortable in one’s skin.”</w:t>
-      </w:r>
-    </w:p>
-    <w:p>
-      <w:r>
-        <w:t xml:space="preserve">The waiter came </w:t>
-      </w:r>
-      <w:r>
-        <w:t xml:space="preserve">with the drinks </w:t>
-      </w:r>
-      <w:r>
-        <w:t>and Aeloria ordered for both.</w:t>
-      </w:r>
-    </w:p>
-    <w:p>
-      <w:r>
-        <w:t>“What will you do after dinner?” Aeloria asked.</w:t>
-      </w:r>
-    </w:p>
-    <w:p>
-      <w:r>
-        <w:t>“</w:t>
-      </w:r>
-      <w:r>
-        <w:t>Your class is Druidic Ranger,” Zanthal said. “First, I need to go to the library and borrow books on Druidic powers.</w:t>
-      </w:r>
-    </w:p>
-    <w:p>
-      <w:r>
-        <w:t>“Then train on ranger activities. Most of that has been covered under my previous training, including bow use. However, I don’t know what will happen using your power.</w:t>
-      </w:r>
-    </w:p>
-    <w:p>
-      <w:r>
-        <w:t>“We can make great training partners, since we both have your class and are starting at level 0.</w:t>
-      </w:r>
-    </w:p>
-    <w:p>
-      <w:r>
-        <w:t>“What about you? Don’t you need girl time with your friends?”</w:t>
-      </w:r>
-    </w:p>
-    <w:p>
-      <w:r>
-        <w:t>“I won’t deny I want to talk with them about their classes,” Aeloria said. “We can go to the dorm after dinner.”</w:t>
-      </w:r>
-    </w:p>
-    <w:p>
-      <w:r>
-        <w:t xml:space="preserve">“Can we stop at the library first for a few books? It’s not a big deal. I still have school books I have yet to finish,” </w:t>
-      </w:r>
-      <w:r>
-        <w:t>Zanthal said.</w:t>
-      </w:r>
-    </w:p>
-    <w:p>
-      <w:r>
-        <w:t>“When do you have time for fun?” Aeloria asked.</w:t>
-      </w:r>
-    </w:p>
-    <w:p>
-      <w:r>
-        <w:t>“Training is fun,” Zanthal said. “I can help you train your mind.</w:t>
-      </w:r>
-    </w:p>
-    <w:p>
-      <w:r>
-        <w:t>“You do know it’s not bound to the body, don’t you?</w:t>
-      </w:r>
-    </w:p>
-    <w:p>
-      <w:r>
-        <w:t>“That is why humans began giving birth to variants like us after the quantum singularity.</w:t>
-      </w:r>
-    </w:p>
-    <w:p>
-      <w:r>
-        <w:lastRenderedPageBreak/>
-        <w:t>“And since the mind is not bound to matter, then it is without limit. However, training memory is a serious pain in the ass.”</w:t>
-      </w:r>
-    </w:p>
-    <w:p>
-      <w:r>
-        <w:t>“How do you know these things?” Aeloria asked.</w:t>
-      </w:r>
-    </w:p>
-    <w:p>
-      <w:r>
-        <w:t>“I read it in books,” Zanthal said. “Although the details weren’t explained.”</w:t>
+        <w:t>Zanthal looked at his meal and said, “I better borrow a book on etiquette from the library.</w:t>
+      </w:r>
+      <w:r>
+        <w:t xml:space="preserve"> As a country person, I don’t know how to deal with nobility.</w:t>
+      </w:r>
+    </w:p>
+    <w:p>
+      <w:r>
+        <w:t>“Damn, I can’t believe I’m getting stuffed with so little food.”</w:t>
+      </w:r>
+    </w:p>
+    <w:p>
+      <w:r>
+        <w:t>“You shouldn’t stuff yourself,” Aeloria said.</w:t>
+      </w:r>
+    </w:p>
+    <w:p>
+      <w:r>
+        <w:t>“I don’t want to waste food,” Zanthal said.</w:t>
+      </w:r>
+    </w:p>
+    <w:p>
+      <w:r>
+        <w:t>“You could get a stomach ache,” Aeloria said.</w:t>
+      </w:r>
+    </w:p>
+    <w:p>
+      <w:r>
+        <w:t>“I don’t get stomach…sorry, I forgot you would know best,” Zanthal said. “I still don’t like wasting food. Wait a minute. I can store it for later. I do have a storage ability.”</w:t>
+      </w:r>
+    </w:p>
+    <w:p>
+      <w:r>
+        <w:t>Aeloria raised a hand and a waiter came. “Can I have a box please?”</w:t>
       </w:r>
     </w:p>
     <w:p/>
@@ -2201,7 +2419,6 @@
     <w:p/>
     <w:p/>
     <w:p/>
-    <w:p/>
     <w:p>
       <w:r>
         <w:t>Zanthal stopped in front of the wide doors and stopped.</w:t>
@@ -2214,7 +2431,6 @@
     </w:p>
     <w:p>
       <w:r>
-        <w:lastRenderedPageBreak/>
         <w:t xml:space="preserve">“Easy for you to say,” Zanthal </w:t>
       </w:r>
       <w:r>
@@ -2341,7 +2557,7 @@
             <w:rPr>
               <w:noProof/>
             </w:rPr>
-            <w:t>18</w:t>
+            <w:t>20</w:t>
           </w:r>
         </w:fldSimple>
       </w:p>
@@ -4488,7 +4704,7 @@
 </file>
 
 <file path=customXml/itemProps1.xml><?xml version="1.0" encoding="utf-8"?>
-<ds:datastoreItem xmlns:ds="http://schemas.openxmlformats.org/officeDocument/2006/customXml" ds:itemID="{DA6F80A8-3843-4CAD-84CB-80BEC53AFEB6}">
+<ds:datastoreItem xmlns:ds="http://schemas.openxmlformats.org/officeDocument/2006/customXml" ds:itemID="{69BC008F-F8BA-4503-A305-78BA83C33A03}">
   <ds:schemaRefs>
     <ds:schemaRef ds:uri="http://schemas.openxmlformats.org/officeDocument/2006/bibliography"/>
   </ds:schemaRefs>

--- a/Books/AA/The Unorthodox Polymorph/Book_The Unorthodox Polymorph.docx
+++ b/Books/AA/The Unorthodox Polymorph/Book_The Unorthodox Polymorph.docx
@@ -331,10 +331,13 @@
     </w:p>
     <w:p>
       <w:r>
-        <w:t xml:space="preserve">It was the beginning of the school year and </w:t>
-      </w:r>
-      <w:r>
-        <w:t xml:space="preserve">16-year-old </w:t>
+        <w:t>1</w:t>
+      </w:r>
+      <w:r>
+        <w:t>6</w:t>
+      </w:r>
+      <w:r>
+        <w:t xml:space="preserve">-year-old </w:t>
       </w:r>
       <w:r>
         <w:t xml:space="preserve">Zanthal walked </w:t>
@@ -348,10 +351,10 @@
         <w:t xml:space="preserve">“Look, it’s that farm boy Zanthal,” </w:t>
       </w:r>
       <w:r>
-        <w:t xml:space="preserve">Gareth, </w:t>
-      </w:r>
-      <w:r>
-        <w:t>an arrogant looking teen sneered. “Bench press any good cows recently?”</w:t>
+        <w:t xml:space="preserve">Gareth, a Nordic teen </w:t>
+      </w:r>
+      <w:r>
+        <w:t>sneered. “Bench press any good cows recently?”</w:t>
       </w:r>
     </w:p>
     <w:p>
@@ -362,207 +365,19 @@
         <w:t xml:space="preserve">Brady, </w:t>
       </w:r>
       <w:r>
-        <w:t>a lanky kid, heir of some rich family taunted.</w:t>
-      </w:r>
-    </w:p>
-    <w:p>
-      <w:r>
-        <w:t>Zanthal sighed.</w:t>
-      </w:r>
-      <w:r>
-        <w:t xml:space="preserve"> He wished he was back at his old school.</w:t>
-      </w:r>
-      <w:r>
-        <w:t xml:space="preserve"> Wished the people there had survived. Wished he could have turned into a </w:t>
-      </w:r>
-      <w:r>
-        <w:t>dragon.</w:t>
-      </w:r>
-    </w:p>
-    <w:p>
-      <w:r>
-        <w:t xml:space="preserve">Unfortunately, </w:t>
-      </w:r>
-      <w:r>
-        <w:t xml:space="preserve">his </w:t>
-      </w:r>
-      <w:r>
-        <w:t xml:space="preserve">rural </w:t>
-      </w:r>
-      <w:r>
-        <w:t>school was destroyed in a monster attack</w:t>
-      </w:r>
-      <w:r>
-        <w:t>, leaving him as the sole survivor</w:t>
-      </w:r>
-      <w:r>
-        <w:t>, but only because he was trapped in the basement washroom when the entire area collapsed.</w:t>
-      </w:r>
-    </w:p>
-    <w:p>
-      <w:r>
-        <w:t>Sometimes needing to make a poop c</w:t>
-      </w:r>
-      <w:r>
-        <w:t>ould</w:t>
-      </w:r>
-      <w:r>
-        <w:t xml:space="preserve"> save your life.</w:t>
-      </w:r>
-    </w:p>
-    <w:p>
-      <w:r>
-        <w:t>That didn’t make him happy. It only made him feel powerless.</w:t>
-      </w:r>
-      <w:r>
-        <w:t xml:space="preserve"> He had to become strong</w:t>
+        <w:t xml:space="preserve">a lanky </w:t>
+      </w:r>
+      <w:r>
+        <w:t xml:space="preserve">Drow </w:t>
+      </w:r>
+      <w:r>
+        <w:t>kid</w:t>
+      </w:r>
+      <w:r>
+        <w:t xml:space="preserve"> said</w:t>
       </w:r>
       <w:r>
         <w:t>.</w:t>
-      </w:r>
-    </w:p>
-    <w:p>
-      <w:r>
-        <w:t>C</w:t>
-      </w:r>
-      <w:r>
-        <w:t xml:space="preserve">lass selection was controlled </w:t>
-      </w:r>
-      <w:r>
-        <w:t>by subconscious forces emanat</w:t>
-      </w:r>
-      <w:r>
-        <w:t>ing from deep within the psyche, heavily influenced by race, identity and deep seated fears and desires.</w:t>
-      </w:r>
-    </w:p>
-    <w:p>
-      <w:r>
-        <w:t>Shape your desires and you shape your class.</w:t>
-      </w:r>
-    </w:p>
-    <w:p>
-      <w:r>
-        <w:t>In practice, Zanthal would probably get a warrior build. Toping at just over 3 meters, he was a massive man even by Nordic standards.</w:t>
-      </w:r>
-    </w:p>
-    <w:p>
-      <w:r>
-        <w:lastRenderedPageBreak/>
-        <w:t xml:space="preserve">Warriors had their manna flowing through </w:t>
-      </w:r>
-      <w:r>
-        <w:t>their bodies, as well as items bound to them</w:t>
-      </w:r>
-      <w:r>
-        <w:t>, giving them robust bodies</w:t>
-      </w:r>
-      <w:r>
-        <w:t xml:space="preserve"> and weapons</w:t>
-      </w:r>
-      <w:r>
-        <w:t>.</w:t>
-      </w:r>
-    </w:p>
-    <w:p>
-      <w:r>
-        <w:t>Unfortunately, Gareth, that arrogant twit, was also a Nordic. He was bigger and stronger than Zanthal, but only because his rich parents used their wealth to give him an unfair advantage.</w:t>
-      </w:r>
-    </w:p>
-    <w:p>
-      <w:r>
-        <w:t xml:space="preserve">Off to the side, Zanthal spotted the elf girl Aeloria, the prettiest, smartest and most popular girl in school. She </w:t>
-      </w:r>
-      <w:r>
-        <w:t>was the youngest daughter of D</w:t>
-      </w:r>
-      <w:r>
-        <w:t xml:space="preserve">uke </w:t>
-      </w:r>
-      <w:proofErr w:type="spellStart"/>
-      <w:r>
-        <w:t>Barran</w:t>
-      </w:r>
-      <w:proofErr w:type="spellEnd"/>
-      <w:r>
-        <w:t xml:space="preserve"> of the </w:t>
-      </w:r>
-      <w:proofErr w:type="spellStart"/>
-      <w:r>
-        <w:t>Taria</w:t>
-      </w:r>
-      <w:proofErr w:type="spellEnd"/>
-      <w:r>
-        <w:t xml:space="preserve"> Dukedom, proving that wealth conquered all.</w:t>
-      </w:r>
-    </w:p>
-    <w:p>
-      <w:r>
-        <w:t xml:space="preserve">Of course everyone </w:t>
-      </w:r>
-      <w:r>
-        <w:t>at the King Arthur Academy was an elite of the Graden kingdom.</w:t>
-      </w:r>
-    </w:p>
-    <w:p>
-      <w:r>
-        <w:t xml:space="preserve">Only Zanthal was a standout, coming from a rural </w:t>
-      </w:r>
-      <w:r>
-        <w:t>town</w:t>
-      </w:r>
-      <w:r>
-        <w:t>, some said should have been abandoned long ago.</w:t>
-      </w:r>
-    </w:p>
-    <w:p>
-      <w:r>
-        <w:t>Aeloria stood next to a goblin girl who was rather pretty with her green skin.</w:t>
-      </w:r>
-      <w:r>
-        <w:t xml:space="preserve"> They tended to have nature-based classes.</w:t>
-      </w:r>
-    </w:p>
-    <w:p>
-      <w:r>
-        <w:t>Strangely, goblins could use photosynthesis. Unfortunately or fortunately they still needed to eat.</w:t>
-      </w:r>
-    </w:p>
-    <w:p>
-      <w:r>
-        <w:t xml:space="preserve">“Okay everyone, we will do this in alphabetical order,” </w:t>
-      </w:r>
-      <w:r>
-        <w:t xml:space="preserve">Ralph Henning, </w:t>
-      </w:r>
-      <w:r>
-        <w:t>the teacher called out. “Come to a capsule when your name appears on the screen.”</w:t>
-      </w:r>
-    </w:p>
-    <w:p>
-      <w:r>
-        <w:t>Zanthal looked at the screen in annoyance. His name wasn’t even displayed. This was going to be a very long day.</w:t>
-      </w:r>
-    </w:p>
-    <w:p>
-      <w:r>
-        <w:t xml:space="preserve">Aeloria entered the </w:t>
-      </w:r>
-      <w:r>
-        <w:t>chamber</w:t>
-      </w:r>
-      <w:r>
-        <w:t>.</w:t>
-      </w:r>
-      <w:r>
-        <w:t xml:space="preserve"> Above the chamber a sign appeared.</w:t>
-      </w:r>
-    </w:p>
-    <w:p>
-      <w:pPr>
-        <w:pStyle w:val="StatusMessage"/>
-      </w:pPr>
-      <w:r>
-        <w:t>Druidic Ranger</w:t>
       </w:r>
     </w:p>
     <w:p>
@@ -570,56 +385,306 @@
         <w:rPr>
           <w:i/>
         </w:rPr>
-        <w:t>That’s a powerful class</w:t>
-      </w:r>
-      <w:r>
+        <w:t>I’ll bench press you,</w:t>
+      </w:r>
+      <w:r>
+        <w:t xml:space="preserve"> Zanthal said to himself. Alas he was just a commoner and they were nobility.</w:t>
+      </w:r>
+      <w:r>
+        <w:t xml:space="preserve"> In this world muscles didn’t conquer all.</w:t>
+      </w:r>
+    </w:p>
+    <w:p>
+      <w:r>
+        <w:t>Zanthal sighed.</w:t>
+      </w:r>
+      <w:r>
+        <w:t xml:space="preserve"> He wished he was back at his old school.</w:t>
+      </w:r>
+      <w:r>
+        <w:t xml:space="preserve"> Wished the people there had survived. </w:t>
+      </w:r>
+      <w:r>
+        <w:t>Wished he could have punished the evil monsters.</w:t>
+      </w:r>
+    </w:p>
+    <w:p>
+      <w:r>
+        <w:t xml:space="preserve">Unfortunately, </w:t>
+      </w:r>
+      <w:r>
+        <w:t xml:space="preserve">his </w:t>
+      </w:r>
+      <w:r>
+        <w:t xml:space="preserve">rural </w:t>
+      </w:r>
+      <w:r>
+        <w:t>school was destroyed in a monster attack</w:t>
+      </w:r>
+      <w:r>
+        <w:t xml:space="preserve"> in the spring</w:t>
+      </w:r>
+      <w:r>
+        <w:t>, leaving him as the sole survivor</w:t>
+      </w:r>
+      <w:r>
+        <w:t xml:space="preserve">, but only because he was trapped in the basement washroom when the entire </w:t>
+      </w:r>
+      <w:r>
+        <w:t>building</w:t>
+      </w:r>
+      <w:r>
+        <w:t xml:space="preserve"> collapsed.</w:t>
+      </w:r>
+    </w:p>
+    <w:p>
+      <w:r>
+        <w:t>Sometimes needing to make a poop c</w:t>
+      </w:r>
+      <w:r>
+        <w:t>ould</w:t>
+      </w:r>
+      <w:r>
+        <w:t xml:space="preserve"> save your life.</w:t>
+      </w:r>
+    </w:p>
+    <w:p>
+      <w:r>
+        <w:t>That didn’t make him happy. It only made him feel powerless.</w:t>
+      </w:r>
+      <w:r>
+        <w:t xml:space="preserve"> He had to become strong</w:t>
+      </w:r>
+      <w:r>
+        <w:t>.</w:t>
+      </w:r>
+      <w:r>
+        <w:t xml:space="preserve"> He would become strong when he gained his new class.</w:t>
+      </w:r>
+    </w:p>
+    <w:p>
+      <w:r>
+        <w:t xml:space="preserve">Zanthal was broken out of </w:t>
+      </w:r>
+      <w:r>
+        <w:t xml:space="preserve">his </w:t>
+      </w:r>
+      <w:r>
+        <w:t>revere</w:t>
+      </w:r>
+      <w:r>
+        <w:t xml:space="preserve"> when he noticed a cute elf girl looking at him. He looked at her and she turned away and began talking with her girl friends.</w:t>
+      </w:r>
+    </w:p>
+    <w:p>
+      <w:r>
+        <w:t>The principle stepped up on stage.</w:t>
+      </w:r>
+    </w:p>
+    <w:p>
+      <w:r>
+        <w:lastRenderedPageBreak/>
+        <w:t>“Good morning students,” Principle Rachael Sara said. “This is the day you have been waiting for, the time of class activation.”</w:t>
+      </w:r>
+    </w:p>
+    <w:p>
+      <w:r>
+        <w:t>Zanthal was bubbling with excitement. His class would finally activate, allowing him to punish the evil monsters.</w:t>
+      </w:r>
+    </w:p>
+    <w:p>
+      <w:r>
+        <w:t>Again Zanthal noticed the cute girl looking at him</w:t>
+      </w:r>
+      <w:r>
+        <w:t>.</w:t>
+      </w:r>
+      <w:r>
+        <w:t xml:space="preserve"> </w:t>
+      </w:r>
+      <w:r>
+        <w:t>Again she looked away.</w:t>
+      </w:r>
+    </w:p>
+    <w:p>
+      <w:r>
+        <w:t xml:space="preserve">A twinge of annoyance shot through </w:t>
+      </w:r>
+      <w:r>
+        <w:t>Zanthal</w:t>
+      </w:r>
+      <w:r>
+        <w:t xml:space="preserve">. Duke Barran’s </w:t>
+      </w:r>
+      <w:r>
+        <w:t xml:space="preserve">only </w:t>
+      </w:r>
+      <w:r>
+        <w:t xml:space="preserve">daughter, Princess Aeloria, just had to stare </w:t>
+      </w:r>
+      <w:r>
+        <w:t>at the one and only country bumpkin in the entire school.</w:t>
+      </w:r>
+    </w:p>
+    <w:p>
+      <w:r>
+        <w:t xml:space="preserve">Sighing, Zanthal returned his attention to </w:t>
+      </w:r>
+      <w:r>
+        <w:t xml:space="preserve">the </w:t>
+      </w:r>
+      <w:r>
+        <w:t>principle.</w:t>
+      </w:r>
+    </w:p>
+    <w:p>
+      <w:r>
+        <w:t>“Up until now, that class lay dormant in you, waiting for the power to activate it. The awakening chamber will activate that power.</w:t>
+      </w:r>
+    </w:p>
+    <w:p>
+      <w:r>
+        <w:t>“Over the next several days, your brand new System will integrate into your subconscious, allowing for better control of your class abilities.</w:t>
+      </w:r>
+    </w:p>
+    <w:p>
+      <w:r>
+        <w:t>“As a result, there will be no courses for next week. Instead, you are expected to get familiar with both your class and your new system.</w:t>
+      </w:r>
+    </w:p>
+    <w:p>
+      <w:r>
+        <w:t>“Remember, your class is a fundamental part of you since birth.</w:t>
+      </w:r>
+    </w:p>
+    <w:p>
+      <w:r>
+        <w:t>“Monday, you will select your new school curriculum, based on your class requirements.</w:t>
+      </w:r>
+    </w:p>
+    <w:p>
+      <w:r>
+        <w:t>“You will be called in alphabetical order.”</w:t>
+      </w:r>
+    </w:p>
+    <w:p>
+      <w:pPr>
         <w:rPr>
           <w:i/>
         </w:rPr>
-        <w:t xml:space="preserve"> and hardly surprising</w:t>
-      </w:r>
+      </w:pPr>
       <w:r>
         <w:rPr>
           <w:i/>
         </w:rPr>
-        <w:t>,</w:t>
-      </w:r>
-      <w:r>
-        <w:t xml:space="preserve"> Zanthal mused to himself. He turned away, knowing he was just a villager, never destined to </w:t>
-      </w:r>
-      <w:r>
-        <w:t>know</w:t>
-      </w:r>
-      <w:r>
-        <w:t xml:space="preserve"> such a cute girl.</w:t>
-      </w:r>
-    </w:p>
-    <w:p>
+        <w:t>Oh great,</w:t>
+      </w:r>
+      <w:r>
+        <w:t xml:space="preserve"> Zanthal said to himself. </w:t>
+      </w:r>
+      <w:r>
+        <w:rPr>
+          <w:i/>
+        </w:rPr>
+        <w:t>Why did my parents give me a name starting with Z instead of A?</w:t>
+      </w:r>
+    </w:p>
+    <w:p>
+      <w:r>
+        <w:t>Despite having over 20 awakening chambers</w:t>
+      </w:r>
+      <w:r>
+        <w:t>, the process would take hours. There were over 700 1</w:t>
+      </w:r>
+      <w:r>
+        <w:rPr>
+          <w:vertAlign w:val="superscript"/>
+        </w:rPr>
+        <w:t>st</w:t>
+      </w:r>
+      <w:r>
+        <w:t xml:space="preserve"> year students from the noble houses </w:t>
+      </w:r>
       <w:r>
         <w:lastRenderedPageBreak/>
-        <w:t>However, since he was here, there was no reason not to enjoy the sight of all the</w:t>
-      </w:r>
-      <w:r>
-        <w:t xml:space="preserve"> cute girls.</w:t>
-      </w:r>
-    </w:p>
-    <w:p>
-      <w:r>
-        <w:t>Finally Zanthal’s time came and he entered the capsule.</w:t>
-      </w:r>
-      <w:r>
-        <w:t xml:space="preserve"> A device clamped on</w:t>
-      </w:r>
-      <w:r>
-        <w:t>to</w:t>
-      </w:r>
-      <w:r>
-        <w:t xml:space="preserve"> his head and a pain shoot through his brain. It was gone a moment later and he had a dream he couldn’t remember.</w:t>
-      </w:r>
-    </w:p>
-    <w:p>
-      <w:r>
-        <w:t>A chill of horror shot down his spine as he realized what his class was.</w:t>
+        <w:t>of the entire country attending the King Arthur Academy, plus one country bumpkin on scholarship.</w:t>
+      </w:r>
+    </w:p>
+    <w:p>
+      <w:r>
+        <w:t>S</w:t>
+      </w:r>
+      <w:r>
+        <w:t>tudents entered the chambers.</w:t>
+      </w:r>
+      <w:r>
+        <w:t xml:space="preserve"> Aeloria threw Zanthal one look and entered.</w:t>
+      </w:r>
+    </w:p>
+    <w:p>
+      <w:r>
+        <w:t xml:space="preserve">Almost 6 minutes later, the first student to </w:t>
+      </w:r>
+      <w:r>
+        <w:t>awaken his class</w:t>
+      </w:r>
+      <w:r>
+        <w:t xml:space="preserve"> exited. </w:t>
+      </w:r>
+      <w:r>
+        <w:t>Above the chamber</w:t>
+      </w:r>
+      <w:r>
+        <w:t>, the sign</w:t>
+      </w:r>
+      <w:r>
+        <w:t xml:space="preserve"> read </w:t>
+      </w:r>
+      <w:r>
+        <w:t>‘</w:t>
+      </w:r>
+      <w:r>
+        <w:t>Judge</w:t>
+      </w:r>
+      <w:r>
+        <w:t>’</w:t>
+      </w:r>
+      <w:r>
+        <w:t>.</w:t>
+      </w:r>
+    </w:p>
+    <w:p>
+      <w:r>
+        <w:t>From his readings, Judge was essential for the penal system. It replaced the old way of courts, lawyers and evidence</w:t>
+      </w:r>
+      <w:r>
+        <w:t xml:space="preserve"> with an ability to judge the actions and motivations of a person</w:t>
+      </w:r>
+      <w:r>
+        <w:t>.</w:t>
+      </w:r>
+      <w:r>
+        <w:t xml:space="preserve"> They could tell if a person committed a crime and what their motivations were.</w:t>
+      </w:r>
+    </w:p>
+    <w:p>
+      <w:r>
+        <w:t>They could even lock the powers of people they deemed criminals.</w:t>
+      </w:r>
+    </w:p>
+    <w:p>
+      <w:r>
+        <w:t>The best part was that they were forced to judge themselves and couldn’t be corrupted. As a result, they were one of the most trustworthy people in the kingdom.</w:t>
+      </w:r>
+    </w:p>
+    <w:p>
+      <w:r>
+        <w:t>Having nothing better to do, Zanthal paid attention to everyone who entered the chambers and the classes they awakened.</w:t>
+      </w:r>
+    </w:p>
+    <w:p>
+      <w:r>
+        <w:t>At the 12 minute mark Princess Aeloria exited her chamber.</w:t>
       </w:r>
     </w:p>
     <w:p>
@@ -627,22 +692,121 @@
         <w:pStyle w:val="StatusMessage"/>
       </w:pPr>
       <w:r>
+        <w:t>Princess Aeloria, Druidic Ranger</w:t>
+      </w:r>
+    </w:p>
+    <w:p>
+      <w:r>
+        <w:t>Aeloria joined her friends and they chatted.</w:t>
+      </w:r>
+    </w:p>
+    <w:p>
+      <w:r>
+        <w:t>Time crept on as one by one people entered the chambers. Despite the tediously long process no one left. This was an important social event for the 1</w:t>
+      </w:r>
+      <w:r>
+        <w:rPr>
+          <w:vertAlign w:val="superscript"/>
+        </w:rPr>
+        <w:t>st</w:t>
+      </w:r>
+      <w:r>
+        <w:t xml:space="preserve"> years of the school.</w:t>
+      </w:r>
+    </w:p>
+    <w:p>
+      <w:r>
+        <w:t>Finally it was time for Zanthal to enter. Already some of the awakening chambers had descended into the ground, no longer being needed.</w:t>
+      </w:r>
+    </w:p>
+    <w:p>
+      <w:r>
+        <w:lastRenderedPageBreak/>
+        <w:t>Zanthal entered and the door slid close. For a moment nothing happened. Then he was flooded with warmth and comfort, like floating in a dream.</w:t>
+      </w:r>
+    </w:p>
+    <w:p>
+      <w:r>
+        <w:t>The dream dissipated, leaving Zanthal with only the memory that he did dream.</w:t>
+      </w:r>
+    </w:p>
+    <w:p>
+      <w:pPr>
+        <w:pStyle w:val="StatusMessage"/>
+      </w:pPr>
+      <w:r>
         <w:t>Fair Polymorph</w:t>
       </w:r>
     </w:p>
     <w:p>
       <w:r>
-        <w:t>That was the most humiliating class he could ever imagine.</w:t>
-      </w:r>
-    </w:p>
-    <w:p>
-      <w:r>
-        <w:t>Zanthal stepped out in a daze, resolving to never use his class. There was plenty of need in the construction industry. He was smart, dexterous and handy with tools and maintenance work.</w:t>
-      </w:r>
-    </w:p>
-    <w:p>
-      <w:r>
-        <w:t>“I can’t believe it,” Bradley said, laughing like an idiot. “You are a lame polymorph. That’s worse than the utility classes. At least they can do useful thing such cook for me and clean my toilet.”</w:t>
+        <w:t>A chill ran down Zanthal’s spine as he realized the implications of the class name.</w:t>
+      </w:r>
+    </w:p>
+    <w:p>
+      <w:pPr>
+        <w:rPr>
+          <w:i/>
+        </w:rPr>
+      </w:pPr>
+      <w:r>
+        <w:rPr>
+          <w:i/>
+        </w:rPr>
+        <w:t>There</w:t>
+      </w:r>
+      <w:r>
+        <w:rPr>
+          <w:i/>
+        </w:rPr>
+        <w:t>’s no way in hell I’m going to activate th</w:t>
+      </w:r>
+      <w:r>
+        <w:rPr>
+          <w:i/>
+        </w:rPr>
+        <w:t>is</w:t>
+      </w:r>
+      <w:r>
+        <w:rPr>
+          <w:i/>
+        </w:rPr>
+        <w:t xml:space="preserve"> class</w:t>
+      </w:r>
+      <w:r>
+        <w:t xml:space="preserve">, Zanthal sword to himself. </w:t>
+      </w:r>
+      <w:r>
+        <w:rPr>
+          <w:i/>
+        </w:rPr>
+        <w:t>I don’t need class powers to fight level 1 and 2 monsters. I can be a handyman or a research assistant.</w:t>
+      </w:r>
+    </w:p>
+    <w:p>
+      <w:r>
+        <w:t xml:space="preserve">With resolve in place, Stepped out of the chamber and into a room filled with people looking at him, </w:t>
+      </w:r>
+      <w:r>
+        <w:t xml:space="preserve">mocking him, </w:t>
+      </w:r>
+      <w:r>
+        <w:t>judging him.</w:t>
+      </w:r>
+    </w:p>
+    <w:p>
+      <w:r>
+        <w:t>Zanthal felt like punching the chamber, but it had already descended into the ground.</w:t>
+      </w:r>
+    </w:p>
+    <w:p>
+      <w:r>
+        <w:t>Standing in front of Zanthal was Bradley, laughing his head off.</w:t>
+      </w:r>
+    </w:p>
+    <w:p>
+      <w:r>
+        <w:t>“I can’t believe it,” Bradley said. “You are a lame polymorph. That’s worse than the utility classes. At least they can do useful thing such cook for me and clean my toilet.”</w:t>
       </w:r>
     </w:p>
     <w:p>
@@ -652,365 +816,283 @@
     </w:p>
     <w:p>
       <w:r>
-        <w:t>Bradley tripped Zanthal</w:t>
-      </w:r>
-      <w:r>
-        <w:t>.</w:t>
-      </w:r>
-      <w:r>
-        <w:t xml:space="preserve"> </w:t>
-      </w:r>
-      <w:r>
-        <w:t>H</w:t>
-      </w:r>
-      <w:r>
-        <w:t>e stumbled forward and slammed into Aeloria.</w:t>
-      </w:r>
-    </w:p>
-    <w:p>
-      <w:r>
-        <w:t>At the last possible moment Zanthal t</w:t>
-      </w:r>
-      <w:r>
-        <w:t>wisted his body and fell to the ground with a loud thump, shaking the room in the process. Aeloria landed on top of him.</w:t>
-      </w:r>
-    </w:p>
-    <w:p>
-      <w:r>
-        <w:t xml:space="preserve">“Mr. Bradley, what the hell are you doing?” </w:t>
+        <w:t>Bradley tripped Zanthal. He stumbled forward and slammed into Aeloria. What the hell was she doing there?</w:t>
+      </w:r>
+    </w:p>
+    <w:p>
+      <w:r>
+        <w:t xml:space="preserve">At the last possible moment Zanthal grabbed Aeloria, twisted his body and fell to the ground with a loud thump, shaking the </w:t>
+      </w:r>
+      <w:r>
+        <w:t xml:space="preserve">floor </w:t>
+      </w:r>
+      <w:r>
+        <w:t>in the process. Aeloria landed on top of him.</w:t>
+      </w:r>
+    </w:p>
+    <w:p>
+      <w:r>
+        <w:t xml:space="preserve">“Timber,” Bradley </w:t>
+      </w:r>
+      <w:r>
+        <w:t>shouted, laughing.</w:t>
+      </w:r>
+    </w:p>
+    <w:p>
+      <w:r>
+        <w:lastRenderedPageBreak/>
+        <w:t>Of course he didn’t care. He was the son of Duke Philip and Aeloria’s social equal.</w:t>
+      </w:r>
+    </w:p>
+    <w:p>
+      <w:r>
+        <w:t>“Mr. Bradley, what the hell are you doing?” Professor Dalton, one of the instructors, demanded. “I will not have violence in class.”</w:t>
+      </w:r>
+    </w:p>
+    <w:p>
+      <w:r>
+        <w:t>Other teachers approached, attracted by the commotion.</w:t>
+      </w:r>
+    </w:p>
+    <w:p>
+      <w:r>
+        <w:t>“Oh my God, I’m so sorry,” Zanthal said with the deep resounding sound of all Nordics. “I didn’t mean to hurt you. Are you okay?”</w:t>
+      </w:r>
+    </w:p>
+    <w:p>
+      <w:r>
+        <w:t>Aeloria nodded and said, “I’m fine. You just startled me. More importantly, are you okay?”</w:t>
+      </w:r>
+    </w:p>
+    <w:p>
+      <w:r>
+        <w:t>“You’re worried about me?” Zanthal asked, astonished.</w:t>
+      </w:r>
+    </w:p>
+    <w:p>
+      <w:r>
+        <w:t>Zanthal noticed Aeloria hadn’t gotten up. Could she like him? Was that why she kept looking at him? Zanthal dismissed the possibility and said, “I’m just a commoner from a no-name town.”</w:t>
+      </w:r>
+    </w:p>
+    <w:p>
+      <w:r>
+        <w:t>“But that fall looked painful,” Aeloria objected.</w:t>
+      </w:r>
+    </w:p>
+    <w:p>
+      <w:r>
+        <w:t>“True,” Zanthal said. “I hit my elbow and whacked my skull. The important thing is that you are okay.”</w:t>
+      </w:r>
+    </w:p>
+    <w:p>
+      <w:r>
+        <w:t>For a moment both looked at each other and then Zanthal screamed in panic. “No, no, no, this can’t be happening to me.”</w:t>
+      </w:r>
+    </w:p>
+    <w:p>
+      <w:r>
+        <w:t>Aeloria jumped up in fright and Dalton approached. “Do you need medical treatment Mr. Zanthal?”</w:t>
+      </w:r>
+    </w:p>
+    <w:p>
+      <w:r>
+        <w:t>“Weird things are happening in my body,” Zanthal said in terror. “I think my class is activating.”</w:t>
+      </w:r>
+    </w:p>
+    <w:p>
+      <w:r>
+        <w:t>Zanthal looked around the room full of socializing people and said, “I need to get out of here before it fully activates. I don’t know how to stop it. I don’t know how it activated.”</w:t>
+      </w:r>
+    </w:p>
+    <w:p>
+      <w:r>
+        <w:lastRenderedPageBreak/>
+        <w:t>“Calm down and tell me what the problem is,” Dalton said.</w:t>
+      </w:r>
+    </w:p>
+    <w:p>
+      <w:r>
+        <w:t xml:space="preserve">“My class is Fair Polymorph,” Zanthal said and looked at Aeloria. “I am afraid…Please get me out of here, at least for the sake of Princess </w:t>
+      </w:r>
+      <w:r>
+        <w:t>Aeloria’s dignity</w:t>
+      </w:r>
+      <w:r>
+        <w:t>. I need a private room</w:t>
+      </w:r>
+      <w:r>
+        <w:t>.”</w:t>
+      </w:r>
+    </w:p>
+    <w:p>
+      <w:r>
+        <w:t>“No,” Aeloria said, horrified. “</w:t>
       </w:r>
       <w:r>
         <w:t>Professor</w:t>
       </w:r>
       <w:r>
-        <w:t xml:space="preserve"> Dalton demanded. “I will not have violence in class.”</w:t>
-      </w:r>
-    </w:p>
-    <w:p>
-      <w:r>
-        <w:t>Other teachers approached, attracted by the commotion.</w:t>
-      </w:r>
-    </w:p>
-    <w:p>
-      <w:r>
-        <w:t xml:space="preserve">“Oh my God, I’m so sorry,” Zanthal said in his deep </w:t>
-      </w:r>
-      <w:r>
-        <w:t xml:space="preserve">resounding </w:t>
-      </w:r>
-      <w:r>
-        <w:t>voice. “I didn’t mean to hurt you. Are you okay?”</w:t>
+        <w:t xml:space="preserve"> Dalton, we need a private room now.”</w:t>
+      </w:r>
+    </w:p>
+    <w:p>
+      <w:r>
+        <w:t>“</w:t>
+      </w:r>
+      <w:r>
+        <w:t>Come you two. I’ll take you to a teacher’s washroom. How much time do you have?</w:t>
+      </w:r>
+      <w:r>
+        <w:t>” Dalton asked.</w:t>
+      </w:r>
+    </w:p>
+    <w:p>
+      <w:r>
+        <w:t>“5, maybe 10 minutes</w:t>
+      </w:r>
+      <w:r>
+        <w:t xml:space="preserve"> at most</w:t>
+      </w:r>
+      <w:r>
+        <w:t>,” Zanthal said. “I feel all sorts of weird pulling sensations.</w:t>
+      </w:r>
+      <w:r>
+        <w:t xml:space="preserve"> My vision and hearing is getting wonky.</w:t>
+      </w:r>
+      <w:r>
+        <w:t>”</w:t>
+      </w:r>
+    </w:p>
+    <w:p>
+      <w:r>
+        <w:t xml:space="preserve">“I can’t believe you’re turning to girl,” </w:t>
+      </w:r>
+      <w:r>
+        <w:t>Gareth called out, laughing like an idiot.</w:t>
+      </w:r>
+      <w:r>
+        <w:t xml:space="preserve"> “That’s so funny.”</w:t>
+      </w:r>
+    </w:p>
+    <w:p>
+      <w:r>
+        <w:t>“Shut up Gareth,” Aeloria said angrily. “This isn’t funny.”</w:t>
+      </w:r>
+    </w:p>
+    <w:p>
+      <w:r>
+        <w:t>They headed to the door.</w:t>
+      </w:r>
+    </w:p>
+    <w:p>
+      <w:r>
+        <w:t>“Are you shrinking?” Aeloria asked.</w:t>
+      </w:r>
+    </w:p>
+    <w:p>
+      <w:r>
+        <w:t>“Of course,” Zanthal said. “I am bigger than you.”</w:t>
+      </w:r>
+    </w:p>
+    <w:p>
+      <w:r>
+        <w:t>They walked through several corridors and Zanthal was forced to hold his pants to prevent them from falling.</w:t>
+      </w:r>
+    </w:p>
+    <w:p>
+      <w:r>
+        <w:t>Finally they arrived at a washroom, when Zanthal lost almost 60 centimeter of height.</w:t>
+      </w:r>
+    </w:p>
+    <w:p>
+      <w:r>
+        <w:t>“Professor Dalton, please get me a boy’s school uniform, one that will fit Princess Aeloria,” Zanthal said.</w:t>
+      </w:r>
+    </w:p>
+    <w:p>
+      <w:r>
+        <w:t>“All right,” Dalton said. “Stay here.”</w:t>
+      </w:r>
+    </w:p>
+    <w:p>
+      <w:r>
+        <w:t>Zanthal sat on the toilet, red-faced and said, “Sorry about this. I didn’t mean to get you involved. You must be grossed out.”</w:t>
       </w:r>
     </w:p>
     <w:p>
       <w:r>
         <w:lastRenderedPageBreak/>
-        <w:t>Aeloria nodded and said, “I’m fine. You just startled me. More importantly, are you okay?”</w:t>
-      </w:r>
-    </w:p>
-    <w:p>
-      <w:r>
-        <w:t>“You’re worried about me?” Zanthal asked, astonished.</w:t>
-      </w:r>
-    </w:p>
-    <w:p>
-      <w:r>
-        <w:t xml:space="preserve">Zanthal noticed Aeloria hadn’t gotten up. Could she like him? Zanthal dismissed the possibility and said, </w:t>
-      </w:r>
-      <w:r>
-        <w:t xml:space="preserve">“I’m just a </w:t>
-      </w:r>
-      <w:r>
-        <w:t>commoner from a no-name town.”</w:t>
-      </w:r>
-    </w:p>
-    <w:p>
-      <w:r>
-        <w:t>“But that</w:t>
-      </w:r>
-      <w:r>
-        <w:t xml:space="preserve"> fall</w:t>
-      </w:r>
-      <w:r>
-        <w:t xml:space="preserve"> looked painful,” Aeloria objected</w:t>
-      </w:r>
-      <w:r>
-        <w:t>.</w:t>
-      </w:r>
-    </w:p>
-    <w:p>
-      <w:r>
-        <w:t>“True,” Zanthal said. “I hit my elbow and whacked my skull. The important thing is that you are okay.”</w:t>
-      </w:r>
-    </w:p>
-    <w:p>
-      <w:r>
-        <w:t xml:space="preserve">For a moment both looked at each other and then </w:t>
-      </w:r>
-      <w:r>
-        <w:t>Zanthal screamed in panic</w:t>
-      </w:r>
-      <w:r>
-        <w:t>.</w:t>
-      </w:r>
-      <w:r>
-        <w:t xml:space="preserve"> “No, no, no, this can’t be happening to me.”</w:t>
-      </w:r>
-    </w:p>
-    <w:p>
-      <w:r>
-        <w:t xml:space="preserve">Aeloria jumped up in fright and </w:t>
-      </w:r>
-      <w:r>
-        <w:t xml:space="preserve">Dalton </w:t>
-      </w:r>
-      <w:r>
-        <w:t>approached. “Do you need medical treatment Mr. Zanthal?”</w:t>
-      </w:r>
-    </w:p>
-    <w:p>
-      <w:r>
-        <w:t xml:space="preserve">“My class skill is activating, </w:t>
-      </w:r>
-      <w:r>
-        <w:t>Professor</w:t>
-      </w:r>
-      <w:r>
-        <w:t>,” Zanthal said in terror. He got up and said, “I need to get out of here before it fully activates</w:t>
-      </w:r>
-      <w:r>
-        <w:t>.</w:t>
-      </w:r>
-      <w:r>
-        <w:t xml:space="preserve"> I don’t know how to stop it.”</w:t>
-      </w:r>
-    </w:p>
-    <w:p>
-      <w:r>
-        <w:t>“Calm down and tell me what the problem is,” Dalton said.</w:t>
-      </w:r>
-    </w:p>
-    <w:p>
-      <w:r>
-        <w:t>“My class is Fair Polymorph,” Zanthal said. “I think you can guess</w:t>
-      </w:r>
-      <w:r>
-        <w:t xml:space="preserve"> what that means</w:t>
-      </w:r>
-      <w:r>
-        <w:t>. I can feel the changes. For Aeloria’s dignity, I ask you find a private room for me.”</w:t>
-      </w:r>
-    </w:p>
-    <w:p>
-      <w:r>
-        <w:t>“No,” Aeloria said, horrified. “</w:t>
-      </w:r>
-      <w:r>
-        <w:t>Professor</w:t>
-      </w:r>
-      <w:r>
-        <w:t xml:space="preserve"> Dalton, we need a private room now.”</w:t>
-      </w:r>
-    </w:p>
-    <w:p>
-      <w:r>
-        <w:t>“</w:t>
-      </w:r>
-      <w:r>
-        <w:t>Come you two. I’ll take you to a teacher’s washroom. How much time do you have?</w:t>
-      </w:r>
-      <w:r>
-        <w:t>” Dalton asked.</w:t>
-      </w:r>
-    </w:p>
-    <w:p>
-      <w:r>
-        <w:t>“5, maybe 10 minutes,” Zanthal said. “I feel all sorts of weird pulling sensations.”</w:t>
+        <w:t>“Stop calling me princess,” Aeloria said. “In this school, all students must be treated as equal.</w:t>
+      </w:r>
+    </w:p>
+    <w:p>
+      <w:r>
+        <w:t>“And no I don’t think you’re gross.”</w:t>
+      </w:r>
+    </w:p>
+    <w:p>
+      <w:r>
+        <w:t>Aeloria blushed and said, “I think you’re cute.”</w:t>
+      </w:r>
+    </w:p>
+    <w:p>
+      <w:r>
+        <w:t>“Oh great,” Zanthal grumbled. “I discover the cutest girl in the country likes me, and now I’m losing my appearance. What a horrible day. And now my voice is changing.”</w:t>
+      </w:r>
+    </w:p>
+    <w:p>
+      <w:r>
+        <w:t>“I didn’t know that Nordics could be gentle,” Aeloria said. “The Nordics I know are rather violent, rough and crude.”</w:t>
+      </w:r>
+    </w:p>
+    <w:p>
+      <w:r>
+        <w:t>“Why do you think I’m gentle?” Zanthal asked. “You do know I can bench-press a cow, don’t you?”</w:t>
+      </w:r>
+    </w:p>
+    <w:p>
+      <w:r>
+        <w:t>“Your face,” Aeloria said. “That looks disturbing. That must be that uncanny valley thing.”</w:t>
+      </w:r>
+    </w:p>
+    <w:p>
+      <w:r>
+        <w:t>“Sorry,” Zanthal said and hugged himself. His chest was feeling entirely too sensitive.</w:t>
+      </w:r>
+    </w:p>
+    <w:p>
+      <w:r>
+        <w:t>For a moment no one spoke.</w:t>
+      </w:r>
+    </w:p>
+    <w:p>
+      <w:r>
+        <w:t>“I feel the physical process has completed, but my hearing and vision are wrong,” Zanthal said. “I still don’t understand why you aren’t grossed out.”</w:t>
+      </w:r>
+    </w:p>
+    <w:p>
+      <w:r>
+        <w:t>“Why would I be grossed out? I now have a new twin sister,” Aeloria said, smiling.</w:t>
+      </w:r>
+    </w:p>
+    <w:p>
+      <w:r>
+        <w:t>“Somehow that doesn’t make me happy,” Zanthal said.</w:t>
+      </w:r>
+    </w:p>
+    <w:p>
+      <w:r>
+        <w:t>There was a knock on the door and Aeloria opened it.</w:t>
+      </w:r>
+    </w:p>
+    <w:p>
+      <w:r>
+        <w:t>“Here are the clothes, including undergarments base on your size,” Dalton said.</w:t>
       </w:r>
     </w:p>
     <w:p>
       <w:r>
         <w:lastRenderedPageBreak/>
-        <w:t xml:space="preserve">“I can’t believe you’re turning to girl,” </w:t>
-      </w:r>
-      <w:r>
-        <w:t>Gareth called out, laughing like an idiot.</w:t>
-      </w:r>
-      <w:r>
-        <w:t xml:space="preserve"> “That’s so funny.”</w:t>
-      </w:r>
-    </w:p>
-    <w:p>
-      <w:r>
-        <w:t>“Shut up Gareth,” Aeloria said angrily. “This isn’t funny.”</w:t>
-      </w:r>
-    </w:p>
-    <w:p>
-      <w:r>
-        <w:t>They headed to the door.</w:t>
-      </w:r>
-    </w:p>
-    <w:p>
-      <w:r>
-        <w:t>“Are you shrinking?” Aeloria asked.</w:t>
-      </w:r>
-    </w:p>
-    <w:p>
-      <w:r>
-        <w:t>“Of course,” Zanthal said. “I am bigger than you.”</w:t>
-      </w:r>
-    </w:p>
-    <w:p>
-      <w:r>
-        <w:t>They walked through several corridors and Zanthal was forced to hold his pants to prevent them from falling.</w:t>
-      </w:r>
-    </w:p>
-    <w:p>
-      <w:r>
-        <w:t xml:space="preserve">Finally they arrived at a washroom, when Zanthal lost almost </w:t>
-      </w:r>
-      <w:r>
-        <w:t>60</w:t>
-      </w:r>
-      <w:r>
-        <w:t xml:space="preserve"> </w:t>
-      </w:r>
-      <w:r>
-        <w:t>centi</w:t>
-      </w:r>
-      <w:r>
-        <w:t>meter of height.</w:t>
-      </w:r>
-    </w:p>
-    <w:p>
-      <w:r>
-        <w:t>“</w:t>
-      </w:r>
-      <w:r>
-        <w:t>Professor</w:t>
-      </w:r>
-      <w:r>
-        <w:t xml:space="preserve"> Dalton, please get </w:t>
-      </w:r>
-      <w:r>
-        <w:t xml:space="preserve">me </w:t>
-      </w:r>
-      <w:r>
-        <w:t>a boy’s school uniform, one that will fit Aeloria,” Zanthal said.</w:t>
-      </w:r>
-    </w:p>
-    <w:p>
-      <w:r>
-        <w:t>“All right,” Dalton said. “Stay here.”</w:t>
-      </w:r>
-    </w:p>
-    <w:p>
-      <w:r>
-        <w:t>Zanthal sat on the toilet, red-faced and said, “Sorry about this. I didn’t mean to get you involved. You must be grossed out.”</w:t>
-      </w:r>
-    </w:p>
-    <w:p>
-      <w:r>
-        <w:t>“I’m not grossed out,” Aeloria</w:t>
-      </w:r>
-      <w:r>
-        <w:t xml:space="preserve"> said. “I like Nordics. I think they are attractive, and you are </w:t>
-      </w:r>
-      <w:r>
-        <w:t xml:space="preserve">smart and </w:t>
-      </w:r>
-      <w:r>
-        <w:t>handsome.”</w:t>
-      </w:r>
-    </w:p>
-    <w:p>
-      <w:r>
-        <w:t>“Oh great,” Zanthal grumbled. “I discover the cutest girl in the country likes me, and now I’m losing my appearance. What a horrible day. And now my voice is changing.”</w:t>
-      </w:r>
-    </w:p>
-    <w:p>
-      <w:r>
-        <w:t>“I didn’t know that Nordics could be gentle,” Aeloria said. “</w:t>
-      </w:r>
-      <w:r>
-        <w:t>The Nordics I know are</w:t>
-      </w:r>
-      <w:r>
-        <w:t xml:space="preserve"> rather </w:t>
-      </w:r>
-      <w:r>
-        <w:t xml:space="preserve">violent, </w:t>
-      </w:r>
-      <w:r>
-        <w:t>rough and crude.”</w:t>
-      </w:r>
-    </w:p>
-    <w:p>
-      <w:r>
-        <w:t>“Why do you think I’m gentle?” Zanthal asked. “You do know I can bench-press a cow, don’t you?”</w:t>
-      </w:r>
-    </w:p>
-    <w:p>
-      <w:r>
-        <w:lastRenderedPageBreak/>
-        <w:t>“</w:t>
-      </w:r>
-      <w:r>
-        <w:t>Your face,” Aeloria said. “That looks disturbing. That must be that uncanny valley thing.”</w:t>
-      </w:r>
-    </w:p>
-    <w:p>
-      <w:r>
-        <w:t>“Sorry,” Zanthal said and hugged himself.</w:t>
-      </w:r>
-      <w:r>
-        <w:t xml:space="preserve"> His chest was </w:t>
-      </w:r>
-      <w:r>
-        <w:t>feeling entirely too sensitive.</w:t>
-      </w:r>
-    </w:p>
-    <w:p>
-      <w:r>
-        <w:t>For a moment no one spoke.</w:t>
-      </w:r>
-    </w:p>
-    <w:p>
-      <w:r>
-        <w:t>“</w:t>
-      </w:r>
-      <w:r>
-        <w:t xml:space="preserve">I feel the physical process has completed,” </w:t>
-      </w:r>
-      <w:r>
-        <w:t>Zanthal said. “I still don’t understand why you aren’t grossed out.”</w:t>
-      </w:r>
-    </w:p>
-    <w:p>
-      <w:r>
-        <w:t>“Why would I be grossed out? I now have a new twin sister,” Aeloria said</w:t>
-      </w:r>
-      <w:r>
-        <w:t>, smiling.</w:t>
-      </w:r>
-    </w:p>
-    <w:p>
-      <w:r>
-        <w:t>“Somehow that doesn’t make me happy,” Zanthal said.</w:t>
-      </w:r>
-    </w:p>
-    <w:p>
-      <w:r>
-        <w:t>There was a knock on the door and Aeloria opened it.</w:t>
-      </w:r>
-    </w:p>
-    <w:p>
-      <w:r>
-        <w:t>“Here are the clothes, including undergarments base on your size,” Dalton said.</w:t>
-      </w:r>
-    </w:p>
-    <w:p>
-      <w:r>
         <w:t>“Thanks professor,” Aeloria said and closed the door.</w:t>
       </w:r>
     </w:p>
@@ -1021,30 +1103,15 @@
     </w:p>
     <w:p>
       <w:r>
-        <w:t xml:space="preserve">“I’m </w:t>
-      </w:r>
-      <w:r>
-        <w:t>painfully</w:t>
-      </w:r>
-      <w:r>
-        <w:t xml:space="preserve"> aware how pretty you are,” Zanthal said. </w:t>
-      </w:r>
-      <w:r>
-        <w:t>“But that beauty should be on you, not me.</w:t>
-      </w:r>
-    </w:p>
-    <w:p>
-      <w:r>
-        <w:t>“My class comes with a costume skill. I’m using it to dismiss my clothes.”</w:t>
-      </w:r>
-    </w:p>
-    <w:p>
-      <w:r>
-        <w:t xml:space="preserve">Zanthal closed his eyes </w:t>
-      </w:r>
-      <w:r>
-        <w:t xml:space="preserve">and stood up. </w:t>
-      </w:r>
+        <w:t>“I’m painfully aware how pretty you are,” Zanthal said. “But that beauty should be on you, not me.”</w:t>
+      </w:r>
+    </w:p>
+    <w:p>
+      <w:r>
+        <w:t>Zanthal sighed and said, “I better get this over with.” He closes his eyes and began undressing, starting with his socks and shoes.</w:t>
+      </w:r>
+    </w:p>
+    <w:p>
       <w:r>
         <w:t>“Okay, help me dress.”</w:t>
       </w:r>
@@ -1069,7 +1136,6 @@
     </w:p>
     <w:p>
       <w:r>
-        <w:lastRenderedPageBreak/>
         <w:t>“Stop making those sounds,” Aeloria scolded.</w:t>
       </w:r>
     </w:p>
@@ -1156,16 +1222,7 @@
     </w:p>
     <w:p>
       <w:r>
-        <w:t xml:space="preserve">Zanthal reached for the door handle and </w:t>
-      </w:r>
-      <w:r>
-        <w:t>missed</w:t>
-      </w:r>
-      <w:r>
-        <w:t>.</w:t>
-      </w:r>
-      <w:r>
-        <w:t xml:space="preserve"> He adjusted his aim and opened the door.</w:t>
+        <w:t>Zanthal packed up his clothes and Aeloria opened the door.</w:t>
       </w:r>
     </w:p>
     <w:p>
@@ -1186,7 +1243,13 @@
     </w:p>
     <w:p>
       <w:r>
-        <w:t>“I’m no short,” Aeloria said, indignantly.</w:t>
+        <w:t>“I’m no</w:t>
+      </w:r>
+      <w:r>
+        <w:t>t</w:t>
+      </w:r>
+      <w:r>
+        <w:t xml:space="preserve"> short,” Aeloria said, indignantly.</w:t>
       </w:r>
     </w:p>
     <w:p>
@@ -1265,26 +1328,43 @@
         <w:t xml:space="preserve">Principle Rachael Sara </w:t>
       </w:r>
       <w:r>
-        <w:t>said. She introduced the people in the room.</w:t>
-      </w:r>
-    </w:p>
-    <w:p>
-      <w:r>
-        <w:t xml:space="preserve">“Please enter that medical capsule,” a Dr. Brenda said. </w:t>
-      </w:r>
-      <w:r>
-        <w:t>“What can you say about this class and how did you obtain it?”</w:t>
-      </w:r>
-    </w:p>
-    <w:p>
-      <w:r>
-        <w:t xml:space="preserve">“It all happened when I was 6 years old,” Zanthal said. “I was </w:t>
-      </w:r>
-      <w:r>
-        <w:t>in the back woods</w:t>
-      </w:r>
-      <w:r>
-        <w:t xml:space="preserve"> when I saw this dude taking a shower. That was the most repulsive, the most disgusting sight I have ever seen in my life.</w:t>
+        <w:t xml:space="preserve">said. </w:t>
+      </w:r>
+      <w:r>
+        <w:t>“Place your clothes there.”</w:t>
+      </w:r>
+    </w:p>
+    <w:p>
+      <w:r>
+        <w:t>Sara</w:t>
+      </w:r>
+      <w:r>
+        <w:t xml:space="preserve"> introduced the people in the room.</w:t>
+      </w:r>
+    </w:p>
+    <w:p>
+      <w:r>
+        <w:t>“This is Dr. Brenda, foremost expert on polymorphs in the country. She was rush teleported here,” Sara said.</w:t>
+      </w:r>
+    </w:p>
+    <w:p>
+      <w:r>
+        <w:t>“I have never heard of a skill just activating, especially just after the class activation ceremony,” Brenda said.</w:t>
+      </w:r>
+    </w:p>
+    <w:p>
+      <w:r>
+        <w:t>“Your variant is unique and never before seen in the 90 years since the quantum singularity.</w:t>
+      </w:r>
+    </w:p>
+    <w:p>
+      <w:r>
+        <w:t>“Please enter the medical capsule. What can you say about this class? Can you speculate as to how you obtained it?”</w:t>
+      </w:r>
+    </w:p>
+    <w:p>
+      <w:r>
+        <w:t>“It all happened when I was 6 years old,” Zanthal said. “I was in the back woods when I saw this dude taking a shower. That was the most repulsive, the most disgusting sight I have ever seen in my life.</w:t>
       </w:r>
     </w:p>
     <w:p>
@@ -1299,16 +1379,50 @@
     </w:p>
     <w:p>
       <w:r>
-        <w:t>Zanthal look</w:t>
-      </w:r>
-      <w:r>
-        <w:t>ed</w:t>
-      </w:r>
-      <w:r>
-        <w:t xml:space="preserve"> and jerked away, feel nauseous.</w:t>
-      </w:r>
-      <w:r>
-        <w:t xml:space="preserve"> The offensive image disappeared.</w:t>
+        <w:t>Zanthal looked and jerked away, feel nauseous. The offensive image disappeared.</w:t>
+      </w:r>
+    </w:p>
+    <w:p>
+      <w:r>
+        <w:t>“That was disgusting,” Zanthal said, shuddering. “</w:t>
+      </w:r>
+      <w:r>
+        <w:t>Thankfully m</w:t>
+      </w:r>
+      <w:r>
+        <w:t xml:space="preserve">y vision </w:t>
+      </w:r>
+      <w:r>
+        <w:t>is off or it would have been worse</w:t>
+      </w:r>
+      <w:r>
+        <w:t>. I know the sky is blue. However, the color I see now doesn’t look like the color I’m used to.</w:t>
+      </w:r>
+    </w:p>
+    <w:p>
+      <w:r>
+        <w:lastRenderedPageBreak/>
+        <w:t>“With hearing, I hear less lower-pitched sounds and more higher-pitched sounds. Even the characteristics of sound are different. I’m only surprised I can understand you.”</w:t>
+      </w:r>
+    </w:p>
+    <w:p>
+      <w:r>
+        <w:t>“That’s natural since human races are literally different species,” Dr. Susan said. “The real surprise was when Original Humans began giving birth to the so-called non-human races.</w:t>
+      </w:r>
+    </w:p>
+    <w:p>
+      <w:r>
+        <w:t>“What a tragic time that was.</w:t>
+      </w:r>
+    </w:p>
+    <w:p>
+      <w:r>
+        <w:t>“That doesn’t explain why your power activated.”</w:t>
+      </w:r>
+    </w:p>
+    <w:p>
+      <w:r>
+        <w:t>“I don’t know,” Zanthal said. “I just know I was determined to never use my class for the rest of my life. After all, the name Fair Polymorph speaks for itself.”</w:t>
       </w:r>
     </w:p>
     <w:p>
@@ -1318,30 +1432,12 @@
     </w:p>
     <w:p>
       <w:r>
-        <w:t>“First, I can say that the transformation is complete, down to the cellular structure</w:t>
-      </w:r>
-      <w:r>
-        <w:t xml:space="preserve"> and DNA</w:t>
-      </w:r>
-      <w:r>
-        <w:t xml:space="preserve">,” </w:t>
-      </w:r>
-      <w:r>
-        <w:t xml:space="preserve">a </w:t>
-      </w:r>
-      <w:r>
-        <w:t>Dr. Willows said. “This is natural for the polymorph class.</w:t>
-      </w:r>
-    </w:p>
-    <w:p>
-      <w:r>
-        <w:t xml:space="preserve">“Second, </w:t>
-      </w:r>
-      <w:r>
-        <w:t xml:space="preserve">Mr. Zanthal’s </w:t>
-      </w:r>
-      <w:r>
-        <w:t xml:space="preserve">body is being flooded with high levels of </w:t>
+        <w:t>“First, I can say that the transformation is complete, down to the cellular structure and DNA,” a Dr. Brenda said. “This is natural for the polymorph class.</w:t>
+      </w:r>
+    </w:p>
+    <w:p>
+      <w:r>
+        <w:t xml:space="preserve">“Second, Mr. Zanthal’s body is being flooded with high levels of </w:t>
       </w:r>
       <w:r>
         <w:t>adrenaline</w:t>
@@ -1353,1107 +1449,1025 @@
         <w:t>cortisol</w:t>
       </w:r>
       <w:r>
+        <w:t>. His blood pressure is dangerously high and he has an erratic heartbeat. Mr. Zanthal is suffering from an anxiety attack.</w:t>
+      </w:r>
+    </w:p>
+    <w:p>
+      <w:r>
+        <w:t>“I’m just surprised Mr. Zanthal hasn’t fainted.</w:t>
+      </w:r>
+    </w:p>
+    <w:p>
+      <w:r>
+        <w:t>“Mr. Zanthal, remember to breathe. I can’t subscribe a sedative, since that would interfere with synchronization and these first hours are crucial.</w:t>
+      </w:r>
+    </w:p>
+    <w:p>
+      <w:r>
+        <w:t>“Third, I’m calling him Mr. because it’s reducing his anxiety.</w:t>
+      </w:r>
+    </w:p>
+    <w:p>
+      <w:r>
+        <w:lastRenderedPageBreak/>
+        <w:t>“Finally Mr. Zanthal wasn’t joking about his emotional trauma,” Dr. Willows said. “It’s definitely real and unique in its severity. I’ve never heard of such an extreme case. I suspect it modified his class.</w:t>
+      </w:r>
+    </w:p>
+    <w:p>
+      <w:r>
+        <w:t>“His case isn’t unheard of. In fact psychology books have many examples where trauma changes a class.”</w:t>
+      </w:r>
+    </w:p>
+    <w:p>
+      <w:r>
+        <w:t>“In case you are wondering, I never look at myself when changing or showering,” Zanthal said.</w:t>
+      </w:r>
+    </w:p>
+    <w:p>
+      <w:r>
+        <w:t>“From other examples on the subject, synchronizing with a new species can take weeks, months, or even years,” Dr. Brenda said. “During this time you will be locked in.”</w:t>
+      </w:r>
+    </w:p>
+    <w:p>
+      <w:r>
+        <w:t>“No way,” Zanthal exclaimed, horrified. “Are you saying</w:t>
+      </w:r>
+      <w:proofErr w:type="gramStart"/>
+      <w:r>
+        <w:t>,</w:t>
+      </w:r>
+      <w:proofErr w:type="gramEnd"/>
+      <w:r>
+        <w:t xml:space="preserve"> I will be forced to spend months or years using this body?”</w:t>
+      </w:r>
+    </w:p>
+    <w:p>
+      <w:r>
+        <w:t>Dr. Brenda just nodded.</w:t>
+      </w:r>
+    </w:p>
+    <w:p>
+      <w:r>
+        <w:t>“But in a month, something disturbing will happen,” Zanthal said.</w:t>
+      </w:r>
+    </w:p>
+    <w:p>
+      <w:r>
+        <w:t xml:space="preserve">“Sorry Mr. Zanthal, </w:t>
+      </w:r>
+      <w:r>
+        <w:t>but even in a world of magic, some things can’t be avoided,” Dr. Brenda said.</w:t>
+      </w:r>
+    </w:p>
+    <w:p>
+      <w:r>
+        <w:t>Aeloria snickered.</w:t>
+      </w:r>
+    </w:p>
+    <w:p>
+      <w:r>
+        <w:t>“The next task is to find you new accommodations,” the principle said. “You cannot stay in the boy’s dormitory.”</w:t>
+      </w:r>
+    </w:p>
+    <w:p>
+      <w:r>
+        <w:t>Zanthal staggered and almost collapsed.</w:t>
+      </w:r>
+    </w:p>
+    <w:p>
+      <w:r>
+        <w:t>“And Zanthal’s heart rate and blood pressure just spiked,” Dr. Susan said. “Focus on your breath. Slowly breathe in and out, in and out.”</w:t>
+      </w:r>
+    </w:p>
+    <w:p>
+      <w:r>
+        <w:t>Zanthal slowly breathed in and out.</w:t>
+      </w:r>
+    </w:p>
+    <w:p>
+      <w:r>
+        <w:t>“Zanthal can stay with me,” Aeloria said. “It will be fun having a twin sister.”</w:t>
+      </w:r>
+    </w:p>
+    <w:p>
+      <w:r>
+        <w:lastRenderedPageBreak/>
+        <w:t>“Brother,” Zanthal corrected.</w:t>
+      </w:r>
+    </w:p>
+    <w:p>
+      <w:r>
+        <w:t>“Very well,” the principle said. “Your items will be brought to Ms. Aeloria’s dorm room.</w:t>
+      </w:r>
+    </w:p>
+    <w:p>
+      <w:r>
+        <w:t>“And now for the last item on the agenda for today,” Sara said. “Mr. Zanthal, you need a new ID. Come with me to the office.”</w:t>
+      </w:r>
+    </w:p>
+    <w:p>
+      <w:r>
+        <w:t>A short walk brought them to the administrative offices. There the secretary took a photo of Zanthal and created a new ID for him.</w:t>
+      </w:r>
+    </w:p>
+    <w:p>
+      <w:r>
+        <w:t>“Okay Mr. Zanthal, please let us know if you have any issues,” Sara said. “You have a unique class and this is unprecedented. Would you like therapy sessions?”</w:t>
+      </w:r>
+    </w:p>
+    <w:p>
+      <w:r>
+        <w:t>“No thank you Ma’am,” Zanthal said. “I’ll just man through it.”</w:t>
+      </w:r>
+    </w:p>
+    <w:p>
+      <w:r>
+        <w:t>“Men,” Aeloria muttered.</w:t>
+      </w:r>
+    </w:p>
+    <w:p>
+      <w:r>
+        <w:t>Zanthal broke into a bright smile and said, “Thank you.”</w:t>
+      </w:r>
+    </w:p>
+    <w:p>
+      <w:r>
+        <w:t>Sara giggled. “Never the less we will monitor you on your journey. Enjoy the weekend.” She headed off.</w:t>
+      </w:r>
+    </w:p>
+    <w:p>
+      <w:r>
+        <w:t>“It’s almost 6:00PM and I’m starving,” Aeloria said. “Aren’t you?”</w:t>
+      </w:r>
+    </w:p>
+    <w:p>
+      <w:r>
+        <w:t>They headed out the doors and onto the main street of campus. Off to the right was a park.</w:t>
+      </w:r>
+    </w:p>
+    <w:p>
+      <w:r>
+        <w:t>“No,” Zanthal said. “Right now I’m thinking what I will tell my parents. Let’s go to the park. Nature relaxed me.”</w:t>
+      </w:r>
+    </w:p>
+    <w:p>
+      <w:r>
+        <w:t>As if on cue, Zanthal’s phone rang.</w:t>
+      </w:r>
+    </w:p>
+    <w:p>
+      <w:r>
+        <w:t>“Oh great, that’s my mum,” Zanthal said.</w:t>
+      </w:r>
+    </w:p>
+    <w:p>
+      <w:r>
+        <w:t>“Aren’t you going to answer?” Aeloria asked.</w:t>
+      </w:r>
+    </w:p>
+    <w:p>
+      <w:r>
+        <w:t>“I say I mum and she says who the hell are you?” Zanthal asked.</w:t>
+      </w:r>
+    </w:p>
+    <w:p>
+      <w:r>
+        <w:lastRenderedPageBreak/>
+        <w:t xml:space="preserve">Aeloria gave an </w:t>
+      </w:r>
+      <w:r>
+        <w:t xml:space="preserve">exasperated </w:t>
+      </w:r>
+      <w:r>
+        <w:t>sigh and said, “Just give me the phone.”</w:t>
+      </w:r>
+    </w:p>
+    <w:p>
+      <w:r>
+        <w:t>“Mum’s name is Cybil and dad’s name is Zolin Brady,” Zanthal said. He answered the phone and handed the device to Aeloria.</w:t>
+      </w:r>
+    </w:p>
+    <w:p>
+      <w:r>
+        <w:t>“Hello Mr. and Mrs. Brady,” Aeloria said. “This is…”</w:t>
+      </w:r>
+    </w:p>
+    <w:p>
+      <w:r>
+        <w:t>“Oh my God, Princess Aeloria, why do you have Zanthal’s phone?” the mother asked, surprised.</w:t>
+      </w:r>
+    </w:p>
+    <w:p>
+      <w:r>
+        <w:t>“Please just call me Aeloria,” Aeloria said. “While attending school, all students must be treated as equal.</w:t>
+      </w:r>
+    </w:p>
+    <w:p>
+      <w:r>
+        <w:t>“And yes, I am Zanthal’s friend.”</w:t>
+      </w:r>
+    </w:p>
+    <w:p>
+      <w:r>
+        <w:t>Zolin asked, surprised. “Why didn’t he tell us?”</w:t>
+      </w:r>
+    </w:p>
+    <w:p>
+      <w:r>
+        <w:t>“It just happened today during our activation ceremony,” Aeloria said. “Zanthal has a polymorph variant and accidently activated his class skill. Teachers are rather surprised. He is rather embarrassed to show himself.”</w:t>
+      </w:r>
+    </w:p>
+    <w:p>
+      <w:r>
+        <w:t>“I wish you could visit, but you’re a busy princess,” Cybil said.</w:t>
+      </w:r>
+    </w:p>
+    <w:p>
+      <w:r>
+        <w:t>“I would love to come,” Aeloria said. “I view Zanthal as my very own sister.”</w:t>
+      </w:r>
+    </w:p>
+    <w:p>
+      <w:r>
+        <w:t>“Brother,” Zanthal called out.</w:t>
+      </w:r>
+    </w:p>
+    <w:p>
+      <w:r>
+        <w:t>They arrived at the park and Zanthal gazed at the river.</w:t>
+      </w:r>
+    </w:p>
+    <w:p>
+      <w:r>
+        <w:t>“Was that an echo?” Zolin asked.</w:t>
+      </w:r>
+    </w:p>
+    <w:p>
+      <w:r>
+        <w:t>“Not an echo,” Zanthal said.</w:t>
+      </w:r>
+    </w:p>
+    <w:p>
+      <w:r>
+        <w:t>“Zanthal has an unusual class,” Aeloria said. “What do you know about polymorphs?”</w:t>
+      </w:r>
+    </w:p>
+    <w:p>
+      <w:r>
+        <w:lastRenderedPageBreak/>
+        <w:t>“Only that less than 1 in a thousand get it,” Zolin said. “Everyone says the class is useless, since it is so hard to use. That is why most just abandon it and live as unclassed people.</w:t>
+      </w:r>
+      <w:r>
+        <w:t>”</w:t>
+      </w:r>
+    </w:p>
+    <w:p>
+      <w:r>
+        <w:t>“We have just met but he is important to me now,” Aeloria said. “I would love to meet you. Would tomorrow night be fine?”</w:t>
+      </w:r>
+    </w:p>
+    <w:p>
+      <w:r>
+        <w:t>Aeloria smiled as she watched Zanthal shake his head violently, causing hair to fly everywhere.</w:t>
+      </w:r>
+    </w:p>
+    <w:p>
+      <w:r>
+        <w:t>“Yes dear,” Cybil said happily.</w:t>
+      </w:r>
+    </w:p>
+    <w:p>
+      <w:r>
+        <w:t>“See you at 6:00PM tomorrow. Zanthal says bye,” Aeloria said and hung up. She handed the phone back to Zanthal.</w:t>
+      </w:r>
+    </w:p>
+    <w:p>
+      <w:r>
+        <w:t>“Come, let’s go to a restaurant,” Aeloria said. “I’m paying.”</w:t>
+      </w:r>
+    </w:p>
+    <w:p>
+      <w:r>
+        <w:t>“You’re lucky I don’t have my old Nordic body, or you would be crying,” Zanthal said.</w:t>
+      </w:r>
+    </w:p>
+    <w:p>
+      <w:r>
+        <w:t>Aeloria giggled and said, “The restaurant is just outside campus.”</w:t>
+      </w:r>
+    </w:p>
+    <w:p>
+      <w:r>
+        <w:t>The trip wasn’t long and they stepped into the restaurant. It was a high-class restaurant that Zanthal would never eat in.</w:t>
+      </w:r>
+    </w:p>
+    <w:p>
+      <w:r>
+        <w:t>The server looked at the two and said tentatively, “Princess Aeloria.” She looked at the two, confused.</w:t>
+      </w:r>
+    </w:p>
+    <w:p>
+      <w:r>
+        <w:t>Aeloria smiled and said, “Table for two.”</w:t>
+      </w:r>
+    </w:p>
+    <w:p>
+      <w:r>
+        <w:t>“Right this way, princesses,” the waiter said.</w:t>
+      </w:r>
+    </w:p>
+    <w:p>
+      <w:r>
+        <w:t>“Only one princess,” Zanthal muttered and Aeloria giggled.</w:t>
+      </w:r>
+    </w:p>
+    <w:p>
+      <w:r>
+        <w:t>As always, people stared at them.</w:t>
+      </w:r>
+    </w:p>
+    <w:p>
+      <w:r>
+        <w:t>The waiter led them the more posh side of the restaurant, showed them seats, and handed them drink menus.</w:t>
+      </w:r>
+    </w:p>
+    <w:p>
+      <w:r>
+        <w:lastRenderedPageBreak/>
+        <w:t>Aeloria looked at Zanthal wiggling on the chair and said, “Zanthal, you look as if you want to pee.” Aeloria said.</w:t>
+      </w:r>
+    </w:p>
+    <w:p>
+      <w:r>
+        <w:t>“That’s because I do,” Zanthal said.</w:t>
+      </w:r>
+    </w:p>
+    <w:p>
+      <w:r>
+        <w:t>“Then go,” Aeloria said.</w:t>
+      </w:r>
+    </w:p>
+    <w:p>
+      <w:r>
+        <w:t>“I can’t,” Zanthal objected, again causing hair to fly.</w:t>
+      </w:r>
+    </w:p>
+    <w:p>
+      <w:r>
+        <w:t>Aeloria rolled her eyes and said, “It’s as if I’m babysitting a toddler. Follow me.”</w:t>
+      </w:r>
+    </w:p>
+    <w:p>
+      <w:r>
+        <w:t>Zanthal followed Aeloria to the lady’s toilet. He hesitated a moment and stepped through. Inside, he found the washrooms identical to the men’s side, except there were no urinals.</w:t>
+      </w:r>
+    </w:p>
+    <w:p>
+      <w:r>
+        <w:t>Aeloria led the way to a handicap stall.</w:t>
+      </w:r>
+    </w:p>
+    <w:p>
+      <w:r>
+        <w:t>“Get in that stall,” Aeloria instructed. “Remember to sit, and stop being a baby.”</w:t>
+      </w:r>
+    </w:p>
+    <w:p>
+      <w:r>
+        <w:t>Zanthal did as instructed.</w:t>
+      </w:r>
+    </w:p>
+    <w:p>
+      <w:r>
+        <w:t>“Remember to wipe,” Aeloria instructed.</w:t>
+      </w:r>
+    </w:p>
+    <w:p>
+      <w:r>
+        <w:t>“That was quite disturbing,” Zanthal said as he completed the task. Deed done he stood up and dressed.</w:t>
+      </w:r>
+    </w:p>
+    <w:p>
+      <w:r>
+        <w:t>Stepping out, Zanthal said, “That’s over, for now.”</w:t>
+      </w:r>
+    </w:p>
+    <w:p>
+      <w:r>
+        <w:t>Returning to the table, Zanthal read the drink menu and put it down. The waiter returned and he ordered a milkshake.</w:t>
+      </w:r>
+    </w:p>
+    <w:p>
+      <w:r>
+        <w:t>The waiter handed them menus and Zanthal once again read through the menu and put it down.</w:t>
+      </w:r>
+    </w:p>
+    <w:p>
+      <w:r>
+        <w:t xml:space="preserve">“I have a problem,” Zanthal said. “I have no idea what these names means. I mean, what is </w:t>
+      </w:r>
+      <w:r>
+        <w:t xml:space="preserve">Sumptuous </w:t>
+      </w:r>
+      <w:proofErr w:type="spellStart"/>
+      <w:r>
+        <w:t>Shakshouka</w:t>
+      </w:r>
+      <w:proofErr w:type="spellEnd"/>
+      <w:r>
+        <w:t xml:space="preserve">, </w:t>
+      </w:r>
+      <w:r>
+        <w:t>Creamy Quiche Lorraine</w:t>
+      </w:r>
+      <w:r>
+        <w:t xml:space="preserve">, </w:t>
+      </w:r>
+      <w:proofErr w:type="spellStart"/>
+      <w:r>
+        <w:t>Reimagine</w:t>
+      </w:r>
+      <w:proofErr w:type="spellEnd"/>
+      <w:r>
+        <w:t xml:space="preserve"> </w:t>
+      </w:r>
+      <w:proofErr w:type="spellStart"/>
+      <w:r>
+        <w:t>Foie</w:t>
+      </w:r>
+      <w:proofErr w:type="spellEnd"/>
+      <w:r>
+        <w:t xml:space="preserve"> Gras</w:t>
+      </w:r>
+      <w:r>
+        <w:t>, Beef Wellington, or anything is?”</w:t>
+      </w:r>
+    </w:p>
+    <w:p>
+      <w:r>
+        <w:lastRenderedPageBreak/>
+        <w:t>“Did you just memorize the menu?</w:t>
+      </w:r>
+      <w:r>
+        <w:t>” Aeloria asked, surprised.</w:t>
+      </w:r>
+    </w:p>
+    <w:p>
+      <w:r>
+        <w:t>“Yes,” Zanthal said.</w:t>
+      </w:r>
+      <w:r>
+        <w:t xml:space="preserve"> “I admit the deserts sound good though, like </w:t>
+      </w:r>
+      <w:r>
+        <w:t>Crème Brûlée</w:t>
+      </w:r>
+      <w:r>
+        <w:t xml:space="preserve">, </w:t>
+      </w:r>
+      <w:r>
+        <w:t>Chocolate Lava Cake</w:t>
+      </w:r>
+      <w:r>
+        <w:t>, or the ice creams. The rest I’ve never heard of.”</w:t>
+      </w:r>
+    </w:p>
+    <w:p>
+      <w:r>
+        <w:t xml:space="preserve">“What does the </w:t>
+      </w:r>
+      <w:r>
+        <w:t>Spaghetti Bolognese</w:t>
+      </w:r>
+      <w:r>
+        <w:t xml:space="preserve"> cost?” Aeloria asked.</w:t>
+      </w:r>
+    </w:p>
+    <w:p>
+      <w:r>
+        <w:t>“47.85$,” Zanthal said</w:t>
+      </w:r>
+      <w:r>
+        <w:t xml:space="preserve"> and grabbed some hair</w:t>
+      </w:r>
+      <w:r>
+        <w:t xml:space="preserve">. “I know what </w:t>
+      </w:r>
+      <w:r>
+        <w:t xml:space="preserve">Spaghetti </w:t>
+      </w:r>
+      <w:r>
+        <w:t xml:space="preserve">is but not the </w:t>
+      </w:r>
+      <w:r>
+        <w:t>Bolognese</w:t>
+      </w:r>
+      <w:r>
+        <w:t xml:space="preserve"> part.”</w:t>
+      </w:r>
+    </w:p>
+    <w:p>
+      <w:r>
+        <w:t>“That’s amazing,” Aeloria said, impressed.</w:t>
+      </w:r>
+    </w:p>
+    <w:p>
+      <w:r>
+        <w:t>“It’s just a menu,” Zanthal said, confused. “Can you order for me? I’m sure I’ll like it since our taste buds are the same.”</w:t>
+      </w:r>
+    </w:p>
+    <w:p>
+      <w:r>
+        <w:t xml:space="preserve">Aeloria </w:t>
+      </w:r>
+      <w:r>
+        <w:t xml:space="preserve">just </w:t>
+      </w:r>
+      <w:r>
+        <w:t>shook her head and said, “Sure.”</w:t>
+      </w:r>
+    </w:p>
+    <w:p>
+      <w:r>
+        <w:t>“Next time, I’</w:t>
+      </w:r>
+      <w:r>
+        <w:t>ll</w:t>
+      </w:r>
+      <w:r>
+        <w:t xml:space="preserve"> take you to </w:t>
+      </w:r>
+      <w:r>
+        <w:t>Stampede Steakhouse</w:t>
+      </w:r>
+      <w:r>
+        <w:t>,” Zanthal said</w:t>
+      </w:r>
+      <w:r>
+        <w:t xml:space="preserve"> as he twisted his hair between his fingers</w:t>
+      </w:r>
+      <w:r>
         <w:t xml:space="preserve">. </w:t>
       </w:r>
       <w:r>
-        <w:t>His b</w:t>
-      </w:r>
-      <w:r>
-        <w:t>lood pressure is dangerously high</w:t>
-      </w:r>
-      <w:r>
-        <w:t xml:space="preserve"> and he has an erratic heartbeat</w:t>
-      </w:r>
-      <w:r>
-        <w:t xml:space="preserve">. </w:t>
-      </w:r>
-      <w:r>
-        <w:t xml:space="preserve">Mr. </w:t>
-      </w:r>
-      <w:r>
-        <w:t>Zanthal is suffering from an anxiety attack.</w:t>
-      </w:r>
-    </w:p>
-    <w:p>
-      <w:r>
-        <w:t xml:space="preserve">“I’m just surprised </w:t>
-      </w:r>
-      <w:r>
-        <w:t xml:space="preserve">Mr. </w:t>
-      </w:r>
-      <w:r>
-        <w:t>Zanthal hasn’t fainted.</w:t>
+        <w:t xml:space="preserve">“They have these 2 kg steaks </w:t>
+      </w:r>
+      <w:r>
+        <w:t xml:space="preserve">from Hell Bison </w:t>
+      </w:r>
+      <w:r>
+        <w:t>that are amazing.”</w:t>
+      </w:r>
+    </w:p>
+    <w:p>
+      <w:r>
+        <w:t>Aeloria chuckled and said, “I don’t think you will be able to eat that with my body.”</w:t>
+      </w:r>
+    </w:p>
+    <w:p>
+      <w:r>
+        <w:t>Zanthal looked down and said, “Damn, I almost forgot. That’s good.</w:t>
+      </w:r>
+      <w:r>
+        <w:t xml:space="preserve"> The key to synchronization is being comfortable in one’s skin</w:t>
+      </w:r>
+      <w:r>
+        <w:t>, or at least that’s what Dr. Brenda said</w:t>
+      </w:r>
+      <w:r>
+        <w:t>.”</w:t>
+      </w:r>
+    </w:p>
+    <w:p>
+      <w:r>
+        <w:t xml:space="preserve">The waiter came </w:t>
+      </w:r>
+      <w:r>
+        <w:t xml:space="preserve">with the drinks </w:t>
+      </w:r>
+      <w:r>
+        <w:t>and Aeloria ordered for both.</w:t>
+      </w:r>
+    </w:p>
+    <w:p>
+      <w:r>
+        <w:t>“What will you do after dinner?” Aeloria asked.</w:t>
+      </w:r>
+    </w:p>
+    <w:p>
+      <w:r>
+        <w:t>“You are a Druidic Ranger,” Zanthal said. “What can you tell me about the class? I have a sneaking suspicion that I might have that as a sub-class.”</w:t>
       </w:r>
     </w:p>
     <w:p>
       <w:r>
         <w:lastRenderedPageBreak/>
-        <w:t xml:space="preserve">“Mr. Zanthal, remember to breathe. </w:t>
-      </w:r>
-      <w:r>
-        <w:t xml:space="preserve">I can’t subscribe a sedative, since that would </w:t>
-      </w:r>
-      <w:r>
-        <w:t>interfere with synchronization and these first hours are crucial.</w:t>
-      </w:r>
-    </w:p>
-    <w:p>
-      <w:r>
-        <w:t>“Third, I’m calling him Mr. because it’s reducing his anxiety.</w:t>
-      </w:r>
-    </w:p>
-    <w:p>
-      <w:r>
-        <w:t xml:space="preserve">“Finally </w:t>
-      </w:r>
-      <w:r>
-        <w:t xml:space="preserve">Mr. Zanthal </w:t>
-      </w:r>
-      <w:r>
-        <w:t>wasn</w:t>
-      </w:r>
-      <w:r>
-        <w:t xml:space="preserve">’t joking about his emotional trauma,” Dr. Willows said. “It’s definitely real and </w:t>
-      </w:r>
-      <w:r>
-        <w:t>unique in its severity. I’ve never heard of such an extreme case.”</w:t>
-      </w:r>
-    </w:p>
-    <w:p>
-      <w:r>
-        <w:t>“In case you are wondering, I never look at myself when changing or showering,” Zanthal said.</w:t>
-      </w:r>
-    </w:p>
-    <w:p>
-      <w:r>
-        <w:t>“I always admired powerful monsters such as dragons, phoenixes, krakens, and griffins. Not griffins, but any of the powerful creatures. As a child I felt I could use that to defeat the monsters.”</w:t>
-      </w:r>
-    </w:p>
-    <w:p>
-      <w:proofErr w:type="gramStart"/>
-      <w:r>
-        <w:t>“Why not griffins?”</w:t>
-      </w:r>
-      <w:proofErr w:type="gramEnd"/>
-      <w:r>
-        <w:t xml:space="preserve"> Dr. Susan asked.</w:t>
-      </w:r>
-    </w:p>
-    <w:p>
-      <w:r>
-        <w:t>“Because of the dangly bits, of course,” Zanthal said</w:t>
-      </w:r>
-      <w:r>
-        <w:t>, frowning</w:t>
-      </w:r>
-      <w:r>
-        <w:t>.</w:t>
-      </w:r>
-      <w:r>
-        <w:t xml:space="preserve"> “They </w:t>
-      </w:r>
-      <w:r>
-        <w:t xml:space="preserve">always </w:t>
-      </w:r>
-      <w:r>
-        <w:t>look as if they are perpetually defecating.”</w:t>
-      </w:r>
-    </w:p>
-    <w:p>
-      <w:r>
-        <w:t>“</w:t>
+        <w:t xml:space="preserve">“I </w:t>
+      </w:r>
+      <w:r>
+        <w:t xml:space="preserve">am </w:t>
+      </w:r>
+      <w:r>
+        <w:t>starting to feel the life forces flowing about the place,” Aeloria said.</w:t>
+      </w:r>
+      <w:r>
+        <w:t xml:space="preserve"> “I feel more in connection with nature. I noticed that when we went to the park.”</w:t>
+      </w:r>
+    </w:p>
+    <w:p>
+      <w:r>
+        <w:t>“I think I understand,” Zanthal said. “I do believe I have not just your body, but your racial abilities and even your class.</w:t>
+      </w:r>
+    </w:p>
+    <w:p>
+      <w:r>
+        <w:t>“I would like to go to the library and read up on Druidic magic,” Zanthal said. “The faster we can start, the faster we can master the class.</w:t>
+      </w:r>
+    </w:p>
+    <w:p>
+      <w:r>
+        <w:t>“I also want a book on what a ranger actually is and how to train it.</w:t>
+      </w:r>
+    </w:p>
+    <w:p>
+      <w:r>
+        <w:t>“What about you? Don’t you need girl time with your friends?”</w:t>
+      </w:r>
+    </w:p>
+    <w:p>
+      <w:r>
+        <w:t>“I won’t deny we left rather abruptly,” Aeloria said. “They must be wondering what happened. We can go to the dorm after dinner.</w:t>
+      </w:r>
+    </w:p>
+    <w:p>
+      <w:r>
+        <w:t>“Never mind me. When do you have time for fun?” Aeloria asked.</w:t>
+      </w:r>
+    </w:p>
+    <w:p>
+      <w:r>
+        <w:t>“I can’t have fun when there are monsters out there,” Zanthal said. “As it stands, I already wasted half your day.”</w:t>
+      </w:r>
+    </w:p>
+    <w:p>
+      <w:r>
+        <w:t>“Zanthal, I’m here because I want to be,” Aeloria said. “Also, what do you think I do all the time?”</w:t>
+      </w:r>
+    </w:p>
+    <w:p>
+      <w:r>
+        <w:t>“You train of course,” Zanthal said.</w:t>
+      </w:r>
+    </w:p>
+    <w:p>
+      <w:r>
+        <w:t>“Is it the same with the people in your small town?” Aeloria asked.</w:t>
+      </w:r>
+    </w:p>
+    <w:p>
+      <w:r>
+        <w:t>“No,” Zanthal said. “Most of them are stupid yokels who can barely tie their shoelaces.”</w:t>
+      </w:r>
+    </w:p>
+    <w:p>
+      <w:r>
+        <w:t>“How is school here?” Aeloria asked.</w:t>
+      </w:r>
+    </w:p>
+    <w:p>
+      <w:r>
+        <w:t>“I can barely keep up,” Zanthal said. “The study of the deeper magics of the abyss is hard to get my mind around.”</w:t>
+      </w:r>
+    </w:p>
+    <w:p>
+      <w:r>
+        <w:t>Aeloria could only laugh.</w:t>
+      </w:r>
+    </w:p>
+    <w:p>
+      <w:r>
+        <w:lastRenderedPageBreak/>
+        <w:t>The food arrived.</w:t>
+      </w:r>
+    </w:p>
+    <w:p>
+      <w:r>
+        <w:t>While eating, Aeloria’s phone rang.</w:t>
+      </w:r>
+    </w:p>
+    <w:p>
+      <w:r>
+        <w:t>“Hi mum,” Aeloria said. “Yes, mum. Okay mum. How about Sunday? I’ll tell him mum. Bye mum.”</w:t>
+      </w:r>
+    </w:p>
+    <w:p>
+      <w:r>
+        <w:t>“Let me guess,” Zanthal said. “Your parents want to meet me.”</w:t>
+      </w:r>
+    </w:p>
+    <w:p>
+      <w:r>
+        <w:t>“How do you know?” Aeloria asked.</w:t>
+      </w:r>
+    </w:p>
+    <w:p>
+      <w:r>
+        <w:t>“Some dude became your doppelganger and is now staying with you,” Zanthal said. “If I were them I would be worried too.  I’m sure we are being shadowed even now.”</w:t>
+      </w:r>
+    </w:p>
+    <w:p>
+      <w:r>
+        <w:t>Aeloria nodded and said, “Sunday at 6:00PM.”</w:t>
+      </w:r>
+    </w:p>
+    <w:p>
+      <w:r>
+        <w:t>Zanthal looked at his meal and said, “I better borrow a book on etiquette from the library. As a country person, I don’t know how to deal with nobility.</w:t>
+      </w:r>
+    </w:p>
+    <w:p>
+      <w:r>
+        <w:t>“Damn, I can’t believe I’m getting stuffed with so little food.”</w:t>
+      </w:r>
+    </w:p>
+    <w:p>
+      <w:r>
+        <w:t>“You shouldn’t stuff yourself,” Aeloria said.</w:t>
+      </w:r>
+    </w:p>
+    <w:p>
+      <w:r>
+        <w:t>“I don’t want to waste food,” Zanthal said.</w:t>
+      </w:r>
+    </w:p>
+    <w:p>
+      <w:r>
+        <w:t>“You could get a stomach ache,” Aeloria said.</w:t>
+      </w:r>
+    </w:p>
+    <w:p>
+      <w:r>
+        <w:t>“I don’t get stomach…sorry, I forgot you would know best,” Zanthal said. “I still don’t like wasting food.</w:t>
+      </w:r>
+    </w:p>
+    <w:p>
+      <w:r>
+        <w:t>“Wait a minute. I just discovered I have a storage ability.”</w:t>
+      </w:r>
+    </w:p>
+    <w:p>
+      <w:r>
+        <w:t>Aeloria raised a hand and a waiter</w:t>
+      </w:r>
+      <w:r>
+        <w:t xml:space="preserve"> came. “Can I have a box please and also the check?</w:t>
+      </w:r>
+      <w:r>
+        <w:t>”</w:t>
+      </w:r>
+    </w:p>
+    <w:p>
+      <w:r>
+        <w:t>Zanthal boxed the food and stored it. The box disintegrated as it was added to his metaphysical storage.</w:t>
+      </w:r>
+    </w:p>
+    <w:p>
+      <w:r>
+        <w:lastRenderedPageBreak/>
+        <w:t>Aeloria paid and they stepped out of the restaurant.</w:t>
+      </w:r>
+      <w:r>
+        <w:t xml:space="preserve"> They entered a less crowded area and Zanthal said, “I’m feeling more comfortable now that we are mostly alone. All those people were making me feel claustrophobic.”</w:t>
+      </w:r>
+    </w:p>
+    <w:p>
+      <w:r>
+        <w:t>“What do you think about delving the abyss?” Aeloria asked.</w:t>
+      </w:r>
+    </w:p>
+    <w:p>
+      <w:r>
+        <w:t>“It is necessary to become strong,” Zanthal said. “Also, the resources returned are needed now that animals have mutated, just like humans.”</w:t>
+      </w:r>
+    </w:p>
+    <w:p>
+      <w:r>
+        <w:t>They entered the library and headed to the reception desk.</w:t>
+      </w:r>
+    </w:p>
+    <w:p>
+      <w:r>
+        <w:t xml:space="preserve">“Excuse me ma’am, I need books on etiquette. I need to meet with Duke </w:t>
       </w:r>
       <w:proofErr w:type="spellStart"/>
       <w:r>
-        <w:t>Ew</w:t>
+        <w:t>Barran</w:t>
       </w:r>
       <w:proofErr w:type="spellEnd"/>
       <w:r>
-        <w:t>,” Aeloria exclaimed. “What a gross analogy.”</w:t>
-      </w:r>
-    </w:p>
-    <w:p>
-      <w:r>
-        <w:t xml:space="preserve">“Gross but true,” Zanthal said. </w:t>
-      </w:r>
-      <w:r>
-        <w:t>“Fair Polymorph allows me to sync</w:t>
-      </w:r>
-      <w:r>
-        <w:t>hronize with not just a species</w:t>
-      </w:r>
-      <w:r>
-        <w:t>, but with a</w:t>
-      </w:r>
-      <w:r>
-        <w:t xml:space="preserve"> single</w:t>
-      </w:r>
-      <w:r>
-        <w:t xml:space="preserve"> individual</w:t>
-      </w:r>
-      <w:r>
-        <w:t xml:space="preserve"> within that species or race</w:t>
-      </w:r>
-      <w:r>
-        <w:t>. I gain all racial abilities. In addition, I get the class abilities of the individual. Scan my data and see what I mean.”</w:t>
-      </w:r>
-    </w:p>
-    <w:p>
-      <w:pPr>
-        <w:pStyle w:val="StatusMessage"/>
-      </w:pPr>
-      <w:r>
-        <w:t>Druidic Ranger</w:t>
-      </w:r>
-      <w:r>
-        <w:t>, Female Elf</w:t>
-      </w:r>
-    </w:p>
-    <w:p>
-      <w:r>
-        <w:t xml:space="preserve">“I don’t see Fair Polymorph,” Dr. </w:t>
-      </w:r>
-      <w:r>
-        <w:t xml:space="preserve">Grendy </w:t>
-      </w:r>
-      <w:r>
-        <w:t>said.</w:t>
-      </w:r>
-    </w:p>
-    <w:p>
-      <w:r>
-        <w:t>“You will see it when I deactivate this skill at the end of synchronization,” Zanthal said.</w:t>
-      </w:r>
-    </w:p>
-    <w:p>
-      <w:r>
-        <w:t xml:space="preserve">“Is the human </w:t>
-      </w:r>
-      <w:r>
-        <w:t>species</w:t>
-      </w:r>
-      <w:r>
-        <w:t xml:space="preserve"> considered one or multiple races?” Dr. Brenda asked.</w:t>
+        <w:t xml:space="preserve"> Sunday,” Zanthal said.</w:t>
+      </w:r>
+    </w:p>
+    <w:p>
+      <w:r>
+        <w:t>The librarian looked at both and asked, “Isn’t that your dad?”</w:t>
+      </w:r>
+    </w:p>
+    <w:p>
+      <w:r>
+        <w:t xml:space="preserve">Not wanting to explain his ridiculous class, Zanthal said, “I also need books on </w:t>
+      </w:r>
+      <w:r>
+        <w:t>Druidic magic and Ranger skills.”</w:t>
+      </w:r>
+    </w:p>
+    <w:p>
+      <w:r>
+        <w:t>“No problem dear,” the librarian said. “Please follow me.”</w:t>
+      </w:r>
+    </w:p>
+    <w:p>
+      <w:r>
+        <w:t>Ten minutes later, the books were retrieved and Zanthal signed out his books with his new ID.</w:t>
+      </w:r>
+    </w:p>
+    <w:p>
+      <w:r>
+        <w:t>They stepped out of the library and Zanthal stored his books in his storage.</w:t>
+      </w:r>
+    </w:p>
+    <w:p>
+      <w:r>
+        <w:t>The final stop was the</w:t>
+      </w:r>
+      <w:r>
+        <w:t xml:space="preserve"> female dorm house.</w:t>
+      </w:r>
+    </w:p>
+    <w:p>
+      <w:r>
+        <w:t xml:space="preserve">“I feel like I’m intruding,” Zanthal said as he approached. </w:t>
+      </w:r>
+      <w:r>
+        <w:t>He stopped at the entrance.</w:t>
+      </w:r>
+    </w:p>
+    <w:p>
+      <w:r>
+        <w:t>“Come on,” Aeloria said, slightly annoyed.</w:t>
+      </w:r>
+    </w:p>
+    <w:p>
+      <w:r>
+        <w:t xml:space="preserve">“Easy for you to say,” Zanthal </w:t>
+      </w:r>
+      <w:r>
+        <w:t xml:space="preserve">grumbled. </w:t>
+      </w:r>
+      <w:r>
+        <w:t>Bracing himself, he took the fateful step through.</w:t>
       </w:r>
     </w:p>
     <w:p>
       <w:r>
         <w:lastRenderedPageBreak/>
-        <w:t>“My ability defines each race separately,” Zanthal said. “I already had Nordic and now I have elf.</w:t>
-      </w:r>
-      <w:r>
-        <w:t>”</w:t>
-      </w:r>
-    </w:p>
-    <w:p>
-      <w:r>
-        <w:t>“The transformation of the human race is such an odd thing,” Dr. Susan. “It defies all common sense or logic.”</w:t>
-      </w:r>
-    </w:p>
-    <w:p>
-      <w:r>
-        <w:t>“Do you know what triggered the activation?” Dr. Willows asked.</w:t>
-      </w:r>
-    </w:p>
-    <w:p>
-      <w:r>
-        <w:t>“Gareth Holden tripped me and I crashed into Aeloria,” Zanthal said. “At the last moment I twisted my body, preventing me from landing on top of her.</w:t>
-      </w:r>
-    </w:p>
-    <w:p>
-      <w:r>
-        <w:t>“I was expecting her to get angry and insult me.  After all, she is the duke’s daughter and one of the elites of our country. Instead she expressed concern that I was injured. She even said I was cute.</w:t>
-      </w:r>
-    </w:p>
-    <w:p>
-      <w:r>
-        <w:t>“That was when my ability activated.”</w:t>
-      </w:r>
-    </w:p>
-    <w:p>
-      <w:r>
-        <w:t>“</w:t>
-      </w:r>
-      <w:r>
-        <w:t>Mr. Zanthal, since your class is now Druidic Ranger, we will update your schedule to include druidic and ranger training. I</w:t>
-      </w:r>
-      <w:r>
-        <w:t xml:space="preserve"> will schedule these classes to be shared with</w:t>
-      </w:r>
-      <w:r>
-        <w:t xml:space="preserve"> Ms. Aeloria,” the principle said. “Is that okay?”</w:t>
-      </w:r>
-    </w:p>
-    <w:p>
-      <w:r>
-        <w:t>“Yes principle,” Zanthal said. “Learning druidic magic and ranger skills should speed up synchronization. Unfortunately</w:t>
-      </w:r>
-      <w:r>
-        <w:t>,</w:t>
-      </w:r>
-      <w:r>
-        <w:t xml:space="preserve"> I feel synchronization will last for at least one month, with all that entails.”</w:t>
-      </w:r>
-    </w:p>
-    <w:p>
-      <w:r>
-        <w:t>Aeloria snickered.</w:t>
-      </w:r>
-    </w:p>
-    <w:p>
-      <w:r>
-        <w:t>“</w:t>
-      </w:r>
-      <w:r>
-        <w:t>The next task is to find you new accommodations</w:t>
-      </w:r>
-      <w:r>
-        <w:t>,</w:t>
-      </w:r>
-      <w:r>
-        <w:t>” the principle said.</w:t>
-      </w:r>
-      <w:r>
-        <w:t xml:space="preserve"> “You cannot stay in the boy’s dormitory.”</w:t>
-      </w:r>
-    </w:p>
-    <w:p>
-      <w:r>
-        <w:t>“And Zanthal’s heart rate just spiked,” Dr. Susan said. “Focus on your breath. Slowly breathe in and out, in and out.”</w:t>
-      </w:r>
-    </w:p>
-    <w:p>
-      <w:r>
-        <w:t xml:space="preserve">Zanthal </w:t>
-      </w:r>
-      <w:r>
-        <w:t>slowly breathed in and out.</w:t>
+        <w:t>“That wasn’t so bad, wasn’t it?” Aeloria asked.</w:t>
+      </w:r>
+    </w:p>
+    <w:p>
+      <w:r>
+        <w:t>“Easy for you to say,” Zanthal said.</w:t>
+      </w:r>
+    </w:p>
+    <w:p>
+      <w:r>
+        <w:t>It was then that Zanthal noticed that some of the women in the hall were staring at him.</w:t>
+      </w:r>
+    </w:p>
+    <w:p>
+      <w:r>
+        <w:t>“Aeloria, why are there two of you?” a teen asked.</w:t>
+      </w:r>
+    </w:p>
+    <w:p>
+      <w:r>
+        <w:t>“Why were you hesitating?” another teen asked. “Why are you wearing a boy’s uniform?”</w:t>
+      </w:r>
+    </w:p>
+    <w:p>
+      <w:r>
+        <w:t>“This is Zanthal, a friend from my class,” Aeloria said. “She will be staying with me. Her stuff should arrive at my room soon. Tell the other girls we will meet soon.”</w:t>
+      </w:r>
+    </w:p>
+    <w:p>
+      <w:r>
+        <w:t>An older woman approached and Aeloria said, “Zanthal, this is the dorm mother Gertrude.”</w:t>
+      </w:r>
+    </w:p>
+    <w:p>
+      <w:r>
+        <w:t>Zanthal presented his ID.</w:t>
+      </w:r>
+    </w:p>
+    <w:p>
+      <w:r>
+        <w:t>“Hi dear, Principle Sara informed me of your arrival,” Gertrude said. “Here is the key to your room. Remember, no boys allowed.”</w:t>
+      </w:r>
+    </w:p>
+    <w:p>
+      <w:r>
+        <w:t>Zanthal’s face turned a deeper shade of red. “Yes ma’am.”</w:t>
+      </w:r>
+    </w:p>
+    <w:p>
+      <w:r>
+        <w:t>Aeloria laughed. “Come, I’ll introduce my friends to you.”</w:t>
+      </w:r>
+    </w:p>
+    <w:p>
+      <w:r>
+        <w:t>They headed to a group of ladies.</w:t>
+      </w:r>
+    </w:p>
+    <w:p>
+      <w:r>
+        <w:t xml:space="preserve">“This is </w:t>
+      </w:r>
+      <w:proofErr w:type="spellStart"/>
+      <w:r>
+        <w:t>Hurig</w:t>
+      </w:r>
+      <w:proofErr w:type="spellEnd"/>
+      <w:r>
+        <w:t xml:space="preserve">, </w:t>
+      </w:r>
+      <w:r>
+        <w:t>Barbara</w:t>
+      </w:r>
+      <w:r>
+        <w:t xml:space="preserve">, </w:t>
+      </w:r>
+      <w:r>
+        <w:t>Leslie</w:t>
+      </w:r>
+      <w:r>
+        <w:t xml:space="preserve">, </w:t>
+      </w:r>
+      <w:proofErr w:type="spellStart"/>
+      <w:r>
+        <w:t>Tront</w:t>
+      </w:r>
+      <w:proofErr w:type="spellEnd"/>
+      <w:r>
+        <w:t xml:space="preserve">, </w:t>
+      </w:r>
+      <w:r>
+        <w:t>Simile</w:t>
+      </w:r>
+      <w:r>
+        <w:t xml:space="preserve"> and </w:t>
+      </w:r>
+      <w:proofErr w:type="spellStart"/>
+      <w:r>
+        <w:t>Trissie</w:t>
+      </w:r>
+      <w:proofErr w:type="spellEnd"/>
+      <w:r>
+        <w:t>,” Aeloria said. Everyone, this is Zanthal Brady. She will be staying with me.”</w:t>
+      </w:r>
+    </w:p>
+    <w:p>
+      <w:r>
+        <w:t xml:space="preserve">“We are thinking of going to the hot springs tomorrow celebrate our class awakening,” </w:t>
+      </w:r>
+      <w:proofErr w:type="spellStart"/>
+      <w:r>
+        <w:t>Hurig</w:t>
+      </w:r>
+      <w:proofErr w:type="spellEnd"/>
+      <w:r>
+        <w:t xml:space="preserve"> said.</w:t>
+      </w:r>
+    </w:p>
+    <w:p>
+      <w:r>
+        <w:t>“Have fun,” Zanthal said.</w:t>
+      </w:r>
+    </w:p>
+    <w:p>
+      <w:r>
+        <w:t>“Aren’t you coming?” Leslie asked.</w:t>
       </w:r>
     </w:p>
     <w:p>
       <w:r>
         <w:lastRenderedPageBreak/>
-        <w:t xml:space="preserve">“Zanthal can stay with me,” Aeloria said. “It will be fun having a </w:t>
-      </w:r>
-      <w:r>
-        <w:t xml:space="preserve">twin </w:t>
-      </w:r>
-      <w:r>
-        <w:t>sister.”</w:t>
-      </w:r>
-    </w:p>
-    <w:p>
-      <w:r>
-        <w:t>“Brother,” Zanthal corrected.</w:t>
-      </w:r>
-    </w:p>
-    <w:p>
-      <w:r>
-        <w:t>“Very well,” the principle said. “</w:t>
-      </w:r>
-      <w:r>
-        <w:t>Your items will be brou</w:t>
-      </w:r>
-      <w:r>
-        <w:t>ght to Ms. Aeloria’s dorm room.</w:t>
-      </w:r>
-    </w:p>
-    <w:p>
-      <w:r>
-        <w:t>“And now for the last item on the agenda for today,” Sara said. “Mr. Zanthal, you need a new ID. Come with me to the office.”</w:t>
-      </w:r>
-    </w:p>
-    <w:p>
-      <w:r>
-        <w:t xml:space="preserve">A short walk brought them to the administrative offices. </w:t>
-      </w:r>
-      <w:r>
-        <w:t>There the secretary took a photo of Zanthal and created a new ID for him.</w:t>
-      </w:r>
-    </w:p>
-    <w:p>
-      <w:r>
-        <w:t>“Okay Mr. Zanthal, please let us know if you have any issues,” Sara said. “You have a unique class and this is unprecedented. Would you like therapy sessions?”</w:t>
-      </w:r>
-    </w:p>
-    <w:p>
-      <w:r>
-        <w:t>“No thank you Ma’am,” Zanthal said. “I’ll just man through it.”</w:t>
-      </w:r>
-    </w:p>
-    <w:p>
-      <w:r>
-        <w:t>“Men,” Aeloria muttered.</w:t>
-      </w:r>
-    </w:p>
-    <w:p>
-      <w:r>
-        <w:t>Zanthal broke into a bright smile and said, “Thank you.”</w:t>
-      </w:r>
-    </w:p>
-    <w:p>
-      <w:r>
-        <w:t>Sara giggled. “Never the less we will monitor you on your journey. Enjoy the weekend.” She headed off.</w:t>
-      </w:r>
-    </w:p>
-    <w:p>
-      <w:r>
-        <w:t>“It’s almost 6:00PM and I’m starving,” Aeloria said. “Aren’t you?”</w:t>
-      </w:r>
-    </w:p>
-    <w:p>
-      <w:r>
-        <w:t>They headed out the doors and onto the main street of campus. Off to the right was a park.</w:t>
-      </w:r>
-    </w:p>
-    <w:p>
-      <w:r>
-        <w:t>“No,” Zanthal said. “Right now I’m thinki</w:t>
-      </w:r>
-      <w:r>
-        <w:t>ng what I will tell my parents. Let’s go to the park. Nature makes me relax.”</w:t>
-      </w:r>
-    </w:p>
-    <w:p>
-      <w:r>
-        <w:t>As if on cue, Zanthal’s phone rang.</w:t>
-      </w:r>
-    </w:p>
-    <w:p>
-      <w:r>
-        <w:t>“Oh great, that’s my mum,” Zanthal said.</w:t>
-      </w:r>
-    </w:p>
-    <w:p>
-      <w:r>
-        <w:lastRenderedPageBreak/>
-        <w:t>“Aren’t you going to answer?” Aeloria asked.</w:t>
-      </w:r>
-    </w:p>
-    <w:p>
-      <w:r>
-        <w:t>“I say I mum and she says who the hell are you?” Zanthal asked.</w:t>
-      </w:r>
-    </w:p>
-    <w:p>
-      <w:r>
-        <w:t xml:space="preserve">Aeloria gave an </w:t>
-      </w:r>
-      <w:r>
-        <w:t xml:space="preserve">exasperated </w:t>
-      </w:r>
-      <w:r>
-        <w:t>sigh and said, “Just give me the phone.”</w:t>
-      </w:r>
-    </w:p>
-    <w:p>
-      <w:r>
-        <w:t>“Mum’s name is Cybil and dad’s name is Zolin Brady,” Zanthal said</w:t>
-      </w:r>
-      <w:r>
-        <w:t>. He</w:t>
-      </w:r>
-      <w:r>
-        <w:t xml:space="preserve"> </w:t>
-      </w:r>
-      <w:r>
-        <w:t>answered the phone and handed the device to Aeloria.</w:t>
-      </w:r>
-    </w:p>
-    <w:p>
-      <w:r>
-        <w:t>“Hello Mr. and Mrs. Brady,” Aeloria said. “This is…”</w:t>
-      </w:r>
-    </w:p>
-    <w:p>
-      <w:r>
-        <w:t>“Oh my God, Princess Aeloria, why do you have Zanthal’s phone?” the mother asked, surprised.</w:t>
-      </w:r>
-    </w:p>
-    <w:p>
-      <w:r>
-        <w:t>“Please just</w:t>
-      </w:r>
-      <w:r>
-        <w:t xml:space="preserve"> call me</w:t>
-      </w:r>
-      <w:r>
-        <w:t xml:space="preserve"> Aeloria,” Aeloria said. “While attending school, all students must be treated as equal.</w:t>
-      </w:r>
-    </w:p>
-    <w:p>
-      <w:r>
-        <w:t>“And yes, I am Zanthal’s friend.”</w:t>
-      </w:r>
-    </w:p>
-    <w:p>
-      <w:r>
-        <w:t>Zolin asked, surprised. “Why didn’t he tell us?”</w:t>
-      </w:r>
-    </w:p>
-    <w:p>
-      <w:r>
-        <w:t xml:space="preserve">“It just happened today during our class change ceremony,” Aeloria said. “Zanthal has </w:t>
-      </w:r>
-      <w:r>
-        <w:t xml:space="preserve">a </w:t>
-      </w:r>
-      <w:r>
-        <w:t>polymorph variant and accidently activated his class skill. He is rather embarrassed to show himself.”</w:t>
-      </w:r>
-    </w:p>
-    <w:p>
-      <w:r>
-        <w:t xml:space="preserve">“He always was fascinated by the legendary beasts, even as a child,” Zolin said. “Then at </w:t>
-      </w:r>
-      <w:r>
-        <w:t>four</w:t>
-      </w:r>
-      <w:r>
-        <w:t xml:space="preserve"> he experienced his first monster attack.”</w:t>
-      </w:r>
-    </w:p>
-    <w:p>
-      <w:r>
-        <w:t>“Oh my god, how many monster attacks has he been through?” Aeloria asked, shocked.</w:t>
-      </w:r>
-    </w:p>
-    <w:p>
-      <w:r>
-        <w:t xml:space="preserve">“Three,” Zolin said. </w:t>
-      </w:r>
-      <w:r>
-        <w:t>“The first took his grandfather, the second a cousin, the third, his school. He survived because he was trapped in the basement.”</w:t>
-      </w:r>
-    </w:p>
-    <w:p>
-      <w:r>
-        <w:t>“Oh my God, that’s horrible,” Aeloria said, shocked.</w:t>
-      </w:r>
-    </w:p>
-    <w:p>
-      <w:r>
-        <w:t>“Tell me dear, does he have any other friends, or does he spend all his time training?” Cybil asked.</w:t>
-      </w:r>
-    </w:p>
-    <w:p>
-      <w:r>
-        <w:lastRenderedPageBreak/>
-        <w:t>Aeloria looked at Zanthal standing awkwardly to the side and said, “None as far as I know.</w:t>
-      </w:r>
-    </w:p>
-    <w:p>
-      <w:r>
-        <w:t>“</w:t>
-      </w:r>
-      <w:r>
-        <w:t xml:space="preserve">I learnt about him last month when school started. </w:t>
-      </w:r>
-      <w:r>
-        <w:t>It’s unheard of for a rural person to gain a Merlin scholarship. That requires both intelligence and deep knowledge,” Aeloria said.</w:t>
-      </w:r>
-    </w:p>
-    <w:p>
-      <w:r>
-        <w:t>“I wish you could visit, but you’re a busy princess,” Cybil said.</w:t>
-      </w:r>
-    </w:p>
-    <w:p>
-      <w:r>
-        <w:t>“I would love to come,” Aeloria said. “I view Zanthal as my very own sister.”</w:t>
-      </w:r>
-    </w:p>
-    <w:p>
-      <w:r>
-        <w:t>“Brother,” Zanthal called out.</w:t>
-      </w:r>
-    </w:p>
-    <w:p>
-      <w:r>
-        <w:t>They arrived at the park and Zanthal gazed at the river.</w:t>
-      </w:r>
-    </w:p>
-    <w:p>
-      <w:r>
-        <w:t>“Zanthal has an unusual class,” Aeloria said. “What do you know about polymorphs?”</w:t>
-      </w:r>
-    </w:p>
-    <w:p>
-      <w:r>
-        <w:t xml:space="preserve">“Less than 1 in </w:t>
-      </w:r>
-      <w:r>
-        <w:t>20</w:t>
-      </w:r>
-      <w:r>
-        <w:t xml:space="preserve"> thousand gets it,” Zolin said. “They say the number is low because the world view</w:t>
-      </w:r>
-      <w:r>
-        <w:t>s it as being weak and useless. The beast tamer class is preferred since it is easier to level.</w:t>
-      </w:r>
-    </w:p>
-    <w:p>
-      <w:r>
-        <w:t>“However, that was what Zanthal wanted as a child.”</w:t>
-      </w:r>
-    </w:p>
-    <w:p>
-      <w:r>
-        <w:t>“We have just met but he is important to me now,” Aeloria said. “I would love to meet you. Would tomorrow night be fine?”</w:t>
-      </w:r>
-    </w:p>
-    <w:p>
-      <w:r>
-        <w:t>Aeloria smiled as she watched Zanthal shake his head violently.</w:t>
-      </w:r>
-    </w:p>
-    <w:p>
-      <w:r>
-        <w:t>“Yes dear,” Cybil said happily.</w:t>
-      </w:r>
-    </w:p>
-    <w:p>
-      <w:r>
-        <w:t>“See you at 6:00PM then. Zanthal says bye,” Aeloria said and hung up. She handed the phone back to Zanthal.</w:t>
-      </w:r>
-    </w:p>
-    <w:p>
-      <w:r>
-        <w:t>“Come, let’s go to a restaurant,” Aeloria said. “I’m paying.”</w:t>
-      </w:r>
-    </w:p>
-    <w:p>
-      <w:r>
-        <w:t>“You’re lucky I don’t have my old Nordic body, or you would be crying,” Zanthal said.</w:t>
-      </w:r>
-    </w:p>
-    <w:p>
-      <w:r>
-        <w:lastRenderedPageBreak/>
-        <w:t xml:space="preserve">Aeloria </w:t>
-      </w:r>
-      <w:r>
-        <w:t>giggled and said, “The restaurant is just outside campus.”</w:t>
-      </w:r>
-    </w:p>
-    <w:p>
-      <w:r>
-        <w:t>The trip wasn’t long and they stepped into the restaurant. It was a high-class restaurant that Zanthal would never eat in.</w:t>
-      </w:r>
-    </w:p>
-    <w:p>
-      <w:r>
-        <w:t>The server looked at the two and said tentatively, “Princess Aeloria.” She looked at the two, confused.</w:t>
-      </w:r>
-    </w:p>
-    <w:p>
-      <w:r>
-        <w:t>Aeloria smiled and said, “Table for two.”</w:t>
-      </w:r>
-    </w:p>
-    <w:p>
-      <w:r>
-        <w:t>“Right this way, princesses,” the waiter said.</w:t>
-      </w:r>
-    </w:p>
-    <w:p>
-      <w:r>
-        <w:t>“Only one princess,” Zanthal muttered and Aeloria giggled.</w:t>
-      </w:r>
-    </w:p>
-    <w:p>
-      <w:r>
-        <w:t>As always, people stared at them.</w:t>
-      </w:r>
-    </w:p>
-    <w:p>
-      <w:r>
-        <w:t xml:space="preserve">The waiter led them the more posh side of the restaurant, showed them seats, and handed them drink menus. </w:t>
-      </w:r>
-    </w:p>
-    <w:p>
-      <w:r>
-        <w:t>Aeloria looked at Zanthal wiggling on the chair and said, “Zanthal, you look as if you want to pee.” Aeloria said.</w:t>
-      </w:r>
-    </w:p>
-    <w:p>
-      <w:r>
-        <w:t>“That’s because I do,” Zanthal said.</w:t>
-      </w:r>
-    </w:p>
-    <w:p>
-      <w:r>
-        <w:t>“Then go,” Aeloria said.</w:t>
-      </w:r>
-    </w:p>
-    <w:p>
-      <w:r>
-        <w:t>“I can’t,” Zanthal objected, shaking his head until hair flew everywhere.</w:t>
-      </w:r>
-    </w:p>
-    <w:p>
-      <w:r>
-        <w:t>Aeloria rolled her eyes and said, “It’s as if I’m babysitting a toddler. Follow me.”</w:t>
-      </w:r>
-    </w:p>
-    <w:p>
-      <w:r>
-        <w:t>Zanthal followed Aeloria to the lady’s toilet and they entered. Inside, he found the washrooms identical to the men’s side, except there were no urinals.</w:t>
-      </w:r>
-    </w:p>
-    <w:p>
-      <w:r>
-        <w:t>Aeloria led the way to a handicap stall.</w:t>
-      </w:r>
-    </w:p>
-    <w:p>
-      <w:r>
-        <w:lastRenderedPageBreak/>
-        <w:t>“Get in that stall,” Aeloria instructed. “Remember to sit, and stop being a baby.”</w:t>
-      </w:r>
-    </w:p>
-    <w:p>
-      <w:r>
-        <w:t>Zanthal did as instructed.</w:t>
-      </w:r>
-    </w:p>
-    <w:p>
-      <w:r>
-        <w:t>“Remember to wipe,” Aeloria instructed.</w:t>
-      </w:r>
-    </w:p>
-    <w:p>
-      <w:r>
-        <w:t>“That was quite disturbing,” Zanthal said as he completed the task. Deed done he dressed, stood up and dressed.</w:t>
-      </w:r>
-    </w:p>
-    <w:p>
-      <w:r>
-        <w:t>Stepping out, Zanthal said, “That was less awkward than I feared,” Zanthal said.</w:t>
-      </w:r>
-    </w:p>
-    <w:p>
-      <w:r>
-        <w:t>“Does this mean that synchronization is improving?” Aeloria asked.</w:t>
-      </w:r>
-    </w:p>
-    <w:p>
-      <w:r>
-        <w:t xml:space="preserve">Zanthal nodded. </w:t>
-      </w:r>
-      <w:proofErr w:type="gramStart"/>
-      <w:r>
-        <w:t>“A little.”</w:t>
-      </w:r>
-      <w:proofErr w:type="gramEnd"/>
-    </w:p>
-    <w:p>
-      <w:r>
-        <w:t>Returning to the table, Zanthal read the drink menu and put it down. The waiter returned and he ordered a milkshake.</w:t>
-      </w:r>
-    </w:p>
-    <w:p>
-      <w:r>
-        <w:t>The waiter handed them menus and Zanthal once again read through the menu and put it down.</w:t>
-      </w:r>
-    </w:p>
-    <w:p>
-      <w:r>
-        <w:t xml:space="preserve">“I have a problem,” Zanthal said. “I have no idea what these names means. I mean, what is </w:t>
-      </w:r>
-      <w:r>
-        <w:t xml:space="preserve">Sumptuous </w:t>
-      </w:r>
-      <w:proofErr w:type="spellStart"/>
-      <w:r>
-        <w:t>Shakshouka</w:t>
-      </w:r>
-      <w:proofErr w:type="spellEnd"/>
-      <w:r>
-        <w:t xml:space="preserve">, </w:t>
-      </w:r>
-      <w:r>
-        <w:t>Creamy Quiche Lorraine</w:t>
-      </w:r>
-      <w:r>
-        <w:t xml:space="preserve">, </w:t>
-      </w:r>
-      <w:proofErr w:type="spellStart"/>
-      <w:r>
-        <w:t>Reimagine</w:t>
-      </w:r>
-      <w:proofErr w:type="spellEnd"/>
-      <w:r>
-        <w:t xml:space="preserve"> </w:t>
-      </w:r>
-      <w:proofErr w:type="spellStart"/>
-      <w:r>
-        <w:t>Foie</w:t>
-      </w:r>
-      <w:proofErr w:type="spellEnd"/>
-      <w:r>
-        <w:t xml:space="preserve"> Gras</w:t>
-      </w:r>
-      <w:r>
-        <w:t>, Beef Wellington, or anything is?”</w:t>
-      </w:r>
-    </w:p>
-    <w:p>
-      <w:r>
-        <w:t>“Did you just memorize the menu?</w:t>
-      </w:r>
-      <w:r>
-        <w:t>” Aeloria asked, surprised.</w:t>
-      </w:r>
-    </w:p>
-    <w:p>
-      <w:r>
-        <w:t>“Yes,” Zanthal said.</w:t>
-      </w:r>
-      <w:r>
-        <w:t xml:space="preserve"> “I admit the deserts sound good though, like </w:t>
-      </w:r>
-      <w:r>
-        <w:t>Crème Brûlée</w:t>
-      </w:r>
-      <w:r>
-        <w:t xml:space="preserve">, </w:t>
-      </w:r>
-      <w:r>
-        <w:t>Chocolate Lava Cake</w:t>
-      </w:r>
-      <w:r>
-        <w:t>, or the ice creams. The rest I’ve never heard of.”</w:t>
-      </w:r>
-    </w:p>
-    <w:p>
-      <w:r>
-        <w:t xml:space="preserve">“What does the </w:t>
-      </w:r>
-      <w:r>
-        <w:t>Spaghetti Bolognese</w:t>
-      </w:r>
-      <w:r>
-        <w:t xml:space="preserve"> cost?” Aeloria asked.</w:t>
-      </w:r>
-    </w:p>
-    <w:p>
-      <w:r>
-        <w:t>“47.85$,” Zanthal said</w:t>
-      </w:r>
-      <w:r>
-        <w:t xml:space="preserve"> and grabbed some hair</w:t>
-      </w:r>
-      <w:r>
-        <w:t xml:space="preserve">. “I know what </w:t>
-      </w:r>
-      <w:r>
-        <w:t xml:space="preserve">Spaghetti </w:t>
-      </w:r>
-      <w:r>
-        <w:t xml:space="preserve">is but not the </w:t>
-      </w:r>
-      <w:r>
-        <w:t>Bolognese</w:t>
-      </w:r>
-      <w:r>
-        <w:t xml:space="preserve"> part.”</w:t>
-      </w:r>
-    </w:p>
-    <w:p>
-      <w:r>
-        <w:t>“That’s amazing,” Aeloria said, impressed.</w:t>
-      </w:r>
-    </w:p>
-    <w:p>
-      <w:r>
-        <w:lastRenderedPageBreak/>
-        <w:t>“It’s just a menu,” Zanthal said, confused. “Can you order for me? I’m sure I’ll like it since our taste buds are the same.”</w:t>
-      </w:r>
-    </w:p>
-    <w:p>
-      <w:r>
-        <w:t>Aeloria shook her head and said, “Sure.”</w:t>
-      </w:r>
-    </w:p>
-    <w:p>
-      <w:r>
-        <w:t>“Next time, I’</w:t>
-      </w:r>
-      <w:r>
-        <w:t>ll</w:t>
-      </w:r>
-      <w:r>
-        <w:t xml:space="preserve"> take you to </w:t>
-      </w:r>
-      <w:r>
-        <w:t>Stampede Steakhouse</w:t>
-      </w:r>
-      <w:r>
-        <w:t>,” Zanthal said</w:t>
-      </w:r>
-      <w:r>
-        <w:t xml:space="preserve"> as he twisted his hair between his fingers</w:t>
-      </w:r>
-      <w:r>
-        <w:t xml:space="preserve">. </w:t>
-      </w:r>
-      <w:r>
-        <w:t xml:space="preserve">“They have these 2 kg steaks </w:t>
-      </w:r>
-      <w:r>
-        <w:t xml:space="preserve">from Hell Bison </w:t>
-      </w:r>
-      <w:r>
-        <w:t>that are amazing.”</w:t>
-      </w:r>
-    </w:p>
-    <w:p>
-      <w:r>
-        <w:t>Aeloria chuckled and said, “I don’t think you will be able to eat that with my body.”</w:t>
-      </w:r>
-    </w:p>
-    <w:p>
-      <w:r>
-        <w:t>Zanthal looked down and said, “Damn, I almost forgot. That’s good.</w:t>
-      </w:r>
-      <w:r>
-        <w:t xml:space="preserve"> The key to synchronization is being comfortable in one’s skin.”</w:t>
-      </w:r>
-    </w:p>
-    <w:p>
-      <w:r>
-        <w:t xml:space="preserve">The waiter came </w:t>
-      </w:r>
-      <w:r>
-        <w:t xml:space="preserve">with the drinks </w:t>
-      </w:r>
-      <w:r>
-        <w:t>and Aeloria ordered for both.</w:t>
-      </w:r>
-    </w:p>
-    <w:p>
-      <w:r>
-        <w:t>“What will you do after dinner?” Aeloria asked.</w:t>
-      </w:r>
-    </w:p>
-    <w:p>
-      <w:r>
-        <w:t>“</w:t>
-      </w:r>
-      <w:r>
-        <w:t>Your class is Druidic Ranger,” Zanthal said. “First, I need to go to the library and borrow books on Druidic powers.</w:t>
-      </w:r>
-    </w:p>
-    <w:p>
-      <w:r>
-        <w:t>“Then train on ranger activities. Most of that has been covered under my previous training, including bow use. However, I don’t know what will happen using your power.</w:t>
-      </w:r>
-    </w:p>
-    <w:p>
-      <w:r>
-        <w:t>“We can make great training partners, since we both have your class and are starting at level 0.</w:t>
-      </w:r>
-    </w:p>
-    <w:p>
-      <w:r>
-        <w:t>“What about you? Don’t you need girl time with your friends?”</w:t>
-      </w:r>
-    </w:p>
-    <w:p>
-      <w:r>
-        <w:t>“I won’t deny I want to talk with them about their classes,” Aeloria said. “We can go to the dorm after dinner.”</w:t>
-      </w:r>
-    </w:p>
-    <w:p>
-      <w:r>
-        <w:t xml:space="preserve">“Can we stop at the library first for a few books? It’s not a big deal. I still have school books I have yet to finish,” </w:t>
-      </w:r>
-      <w:r>
-        <w:t>Zanthal said.</w:t>
-      </w:r>
-    </w:p>
-    <w:p>
-      <w:r>
-        <w:t>“When do you have time for fun?” Aeloria asked.</w:t>
-      </w:r>
-    </w:p>
-    <w:p>
-      <w:r>
-        <w:lastRenderedPageBreak/>
-        <w:t>“I can’t have fun when there are monsters out there,” Zanthal said. “As it stands, I already wasted half your day.”</w:t>
-      </w:r>
-    </w:p>
-    <w:p>
-      <w:r>
-        <w:t>“Zanthal, I’m here because I want to be,” Aeloria said. “Also, what do you think I do all the time?”</w:t>
-      </w:r>
-    </w:p>
-    <w:p>
-      <w:r>
-        <w:t>“You train of course,” Zanthal said.</w:t>
-      </w:r>
-    </w:p>
-    <w:p>
-      <w:r>
-        <w:t>“Is it the same with the people in your small town?” Aeloria asked.</w:t>
-      </w:r>
-    </w:p>
-    <w:p>
-      <w:r>
-        <w:t>“No,” Zanthal said. “Most of them are stupid yokels who can barely tie their shoelaces.”</w:t>
-      </w:r>
-    </w:p>
-    <w:p>
-      <w:r>
-        <w:t>“How is school here?” Aeloria asked.</w:t>
-      </w:r>
-    </w:p>
-    <w:p>
-      <w:r>
-        <w:t>“I can barely keep up,” Zanthal said. “The study of the deeper magics of the abyss is hard to get my mind around.”</w:t>
-      </w:r>
-    </w:p>
-    <w:p>
-      <w:r>
-        <w:t>Aeloria</w:t>
-      </w:r>
-      <w:r>
-        <w:t xml:space="preserve"> could only laugh.</w:t>
-      </w:r>
-    </w:p>
-    <w:p>
-      <w:r>
-        <w:t>The food arrived.</w:t>
-      </w:r>
-    </w:p>
-    <w:p>
-      <w:r>
-        <w:t xml:space="preserve">While eating, </w:t>
-      </w:r>
-      <w:proofErr w:type="spellStart"/>
-      <w:r>
-        <w:t>Aeloria’s</w:t>
-      </w:r>
-      <w:proofErr w:type="spellEnd"/>
-      <w:r>
-        <w:t xml:space="preserve"> phone rang.</w:t>
-      </w:r>
-    </w:p>
-    <w:p>
-      <w:r>
-        <w:t>“Hi mum,” Aeloria said. “Yes, mum. Okay mum. How about Sunday? I’ll tell him mum. Bye mum.”</w:t>
-      </w:r>
-    </w:p>
-    <w:p>
-      <w:r>
-        <w:t>“Let me guess,” Zanthal said. “Your parents want to meet me.”</w:t>
-      </w:r>
-    </w:p>
-    <w:p>
-      <w:r>
-        <w:t>“How do you know?” Aeloria asked.</w:t>
-      </w:r>
-    </w:p>
-    <w:p>
-      <w:r>
-        <w:t>“Some dude became your doppelganger and is now staying with you,” Zanthal said. “If I were them I would be worried too.</w:t>
-      </w:r>
-      <w:r>
-        <w:t xml:space="preserve">  I’m sure we are being shadowed even now.”</w:t>
-      </w:r>
-    </w:p>
-    <w:p>
-      <w:r>
-        <w:t>Aeloria nodded and said, “Sunday at 6:00PM.”</w:t>
-      </w:r>
-    </w:p>
-    <w:p>
-      <w:r>
-        <w:lastRenderedPageBreak/>
-        <w:t>Zanthal looked at his meal and said, “I better borrow a book on etiquette from the library.</w:t>
-      </w:r>
-      <w:r>
-        <w:t xml:space="preserve"> As a country person, I don’t know how to deal with nobility.</w:t>
-      </w:r>
-    </w:p>
-    <w:p>
-      <w:r>
-        <w:t>“Damn, I can’t believe I’m getting stuffed with so little food.”</w:t>
-      </w:r>
-    </w:p>
-    <w:p>
-      <w:r>
-        <w:t>“You shouldn’t stuff yourself,” Aeloria said.</w:t>
-      </w:r>
-    </w:p>
-    <w:p>
-      <w:r>
-        <w:t>“I don’t want to waste food,” Zanthal said.</w:t>
-      </w:r>
-    </w:p>
-    <w:p>
-      <w:r>
-        <w:t>“You could get a stomach ache,” Aeloria said.</w:t>
-      </w:r>
-    </w:p>
-    <w:p>
-      <w:r>
-        <w:t>“I don’t get stomach…sorry, I forgot you would know best,” Zanthal said. “I still don’t like wasting food. Wait a minute. I can store it for later. I do have a storage ability.”</w:t>
-      </w:r>
-    </w:p>
-    <w:p>
-      <w:r>
-        <w:t>Aeloria raised a hand and a waiter came. “Can I have a box please?”</w:t>
-      </w:r>
-    </w:p>
-    <w:p/>
-    <w:p/>
-    <w:p/>
-    <w:p/>
-    <w:p/>
-    <w:p/>
-    <w:p/>
-    <w:p/>
-    <w:p/>
-    <w:p/>
-    <w:p/>
-    <w:p/>
-    <w:p>
-      <w:r>
-        <w:t>Zanthal stopped in front of the wide doors and stopped.</w:t>
-      </w:r>
-    </w:p>
-    <w:p>
-      <w:r>
-        <w:t>“Come on,” Aeloria said, slightly annoyed.</w:t>
-      </w:r>
-    </w:p>
-    <w:p>
-      <w:r>
-        <w:t xml:space="preserve">“Easy for you to say,” Zanthal </w:t>
-      </w:r>
-      <w:r>
-        <w:t>grumbled. He tentatively reached his hand out to the shimmering barrier. It passed through without sounding the alarm. Next was his arm. Finally he stepped through.</w:t>
-      </w:r>
-    </w:p>
-    <w:p>
-      <w:r>
-        <w:t>It was then that Zanthal noticed that some of the women in the hall were staring at him.</w:t>
-      </w:r>
-    </w:p>
-    <w:p>
-      <w:r>
-        <w:t>“Aeloria, why are there two of you?” a teen asked.</w:t>
-      </w:r>
-    </w:p>
-    <w:p>
-      <w:r>
-        <w:t>“This is Zanthal, a friend from my class,” Aeloria said. “She will be staying with me. Her stuff should arrive at my room soon. Let’s go.”</w:t>
-      </w:r>
-    </w:p>
-    <w:p/>
-    <w:p/>
+        <w:t xml:space="preserve">“Sorry but I’m a boy on the inside,” </w:t>
+      </w:r>
+      <w:r>
+        <w:t>Zanthal said. “I’m required by school regulations to be here but I’m not required to do that.”</w:t>
+      </w:r>
+    </w:p>
     <w:p/>
     <w:p/>
     <w:p/>
@@ -2557,7 +2571,7 @@
             <w:rPr>
               <w:noProof/>
             </w:rPr>
-            <w:t>20</w:t>
+            <w:t>22</w:t>
           </w:r>
         </w:fldSimple>
       </w:p>
@@ -2587,7 +2601,7 @@
             <w:rPr>
               <w:noProof/>
             </w:rPr>
-            <w:t>19</w:t>
+            <w:t>21</w:t>
           </w:r>
         </w:fldSimple>
       </w:p>
@@ -4704,7 +4718,7 @@
 </file>
 
 <file path=customXml/itemProps1.xml><?xml version="1.0" encoding="utf-8"?>
-<ds:datastoreItem xmlns:ds="http://schemas.openxmlformats.org/officeDocument/2006/customXml" ds:itemID="{69BC008F-F8BA-4503-A305-78BA83C33A03}">
+<ds:datastoreItem xmlns:ds="http://schemas.openxmlformats.org/officeDocument/2006/customXml" ds:itemID="{3FCE9FA3-28AB-4FF6-94AB-20ECCADA436D}">
   <ds:schemaRefs>
     <ds:schemaRef ds:uri="http://schemas.openxmlformats.org/officeDocument/2006/bibliography"/>
   </ds:schemaRefs>

--- a/Books/AA/The Unorthodox Polymorph/Book_The Unorthodox Polymorph.docx
+++ b/Books/AA/The Unorthodox Polymorph/Book_The Unorthodox Polymorph.docx
@@ -359,7 +359,15 @@
     </w:p>
     <w:p>
       <w:r>
-        <w:t xml:space="preserve">“Did he bench press them or do them?” </w:t>
+        <w:t xml:space="preserve">“Did he bench press them or do </w:t>
+      </w:r>
+      <w:proofErr w:type="gramStart"/>
+      <w:r>
+        <w:t>them</w:t>
+      </w:r>
+      <w:proofErr w:type="gramEnd"/>
+      <w:r>
+        <w:t xml:space="preserve">?” </w:t>
       </w:r>
       <w:r>
         <w:t xml:space="preserve">Brady, </w:t>
@@ -378,6 +386,14 @@
       </w:r>
       <w:r>
         <w:t>.</w:t>
+      </w:r>
+    </w:p>
+    <w:p>
+      <w:r>
+        <w:t xml:space="preserve">“That’s a good one,” </w:t>
+      </w:r>
+      <w:r>
+        <w:t>Bilby, a goblin noble said, cackling in a way only goblin men could.</w:t>
       </w:r>
     </w:p>
     <w:p>
@@ -464,6 +480,7 @@
     </w:p>
     <w:p>
       <w:r>
+        <w:lastRenderedPageBreak/>
         <w:t xml:space="preserve">Zanthal was broken out of </w:t>
       </w:r>
       <w:r>
@@ -483,7 +500,6 @@
     </w:p>
     <w:p>
       <w:r>
-        <w:lastRenderedPageBreak/>
         <w:t>“Good morning students,” Principle Rachael Sara said. “This is the day you have been waiting for, the time of class activation.”</w:t>
       </w:r>
     </w:p>
@@ -524,6 +540,9 @@
       </w:r>
       <w:r>
         <w:t>at the one and only country bumpkin in the entire school.</w:t>
+      </w:r>
+      <w:r>
+        <w:t xml:space="preserve"> He hated standing out, hated being surrounded by arrogant nobles.</w:t>
       </w:r>
     </w:p>
     <w:p>
@@ -577,6 +596,7 @@
         <w:rPr>
           <w:i/>
         </w:rPr>
+        <w:lastRenderedPageBreak/>
         <w:t>Oh great,</w:t>
       </w:r>
       <w:r>
@@ -603,11 +623,7 @@
         <w:t>st</w:t>
       </w:r>
       <w:r>
-        <w:t xml:space="preserve"> year students from the noble houses </w:t>
-      </w:r>
-      <w:r>
-        <w:lastRenderedPageBreak/>
-        <w:t>of the entire country attending the King Arthur Academy, plus one country bumpkin on scholarship.</w:t>
+        <w:t xml:space="preserve"> year students from the noble houses of the entire country attending the King Arthur Academy, plus one country bumpkin on scholarship.</w:t>
       </w:r>
     </w:p>
     <w:p>
@@ -716,12 +732,12 @@
     </w:p>
     <w:p>
       <w:r>
+        <w:lastRenderedPageBreak/>
         <w:t>Finally it was time for Zanthal to enter. Already some of the awakening chambers had descended into the ground, no longer being needed.</w:t>
       </w:r>
     </w:p>
     <w:p>
       <w:r>
-        <w:lastRenderedPageBreak/>
         <w:t>Zanthal entered and the door slid close. For a moment nothing happened. Then he was flooded with warmth and comfort, like floating in a dream.</w:t>
       </w:r>
     </w:p>
@@ -749,6 +765,12 @@
           <w:i/>
         </w:rPr>
       </w:pPr>
+      <w:r>
+        <w:rPr>
+          <w:i/>
+        </w:rPr>
+        <w:t>‘</w:t>
+      </w:r>
       <w:r>
         <w:rPr>
           <w:i/>
@@ -774,7 +796,22 @@
         <w:t xml:space="preserve"> class</w:t>
       </w:r>
       <w:r>
-        <w:t xml:space="preserve">, Zanthal sword to himself. </w:t>
+        <w:rPr>
+          <w:i/>
+        </w:rPr>
+        <w:t>’</w:t>
+      </w:r>
+      <w:r>
+        <w:t>, Zanthal swor</w:t>
+      </w:r>
+      <w:r>
+        <w:t>e</w:t>
+      </w:r>
+      <w:r>
+        <w:t xml:space="preserve"> to himself. </w:t>
+      </w:r>
+      <w:r>
+        <w:t>‘</w:t>
       </w:r>
       <w:r>
         <w:rPr>
@@ -782,6 +819,12 @@
         </w:rPr>
         <w:t>I don’t need class powers to fight level 1 and 2 monsters. I can be a handyman or a research assistant.</w:t>
       </w:r>
+      <w:r>
+        <w:rPr>
+          <w:i/>
+        </w:rPr>
+        <w:t>’</w:t>
+      </w:r>
     </w:p>
     <w:p>
       <w:r>
@@ -806,7 +849,13 @@
     </w:p>
     <w:p>
       <w:r>
-        <w:t>“I can’t believe it,” Bradley said. “You are a lame polymorph. That’s worse than the utility classes. At least they can do useful thing such cook for me and clean my toilet.”</w:t>
+        <w:t xml:space="preserve">“I can’t believe it,” Bradley said. “You are a lame polymorph. That’s worse than the utility classes. At least they can do useful thing such </w:t>
+      </w:r>
+      <w:r>
+        <w:t xml:space="preserve">as </w:t>
+      </w:r>
+      <w:r>
+        <w:t>cook for me and clean my toilet.”</w:t>
       </w:r>
     </w:p>
     <w:p>
@@ -821,6 +870,7 @@
     </w:p>
     <w:p>
       <w:r>
+        <w:lastRenderedPageBreak/>
         <w:t xml:space="preserve">At the last possible moment Zanthal grabbed Aeloria, twisted his body and fell to the ground with a loud thump, shaking the </w:t>
       </w:r>
       <w:r>
@@ -840,62 +890,71 @@
     </w:p>
     <w:p>
       <w:r>
+        <w:t xml:space="preserve">Of course </w:t>
+      </w:r>
+      <w:r>
+        <w:t>Bradley</w:t>
+      </w:r>
+      <w:r>
+        <w:t xml:space="preserve"> didn’t care. He was the son of Duke Philip and Aeloria’s social equal.</w:t>
+      </w:r>
+    </w:p>
+    <w:p>
+      <w:r>
+        <w:t>“Mr. Bradley, what the hell are you doing?” Professor Dalton, one of the instructors, demanded. “I will not have violence in class.”</w:t>
+      </w:r>
+    </w:p>
+    <w:p>
+      <w:r>
+        <w:t>Other teachers approached, attracted by the commotion.</w:t>
+      </w:r>
+    </w:p>
+    <w:p>
+      <w:r>
+        <w:t>“Oh my God, I’m so sorry,” Zanthal said with the deep resounding sound of all Nordics. “I didn’t mean to hurt you. Are you okay?”</w:t>
+      </w:r>
+    </w:p>
+    <w:p>
+      <w:r>
+        <w:t>Aeloria nodded and said, “I’m fine. You just startled me. More importantly, are you okay?”</w:t>
+      </w:r>
+    </w:p>
+    <w:p>
+      <w:r>
+        <w:t>“You’re worried about me?” Zanthal asked, astonished.</w:t>
+      </w:r>
+    </w:p>
+    <w:p>
+      <w:r>
+        <w:t>Zanthal noticed Aeloria hadn’t gotten up. Could she like him? Was that why she kept looking at him? Zanthal dismissed the possibility and said, “I’m just a commoner from a no-name town.”</w:t>
+      </w:r>
+    </w:p>
+    <w:p>
+      <w:r>
+        <w:t>“But that fall looked painful,” Aeloria objected.</w:t>
+      </w:r>
+    </w:p>
+    <w:p>
+      <w:r>
+        <w:t>“True,” Zanthal said. “I hit my elbow and whacked my skull. The important thing is that you are okay.”</w:t>
+      </w:r>
+    </w:p>
+    <w:p>
+      <w:r>
+        <w:t>B</w:t>
+      </w:r>
+      <w:r>
+        <w:t>oth looked at each other and then Zanthal screamed in panic. “No, no, no, this can’t be happening to me.”</w:t>
+      </w:r>
+    </w:p>
+    <w:p>
+      <w:r>
+        <w:t>Aeloria jumped up in fright and Dalton approached. “Do you need medical treatment Mr. Zanthal?”</w:t>
+      </w:r>
+    </w:p>
+    <w:p>
+      <w:r>
         <w:lastRenderedPageBreak/>
-        <w:t>Of course he didn’t care. He was the son of Duke Philip and Aeloria’s social equal.</w:t>
-      </w:r>
-    </w:p>
-    <w:p>
-      <w:r>
-        <w:t>“Mr. Bradley, what the hell are you doing?” Professor Dalton, one of the instructors, demanded. “I will not have violence in class.”</w:t>
-      </w:r>
-    </w:p>
-    <w:p>
-      <w:r>
-        <w:t>Other teachers approached, attracted by the commotion.</w:t>
-      </w:r>
-    </w:p>
-    <w:p>
-      <w:r>
-        <w:t>“Oh my God, I’m so sorry,” Zanthal said with the deep resounding sound of all Nordics. “I didn’t mean to hurt you. Are you okay?”</w:t>
-      </w:r>
-    </w:p>
-    <w:p>
-      <w:r>
-        <w:t>Aeloria nodded and said, “I’m fine. You just startled me. More importantly, are you okay?”</w:t>
-      </w:r>
-    </w:p>
-    <w:p>
-      <w:r>
-        <w:t>“You’re worried about me?” Zanthal asked, astonished.</w:t>
-      </w:r>
-    </w:p>
-    <w:p>
-      <w:r>
-        <w:t>Zanthal noticed Aeloria hadn’t gotten up. Could she like him? Was that why she kept looking at him? Zanthal dismissed the possibility and said, “I’m just a commoner from a no-name town.”</w:t>
-      </w:r>
-    </w:p>
-    <w:p>
-      <w:r>
-        <w:t>“But that fall looked painful,” Aeloria objected.</w:t>
-      </w:r>
-    </w:p>
-    <w:p>
-      <w:r>
-        <w:t>“True,” Zanthal said. “I hit my elbow and whacked my skull. The important thing is that you are okay.”</w:t>
-      </w:r>
-    </w:p>
-    <w:p>
-      <w:r>
-        <w:t>For a moment both looked at each other and then Zanthal screamed in panic. “No, no, no, this can’t be happening to me.”</w:t>
-      </w:r>
-    </w:p>
-    <w:p>
-      <w:r>
-        <w:t>Aeloria jumped up in fright and Dalton approached. “Do you need medical treatment Mr. Zanthal?”</w:t>
-      </w:r>
-    </w:p>
-    <w:p>
-      <w:r>
         <w:t>“Weird things are happening in my body,” Zanthal said in terror. “I think my class is activating.”</w:t>
       </w:r>
     </w:p>
@@ -906,33 +965,262 @@
     </w:p>
     <w:p>
       <w:r>
+        <w:t>“Calm down and tell me what the problem is,” Dalton said.</w:t>
+      </w:r>
+    </w:p>
+    <w:p>
+      <w:r>
+        <w:t xml:space="preserve">“My class is Fair Polymorph,” Zanthal said and looked at Aeloria. “I am afraid…Please get me out of here, at least for the sake of Princess </w:t>
+      </w:r>
+      <w:r>
+        <w:t>Aeloria’s dignity</w:t>
+      </w:r>
+      <w:r>
+        <w:t>. I need a private room</w:t>
+      </w:r>
+      <w:r>
+        <w:t>.”</w:t>
+      </w:r>
+    </w:p>
+    <w:p>
+      <w:r>
+        <w:t>“No,” Aeloria said, horrified. “</w:t>
+      </w:r>
+      <w:r>
+        <w:t>Professor</w:t>
+      </w:r>
+      <w:r>
+        <w:t xml:space="preserve"> Dalton, we need a private room now.”</w:t>
+      </w:r>
+    </w:p>
+    <w:p>
+      <w:r>
+        <w:t>“</w:t>
+      </w:r>
+      <w:r>
+        <w:t>Come you two. I’ll take you to a teacher’s washroom. How much time do you have?</w:t>
+      </w:r>
+      <w:r>
+        <w:t>” Dalton asked.</w:t>
+      </w:r>
+    </w:p>
+    <w:p>
+      <w:r>
+        <w:t>“5, maybe 10 minutes</w:t>
+      </w:r>
+      <w:r>
+        <w:t xml:space="preserve"> at most</w:t>
+      </w:r>
+      <w:r>
+        <w:t>,” Zanthal said. “I feel all sorts of weird pulling sensations.</w:t>
+      </w:r>
+      <w:r>
+        <w:t xml:space="preserve"> My vision and hearing is getting wonky.</w:t>
+      </w:r>
+      <w:r>
+        <w:t>”</w:t>
+      </w:r>
+    </w:p>
+    <w:p>
+      <w:r>
+        <w:t xml:space="preserve">“I can’t believe you’re turning to girl,” </w:t>
+      </w:r>
+      <w:r>
+        <w:t>Gareth called out, laughing like an idiot.</w:t>
+      </w:r>
+      <w:r>
+        <w:t xml:space="preserve"> “That’s so funny.”</w:t>
+      </w:r>
+    </w:p>
+    <w:p>
+      <w:r>
+        <w:t>“Shut up Gareth,” Aeloria said angrily. “This isn’t funny.”</w:t>
+      </w:r>
+    </w:p>
+    <w:p>
+      <w:r>
+        <w:t>They headed to the door.</w:t>
+      </w:r>
+    </w:p>
+    <w:p>
+      <w:r>
+        <w:t>“Are you shrinking?” Aeloria asked.</w:t>
+      </w:r>
+    </w:p>
+    <w:p>
+      <w:r>
+        <w:t>“Of course,” Zanthal said. “I am bigger than you.”</w:t>
+      </w:r>
+    </w:p>
+    <w:p>
+      <w:r>
+        <w:t>They walked through several corridors and Zanthal was forced to hold his pants to prevent them from falling.</w:t>
+      </w:r>
+    </w:p>
+    <w:p>
+      <w:r>
+        <w:t>Finally they arrived at a washroom, when Zanthal lost almost 60 centimeter of height.</w:t>
+      </w:r>
+    </w:p>
+    <w:p>
+      <w:r>
         <w:lastRenderedPageBreak/>
-        <w:t>“Calm down and tell me what the problem is,” Dalton said.</w:t>
-      </w:r>
-    </w:p>
-    <w:p>
-      <w:r>
-        <w:t xml:space="preserve">“My class is Fair Polymorph,” Zanthal said and looked at Aeloria. “I am afraid…Please get me out of here, at least for the sake of Princess </w:t>
-      </w:r>
-      <w:r>
-        <w:t>Aeloria’s dignity</w:t>
-      </w:r>
-      <w:r>
-        <w:t>. I need a private room</w:t>
-      </w:r>
-      <w:r>
-        <w:t>.”</w:t>
-      </w:r>
-    </w:p>
-    <w:p>
-      <w:r>
-        <w:t>“No,” Aeloria said, horrified. “</w:t>
-      </w:r>
-      <w:r>
-        <w:t>Professor</w:t>
-      </w:r>
-      <w:r>
-        <w:t xml:space="preserve"> Dalton, we need a private room now.”</w:t>
+        <w:t>“Professor Dalton, please get me a boy’s school uniform, one that will fit Princess Aeloria,” Zanthal said.</w:t>
+      </w:r>
+    </w:p>
+    <w:p>
+      <w:r>
+        <w:t>“All right,” Dalton said. “Stay here.”</w:t>
+      </w:r>
+    </w:p>
+    <w:p>
+      <w:r>
+        <w:t>Zanthal sat on the toilet, red-faced and said, “Sorry about this. I didn’t mean to get you involved. You must be grossed out.”</w:t>
+      </w:r>
+    </w:p>
+    <w:p>
+      <w:r>
+        <w:t xml:space="preserve">“Stop calling me princess,” Aeloria </w:t>
+      </w:r>
+      <w:r>
+        <w:t>scolded</w:t>
+      </w:r>
+      <w:r>
+        <w:t>. “In this school, all students must be treated as equal.</w:t>
+      </w:r>
+    </w:p>
+    <w:p>
+      <w:r>
+        <w:t>“And no I don’t think you’re gross.”</w:t>
+      </w:r>
+    </w:p>
+    <w:p>
+      <w:r>
+        <w:t>Aeloria blushed and said, “I think you’re cute.”</w:t>
+      </w:r>
+    </w:p>
+    <w:p>
+      <w:r>
+        <w:t>“Oh great,” Zanthal grumbled. “I discover the cutest girl in the country likes me, and now I’m losing my appearance. What a horrible day. And now my voice is changing.”</w:t>
+      </w:r>
+    </w:p>
+    <w:p>
+      <w:r>
+        <w:t>“I didn’t know that Nordics could be gentle,” Aeloria said. “The Nordics I know are rather violent, rough and crude.”</w:t>
+      </w:r>
+    </w:p>
+    <w:p>
+      <w:r>
+        <w:t>“Why do you think I’m gentle?” Zanthal asked. “You do know I can bench-press a cow, don’t you?”</w:t>
+      </w:r>
+    </w:p>
+    <w:p>
+      <w:r>
+        <w:t>“Your face,” Aeloria said. “That looks disturbing. That must be that uncanny valley thing.”</w:t>
+      </w:r>
+    </w:p>
+    <w:p>
+      <w:r>
+        <w:t>“Sorry,” Zanthal said and hugged himself. His chest was feeling entirely too sensitive.</w:t>
+      </w:r>
+    </w:p>
+    <w:p>
+      <w:r>
+        <w:t>For a moment no one spoke.</w:t>
+      </w:r>
+    </w:p>
+    <w:p>
+      <w:r>
+        <w:t>“I feel the physical process has completed, but my hearing and vision are wrong,” Zanthal said. “I still don’t understand why you aren’t grossed out.”</w:t>
+      </w:r>
+    </w:p>
+    <w:p>
+      <w:r>
+        <w:lastRenderedPageBreak/>
+        <w:t>“Why would I be grossed out? I now have a new twin sister,” Aeloria said, smiling.</w:t>
+      </w:r>
+    </w:p>
+    <w:p>
+      <w:r>
+        <w:t xml:space="preserve">Zanthal was hit with a wave of dizziness and he </w:t>
+      </w:r>
+      <w:r>
+        <w:t>muttered</w:t>
+      </w:r>
+      <w:r>
+        <w:t xml:space="preserve">, </w:t>
+      </w:r>
+      <w:r>
+        <w:t>“Somehow that doesn’t make me happy</w:t>
+      </w:r>
+      <w:r>
+        <w:t>.</w:t>
+      </w:r>
+      <w:r>
+        <w:t>”</w:t>
+      </w:r>
+    </w:p>
+    <w:p>
+      <w:r>
+        <w:t>Aeloria leaned on the sink as both stayed in silence.</w:t>
+      </w:r>
+    </w:p>
+    <w:p>
+      <w:r>
+        <w:t>There was a knock on the door and Aeloria opened it.</w:t>
+      </w:r>
+    </w:p>
+    <w:p>
+      <w:r>
+        <w:t>“Here are the clothes, including undergarments base on your size,” Dalton said.</w:t>
+      </w:r>
+    </w:p>
+    <w:p>
+      <w:r>
+        <w:t>“Thanks professor,” Aeloria said and closed the door.</w:t>
+      </w:r>
+    </w:p>
+    <w:p>
+      <w:r>
+        <w:t>“Stop looking as if you’re going to your funeral,” Aeloria said, annoyed. “I’m not ugly.”</w:t>
+      </w:r>
+    </w:p>
+    <w:p>
+      <w:r>
+        <w:t>“I’m painfully aware how pretty you are,” Zanthal said. “But that beauty should be on you, not me.”</w:t>
+      </w:r>
+    </w:p>
+    <w:p>
+      <w:r>
+        <w:t>Zanthal sighed and said, “I better get this over with.” He closes his eyes and began undressing, starting with his socks and shoes.</w:t>
+      </w:r>
+    </w:p>
+    <w:p>
+      <w:r>
+        <w:t>“Okay, help me dress.”</w:t>
+      </w:r>
+    </w:p>
+    <w:p>
+      <w:r>
+        <w:t>“Lift your arms,” Aeloria said.</w:t>
+      </w:r>
+    </w:p>
+    <w:p>
+      <w:r>
+        <w:t xml:space="preserve">“Aah, ugh, </w:t>
+      </w:r>
+      <w:proofErr w:type="spellStart"/>
+      <w:r>
+        <w:t>grr</w:t>
+      </w:r>
+      <w:proofErr w:type="spellEnd"/>
+      <w:r>
+        <w:t>,” Zanthal grunted in discomfort when the bra touched him.</w:t>
+      </w:r>
+    </w:p>
+    <w:p>
+      <w:r>
+        <w:t>“Stop making those sounds,” Aeloria scolded.</w:t>
       </w:r>
     </w:p>
     <w:p>
@@ -940,208 +1228,16 @@
         <w:t>“</w:t>
       </w:r>
       <w:r>
-        <w:t>Come you two. I’ll take you to a teacher’s washroom. How much time do you have?</w:t>
-      </w:r>
-      <w:r>
-        <w:t>” Dalton asked.</w:t>
-      </w:r>
-    </w:p>
-    <w:p>
-      <w:r>
-        <w:t>“5, maybe 10 minutes</w:t>
-      </w:r>
-      <w:r>
-        <w:t xml:space="preserve"> at most</w:t>
-      </w:r>
-      <w:r>
-        <w:t>,” Zanthal said. “I feel all sorts of weird pulling sensations.</w:t>
-      </w:r>
-      <w:r>
-        <w:t xml:space="preserve"> My vision and hearing is getting wonky.</w:t>
-      </w:r>
-      <w:r>
-        <w:t>”</w:t>
-      </w:r>
-    </w:p>
-    <w:p>
-      <w:r>
-        <w:t xml:space="preserve">“I can’t believe you’re turning to girl,” </w:t>
-      </w:r>
-      <w:r>
-        <w:t>Gareth called out, laughing like an idiot.</w:t>
-      </w:r>
-      <w:r>
-        <w:t xml:space="preserve"> “That’s so funny.”</w:t>
-      </w:r>
-    </w:p>
-    <w:p>
-      <w:r>
-        <w:t>“Shut up Gareth,” Aeloria said angrily. “This isn’t funny.”</w:t>
-      </w:r>
-    </w:p>
-    <w:p>
-      <w:r>
-        <w:t>They headed to the door.</w:t>
-      </w:r>
-    </w:p>
-    <w:p>
-      <w:r>
-        <w:t>“Are you shrinking?” Aeloria asked.</w:t>
-      </w:r>
-    </w:p>
-    <w:p>
-      <w:r>
-        <w:t>“Of course,” Zanthal said. “I am bigger than you.”</w:t>
-      </w:r>
-    </w:p>
-    <w:p>
-      <w:r>
-        <w:t>They walked through several corridors and Zanthal was forced to hold his pants to prevent them from falling.</w:t>
-      </w:r>
-    </w:p>
-    <w:p>
-      <w:r>
-        <w:t>Finally they arrived at a washroom, when Zanthal lost almost 60 centimeter of height.</w:t>
-      </w:r>
-    </w:p>
-    <w:p>
-      <w:r>
-        <w:t>“Professor Dalton, please get me a boy’s school uniform, one that will fit Princess Aeloria,” Zanthal said.</w:t>
-      </w:r>
-    </w:p>
-    <w:p>
-      <w:r>
-        <w:t>“All right,” Dalton said. “Stay here.”</w:t>
-      </w:r>
-    </w:p>
-    <w:p>
-      <w:r>
-        <w:t>Zanthal sat on the toilet, red-faced and said, “Sorry about this. I didn’t mean to get you involved. You must be grossed out.”</w:t>
-      </w:r>
-    </w:p>
-    <w:p>
-      <w:r>
-        <w:lastRenderedPageBreak/>
-        <w:t>“Stop calling me princess,” Aeloria said. “In this school, all students must be treated as equal.</w:t>
-      </w:r>
-    </w:p>
-    <w:p>
-      <w:r>
-        <w:t>“And no I don’t think you’re gross.”</w:t>
-      </w:r>
-    </w:p>
-    <w:p>
-      <w:r>
-        <w:t>Aeloria blushed and said, “I think you’re cute.”</w:t>
-      </w:r>
-    </w:p>
-    <w:p>
-      <w:r>
-        <w:t>“Oh great,” Zanthal grumbled. “I discover the cutest girl in the country likes me, and now I’m losing my appearance. What a horrible day. And now my voice is changing.”</w:t>
-      </w:r>
-    </w:p>
-    <w:p>
-      <w:r>
-        <w:t>“I didn’t know that Nordics could be gentle,” Aeloria said. “The Nordics I know are rather violent, rough and crude.”</w:t>
-      </w:r>
-    </w:p>
-    <w:p>
-      <w:r>
-        <w:t>“Why do you think I’m gentle?” Zanthal asked. “You do know I can bench-press a cow, don’t you?”</w:t>
-      </w:r>
-    </w:p>
-    <w:p>
-      <w:r>
-        <w:t>“Your face,” Aeloria said. “That looks disturbing. That must be that uncanny valley thing.”</w:t>
-      </w:r>
-    </w:p>
-    <w:p>
-      <w:r>
-        <w:t>“Sorry,” Zanthal said and hugged himself. His chest was feeling entirely too sensitive.</w:t>
-      </w:r>
-    </w:p>
-    <w:p>
-      <w:r>
-        <w:t>For a moment no one spoke.</w:t>
-      </w:r>
-    </w:p>
-    <w:p>
-      <w:r>
-        <w:t>“I feel the physical process has completed, but my hearing and vision are wrong,” Zanthal said. “I still don’t understand why you aren’t grossed out.”</w:t>
-      </w:r>
-    </w:p>
-    <w:p>
-      <w:r>
-        <w:t>“Why would I be grossed out? I now have a new twin sister,” Aeloria said, smiling.</w:t>
-      </w:r>
-    </w:p>
-    <w:p>
-      <w:r>
-        <w:t>“Somehow that doesn’t make me happy,” Zanthal said.</w:t>
-      </w:r>
-    </w:p>
-    <w:p>
-      <w:r>
-        <w:t>There was a knock on the door and Aeloria opened it.</w:t>
-      </w:r>
-    </w:p>
-    <w:p>
-      <w:r>
-        <w:t>“Here are the clothes, including undergarments base on your size,” Dalton said.</w:t>
-      </w:r>
-    </w:p>
-    <w:p>
-      <w:r>
-        <w:lastRenderedPageBreak/>
-        <w:t>“Thanks professor,” Aeloria said and closed the door.</w:t>
-      </w:r>
-    </w:p>
-    <w:p>
-      <w:r>
-        <w:t>“Stop looking as if you’re going to your funeral,” Aeloria said, annoyed. “I’m not ugly.”</w:t>
-      </w:r>
-    </w:p>
-    <w:p>
-      <w:r>
-        <w:t>“I’m painfully aware how pretty you are,” Zanthal said. “But that beauty should be on you, not me.”</w:t>
-      </w:r>
-    </w:p>
-    <w:p>
-      <w:r>
-        <w:t>Zanthal sighed and said, “I better get this over with.” He closes his eyes and began undressing, starting with his socks and shoes.</w:t>
-      </w:r>
-    </w:p>
-    <w:p>
-      <w:r>
-        <w:t>“Okay, help me dress.”</w:t>
-      </w:r>
-    </w:p>
-    <w:p>
-      <w:r>
-        <w:t>“Lift your arms,” Aeloria said.</w:t>
-      </w:r>
-    </w:p>
-    <w:p>
-      <w:r>
-        <w:t xml:space="preserve">“Aah, ugh, </w:t>
-      </w:r>
-      <w:proofErr w:type="spellStart"/>
-      <w:r>
-        <w:t>grr</w:t>
-      </w:r>
-      <w:proofErr w:type="spellEnd"/>
-      <w:r>
-        <w:t>,” Zanthal grunted in discomfort when the bra touched him.</w:t>
-      </w:r>
-    </w:p>
-    <w:p>
-      <w:r>
-        <w:t>“Stop making those sounds,” Aeloria scolded.</w:t>
-      </w:r>
-    </w:p>
-    <w:p>
-      <w:r>
-        <w:t xml:space="preserve">“Can’t help it,” Zanthal said. “What I’m feeling is incredibly disturbing. </w:t>
+        <w:t>I c</w:t>
+      </w:r>
+      <w:r>
+        <w:t xml:space="preserve">an’t help it,” Zanthal </w:t>
+      </w:r>
+      <w:r>
+        <w:t>grumbled</w:t>
+      </w:r>
+      <w:r>
+        <w:t xml:space="preserve">. “What I’m feeling is incredibly disturbing. </w:t>
       </w:r>
       <w:r>
         <w:t>These things</w:t>
@@ -1212,7 +1308,15 @@
         <w:t>Zanthal</w:t>
       </w:r>
       <w:r>
-        <w:t xml:space="preserve"> opened his eyes and put his tie on. Finally came the new shoes and jacket.</w:t>
+        <w:t xml:space="preserve"> opened his eyes and put his tie on. Finally </w:t>
+      </w:r>
+      <w:proofErr w:type="gramStart"/>
+      <w:r>
+        <w:t>came</w:t>
+      </w:r>
+      <w:proofErr w:type="gramEnd"/>
+      <w:r>
+        <w:t xml:space="preserve"> the new shoes and jacket.</w:t>
       </w:r>
     </w:p>
     <w:p>
@@ -1222,7 +1326,13 @@
     </w:p>
     <w:p>
       <w:r>
-        <w:t>Zanthal packed up his clothes and Aeloria opened the door.</w:t>
+        <w:t xml:space="preserve">Zanthal packed up his </w:t>
+      </w:r>
+      <w:r>
+        <w:t xml:space="preserve">old </w:t>
+      </w:r>
+      <w:r>
+        <w:t>clothes and Aeloria opened the door.</w:t>
       </w:r>
     </w:p>
     <w:p>
@@ -1260,7 +1370,13 @@
         <w:t>0</w:t>
       </w:r>
       <w:r>
-        <w:t>0 cm of height.”</w:t>
+        <w:t xml:space="preserve">0 </w:t>
+      </w:r>
+      <w:r>
+        <w:t xml:space="preserve">centimeters </w:t>
+      </w:r>
+      <w:r>
+        <w:t>of height.”</w:t>
       </w:r>
     </w:p>
     <w:p>
@@ -1331,7 +1447,13 @@
         <w:t xml:space="preserve">said. </w:t>
       </w:r>
       <w:r>
-        <w:t>“Place your clothes there.”</w:t>
+        <w:t xml:space="preserve">“Place your </w:t>
+      </w:r>
+      <w:r>
+        <w:t xml:space="preserve">old </w:t>
+      </w:r>
+      <w:r>
+        <w:t>clothes there.”</w:t>
       </w:r>
     </w:p>
     <w:p>
@@ -1364,7 +1486,29 @@
     </w:p>
     <w:p>
       <w:r>
-        <w:t>“It all happened when I was 6 years old,” Zanthal said. “I was in the back woods when I saw this dude taking a shower. That was the most repulsive, the most disgusting sight I have ever seen in my life.</w:t>
+        <w:t xml:space="preserve">“I’m not sure about the polymorph part other than I fantasized about becoming a dragon as a child. I gave up those delusions when I stopped wearing </w:t>
+      </w:r>
+      <w:r>
+        <w:t>onesies</w:t>
+      </w:r>
+      <w:r>
+        <w:t>.</w:t>
+      </w:r>
+    </w:p>
+    <w:p>
+      <w:r>
+        <w:t>“As for the fair part, I can only speculate,” Zanthal said.</w:t>
+      </w:r>
+    </w:p>
+    <w:p>
+      <w:r>
+        <w:t>“It all happened when I was 6 years old</w:t>
+      </w:r>
+      <w:r>
+        <w:t xml:space="preserve">. </w:t>
+      </w:r>
+      <w:r>
+        <w:t>I was in the back woods when I saw this dude taking a shower. That was the most repulsive, the most disgusting sight I have ever seen in my life.</w:t>
       </w:r>
     </w:p>
     <w:p>
@@ -1379,6 +1523,7 @@
     </w:p>
     <w:p>
       <w:r>
+        <w:lastRenderedPageBreak/>
         <w:t>Zanthal looked and jerked away, feel nauseous. The offensive image disappeared.</w:t>
       </w:r>
     </w:p>
@@ -1401,114 +1546,217 @@
     </w:p>
     <w:p>
       <w:r>
+        <w:t>“I will need to relearn colors.</w:t>
+      </w:r>
+    </w:p>
+    <w:p>
+      <w:r>
+        <w:t xml:space="preserve">“With hearing, I </w:t>
+      </w:r>
+      <w:r>
+        <w:t xml:space="preserve">can’t </w:t>
+      </w:r>
+      <w:r>
+        <w:t xml:space="preserve">hear lower-pitched sounds and </w:t>
+      </w:r>
+      <w:r>
+        <w:t>can hear</w:t>
+      </w:r>
+      <w:r>
+        <w:t xml:space="preserve"> higher-pitched sounds</w:t>
+      </w:r>
+      <w:r>
+        <w:t xml:space="preserve"> I never heard before</w:t>
+      </w:r>
+      <w:r>
+        <w:t>. Even the characteristics of sound are different. I’m only surprised I can understand you.”</w:t>
+      </w:r>
+    </w:p>
+    <w:p>
+      <w:r>
+        <w:t>“That’s natural since human races are literally different species,” Dr. Susan said. “The real surprise was when Original Humans began giving birth to the so-called non-human races.</w:t>
+      </w:r>
+    </w:p>
+    <w:p>
+      <w:r>
+        <w:t>“What a tragic time that was.</w:t>
+      </w:r>
+    </w:p>
+    <w:p>
+      <w:r>
+        <w:t>“That doesn’t explain why your power activated.”</w:t>
+      </w:r>
+    </w:p>
+    <w:p>
+      <w:r>
+        <w:t>“I don’t know</w:t>
+      </w:r>
+      <w:r>
+        <w:t xml:space="preserve"> why either</w:t>
+      </w:r>
+      <w:r>
+        <w:t>,” Zanthal said. “I just know I was determined to never use my class for the rest of my life. After all, the name Fair Polymorph speaks for itself.”</w:t>
+      </w:r>
+    </w:p>
+    <w:p>
+      <w:r>
+        <w:t>Zanthal closed his eyes as dizziness and nausea fought for his attention. Outside, the scientists worked as they examined the data.</w:t>
+      </w:r>
+    </w:p>
+    <w:p>
+      <w:r>
+        <w:t>“How do you feel dear?” Principle Sara asked.</w:t>
+      </w:r>
+    </w:p>
+    <w:p>
+      <w:r>
+        <w:t>“I have the overwhelming urge to run and hide,” Zanthal said. “I want my body back.”</w:t>
+      </w:r>
+    </w:p>
+    <w:p>
+      <w:r>
+        <w:t>Zanthal collapsed. He woke up on an examination table. The scientists, principle and Aeloria stared at him worriedly.</w:t>
+      </w:r>
+    </w:p>
+    <w:p>
+      <w:r>
+        <w:t>“I won’t ask how you’re feeling,” Sara said. “That’s quite obvious.”</w:t>
+      </w:r>
+    </w:p>
+    <w:p>
+      <w:r>
         <w:lastRenderedPageBreak/>
-        <w:t>“With hearing, I hear less lower-pitched sounds and more higher-pitched sounds. Even the characteristics of sound are different. I’m only surprised I can understand you.”</w:t>
-      </w:r>
-    </w:p>
-    <w:p>
-      <w:r>
-        <w:t>“That’s natural since human races are literally different species,” Dr. Susan said. “The real surprise was when Original Humans began giving birth to the so-called non-human races.</w:t>
-      </w:r>
-    </w:p>
-    <w:p>
-      <w:r>
-        <w:t>“What a tragic time that was.</w:t>
-      </w:r>
-    </w:p>
-    <w:p>
-      <w:r>
-        <w:t>“That doesn’t explain why your power activated.”</w:t>
-      </w:r>
-    </w:p>
-    <w:p>
-      <w:r>
-        <w:t>“I don’t know,” Zanthal said. “I just know I was determined to never use my class for the rest of my life. After all, the name Fair Polymorph speaks for itself.”</w:t>
-      </w:r>
-    </w:p>
-    <w:p>
-      <w:r>
-        <w:t>For the next several minutes the scientists discussed the machine findings.</w:t>
-      </w:r>
-    </w:p>
-    <w:p>
-      <w:r>
-        <w:t>“First, I can say that the transformation is complete, down to the cellular structure and DNA,” a Dr. Brenda said. “This is natural for the polymorph class.</w:t>
-      </w:r>
-    </w:p>
-    <w:p>
-      <w:r>
-        <w:t xml:space="preserve">“Second, Mr. Zanthal’s body is being flooded with high levels of </w:t>
-      </w:r>
-      <w:r>
-        <w:t>adrenaline</w:t>
-      </w:r>
-      <w:r>
-        <w:t xml:space="preserve"> and </w:t>
-      </w:r>
-      <w:r>
-        <w:t>cortisol</w:t>
-      </w:r>
-      <w:r>
-        <w:t>. His blood pressure is dangerously high and he has an erratic heartbeat. Mr. Zanthal is suffering from an anxiety attack.</w:t>
-      </w:r>
-    </w:p>
-    <w:p>
-      <w:r>
-        <w:t>“I’m just surprised Mr. Zanthal hasn’t fainted.</w:t>
-      </w:r>
-    </w:p>
-    <w:p>
-      <w:r>
-        <w:t>“Mr. Zanthal, remember to breathe. I can’t subscribe a sedative, since that would interfere with synchronization and these first hours are crucial.</w:t>
-      </w:r>
-    </w:p>
-    <w:p>
-      <w:r>
-        <w:t>“Third, I’m calling him Mr. because it’s reducing his anxiety.</w:t>
+        <w:t>“I used some minor healing on you to reduce your blood pressure and stress,” Dr. Willows said. “Too much stress will prevent proper synchronization.”</w:t>
+      </w:r>
+    </w:p>
+    <w:p>
+      <w:r>
+        <w:t>“Let me share the test results with you,” Dr. Brenda said.</w:t>
+      </w:r>
+    </w:p>
+    <w:p>
+      <w:r>
+        <w:t>“First, I can say that the transformation is complete, down to the cellular structure and DNA</w:t>
+      </w:r>
+      <w:r>
+        <w:t xml:space="preserve"> level. T</w:t>
+      </w:r>
+      <w:r>
+        <w:t>his is natural for the polymorph class</w:t>
+      </w:r>
+      <w:r>
+        <w:t xml:space="preserve"> and you’re no exception there</w:t>
+      </w:r>
+      <w:r>
+        <w:t>.</w:t>
+      </w:r>
+    </w:p>
+    <w:p>
+      <w:r>
+        <w:t>“Second, your class seems to have a camouflaging effect. While using this form, anyone who scans you will only see … what they expect to see.</w:t>
+      </w:r>
+    </w:p>
+    <w:p>
+      <w:r>
+        <w:t>“However, I was able to use deeper scans and can tell you your main class remains unchanged.</w:t>
+      </w:r>
+    </w:p>
+    <w:p>
+      <w:r>
+        <w:t>“Your camouflage ability will improve as your class levels up.</w:t>
+      </w:r>
+    </w:p>
+    <w:p>
+      <w:r>
+        <w:t>“Mr. Zanthal, you will synchronize with this form. Once that happens, you will gain the ability to turn back.”</w:t>
+      </w:r>
+    </w:p>
+    <w:p>
+      <w:r>
+        <w:t>“I can’t wait,” Zanthal said. “No offence Aeloria but I think my Nordic body is better.</w:t>
+      </w:r>
+      <w:r>
+        <w:t>”</w:t>
+      </w:r>
+    </w:p>
+    <w:p>
+      <w:r>
+        <w:t>“That’s perfectly natural,” Dr. Brenda said. “Getting used to something new takes time. You are not just being forced to get used to a new body, but a new identity.”</w:t>
+      </w:r>
+    </w:p>
+    <w:p>
+      <w:r>
+        <w:t>“You are not alone when it comes to class variations,” Dr. Willows said. “Psychological trauma has been known to modify a person’s class.</w:t>
+      </w:r>
+    </w:p>
+    <w:p>
+      <w:r>
+        <w:t xml:space="preserve">“What is unique to you is how severe your </w:t>
+      </w:r>
+      <w:r>
+        <w:t>psychosis</w:t>
+      </w:r>
+      <w:r>
+        <w:t xml:space="preserve"> is regarding the male antimony. I am certain that is the driving force for your variant.</w:t>
+      </w:r>
+    </w:p>
+    <w:p>
+      <w:r>
+        <w:t>“In other words, you have a unique class.”</w:t>
       </w:r>
     </w:p>
     <w:p>
       <w:r>
         <w:lastRenderedPageBreak/>
-        <w:t>“Finally Mr. Zanthal wasn’t joking about his emotional trauma,” Dr. Willows said. “It’s definitely real and unique in its severity. I’ve never heard of such an extreme case. I suspect it modified his class.</w:t>
-      </w:r>
-    </w:p>
-    <w:p>
-      <w:r>
-        <w:t>“His case isn’t unheard of. In fact psychology books have many examples where trauma changes a class.”</w:t>
-      </w:r>
-    </w:p>
-    <w:p>
-      <w:r>
-        <w:t>“In case you are wondering, I never look at myself when changing or showering,” Zanthal said.</w:t>
-      </w:r>
-    </w:p>
-    <w:p>
-      <w:r>
-        <w:t>“From other examples on the subject, synchronizing with a new species can take weeks, months, or even years,” Dr. Brenda said. “During this time you will be locked in.”</w:t>
-      </w:r>
-    </w:p>
-    <w:p>
-      <w:r>
-        <w:t>“No way,” Zanthal exclaimed, horrified. “Are you saying</w:t>
-      </w:r>
-      <w:proofErr w:type="gramStart"/>
-      <w:r>
-        <w:t>,</w:t>
-      </w:r>
-      <w:proofErr w:type="gramEnd"/>
-      <w:r>
-        <w:t xml:space="preserve"> I will be forced to spend months or years using this body?”</w:t>
+        <w:t>Zanthal rolled his eyes and said, “Lucky me.”</w:t>
+      </w:r>
+    </w:p>
+    <w:p>
+      <w:r>
+        <w:t xml:space="preserve">“Does that extend to yourself?” Dr. </w:t>
+      </w:r>
+      <w:r>
+        <w:t>Willows asked.</w:t>
+      </w:r>
+    </w:p>
+    <w:p>
+      <w:r>
+        <w:t>“Yes Dr. Willows,” Zanthal said. “I hate looking at myself in the mirror when changing.”</w:t>
+      </w:r>
+    </w:p>
+    <w:p>
+      <w:r>
+        <w:t>“From other examples on the subject, synchronizing with a new species can take weeks, months, or even years,” Dr. Brenda said.</w:t>
+      </w:r>
+    </w:p>
+    <w:p>
+      <w:r>
+        <w:t xml:space="preserve">“Did you say years?” </w:t>
+      </w:r>
+      <w:r>
+        <w:t>Zanthal exclaimed, horrified.</w:t>
       </w:r>
     </w:p>
     <w:p>
       <w:r>
         <w:t>Dr. Brenda just nodded.</w:t>
       </w:r>
-    </w:p>
-    <w:p>
-      <w:r>
-        <w:t>“But in a month, something disturbing will happen,” Zanthal said.</w:t>
+      <w:r>
+        <w:t xml:space="preserve"> “You need to forge a new identity.”</w:t>
+      </w:r>
+    </w:p>
+    <w:p>
+      <w:r>
+        <w:t xml:space="preserve">“But in a month, something disturbing will happen,” Zanthal </w:t>
+      </w:r>
+      <w:r>
+        <w:t>exclaimed. He closed his eyes as dizziness overwhelmed him</w:t>
+      </w:r>
+      <w:r>
+        <w:t>.</w:t>
+      </w:r>
+      <w:r>
+        <w:t xml:space="preserve"> Thankfully he was already lying down.</w:t>
       </w:r>
     </w:p>
     <w:p>
@@ -1516,7 +1764,13 @@
         <w:t xml:space="preserve">“Sorry Mr. Zanthal, </w:t>
       </w:r>
       <w:r>
-        <w:t>but even in a world of magic, some things can’t be avoided,” Dr. Brenda said.</w:t>
+        <w:t xml:space="preserve">but </w:t>
+      </w:r>
+      <w:r>
+        <w:t>that’s just biology</w:t>
+      </w:r>
+      <w:r>
+        <w:t>,” Dr. Brenda said.</w:t>
       </w:r>
     </w:p>
     <w:p>
@@ -1531,17 +1785,25 @@
     </w:p>
     <w:p>
       <w:r>
-        <w:t>Zanthal staggered and almost collapsed.</w:t>
-      </w:r>
-    </w:p>
-    <w:p>
-      <w:r>
-        <w:t>“And Zanthal’s heart rate and blood pressure just spiked,” Dr. Susan said. “Focus on your breath. Slowly breathe in and out, in and out.”</w:t>
-      </w:r>
-    </w:p>
-    <w:p>
-      <w:r>
-        <w:t>Zanthal slowly breathed in and out.</w:t>
+        <w:t xml:space="preserve">“And </w:t>
+      </w:r>
+      <w:r>
+        <w:t xml:space="preserve">Mr. </w:t>
+      </w:r>
+      <w:r>
+        <w:t>Zanthal</w:t>
+      </w:r>
+      <w:r>
+        <w:t xml:space="preserve"> just fainted</w:t>
+      </w:r>
+      <w:r>
+        <w:t>,” Dr. Susan said.</w:t>
+      </w:r>
+      <w:r>
+        <w:t xml:space="preserve"> She healed Zanthal and </w:t>
+      </w:r>
+      <w:r>
+        <w:t>he woke up.</w:t>
       </w:r>
     </w:p>
     <w:p>
@@ -1551,23 +1813,137 @@
     </w:p>
     <w:p>
       <w:r>
+        <w:t>“Brother,” Zanthal corrected.</w:t>
+      </w:r>
+    </w:p>
+    <w:p>
+      <w:r>
+        <w:t xml:space="preserve">“Very well,” the principle said. “Your </w:t>
+      </w:r>
+      <w:r>
+        <w:t>belongings</w:t>
+      </w:r>
+      <w:r>
+        <w:t xml:space="preserve"> will be brought to Ms. Aeloria’s dorm room.</w:t>
+      </w:r>
+    </w:p>
+    <w:p>
+      <w:r>
+        <w:t>“And now for the last item on the agenda for today,” Sara said. “Mr. Zanthal, you need a new ID. Come with me to the office.”</w:t>
+      </w:r>
+    </w:p>
+    <w:p>
+      <w:r>
         <w:lastRenderedPageBreak/>
-        <w:t>“Brother,” Zanthal corrected.</w:t>
-      </w:r>
-    </w:p>
-    <w:p>
-      <w:r>
-        <w:t>“Very well,” the principle said. “Your items will be brought to Ms. Aeloria’s dorm room.</w:t>
-      </w:r>
-    </w:p>
-    <w:p>
-      <w:r>
-        <w:t>“And now for the last item on the agenda for today,” Sara said. “Mr. Zanthal, you need a new ID. Come with me to the office.”</w:t>
-      </w:r>
-    </w:p>
-    <w:p>
-      <w:r>
-        <w:t>A short walk brought them to the administrative offices. There the secretary took a photo of Zanthal and created a new ID for him.</w:t>
+        <w:t>A short walk brought them to the administrative offices.</w:t>
+      </w:r>
+    </w:p>
+    <w:p>
+      <w:r>
+        <w:t>“Okay Mr. Zanthal, I was informed that you need a new name,” Sara said. “I have a list of possible elfin names for you to select from.”</w:t>
+      </w:r>
+    </w:p>
+    <w:p>
+      <w:r>
+        <w:t>“You select one, Aeloria,” Zanthal said.</w:t>
+      </w:r>
+    </w:p>
+    <w:p>
+      <w:r>
+        <w:t xml:space="preserve">“I like </w:t>
+      </w:r>
+      <w:r>
+        <w:t>Aelindra</w:t>
+      </w:r>
+      <w:r>
+        <w:t xml:space="preserve"> - 'she who walks between the stars'; it evokes otherworldly grace and arcane power,” Aeloria said.</w:t>
+      </w:r>
+      <w:r>
+        <w:t xml:space="preserve"> “That will make us more like sisters.”</w:t>
+      </w:r>
+    </w:p>
+    <w:p>
+      <w:r>
+        <w:t>“Brothers,” Zanthal said.</w:t>
+      </w:r>
+    </w:p>
+    <w:p>
+      <w:pPr>
+        <w:rPr>
+          <w:rStyle w:val="IntenseReference"/>
+        </w:rPr>
+      </w:pPr>
+      <w:r>
+        <w:t xml:space="preserve">“Very well,” Sara said. “I have permission to do so. Your name on your ID shall be </w:t>
+      </w:r>
+      <w:r>
+        <w:t>Aelindra</w:t>
+      </w:r>
+      <w:r>
+        <w:t xml:space="preserve"> von Barran, in order to reduce suspicion. For your informal interaction you may use Zanthal.</w:t>
+      </w:r>
+    </w:p>
+    <w:p>
+      <w:r>
+        <w:t>“Any question?”</w:t>
+      </w:r>
+    </w:p>
+    <w:p>
+      <w:r>
+        <w:t>“No ma’am,” Zanthal said.</w:t>
+      </w:r>
+    </w:p>
+    <w:p>
+      <w:r>
+        <w:t>“Wait, I need to brush your hair,” Aeloria exclaimed. “It’s a mess.”</w:t>
+      </w:r>
+    </w:p>
+    <w:p>
+      <w:r>
+        <w:t>“Who cares about hair?” Zanthal said.</w:t>
+      </w:r>
+    </w:p>
+    <w:p>
+      <w:r>
+        <w:t xml:space="preserve">The secretary took a photo and </w:t>
+      </w:r>
+      <w:r>
+        <w:t xml:space="preserve">created a new ID for </w:t>
+      </w:r>
+      <w:r>
+        <w:t>Zanthal</w:t>
+      </w:r>
+      <w:r>
+        <w:t>.</w:t>
+      </w:r>
+    </w:p>
+    <w:p>
+      <w:pPr>
+        <w:pStyle w:val="StatusMessage"/>
+      </w:pPr>
+      <w:r>
+        <w:t>Aelindra</w:t>
+      </w:r>
+      <w:r>
+        <w:t xml:space="preserve"> von Barran, Female</w:t>
+      </w:r>
+    </w:p>
+    <w:p>
+      <w:r>
+        <w:t>Zanthal looked at the ID and grimaced.</w:t>
+      </w:r>
+    </w:p>
+    <w:p>
+      <w:r>
+        <w:t>“What’s the matter? That’s a good picture,” Aeloria said.</w:t>
+      </w:r>
+    </w:p>
+    <w:p>
+      <w:r>
+        <w:t>“For you, maybe,” Zanthal said.</w:t>
+      </w:r>
+      <w:r>
+        <w:t xml:space="preserve"> “Also, look at the gender mark.”</w:t>
       </w:r>
     </w:p>
     <w:p>
@@ -1582,6 +1958,7 @@
     </w:p>
     <w:p>
       <w:r>
+        <w:lastRenderedPageBreak/>
         <w:t>“Men,” Aeloria muttered.</w:t>
       </w:r>
     </w:p>
@@ -1592,7 +1969,29 @@
     </w:p>
     <w:p>
       <w:r>
-        <w:t>Sara giggled. “Never the less we will monitor you on your journey. Enjoy the weekend.” She headed off.</w:t>
+        <w:t>Sara giggled.</w:t>
+      </w:r>
+      <w:r>
+        <w:t xml:space="preserve"> </w:t>
+      </w:r>
+      <w:r>
+        <w:t xml:space="preserve">“Never the less we will monitor you on your journey. </w:t>
+      </w:r>
+      <w:r>
+        <w:t xml:space="preserve">Also, I was told that a new identity will accelerate synchronization. </w:t>
+      </w:r>
+      <w:r>
+        <w:t>Enjoy the weekend.” She headed off.</w:t>
+      </w:r>
+    </w:p>
+    <w:p>
+      <w:r>
+        <w:t>“Do you know why we you were given my last name?” Aeloria asked.</w:t>
+      </w:r>
+    </w:p>
+    <w:p>
+      <w:r>
+        <w:t>“I don’t want to think about it,” Zanthal said. “Place me in front off some monsters and I’ll be happy.”</w:t>
       </w:r>
     </w:p>
     <w:p>
@@ -1607,7 +2006,13 @@
     </w:p>
     <w:p>
       <w:r>
-        <w:t>“No,” Zanthal said. “Right now I’m thinking what I will tell my parents. Let’s go to the park. Nature relaxed me.”</w:t>
+        <w:t>“No,” Zanthal said. “Right now I’m thinking what I will tell my parents. Let’s go to the park. Nature relaxe</w:t>
+      </w:r>
+      <w:r>
+        <w:t>s</w:t>
+      </w:r>
+      <w:r>
+        <w:t xml:space="preserve"> me.”</w:t>
       </w:r>
     </w:p>
     <w:p>
@@ -1627,38 +2032,50 @@
     </w:p>
     <w:p>
       <w:r>
-        <w:t>“I say I mum and she says who the hell are you?” Zanthal asked.</w:t>
+        <w:t xml:space="preserve">“I say </w:t>
+      </w:r>
+      <w:r>
+        <w:t>hi</w:t>
+      </w:r>
+      <w:r>
+        <w:t xml:space="preserve"> mum and she says who the hell are you?” Zanthal asked.</w:t>
+      </w:r>
+    </w:p>
+    <w:p>
+      <w:r>
+        <w:t xml:space="preserve">Aeloria gave an </w:t>
+      </w:r>
+      <w:r>
+        <w:t xml:space="preserve">exasperated </w:t>
+      </w:r>
+      <w:r>
+        <w:t>sigh and said, “Just give me the phone.”</w:t>
+      </w:r>
+    </w:p>
+    <w:p>
+      <w:r>
+        <w:t>“Mum’s name is Cybil and dad’s name is Zolin Brady,” Zanthal said. He answered the phone and handed the device to Aeloria.</w:t>
+      </w:r>
+    </w:p>
+    <w:p>
+      <w:r>
+        <w:t>“Hello Mr. and Mrs. Brady,” Aeloria said. “This is…”</w:t>
+      </w:r>
+    </w:p>
+    <w:p>
+      <w:r>
+        <w:t xml:space="preserve">“Oh my God, Princess Aeloria, why do you have Zanthal’s phone?” </w:t>
+      </w:r>
+      <w:r>
+        <w:t>Cybil</w:t>
+      </w:r>
+      <w:r>
+        <w:t xml:space="preserve"> asked, surprised.</w:t>
       </w:r>
     </w:p>
     <w:p>
       <w:r>
         <w:lastRenderedPageBreak/>
-        <w:t xml:space="preserve">Aeloria gave an </w:t>
-      </w:r>
-      <w:r>
-        <w:t xml:space="preserve">exasperated </w:t>
-      </w:r>
-      <w:r>
-        <w:t>sigh and said, “Just give me the phone.”</w:t>
-      </w:r>
-    </w:p>
-    <w:p>
-      <w:r>
-        <w:t>“Mum’s name is Cybil and dad’s name is Zolin Brady,” Zanthal said. He answered the phone and handed the device to Aeloria.</w:t>
-      </w:r>
-    </w:p>
-    <w:p>
-      <w:r>
-        <w:t>“Hello Mr. and Mrs. Brady,” Aeloria said. “This is…”</w:t>
-      </w:r>
-    </w:p>
-    <w:p>
-      <w:r>
-        <w:t>“Oh my God, Princess Aeloria, why do you have Zanthal’s phone?” the mother asked, surprised.</w:t>
-      </w:r>
-    </w:p>
-    <w:p>
-      <w:r>
         <w:t>“Please just call me Aeloria,” Aeloria said. “While attending school, all students must be treated as equal.</w:t>
       </w:r>
     </w:p>
@@ -1684,6 +2101,11 @@
     </w:p>
     <w:p>
       <w:r>
+        <w:t>They arrived at the park and Zanthal gazed at the river.</w:t>
+      </w:r>
+    </w:p>
+    <w:p>
+      <w:r>
         <w:t>“I would love to come,” Aeloria said. “I view Zanthal as my very own sister.”</w:t>
       </w:r>
     </w:p>
@@ -1694,11 +2116,6 @@
     </w:p>
     <w:p>
       <w:r>
-        <w:t>They arrived at the park and Zanthal gazed at the river.</w:t>
-      </w:r>
-    </w:p>
-    <w:p>
-      <w:r>
         <w:t>“Was that an echo?” Zolin asked.</w:t>
       </w:r>
     </w:p>
@@ -1714,8 +2131,342 @@
     </w:p>
     <w:p>
       <w:r>
+        <w:t>“Only that less than 1 in a thousand get it,” Zolin said. “Everyone says the class is useless, since it is so hard to use. That is why most just abandon it and live as unclassed people.</w:t>
+      </w:r>
+      <w:r>
+        <w:t>”</w:t>
+      </w:r>
+    </w:p>
+    <w:p>
+      <w:r>
+        <w:t>“Wish I could do that,” Zanthal muttered.</w:t>
+      </w:r>
+    </w:p>
+    <w:p>
+      <w:r>
+        <w:t>“We have just met but he is important to me now,” Aeloria said. “I would love to meet you. Would tomorrow night be fine?”</w:t>
+      </w:r>
+    </w:p>
+    <w:p>
+      <w:r>
+        <w:t>Aeloria smiled as she watched Zanthal shake his head violently, causing hair to fly everywhere.</w:t>
+      </w:r>
+    </w:p>
+    <w:p>
+      <w:r>
         <w:lastRenderedPageBreak/>
-        <w:t>“Only that less than 1 in a thousand get it,” Zolin said. “Everyone says the class is useless, since it is so hard to use. That is why most just abandon it and live as unclassed people.</w:t>
+        <w:t>“Yes dear,” Cybil said happily.</w:t>
+      </w:r>
+    </w:p>
+    <w:p>
+      <w:r>
+        <w:t>“See you at 6:00PM tomorrow. Zanthal says bye,” Aeloria said and hung up. She handed the phone back to Zanthal.</w:t>
+      </w:r>
+    </w:p>
+    <w:p>
+      <w:r>
+        <w:t>“Come, let’s go to a restaurant,” Aeloria said. “I’m paying.”</w:t>
+      </w:r>
+    </w:p>
+    <w:p>
+      <w:r>
+        <w:t>“You’re lucky I don’t have my old Nordic body, or you would be crying,” Zanthal said.</w:t>
+      </w:r>
+    </w:p>
+    <w:p>
+      <w:r>
+        <w:t>Aeloria giggled and said, “The restaurant is just outside campus.”</w:t>
+      </w:r>
+    </w:p>
+    <w:p>
+      <w:r>
+        <w:t>The trip wasn’t long and they stepped into the restaurant. It was a high-class restaurant that Zanthal would never eat in.</w:t>
+      </w:r>
+    </w:p>
+    <w:p>
+      <w:r>
+        <w:t>The server looked at the two and said tentatively, “Princess Aeloria.” She looked at the two, confused.</w:t>
+      </w:r>
+    </w:p>
+    <w:p>
+      <w:r>
+        <w:t>Aeloria smiled and said, “Table for two.”</w:t>
+      </w:r>
+    </w:p>
+    <w:p>
+      <w:r>
+        <w:t>“Right this way, princesses,” the waiter said.</w:t>
+      </w:r>
+    </w:p>
+    <w:p>
+      <w:r>
+        <w:t>“Only one princess,” Zanthal muttered and Aeloria giggled.</w:t>
+      </w:r>
+    </w:p>
+    <w:p>
+      <w:r>
+        <w:t>As always, people stared at them.</w:t>
+      </w:r>
+    </w:p>
+    <w:p>
+      <w:r>
+        <w:t>The waiter led them the more posh side of the restaurant, showed them seats, and handed them drink menus.</w:t>
+      </w:r>
+    </w:p>
+    <w:p>
+      <w:r>
+        <w:t>Aeloria looked at Zanthal wiggling on the chair and said, “Zanthal, you look as if you want to pee.” Aeloria said.</w:t>
+      </w:r>
+    </w:p>
+    <w:p>
+      <w:r>
+        <w:t>“That’s because I do,” Zanthal said.</w:t>
+      </w:r>
+    </w:p>
+    <w:p>
+      <w:r>
+        <w:t>“Then go,” Aeloria said.</w:t>
+      </w:r>
+    </w:p>
+    <w:p>
+      <w:r>
+        <w:t>“I can’t,” Zanthal objected, again causing hair to fly.</w:t>
+      </w:r>
+    </w:p>
+    <w:p>
+      <w:r>
+        <w:lastRenderedPageBreak/>
+        <w:t>Aeloria rolled her eyes and said, “It’s as if I’m babysitting a toddler. Follow me.”</w:t>
+      </w:r>
+    </w:p>
+    <w:p>
+      <w:r>
+        <w:t xml:space="preserve">Zanthal followed Aeloria to the lady’s toilet. He hesitated a moment and </w:t>
+      </w:r>
+      <w:r>
+        <w:t xml:space="preserve">then </w:t>
+      </w:r>
+      <w:r>
+        <w:t>stepped through</w:t>
+      </w:r>
+      <w:r>
+        <w:t>, head down</w:t>
+      </w:r>
+      <w:r>
+        <w:t>. Inside, he found the washrooms identical to the men’s side, except there were no urinals.</w:t>
+      </w:r>
+    </w:p>
+    <w:p>
+      <w:r>
+        <w:t>Aeloria led the way to a handicap stall.</w:t>
+      </w:r>
+    </w:p>
+    <w:p>
+      <w:r>
+        <w:t>“Get in that stall,” Aeloria instructed. “Remember to sit, and stop being a baby.”</w:t>
+      </w:r>
+    </w:p>
+    <w:p>
+      <w:r>
+        <w:t>Zanthal did as instructed.</w:t>
+      </w:r>
+    </w:p>
+    <w:p>
+      <w:r>
+        <w:t>“Remember to wipe,” Aeloria instructed.</w:t>
+      </w:r>
+    </w:p>
+    <w:p>
+      <w:r>
+        <w:t>“That was quite disturbing,” Zanthal said as he completed the task. Deed done he stood up and dressed.</w:t>
+      </w:r>
+    </w:p>
+    <w:p>
+      <w:r>
+        <w:t>Stepping out, Zanthal said, “That’s over, for now.”</w:t>
+      </w:r>
+    </w:p>
+    <w:p>
+      <w:r>
+        <w:t>Returning to the table, Zanthal read the drink menu and put it down. The waiter returned and he ordered a milkshake.</w:t>
+      </w:r>
+    </w:p>
+    <w:p>
+      <w:r>
+        <w:t>The waiter handed them menus and Zanthal once again read through the menu and put it down.</w:t>
+      </w:r>
+    </w:p>
+    <w:p>
+      <w:r>
+        <w:t xml:space="preserve">“I have a problem,” Zanthal said. “I have no idea what these names means. I mean, what is </w:t>
+      </w:r>
+      <w:r>
+        <w:t xml:space="preserve">Sumptuous </w:t>
+      </w:r>
+      <w:proofErr w:type="spellStart"/>
+      <w:r>
+        <w:t>Shakshouka</w:t>
+      </w:r>
+      <w:proofErr w:type="spellEnd"/>
+      <w:r>
+        <w:t xml:space="preserve">, </w:t>
+      </w:r>
+      <w:r>
+        <w:t>Creamy Quiche Lorraine</w:t>
+      </w:r>
+      <w:r>
+        <w:t xml:space="preserve">, </w:t>
+      </w:r>
+      <w:proofErr w:type="spellStart"/>
+      <w:r>
+        <w:t>Reimagine</w:t>
+      </w:r>
+      <w:proofErr w:type="spellEnd"/>
+      <w:r>
+        <w:t xml:space="preserve"> </w:t>
+      </w:r>
+      <w:proofErr w:type="spellStart"/>
+      <w:r>
+        <w:t>Foie</w:t>
+      </w:r>
+      <w:proofErr w:type="spellEnd"/>
+      <w:r>
+        <w:t xml:space="preserve"> Gras</w:t>
+      </w:r>
+      <w:r>
+        <w:t>, Beef Wellington, or anything is?”</w:t>
+      </w:r>
+    </w:p>
+    <w:p>
+      <w:r>
+        <w:t>“Did you just memorize the menu?</w:t>
+      </w:r>
+      <w:r>
+        <w:t>” Aeloria asked, surprised.</w:t>
+      </w:r>
+    </w:p>
+    <w:p>
+      <w:r>
+        <w:t>“Yes,” Zanthal said.</w:t>
+      </w:r>
+      <w:r>
+        <w:t xml:space="preserve"> “I admit the deserts sound good though, like </w:t>
+      </w:r>
+      <w:r>
+        <w:t>Crème Brûlée</w:t>
+      </w:r>
+      <w:r>
+        <w:t xml:space="preserve">, </w:t>
+      </w:r>
+      <w:r>
+        <w:t>Chocolate Lava Cake</w:t>
+      </w:r>
+      <w:r>
+        <w:t>, or the ice creams. The rest I’ve never heard of.”</w:t>
+      </w:r>
+    </w:p>
+    <w:p>
+      <w:r>
+        <w:t xml:space="preserve">“What does the </w:t>
+      </w:r>
+      <w:r>
+        <w:t>Spaghetti Bolognese</w:t>
+      </w:r>
+      <w:r>
+        <w:t xml:space="preserve"> cost?” Aeloria asked.</w:t>
+      </w:r>
+    </w:p>
+    <w:p>
+      <w:r>
+        <w:lastRenderedPageBreak/>
+        <w:t>“</w:t>
+      </w:r>
+      <w:r>
+        <w:t>5</w:t>
+      </w:r>
+      <w:r>
+        <w:t>7.85$,” Zanthal said</w:t>
+      </w:r>
+      <w:r>
+        <w:t xml:space="preserve"> and grabbed some hair</w:t>
+      </w:r>
+      <w:r>
+        <w:t xml:space="preserve">. “I know what </w:t>
+      </w:r>
+      <w:r>
+        <w:t xml:space="preserve">Spaghetti </w:t>
+      </w:r>
+      <w:r>
+        <w:t xml:space="preserve">is but not the </w:t>
+      </w:r>
+      <w:r>
+        <w:t>Bolognese</w:t>
+      </w:r>
+      <w:r>
+        <w:t xml:space="preserve"> part.”</w:t>
+      </w:r>
+    </w:p>
+    <w:p>
+      <w:r>
+        <w:t>“That’s amazing,” Aeloria said, impressed.</w:t>
+      </w:r>
+    </w:p>
+    <w:p>
+      <w:r>
+        <w:t>“It’s just a menu,” Zanthal said, confused. “Can you order for me? I’m sure I’ll like it since our taste buds are the same.”</w:t>
+      </w:r>
+    </w:p>
+    <w:p>
+      <w:r>
+        <w:t xml:space="preserve">Aeloria </w:t>
+      </w:r>
+      <w:r>
+        <w:t xml:space="preserve">just </w:t>
+      </w:r>
+      <w:r>
+        <w:t>shook her head and said, “Sure.”</w:t>
+      </w:r>
+    </w:p>
+    <w:p>
+      <w:r>
+        <w:t>“Next time, I’</w:t>
+      </w:r>
+      <w:r>
+        <w:t>ll</w:t>
+      </w:r>
+      <w:r>
+        <w:t xml:space="preserve"> take you to </w:t>
+      </w:r>
+      <w:r>
+        <w:t>Stampede Steakhouse</w:t>
+      </w:r>
+      <w:r>
+        <w:t>,” Zanthal said</w:t>
+      </w:r>
+      <w:r>
+        <w:t xml:space="preserve"> as he twisted his hair between his fingers</w:t>
+      </w:r>
+      <w:r>
+        <w:t xml:space="preserve">. </w:t>
+      </w:r>
+      <w:r>
+        <w:t xml:space="preserve">“They have these 2 kg steaks </w:t>
+      </w:r>
+      <w:r>
+        <w:t xml:space="preserve">from Hell Bison </w:t>
+      </w:r>
+      <w:r>
+        <w:t>that are amazing. I even tried the Big Boy, but that was a little too much for me.”</w:t>
+      </w:r>
+    </w:p>
+    <w:p>
+      <w:r>
+        <w:t>Aeloria chuckled and said, “I don’t think you will be able to eat that with my body.”</w:t>
+      </w:r>
+    </w:p>
+    <w:p>
+      <w:r>
+        <w:t>Zanthal looked down and said, “Damn, I almost forgot.</w:t>
       </w:r>
       <w:r>
         <w:t>”</w:t>
@@ -1723,762 +2474,1054 @@
     </w:p>
     <w:p>
       <w:r>
-        <w:t>“We have just met but he is important to me now,” Aeloria said. “I would love to meet you. Would tomorrow night be fine?”</w:t>
-      </w:r>
-    </w:p>
-    <w:p>
-      <w:r>
-        <w:t>Aeloria smiled as she watched Zanthal shake his head violently, causing hair to fly everywhere.</w:t>
-      </w:r>
-    </w:p>
-    <w:p>
-      <w:r>
-        <w:t>“Yes dear,” Cybil said happily.</w:t>
-      </w:r>
-    </w:p>
-    <w:p>
-      <w:r>
-        <w:t>“See you at 6:00PM tomorrow. Zanthal says bye,” Aeloria said and hung up. She handed the phone back to Zanthal.</w:t>
-      </w:r>
-    </w:p>
-    <w:p>
-      <w:r>
-        <w:t>“Come, let’s go to a restaurant,” Aeloria said. “I’m paying.”</w:t>
-      </w:r>
-    </w:p>
-    <w:p>
-      <w:r>
-        <w:t>“You’re lucky I don’t have my old Nordic body, or you would be crying,” Zanthal said.</w:t>
-      </w:r>
-    </w:p>
-    <w:p>
-      <w:r>
-        <w:t>Aeloria giggled and said, “The restaurant is just outside campus.”</w:t>
-      </w:r>
-    </w:p>
-    <w:p>
-      <w:r>
-        <w:t>The trip wasn’t long and they stepped into the restaurant. It was a high-class restaurant that Zanthal would never eat in.</w:t>
-      </w:r>
-    </w:p>
-    <w:p>
-      <w:r>
-        <w:t>The server looked at the two and said tentatively, “Princess Aeloria.” She looked at the two, confused.</w:t>
-      </w:r>
-    </w:p>
-    <w:p>
-      <w:r>
-        <w:t>Aeloria smiled and said, “Table for two.”</w:t>
-      </w:r>
-    </w:p>
-    <w:p>
-      <w:r>
-        <w:t>“Right this way, princesses,” the waiter said.</w:t>
-      </w:r>
-    </w:p>
-    <w:p>
-      <w:r>
-        <w:t>“Only one princess,” Zanthal muttered and Aeloria giggled.</w:t>
-      </w:r>
-    </w:p>
-    <w:p>
-      <w:r>
-        <w:t>As always, people stared at them.</w:t>
-      </w:r>
-    </w:p>
-    <w:p>
-      <w:r>
-        <w:t>The waiter led them the more posh side of the restaurant, showed them seats, and handed them drink menus.</w:t>
+        <w:t xml:space="preserve">The waiter came </w:t>
+      </w:r>
+      <w:r>
+        <w:t xml:space="preserve">with the drinks </w:t>
+      </w:r>
+      <w:r>
+        <w:t>and Aeloria ordered for both.</w:t>
+      </w:r>
+    </w:p>
+    <w:p>
+      <w:r>
+        <w:t>“What will you do after dinner?” Aeloria asked.</w:t>
+      </w:r>
+    </w:p>
+    <w:p>
+      <w:r>
+        <w:t>“Haven’t decided,” Zanthal said. “Perhaps I’ll read some school books.</w:t>
+      </w:r>
+    </w:p>
+    <w:p>
+      <w:r>
+        <w:t>“What about you? Don’t you need girl time with your friends?”</w:t>
+      </w:r>
+    </w:p>
+    <w:p>
+      <w:r>
+        <w:t>“I won’t deny we left rather abruptly,” Aeloria said. “They must be wondering what happened. We can go to the dorm after dinner.</w:t>
+      </w:r>
+    </w:p>
+    <w:p>
+      <w:r>
+        <w:t>“</w:t>
+      </w:r>
+      <w:r>
+        <w:t>What do you do for fun</w:t>
+      </w:r>
+      <w:r>
+        <w:t>?” Aeloria asked.</w:t>
+      </w:r>
+    </w:p>
+    <w:p>
+      <w:r>
+        <w:t>“I can’t have fun when there are monsters out there,” Zanthal said. “As it stands, I already wasted half your day.”</w:t>
+      </w:r>
+    </w:p>
+    <w:p>
+      <w:r>
+        <w:t>“Zanthal, I’m here because I want to be,” Aeloria said. “Also, what do you think I do all the time?”</w:t>
       </w:r>
     </w:p>
     <w:p>
       <w:r>
         <w:lastRenderedPageBreak/>
-        <w:t>Aeloria looked at Zanthal wiggling on the chair and said, “Zanthal, you look as if you want to pee.” Aeloria said.</w:t>
-      </w:r>
-    </w:p>
-    <w:p>
-      <w:r>
-        <w:t>“That’s because I do,” Zanthal said.</w:t>
-      </w:r>
-    </w:p>
-    <w:p>
-      <w:r>
-        <w:t>“Then go,” Aeloria said.</w:t>
-      </w:r>
-    </w:p>
-    <w:p>
-      <w:r>
-        <w:t>“I can’t,” Zanthal objected, again causing hair to fly.</w:t>
-      </w:r>
-    </w:p>
-    <w:p>
-      <w:r>
-        <w:t>Aeloria rolled her eyes and said, “It’s as if I’m babysitting a toddler. Follow me.”</w:t>
-      </w:r>
-    </w:p>
-    <w:p>
-      <w:r>
-        <w:t>Zanthal followed Aeloria to the lady’s toilet. He hesitated a moment and stepped through. Inside, he found the washrooms identical to the men’s side, except there were no urinals.</w:t>
-      </w:r>
-    </w:p>
-    <w:p>
-      <w:r>
-        <w:t>Aeloria led the way to a handicap stall.</w:t>
-      </w:r>
-    </w:p>
-    <w:p>
-      <w:r>
-        <w:t>“Get in that stall,” Aeloria instructed. “Remember to sit, and stop being a baby.”</w:t>
-      </w:r>
-    </w:p>
-    <w:p>
-      <w:r>
-        <w:t>Zanthal did as instructed.</w:t>
-      </w:r>
-    </w:p>
-    <w:p>
-      <w:r>
-        <w:t>“Remember to wipe,” Aeloria instructed.</w:t>
-      </w:r>
-    </w:p>
-    <w:p>
-      <w:r>
-        <w:t>“That was quite disturbing,” Zanthal said as he completed the task. Deed done he stood up and dressed.</w:t>
-      </w:r>
-    </w:p>
-    <w:p>
-      <w:r>
-        <w:t>Stepping out, Zanthal said, “That’s over, for now.”</w:t>
-      </w:r>
-    </w:p>
-    <w:p>
-      <w:r>
-        <w:t>Returning to the table, Zanthal read the drink menu and put it down. The waiter returned and he ordered a milkshake.</w:t>
-      </w:r>
-    </w:p>
-    <w:p>
-      <w:r>
-        <w:t>The waiter handed them menus and Zanthal once again read through the menu and put it down.</w:t>
-      </w:r>
-    </w:p>
-    <w:p>
-      <w:r>
-        <w:t xml:space="preserve">“I have a problem,” Zanthal said. “I have no idea what these names means. I mean, what is </w:t>
-      </w:r>
-      <w:r>
-        <w:t xml:space="preserve">Sumptuous </w:t>
+        <w:t>“You train of course,” Zanthal said.</w:t>
+      </w:r>
+    </w:p>
+    <w:p>
+      <w:r>
+        <w:t>“Is it the same with the people in your small town?” Aeloria asked.</w:t>
+      </w:r>
+    </w:p>
+    <w:p>
+      <w:r>
+        <w:t>“No,” Zanthal said. “Most of them are stupid yokels who can barely tie their shoelaces.”</w:t>
+      </w:r>
+    </w:p>
+    <w:p>
+      <w:r>
+        <w:t>The food arrived.</w:t>
+      </w:r>
+    </w:p>
+    <w:p>
+      <w:r>
+        <w:t>While eating, Aeloria’s phone rang.</w:t>
+      </w:r>
+    </w:p>
+    <w:p>
+      <w:r>
+        <w:t>“Hi mum,” Aeloria said. “Yes, mum. Okay mum. How about Sunday? I’ll tell him mum. Bye mum.”</w:t>
+      </w:r>
+    </w:p>
+    <w:p>
+      <w:r>
+        <w:t>“Let me guess,” Zanthal said. “Your parents want to meet me.”</w:t>
+      </w:r>
+    </w:p>
+    <w:p>
+      <w:r>
+        <w:t>“How do you know?” Aeloria asked.</w:t>
+      </w:r>
+    </w:p>
+    <w:p>
+      <w:r>
+        <w:t>“Some dude became your doppelganger and is now staying with you,” Zanthal said. “If I were them I would be worried too.  I’m sure we are being shadowed even now.”</w:t>
+      </w:r>
+    </w:p>
+    <w:p>
+      <w:r>
+        <w:t>Aeloria nodded and said, “Sunday at 6:00PM.”</w:t>
+      </w:r>
+    </w:p>
+    <w:p>
+      <w:r>
+        <w:t>Zanthal looked at his meal and said, “I better borrow a book on etiquette from the library. As a country person, I don’t know how to deal with nobility.</w:t>
+      </w:r>
+    </w:p>
+    <w:p>
+      <w:r>
+        <w:t>“Damn, I can’t believe I’m getting stuffed with so little food.”</w:t>
+      </w:r>
+    </w:p>
+    <w:p>
+      <w:r>
+        <w:t>“You shouldn’t stuff yourself,” Aeloria said.</w:t>
+      </w:r>
+    </w:p>
+    <w:p>
+      <w:r>
+        <w:t>“I don’t want to waste food,” Zanthal said.</w:t>
+      </w:r>
+    </w:p>
+    <w:p>
+      <w:r>
+        <w:t>“You could get a stomach ache,” Aeloria said.</w:t>
+      </w:r>
+    </w:p>
+    <w:p>
+      <w:r>
+        <w:t>“I don’t get stomach…sorry, I forgot you would know best,” Zanthal said. “I still don’t like wasting food.</w:t>
+      </w:r>
+      <w:r>
+        <w:t>”</w:t>
+      </w:r>
+    </w:p>
+    <w:p>
+      <w:r>
+        <w:lastRenderedPageBreak/>
+        <w:t>Aeloria raised a hand and a waiter came. “Can I have a box please and also the check?”</w:t>
+      </w:r>
+    </w:p>
+    <w:p>
+      <w:r>
+        <w:t>Aeloria paid and they stepped out of the restaurant</w:t>
+      </w:r>
+      <w:r>
+        <w:t>, food in hand</w:t>
+      </w:r>
+      <w:r>
+        <w:t>. They entered a less crowded area and Zanthal said, “I’m feeling more comfortable now that we are mostly alone. All those people were making me feel claustrophobic.”</w:t>
+      </w:r>
+    </w:p>
+    <w:p>
+      <w:r>
+        <w:t>“What do you think about delving the abyss?” Aeloria asked.</w:t>
+      </w:r>
+    </w:p>
+    <w:p>
+      <w:r>
+        <w:t>“It is necessary to become strong,” Zanthal said. “Also, the resources returned are needed now that animals have mutated, just like humans.”</w:t>
+      </w:r>
+    </w:p>
+    <w:p>
+      <w:r>
+        <w:t>They entered the library and headed to the reception desk.</w:t>
+      </w:r>
+    </w:p>
+    <w:p>
+      <w:r>
+        <w:t>“Excuse me ma’am, I need books on etiquette. I need to meet with Duke Barran Sunday,” Zanthal said.</w:t>
+      </w:r>
+    </w:p>
+    <w:p>
+      <w:r>
+        <w:t>The librarian looked at both and asked, “Isn’t that your dad?”</w:t>
+      </w:r>
+    </w:p>
+    <w:p>
+      <w:r>
+        <w:t xml:space="preserve">“Her dad, not mine,” </w:t>
+      </w:r>
+      <w:r>
+        <w:t xml:space="preserve">Zanthal said, </w:t>
+      </w:r>
+      <w:r>
+        <w:t>pointing.</w:t>
+      </w:r>
+      <w:r>
+        <w:t xml:space="preserve"> “Please suggest any other book you think is relevant.”</w:t>
+      </w:r>
+    </w:p>
+    <w:p>
+      <w:r>
+        <w:t xml:space="preserve">The librarian looked at then strangely but said, </w:t>
+      </w:r>
+      <w:r>
+        <w:t>“No problem dear</w:t>
+      </w:r>
+      <w:r>
+        <w:t xml:space="preserve">. </w:t>
+      </w:r>
+      <w:r>
+        <w:t>Please follow me.”</w:t>
+      </w:r>
+    </w:p>
+    <w:p>
+      <w:r>
+        <w:t>Ten minutes later, the books were retrieved and Zanthal signed out his books with his new ID.</w:t>
+      </w:r>
+    </w:p>
+    <w:p>
+      <w:r>
+        <w:t>The final stop was the</w:t>
+      </w:r>
+      <w:r>
+        <w:t xml:space="preserve"> female dorm</w:t>
+      </w:r>
+      <w:r>
+        <w:t>.</w:t>
+      </w:r>
+    </w:p>
+    <w:p>
+      <w:r>
+        <w:t xml:space="preserve">“I feel like I’m intruding,” Zanthal said as he approached. </w:t>
+      </w:r>
+      <w:r>
+        <w:t>He stopped at the entrance.</w:t>
+      </w:r>
+    </w:p>
+    <w:p>
+      <w:r>
+        <w:t>“Come on,” Aeloria said, slightly annoyed.</w:t>
+      </w:r>
+    </w:p>
+    <w:p>
+      <w:r>
+        <w:lastRenderedPageBreak/>
+        <w:t xml:space="preserve">“Easy for you to say,” Zanthal </w:t>
+      </w:r>
+      <w:r>
+        <w:t xml:space="preserve">grumbled. </w:t>
+      </w:r>
+      <w:r>
+        <w:t>Bracing himself, he took the fateful step through.</w:t>
+      </w:r>
+    </w:p>
+    <w:p>
+      <w:r>
+        <w:t>“That wasn’t so bad, wasn’t it?” Aeloria asked.</w:t>
+      </w:r>
+    </w:p>
+    <w:p>
+      <w:r>
+        <w:t>“Easy for you to say,” Zanthal said.</w:t>
+      </w:r>
+    </w:p>
+    <w:p>
+      <w:r>
+        <w:t>It was then that Zanthal noticed that some of the women in the hall were staring at him.</w:t>
+      </w:r>
+    </w:p>
+    <w:p>
+      <w:r>
+        <w:t>“Aeloria, why are there two of you?” a teen asked.</w:t>
+      </w:r>
+    </w:p>
+    <w:p>
+      <w:r>
+        <w:t>“Why were you hesitating?” another teen asked. “Why are you wearing a boy’s uniform?”</w:t>
+      </w:r>
+    </w:p>
+    <w:p>
+      <w:r>
+        <w:t>“This is Zanthal,” Aeloria said. “She will be staying with me. Her stuff should arrive at my room soon. Tell the other girls we will meet soon.”</w:t>
+      </w:r>
+    </w:p>
+    <w:p>
+      <w:r>
+        <w:t>An older woman approached</w:t>
+      </w:r>
+      <w:r>
+        <w:t>.</w:t>
+      </w:r>
+    </w:p>
+    <w:p>
+      <w:r>
+        <w:t>“Zanthal, t</w:t>
+      </w:r>
+      <w:r>
+        <w:t>his is the dorm mother Gertrude,</w:t>
+      </w:r>
+      <w:r>
+        <w:t>”</w:t>
+      </w:r>
+      <w:r>
+        <w:t xml:space="preserve"> Aeloria said.</w:t>
+      </w:r>
+    </w:p>
+    <w:p>
+      <w:r>
+        <w:t>Zanthal presented his ID.</w:t>
+      </w:r>
+    </w:p>
+    <w:p>
+      <w:r>
+        <w:t>“Hi dear, Principle Sara informed me of your arrival,” Gertrude said. “Here is the key to your room. Remember, no boys allowed.”</w:t>
+      </w:r>
+    </w:p>
+    <w:p>
+      <w:r>
+        <w:t>Zanthal’s face turned a deeper shade of red. “Yes ma’am.”</w:t>
+      </w:r>
+    </w:p>
+    <w:p>
+      <w:r>
+        <w:t xml:space="preserve">Aeloria laughed. “Come, I’ll introduce </w:t>
+      </w:r>
+      <w:r>
+        <w:t xml:space="preserve">you to </w:t>
+      </w:r>
+      <w:r>
+        <w:t>my friends.”</w:t>
+      </w:r>
+    </w:p>
+    <w:p>
+      <w:r>
+        <w:t>They headed to a group of ladies.</w:t>
+      </w:r>
+    </w:p>
+    <w:p>
+      <w:r>
+        <w:t xml:space="preserve">“This is Hurig, Barbara, Leslie, Tront, Simile and </w:t>
       </w:r>
       <w:proofErr w:type="spellStart"/>
       <w:r>
-        <w:t>Shakshouka</w:t>
+        <w:t>Trissie</w:t>
       </w:r>
       <w:proofErr w:type="spellEnd"/>
       <w:r>
-        <w:t xml:space="preserve">, </w:t>
-      </w:r>
-      <w:r>
-        <w:t>Creamy Quiche Lorraine</w:t>
-      </w:r>
-      <w:r>
-        <w:t xml:space="preserve">, </w:t>
-      </w:r>
-      <w:proofErr w:type="spellStart"/>
-      <w:r>
-        <w:t>Reimagine</w:t>
-      </w:r>
-      <w:proofErr w:type="spellEnd"/>
-      <w:r>
-        <w:t xml:space="preserve"> </w:t>
-      </w:r>
-      <w:proofErr w:type="spellStart"/>
-      <w:r>
-        <w:t>Foie</w:t>
-      </w:r>
-      <w:proofErr w:type="spellEnd"/>
-      <w:r>
-        <w:t xml:space="preserve"> Gras</w:t>
-      </w:r>
-      <w:r>
-        <w:t>, Beef Wellington, or anything is?”</w:t>
+        <w:t>,” Aeloria said. Everyone, this is Zanthal Brady. She will be staying with me.”</w:t>
+      </w:r>
+    </w:p>
+    <w:p>
+      <w:r>
+        <w:t>“Isn’t that a Nordic name,” Tront asked.</w:t>
       </w:r>
     </w:p>
     <w:p>
       <w:r>
         <w:lastRenderedPageBreak/>
-        <w:t>“Did you just memorize the menu?</w:t>
-      </w:r>
-      <w:r>
-        <w:t>” Aeloria asked, surprised.</w:t>
-      </w:r>
-    </w:p>
-    <w:p>
-      <w:r>
-        <w:t>“Yes,” Zanthal said.</w:t>
-      </w:r>
-      <w:r>
-        <w:t xml:space="preserve"> “I admit the deserts sound good though, like </w:t>
-      </w:r>
-      <w:r>
-        <w:t>Crème Brûlée</w:t>
-      </w:r>
-      <w:r>
-        <w:t xml:space="preserve">, </w:t>
-      </w:r>
-      <w:r>
-        <w:t>Chocolate Lava Cake</w:t>
-      </w:r>
-      <w:r>
-        <w:t>, or the ice creams. The rest I’ve never heard of.”</w:t>
-      </w:r>
-    </w:p>
-    <w:p>
-      <w:r>
-        <w:t xml:space="preserve">“What does the </w:t>
-      </w:r>
-      <w:r>
-        <w:t>Spaghetti Bolognese</w:t>
-      </w:r>
-      <w:r>
-        <w:t xml:space="preserve"> cost?” Aeloria asked.</w:t>
-      </w:r>
-    </w:p>
-    <w:p>
-      <w:r>
-        <w:t>“47.85$,” Zanthal said</w:t>
-      </w:r>
-      <w:r>
-        <w:t xml:space="preserve"> and grabbed some hair</w:t>
-      </w:r>
-      <w:r>
-        <w:t xml:space="preserve">. “I know what </w:t>
-      </w:r>
-      <w:r>
-        <w:t xml:space="preserve">Spaghetti </w:t>
-      </w:r>
-      <w:r>
-        <w:t xml:space="preserve">is but not the </w:t>
-      </w:r>
-      <w:r>
-        <w:t>Bolognese</w:t>
-      </w:r>
-      <w:r>
-        <w:t xml:space="preserve"> part.”</w:t>
-      </w:r>
-    </w:p>
-    <w:p>
-      <w:r>
-        <w:t>“That’s amazing,” Aeloria said, impressed.</w:t>
-      </w:r>
-    </w:p>
-    <w:p>
-      <w:r>
-        <w:t>“It’s just a menu,” Zanthal said, confused. “Can you order for me? I’m sure I’ll like it since our taste buds are the same.”</w:t>
-      </w:r>
-    </w:p>
-    <w:p>
+        <w:t>“I like it,” Zanthal said.</w:t>
+      </w:r>
+    </w:p>
+    <w:p>
+      <w:r>
+        <w:t xml:space="preserve">“We are thinking of going to the hot springs tomorrow </w:t>
+      </w:r>
+      <w:r>
+        <w:t xml:space="preserve">to </w:t>
+      </w:r>
+      <w:r>
+        <w:t>celebrate our class awakening,” Hurig said.</w:t>
+      </w:r>
+    </w:p>
+    <w:p>
+      <w:r>
+        <w:t>“Have fun,” Zanthal said.</w:t>
+      </w:r>
+    </w:p>
+    <w:p>
+      <w:r>
+        <w:t>“Aren’t you coming?” Leslie asked.</w:t>
+      </w:r>
+    </w:p>
+    <w:p>
+      <w:r>
+        <w:t>Zanthal crumpled to the ground, spilling books and food bag.</w:t>
+      </w:r>
+    </w:p>
+    <w:p>
+      <w:r>
+        <w:t>“Oh my God, are you okay?” Hurig asked worriedly. Aeloria and the other ladies helped him up.</w:t>
+      </w:r>
+    </w:p>
+    <w:p>
+      <w:r>
+        <w:t xml:space="preserve">“I’m </w:t>
+      </w:r>
+      <w:r>
+        <w:t xml:space="preserve">feeling </w:t>
+      </w:r>
+      <w:r>
+        <w:t>very tired,” Zanthal said.</w:t>
+      </w:r>
+      <w:r>
+        <w:t xml:space="preserve"> “It’s been a long day.”</w:t>
+      </w:r>
+    </w:p>
+    <w:p>
+      <w:r>
+        <w:t>“I’ll take you to our room,” Aeloria said.</w:t>
+      </w:r>
+    </w:p>
+    <w:p>
+      <w:r>
+        <w:t>“I’ll get your books and bag,” Tront the troll said.</w:t>
+      </w:r>
+    </w:p>
+    <w:p>
+      <w:r>
+        <w:t>They headed for the elevator and rode to the 4</w:t>
+      </w:r>
+      <w:r>
+        <w:rPr>
+          <w:vertAlign w:val="superscript"/>
+        </w:rPr>
+        <w:t>th</w:t>
+      </w:r>
+      <w:r>
+        <w:t xml:space="preserve"> floor of the residential complex.</w:t>
+      </w:r>
+    </w:p>
+    <w:p>
+      <w:r>
+        <w:t xml:space="preserve">Aeloria opened the door and Zanthal stepped in. </w:t>
+      </w:r>
+      <w:r>
+        <w:t>The inside looked like a hotel room and was identical to his old room in the boys’ dormitory.</w:t>
+      </w:r>
+    </w:p>
+    <w:p>
+      <w:r>
+        <w:t>“Private washroom, yes,” Zanthal exclaimed, happily.</w:t>
+      </w:r>
+    </w:p>
+    <w:p>
+      <w:r>
+        <w:t xml:space="preserve">Aeloria snickered and followed Zanthal in. The room was designed for two people, with bed, night stand, chest of drawers, a </w:t>
+      </w:r>
+      <w:r>
+        <w:t>desk</w:t>
+      </w:r>
+      <w:r>
+        <w:t xml:space="preserve"> and closets for each. Moving boxes were at the foot of the left bed. Also present was a new uniform.</w:t>
+      </w:r>
+    </w:p>
+    <w:p>
+      <w:r>
+        <w:t>“Aeloria, go have fun with your friends,” Zanthal said. “I will be spending the rest of the evening studying.”</w:t>
+      </w:r>
+    </w:p>
+    <w:p>
+      <w:r>
+        <w:t>“Are you sure you’ll be okay?” Aeloria asked, worriedly. “You have fainted entirely too many times today.”</w:t>
+      </w:r>
+    </w:p>
+    <w:p>
+      <w:r>
+        <w:lastRenderedPageBreak/>
+        <w:t>“Yes,” Zanthal said. “I need to be along. This is very stressful.”</w:t>
+      </w:r>
+    </w:p>
+    <w:p>
+      <w:r>
+        <w:t>“Okay Zanthal,” Aeloria said. “I’ll leave you my phone number. Call me if there is a problem.”</w:t>
+      </w:r>
+    </w:p>
+    <w:p>
+      <w:r>
+        <w:t xml:space="preserve">Aeloria wrote a number on a pad. </w:t>
+      </w:r>
+      <w:r>
+        <w:t>With a backward glance she</w:t>
+      </w:r>
+      <w:r>
+        <w:t xml:space="preserve"> and her friends</w:t>
+      </w:r>
+      <w:r>
+        <w:t xml:space="preserve"> headed out.</w:t>
+      </w:r>
+    </w:p>
+    <w:p>
+      <w:r>
+        <w:t>Zanthal let out a sigh of relief, alone for the first time since the catastrophe. It felt good to be alone.</w:t>
+      </w:r>
+    </w:p>
+    <w:p>
+      <w:r>
+        <w:t>It was time to unpack.</w:t>
+      </w:r>
+    </w:p>
+    <w:p>
+      <w:r>
+        <w:t xml:space="preserve">Books and laptop went on the desk. Nordic clothes went into </w:t>
+      </w:r>
+      <w:r>
+        <w:t xml:space="preserve">the </w:t>
+      </w:r>
+      <w:r>
+        <w:t>closet. Moving the boxes was surprisingly tiring.</w:t>
+      </w:r>
+    </w:p>
+    <w:p>
+      <w:r>
+        <w:t>Everyday junk such as scissors and tooth paste went into the chest of drawers. Uniform went into the closet.</w:t>
+      </w:r>
+    </w:p>
+    <w:p>
+      <w:r>
+        <w:t>Last step was plugging in the laptop and connecting to the WIFI.</w:t>
+      </w:r>
+    </w:p>
+    <w:p>
+      <w:r>
+        <w:t>Unpacking done</w:t>
+      </w:r>
+      <w:r>
+        <w:t>, Zanthal absently ate his leftovers while reading his book on etiquette.</w:t>
+      </w:r>
+    </w:p>
+    <w:p>
+      <w:r>
+        <w:t>The book was thorough and entirely too big. Most of the information was irrelevant. However, he did read up on how to greet a Duke, table manners, and other relevant information.</w:t>
+      </w:r>
+    </w:p>
+    <w:p>
+      <w:r>
+        <w:t>Zanthal paused for a moment, wondering if he should read the rest of the book. However, he had nothing better to do. He focused on related items.</w:t>
+      </w:r>
+    </w:p>
+    <w:p>
+      <w:r>
+        <w:t>Aeloria entered hours later and found Zanthal reading. “Had fun with your friends?”</w:t>
+      </w:r>
+    </w:p>
+    <w:p>
+      <w:r>
+        <w:t>“Yes I did,” Aeloria said. “I wish you had come.”</w:t>
+      </w:r>
+    </w:p>
+    <w:p>
+      <w:r>
+        <w:t>“Perhaps another time,” Zanthal said.</w:t>
+      </w:r>
+    </w:p>
+    <w:p>
+      <w:r>
+        <w:lastRenderedPageBreak/>
+        <w:t>“I notice you like playing with your hair,” Aeloria said.</w:t>
+      </w:r>
+    </w:p>
+    <w:p>
+      <w:r>
+        <w:t>“I had no idea hair could be so amazing,” Zanthal said. “Now I understand … no, I don’t. I’m thinking of growing my hair long when I get my Nordic body back. Although taking care of it is going to be a pain. With short hair, you cut it and forget it.”</w:t>
+      </w:r>
+    </w:p>
+    <w:p>
+      <w:r>
+        <w:t>“That thing is pretty,” Aeloria said, pointing.</w:t>
+      </w:r>
+    </w:p>
+    <w:p>
+      <w:r>
+        <w:t>“It’s called a dream catcher,” Zanthal said. “It reduces the severity of my nightmares.”</w:t>
+      </w:r>
+    </w:p>
+    <w:p>
+      <w:r>
+        <w:t>“Don’t you like art or beautiful things?” Aeloria asked.</w:t>
+      </w:r>
+    </w:p>
+    <w:p>
+      <w:r>
+        <w:t>“I like women,” Zanthal said. “Unfortunately right now I can’t enjoy any of them.</w:t>
+      </w:r>
+    </w:p>
+    <w:p>
+      <w:r>
+        <w:t>“I finished reading the relevant chapters on etiquette and how to greet your dad.</w:t>
+      </w:r>
+      <w:r>
+        <w:t>”</w:t>
+      </w:r>
+    </w:p>
+    <w:p>
+      <w:r>
+        <w:t>“Have you dated?” Aeloria asked.</w:t>
+      </w:r>
+    </w:p>
+    <w:p>
+      <w:r>
+        <w:t>“Don’t have the time,” Zanthal said</w:t>
+      </w:r>
+      <w:r>
+        <w:t>, shaking his head</w:t>
+      </w:r>
+      <w:r>
+        <w:t xml:space="preserve">. “Every day I delay </w:t>
+      </w:r>
+      <w:r>
+        <w:t xml:space="preserve">training </w:t>
+      </w:r>
+      <w:r>
+        <w:t>is a day an evil monster terrorizes someone.</w:t>
+      </w:r>
+      <w:r>
+        <w:t>”</w:t>
+      </w:r>
+    </w:p>
+    <w:p>
+      <w:r>
+        <w:t>“Have you taken a shower yet?” Aeloria asked.</w:t>
+      </w:r>
+    </w:p>
+    <w:p>
+      <w:r>
+        <w:t xml:space="preserve">“Absolutely not,” Zanthal </w:t>
+      </w:r>
+      <w:r>
+        <w:t>declared</w:t>
+      </w:r>
+      <w:r>
+        <w:t>. “You’ll have to deal with my stink for today. Then again I have your body, so I can’t possibly stink.”</w:t>
+      </w:r>
+    </w:p>
+    <w:p>
+      <w:r>
+        <w:t>“Where did you get that idea?” Aeloria asked.</w:t>
+      </w:r>
+    </w:p>
+    <w:p>
+      <w:r>
+        <w:t xml:space="preserve">“I will need to go shopping tomorrow,” Zanthal said. “I only have </w:t>
+      </w:r>
+      <w:r>
+        <w:t>my school uniforms</w:t>
+      </w:r>
+      <w:r>
+        <w:t>. By the way, the school uniform should be fine meeting your parents, correct?”</w:t>
+      </w:r>
+    </w:p>
+    <w:p>
+      <w:r>
+        <w:t xml:space="preserve">“Yes, that’s fine,” </w:t>
+      </w:r>
       <w:r>
         <w:t xml:space="preserve">Aeloria </w:t>
       </w:r>
       <w:r>
-        <w:t xml:space="preserve">just </w:t>
-      </w:r>
-      <w:r>
-        <w:t>shook her head and said, “Sure.”</w:t>
-      </w:r>
-    </w:p>
-    <w:p>
-      <w:r>
-        <w:t>“Next time, I’</w:t>
-      </w:r>
-      <w:r>
-        <w:t>ll</w:t>
-      </w:r>
-      <w:r>
-        <w:t xml:space="preserve"> take you to </w:t>
-      </w:r>
-      <w:r>
-        <w:t>Stampede Steakhouse</w:t>
-      </w:r>
-      <w:r>
-        <w:t>,” Zanthal said</w:t>
-      </w:r>
-      <w:r>
-        <w:t xml:space="preserve"> as he twisted his hair between his fingers</w:t>
-      </w:r>
-      <w:r>
-        <w:t xml:space="preserve">. </w:t>
-      </w:r>
-      <w:r>
-        <w:t xml:space="preserve">“They have these 2 kg steaks </w:t>
-      </w:r>
-      <w:r>
-        <w:t xml:space="preserve">from Hell Bison </w:t>
-      </w:r>
-      <w:r>
-        <w:t>that are amazing.”</w:t>
-      </w:r>
-    </w:p>
-    <w:p>
-      <w:r>
-        <w:t>Aeloria chuckled and said, “I don’t think you will be able to eat that with my body.”</w:t>
-      </w:r>
-    </w:p>
-    <w:p>
-      <w:r>
-        <w:t>Zanthal looked down and said, “Damn, I almost forgot. That’s good.</w:t>
-      </w:r>
-      <w:r>
-        <w:t xml:space="preserve"> The key to synchronization is being comfortable in one’s skin</w:t>
-      </w:r>
-      <w:r>
-        <w:t>, or at least that’s what Dr. Brenda said</w:t>
-      </w:r>
-      <w:r>
-        <w:t>.”</w:t>
-      </w:r>
-    </w:p>
-    <w:p>
-      <w:r>
-        <w:t xml:space="preserve">The waiter came </w:t>
-      </w:r>
-      <w:r>
-        <w:t xml:space="preserve">with the drinks </w:t>
-      </w:r>
-      <w:r>
-        <w:t>and Aeloria ordered for both.</w:t>
-      </w:r>
-    </w:p>
-    <w:p>
-      <w:r>
-        <w:t>“What will you do after dinner?” Aeloria asked.</w:t>
-      </w:r>
-    </w:p>
-    <w:p>
-      <w:r>
-        <w:t>“You are a Druidic Ranger,” Zanthal said. “What can you tell me about the class? I have a sneaking suspicion that I might have that as a sub-class.”</w:t>
+        <w:t xml:space="preserve">said and </w:t>
+      </w:r>
+      <w:r>
+        <w:t>began undressing.</w:t>
       </w:r>
     </w:p>
     <w:p>
       <w:r>
         <w:lastRenderedPageBreak/>
-        <w:t xml:space="preserve">“I </w:t>
-      </w:r>
-      <w:r>
-        <w:t xml:space="preserve">am </w:t>
-      </w:r>
-      <w:r>
-        <w:t>starting to feel the life forces flowing about the place,” Aeloria said.</w:t>
-      </w:r>
-      <w:r>
-        <w:t xml:space="preserve"> “I feel more in connection with nature. I noticed that when we went to the park.”</w:t>
-      </w:r>
-    </w:p>
-    <w:p>
-      <w:r>
-        <w:t>“I think I understand,” Zanthal said. “I do believe I have not just your body, but your racial abilities and even your class.</w:t>
-      </w:r>
-    </w:p>
-    <w:p>
-      <w:r>
-        <w:t>“I would like to go to the library and read up on Druidic magic,” Zanthal said. “The faster we can start, the faster we can master the class.</w:t>
-      </w:r>
-    </w:p>
-    <w:p>
-      <w:r>
-        <w:t>“I also want a book on what a ranger actually is and how to train it.</w:t>
-      </w:r>
-    </w:p>
-    <w:p>
-      <w:r>
-        <w:t>“What about you? Don’t you need girl time with your friends?”</w:t>
-      </w:r>
-    </w:p>
-    <w:p>
-      <w:r>
-        <w:t>“I won’t deny we left rather abruptly,” Aeloria said. “They must be wondering what happened. We can go to the dorm after dinner.</w:t>
-      </w:r>
-    </w:p>
-    <w:p>
-      <w:r>
-        <w:t>“Never mind me. When do you have time for fun?” Aeloria asked.</w:t>
-      </w:r>
-    </w:p>
-    <w:p>
-      <w:r>
-        <w:t>“I can’t have fun when there are monsters out there,” Zanthal said. “As it stands, I already wasted half your day.”</w:t>
-      </w:r>
-    </w:p>
-    <w:p>
-      <w:r>
-        <w:t>“Zanthal, I’m here because I want to be,” Aeloria said. “Also, what do you think I do all the time?”</w:t>
-      </w:r>
-    </w:p>
-    <w:p>
-      <w:r>
-        <w:t>“You train of course,” Zanthal said.</w:t>
-      </w:r>
-    </w:p>
-    <w:p>
-      <w:r>
-        <w:t>“Is it the same with the people in your small town?” Aeloria asked.</w:t>
-      </w:r>
-    </w:p>
-    <w:p>
-      <w:r>
-        <w:t>“No,” Zanthal said. “Most of them are stupid yokels who can barely tie their shoelaces.”</w:t>
-      </w:r>
-    </w:p>
-    <w:p>
-      <w:r>
-        <w:t>“How is school here?” Aeloria asked.</w:t>
-      </w:r>
-    </w:p>
-    <w:p>
-      <w:r>
-        <w:t>“I can barely keep up,” Zanthal said. “The study of the deeper magics of the abyss is hard to get my mind around.”</w:t>
-      </w:r>
-    </w:p>
-    <w:p>
-      <w:r>
-        <w:t>Aeloria could only laugh.</w:t>
-      </w:r>
-    </w:p>
-    <w:p>
+        <w:t>“Do you have to blush? You’re making me feel embarrassed,” Aeloria said.</w:t>
+      </w:r>
+    </w:p>
+    <w:p>
+      <w:r>
+        <w:t>“Sorry,” Zanthal said with a grimace. He opened up his book and began reading.</w:t>
+      </w:r>
+    </w:p>
+    <w:p>
+      <w:r>
+        <w:t>“I’m glad I chose you,” Aeloria said, smiling.</w:t>
+      </w:r>
+    </w:p>
+    <w:p>
+      <w:r>
+        <w:t xml:space="preserve">“What do you mean you choose me? </w:t>
+      </w:r>
+      <w:r>
+        <w:t>It was my fault I’m in this mess</w:t>
+      </w:r>
+      <w:r>
+        <w:t>. I still don’t know how or why,” Zanthal said</w:t>
+      </w:r>
+      <w:r>
+        <w:t>, looking up from his book</w:t>
+      </w:r>
+      <w:r>
+        <w:t>.</w:t>
+      </w:r>
+    </w:p>
+    <w:p>
+      <w:r>
+        <w:t xml:space="preserve">Aeloria’s face turned red and </w:t>
+      </w:r>
+      <w:r>
+        <w:t xml:space="preserve">she </w:t>
+      </w:r>
+      <w:r>
+        <w:t>said, “I’ll</w:t>
+      </w:r>
+      <w:r>
+        <w:t xml:space="preserve"> help you get clothes tomorrow. I’m taking a shower.”</w:t>
+      </w:r>
+    </w:p>
+    <w:p>
+      <w:pPr>
+        <w:pStyle w:val="H2"/>
+      </w:pPr>
       <w:r>
         <w:lastRenderedPageBreak/>
-        <w:t>The food arrived.</w:t>
-      </w:r>
-    </w:p>
-    <w:p>
-      <w:r>
-        <w:t>While eating, Aeloria’s phone rang.</w:t>
-      </w:r>
-    </w:p>
-    <w:p>
-      <w:r>
-        <w:t>“Hi mum,” Aeloria said. “Yes, mum. Okay mum. How about Sunday? I’ll tell him mum. Bye mum.”</w:t>
-      </w:r>
-    </w:p>
-    <w:p>
-      <w:r>
-        <w:t>“Let me guess,” Zanthal said. “Your parents want to meet me.”</w:t>
-      </w:r>
-    </w:p>
-    <w:p>
-      <w:r>
-        <w:t>“How do you know?” Aeloria asked.</w:t>
-      </w:r>
-    </w:p>
-    <w:p>
-      <w:r>
-        <w:t>“Some dude became your doppelganger and is now staying with you,” Zanthal said. “If I were them I would be worried too.  I’m sure we are being shadowed even now.”</w:t>
-      </w:r>
-    </w:p>
-    <w:p>
-      <w:r>
-        <w:t>Aeloria nodded and said, “Sunday at 6:00PM.”</w:t>
-      </w:r>
-    </w:p>
-    <w:p>
-      <w:r>
-        <w:t>Zanthal looked at his meal and said, “I better borrow a book on etiquette from the library. As a country person, I don’t know how to deal with nobility.</w:t>
-      </w:r>
-    </w:p>
-    <w:p>
-      <w:r>
-        <w:t>“Damn, I can’t believe I’m getting stuffed with so little food.”</w:t>
-      </w:r>
-    </w:p>
-    <w:p>
-      <w:r>
-        <w:t>“You shouldn’t stuff yourself,” Aeloria said.</w:t>
-      </w:r>
-    </w:p>
-    <w:p>
-      <w:r>
-        <w:t>“I don’t want to waste food,” Zanthal said.</w:t>
-      </w:r>
-    </w:p>
-    <w:p>
-      <w:r>
-        <w:t>“You could get a stomach ache,” Aeloria said.</w:t>
-      </w:r>
-    </w:p>
-    <w:p>
-      <w:r>
-        <w:t>“I don’t get stomach…sorry, I forgot you would know best,” Zanthal said. “I still don’t like wasting food.</w:t>
-      </w:r>
-    </w:p>
-    <w:p>
-      <w:r>
-        <w:t>“Wait a minute. I just discovered I have a storage ability.”</w:t>
-      </w:r>
-    </w:p>
-    <w:p>
-      <w:r>
-        <w:t>Aeloria raised a hand and a waiter</w:t>
-      </w:r>
-      <w:r>
-        <w:t xml:space="preserve"> came. “Can I have a box please and also the check?</w:t>
-      </w:r>
-      <w:r>
-        <w:t>”</w:t>
-      </w:r>
-    </w:p>
-    <w:p>
-      <w:r>
-        <w:t>Zanthal boxed the food and stored it. The box disintegrated as it was added to his metaphysical storage.</w:t>
+        <w:t>Meeting the Parents</w:t>
+      </w:r>
+    </w:p>
+    <w:p>
+      <w:pPr>
+        <w:pStyle w:val="Quote1"/>
+      </w:pPr>
+    </w:p>
+    <w:p>
+      <w:r>
+        <w:t>Zanthal got up and went to the washroom. He un-zippered his pants and almost peed on himself. Cursing, he sat down and finished his task. Next he brushed his teeth and straightened his clothes.</w:t>
+      </w:r>
+    </w:p>
+    <w:p>
+      <w:r>
+        <w:t>“I’m ready to go,” Zanthal said as he put on his tie and jacket.</w:t>
+      </w:r>
+    </w:p>
+    <w:p>
+      <w:r>
+        <w:t>“Not with that hair you’re not,” Aeloria said. Sit on that chair and I’ll do your hair.”</w:t>
+      </w:r>
+    </w:p>
+    <w:p>
+      <w:r>
+        <w:t>Zanthal sighed and sat down. “Being the doppelganger of a princess is a pain.”</w:t>
+      </w:r>
+    </w:p>
+    <w:p>
+      <w:r>
+        <w:t>Aeloria laughed and started combing.</w:t>
+      </w:r>
+    </w:p>
+    <w:p>
+      <w:r>
+        <w:t>“Do you prefer a ponytail or free?” Aeloria asked.</w:t>
+      </w:r>
+    </w:p>
+    <w:p>
+      <w:r>
+        <w:t>“I don’t care,” Zanthal said.</w:t>
+      </w:r>
+    </w:p>
+    <w:p>
+      <w:r>
+        <w:t>“Ponytail it is,” Aeloria said. “That will make you…”</w:t>
+      </w:r>
+    </w:p>
+    <w:p>
+      <w:r>
+        <w:t>“Don’t say cute,” Zanthal said.</w:t>
+      </w:r>
+    </w:p>
+    <w:p>
+      <w:r>
+        <w:t>Aeloria laughed.</w:t>
+      </w:r>
+    </w:p>
+    <w:p>
+      <w:r>
+        <w:t>Zanthal opened the door and found a package for him. In it was a bottle of pills. It had a label</w:t>
+      </w:r>
+      <w:r>
+        <w:t>:</w:t>
+      </w:r>
+    </w:p>
+    <w:p>
+      <w:pPr>
+        <w:pStyle w:val="StatusMessage"/>
+      </w:pPr>
+      <w:r>
+        <w:t>Sedative</w:t>
+      </w:r>
+    </w:p>
+    <w:p>
+      <w:pPr>
+        <w:pStyle w:val="StatusMessage"/>
+      </w:pPr>
+      <w:r>
+        <w:t xml:space="preserve">Use maximum of </w:t>
+      </w:r>
+      <w:r>
+        <w:t>1</w:t>
+      </w:r>
+      <w:r>
+        <w:t xml:space="preserve"> every 4 hours</w:t>
+      </w:r>
+    </w:p>
+    <w:p>
+      <w:r>
+        <w:t>Zanthal pocketed the pills and they headed out.</w:t>
+      </w:r>
+    </w:p>
+    <w:p>
+      <w:r>
+        <w:t>“How is your System?” Zanthal asked. “Mine is still unresponsive.”</w:t>
+      </w:r>
+    </w:p>
+    <w:p>
+      <w:r>
+        <w:t>“Same here,” Aeloria said.</w:t>
       </w:r>
     </w:p>
     <w:p>
       <w:r>
         <w:lastRenderedPageBreak/>
-        <w:t>Aeloria paid and they stepped out of the restaurant.</w:t>
-      </w:r>
-      <w:r>
-        <w:t xml:space="preserve"> They entered a less crowded area and Zanthal said, “I’m feeling more comfortable now that we are mostly alone. All those people were making me feel claustrophobic.”</w:t>
-      </w:r>
-    </w:p>
-    <w:p>
-      <w:r>
-        <w:t>“What do you think about delving the abyss?” Aeloria asked.</w:t>
-      </w:r>
-    </w:p>
-    <w:p>
-      <w:r>
-        <w:t>“It is necessary to become strong,” Zanthal said. “Also, the resources returned are needed now that animals have mutated, just like humans.”</w:t>
-      </w:r>
-    </w:p>
-    <w:p>
-      <w:r>
-        <w:t>They entered the library and headed to the reception desk.</w:t>
-      </w:r>
-    </w:p>
-    <w:p>
-      <w:r>
-        <w:t xml:space="preserve">“Excuse me ma’am, I need books on etiquette. I need to meet with Duke </w:t>
-      </w:r>
-      <w:proofErr w:type="spellStart"/>
-      <w:r>
-        <w:t>Barran</w:t>
-      </w:r>
-      <w:proofErr w:type="spellEnd"/>
-      <w:r>
-        <w:t xml:space="preserve"> Sunday,” Zanthal said.</w:t>
-      </w:r>
-    </w:p>
-    <w:p>
-      <w:r>
-        <w:t>The librarian looked at both and asked, “Isn’t that your dad?”</w:t>
-      </w:r>
-    </w:p>
-    <w:p>
-      <w:r>
-        <w:t xml:space="preserve">Not wanting to explain his ridiculous class, Zanthal said, “I also need books on </w:t>
-      </w:r>
-      <w:r>
-        <w:t>Druidic magic and Ranger skills.”</w:t>
-      </w:r>
-    </w:p>
-    <w:p>
-      <w:r>
-        <w:t>“No problem dear,” the librarian said. “Please follow me.”</w:t>
-      </w:r>
-    </w:p>
-    <w:p>
-      <w:r>
-        <w:t>Ten minutes later, the books were retrieved and Zanthal signed out his books with his new ID.</w:t>
-      </w:r>
-    </w:p>
-    <w:p>
-      <w:r>
-        <w:t>They stepped out of the library and Zanthal stored his books in his storage.</w:t>
-      </w:r>
-    </w:p>
-    <w:p>
-      <w:r>
-        <w:t>The final stop was the</w:t>
-      </w:r>
-      <w:r>
-        <w:t xml:space="preserve"> female dorm house.</w:t>
-      </w:r>
-    </w:p>
-    <w:p>
-      <w:r>
-        <w:t xml:space="preserve">“I feel like I’m intruding,” Zanthal said as he approached. </w:t>
-      </w:r>
-      <w:r>
-        <w:t>He stopped at the entrance.</w:t>
-      </w:r>
-    </w:p>
-    <w:p>
-      <w:r>
-        <w:t>“Come on,” Aeloria said, slightly annoyed.</w:t>
-      </w:r>
-    </w:p>
-    <w:p>
-      <w:r>
-        <w:t xml:space="preserve">“Easy for you to say,” Zanthal </w:t>
-      </w:r>
-      <w:r>
-        <w:t xml:space="preserve">grumbled. </w:t>
-      </w:r>
-      <w:r>
-        <w:t>Bracing himself, he took the fateful step through.</w:t>
+        <w:t>“Let’s go jogging,” Zanthal said. He dashed off.</w:t>
+      </w:r>
+    </w:p>
+    <w:p>
+      <w:r>
+        <w:t>“Do you like this hair style?” Aeloria asked.</w:t>
+      </w:r>
+    </w:p>
+    <w:p>
+      <w:r>
+        <w:t>“They are both annoying,” Zanthal said. “Hair may be fun to play with but nothing beats convenience.</w:t>
+      </w:r>
+    </w:p>
+    <w:p>
+      <w:r>
+        <w:t>“Good, we are close to a Ballfarts store.”</w:t>
+      </w:r>
+    </w:p>
+    <w:p>
+      <w:r>
+        <w:t>“You shop there?” Aeloria asked, shocked.</w:t>
+      </w:r>
+    </w:p>
+    <w:p>
+      <w:r>
+        <w:t>“I’m not a rich princess, you know,” Zanthal said. “Ballfarts has functional clothes.”</w:t>
+      </w:r>
+    </w:p>
+    <w:p>
+      <w:r>
+        <w:t>“I’ll buy you some clothes,” Aeloria offered.</w:t>
+      </w:r>
+    </w:p>
+    <w:p>
+      <w:r>
+        <w:t>“Perhaps another time,” Zanthal said. “Besides, do you even know about boy clothes?”</w:t>
+      </w:r>
+    </w:p>
+    <w:p>
+      <w:r>
+        <w:t>“Of course I do,” Aeloria said. “I do have 6 brothers.”</w:t>
+      </w:r>
+    </w:p>
+    <w:p>
+      <w:r>
+        <w:t>“Rough,” Zanthal said.</w:t>
+      </w:r>
+    </w:p>
+    <w:p>
+      <w:r>
+        <w:t>“I know,” Aeloria said, sighing. “Can you imagine … of course you do? You hate boys.”</w:t>
+      </w:r>
+    </w:p>
+    <w:p>
+      <w:r>
+        <w:t>“You can hate boys while still enjoying being one,” Zanthal said. “Male animals in the past would fight on sight, especially when females come in heat.”</w:t>
+      </w:r>
+    </w:p>
+    <w:p>
+      <w:r>
+        <w:t>They entered the store headed for the men’s section.</w:t>
+      </w:r>
+    </w:p>
+    <w:p>
+      <w:r>
+        <w:t>“Why is the men’s section so much smaller than the woman’s section? It’s not fair,” Zanthal grumbled.</w:t>
+      </w:r>
+    </w:p>
+    <w:p>
+      <w:r>
+        <w:t>“You can shop in the woman’s section,” Aeloria suggested.</w:t>
+      </w:r>
+    </w:p>
+    <w:p>
+      <w:r>
+        <w:t xml:space="preserve">“That’s a hard pass,” </w:t>
+      </w:r>
+      <w:r>
+        <w:t>Zanthal said. “What size jeans do you use? What shirt size?”</w:t>
       </w:r>
     </w:p>
     <w:p>
       <w:r>
         <w:lastRenderedPageBreak/>
-        <w:t>“That wasn’t so bad, wasn’t it?” Aeloria asked.</w:t>
-      </w:r>
-    </w:p>
-    <w:p>
-      <w:r>
-        <w:t>“Easy for you to say,” Zanthal said.</w:t>
-      </w:r>
-    </w:p>
-    <w:p>
-      <w:r>
-        <w:t>It was then that Zanthal noticed that some of the women in the hall were staring at him.</w:t>
-      </w:r>
-    </w:p>
-    <w:p>
-      <w:r>
-        <w:t>“Aeloria, why are there two of you?” a teen asked.</w:t>
-      </w:r>
-    </w:p>
-    <w:p>
-      <w:r>
-        <w:t>“Why were you hesitating?” another teen asked. “Why are you wearing a boy’s uniform?”</w:t>
-      </w:r>
-    </w:p>
-    <w:p>
-      <w:r>
-        <w:t>“This is Zanthal, a friend from my class,” Aeloria said. “She will be staying with me. Her stuff should arrive at my room soon. Tell the other girls we will meet soon.”</w:t>
-      </w:r>
-    </w:p>
-    <w:p>
-      <w:r>
-        <w:t>An older woman approached and Aeloria said, “Zanthal, this is the dorm mother Gertrude.”</w:t>
-      </w:r>
-    </w:p>
-    <w:p>
-      <w:r>
-        <w:t>Zanthal presented his ID.</w:t>
-      </w:r>
-    </w:p>
-    <w:p>
-      <w:r>
-        <w:t>“Hi dear, Principle Sara informed me of your arrival,” Gertrude said. “Here is the key to your room. Remember, no boys allowed.”</w:t>
-      </w:r>
-    </w:p>
-    <w:p>
-      <w:r>
-        <w:t>Zanthal’s face turned a deeper shade of red. “Yes ma’am.”</w:t>
-      </w:r>
-    </w:p>
-    <w:p>
-      <w:r>
-        <w:t>Aeloria laughed. “Come, I’ll introduce my friends to you.”</w:t>
-      </w:r>
-    </w:p>
-    <w:p>
-      <w:r>
-        <w:t>They headed to a group of ladies.</w:t>
-      </w:r>
-    </w:p>
-    <w:p>
-      <w:r>
-        <w:t xml:space="preserve">“This is </w:t>
-      </w:r>
-      <w:proofErr w:type="spellStart"/>
-      <w:r>
-        <w:t>Hurig</w:t>
-      </w:r>
-      <w:proofErr w:type="spellEnd"/>
-      <w:r>
-        <w:t xml:space="preserve">, </w:t>
-      </w:r>
-      <w:r>
-        <w:t>Barbara</w:t>
-      </w:r>
-      <w:r>
-        <w:t xml:space="preserve">, </w:t>
-      </w:r>
-      <w:r>
-        <w:t>Leslie</w:t>
-      </w:r>
-      <w:r>
-        <w:t xml:space="preserve">, </w:t>
-      </w:r>
-      <w:proofErr w:type="spellStart"/>
-      <w:r>
-        <w:t>Tront</w:t>
-      </w:r>
-      <w:proofErr w:type="spellEnd"/>
-      <w:r>
-        <w:t xml:space="preserve">, </w:t>
-      </w:r>
-      <w:r>
-        <w:t>Simile</w:t>
-      </w:r>
-      <w:r>
-        <w:t xml:space="preserve"> and </w:t>
-      </w:r>
-      <w:proofErr w:type="spellStart"/>
-      <w:r>
-        <w:t>Trissie</w:t>
-      </w:r>
-      <w:proofErr w:type="spellEnd"/>
-      <w:r>
-        <w:t>,” Aeloria said. Everyone, this is Zanthal Brady. She will be staying with me.”</w:t>
-      </w:r>
-    </w:p>
-    <w:p>
-      <w:r>
-        <w:t xml:space="preserve">“We are thinking of going to the hot springs tomorrow celebrate our class awakening,” </w:t>
-      </w:r>
-      <w:proofErr w:type="spellStart"/>
-      <w:r>
-        <w:t>Hurig</w:t>
-      </w:r>
-      <w:proofErr w:type="spellEnd"/>
-      <w:r>
-        <w:t xml:space="preserve"> said.</w:t>
-      </w:r>
-    </w:p>
-    <w:p>
-      <w:r>
-        <w:t>“Have fun,” Zanthal said.</w:t>
-      </w:r>
-    </w:p>
-    <w:p>
-      <w:r>
-        <w:t>“Aren’t you coming?” Leslie asked.</w:t>
+        <w:t>“We can try out several sizes,” Aeloria said. “There is a fitting room there.”</w:t>
+      </w:r>
+    </w:p>
+    <w:p>
+      <w:r>
+        <w:t>“That would mean undressing,” Zanthal said.</w:t>
+      </w:r>
+    </w:p>
+    <w:p>
+      <w:r>
+        <w:t xml:space="preserve">“You can’t live in that one uniform forever,” Aeloria </w:t>
+      </w:r>
+      <w:r>
+        <w:t>scolded</w:t>
+      </w:r>
+      <w:r>
+        <w:t>.</w:t>
+      </w:r>
+    </w:p>
+    <w:p>
+      <w:r>
+        <w:t>“Fine,” Zanthal said and accepted clothes.</w:t>
+      </w:r>
+    </w:p>
+    <w:p>
+      <w:r>
+        <w:t>They headed into the changing room and Zanthal closed his eyes and removed his uniform.</w:t>
+      </w:r>
+    </w:p>
+    <w:p>
+      <w:r>
+        <w:t>“I might as well get this over with,” Zanthal said and opened his eyes.</w:t>
+      </w:r>
+      <w:r>
+        <w:t xml:space="preserve"> “It’s not as bad, but still incredibly uncomfortable.”</w:t>
+      </w:r>
+    </w:p>
+    <w:p>
+      <w:r>
+        <w:t>After several tries, Zanthal found the sized that best suited him.</w:t>
+      </w:r>
+    </w:p>
+    <w:p>
+      <w:r>
+        <w:t>The next stop was running shoes and socks. This was easy by comparison.</w:t>
+      </w:r>
+    </w:p>
+    <w:p>
+      <w:r>
+        <w:t>Finally was a night suit.</w:t>
+      </w:r>
+    </w:p>
+    <w:p>
+      <w:r>
+        <w:t>With clothes in hand, they headed for the checkout.</w:t>
+      </w:r>
+    </w:p>
+    <w:p>
+      <w:r>
+        <w:t xml:space="preserve">“You only bought </w:t>
+      </w:r>
+      <w:r>
+        <w:t xml:space="preserve">set of </w:t>
+      </w:r>
+      <w:r>
+        <w:t xml:space="preserve">day </w:t>
+      </w:r>
+      <w:r>
+        <w:t>clothes and shoes</w:t>
+      </w:r>
+      <w:r>
+        <w:t>,” Aeloria said as they headed out.</w:t>
+      </w:r>
+    </w:p>
+    <w:p>
+      <w:r>
+        <w:t>“I can buy more another time. I know my sizes now. I’m all shopped out,” Zanthal said. “Let’s go home. I need to change.</w:t>
+      </w:r>
+      <w:r>
+        <w:t xml:space="preserve"> When are your friends going to the hot springs?”</w:t>
+      </w:r>
+    </w:p>
+    <w:p>
+      <w:r>
+        <w:t>“Why don’t we go together?” Aeloria asked.</w:t>
+      </w:r>
+    </w:p>
+    <w:p>
+      <w:r>
+        <w:t>“Sorry,” Zanthal said. “I’m not comfortable in this body for that yet. Also, do you really want me to look at other women?”</w:t>
+      </w:r>
+    </w:p>
+    <w:p>
+      <w:r>
+        <w:t>“No,” Aeloria said hastily.</w:t>
+      </w:r>
+    </w:p>
+    <w:p>
+      <w:r>
+        <w:t>Zanthal laughed.</w:t>
       </w:r>
     </w:p>
     <w:p>
       <w:r>
         <w:lastRenderedPageBreak/>
-        <w:t xml:space="preserve">“Sorry but I’m a boy on the inside,” </w:t>
-      </w:r>
-      <w:r>
-        <w:t>Zanthal said. “I’m required by school regulations to be here but I’m not required to do that.”</w:t>
-      </w:r>
-    </w:p>
-    <w:p/>
-    <w:p/>
-    <w:p/>
-    <w:p/>
-    <w:p/>
-    <w:p/>
-    <w:p/>
-    <w:p/>
-    <w:p/>
-    <w:p/>
-    <w:p/>
+        <w:t xml:space="preserve">They arrived at the dorm room and Zanthal dumped his loot on his bed. </w:t>
+      </w:r>
+      <w:r>
+        <w:t>“Okay, other than taking a shower, I can do most things now. Why don’t you have fun with your friends?”</w:t>
+      </w:r>
+    </w:p>
+    <w:p>
+      <w:r>
+        <w:t>“Please come,” Aeloria begged. “I don’t think I can have fun without you.”</w:t>
+      </w:r>
+    </w:p>
+    <w:p>
+      <w:r>
+        <w:t xml:space="preserve">“Please don’t beg like that,” Zanthal said. He relented and said, </w:t>
+      </w:r>
+      <w:r>
+        <w:t>“Fine. However, don’t expect me not to faint.”</w:t>
+      </w:r>
+    </w:p>
+    <w:p>
+      <w:r>
+        <w:t>“Yippy,” Aeloria said happily. “I’ll call a ride now.”</w:t>
+      </w:r>
+    </w:p>
+    <w:p>
+      <w:r>
+        <w:t xml:space="preserve">“I feel like a Pokémon. All I need is a </w:t>
+      </w:r>
+      <w:r>
+        <w:t>poké</w:t>
+      </w:r>
+      <w:r>
+        <w:t>b</w:t>
+      </w:r>
+      <w:r>
+        <w:t>all</w:t>
+      </w:r>
+      <w:r>
+        <w:t>,” Zanthal said.</w:t>
+      </w:r>
+    </w:p>
+    <w:p>
+      <w:r>
+        <w:t xml:space="preserve">Aeloria giggled and </w:t>
+      </w:r>
+    </w:p>
     <w:p/>
     <w:p/>
     <w:p/>
@@ -2601,7 +3644,7 @@
             <w:rPr>
               <w:noProof/>
             </w:rPr>
-            <w:t>21</w:t>
+            <w:t>23</w:t>
           </w:r>
         </w:fldSimple>
       </w:p>
@@ -4427,6 +5470,42 @@
       <w:lang w:val="en-CA"/>
     </w:rPr>
   </w:style>
+  <w:style w:type="paragraph" w:customStyle="1" w:styleId="H4-Entry">
+    <w:name w:val="H4 - Entry"/>
+    <w:basedOn w:val="Normal"/>
+    <w:qFormat/>
+    <w:rsid w:val="00764914"/>
+    <w:pPr>
+      <w:widowControl w:val="0"/>
+      <w:tabs>
+        <w:tab w:val="left" w:pos="2268"/>
+      </w:tabs>
+      <w:suppressAutoHyphens/>
+      <w:autoSpaceDE w:val="0"/>
+      <w:spacing w:after="0" w:line="240" w:lineRule="auto"/>
+      <w:jc w:val="left"/>
+    </w:pPr>
+    <w:rPr>
+      <w:rFonts w:asciiTheme="minorHAnsi" w:hAnsiTheme="minorHAnsi" w:cstheme="minorHAnsi"/>
+      <w:szCs w:val="24"/>
+      <w:lang w:eastAsia="ar-SA"/>
+    </w:rPr>
+  </w:style>
+  <w:style w:type="character" w:styleId="IntenseReference">
+    <w:name w:val="Intense Reference"/>
+    <w:basedOn w:val="DefaultParagraphFont"/>
+    <w:uiPriority w:val="32"/>
+    <w:qFormat/>
+    <w:rsid w:val="0008089C"/>
+    <w:rPr>
+      <w:b/>
+      <w:bCs/>
+      <w:smallCaps/>
+      <w:color w:val="C0504D" w:themeColor="accent2"/>
+      <w:spacing w:val="5"/>
+      <w:u w:val="single"/>
+    </w:rPr>
+  </w:style>
 </w:styles>
 </file>
 
@@ -4718,7 +5797,7 @@
 </file>
 
 <file path=customXml/itemProps1.xml><?xml version="1.0" encoding="utf-8"?>
-<ds:datastoreItem xmlns:ds="http://schemas.openxmlformats.org/officeDocument/2006/customXml" ds:itemID="{3FCE9FA3-28AB-4FF6-94AB-20ECCADA436D}">
+<ds:datastoreItem xmlns:ds="http://schemas.openxmlformats.org/officeDocument/2006/customXml" ds:itemID="{5B3A6A0A-15AB-49BC-B21A-FFB1AD27A7F5}">
   <ds:schemaRefs>
     <ds:schemaRef ds:uri="http://schemas.openxmlformats.org/officeDocument/2006/bibliography"/>
   </ds:schemaRefs>

--- a/Books/AA/The Unorthodox Polymorph/Book_The Unorthodox Polymorph.docx
+++ b/Books/AA/The Unorthodox Polymorph/Book_The Unorthodox Polymorph.docx
@@ -144,7 +144,7 @@
       <w:r>
         <w:fldChar w:fldCharType="separate"/>
       </w:r>
-      <w:hyperlink w:anchor="_Toc241734541" w:history="1">
+      <w:hyperlink w:anchor="_Toc242118782" w:history="1">
         <w:r>
           <w:rPr>
             <w:rStyle w:val="Hyperlink"/>
@@ -171,7 +171,7 @@
             <w:noProof/>
             <w:webHidden/>
           </w:rPr>
-          <w:instrText xml:space="preserve"> PAGEREF _Toc241734541 \h </w:instrText>
+          <w:instrText xml:space="preserve"> PAGEREF _Toc242118782 \h </w:instrText>
         </w:r>
         <w:r>
           <w:rPr>
@@ -211,7 +211,7 @@
           <w:sz w:val="22"/>
         </w:rPr>
       </w:pPr>
-      <w:hyperlink w:anchor="_Toc241734542" w:history="1">
+      <w:hyperlink w:anchor="_Toc242118783" w:history="1">
         <w:r>
           <w:rPr>
             <w:rStyle w:val="Hyperlink"/>
@@ -238,7 +238,7 @@
             <w:noProof/>
             <w:webHidden/>
           </w:rPr>
-          <w:instrText xml:space="preserve"> PAGEREF _Toc241734542 \h </w:instrText>
+          <w:instrText xml:space="preserve"> PAGEREF _Toc242118783 \h </w:instrText>
         </w:r>
         <w:r>
           <w:rPr>
@@ -258,7 +258,208 @@
             <w:noProof/>
             <w:webHidden/>
           </w:rPr>
-          <w:t>8</w:t>
+          <w:t>9</w:t>
+        </w:r>
+        <w:r>
+          <w:rPr>
+            <w:noProof/>
+            <w:webHidden/>
+          </w:rPr>
+          <w:fldChar w:fldCharType="end"/>
+        </w:r>
+      </w:hyperlink>
+    </w:p>
+    <w:p>
+      <w:pPr>
+        <w:pStyle w:val="TOC2"/>
+        <w:rPr>
+          <w:rFonts w:asciiTheme="minorHAnsi" w:eastAsiaTheme="minorEastAsia" w:hAnsiTheme="minorHAnsi" w:cstheme="minorBidi"/>
+          <w:noProof/>
+          <w:sz w:val="22"/>
+        </w:rPr>
+      </w:pPr>
+      <w:hyperlink w:anchor="_Toc242118784" w:history="1">
+        <w:r>
+          <w:rPr>
+            <w:rStyle w:val="Hyperlink"/>
+            <w:noProof/>
+          </w:rPr>
+          <w:t>Hot Spring</w:t>
+        </w:r>
+        <w:r>
+          <w:rPr>
+            <w:noProof/>
+            <w:webHidden/>
+          </w:rPr>
+          <w:tab/>
+        </w:r>
+        <w:r>
+          <w:rPr>
+            <w:noProof/>
+            <w:webHidden/>
+          </w:rPr>
+          <w:fldChar w:fldCharType="begin"/>
+        </w:r>
+        <w:r>
+          <w:rPr>
+            <w:noProof/>
+            <w:webHidden/>
+          </w:rPr>
+          <w:instrText xml:space="preserve"> PAGEREF _Toc242118784 \h </w:instrText>
+        </w:r>
+        <w:r>
+          <w:rPr>
+            <w:noProof/>
+            <w:webHidden/>
+          </w:rPr>
+        </w:r>
+        <w:r>
+          <w:rPr>
+            <w:noProof/>
+            <w:webHidden/>
+          </w:rPr>
+          <w:fldChar w:fldCharType="separate"/>
+        </w:r>
+        <w:r>
+          <w:rPr>
+            <w:noProof/>
+            <w:webHidden/>
+          </w:rPr>
+          <w:t>27</w:t>
+        </w:r>
+        <w:r>
+          <w:rPr>
+            <w:noProof/>
+            <w:webHidden/>
+          </w:rPr>
+          <w:fldChar w:fldCharType="end"/>
+        </w:r>
+      </w:hyperlink>
+    </w:p>
+    <w:p>
+      <w:pPr>
+        <w:pStyle w:val="TOC2"/>
+        <w:rPr>
+          <w:rFonts w:asciiTheme="minorHAnsi" w:eastAsiaTheme="minorEastAsia" w:hAnsiTheme="minorHAnsi" w:cstheme="minorBidi"/>
+          <w:noProof/>
+          <w:sz w:val="22"/>
+        </w:rPr>
+      </w:pPr>
+      <w:hyperlink w:anchor="_Toc242118785" w:history="1">
+        <w:r>
+          <w:rPr>
+            <w:rStyle w:val="Hyperlink"/>
+            <w:noProof/>
+          </w:rPr>
+          <w:t>Meeting the parents</w:t>
+        </w:r>
+        <w:r>
+          <w:rPr>
+            <w:noProof/>
+            <w:webHidden/>
+          </w:rPr>
+          <w:tab/>
+        </w:r>
+        <w:r>
+          <w:rPr>
+            <w:noProof/>
+            <w:webHidden/>
+          </w:rPr>
+          <w:fldChar w:fldCharType="begin"/>
+        </w:r>
+        <w:r>
+          <w:rPr>
+            <w:noProof/>
+            <w:webHidden/>
+          </w:rPr>
+          <w:instrText xml:space="preserve"> PAGEREF _Toc242118785 \h </w:instrText>
+        </w:r>
+        <w:r>
+          <w:rPr>
+            <w:noProof/>
+            <w:webHidden/>
+          </w:rPr>
+        </w:r>
+        <w:r>
+          <w:rPr>
+            <w:noProof/>
+            <w:webHidden/>
+          </w:rPr>
+          <w:fldChar w:fldCharType="separate"/>
+        </w:r>
+        <w:r>
+          <w:rPr>
+            <w:noProof/>
+            <w:webHidden/>
+          </w:rPr>
+          <w:t>31</w:t>
+        </w:r>
+        <w:r>
+          <w:rPr>
+            <w:noProof/>
+            <w:webHidden/>
+          </w:rPr>
+          <w:fldChar w:fldCharType="end"/>
+        </w:r>
+      </w:hyperlink>
+    </w:p>
+    <w:p>
+      <w:pPr>
+        <w:pStyle w:val="TOC2"/>
+        <w:rPr>
+          <w:rFonts w:asciiTheme="minorHAnsi" w:eastAsiaTheme="minorEastAsia" w:hAnsiTheme="minorHAnsi" w:cstheme="minorBidi"/>
+          <w:noProof/>
+          <w:sz w:val="22"/>
+        </w:rPr>
+      </w:pPr>
+      <w:hyperlink w:anchor="_Toc242118786" w:history="1">
+        <w:r>
+          <w:rPr>
+            <w:rStyle w:val="Hyperlink"/>
+            <w:noProof/>
+          </w:rPr>
+          <w:t>Ducal Visitation</w:t>
+        </w:r>
+        <w:r>
+          <w:rPr>
+            <w:noProof/>
+            <w:webHidden/>
+          </w:rPr>
+          <w:tab/>
+        </w:r>
+        <w:r>
+          <w:rPr>
+            <w:noProof/>
+            <w:webHidden/>
+          </w:rPr>
+          <w:fldChar w:fldCharType="begin"/>
+        </w:r>
+        <w:r>
+          <w:rPr>
+            <w:noProof/>
+            <w:webHidden/>
+          </w:rPr>
+          <w:instrText xml:space="preserve"> PAGEREF _Toc242118786 \h </w:instrText>
+        </w:r>
+        <w:r>
+          <w:rPr>
+            <w:noProof/>
+            <w:webHidden/>
+          </w:rPr>
+        </w:r>
+        <w:r>
+          <w:rPr>
+            <w:noProof/>
+            <w:webHidden/>
+          </w:rPr>
+          <w:fldChar w:fldCharType="separate"/>
+        </w:r>
+        <w:r>
+          <w:rPr>
+            <w:noProof/>
+            <w:webHidden/>
+          </w:rPr>
+          <w:t>34</w:t>
         </w:r>
         <w:r>
           <w:rPr>
@@ -303,7 +504,7 @@
       <w:pPr>
         <w:pStyle w:val="H2"/>
       </w:pPr>
-      <w:bookmarkStart w:id="0" w:name="_Toc241734541"/>
+      <w:bookmarkStart w:id="0" w:name="_Toc242118782"/>
       <w:r>
         <w:lastRenderedPageBreak/>
         <w:t xml:space="preserve">1. </w:t>
@@ -351,7 +552,10 @@
         <w:t xml:space="preserve">“Look, it’s that farm boy Zanthal,” </w:t>
       </w:r>
       <w:r>
-        <w:t xml:space="preserve">Gareth, a Nordic teen </w:t>
+        <w:t>Zulu</w:t>
+      </w:r>
+      <w:r>
+        <w:t xml:space="preserve">, a Nordic teen </w:t>
       </w:r>
       <w:r>
         <w:t>sneered. “Bench press any good cows recently?”</w:t>
@@ -1026,7 +1230,10 @@
         <w:t xml:space="preserve">“I can’t believe you’re turning to girl,” </w:t>
       </w:r>
       <w:r>
-        <w:t>Gareth called out, laughing like an idiot.</w:t>
+        <w:t>Zulu</w:t>
+      </w:r>
+      <w:r>
+        <w:t xml:space="preserve"> called out, laughing like an idiot.</w:t>
       </w:r>
       <w:r>
         <w:t xml:space="preserve"> “That’s so funny.”</w:t>
@@ -1034,7 +1241,13 @@
     </w:p>
     <w:p>
       <w:r>
-        <w:t>“Shut up Gareth,” Aeloria said angrily. “This isn’t funny.”</w:t>
+        <w:t xml:space="preserve">“Shut up </w:t>
+      </w:r>
+      <w:r>
+        <w:t>Zulu</w:t>
+      </w:r>
+      <w:r>
+        <w:t>,” Aeloria said angrily. “This isn’t funny.”</w:t>
       </w:r>
     </w:p>
     <w:p>
@@ -1250,7 +1463,7 @@
       <w:pPr>
         <w:pStyle w:val="H2"/>
       </w:pPr>
-      <w:bookmarkStart w:id="1" w:name="_Toc241734542"/>
+      <w:bookmarkStart w:id="1" w:name="_Toc242118783"/>
       <w:r>
         <w:lastRenderedPageBreak/>
         <w:t>Adapting to the Changes</w:t>
@@ -2804,20 +3017,34 @@
     </w:p>
     <w:p>
       <w:r>
-        <w:t xml:space="preserve">“This is Hurig, Barbara, Leslie, Tront, Simile and </w:t>
+        <w:t xml:space="preserve">“This is </w:t>
       </w:r>
       <w:proofErr w:type="spellStart"/>
       <w:r>
-        <w:t>Trissie</w:t>
+        <w:t>Hurig</w:t>
       </w:r>
       <w:proofErr w:type="spellEnd"/>
       <w:r>
-        <w:t>,” Aeloria said. Everyone, this is Zanthal Brady. She will be staying with me.”</w:t>
-      </w:r>
-    </w:p>
-    <w:p>
-      <w:r>
-        <w:t>“Isn’t that a Nordic name,” Tront asked.</w:t>
+        <w:t xml:space="preserve">, Barbara, Leslie, </w:t>
+      </w:r>
+      <w:proofErr w:type="spellStart"/>
+      <w:r>
+        <w:t>Tront</w:t>
+      </w:r>
+      <w:proofErr w:type="spellEnd"/>
+      <w:r>
+        <w:t>, Simile and Trissie,” Aeloria said. Everyone, this is Zanthal Brady. She will be staying with me.”</w:t>
+      </w:r>
+    </w:p>
+    <w:p>
+      <w:r>
+        <w:t>“Isn’t that a Nordic name</w:t>
+      </w:r>
+      <w:r>
+        <w:t>?</w:t>
+      </w:r>
+      <w:r>
+        <w:t>” Tront asked.</w:t>
       </w:r>
     </w:p>
     <w:p>
@@ -2849,7 +3076,13 @@
     </w:p>
     <w:p>
       <w:r>
-        <w:t>Zanthal crumpled to the ground, spilling books and food bag.</w:t>
+        <w:t xml:space="preserve">Zanthal crumpled to the ground, spilling books and </w:t>
+      </w:r>
+      <w:r>
+        <w:t xml:space="preserve">the </w:t>
+      </w:r>
+      <w:r>
+        <w:t>food bag.</w:t>
       </w:r>
     </w:p>
     <w:p>
@@ -3179,10 +3412,12 @@
       <w:pPr>
         <w:pStyle w:val="H2"/>
       </w:pPr>
+      <w:bookmarkStart w:id="2" w:name="_Toc242118784"/>
       <w:r>
         <w:lastRenderedPageBreak/>
-        <w:t>Meeting the Parents</w:t>
-      </w:r>
+        <w:t>Hot Spring</w:t>
+      </w:r>
+      <w:bookmarkEnd w:id="2"/>
     </w:p>
     <w:p>
       <w:pPr>
@@ -3521,7 +3756,1107 @@
       <w:r>
         <w:t xml:space="preserve">Aeloria giggled and </w:t>
       </w:r>
-    </w:p>
+      <w:r>
+        <w:t>dialed.</w:t>
+      </w:r>
+    </w:p>
+    <w:p>
+      <w:r>
+        <w:t>They headed down to the lobby and waited. A Tesla arrived and they entered. A short ride brought them to the hot springs resort.</w:t>
+      </w:r>
+    </w:p>
+    <w:p/>
+    <w:p/>
+    <w:p/>
+    <w:p/>
+    <w:p>
+      <w:pPr>
+        <w:pStyle w:val="H2"/>
+      </w:pPr>
+      <w:bookmarkStart w:id="3" w:name="_Toc242118785"/>
+      <w:r>
+        <w:lastRenderedPageBreak/>
+        <w:t>Meeting the parents</w:t>
+      </w:r>
+      <w:bookmarkEnd w:id="3"/>
+    </w:p>
+    <w:p>
+      <w:pPr>
+        <w:pStyle w:val="Quote1"/>
+      </w:pPr>
+    </w:p>
+    <w:p>
+      <w:r>
+        <w:t>The doorbell rang.</w:t>
+      </w:r>
+    </w:p>
+    <w:p>
+      <w:r>
+        <w:t>“Coming,” Cybil said and Cybil and Zolin walked to the door. Zolin opened it.</w:t>
+      </w:r>
+    </w:p>
+    <w:p>
+      <w:r>
+        <w:t>Standing in front of them were…</w:t>
+      </w:r>
+    </w:p>
+    <w:p>
+      <w:r>
+        <w:t>“</w:t>
+      </w:r>
+      <w:r>
+        <w:t>Princess Aeloria, I didn’t know you had a twin,” Cybil exclaimed</w:t>
+      </w:r>
+    </w:p>
+    <w:p>
+      <w:r>
+        <w:t xml:space="preserve">Zanthal grimaced and said, “Only one </w:t>
+      </w:r>
+      <w:r>
+        <w:t>twin</w:t>
+      </w:r>
+      <w:r>
+        <w:t xml:space="preserve"> mum.”</w:t>
+      </w:r>
+    </w:p>
+    <w:p>
+      <w:r>
+        <w:t>Cybil jerked her head and exclaimed, “Zanthal?”</w:t>
+      </w:r>
+    </w:p>
+    <w:p>
+      <w:r>
+        <w:t>“Yes mum, surprise,” Zanthal said.</w:t>
+      </w:r>
+    </w:p>
+    <w:p>
+      <w:proofErr w:type="gramStart"/>
+      <w:r>
+        <w:t>“Ha-how?”</w:t>
+      </w:r>
+      <w:proofErr w:type="gramEnd"/>
+      <w:r>
+        <w:t xml:space="preserve"> Zolin asked, shocked.</w:t>
+      </w:r>
+    </w:p>
+    <w:p>
+      <w:r>
+        <w:t>“Please come in first,” Cybil said.</w:t>
+      </w:r>
+    </w:p>
+    <w:p>
+      <w:r>
+        <w:t>They entered and went to the living room.</w:t>
+      </w:r>
+    </w:p>
+    <w:p>
+      <w:r>
+        <w:t>“What would you like to drink?” Cybil asked.</w:t>
+      </w:r>
+    </w:p>
+    <w:p>
+      <w:r>
+        <w:t>“Bluebell</w:t>
+      </w:r>
+      <w:r>
+        <w:t xml:space="preserve"> scrammies,” Zanthal said. “No one does it like mum.”</w:t>
+      </w:r>
+    </w:p>
+    <w:p>
+      <w:r>
+        <w:t>“If there were any doubt, there is none now,” Zolin said.</w:t>
+      </w:r>
+    </w:p>
+    <w:p>
+      <w:r>
+        <w:t>Cybil went to the kitchen and brought back two glasses of blue liquid.</w:t>
+      </w:r>
+    </w:p>
+    <w:p>
+      <w:r>
+        <w:t>“It all happened during the activation ceremony,” Zanthal said. “I entered the awakening chamber and…”</w:t>
+      </w:r>
+    </w:p>
+    <w:p>
+      <w:r>
+        <w:t>“Oh my God, are you okay?” Cybil asked worriedly</w:t>
+      </w:r>
+      <w:r>
+        <w:t xml:space="preserve"> as she watched Zanthal almost topping over.</w:t>
+      </w:r>
+    </w:p>
+    <w:p>
+      <w:r>
+        <w:lastRenderedPageBreak/>
+        <w:t>Zanthal popped a pill and said, “</w:t>
+      </w:r>
+      <w:r>
+        <w:t>Just a small panic attack</w:t>
+      </w:r>
+      <w:r>
+        <w:t>. The school gave me medication to help me. I have a variant on the polymorph class called the Fair Polymorph.”</w:t>
+      </w:r>
+    </w:p>
+    <w:p>
+      <w:r>
+        <w:t>“By fair, you mean…” Zolin asked and let the question hang.</w:t>
+      </w:r>
+    </w:p>
+    <w:p>
+      <w:r>
+        <w:t xml:space="preserve">“Yes dad it means exactly that,” Zanthal said. “I stepped out of the chamber determined to never use the class. Unfortunately an idiot named </w:t>
+      </w:r>
+      <w:r>
+        <w:t>Zulu</w:t>
+      </w:r>
+      <w:r>
+        <w:t xml:space="preserve"> Holden tripped me. I crashed into Aeloria and for some unknown reason synchronized with her.</w:t>
+      </w:r>
+    </w:p>
+    <w:p>
+      <w:r>
+        <w:t>“I obviously get her form. I believe I also get her racial abilities and her class, Druidic Ranger. Unfortunately, my System has yet to activate</w:t>
+      </w:r>
+      <w:r>
+        <w:t>, so I don’t know for sure</w:t>
+      </w:r>
+      <w:r>
+        <w:t>.</w:t>
+      </w:r>
+    </w:p>
+    <w:p>
+      <w:r>
+        <w:t>“They issued me a new ID and assigned me to stay at Aeloria’s dorm room. I’m happy because I get someone to help me. She’s happy because she gets a new pet.”</w:t>
+      </w:r>
+    </w:p>
+    <w:p>
+      <w:r>
+        <w:t>“Not a pet, a sister,” Aeloria corrected.</w:t>
+      </w:r>
+    </w:p>
+    <w:p>
+      <w:r>
+        <w:t>“Brother,” Zanthal said.</w:t>
+      </w:r>
+    </w:p>
+    <w:p>
+      <w:r>
+        <w:t>“How deep is the change?” Zolin asked.</w:t>
+      </w:r>
+    </w:p>
+    <w:p>
+      <w:r>
+        <w:t>“All the way down to the cellular level,” A</w:t>
+      </w:r>
+      <w:r>
+        <w:t>eloria said. “We are identical.”</w:t>
+      </w:r>
+    </w:p>
+    <w:p>
+      <w:r>
+        <w:t>Zanthal fainted.</w:t>
+      </w:r>
+    </w:p>
+    <w:p>
+      <w:r>
+        <w:t>“Oh my God, Zanthal needs to see the doctor,” Zolin exclaimed.</w:t>
+      </w:r>
+    </w:p>
+    <w:p>
+      <w:r>
+        <w:t>Zanthal opened his eyes and said, “They know my condition and what triggers it. According to them synchronization will take months, if not years. Stupid class is that useless.”</w:t>
+      </w:r>
+    </w:p>
+    <w:p>
+      <w:r>
+        <w:t>“And you’re willing to stay by his side that whole time?” Cybil asked.</w:t>
+      </w:r>
+    </w:p>
+    <w:p>
+      <w:r>
+        <w:lastRenderedPageBreak/>
+        <w:t>“Absolutely,” Aeloria said.</w:t>
+      </w:r>
+    </w:p>
+    <w:p>
+      <w:r>
+        <w:t>“Come, let’s have dinner,” Zolin said.</w:t>
+      </w:r>
+    </w:p>
+    <w:p>
+      <w:r>
+        <w:t>“It’s not fancy food,” Cybil warned.</w:t>
+      </w:r>
+    </w:p>
+    <w:p/>
+    <w:p/>
+    <w:p/>
+    <w:p/>
+    <w:p/>
+    <w:p/>
+    <w:p/>
+    <w:p/>
+    <w:p/>
+    <w:p>
+      <w:pPr>
+        <w:pStyle w:val="H2"/>
+      </w:pPr>
+      <w:bookmarkStart w:id="4" w:name="_Toc242118786"/>
+      <w:r>
+        <w:lastRenderedPageBreak/>
+        <w:t>Ducal Visitation</w:t>
+      </w:r>
+      <w:bookmarkEnd w:id="4"/>
+    </w:p>
+    <w:p>
+      <w:pPr>
+        <w:pStyle w:val="Quote1"/>
+      </w:pPr>
+    </w:p>
+    <w:p>
+      <w:r>
+        <w:t xml:space="preserve">Zanthal stepped in front of the duke and duchess of </w:t>
+      </w:r>
+      <w:proofErr w:type="spellStart"/>
+      <w:r>
+        <w:t>Taria</w:t>
+      </w:r>
+      <w:proofErr w:type="spellEnd"/>
+      <w:r>
+        <w:t xml:space="preserve">. He went on one knee and placed his right arm horizontally across his chest, palm down and balled in a fist, as prescribed in the book of </w:t>
+      </w:r>
+      <w:r>
+        <w:t>etiquet</w:t>
+      </w:r>
+      <w:r>
+        <w:t>te.</w:t>
+      </w:r>
+    </w:p>
+    <w:p>
+      <w:r>
+        <w:t>“Good evening Your Graces,” Zanthal said. “I apologize for what I have done and I regret my actions. I didn’t mean for your daughter to get involved in my mess.”</w:t>
+      </w:r>
+    </w:p>
+    <w:p>
+      <w:r>
+        <w:t>“Stop blaming yourself,” Aeloria said angrily.</w:t>
+      </w:r>
+    </w:p>
+    <w:p>
+      <w:r>
+        <w:t xml:space="preserve">“Arise, Zanthal,” Duke </w:t>
+      </w:r>
+      <w:proofErr w:type="spellStart"/>
+      <w:r>
+        <w:t>Tavaris</w:t>
+      </w:r>
+      <w:proofErr w:type="spellEnd"/>
+      <w:r>
+        <w:t xml:space="preserve"> said.</w:t>
+      </w:r>
+    </w:p>
+    <w:p>
+      <w:r>
+        <w:t>“Let’s eat dinner first, and then we can discuss this in the den,” Duchess Emilie said. “Are you hungry?”</w:t>
+      </w:r>
+    </w:p>
+    <w:p>
+      <w:r>
+        <w:t>“No your grace,” Zanthal said as he got up. “However I will eat, since it is required.”</w:t>
+      </w:r>
+    </w:p>
+    <w:p>
+      <w:r>
+        <w:t>Zanthal followed the family into another room. There he met multiple brothers, grandparents and even a great grandfather.</w:t>
+      </w:r>
+    </w:p>
+    <w:p>
+      <w:r>
+        <w:t>“Oh my God, an Original Human,” Zanthal said excitedly.</w:t>
+      </w:r>
+    </w:p>
+    <w:p>
+      <w:r>
+        <w:t>The old man frowned at Zanthal and said, “In my day, boys were boys and girls were girls. We didn’t have any of this nonsense.”</w:t>
+      </w:r>
+    </w:p>
+    <w:p>
+      <w:r>
+        <w:t>Zanthal collapsed to the floor in a heap.</w:t>
+      </w:r>
+    </w:p>
+    <w:p>
+      <w:r>
+        <w:t>Aeloria and her mother Emilie knelt down to attend Zanthal.</w:t>
+      </w:r>
+    </w:p>
+    <w:p>
+      <w:r>
+        <w:t xml:space="preserve">“Grand dad, this is the </w:t>
+      </w:r>
+      <w:r>
+        <w:t xml:space="preserve">direct </w:t>
+      </w:r>
+      <w:r>
+        <w:t>result of the unfurling of the W axis</w:t>
+      </w:r>
+      <w:r>
+        <w:t>,” Tavares, Aeloria’s father said.</w:t>
+      </w:r>
+    </w:p>
+    <w:p>
+      <w:r>
+        <w:t>“</w:t>
+      </w:r>
+      <w:r>
+        <w:t xml:space="preserve">And whose fault is that? </w:t>
+      </w:r>
+      <w:r>
+        <w:t xml:space="preserve">According to history, there was plenty of evidence that the global quantum communications and processing </w:t>
+      </w:r>
+      <w:r>
+        <w:lastRenderedPageBreak/>
+        <w:t>networks were unraveling the W axis. Not only did you suppress the research, you helped almost triple the network capacity of the country, all for the sake of profit.”</w:t>
+      </w:r>
+    </w:p>
+    <w:p>
+      <w:r>
+        <w:t xml:space="preserve">“And yet, by my actions, we were able to become nobles and why you are now duke of the </w:t>
+      </w:r>
+      <w:r>
+        <w:t xml:space="preserve">newly formed </w:t>
+      </w:r>
+      <w:r>
+        <w:t>Barrac Dukedom</w:t>
+      </w:r>
+      <w:r>
+        <w:t>,” Joseph, Aeloria’s great grandfather said.</w:t>
+      </w:r>
+    </w:p>
+    <w:p>
+      <w:r>
+        <w:t>Tavares grimaced and said, “But at what cost? Millions of babies were killed, just because they weren’t Original Humans, al</w:t>
+      </w:r>
+      <w:r>
+        <w:t>l because the W axis unraveled. Millions more died when the monsters came.”</w:t>
+      </w:r>
+    </w:p>
+    <w:p>
+      <w:r>
+        <w:t>“The reverent one is right,” Zanthal</w:t>
+      </w:r>
+      <w:r>
+        <w:t xml:space="preserve"> said</w:t>
+      </w:r>
+      <w:r>
+        <w:t xml:space="preserve"> as he tried to stand up</w:t>
+      </w:r>
+      <w:r>
+        <w:t>. “Only a perv would do what I did.”</w:t>
+      </w:r>
+    </w:p>
+    <w:p>
+      <w:r>
+        <w:t>“Stop calling yourself a disgusting pervert,” Aeloria screamed, tears running down her face.</w:t>
+      </w:r>
+    </w:p>
+    <w:p>
+      <w:r>
+        <w:t>“I had a choice,” Zanthal said. “I didn’t need to activate my power. I could have spent my life as an un-classed person, perhaps as a handyman, perhaps as research assistant.”</w:t>
+      </w:r>
+    </w:p>
+    <w:p>
+      <w:r>
+        <w:t xml:space="preserve">“No Zanthal, you were never at fault,” Aeloria </w:t>
+      </w:r>
+      <w:r>
+        <w:t>wailed</w:t>
+      </w:r>
+      <w:r>
+        <w:t xml:space="preserve">. “It was entirely </w:t>
+      </w:r>
+      <w:r>
+        <w:t xml:space="preserve">my </w:t>
+      </w:r>
+      <w:r>
+        <w:t>fault.”</w:t>
+      </w:r>
+    </w:p>
+    <w:p>
+      <w:r>
+        <w:t>“Let’s have dinner first, and then we will discuss this in the den,” Emilie said.</w:t>
+      </w:r>
+    </w:p>
+    <w:p>
+      <w:r>
+        <w:t>The ladies guided Zanthal to a seat. He looked around the room, populated by too many men, and one too few.</w:t>
+      </w:r>
+    </w:p>
+    <w:p>
+      <w:r>
+        <w:t>Grace was said and then lettuce was served. Zanthal picked up the outermost fork and daintily ate, careful of manners.</w:t>
+      </w:r>
+    </w:p>
+    <w:p>
+      <w:r>
+        <w:t>The plate was removed and soup was presented. Again, Zanthal took the outer spoon and ate, leaving a bit behind as prescribed by the book.</w:t>
+      </w:r>
+    </w:p>
+    <w:p>
+      <w:r>
+        <w:lastRenderedPageBreak/>
+        <w:t>“Zanthal, you have excellent table manners,” Emilie said.</w:t>
+      </w:r>
+    </w:p>
+    <w:p>
+      <w:r>
+        <w:t>Zanthal took a moment to swallow his food, wipe his lips with a napkin</w:t>
+      </w:r>
+      <w:r>
+        <w:t xml:space="preserve">, and then said, </w:t>
+      </w:r>
+      <w:r>
+        <w:t xml:space="preserve">“Thank you </w:t>
+      </w:r>
+      <w:r>
+        <w:t xml:space="preserve">Grace. </w:t>
+      </w:r>
+      <w:r>
+        <w:t>I borrowed a book on etiquette Friday.”</w:t>
+      </w:r>
+    </w:p>
+    <w:p>
+      <w:r>
+        <w:t>The dishes were cleared out and the main dish was presented.</w:t>
+      </w:r>
+    </w:p>
+    <w:p>
+      <w:r>
+        <w:t>“Tell me dear, is being turned into a girl the hardest part?” Emilie asked.</w:t>
+      </w:r>
+    </w:p>
+    <w:p>
+      <w:r>
+        <w:t>Zanthal put his cutlery down, wiped his mouth and then said, “No Grace. If Aeloria were just a normal girl, I could have spent my life in quiet seclusion, quietly hunting monsters from the shadows.</w:t>
+      </w:r>
+    </w:p>
+    <w:p>
+      <w:r>
+        <w:t>“However, Aeloria is the daughter of the duke. I am her doppelganger. The world is looking at me, judging me, knowing I’m just a…”</w:t>
+      </w:r>
+    </w:p>
+    <w:p>
+      <w:r>
+        <w:t>Zanthal fainted again. A servant intervened at the last moment, preventing him from falling off the chair.</w:t>
+      </w:r>
+    </w:p>
+    <w:p>
+      <w:r>
+        <w:t xml:space="preserve">“No more talking until dinner is over,” </w:t>
+      </w:r>
+      <w:r>
+        <w:t>Tavares said.</w:t>
+      </w:r>
+    </w:p>
+    <w:p>
+      <w:r>
+        <w:t>“Do you need medication?” Emilie asked.</w:t>
+      </w:r>
+    </w:p>
+    <w:p>
+      <w:r>
+        <w:t>“I already took,” Zanthal said. “Barathal is a prescription drug that has multiple side-effects, including constipation, reduced manna flow, insomnia, and hair loss.”</w:t>
+      </w:r>
+    </w:p>
+    <w:p>
+      <w:r>
+        <w:t>“No not hair loss,” Aeloria said, horrified.</w:t>
+      </w:r>
+    </w:p>
+    <w:p>
+      <w:r>
+        <w:t>Zanthal laughed at that. The rest of the room joined on the laugh. The staff tried to stifle their mirth.</w:t>
+      </w:r>
+    </w:p>
+    <w:p>
+      <w:r>
+        <w:t>“I feel better now,” Zanthal said and resumed eating.</w:t>
+      </w:r>
+    </w:p>
+    <w:p>
+      <w:r>
+        <w:lastRenderedPageBreak/>
+        <w:t>Dinner finished and they adjourned to the den. Zanthal sat on a comfy love seat and Aeloria snuggled up next to him.</w:t>
+      </w:r>
+    </w:p>
+    <w:p>
+      <w:r>
+        <w:t>“Now that Zanthal is no longer in danger of hurting himself, let’s get back to business,” Tavares said. “Young lady, what did you mean by it was entirely your fault?”</w:t>
+      </w:r>
+    </w:p>
+    <w:p>
+      <w:r>
+        <w:t>Aeloria bit her lip and said, “I used Compel.”</w:t>
+      </w:r>
+    </w:p>
+    <w:p>
+      <w:r>
+        <w:t>Tavares shot out of his seat and bellowed, “You did what?”</w:t>
+      </w:r>
+    </w:p>
+    <w:p>
+      <w:r>
+        <w:t xml:space="preserve">Aeloria </w:t>
+      </w:r>
+      <w:r>
+        <w:t>winched but didn’t say anything.</w:t>
+      </w:r>
+    </w:p>
+    <w:p>
+      <w:r>
+        <w:t>“I’m sorry Boy for judging you,” Joseph said. “I didn’t know your circumstances.”</w:t>
+      </w:r>
+    </w:p>
+    <w:p>
+      <w:r>
+        <w:t>“You don’t know what Compel is, do you?” Emilie asked as Tavares sat down.</w:t>
+      </w:r>
+    </w:p>
+    <w:p>
+      <w:r>
+        <w:t>“Compel is a substance extracted from sirens found in the Barren Shores of the Abyss,” Joseph said. “It is a controlled substance not approved for civilian use.</w:t>
+      </w:r>
+    </w:p>
+    <w:p>
+      <w:r>
+        <w:t>“Tell me Boy, what did you feel when you activated your power?”</w:t>
+      </w:r>
+    </w:p>
+    <w:p>
+      <w:r>
+        <w:t>“I stepped out of the Awakening Chamber, bound and determined to live as an unclassed person.</w:t>
+      </w:r>
+    </w:p>
+    <w:p>
+      <w:r>
+        <w:t xml:space="preserve">“Then that ass </w:t>
+      </w:r>
+      <w:r>
+        <w:t>Zulu</w:t>
+      </w:r>
+      <w:r>
+        <w:t xml:space="preserve"> tripped me. I slammed onto Aeloria and almost squished her. At the last moment I twisted my body, allowing her to fall on top of me.</w:t>
+      </w:r>
+    </w:p>
+    <w:p>
+      <w:r>
+        <w:t xml:space="preserve">“I thought </w:t>
+      </w:r>
+      <w:r>
+        <w:t>she would get angry at me. Instead she expressed concern for me, concern I got injured in the fall.”</w:t>
+      </w:r>
+    </w:p>
+    <w:p>
+      <w:r>
+        <w:t>“He fell so hard that his elbow left a dent in the hardwood floor of the gymnasium,” Aeloria said.</w:t>
+      </w:r>
+    </w:p>
+    <w:p>
+      <w:r>
+        <w:lastRenderedPageBreak/>
+        <w:t>“I was then overwhelmed by her beauty, overwhelmed by her kindness, overwhelmed by the desire to hug her, kiss her, hold her in my arms and share everything I had with her, body, mind, class, everything.</w:t>
+      </w:r>
+    </w:p>
+    <w:p>
+      <w:r>
+        <w:t>“And then – bang, my power activated.</w:t>
+      </w:r>
+    </w:p>
+    <w:p>
+      <w:r>
+        <w:t>“So you see, because of adolescent hormones, I made a blunder that will affect the entire nation.”</w:t>
+      </w:r>
+    </w:p>
+    <w:p>
+      <w:r>
+        <w:t>Joseph laughed</w:t>
+      </w:r>
+      <w:r>
+        <w:t>. “Dear boy, what you described are the classic signs of someone under the control of Compel.”</w:t>
+      </w:r>
+    </w:p>
+    <w:p>
+      <w:r>
+        <w:t>“Zanthal, I have read your history,” Tavares said. “From what I know, you would not make rash decisions.”</w:t>
+      </w:r>
+    </w:p>
+    <w:p>
+      <w:r>
+        <w:t>“None of this is your fault,” Emilie said. “None of us blame you for anything.”</w:t>
+      </w:r>
+    </w:p>
+    <w:p>
+      <w:r>
+        <w:t xml:space="preserve">“Our most elite members of the secret service are trained to </w:t>
+      </w:r>
+      <w:r>
+        <w:t>counter the effects of Compel. Only a small handful of people tested are able to join the Shadows. If they struggle with it, what chance do you have, who never even heard about?” Joseph asked.</w:t>
+      </w:r>
+    </w:p>
+    <w:p>
+      <w:r>
+        <w:t>“Thank you for telling me this,” Zanthal said gratefully. “That is a huge weight off my mind. I am not to blame.</w:t>
+      </w:r>
+    </w:p>
+    <w:p>
+      <w:r>
+        <w:t>“That doesn’t solve the problem we all face. I am still Aeloria’s doppelganger.”</w:t>
+      </w:r>
+    </w:p>
+    <w:p>
+      <w:r>
+        <w:t>No one spoke for awhile, contemplating Zanthal’s words.</w:t>
+      </w:r>
+    </w:p>
+    <w:p>
+      <w:r>
+        <w:t xml:space="preserve">“16 years ago, Emilie gave birth to two beautiful twin girls,” Joseph said. “Then tragedy struck and someone kidnapped one of the girls. This girl, </w:t>
+      </w:r>
+      <w:r>
+        <w:t>Aelindra</w:t>
+      </w:r>
+      <w:r>
+        <w:t>, disappeared without a trace. We launched an investigation but could not find her.</w:t>
+      </w:r>
+    </w:p>
+    <w:p>
+      <w:r>
+        <w:lastRenderedPageBreak/>
+        <w:t xml:space="preserve">“Last Friday, at the class </w:t>
+      </w:r>
+      <w:r>
+        <w:t>awakening</w:t>
+      </w:r>
+      <w:r>
+        <w:t xml:space="preserve"> ceremony, a young Nordic named Zanthal entered the Awakening Chamber, which caused the spell placed on him to unravel, revealing him for what he was, </w:t>
+      </w:r>
+      <w:r>
+        <w:t>Aelindra</w:t>
+      </w:r>
+      <w:r>
+        <w:t xml:space="preserve"> in disguise.</w:t>
+      </w:r>
+    </w:p>
+    <w:p>
+      <w:r>
+        <w:t xml:space="preserve">“I think we announce to the world that my </w:t>
+      </w:r>
+      <w:r>
+        <w:t>great granddaughter has been found.”</w:t>
+      </w:r>
+    </w:p>
+    <w:p>
+      <w:r>
+        <w:t>“I will need to speak to Zanthal’s parents first,” Tavares said.</w:t>
+      </w:r>
+    </w:p>
+    <w:p>
+      <w:r>
+        <w:t>“The way I see it, the Boy’s parents aren’t losing a son,” Joseph said. “Instead, we are gaining a new daughter.”</w:t>
+      </w:r>
+    </w:p>
+    <w:p>
+      <w:r>
+        <w:t xml:space="preserve">“Very well,” Tavares said. “I will make an announcement tomorrow night. Zanthal, Aelindra, </w:t>
+      </w:r>
+      <w:r>
+        <w:t>come here directly from school.”</w:t>
+      </w:r>
+    </w:p>
+    <w:p>
+      <w:r>
+        <w:t>“I don’t think people will break through the disguise,” Joseph said. “When I scan the Boy, all I read is…”</w:t>
+      </w:r>
+    </w:p>
+    <w:p>
+      <w:pPr>
+        <w:pStyle w:val="StatusMessage"/>
+      </w:pPr>
+      <w:r>
+        <w:t>Aelindra</w:t>
+      </w:r>
+      <w:r>
+        <w:t xml:space="preserve"> von Barran, Druidic Ranger, Level 0</w:t>
+      </w:r>
+    </w:p>
+    <w:p>
+      <w:r>
+        <w:t>“The research people said that my class has an obfuscation ability,” Zanthal said. “Their equipment could read the class. However, they said, even their advance equipment would be fooled in a few days.”</w:t>
+      </w:r>
+    </w:p>
+    <w:p>
+      <w:r>
+        <w:t>“Excellent,” Tavares said. “Classifying the information shouldn’t be a problem.”</w:t>
+      </w:r>
+    </w:p>
+    <w:p>
+      <w:r>
+        <w:t xml:space="preserve">“Excellent,” Aeloria said happily. “Today was a hard day for Zanthal. You should have seen the </w:t>
+      </w:r>
+      <w:r>
+        <w:t>problem he had taking a shower.</w:t>
+      </w:r>
+    </w:p>
+    <w:p>
+      <w:r>
+        <w:t>“Good night, mum, dad, everyone.”</w:t>
+      </w:r>
+    </w:p>
+    <w:p>
+      <w:r>
+        <w:t>“Not so fast young lady,” Emilie said. “You still haven’t explained why you used Compel.”</w:t>
+      </w:r>
+    </w:p>
+    <w:p>
+      <w:r>
+        <w:t>“Fine,” Aeloria grumbled. “Do you remember the announcement they made of a Nordic getting a Merlin scholarship?”</w:t>
+      </w:r>
+    </w:p>
+    <w:p>
+      <w:r>
+        <w:lastRenderedPageBreak/>
+        <w:t>“That’s common knowledge,” Emilie said.</w:t>
+      </w:r>
+    </w:p>
+    <w:p>
+      <w:r>
+        <w:t>“Why is that common knowledge?” Zanthal asked, confused. “If a Nordic can do it, anyone can do it? We aren’t known for being smart, just hot headed and hedonistic. And for the record, that test was absolutely exhausting. I thought my brain would explode.”</w:t>
+      </w:r>
+    </w:p>
+    <w:p>
+      <w:r>
+        <w:t>“Boy, Boy, Boy, the more I learn about you, the more I like you,” Joseph said, chuckling.</w:t>
+      </w:r>
+    </w:p>
+    <w:p>
+      <w:r>
+        <w:t>“As you know, I have always liked Nordics,” Aelindra said. “I just hate their crude ways and violent natures. Then I discovered Zanthal.</w:t>
+      </w:r>
+    </w:p>
+    <w:p>
+      <w:r>
+        <w:t>“At the age of 2, his village was attacked by monsters. After that, he picked up a stick and then started swinging, trying to get strong to fight monsters.</w:t>
+      </w:r>
+    </w:p>
+    <w:p>
+      <w:r>
+        <w:t>“Then at 7 years old, the village was attacked again. According to reports, it took three people to tackle him, preventing him from running into the fight.</w:t>
+      </w:r>
+    </w:p>
+    <w:p>
+      <w:r>
+        <w:t>“After that he started pursuing magic, not sure why.”</w:t>
+      </w:r>
+    </w:p>
+    <w:p>
+      <w:r>
+        <w:t>“That’s because of Zola Tassel,” Zanthal said, eyes shining. “She was absolutely amazing, how she fought. She had this weapon she used to cast spells.</w:t>
+      </w:r>
+    </w:p>
+    <w:p>
+      <w:r>
+        <w:t>“</w:t>
+      </w:r>
+      <w:r>
+        <w:t>Up u</w:t>
+      </w:r>
+      <w:r>
+        <w:t>ntil then I never knew Nordics could yield external magic. I wanted to be just like her, kicking monster butt like the best.</w:t>
+      </w:r>
+    </w:p>
+    <w:p>
+      <w:r>
+        <w:t>“So naturally I went online to learn more about magic. I bugged my parents and they got books. I even enrolled in online courses.</w:t>
+      </w:r>
+    </w:p>
+    <w:p>
+      <w:r>
+        <w:t>“Oh my God, I had no idea that magic could be so hard to learn. Then I saw my friends and relatives getting eaten, and then I would open the books again, renewed with the spirit to learn more.</w:t>
+      </w:r>
+    </w:p>
+    <w:p>
+      <w:r>
+        <w:lastRenderedPageBreak/>
+        <w:t>“Then this spring, after the third attack, I was trapped in the basement, again unable to help.</w:t>
+      </w:r>
+    </w:p>
+    <w:p>
+      <w:r>
+        <w:t>“I was able to channel a little magic through my fist, allowing me to escape. However, once I got out, it was too late to help.</w:t>
+      </w:r>
+    </w:p>
+    <w:p>
+      <w:r>
+        <w:t>“Then out of nowhere, people from the capital came and gave me a magic test. As I said, it was exhausting.</w:t>
+      </w:r>
+    </w:p>
+    <w:p>
+      <w:r>
+        <w:t>“After that, I got a scholarship and taken here.”</w:t>
+      </w:r>
+    </w:p>
+    <w:p>
+      <w:r>
+        <w:t>“Despite all that, he still had time to help people,” Aeloria said.</w:t>
+      </w:r>
+    </w:p>
+    <w:p>
+      <w:r>
+        <w:t>“I figure, if I can’t fight monsters, the second best thing to do is help villages build defenses to protect them against monster attacks.”</w:t>
+      </w:r>
+    </w:p>
+    <w:p>
+      <w:r>
+        <w:t>“Oh my God, when did you have time to sleep?” Emilie asked.</w:t>
+      </w:r>
+    </w:p>
+    <w:p>
+      <w:r>
+        <w:t>“At school,” Zanthal said. “The teachers were so boring that they put me to sleep.”</w:t>
+      </w:r>
+    </w:p>
+    <w:p>
+      <w:r>
+        <w:t>Everyone laughed at that.</w:t>
+      </w:r>
+    </w:p>
+    <w:p>
+      <w:r>
+        <w:t>“Good night everyone,” Aeloria said. “Come Zanthal, let’s go.”</w:t>
+      </w:r>
+    </w:p>
+    <w:p>
+      <w:r>
+        <w:t>“Not so fast young lady,” Emilie said.</w:t>
+      </w:r>
+    </w:p>
+    <w:p>
+      <w:r>
+        <w:t>“Fine,” Aeloria said. “I brought Compel because I knew Zanthal had no interest in anything other than training. I wanted to</w:t>
+      </w:r>
+      <w:r>
+        <w:t xml:space="preserve"> use it to force him to date me, or at least give me a kiss.</w:t>
+      </w:r>
+    </w:p>
+    <w:p>
+      <w:r>
+        <w:t>“Then I saw the words over the chamber ‘Lovely Polymorph’.</w:t>
+      </w:r>
+    </w:p>
+    <w:p>
+      <w:r>
+        <w:t>“I then had an idea. I always wanted a sister. Being the only daughter with 6 brothers is no fun.”</w:t>
+      </w:r>
+    </w:p>
+    <w:p>
+      <w:r>
+        <w:t>“That’s true,” Emilie said. “Aeloria had always bugged us about getting daughters. Unfortunately, because of a dungeon incident, I couldn’t bear any new daughters.</w:t>
+      </w:r>
+      <w:r>
+        <w:t>”</w:t>
+      </w:r>
+    </w:p>
+    <w:p>
+      <w:r>
+        <w:lastRenderedPageBreak/>
+        <w:t>“</w:t>
+      </w:r>
+      <w:r>
+        <w:t>I stood in front of the awakening chamber, ready to greet him when he emerged, ready for him.</w:t>
+      </w:r>
+    </w:p>
+    <w:p>
+      <w:r>
+        <w:t>“</w:t>
+      </w:r>
+      <w:r>
+        <w:t>Zulu</w:t>
+      </w:r>
+      <w:r>
+        <w:t xml:space="preserve"> tripping Zanthal was just a happy accident. I got my chance and cast my spell.</w:t>
+      </w:r>
+    </w:p>
+    <w:p>
+      <w:r>
+        <w:t>“I now have my perfect baby sister.</w:t>
+      </w:r>
+    </w:p>
+    <w:p>
+      <w:r>
+        <w:t>“Now can we go home? Zanthal needs his beauty rest.”</w:t>
+      </w:r>
+    </w:p>
+    <w:p>
+      <w:r>
+        <w:t>“Not so fast,” Emilie said.</w:t>
+      </w:r>
+    </w:p>
+    <w:p>
+      <w:r>
+        <w:t>“We haven’t decided on your punishment.”</w:t>
+      </w:r>
+    </w:p>
+    <w:p>
+      <w:r>
+        <w:t>“The boy did mention, he desired to share his everything with Aeloria, including his body and class,” Joseph said with a wicked grin.</w:t>
+      </w:r>
+    </w:p>
+    <w:p>
+      <w:r>
+        <w:t>“No,” Aeloria explained in panic.</w:t>
+      </w:r>
+    </w:p>
+    <w:p>
+      <w:r>
+        <w:t>The room rang with laughter.</w:t>
+      </w:r>
+    </w:p>
+    <w:p>
+      <w:r>
+        <w:t>“You did bypass the safeties when you used Compel,” Tavares said.</w:t>
+      </w:r>
+      <w:r>
+        <w:t xml:space="preserve"> “Your subconscious figured that if you were willing to use Compel, then you knew what you were doing.”</w:t>
+      </w:r>
+    </w:p>
+    <w:p>
+      <w:r>
+        <w:t>“What happens when synchronization ends?” Zanthal asked. “Do you intend I stay like this forever?”</w:t>
+      </w:r>
+    </w:p>
+    <w:p>
+      <w:r>
+        <w:t>“No dear,” Emilie said. “For one thing we know you hate boys.”</w:t>
+      </w:r>
+    </w:p>
+    <w:p>
+      <w:r>
+        <w:t>“I still like being one,” Zanthal said softly.</w:t>
+      </w:r>
+    </w:p>
+    <w:p>
+      <w:r>
+        <w:t>“Zanthal, Aeloria, you will stay here for the night,” Joseph said. “You will stay here tomorrow. You will not go to school. You will remain on property until further notice. Dismissed…”</w:t>
+      </w:r>
+    </w:p>
+    <w:p>
+      <w:r>
+        <w:t>“Yes reverend one,” Zanthal said and got up.</w:t>
+      </w:r>
+    </w:p>
+    <w:p>
+      <w:r>
+        <w:t>“I’ll take you to my room,” Aeloria said.</w:t>
+      </w:r>
+    </w:p>
+    <w:p>
+      <w:r>
+        <w:lastRenderedPageBreak/>
+        <w:t>“You only have one bed,” Zanthal said.</w:t>
+      </w:r>
+    </w:p>
+    <w:p>
+      <w:r>
+        <w:t>“It’s a big bed,” Aeloria replied.</w:t>
+      </w:r>
+    </w:p>
+    <w:p>
+      <w:r>
+        <w:t>At the door Zanthal turned to see the response of their conversation but there was no reaction. He bowed, exited, and then closed the door after Aeloria.</w:t>
+      </w:r>
+    </w:p>
+    <w:p>
+      <w:r>
+        <w:t>As they were walking, Aeloria asked, “Will you turn me into a boy?”</w:t>
+      </w:r>
+    </w:p>
+    <w:p>
+      <w:r>
+        <w:t>“That’s up to them,” Zanthal said. “You bound our fates together, and now you must live with the consequences, as must I.”</w:t>
+      </w:r>
+    </w:p>
+    <w:p>
+      <w:r>
+        <w:t>“Do you hate me?” Aeloria asked.</w:t>
+      </w:r>
+    </w:p>
+    <w:p>
+      <w:r>
+        <w:t>“Right now I feel nothing,” Zanthal said. “I’m just tired.</w:t>
+      </w:r>
+    </w:p>
+    <w:p>
+      <w:r>
+        <w:t>“Tomorrow the System should be functional, hopefully. Then I will go training. All I want to do is fight monsters. It doesn’t matter what body I use, as long as I can fight.”</w:t>
+      </w:r>
+    </w:p>
+    <w:p>
+      <w:r>
+        <w:t>They stepped into the room and Zanthal grimaced. “Oh great, a classic princess room,” he muttered.</w:t>
+      </w:r>
+    </w:p>
+    <w:p>
+      <w:r>
+        <w:t>“What’s wrong with my room?” Aeloria demanded.</w:t>
+      </w:r>
+    </w:p>
+    <w:p>
+      <w:r>
+        <w:t>“Too much pink, too much cute, too much fluffy,” Zanthal said. “I’m going to pee. Damn, no toothbrush.”</w:t>
+      </w:r>
+    </w:p>
+    <w:p>
+      <w:r>
+        <w:t>“You can use mine,” Aeloria said. “Also, you can use my clothes.”</w:t>
+      </w:r>
+    </w:p>
+    <w:p>
+      <w:r>
+        <w:t>“Oh great, sharing underwear with a girl,” Zanthal said. “I never thought I would see the day.”</w:t>
+      </w:r>
+    </w:p>
+    <w:p>
+      <w:pPr>
+        <w:pStyle w:val="H2"/>
+      </w:pPr>
+      <w:r>
+        <w:lastRenderedPageBreak/>
+        <w:t>S</w:t>
+      </w:r>
+    </w:p>
+    <w:p>
+      <w:pPr>
+        <w:pStyle w:val="Quote1"/>
+      </w:pPr>
+    </w:p>
+    <w:p>
+      <w:r>
+        <w:t>“Aah,” Zanthal screamed in fright.</w:t>
+      </w:r>
+    </w:p>
+    <w:p>
+      <w:r>
+        <w:t>“What’s the matter?” Aeloria asked worriedly.</w:t>
+      </w:r>
+    </w:p>
+    <w:p>
+      <w:r>
+        <w:t>“I completely forget I had changed,” Zanthal said. “Just a second ago I was having some marvelous manly dreams of fighting in my old body.”</w:t>
+      </w:r>
+    </w:p>
+    <w:p/>
+    <w:p/>
+    <w:p/>
     <w:p/>
     <w:p/>
     <w:p/>
@@ -3614,7 +4949,7 @@
             <w:rPr>
               <w:noProof/>
             </w:rPr>
-            <w:t>22</w:t>
+            <w:t>44</w:t>
           </w:r>
         </w:fldSimple>
       </w:p>
@@ -3644,7 +4979,7 @@
             <w:rPr>
               <w:noProof/>
             </w:rPr>
-            <w:t>23</w:t>
+            <w:t>43</w:t>
           </w:r>
         </w:fldSimple>
       </w:p>
@@ -5797,7 +7132,7 @@
 </file>
 
 <file path=customXml/itemProps1.xml><?xml version="1.0" encoding="utf-8"?>
-<ds:datastoreItem xmlns:ds="http://schemas.openxmlformats.org/officeDocument/2006/customXml" ds:itemID="{5B3A6A0A-15AB-49BC-B21A-FFB1AD27A7F5}">
+<ds:datastoreItem xmlns:ds="http://schemas.openxmlformats.org/officeDocument/2006/customXml" ds:itemID="{611D0AA0-0C04-44F8-A727-4E1273C56774}">
   <ds:schemaRefs>
     <ds:schemaRef ds:uri="http://schemas.openxmlformats.org/officeDocument/2006/bibliography"/>
   </ds:schemaRefs>

--- a/Books/AA/The Unorthodox Polymorph/Book_The Unorthodox Polymorph.docx
+++ b/Books/AA/The Unorthodox Polymorph/Book_The Unorthodox Polymorph.docx
@@ -552,7 +552,7 @@
         <w:t xml:space="preserve">“Look, it’s that farm boy Zanthal,” </w:t>
       </w:r>
       <w:r>
-        <w:t>Zulu</w:t>
+        <w:t>Bradley</w:t>
       </w:r>
       <w:r>
         <w:t xml:space="preserve">, a Nordic teen </w:t>
@@ -563,15 +563,7 @@
     </w:p>
     <w:p>
       <w:r>
-        <w:t xml:space="preserve">“Did he bench press them or do </w:t>
-      </w:r>
-      <w:proofErr w:type="gramStart"/>
-      <w:r>
-        <w:t>them</w:t>
-      </w:r>
-      <w:proofErr w:type="gramEnd"/>
-      <w:r>
-        <w:t xml:space="preserve">?” </w:t>
+        <w:t xml:space="preserve">“Did he bench press them or do them?” </w:t>
       </w:r>
       <w:r>
         <w:t xml:space="preserve">Brady, </w:t>
@@ -777,7 +769,13 @@
     </w:p>
     <w:p>
       <w:r>
-        <w:t>“Remember, your class is a fundamental part of you since birth.</w:t>
+        <w:t xml:space="preserve">“Remember, your class </w:t>
+      </w:r>
+      <w:r>
+        <w:t>has been</w:t>
+      </w:r>
+      <w:r>
+        <w:t xml:space="preserve"> a fundamental part of you since birth.</w:t>
       </w:r>
     </w:p>
     <w:p>
@@ -787,6 +785,7 @@
     </w:p>
     <w:p>
       <w:r>
+        <w:lastRenderedPageBreak/>
         <w:t>“You will be called in alphabetical order.”</w:t>
       </w:r>
     </w:p>
@@ -800,11 +799,25 @@
         <w:rPr>
           <w:i/>
         </w:rPr>
-        <w:lastRenderedPageBreak/>
+        <w:t>‘</w:t>
+      </w:r>
+      <w:r>
+        <w:rPr>
+          <w:i/>
+        </w:rPr>
         <w:t>Oh great,</w:t>
       </w:r>
       <w:r>
+        <w:rPr>
+          <w:i/>
+        </w:rPr>
+        <w:t>’</w:t>
+      </w:r>
+      <w:r>
         <w:t xml:space="preserve"> Zanthal said to himself. </w:t>
+      </w:r>
+      <w:r>
+        <w:t>‘</w:t>
       </w:r>
       <w:r>
         <w:rPr>
@@ -812,6 +825,15 @@
         </w:rPr>
         <w:t>Why did my parents give me a name starting with Z instead of A?</w:t>
       </w:r>
+      <w:r>
+        <w:rPr>
+          <w:i/>
+        </w:rPr>
+        <w:t>’</w:t>
+      </w:r>
+      <w:r>
+        <w:t xml:space="preserve"> Of course that was typical of Nordics.</w:t>
+      </w:r>
     </w:p>
     <w:p>
       <w:r>
@@ -922,6 +944,7 @@
     </w:p>
     <w:p>
       <w:r>
+        <w:lastRenderedPageBreak/>
         <w:t>Time crept on as one by one people entered the chambers. Despite the tediously long process no one left. This was an important social event for the 1</w:t>
       </w:r>
       <w:r>
@@ -936,7 +959,6 @@
     </w:p>
     <w:p>
       <w:r>
-        <w:lastRenderedPageBreak/>
         <w:t>Finally it was time for Zanthal to enter. Already some of the awakening chambers had descended into the ground, no longer being needed.</w:t>
       </w:r>
     </w:p>
@@ -1069,404 +1091,430 @@
     </w:p>
     <w:p>
       <w:r>
+        <w:lastRenderedPageBreak/>
         <w:t>Bradley tripped Zanthal. He stumbled forward and slammed into Aeloria. What the hell was she doing there?</w:t>
       </w:r>
     </w:p>
     <w:p>
       <w:r>
+        <w:t xml:space="preserve">At the last possible moment Zanthal grabbed Aeloria, twisted his body and fell to the ground with a loud thump, shaking the </w:t>
+      </w:r>
+      <w:r>
+        <w:t xml:space="preserve">floor </w:t>
+      </w:r>
+      <w:r>
+        <w:t>in the process. Aeloria landed on top of him.</w:t>
+      </w:r>
+    </w:p>
+    <w:p>
+      <w:r>
+        <w:t xml:space="preserve">“Timber,” Bradley </w:t>
+      </w:r>
+      <w:r>
+        <w:t>shouted, laughing.</w:t>
+      </w:r>
+    </w:p>
+    <w:p>
+      <w:r>
+        <w:t xml:space="preserve">Of course </w:t>
+      </w:r>
+      <w:r>
+        <w:t>Bradley</w:t>
+      </w:r>
+      <w:r>
+        <w:t xml:space="preserve"> didn’t care. He was the son of Duke Philip and Aeloria’s social equal.</w:t>
+      </w:r>
+    </w:p>
+    <w:p>
+      <w:r>
+        <w:t>“Mr. Bradley, what the hell are you doing?” Professor Dalton, one of the instructors, demanded. “I will not have violence in class.”</w:t>
+      </w:r>
+    </w:p>
+    <w:p>
+      <w:r>
+        <w:t>Other teachers approached, attracted by the commotion.</w:t>
+      </w:r>
+    </w:p>
+    <w:p>
+      <w:r>
+        <w:t>“Oh my God, I’m so sorry,” Zanthal said with the deep resounding sound of all Nordics. “I didn’t mean to hurt you. Are you okay?”</w:t>
+      </w:r>
+    </w:p>
+    <w:p>
+      <w:r>
+        <w:t>Aeloria nodded and said, “I’m fine. You just startled me. More importantly, are you okay?”</w:t>
+      </w:r>
+    </w:p>
+    <w:p>
+      <w:r>
+        <w:t>“You’re worried about me?” Zanthal asked, astonished.</w:t>
+      </w:r>
+    </w:p>
+    <w:p>
+      <w:r>
+        <w:t>Zanthal noticed Aeloria hadn’t gotten up. Could she like him? Was that why she kept looking at him? Zanthal dismissed the possibility and said, “I’m just a commoner from a no-name town.”</w:t>
+      </w:r>
+    </w:p>
+    <w:p>
+      <w:r>
+        <w:t>“But that fall looked painful,” Aeloria objected.</w:t>
+      </w:r>
+    </w:p>
+    <w:p>
+      <w:r>
+        <w:t>“True,” Zanthal said. “I hit my elbow and whacked my skull. The important thing is that you are okay.”</w:t>
+      </w:r>
+    </w:p>
+    <w:p>
+      <w:r>
+        <w:t>For a timeless moment b</w:t>
+      </w:r>
+      <w:r>
+        <w:t xml:space="preserve">oth looked </w:t>
+      </w:r>
+      <w:r>
+        <w:t>into each other’s eyes.</w:t>
+      </w:r>
+    </w:p>
+    <w:p>
+      <w:r>
+        <w:t xml:space="preserve">Then </w:t>
+      </w:r>
+      <w:r>
+        <w:t>Zanthal screamed in panic. “No, no, no, this can’t be happening to me.”</w:t>
+      </w:r>
+    </w:p>
+    <w:p>
+      <w:r>
         <w:lastRenderedPageBreak/>
-        <w:t xml:space="preserve">At the last possible moment Zanthal grabbed Aeloria, twisted his body and fell to the ground with a loud thump, shaking the </w:t>
-      </w:r>
-      <w:r>
-        <w:t xml:space="preserve">floor </w:t>
-      </w:r>
-      <w:r>
-        <w:t>in the process. Aeloria landed on top of him.</w:t>
-      </w:r>
-    </w:p>
-    <w:p>
-      <w:r>
-        <w:t xml:space="preserve">“Timber,” Bradley </w:t>
-      </w:r>
-      <w:r>
-        <w:t>shouted, laughing.</w:t>
-      </w:r>
-    </w:p>
-    <w:p>
-      <w:r>
-        <w:t xml:space="preserve">Of course </w:t>
+        <w:t>Aeloria jumped up in fright and Dalton approached. “Do you need medical treatment Mr. Zanthal?”</w:t>
+      </w:r>
+    </w:p>
+    <w:p>
+      <w:r>
+        <w:t>“Weird things are happening in my body,” Zanthal said in terror. “I think my class is activating.”</w:t>
+      </w:r>
+    </w:p>
+    <w:p>
+      <w:r>
+        <w:t>Zanthal looked around the room full of socializing people and said, “I need to get out of here before it fully activates. I don’t know how to stop it. I don’t know how it activated.”</w:t>
+      </w:r>
+    </w:p>
+    <w:p>
+      <w:r>
+        <w:t>“Calm down and tell me what the problem is,” Dalton said.</w:t>
+      </w:r>
+    </w:p>
+    <w:p>
+      <w:r>
+        <w:t xml:space="preserve">“My class is Fair Polymorph,” Zanthal said and looked at Aeloria. “I am afraid…Please get me out of here, at least for the sake of Princess </w:t>
+      </w:r>
+      <w:r>
+        <w:t>Aeloria’s dignity</w:t>
+      </w:r>
+      <w:r>
+        <w:t>. I need a private room</w:t>
+      </w:r>
+      <w:r>
+        <w:t>.”</w:t>
+      </w:r>
+    </w:p>
+    <w:p>
+      <w:r>
+        <w:t>“No,” Aeloria said, horrified. “</w:t>
+      </w:r>
+      <w:r>
+        <w:t>Professor</w:t>
+      </w:r>
+      <w:r>
+        <w:t xml:space="preserve"> Dalton, we need a private room now.”</w:t>
+      </w:r>
+    </w:p>
+    <w:p>
+      <w:r>
+        <w:t>“</w:t>
+      </w:r>
+      <w:r>
+        <w:t>Come you two. I’ll take you to a teacher’s washroom. How much time do you have?</w:t>
+      </w:r>
+      <w:r>
+        <w:t>” Dalton asked.</w:t>
+      </w:r>
+    </w:p>
+    <w:p>
+      <w:r>
+        <w:t>“5, maybe 10 minutes</w:t>
+      </w:r>
+      <w:r>
+        <w:t xml:space="preserve"> at most</w:t>
+      </w:r>
+      <w:r>
+        <w:t>,” Zanthal said. “I feel all sorts of weird pulling sensations.</w:t>
+      </w:r>
+      <w:r>
+        <w:t xml:space="preserve"> My vision and hearing is getting wonky.</w:t>
+      </w:r>
+      <w:r>
+        <w:t xml:space="preserve"> I’m feeling vertigo.</w:t>
+      </w:r>
+      <w:r>
+        <w:t>”</w:t>
+      </w:r>
+    </w:p>
+    <w:p>
+      <w:r>
+        <w:t xml:space="preserve">“I can’t believe you’re turning to girl,” </w:t>
       </w:r>
       <w:r>
         <w:t>Bradley</w:t>
       </w:r>
       <w:r>
-        <w:t xml:space="preserve"> didn’t care. He was the son of Duke Philip and Aeloria’s social equal.</w:t>
-      </w:r>
-    </w:p>
-    <w:p>
-      <w:r>
-        <w:t>“Mr. Bradley, what the hell are you doing?” Professor Dalton, one of the instructors, demanded. “I will not have violence in class.”</w:t>
-      </w:r>
-    </w:p>
-    <w:p>
-      <w:r>
-        <w:t>Other teachers approached, attracted by the commotion.</w:t>
-      </w:r>
-    </w:p>
-    <w:p>
-      <w:r>
-        <w:t>“Oh my God, I’m so sorry,” Zanthal said with the deep resounding sound of all Nordics. “I didn’t mean to hurt you. Are you okay?”</w:t>
-      </w:r>
-    </w:p>
-    <w:p>
-      <w:r>
-        <w:t>Aeloria nodded and said, “I’m fine. You just startled me. More importantly, are you okay?”</w:t>
-      </w:r>
-    </w:p>
-    <w:p>
-      <w:r>
-        <w:t>“You’re worried about me?” Zanthal asked, astonished.</w:t>
-      </w:r>
-    </w:p>
-    <w:p>
-      <w:r>
-        <w:t>Zanthal noticed Aeloria hadn’t gotten up. Could she like him? Was that why she kept looking at him? Zanthal dismissed the possibility and said, “I’m just a commoner from a no-name town.”</w:t>
-      </w:r>
-    </w:p>
-    <w:p>
-      <w:r>
-        <w:t>“But that fall looked painful,” Aeloria objected.</w:t>
-      </w:r>
-    </w:p>
-    <w:p>
-      <w:r>
-        <w:t>“True,” Zanthal said. “I hit my elbow and whacked my skull. The important thing is that you are okay.”</w:t>
-      </w:r>
-    </w:p>
-    <w:p>
-      <w:r>
-        <w:t>B</w:t>
-      </w:r>
-      <w:r>
-        <w:t>oth looked at each other and then Zanthal screamed in panic. “No, no, no, this can’t be happening to me.”</w:t>
-      </w:r>
-    </w:p>
-    <w:p>
-      <w:r>
-        <w:t>Aeloria jumped up in fright and Dalton approached. “Do you need medical treatment Mr. Zanthal?”</w:t>
+        <w:t xml:space="preserve"> called out, laughing like an idiot.</w:t>
+      </w:r>
+      <w:r>
+        <w:t xml:space="preserve"> “That’s so funny.”</w:t>
+      </w:r>
+    </w:p>
+    <w:p>
+      <w:r>
+        <w:t xml:space="preserve">“Shut up </w:t>
+      </w:r>
+      <w:r>
+        <w:t>Bradley</w:t>
+      </w:r>
+      <w:r>
+        <w:t>,” Aeloria said angrily. “This isn’t funny.”</w:t>
+      </w:r>
+    </w:p>
+    <w:p>
+      <w:r>
+        <w:t>They headed to the door and Zanthal staggered like a drunk.</w:t>
+      </w:r>
+    </w:p>
+    <w:p>
+      <w:r>
+        <w:t>“I’ll help,” Dalton said. “Close your eyes. It will help with disorientation.”</w:t>
+      </w:r>
+    </w:p>
+    <w:p>
+      <w:r>
+        <w:t>“Are you shrinking?” Aeloria asked.</w:t>
       </w:r>
     </w:p>
     <w:p>
       <w:r>
         <w:lastRenderedPageBreak/>
-        <w:t>“Weird things are happening in my body,” Zanthal said in terror. “I think my class is activating.”</w:t>
-      </w:r>
-    </w:p>
-    <w:p>
-      <w:r>
-        <w:t>Zanthal looked around the room full of socializing people and said, “I need to get out of here before it fully activates. I don’t know how to stop it. I don’t know how it activated.”</w:t>
-      </w:r>
-    </w:p>
-    <w:p>
-      <w:r>
-        <w:t>“Calm down and tell me what the problem is,” Dalton said.</w:t>
-      </w:r>
-    </w:p>
-    <w:p>
-      <w:r>
-        <w:t xml:space="preserve">“My class is Fair Polymorph,” Zanthal said and looked at Aeloria. “I am afraid…Please get me out of here, at least for the sake of Princess </w:t>
-      </w:r>
-      <w:r>
-        <w:t>Aeloria’s dignity</w:t>
-      </w:r>
-      <w:r>
-        <w:t>. I need a private room</w:t>
-      </w:r>
-      <w:r>
-        <w:t>.”</w:t>
-      </w:r>
-    </w:p>
-    <w:p>
-      <w:r>
-        <w:t>“No,” Aeloria said, horrified. “</w:t>
-      </w:r>
-      <w:r>
-        <w:t>Professor</w:t>
-      </w:r>
-      <w:r>
-        <w:t xml:space="preserve"> Dalton, we need a private room now.”</w:t>
-      </w:r>
-    </w:p>
-    <w:p>
-      <w:r>
+        <w:t>“Of course,” Zanthal said. “I am bigger than you.”</w:t>
+      </w:r>
+    </w:p>
+    <w:p>
+      <w:r>
+        <w:t>They walked through several corridors and Zanthal was forced to hold his pants to prevent them from falling.</w:t>
+      </w:r>
+    </w:p>
+    <w:p>
+      <w:r>
+        <w:t>Finally they arrived at a washroom, when Zanthal lost almost 60 centimeter of height.</w:t>
+      </w:r>
+    </w:p>
+    <w:p>
+      <w:r>
+        <w:t>“Professor Dalton, please get me a boy’s school uniform, one that will fit Princess Aeloria,” Zanthal said.</w:t>
+      </w:r>
+    </w:p>
+    <w:p>
+      <w:r>
+        <w:t>“All right,” Dalton said. “Stay here.”</w:t>
+      </w:r>
+    </w:p>
+    <w:p>
+      <w:r>
+        <w:t>Zanthal sat on the toilet, red-faced and said, “Sorry about this. I didn’t mean to get you involved. You must be grossed out.”</w:t>
+      </w:r>
+    </w:p>
+    <w:p>
+      <w:r>
+        <w:t xml:space="preserve">“Stop calling me princess,” Aeloria </w:t>
+      </w:r>
+      <w:r>
+        <w:t>scolded</w:t>
+      </w:r>
+      <w:r>
+        <w:t>. “In this school, all students must be treated as equal.</w:t>
+      </w:r>
+    </w:p>
+    <w:p>
+      <w:r>
+        <w:t>“And no I don’t think you’re gross.”</w:t>
+      </w:r>
+    </w:p>
+    <w:p>
+      <w:r>
+        <w:t>Aeloria blushed and said, “I think you’re cute.”</w:t>
+      </w:r>
+    </w:p>
+    <w:p>
+      <w:r>
+        <w:t>“Oh great,” Zanthal grumbled. “I discover the cutest girl in the country likes me, and now I’m losing my appearance. What a horrible day. And now my voice is changing.”</w:t>
+      </w:r>
+    </w:p>
+    <w:p>
+      <w:r>
+        <w:t>“I didn’t know that Nordics could be gentle,” Aeloria said. “The Nordics I know are rather violent, rough and crude.”</w:t>
+      </w:r>
+    </w:p>
+    <w:p>
+      <w:r>
+        <w:t>“Why do you think I’m gentle?” Zanthal asked. “You do know I can bench-press a cow, don’t you?”</w:t>
+      </w:r>
+    </w:p>
+    <w:p>
+      <w:r>
+        <w:t>“Your face,” Aeloria said. “That looks disturbing. That must be that uncanny valley thing.”</w:t>
+      </w:r>
+    </w:p>
+    <w:p>
+      <w:r>
+        <w:t>“Sorry,” Zanthal said and hugged himself. His chest was feeling entirely too sensitive.</w:t>
+      </w:r>
+    </w:p>
+    <w:p>
+      <w:r>
+        <w:lastRenderedPageBreak/>
+        <w:t>For a moment no one spoke.</w:t>
+      </w:r>
+    </w:p>
+    <w:p>
+      <w:r>
+        <w:t>“I feel the physical process has completed</w:t>
+      </w:r>
+      <w:r>
+        <w:t>. I no longer feel vertigo</w:t>
+      </w:r>
+      <w:r>
+        <w:t>, but my hearing and vision are wrong,” Zanthal said. “I still don’t understand why you aren’t grossed out.”</w:t>
+      </w:r>
+    </w:p>
+    <w:p>
+      <w:r>
+        <w:t>“Why would I be grossed out? I now have a new twin sister,” Aeloria said, smiling.</w:t>
+      </w:r>
+    </w:p>
+    <w:p>
+      <w:r>
+        <w:t xml:space="preserve">Zanthal was hit with a wave of dizziness and he </w:t>
+      </w:r>
+      <w:r>
+        <w:t>muttered</w:t>
+      </w:r>
+      <w:r>
+        <w:t xml:space="preserve">, </w:t>
+      </w:r>
+      <w:r>
+        <w:t>“Somehow that doesn’t make me happy</w:t>
+      </w:r>
+      <w:r>
+        <w:t>.</w:t>
+      </w:r>
+      <w:r>
+        <w:t>”</w:t>
+      </w:r>
+    </w:p>
+    <w:p>
+      <w:r>
+        <w:t>Aeloria leaned on the sink as both stayed in silence.</w:t>
+      </w:r>
+    </w:p>
+    <w:p>
+      <w:r>
+        <w:t>There was a knock on the door and Aeloria opened it.</w:t>
+      </w:r>
+    </w:p>
+    <w:p>
+      <w:r>
+        <w:t>“Here are the clothes, including undergarments base on your size,” Dalton said.</w:t>
+      </w:r>
+    </w:p>
+    <w:p>
+      <w:r>
+        <w:t>“Thanks professor,” Aeloria said and closed the door.</w:t>
+      </w:r>
+    </w:p>
+    <w:p>
+      <w:r>
+        <w:t>“Stop looking as if you’re going to your funeral,” Aeloria said, annoyed. “I’m not ugly.”</w:t>
+      </w:r>
+    </w:p>
+    <w:p>
+      <w:r>
+        <w:t>“I’m painfully aware how pretty you are,” Zanthal said. “But that beauty should be on you, not me.”</w:t>
+      </w:r>
+    </w:p>
+    <w:p>
+      <w:r>
+        <w:t>Zanthal sighed and said, “I better get this over with.” He closes his eyes and began undressing, starting with his socks and shoes.</w:t>
+      </w:r>
+    </w:p>
+    <w:p>
+      <w:r>
+        <w:t>“Okay, help me dress.”</w:t>
+      </w:r>
+    </w:p>
+    <w:p>
+      <w:r>
+        <w:t>“Lift your arms,” Aeloria said.</w:t>
+      </w:r>
+    </w:p>
+    <w:p>
+      <w:r>
+        <w:t xml:space="preserve">“Aah, ugh, </w:t>
+      </w:r>
+      <w:proofErr w:type="spellStart"/>
+      <w:r>
+        <w:t>grr</w:t>
+      </w:r>
+      <w:proofErr w:type="spellEnd"/>
+      <w:r>
+        <w:t>,” Zanthal grunted in discomfort when the bra touched him.</w:t>
+      </w:r>
+    </w:p>
+    <w:p>
+      <w:r>
+        <w:t>“Stop making those sounds,” Aeloria scolded.</w:t>
+      </w:r>
+    </w:p>
+    <w:p>
+      <w:r>
+        <w:lastRenderedPageBreak/>
         <w:t>“</w:t>
       </w:r>
       <w:r>
-        <w:t>Come you two. I’ll take you to a teacher’s washroom. How much time do you have?</w:t>
-      </w:r>
-      <w:r>
-        <w:t>” Dalton asked.</w:t>
-      </w:r>
-    </w:p>
-    <w:p>
-      <w:r>
-        <w:t>“5, maybe 10 minutes</w:t>
-      </w:r>
-      <w:r>
-        <w:t xml:space="preserve"> at most</w:t>
-      </w:r>
-      <w:r>
-        <w:t>,” Zanthal said. “I feel all sorts of weird pulling sensations.</w:t>
-      </w:r>
-      <w:r>
-        <w:t xml:space="preserve"> My vision and hearing is getting wonky.</w:t>
-      </w:r>
-      <w:r>
-        <w:t>”</w:t>
-      </w:r>
-    </w:p>
-    <w:p>
-      <w:r>
-        <w:t xml:space="preserve">“I can’t believe you’re turning to girl,” </w:t>
-      </w:r>
-      <w:r>
-        <w:t>Zulu</w:t>
-      </w:r>
-      <w:r>
-        <w:t xml:space="preserve"> called out, laughing like an idiot.</w:t>
-      </w:r>
-      <w:r>
-        <w:t xml:space="preserve"> “That’s so funny.”</w:t>
-      </w:r>
-    </w:p>
-    <w:p>
-      <w:r>
-        <w:t xml:space="preserve">“Shut up </w:t>
-      </w:r>
-      <w:r>
-        <w:t>Zulu</w:t>
-      </w:r>
-      <w:r>
-        <w:t>,” Aeloria said angrily. “This isn’t funny.”</w:t>
-      </w:r>
-    </w:p>
-    <w:p>
-      <w:r>
-        <w:t>They headed to the door.</w:t>
-      </w:r>
-    </w:p>
-    <w:p>
-      <w:r>
-        <w:t>“Are you shrinking?” Aeloria asked.</w:t>
-      </w:r>
-    </w:p>
-    <w:p>
-      <w:r>
-        <w:t>“Of course,” Zanthal said. “I am bigger than you.”</w:t>
-      </w:r>
-    </w:p>
-    <w:p>
-      <w:r>
-        <w:t>They walked through several corridors and Zanthal was forced to hold his pants to prevent them from falling.</w:t>
-      </w:r>
-    </w:p>
-    <w:p>
-      <w:r>
-        <w:t>Finally they arrived at a washroom, when Zanthal lost almost 60 centimeter of height.</w:t>
-      </w:r>
-    </w:p>
-    <w:p>
+        <w:t>I c</w:t>
+      </w:r>
+      <w:r>
+        <w:t xml:space="preserve">an’t help it,” Zanthal </w:t>
+      </w:r>
+      <w:r>
+        <w:t>grumbled</w:t>
+      </w:r>
+      <w:r>
+        <w:t xml:space="preserve">. “What I’m feeling is incredibly disturbing. </w:t>
+      </w:r>
+      <w:r>
+        <w:t>These things</w:t>
+      </w:r>
+      <w:r>
+        <w:t xml:space="preserve"> are too sensitive.”</w:t>
+      </w:r>
+    </w:p>
+    <w:p>
+      <w:pPr>
+        <w:pStyle w:val="H2"/>
+      </w:pPr>
+      <w:bookmarkStart w:id="1" w:name="_Toc242118783"/>
       <w:r>
         <w:lastRenderedPageBreak/>
-        <w:t>“Professor Dalton, please get me a boy’s school uniform, one that will fit Princess Aeloria,” Zanthal said.</w:t>
-      </w:r>
-    </w:p>
-    <w:p>
-      <w:r>
-        <w:t>“All right,” Dalton said. “Stay here.”</w:t>
-      </w:r>
-    </w:p>
-    <w:p>
-      <w:r>
-        <w:t>Zanthal sat on the toilet, red-faced and said, “Sorry about this. I didn’t mean to get you involved. You must be grossed out.”</w:t>
-      </w:r>
-    </w:p>
-    <w:p>
-      <w:r>
-        <w:t xml:space="preserve">“Stop calling me princess,” Aeloria </w:t>
-      </w:r>
-      <w:r>
-        <w:t>scolded</w:t>
-      </w:r>
-      <w:r>
-        <w:t>. “In this school, all students must be treated as equal.</w:t>
-      </w:r>
-    </w:p>
-    <w:p>
-      <w:r>
-        <w:t>“And no I don’t think you’re gross.”</w:t>
-      </w:r>
-    </w:p>
-    <w:p>
-      <w:r>
-        <w:t>Aeloria blushed and said, “I think you’re cute.”</w:t>
-      </w:r>
-    </w:p>
-    <w:p>
-      <w:r>
-        <w:t>“Oh great,” Zanthal grumbled. “I discover the cutest girl in the country likes me, and now I’m losing my appearance. What a horrible day. And now my voice is changing.”</w:t>
-      </w:r>
-    </w:p>
-    <w:p>
-      <w:r>
-        <w:t>“I didn’t know that Nordics could be gentle,” Aeloria said. “The Nordics I know are rather violent, rough and crude.”</w:t>
-      </w:r>
-    </w:p>
-    <w:p>
-      <w:r>
-        <w:t>“Why do you think I’m gentle?” Zanthal asked. “You do know I can bench-press a cow, don’t you?”</w:t>
-      </w:r>
-    </w:p>
-    <w:p>
-      <w:r>
-        <w:t>“Your face,” Aeloria said. “That looks disturbing. That must be that uncanny valley thing.”</w:t>
-      </w:r>
-    </w:p>
-    <w:p>
-      <w:r>
-        <w:t>“Sorry,” Zanthal said and hugged himself. His chest was feeling entirely too sensitive.</w:t>
-      </w:r>
-    </w:p>
-    <w:p>
-      <w:r>
-        <w:t>For a moment no one spoke.</w:t>
-      </w:r>
-    </w:p>
-    <w:p>
-      <w:r>
-        <w:t>“I feel the physical process has completed, but my hearing and vision are wrong,” Zanthal said. “I still don’t understand why you aren’t grossed out.”</w:t>
-      </w:r>
-    </w:p>
-    <w:p>
-      <w:r>
-        <w:lastRenderedPageBreak/>
-        <w:t>“Why would I be grossed out? I now have a new twin sister,” Aeloria said, smiling.</w:t>
-      </w:r>
-    </w:p>
-    <w:p>
-      <w:r>
-        <w:t xml:space="preserve">Zanthal was hit with a wave of dizziness and he </w:t>
-      </w:r>
-      <w:r>
-        <w:t>muttered</w:t>
-      </w:r>
-      <w:r>
-        <w:t xml:space="preserve">, </w:t>
-      </w:r>
-      <w:r>
-        <w:t>“Somehow that doesn’t make me happy</w:t>
-      </w:r>
-      <w:r>
-        <w:t>.</w:t>
-      </w:r>
-      <w:r>
-        <w:t>”</w:t>
-      </w:r>
-    </w:p>
-    <w:p>
-      <w:r>
-        <w:t>Aeloria leaned on the sink as both stayed in silence.</w:t>
-      </w:r>
-    </w:p>
-    <w:p>
-      <w:r>
-        <w:t>There was a knock on the door and Aeloria opened it.</w:t>
-      </w:r>
-    </w:p>
-    <w:p>
-      <w:r>
-        <w:t>“Here are the clothes, including undergarments base on your size,” Dalton said.</w:t>
-      </w:r>
-    </w:p>
-    <w:p>
-      <w:r>
-        <w:t>“Thanks professor,” Aeloria said and closed the door.</w:t>
-      </w:r>
-    </w:p>
-    <w:p>
-      <w:r>
-        <w:t>“Stop looking as if you’re going to your funeral,” Aeloria said, annoyed. “I’m not ugly.”</w:t>
-      </w:r>
-    </w:p>
-    <w:p>
-      <w:r>
-        <w:t>“I’m painfully aware how pretty you are,” Zanthal said. “But that beauty should be on you, not me.”</w:t>
-      </w:r>
-    </w:p>
-    <w:p>
-      <w:r>
-        <w:t>Zanthal sighed and said, “I better get this over with.” He closes his eyes and began undressing, starting with his socks and shoes.</w:t>
-      </w:r>
-    </w:p>
-    <w:p>
-      <w:r>
-        <w:t>“Okay, help me dress.”</w:t>
-      </w:r>
-    </w:p>
-    <w:p>
-      <w:r>
-        <w:t>“Lift your arms,” Aeloria said.</w:t>
-      </w:r>
-    </w:p>
-    <w:p>
-      <w:r>
-        <w:t xml:space="preserve">“Aah, ugh, </w:t>
-      </w:r>
-      <w:proofErr w:type="spellStart"/>
-      <w:r>
-        <w:t>grr</w:t>
-      </w:r>
-      <w:proofErr w:type="spellEnd"/>
-      <w:r>
-        <w:t>,” Zanthal grunted in discomfort when the bra touched him.</w:t>
-      </w:r>
-    </w:p>
-    <w:p>
-      <w:r>
-        <w:t>“Stop making those sounds,” Aeloria scolded.</w:t>
-      </w:r>
-    </w:p>
-    <w:p>
-      <w:r>
-        <w:t>“</w:t>
-      </w:r>
-      <w:r>
-        <w:t>I c</w:t>
-      </w:r>
-      <w:r>
-        <w:t xml:space="preserve">an’t help it,” Zanthal </w:t>
-      </w:r>
-      <w:r>
-        <w:t>grumbled</w:t>
-      </w:r>
-      <w:r>
-        <w:t xml:space="preserve">. “What I’m feeling is incredibly disturbing. </w:t>
-      </w:r>
-      <w:r>
-        <w:t>These things</w:t>
-      </w:r>
-      <w:r>
-        <w:t xml:space="preserve"> are too sensitive.”</w:t>
-      </w:r>
-    </w:p>
-    <w:p>
-      <w:pPr>
-        <w:pStyle w:val="H2"/>
-      </w:pPr>
-      <w:bookmarkStart w:id="1" w:name="_Toc242118783"/>
-      <w:r>
-        <w:lastRenderedPageBreak/>
-        <w:t>Adapting to the Changes</w:t>
+        <w:t>The new Body</w:t>
       </w:r>
       <w:bookmarkEnd w:id="1"/>
     </w:p>
@@ -1594,6 +1642,16 @@
     </w:p>
     <w:p>
       <w:r>
+        <w:t>“Do you still feel dizzy?” Dalton asked.</w:t>
+      </w:r>
+    </w:p>
+    <w:p>
+      <w:r>
+        <w:t>“No professor,” Zanthal said. “My eye balls have stopped changing size.”</w:t>
+      </w:r>
+    </w:p>
+    <w:p>
+      <w:r>
         <w:t>“Come you two, the principle wants to see you,” Dalton said. “Everyone is curious to know about this new class variant.”</w:t>
       </w:r>
     </w:p>
@@ -1630,6 +1688,7 @@
     </w:p>
     <w:p>
       <w:r>
+        <w:lastRenderedPageBreak/>
         <w:t>“Stop complaining,” Aeloria scolded. “You’re making me feel self-conscious.”</w:t>
       </w:r>
     </w:p>
@@ -1640,69 +1699,227 @@
     </w:p>
     <w:p>
       <w:r>
+        <w:t>“Just a second,” Aeloria said. “I need to use the lady’s room.”</w:t>
+      </w:r>
+    </w:p>
+    <w:p>
+      <w:r>
+        <w:t>Deed done, they entered an examination room. One had a male uniform and a red face.</w:t>
+      </w:r>
+    </w:p>
+    <w:p>
+      <w:r>
+        <w:t xml:space="preserve">“Ah Mr. Zanthal, thank you for coming,” </w:t>
+      </w:r>
+      <w:r>
+        <w:t xml:space="preserve">Principle Rachael Sara </w:t>
+      </w:r>
+      <w:r>
+        <w:t xml:space="preserve">said. </w:t>
+      </w:r>
+      <w:r>
+        <w:t xml:space="preserve">“Place your </w:t>
+      </w:r>
+      <w:r>
+        <w:t xml:space="preserve">old </w:t>
+      </w:r>
+      <w:r>
+        <w:t>clothes there.”</w:t>
+      </w:r>
+    </w:p>
+    <w:p>
+      <w:r>
+        <w:t>Sara</w:t>
+      </w:r>
+      <w:r>
+        <w:t xml:space="preserve"> introduced the people in the room.</w:t>
+      </w:r>
+    </w:p>
+    <w:p>
+      <w:r>
+        <w:t>“This is Dr. Brenda, foremost expert on polymorphs in the country. She was rush teleported here,” Sara said.</w:t>
+      </w:r>
+    </w:p>
+    <w:p>
+      <w:r>
+        <w:t>“I have never heard of a skill just activating, especially just after the class activation ceremony,” Brenda said.</w:t>
+      </w:r>
+    </w:p>
+    <w:p>
+      <w:r>
+        <w:t>“Your variant is unique and never before seen in the 90 years since the quantum singularity.</w:t>
+      </w:r>
+    </w:p>
+    <w:p>
+      <w:r>
+        <w:t>“Please enter the medical capsule. What can you say about this class? Can you speculate as to how you obtained it?”</w:t>
+      </w:r>
+    </w:p>
+    <w:p>
+      <w:r>
+        <w:t xml:space="preserve">“I’m not sure about the polymorph part other than I fantasized about becoming a dragon as a child. I gave up those delusions when I stopped wearing </w:t>
+      </w:r>
+      <w:r>
+        <w:t>onesies</w:t>
+      </w:r>
+      <w:r>
+        <w:t>.</w:t>
+      </w:r>
+    </w:p>
+    <w:p>
+      <w:r>
+        <w:t>“As for the fair part, I can only speculate,” Zanthal said.</w:t>
+      </w:r>
+    </w:p>
+    <w:p>
+      <w:r>
+        <w:t>“It all happened when I was 6 years old</w:t>
+      </w:r>
+      <w:r>
+        <w:t xml:space="preserve">. </w:t>
+      </w:r>
+      <w:r>
+        <w:t>I was in the back woods when I saw this dude taking a shower. That was the most repulsive, the most disgusting sight I have ever seen in my life.</w:t>
+      </w:r>
+    </w:p>
+    <w:p>
+      <w:r>
         <w:lastRenderedPageBreak/>
-        <w:t>“Just a second,” Aeloria said. “I need to use the lady’s room.”</w:t>
-      </w:r>
-    </w:p>
-    <w:p>
-      <w:r>
-        <w:t>Deed done, they entered an examination room. One had a male uniform and a red face.</w:t>
-      </w:r>
-    </w:p>
-    <w:p>
-      <w:r>
-        <w:t xml:space="preserve">“Ah Mr. Zanthal, thank you for coming,” </w:t>
-      </w:r>
-      <w:r>
-        <w:t xml:space="preserve">Principle Rachael Sara </w:t>
-      </w:r>
-      <w:r>
-        <w:t xml:space="preserve">said. </w:t>
-      </w:r>
-      <w:r>
-        <w:t xml:space="preserve">“Place your </w:t>
-      </w:r>
-      <w:r>
-        <w:t xml:space="preserve">old </w:t>
-      </w:r>
-      <w:r>
-        <w:t>clothes there.”</w:t>
-      </w:r>
-    </w:p>
-    <w:p>
-      <w:r>
-        <w:t>Sara</w:t>
-      </w:r>
-      <w:r>
-        <w:t xml:space="preserve"> introduced the people in the room.</w:t>
-      </w:r>
-    </w:p>
-    <w:p>
-      <w:r>
-        <w:t>“This is Dr. Brenda, foremost expert on polymorphs in the country. She was rush teleported here,” Sara said.</w:t>
-      </w:r>
-    </w:p>
-    <w:p>
-      <w:r>
-        <w:t>“I have never heard of a skill just activating, especially just after the class activation ceremony,” Brenda said.</w:t>
-      </w:r>
-    </w:p>
-    <w:p>
-      <w:r>
-        <w:t>“Your variant is unique and never before seen in the 90 years since the quantum singularity.</w:t>
-      </w:r>
-    </w:p>
-    <w:p>
-      <w:r>
-        <w:t>“Please enter the medical capsule. What can you say about this class? Can you speculate as to how you obtained it?”</w:t>
-      </w:r>
-    </w:p>
-    <w:p>
-      <w:r>
-        <w:t xml:space="preserve">“I’m not sure about the polymorph part other than I fantasized about becoming a dragon as a child. I gave up those delusions when I stopped wearing </w:t>
-      </w:r>
-      <w:r>
-        <w:t>onesies</w:t>
+        <w:t>“Ever since, I have viewed the male body as being repulsive,” Zanthal said. “I especially hate male animals with their dangly bits.”</w:t>
+      </w:r>
+    </w:p>
+    <w:p>
+      <w:r>
+        <w:t>A picture appeared on a screen in front of Zanthal.</w:t>
+      </w:r>
+    </w:p>
+    <w:p>
+      <w:r>
+        <w:t>Zanthal looked and jerked away, feel nauseous. The offensive image disappeared.</w:t>
+      </w:r>
+    </w:p>
+    <w:p>
+      <w:r>
+        <w:t>“That was disgusting,” Zanthal said, shuddering. “</w:t>
+      </w:r>
+      <w:r>
+        <w:t>Thankfully m</w:t>
+      </w:r>
+      <w:r>
+        <w:t xml:space="preserve">y vision </w:t>
+      </w:r>
+      <w:r>
+        <w:t>is off or it would have been worse</w:t>
+      </w:r>
+      <w:r>
+        <w:t>. I know the sky is blue. However, the color I see now doesn’t look like the color I’m used to.</w:t>
+      </w:r>
+    </w:p>
+    <w:p>
+      <w:r>
+        <w:t>“I will need to relearn colors.</w:t>
+      </w:r>
+    </w:p>
+    <w:p>
+      <w:r>
+        <w:t xml:space="preserve">“With hearing, I </w:t>
+      </w:r>
+      <w:r>
+        <w:t xml:space="preserve">can’t </w:t>
+      </w:r>
+      <w:r>
+        <w:t xml:space="preserve">hear lower-pitched sounds and </w:t>
+      </w:r>
+      <w:r>
+        <w:t>can hear</w:t>
+      </w:r>
+      <w:r>
+        <w:t xml:space="preserve"> higher-pitched sounds</w:t>
+      </w:r>
+      <w:r>
+        <w:t xml:space="preserve"> I never heard before</w:t>
+      </w:r>
+      <w:r>
+        <w:t xml:space="preserve"> and some are slightly annoying</w:t>
+      </w:r>
+      <w:r>
+        <w:t>. Even the characteristics of sound are different. I’m only surprised I can understand you.”</w:t>
+      </w:r>
+    </w:p>
+    <w:p>
+      <w:r>
+        <w:t>“That’s natural since human races are literally different species,” Dr. Susan said. “The real surprise was when Original Humans began giving birth to the so-called non-human races.</w:t>
+      </w:r>
+    </w:p>
+    <w:p>
+      <w:r>
+        <w:t>“What a tragic time that was.</w:t>
+      </w:r>
+    </w:p>
+    <w:p>
+      <w:r>
+        <w:t>“That doesn’t explain why your power activated.”</w:t>
+      </w:r>
+    </w:p>
+    <w:p>
+      <w:r>
+        <w:t>“I don’t know</w:t>
+      </w:r>
+      <w:r>
+        <w:t xml:space="preserve"> why either</w:t>
+      </w:r>
+      <w:r>
+        <w:t>,” Zanthal said. “I just know I was determined to never use my class for the rest of my life. After all, the name Fair Polymorph speaks for itself.”</w:t>
+      </w:r>
+    </w:p>
+    <w:p>
+      <w:r>
+        <w:t>Zanthal closed his eyes as dizziness and nausea fought for his attention. Outside, the scientists worked as they examined the data.</w:t>
+      </w:r>
+    </w:p>
+    <w:p>
+      <w:r>
+        <w:t>“How do you feel dear?” Principle Sara asked.</w:t>
+      </w:r>
+    </w:p>
+    <w:p>
+      <w:r>
+        <w:t>“I have the overwhelming urge to run and hide,” Zanthal said. “I want my body back.”</w:t>
+      </w:r>
+    </w:p>
+    <w:p>
+      <w:r>
+        <w:lastRenderedPageBreak/>
+        <w:t>Zanthal collapsed. He woke up on an examination table. The scientists, principle and Aeloria stared at him worriedly.</w:t>
+      </w:r>
+    </w:p>
+    <w:p>
+      <w:r>
+        <w:t>“I won’t ask how you’re feeling,” Sara said. “That’s quite obvious.”</w:t>
+      </w:r>
+    </w:p>
+    <w:p>
+      <w:r>
+        <w:t>“I used some minor healing on you to reduce your blood pressure and stress,” Dr. Willows said. “Too much stress will prevent proper synchronization.”</w:t>
+      </w:r>
+    </w:p>
+    <w:p>
+      <w:r>
+        <w:t>“Let me share the test results with you,” Dr. Brenda said.</w:t>
+      </w:r>
+    </w:p>
+    <w:p>
+      <w:r>
+        <w:t>“First, I can say that the transformation is complete, down to the cellular structure and DNA</w:t>
+      </w:r>
+      <w:r>
+        <w:t xml:space="preserve"> level. T</w:t>
+      </w:r>
+      <w:r>
+        <w:t>his is natural for the polymorph class</w:t>
+      </w:r>
+      <w:r>
+        <w:t xml:space="preserve"> and you’re no exception there</w:t>
       </w:r>
       <w:r>
         <w:t>.</w:t>
@@ -1710,327 +1927,175 @@
     </w:p>
     <w:p>
       <w:r>
-        <w:t>“As for the fair part, I can only speculate,” Zanthal said.</w:t>
-      </w:r>
-    </w:p>
-    <w:p>
-      <w:r>
-        <w:t>“It all happened when I was 6 years old</w:t>
-      </w:r>
-      <w:r>
-        <w:t xml:space="preserve">. </w:t>
-      </w:r>
-      <w:r>
-        <w:t>I was in the back woods when I saw this dude taking a shower. That was the most repulsive, the most disgusting sight I have ever seen in my life.</w:t>
-      </w:r>
-    </w:p>
-    <w:p>
-      <w:r>
-        <w:t>“Ever since, I have viewed the male body as being repulsive,” Zanthal said. “I especially hate male animals with their dangly bits.”</w:t>
-      </w:r>
-    </w:p>
-    <w:p>
-      <w:r>
-        <w:t>A picture appeared on a screen in front of Zanthal.</w:t>
+        <w:t>“Second, your class seems to have a camouflaging effect. While using this form, anyone who scans you will only see … what they expect to see.</w:t>
+      </w:r>
+    </w:p>
+    <w:p>
+      <w:r>
+        <w:t>“However, I was able to use deeper scans and can tell you your main class remains unchanged.</w:t>
+      </w:r>
+    </w:p>
+    <w:p>
+      <w:r>
+        <w:t>“Your camouflage ability will improve as your class levels up.</w:t>
+      </w:r>
+    </w:p>
+    <w:p>
+      <w:r>
+        <w:t>“Mr. Zanthal, you will synchronize with this form. Once that happens, you will gain the ability to turn back.”</w:t>
+      </w:r>
+    </w:p>
+    <w:p>
+      <w:r>
+        <w:t>“I can’t wait,” Zanthal said. “No offence Aeloria but I think my Nordic body is better.</w:t>
+      </w:r>
+      <w:r>
+        <w:t>”</w:t>
+      </w:r>
+    </w:p>
+    <w:p>
+      <w:r>
+        <w:t>“That’s perfectly natural,” Dr. Brenda said. “Getting used to something new takes time. You are not just being forced to get used to a new body, but a new identity.”</w:t>
+      </w:r>
+    </w:p>
+    <w:p>
+      <w:r>
+        <w:t>“You are not alone when it comes to class variations,” Dr. Willows said. “Psychological trauma has been known to modify a person’s class.</w:t>
       </w:r>
     </w:p>
     <w:p>
       <w:r>
         <w:lastRenderedPageBreak/>
-        <w:t>Zanthal looked and jerked away, feel nauseous. The offensive image disappeared.</w:t>
-      </w:r>
-    </w:p>
-    <w:p>
-      <w:r>
-        <w:t>“That was disgusting,” Zanthal said, shuddering. “</w:t>
-      </w:r>
-      <w:r>
-        <w:t>Thankfully m</w:t>
-      </w:r>
-      <w:r>
-        <w:t xml:space="preserve">y vision </w:t>
-      </w:r>
-      <w:r>
-        <w:t>is off or it would have been worse</w:t>
-      </w:r>
-      <w:r>
-        <w:t>. I know the sky is blue. However, the color I see now doesn’t look like the color I’m used to.</w:t>
-      </w:r>
-    </w:p>
-    <w:p>
-      <w:r>
-        <w:t>“I will need to relearn colors.</w:t>
-      </w:r>
-    </w:p>
-    <w:p>
-      <w:r>
-        <w:t xml:space="preserve">“With hearing, I </w:t>
-      </w:r>
-      <w:r>
-        <w:t xml:space="preserve">can’t </w:t>
-      </w:r>
-      <w:r>
-        <w:t xml:space="preserve">hear lower-pitched sounds and </w:t>
-      </w:r>
-      <w:r>
-        <w:t>can hear</w:t>
-      </w:r>
-      <w:r>
-        <w:t xml:space="preserve"> higher-pitched sounds</w:t>
-      </w:r>
-      <w:r>
-        <w:t xml:space="preserve"> I never heard before</w:t>
-      </w:r>
-      <w:r>
-        <w:t>. Even the characteristics of sound are different. I’m only surprised I can understand you.”</w:t>
-      </w:r>
-    </w:p>
-    <w:p>
-      <w:r>
-        <w:t>“That’s natural since human races are literally different species,” Dr. Susan said. “The real surprise was when Original Humans began giving birth to the so-called non-human races.</w:t>
-      </w:r>
-    </w:p>
-    <w:p>
-      <w:r>
-        <w:t>“What a tragic time that was.</w:t>
-      </w:r>
-    </w:p>
-    <w:p>
-      <w:r>
-        <w:t>“That doesn’t explain why your power activated.”</w:t>
-      </w:r>
-    </w:p>
-    <w:p>
-      <w:r>
-        <w:t>“I don’t know</w:t>
-      </w:r>
-      <w:r>
-        <w:t xml:space="preserve"> why either</w:t>
-      </w:r>
-      <w:r>
-        <w:t>,” Zanthal said. “I just know I was determined to never use my class for the rest of my life. After all, the name Fair Polymorph speaks for itself.”</w:t>
-      </w:r>
-    </w:p>
-    <w:p>
-      <w:r>
-        <w:t>Zanthal closed his eyes as dizziness and nausea fought for his attention. Outside, the scientists worked as they examined the data.</w:t>
-      </w:r>
-    </w:p>
-    <w:p>
-      <w:r>
-        <w:t>“How do you feel dear?” Principle Sara asked.</w:t>
-      </w:r>
-    </w:p>
-    <w:p>
-      <w:r>
-        <w:t>“I have the overwhelming urge to run and hide,” Zanthal said. “I want my body back.”</w:t>
-      </w:r>
-    </w:p>
-    <w:p>
-      <w:r>
-        <w:t>Zanthal collapsed. He woke up on an examination table. The scientists, principle and Aeloria stared at him worriedly.</w:t>
-      </w:r>
-    </w:p>
-    <w:p>
-      <w:r>
-        <w:t>“I won’t ask how you’re feeling,” Sara said. “That’s quite obvious.”</w:t>
+        <w:t xml:space="preserve">“What is unique to you is how severe your </w:t>
+      </w:r>
+      <w:r>
+        <w:t>psychosis</w:t>
+      </w:r>
+      <w:r>
+        <w:t xml:space="preserve"> is regarding the male antimony. I am certain that is the driving force for your variant.</w:t>
+      </w:r>
+    </w:p>
+    <w:p>
+      <w:r>
+        <w:t>“In other words, you have a unique class.”</w:t>
+      </w:r>
+    </w:p>
+    <w:p>
+      <w:r>
+        <w:t>Zanthal rolled his eyes and said, “Lucky me.”</w:t>
+      </w:r>
+    </w:p>
+    <w:p>
+      <w:r>
+        <w:t xml:space="preserve">“Does that extend to yourself?” Dr. </w:t>
+      </w:r>
+      <w:r>
+        <w:t>Willows asked.</w:t>
+      </w:r>
+    </w:p>
+    <w:p>
+      <w:r>
+        <w:t>“Yes Dr. Willows,” Zanthal said. “I hate looking at myse</w:t>
+      </w:r>
+      <w:r>
+        <w:t>lf in the mirror when changing. However, I’m fine with my own body.”</w:t>
+      </w:r>
+    </w:p>
+    <w:p>
+      <w:r>
+        <w:t>“From other examples on the subject, synchronizing with a new species can take weeks, months, or even years,” Dr. Brenda said.</w:t>
+      </w:r>
+    </w:p>
+    <w:p>
+      <w:r>
+        <w:t xml:space="preserve">“Did you say years?” </w:t>
+      </w:r>
+      <w:r>
+        <w:t>Zanthal exclaimed, horrified.</w:t>
+      </w:r>
+    </w:p>
+    <w:p>
+      <w:r>
+        <w:t>Dr. Brenda just nodded.</w:t>
+      </w:r>
+      <w:r>
+        <w:t xml:space="preserve"> “You need to forge a new identity.”</w:t>
+      </w:r>
+    </w:p>
+    <w:p>
+      <w:r>
+        <w:t xml:space="preserve">“But in a month, something disturbing will happen,” Zanthal </w:t>
+      </w:r>
+      <w:r>
+        <w:t>exclaimed. He closed his eyes as dizziness overwhelmed him</w:t>
+      </w:r>
+      <w:r>
+        <w:t>.</w:t>
+      </w:r>
+      <w:r>
+        <w:t xml:space="preserve"> Thankfully he was already lying down.</w:t>
+      </w:r>
+    </w:p>
+    <w:p>
+      <w:r>
+        <w:t xml:space="preserve">“Sorry Mr. Zanthal, </w:t>
+      </w:r>
+      <w:r>
+        <w:t xml:space="preserve">but </w:t>
+      </w:r>
+      <w:r>
+        <w:t>that’s just biology</w:t>
+      </w:r>
+      <w:r>
+        <w:t>,” Dr. Brenda said.</w:t>
+      </w:r>
+    </w:p>
+    <w:p>
+      <w:r>
+        <w:t>Aeloria snickered.</w:t>
+      </w:r>
+    </w:p>
+    <w:p>
+      <w:r>
+        <w:t>“The next task is to find you new accommodations,” the principle said. “You cannot stay in the boy’s dormitory.”</w:t>
+      </w:r>
+    </w:p>
+    <w:p>
+      <w:r>
+        <w:t xml:space="preserve">“And </w:t>
+      </w:r>
+      <w:r>
+        <w:t xml:space="preserve">Mr. </w:t>
+      </w:r>
+      <w:r>
+        <w:t>Zanthal</w:t>
+      </w:r>
+      <w:r>
+        <w:t xml:space="preserve"> just fainted</w:t>
+      </w:r>
+      <w:r>
+        <w:t>,” Dr. Susan said.</w:t>
+      </w:r>
+      <w:r>
+        <w:t xml:space="preserve"> She healed Zanthal and </w:t>
+      </w:r>
+      <w:r>
+        <w:t>he woke up.</w:t>
+      </w:r>
+    </w:p>
+    <w:p>
+      <w:r>
+        <w:t>“Zanthal can stay with me,” Aeloria said. “It will be fun having a twin sister.”</w:t>
+      </w:r>
+    </w:p>
+    <w:p>
+      <w:r>
+        <w:t>“Brother,” Zanthal corrected.</w:t>
       </w:r>
     </w:p>
     <w:p>
       <w:r>
         <w:lastRenderedPageBreak/>
-        <w:t>“I used some minor healing on you to reduce your blood pressure and stress,” Dr. Willows said. “Too much stress will prevent proper synchronization.”</w:t>
-      </w:r>
-    </w:p>
-    <w:p>
-      <w:r>
-        <w:t>“Let me share the test results with you,” Dr. Brenda said.</w:t>
-      </w:r>
-    </w:p>
-    <w:p>
-      <w:r>
-        <w:t>“First, I can say that the transformation is complete, down to the cellular structure and DNA</w:t>
-      </w:r>
-      <w:r>
-        <w:t xml:space="preserve"> level. T</w:t>
-      </w:r>
-      <w:r>
-        <w:t>his is natural for the polymorph class</w:t>
-      </w:r>
-      <w:r>
-        <w:t xml:space="preserve"> and you’re no exception there</w:t>
-      </w:r>
-      <w:r>
-        <w:t>.</w:t>
-      </w:r>
-    </w:p>
-    <w:p>
-      <w:r>
-        <w:t>“Second, your class seems to have a camouflaging effect. While using this form, anyone who scans you will only see … what they expect to see.</w:t>
-      </w:r>
-    </w:p>
-    <w:p>
-      <w:r>
-        <w:t>“However, I was able to use deeper scans and can tell you your main class remains unchanged.</w:t>
-      </w:r>
-    </w:p>
-    <w:p>
-      <w:r>
-        <w:t>“Your camouflage ability will improve as your class levels up.</w:t>
-      </w:r>
-    </w:p>
-    <w:p>
-      <w:r>
-        <w:t>“Mr. Zanthal, you will synchronize with this form. Once that happens, you will gain the ability to turn back.”</w:t>
-      </w:r>
-    </w:p>
-    <w:p>
-      <w:r>
-        <w:t>“I can’t wait,” Zanthal said. “No offence Aeloria but I think my Nordic body is better.</w:t>
-      </w:r>
-      <w:r>
-        <w:t>”</w:t>
-      </w:r>
-    </w:p>
-    <w:p>
-      <w:r>
-        <w:t>“That’s perfectly natural,” Dr. Brenda said. “Getting used to something new takes time. You are not just being forced to get used to a new body, but a new identity.”</w:t>
-      </w:r>
-    </w:p>
-    <w:p>
-      <w:r>
-        <w:t>“You are not alone when it comes to class variations,” Dr. Willows said. “Psychological trauma has been known to modify a person’s class.</w:t>
-      </w:r>
-    </w:p>
-    <w:p>
-      <w:r>
-        <w:t xml:space="preserve">“What is unique to you is how severe your </w:t>
-      </w:r>
-      <w:r>
-        <w:t>psychosis</w:t>
-      </w:r>
-      <w:r>
-        <w:t xml:space="preserve"> is regarding the male antimony. I am certain that is the driving force for your variant.</w:t>
-      </w:r>
-    </w:p>
-    <w:p>
-      <w:r>
-        <w:t>“In other words, you have a unique class.”</w:t>
-      </w:r>
-    </w:p>
-    <w:p>
-      <w:r>
-        <w:lastRenderedPageBreak/>
-        <w:t>Zanthal rolled his eyes and said, “Lucky me.”</w:t>
-      </w:r>
-    </w:p>
-    <w:p>
-      <w:r>
-        <w:t xml:space="preserve">“Does that extend to yourself?” Dr. </w:t>
-      </w:r>
-      <w:r>
-        <w:t>Willows asked.</w:t>
-      </w:r>
-    </w:p>
-    <w:p>
-      <w:r>
-        <w:t>“Yes Dr. Willows,” Zanthal said. “I hate looking at myself in the mirror when changing.”</w:t>
-      </w:r>
-    </w:p>
-    <w:p>
-      <w:r>
-        <w:t>“From other examples on the subject, synchronizing with a new species can take weeks, months, or even years,” Dr. Brenda said.</w:t>
-      </w:r>
-    </w:p>
-    <w:p>
-      <w:r>
-        <w:t xml:space="preserve">“Did you say years?” </w:t>
-      </w:r>
-      <w:r>
-        <w:t>Zanthal exclaimed, horrified.</w:t>
-      </w:r>
-    </w:p>
-    <w:p>
-      <w:r>
-        <w:t>Dr. Brenda just nodded.</w:t>
-      </w:r>
-      <w:r>
-        <w:t xml:space="preserve"> “You need to forge a new identity.”</w:t>
-      </w:r>
-    </w:p>
-    <w:p>
-      <w:r>
-        <w:t xml:space="preserve">“But in a month, something disturbing will happen,” Zanthal </w:t>
-      </w:r>
-      <w:r>
-        <w:t>exclaimed. He closed his eyes as dizziness overwhelmed him</w:t>
-      </w:r>
-      <w:r>
-        <w:t>.</w:t>
-      </w:r>
-      <w:r>
-        <w:t xml:space="preserve"> Thankfully he was already lying down.</w:t>
-      </w:r>
-    </w:p>
-    <w:p>
-      <w:r>
-        <w:t xml:space="preserve">“Sorry Mr. Zanthal, </w:t>
-      </w:r>
-      <w:r>
-        <w:t xml:space="preserve">but </w:t>
-      </w:r>
-      <w:r>
-        <w:t>that’s just biology</w:t>
-      </w:r>
-      <w:r>
-        <w:t>,” Dr. Brenda said.</w:t>
-      </w:r>
-    </w:p>
-    <w:p>
-      <w:r>
-        <w:t>Aeloria snickered.</w:t>
-      </w:r>
-    </w:p>
-    <w:p>
-      <w:r>
-        <w:t>“The next task is to find you new accommodations,” the principle said. “You cannot stay in the boy’s dormitory.”</w:t>
-      </w:r>
-    </w:p>
-    <w:p>
-      <w:r>
-        <w:t xml:space="preserve">“And </w:t>
-      </w:r>
-      <w:r>
-        <w:t xml:space="preserve">Mr. </w:t>
-      </w:r>
-      <w:r>
-        <w:t>Zanthal</w:t>
-      </w:r>
-      <w:r>
-        <w:t xml:space="preserve"> just fainted</w:t>
-      </w:r>
-      <w:r>
-        <w:t>,” Dr. Susan said.</w:t>
-      </w:r>
-      <w:r>
-        <w:t xml:space="preserve"> She healed Zanthal and </w:t>
-      </w:r>
-      <w:r>
-        <w:t>he woke up.</w:t>
-      </w:r>
-    </w:p>
-    <w:p>
-      <w:r>
-        <w:t>“Zanthal can stay with me,” Aeloria said. “It will be fun having a twin sister.”</w:t>
-      </w:r>
-    </w:p>
-    <w:p>
-      <w:r>
-        <w:t>“Brother,” Zanthal corrected.</w:t>
-      </w:r>
-    </w:p>
-    <w:p>
-      <w:r>
         <w:t xml:space="preserve">“Very well,” the principle said. “Your </w:t>
       </w:r>
       <w:r>
@@ -2047,7 +2112,6 @@
     </w:p>
     <w:p>
       <w:r>
-        <w:lastRenderedPageBreak/>
         <w:t>A short walk brought them to the administrative offices.</w:t>
       </w:r>
     </w:p>
@@ -2118,6 +2182,11 @@
     </w:p>
     <w:p>
       <w:r>
+        <w:t>Never the less Zanthal let Aeloria brush.</w:t>
+      </w:r>
+    </w:p>
+    <w:p>
+      <w:r>
         <w:t xml:space="preserve">The secretary took a photo and </w:t>
       </w:r>
       <w:r>
@@ -2140,6 +2209,9 @@
       <w:r>
         <w:t xml:space="preserve"> von Barran, Female</w:t>
       </w:r>
+      <w:r>
+        <w:t>, 16</w:t>
+      </w:r>
     </w:p>
     <w:p>
       <w:r>
@@ -2153,6 +2225,7 @@
     </w:p>
     <w:p>
       <w:r>
+        <w:lastRenderedPageBreak/>
         <w:t>“For you, maybe,” Zanthal said.</w:t>
       </w:r>
       <w:r>
@@ -2171,180 +2244,525 @@
     </w:p>
     <w:p>
       <w:r>
+        <w:t>“Men,” Aeloria muttered.</w:t>
+      </w:r>
+    </w:p>
+    <w:p>
+      <w:r>
+        <w:t>Zanthal broke into a bright smile and said, “Thank you.”</w:t>
+      </w:r>
+    </w:p>
+    <w:p>
+      <w:r>
+        <w:t>Sara giggled.</w:t>
+      </w:r>
+      <w:r>
+        <w:t xml:space="preserve"> </w:t>
+      </w:r>
+      <w:r>
+        <w:t xml:space="preserve">“Never the less we will monitor you on your journey. </w:t>
+      </w:r>
+      <w:r>
+        <w:t xml:space="preserve">Also, I was told that a new identity will accelerate synchronization. </w:t>
+      </w:r>
+      <w:r>
+        <w:t>Enjoy the weekend.” She headed off.</w:t>
+      </w:r>
+    </w:p>
+    <w:p>
+      <w:r>
+        <w:t>“Do you know why we you were given my last name?” Aeloria asked.</w:t>
+      </w:r>
+    </w:p>
+    <w:p>
+      <w:r>
+        <w:t>“I don’t want to think about it,” Zanthal said. “Place me in front off some monsters and I’ll be happy.”</w:t>
+      </w:r>
+    </w:p>
+    <w:p>
+      <w:r>
+        <w:t>“It’s almost 6:00PM and I’m starving,” Aeloria said. “Aren’t you?”</w:t>
+      </w:r>
+    </w:p>
+    <w:p>
+      <w:r>
+        <w:t>They headed out the doors and onto the main street of campus. Off to the right was a park.</w:t>
+      </w:r>
+    </w:p>
+    <w:p>
+      <w:r>
+        <w:t>“No,” Zanthal said. “Right now I’m thinking what I will tell my parents. Let’s go to the park. Nature relaxe</w:t>
+      </w:r>
+      <w:r>
+        <w:t>s</w:t>
+      </w:r>
+      <w:r>
+        <w:t xml:space="preserve"> me.”</w:t>
+      </w:r>
+    </w:p>
+    <w:p>
+      <w:r>
+        <w:t>As if on cue, Zanthal’s phone rang.</w:t>
+      </w:r>
+    </w:p>
+    <w:p>
+      <w:r>
+        <w:t>“Oh great, that’s my mum,” Zanthal said.</w:t>
+      </w:r>
+    </w:p>
+    <w:p>
+      <w:r>
+        <w:t>“Aren’t you going to answer?” Aeloria asked.</w:t>
+      </w:r>
+    </w:p>
+    <w:p>
+      <w:r>
+        <w:t xml:space="preserve">“I say </w:t>
+      </w:r>
+      <w:r>
+        <w:t>hi</w:t>
+      </w:r>
+      <w:r>
+        <w:t xml:space="preserve"> mum and she says who the hell are you?” Zanthal asked.</w:t>
+      </w:r>
+    </w:p>
+    <w:p>
+      <w:r>
+        <w:t xml:space="preserve">Aeloria gave an </w:t>
+      </w:r>
+      <w:r>
+        <w:t xml:space="preserve">exasperated </w:t>
+      </w:r>
+      <w:r>
+        <w:t>sigh and said, “Just give me the phone.”</w:t>
+      </w:r>
+    </w:p>
+    <w:p>
+      <w:r>
         <w:lastRenderedPageBreak/>
-        <w:t>“Men,” Aeloria muttered.</w:t>
-      </w:r>
-    </w:p>
-    <w:p>
-      <w:r>
-        <w:t>Zanthal broke into a bright smile and said, “Thank you.”</w:t>
-      </w:r>
-    </w:p>
-    <w:p>
-      <w:r>
-        <w:t>Sara giggled.</w:t>
-      </w:r>
+        <w:t>“Mum’s name is Cybil and dad’s name is Zolin Brady,” Zanthal said. He answered the phone and handed the device to Aeloria.</w:t>
+      </w:r>
+    </w:p>
+    <w:p>
+      <w:r>
+        <w:t>“Hello Mr. and Mrs. Brady,” Aeloria said. “This is…”</w:t>
+      </w:r>
+    </w:p>
+    <w:p>
+      <w:r>
+        <w:t xml:space="preserve">“Oh my God, Princess Aeloria, why do you have Zanthal’s phone?” </w:t>
+      </w:r>
+      <w:r>
+        <w:t>Cybil</w:t>
+      </w:r>
+      <w:r>
+        <w:t xml:space="preserve"> asked, surprised.</w:t>
+      </w:r>
+    </w:p>
+    <w:p>
+      <w:r>
+        <w:t>“Please just call me Aeloria,” Aeloria said. “While attending school, all students must be treated as equal.</w:t>
+      </w:r>
+    </w:p>
+    <w:p>
+      <w:r>
+        <w:t>“And yes, I am Zanthal’s friend.”</w:t>
+      </w:r>
+    </w:p>
+    <w:p>
+      <w:r>
+        <w:t>Zolin asked, surprised. “Why didn’t he tell us?”</w:t>
+      </w:r>
+    </w:p>
+    <w:p>
+      <w:r>
+        <w:t xml:space="preserve">“It just happened today during our activation ceremony,” Aeloria said. “Zanthal has a polymorph variant and accidently activated his class skill. Teachers are rather surprised. He is </w:t>
+      </w:r>
+      <w:r>
+        <w:t>too</w:t>
+      </w:r>
+      <w:r>
+        <w:t xml:space="preserve"> embarrassed to show himself.”</w:t>
+      </w:r>
+    </w:p>
+    <w:p>
+      <w:r>
+        <w:t>“I wish you could visit, but you’re a busy princess,” Cybil said.</w:t>
+      </w:r>
+    </w:p>
+    <w:p>
+      <w:r>
+        <w:t>They arrived at the park and Zanthal gazed at the river.</w:t>
+      </w:r>
+    </w:p>
+    <w:p>
+      <w:r>
+        <w:t>“I would love to come,” Aeloria said. “I view Zanthal as my very own sister.”</w:t>
+      </w:r>
+    </w:p>
+    <w:p>
+      <w:r>
+        <w:t>“Brother,” Zanthal called out.</w:t>
+      </w:r>
+    </w:p>
+    <w:p>
+      <w:r>
+        <w:t>“Was that an echo?” Zolin asked.</w:t>
+      </w:r>
+    </w:p>
+    <w:p>
+      <w:r>
+        <w:t>“Not an echo,” Zanthal said.</w:t>
+      </w:r>
+    </w:p>
+    <w:p>
+      <w:r>
+        <w:t>“Zanthal has an unusual class,” Aeloria said. “What do you know about polymorphs?”</w:t>
+      </w:r>
+    </w:p>
+    <w:p>
+      <w:r>
+        <w:t>“Only that less than 1 in a thousand get it,” Zolin said. “Everyone says the class is useless. That is why most just abandon it and live as unclassed people.</w:t>
+      </w:r>
+      <w:r>
+        <w:t>”</w:t>
+      </w:r>
+    </w:p>
+    <w:p>
+      <w:r>
+        <w:lastRenderedPageBreak/>
+        <w:t>“Wish I could do that,” Zanthal muttered.</w:t>
+      </w:r>
+    </w:p>
+    <w:p>
+      <w:r>
+        <w:t>“We have just met but he is important to me now,” Aeloria said. “I would love to meet you. Would tomorrow night be fine?”</w:t>
+      </w:r>
+    </w:p>
+    <w:p>
+      <w:r>
+        <w:t>Aeloria smiled as she watched Zanthal shake his head violently, causing hair to fly everywhere.</w:t>
+      </w:r>
+    </w:p>
+    <w:p>
+      <w:r>
+        <w:t>“Yes dear,” Cybil said happily.</w:t>
+      </w:r>
+    </w:p>
+    <w:p>
+      <w:r>
+        <w:t>“See you at 6:00PM tomorrow. Zanthal says bye,” Aeloria said and hung up. She handed the phone back to Zanthal.</w:t>
+      </w:r>
+    </w:p>
+    <w:p>
+      <w:r>
+        <w:t>“Come, let’s go to a restaurant,” Aeloria said. “I’m paying.”</w:t>
+      </w:r>
+    </w:p>
+    <w:p>
+      <w:r>
+        <w:t>“You’re lucky I don’t have my old Nordic body, or you would be crying,” Zanthal said.</w:t>
+      </w:r>
+    </w:p>
+    <w:p>
+      <w:r>
+        <w:t>Aeloria giggled and said, “The restaurant is just outside campus.”</w:t>
+      </w:r>
+    </w:p>
+    <w:p>
+      <w:r>
+        <w:t>The trip wasn’t long and they stepped into the restaurant. It was a high-class restaurant that Zanthal would never eat in.</w:t>
+      </w:r>
+    </w:p>
+    <w:p>
+      <w:r>
+        <w:t>The server looked at the two and said tentatively, “Princess Aeloria.”</w:t>
+      </w:r>
+    </w:p>
+    <w:p>
+      <w:r>
+        <w:t>Aeloria smiled and said, “Table for two.”</w:t>
+      </w:r>
+    </w:p>
+    <w:p>
+      <w:r>
+        <w:t>“Right this way, princesses,” the waiter said.</w:t>
+      </w:r>
+    </w:p>
+    <w:p>
+      <w:r>
+        <w:t>“Only one princess,” Zanthal muttered and Aeloria giggled.</w:t>
+      </w:r>
+    </w:p>
+    <w:p>
+      <w:r>
+        <w:t>As always, people stared at them.</w:t>
+      </w:r>
+    </w:p>
+    <w:p>
+      <w:r>
+        <w:t>The waiter led them the more posh side of the restaurant, showed them seats, and handed them drink menus.</w:t>
+      </w:r>
+    </w:p>
+    <w:p>
+      <w:r>
+        <w:t>Aeloria looked at Zanthal wiggling on the chair and said, “Zanthal, you look as if you want to pee.” Aeloria said.</w:t>
+      </w:r>
+    </w:p>
+    <w:p>
+      <w:r>
+        <w:lastRenderedPageBreak/>
+        <w:t>“That’s because I do,” Zanthal said.</w:t>
+      </w:r>
+    </w:p>
+    <w:p>
+      <w:r>
+        <w:t>“Then go,” Aeloria said.</w:t>
+      </w:r>
+    </w:p>
+    <w:p>
+      <w:r>
+        <w:t>“I can’t,” Zanthal objected, again causing hair to fly.</w:t>
+      </w:r>
+    </w:p>
+    <w:p>
+      <w:r>
+        <w:t>Aeloria rolled her eyes and said, “It’s as if I’m babysitting a toddler. Follow me.”</w:t>
+      </w:r>
+    </w:p>
+    <w:p>
+      <w:r>
+        <w:t>Zanthal followed Aeloria to the lady’s toilet.</w:t>
+      </w:r>
+      <w:r>
+        <w:t xml:space="preserve"> He hesitate a moment and said, “Sorry for intruding.” He stepped through.</w:t>
+      </w:r>
+    </w:p>
+    <w:p>
+      <w:r>
+        <w:t xml:space="preserve">Inside, </w:t>
+      </w:r>
+      <w:r>
+        <w:t>Zanthal</w:t>
+      </w:r>
+      <w:r>
+        <w:t xml:space="preserve"> found the washrooms identical to the men’s side, except there were no urinals.</w:t>
+      </w:r>
+    </w:p>
+    <w:p>
+      <w:r>
+        <w:t>Aeloria led the way to a handicap stall.</w:t>
+      </w:r>
+    </w:p>
+    <w:p>
+      <w:r>
+        <w:t>“Get in that stall,” Aeloria instructed. “Remember to sit, and stop being a baby.”</w:t>
+      </w:r>
+    </w:p>
+    <w:p>
+      <w:r>
+        <w:t>Zanthal did as instructed.</w:t>
+      </w:r>
+    </w:p>
+    <w:p>
+      <w:r>
+        <w:t>“Remember to wipe,” Aeloria instructed.</w:t>
+      </w:r>
+    </w:p>
+    <w:p>
+      <w:r>
+        <w:t>“That was quite disturbing,” Zanthal said as he completed the task. Deed done he stood up and dressed.</w:t>
+      </w:r>
+    </w:p>
+    <w:p>
+      <w:r>
+        <w:t>Stepping out, Zanthal said, “That’s over, for now.”</w:t>
+      </w:r>
+    </w:p>
+    <w:p>
+      <w:r>
+        <w:t>Returning to the table, Zanthal read the drink menu and put it down. The waiter returned and he ordered a milkshake.</w:t>
+      </w:r>
+    </w:p>
+    <w:p>
+      <w:r>
+        <w:t>The waiter handed them menus and Zanthal once again read through the menu and put it down.</w:t>
+      </w:r>
+    </w:p>
+    <w:p>
+      <w:r>
+        <w:t xml:space="preserve">“I have a problem,” Zanthal said. “I have no idea what these names means. I mean, what is </w:t>
+      </w:r>
+      <w:r>
+        <w:t xml:space="preserve">Sumptuous </w:t>
+      </w:r>
+      <w:proofErr w:type="spellStart"/>
+      <w:r>
+        <w:t>Shakshouka</w:t>
+      </w:r>
+      <w:proofErr w:type="spellEnd"/>
+      <w:r>
+        <w:t xml:space="preserve">, </w:t>
+      </w:r>
+      <w:r>
+        <w:t>Creamy Quiche Lorraine</w:t>
+      </w:r>
+      <w:r>
+        <w:t xml:space="preserve">, </w:t>
+      </w:r>
+      <w:proofErr w:type="spellStart"/>
+      <w:r>
+        <w:t>Reimagine</w:t>
+      </w:r>
+      <w:proofErr w:type="spellEnd"/>
       <w:r>
         <w:t xml:space="preserve"> </w:t>
       </w:r>
-      <w:r>
-        <w:t xml:space="preserve">“Never the less we will monitor you on your journey. </w:t>
-      </w:r>
-      <w:r>
-        <w:t xml:space="preserve">Also, I was told that a new identity will accelerate synchronization. </w:t>
-      </w:r>
-      <w:r>
-        <w:t>Enjoy the weekend.” She headed off.</w:t>
-      </w:r>
-    </w:p>
-    <w:p>
-      <w:r>
-        <w:t>“Do you know why we you were given my last name?” Aeloria asked.</w:t>
-      </w:r>
-    </w:p>
-    <w:p>
-      <w:r>
-        <w:t>“I don’t want to think about it,” Zanthal said. “Place me in front off some monsters and I’ll be happy.”</w:t>
-      </w:r>
-    </w:p>
-    <w:p>
-      <w:r>
-        <w:t>“It’s almost 6:00PM and I’m starving,” Aeloria said. “Aren’t you?”</w:t>
-      </w:r>
-    </w:p>
-    <w:p>
-      <w:r>
-        <w:t>They headed out the doors and onto the main street of campus. Off to the right was a park.</w:t>
-      </w:r>
-    </w:p>
-    <w:p>
-      <w:r>
-        <w:t>“No,” Zanthal said. “Right now I’m thinking what I will tell my parents. Let’s go to the park. Nature relaxe</w:t>
-      </w:r>
-      <w:r>
-        <w:t>s</w:t>
-      </w:r>
-      <w:r>
-        <w:t xml:space="preserve"> me.”</w:t>
-      </w:r>
-    </w:p>
-    <w:p>
-      <w:r>
-        <w:t>As if on cue, Zanthal’s phone rang.</w:t>
-      </w:r>
-    </w:p>
-    <w:p>
-      <w:r>
-        <w:t>“Oh great, that’s my mum,” Zanthal said.</w:t>
-      </w:r>
-    </w:p>
-    <w:p>
-      <w:r>
-        <w:t>“Aren’t you going to answer?” Aeloria asked.</w:t>
-      </w:r>
-    </w:p>
-    <w:p>
-      <w:r>
-        <w:t xml:space="preserve">“I say </w:t>
-      </w:r>
-      <w:r>
-        <w:t>hi</w:t>
-      </w:r>
-      <w:r>
-        <w:t xml:space="preserve"> mum and she says who the hell are you?” Zanthal asked.</w:t>
-      </w:r>
-    </w:p>
-    <w:p>
-      <w:r>
-        <w:t xml:space="preserve">Aeloria gave an </w:t>
-      </w:r>
-      <w:r>
-        <w:t xml:space="preserve">exasperated </w:t>
-      </w:r>
-      <w:r>
-        <w:t>sigh and said, “Just give me the phone.”</w:t>
-      </w:r>
-    </w:p>
-    <w:p>
-      <w:r>
-        <w:t>“Mum’s name is Cybil and dad’s name is Zolin Brady,” Zanthal said. He answered the phone and handed the device to Aeloria.</w:t>
-      </w:r>
-    </w:p>
-    <w:p>
-      <w:r>
-        <w:t>“Hello Mr. and Mrs. Brady,” Aeloria said. “This is…”</w:t>
-      </w:r>
-    </w:p>
-    <w:p>
-      <w:r>
-        <w:t xml:space="preserve">“Oh my God, Princess Aeloria, why do you have Zanthal’s phone?” </w:t>
-      </w:r>
-      <w:r>
-        <w:t>Cybil</w:t>
-      </w:r>
-      <w:r>
-        <w:t xml:space="preserve"> asked, surprised.</w:t>
+      <w:proofErr w:type="spellStart"/>
+      <w:r>
+        <w:t>Foie</w:t>
+      </w:r>
+      <w:proofErr w:type="spellEnd"/>
+      <w:r>
+        <w:t xml:space="preserve"> Gras</w:t>
+      </w:r>
+      <w:r>
+        <w:t>, Beef Wellington, or anything is?”</w:t>
       </w:r>
     </w:p>
     <w:p>
       <w:r>
         <w:lastRenderedPageBreak/>
-        <w:t>“Please just call me Aeloria,” Aeloria said. “While attending school, all students must be treated as equal.</w:t>
-      </w:r>
-    </w:p>
-    <w:p>
-      <w:r>
-        <w:t>“And yes, I am Zanthal’s friend.”</w:t>
-      </w:r>
-    </w:p>
-    <w:p>
-      <w:r>
-        <w:t>Zolin asked, surprised. “Why didn’t he tell us?”</w:t>
-      </w:r>
-    </w:p>
-    <w:p>
-      <w:r>
-        <w:t>“It just happened today during our activation ceremony,” Aeloria said. “Zanthal has a polymorph variant and accidently activated his class skill. Teachers are rather surprised. He is rather embarrassed to show himself.”</w:t>
-      </w:r>
-    </w:p>
-    <w:p>
-      <w:r>
-        <w:t>“I wish you could visit, but you’re a busy princess,” Cybil said.</w:t>
-      </w:r>
-    </w:p>
-    <w:p>
-      <w:r>
-        <w:t>They arrived at the park and Zanthal gazed at the river.</w:t>
-      </w:r>
-    </w:p>
-    <w:p>
-      <w:r>
-        <w:t>“I would love to come,” Aeloria said. “I view Zanthal as my very own sister.”</w:t>
-      </w:r>
-    </w:p>
-    <w:p>
-      <w:r>
-        <w:t>“Brother,” Zanthal called out.</w:t>
-      </w:r>
-    </w:p>
-    <w:p>
-      <w:r>
-        <w:t>“Was that an echo?” Zolin asked.</w:t>
-      </w:r>
-    </w:p>
-    <w:p>
-      <w:r>
-        <w:t>“Not an echo,” Zanthal said.</w:t>
-      </w:r>
-    </w:p>
-    <w:p>
-      <w:r>
-        <w:t>“Zanthal has an unusual class,” Aeloria said. “What do you know about polymorphs?”</w:t>
-      </w:r>
-    </w:p>
-    <w:p>
-      <w:r>
-        <w:t>“Only that less than 1 in a thousand get it,” Zolin said. “Everyone says the class is useless, since it is so hard to use. That is why most just abandon it and live as unclassed people.</w:t>
+        <w:t>“Did you just memorize the menu?</w:t>
+      </w:r>
+      <w:r>
+        <w:t>” Aeloria asked, surprised.</w:t>
+      </w:r>
+    </w:p>
+    <w:p>
+      <w:r>
+        <w:t>“Yes,” Zanthal said.</w:t>
+      </w:r>
+      <w:r>
+        <w:t xml:space="preserve"> “I admit the deserts sound good though, like </w:t>
+      </w:r>
+      <w:r>
+        <w:t>Crème Brûlée</w:t>
+      </w:r>
+      <w:r>
+        <w:t xml:space="preserve">, </w:t>
+      </w:r>
+      <w:r>
+        <w:t>Chocolate Lava Cake</w:t>
+      </w:r>
+      <w:r>
+        <w:t>, or the ice creams. The rest I’ve never heard of.”</w:t>
+      </w:r>
+    </w:p>
+    <w:p>
+      <w:r>
+        <w:t xml:space="preserve">“What does the </w:t>
+      </w:r>
+      <w:r>
+        <w:t>Spaghetti Bolognese</w:t>
+      </w:r>
+      <w:r>
+        <w:t xml:space="preserve"> cost?” Aeloria asked.</w:t>
+      </w:r>
+    </w:p>
+    <w:p>
+      <w:r>
+        <w:t>“</w:t>
+      </w:r>
+      <w:r>
+        <w:t>5</w:t>
+      </w:r>
+      <w:r>
+        <w:t>7.85$,” Zanthal said</w:t>
+      </w:r>
+      <w:r>
+        <w:t xml:space="preserve"> and grabbed some hair</w:t>
+      </w:r>
+      <w:r>
+        <w:t xml:space="preserve">. “I know what </w:t>
+      </w:r>
+      <w:r>
+        <w:t xml:space="preserve">Spaghetti </w:t>
+      </w:r>
+      <w:r>
+        <w:t xml:space="preserve">is but not the </w:t>
+      </w:r>
+      <w:r>
+        <w:t>Bolognese</w:t>
+      </w:r>
+      <w:r>
+        <w:t xml:space="preserve"> part.”</w:t>
+      </w:r>
+    </w:p>
+    <w:p>
+      <w:r>
+        <w:t>“That’s amazing,” Aeloria said, impressed.</w:t>
+      </w:r>
+    </w:p>
+    <w:p>
+      <w:r>
+        <w:t>“It’s just a menu,” Zanthal said, confused. “Can you order for me? I’m sure I’ll like it since our taste buds are the same.”</w:t>
+      </w:r>
+    </w:p>
+    <w:p>
+      <w:r>
+        <w:t xml:space="preserve">Aeloria </w:t>
+      </w:r>
+      <w:r>
+        <w:t xml:space="preserve">just </w:t>
+      </w:r>
+      <w:r>
+        <w:t>shook her head and said, “Sure.”</w:t>
+      </w:r>
+    </w:p>
+    <w:p>
+      <w:r>
+        <w:t>“Next time, I’</w:t>
+      </w:r>
+      <w:r>
+        <w:t>ll</w:t>
+      </w:r>
+      <w:r>
+        <w:t xml:space="preserve"> take you to </w:t>
+      </w:r>
+      <w:r>
+        <w:t>Stampede Steakhouse</w:t>
+      </w:r>
+      <w:r>
+        <w:t>,” Zanthal said</w:t>
+      </w:r>
+      <w:r>
+        <w:t xml:space="preserve"> as he twisted his hair between his fingers</w:t>
+      </w:r>
+      <w:r>
+        <w:t xml:space="preserve">. </w:t>
+      </w:r>
+      <w:r>
+        <w:t xml:space="preserve">“They have these 2 kg steaks </w:t>
+      </w:r>
+      <w:r>
+        <w:t xml:space="preserve">from Hell Bison </w:t>
+      </w:r>
+      <w:r>
+        <w:t>that are amazing. I even tried the Big Boy, but tha</w:t>
+      </w:r>
+      <w:r>
+        <w:t>t was a little too much for me. I hear it most popular with ogres.”</w:t>
+      </w:r>
+    </w:p>
+    <w:p>
+      <w:r>
+        <w:t>Aeloria chuckled and said, “I don’t think you will be able to eat that with my body.”</w:t>
+      </w:r>
+    </w:p>
+    <w:p>
+      <w:r>
+        <w:t>Zanthal looked down and said, “Damn, I almost forgot.</w:t>
       </w:r>
       <w:r>
         <w:t>”</w:t>
@@ -2352,241 +2770,33 @@
     </w:p>
     <w:p>
       <w:r>
-        <w:t>“Wish I could do that,” Zanthal muttered.</w:t>
-      </w:r>
-    </w:p>
-    <w:p>
-      <w:r>
-        <w:t>“We have just met but he is important to me now,” Aeloria said. “I would love to meet you. Would tomorrow night be fine?”</w:t>
-      </w:r>
-    </w:p>
-    <w:p>
-      <w:r>
-        <w:t>Aeloria smiled as she watched Zanthal shake his head violently, causing hair to fly everywhere.</w:t>
-      </w:r>
-    </w:p>
-    <w:p>
-      <w:r>
-        <w:lastRenderedPageBreak/>
-        <w:t>“Yes dear,” Cybil said happily.</w:t>
-      </w:r>
-    </w:p>
-    <w:p>
-      <w:r>
-        <w:t>“See you at 6:00PM tomorrow. Zanthal says bye,” Aeloria said and hung up. She handed the phone back to Zanthal.</w:t>
-      </w:r>
-    </w:p>
-    <w:p>
-      <w:r>
-        <w:t>“Come, let’s go to a restaurant,” Aeloria said. “I’m paying.”</w:t>
-      </w:r>
-    </w:p>
-    <w:p>
-      <w:r>
-        <w:t>“You’re lucky I don’t have my old Nordic body, or you would be crying,” Zanthal said.</w:t>
-      </w:r>
-    </w:p>
-    <w:p>
-      <w:r>
-        <w:t>Aeloria giggled and said, “The restaurant is just outside campus.”</w:t>
-      </w:r>
-    </w:p>
-    <w:p>
-      <w:r>
-        <w:t>The trip wasn’t long and they stepped into the restaurant. It was a high-class restaurant that Zanthal would never eat in.</w:t>
-      </w:r>
-    </w:p>
-    <w:p>
-      <w:r>
-        <w:t>The server looked at the two and said tentatively, “Princess Aeloria.” She looked at the two, confused.</w:t>
-      </w:r>
-    </w:p>
-    <w:p>
-      <w:r>
-        <w:t>Aeloria smiled and said, “Table for two.”</w:t>
-      </w:r>
-    </w:p>
-    <w:p>
-      <w:r>
-        <w:t>“Right this way, princesses,” the waiter said.</w:t>
-      </w:r>
-    </w:p>
-    <w:p>
-      <w:r>
-        <w:t>“Only one princess,” Zanthal muttered and Aeloria giggled.</w:t>
-      </w:r>
-    </w:p>
-    <w:p>
-      <w:r>
-        <w:t>As always, people stared at them.</w:t>
-      </w:r>
-    </w:p>
-    <w:p>
-      <w:r>
-        <w:t>The waiter led them the more posh side of the restaurant, showed them seats, and handed them drink menus.</w:t>
-      </w:r>
-    </w:p>
-    <w:p>
-      <w:r>
-        <w:t>Aeloria looked at Zanthal wiggling on the chair and said, “Zanthal, you look as if you want to pee.” Aeloria said.</w:t>
-      </w:r>
-    </w:p>
-    <w:p>
-      <w:r>
-        <w:t>“That’s because I do,” Zanthal said.</w:t>
-      </w:r>
-    </w:p>
-    <w:p>
-      <w:r>
-        <w:t>“Then go,” Aeloria said.</w:t>
-      </w:r>
-    </w:p>
-    <w:p>
-      <w:r>
-        <w:t>“I can’t,” Zanthal objected, again causing hair to fly.</w:t>
-      </w:r>
-    </w:p>
-    <w:p>
-      <w:r>
-        <w:lastRenderedPageBreak/>
-        <w:t>Aeloria rolled her eyes and said, “It’s as if I’m babysitting a toddler. Follow me.”</w:t>
-      </w:r>
-    </w:p>
-    <w:p>
-      <w:r>
-        <w:t xml:space="preserve">Zanthal followed Aeloria to the lady’s toilet. He hesitated a moment and </w:t>
-      </w:r>
-      <w:r>
-        <w:t xml:space="preserve">then </w:t>
-      </w:r>
-      <w:r>
-        <w:t>stepped through</w:t>
-      </w:r>
-      <w:r>
-        <w:t>, head down</w:t>
-      </w:r>
-      <w:r>
-        <w:t>. Inside, he found the washrooms identical to the men’s side, except there were no urinals.</w:t>
-      </w:r>
-    </w:p>
-    <w:p>
-      <w:r>
-        <w:t>Aeloria led the way to a handicap stall.</w:t>
-      </w:r>
-    </w:p>
-    <w:p>
-      <w:r>
-        <w:t>“Get in that stall,” Aeloria instructed. “Remember to sit, and stop being a baby.”</w:t>
-      </w:r>
-    </w:p>
-    <w:p>
-      <w:r>
-        <w:t>Zanthal did as instructed.</w:t>
-      </w:r>
-    </w:p>
-    <w:p>
-      <w:r>
-        <w:t>“Remember to wipe,” Aeloria instructed.</w:t>
-      </w:r>
-    </w:p>
-    <w:p>
-      <w:r>
-        <w:t>“That was quite disturbing,” Zanthal said as he completed the task. Deed done he stood up and dressed.</w:t>
-      </w:r>
-    </w:p>
-    <w:p>
-      <w:r>
-        <w:t>Stepping out, Zanthal said, “That’s over, for now.”</w:t>
-      </w:r>
-    </w:p>
-    <w:p>
-      <w:r>
-        <w:t>Returning to the table, Zanthal read the drink menu and put it down. The waiter returned and he ordered a milkshake.</w:t>
-      </w:r>
-    </w:p>
-    <w:p>
-      <w:r>
-        <w:t>The waiter handed them menus and Zanthal once again read through the menu and put it down.</w:t>
-      </w:r>
-    </w:p>
-    <w:p>
-      <w:r>
-        <w:t xml:space="preserve">“I have a problem,” Zanthal said. “I have no idea what these names means. I mean, what is </w:t>
-      </w:r>
-      <w:r>
-        <w:t xml:space="preserve">Sumptuous </w:t>
-      </w:r>
-      <w:proofErr w:type="spellStart"/>
-      <w:r>
-        <w:t>Shakshouka</w:t>
-      </w:r>
-      <w:proofErr w:type="spellEnd"/>
-      <w:r>
-        <w:t xml:space="preserve">, </w:t>
-      </w:r>
-      <w:r>
-        <w:t>Creamy Quiche Lorraine</w:t>
-      </w:r>
-      <w:r>
-        <w:t xml:space="preserve">, </w:t>
-      </w:r>
-      <w:proofErr w:type="spellStart"/>
-      <w:r>
-        <w:t>Reimagine</w:t>
-      </w:r>
-      <w:proofErr w:type="spellEnd"/>
-      <w:r>
-        <w:t xml:space="preserve"> </w:t>
-      </w:r>
-      <w:proofErr w:type="spellStart"/>
-      <w:r>
-        <w:t>Foie</w:t>
-      </w:r>
-      <w:proofErr w:type="spellEnd"/>
-      <w:r>
-        <w:t xml:space="preserve"> Gras</w:t>
-      </w:r>
-      <w:r>
-        <w:t>, Beef Wellington, or anything is?”</w:t>
-      </w:r>
-    </w:p>
-    <w:p>
-      <w:r>
-        <w:t>“Did you just memorize the menu?</w:t>
-      </w:r>
-      <w:r>
-        <w:t>” Aeloria asked, surprised.</w:t>
-      </w:r>
-    </w:p>
-    <w:p>
-      <w:r>
-        <w:t>“Yes,” Zanthal said.</w:t>
-      </w:r>
-      <w:r>
-        <w:t xml:space="preserve"> “I admit the deserts sound good though, like </w:t>
-      </w:r>
-      <w:r>
-        <w:t>Crème Brûlée</w:t>
-      </w:r>
-      <w:r>
-        <w:t xml:space="preserve">, </w:t>
-      </w:r>
-      <w:r>
-        <w:t>Chocolate Lava Cake</w:t>
-      </w:r>
-      <w:r>
-        <w:t>, or the ice creams. The rest I’ve never heard of.”</w:t>
-      </w:r>
-    </w:p>
-    <w:p>
-      <w:r>
-        <w:t xml:space="preserve">“What does the </w:t>
-      </w:r>
-      <w:r>
-        <w:t>Spaghetti Bolognese</w:t>
-      </w:r>
-      <w:r>
-        <w:t xml:space="preserve"> cost?” Aeloria asked.</w:t>
+        <w:t xml:space="preserve">The waiter came </w:t>
+      </w:r>
+      <w:r>
+        <w:t xml:space="preserve">with the drinks </w:t>
+      </w:r>
+      <w:r>
+        <w:t>and Aeloria ordered for both.</w:t>
+      </w:r>
+    </w:p>
+    <w:p>
+      <w:r>
+        <w:t>“What will you do after dinner?” Aeloria asked.</w:t>
+      </w:r>
+    </w:p>
+    <w:p>
+      <w:r>
+        <w:t>“Haven’t decided,” Zanthal said. “Perhaps I’ll read some school books.</w:t>
+      </w:r>
+    </w:p>
+    <w:p>
+      <w:r>
+        <w:t>“What about you? Don’t you need girl time with your friends?”</w:t>
+      </w:r>
+    </w:p>
+    <w:p>
+      <w:r>
+        <w:t>“I won’t deny we left rather abruptly,” Aeloria said. “They must be wondering what happened. We can go to the dorm after dinner.</w:t>
       </w:r>
     </w:p>
     <w:p>
@@ -2595,428 +2805,302 @@
         <w:t>“</w:t>
       </w:r>
       <w:r>
-        <w:t>5</w:t>
-      </w:r>
-      <w:r>
-        <w:t>7.85$,” Zanthal said</w:t>
-      </w:r>
-      <w:r>
-        <w:t xml:space="preserve"> and grabbed some hair</w:t>
-      </w:r>
-      <w:r>
-        <w:t xml:space="preserve">. “I know what </w:t>
-      </w:r>
-      <w:r>
-        <w:t xml:space="preserve">Spaghetti </w:t>
-      </w:r>
-      <w:r>
-        <w:t xml:space="preserve">is but not the </w:t>
-      </w:r>
-      <w:r>
-        <w:t>Bolognese</w:t>
-      </w:r>
-      <w:r>
-        <w:t xml:space="preserve"> part.”</w:t>
-      </w:r>
-    </w:p>
-    <w:p>
-      <w:r>
-        <w:t>“That’s amazing,” Aeloria said, impressed.</w:t>
-      </w:r>
-    </w:p>
-    <w:p>
-      <w:r>
-        <w:t>“It’s just a menu,” Zanthal said, confused. “Can you order for me? I’m sure I’ll like it since our taste buds are the same.”</w:t>
-      </w:r>
-    </w:p>
-    <w:p>
-      <w:r>
-        <w:t xml:space="preserve">Aeloria </w:t>
-      </w:r>
-      <w:r>
-        <w:t xml:space="preserve">just </w:t>
-      </w:r>
-      <w:r>
-        <w:t>shook her head and said, “Sure.”</w:t>
-      </w:r>
-    </w:p>
-    <w:p>
-      <w:r>
-        <w:t>“Next time, I’</w:t>
-      </w:r>
-      <w:r>
-        <w:t>ll</w:t>
-      </w:r>
-      <w:r>
-        <w:t xml:space="preserve"> take you to </w:t>
-      </w:r>
-      <w:r>
-        <w:t>Stampede Steakhouse</w:t>
-      </w:r>
-      <w:r>
-        <w:t>,” Zanthal said</w:t>
-      </w:r>
-      <w:r>
-        <w:t xml:space="preserve"> as he twisted his hair between his fingers</w:t>
+        <w:t>What do you do for fun</w:t>
+      </w:r>
+      <w:r>
+        <w:t>?” Aeloria asked.</w:t>
+      </w:r>
+    </w:p>
+    <w:p>
+      <w:r>
+        <w:t>“I can’t have fun when there are monsters out there,” Zanthal said. “As it stands, I already wasted half your day.”</w:t>
+      </w:r>
+    </w:p>
+    <w:p>
+      <w:r>
+        <w:t>“Zanthal, I’m here because I want to be,” Aeloria said. “Also, what do you think I do all the time?”</w:t>
+      </w:r>
+    </w:p>
+    <w:p>
+      <w:r>
+        <w:t>“You train of course,” Zanthal said.</w:t>
+      </w:r>
+    </w:p>
+    <w:p>
+      <w:r>
+        <w:t>“Is it the same with the people in your small town?” Aeloria asked.</w:t>
+      </w:r>
+    </w:p>
+    <w:p>
+      <w:r>
+        <w:t>“No,” Zanthal said. “Most of them are stupid yokels who can barely tie their shoelaces.”</w:t>
+      </w:r>
+    </w:p>
+    <w:p>
+      <w:r>
+        <w:t>The food arrived.</w:t>
+      </w:r>
+    </w:p>
+    <w:p>
+      <w:r>
+        <w:t>While eating, Aeloria’s phone rang.</w:t>
+      </w:r>
+    </w:p>
+    <w:p>
+      <w:r>
+        <w:t>“Hi mum,” Aeloria said. “Yes, mum. Okay mum. How about Sunday? I’ll tell him mum. Bye mum.”</w:t>
+      </w:r>
+    </w:p>
+    <w:p>
+      <w:r>
+        <w:t>“Let me guess,” Zanthal said. “Your parents want to meet me.”</w:t>
+      </w:r>
+    </w:p>
+    <w:p>
+      <w:r>
+        <w:t>“How do you know?” Aeloria asked.</w:t>
+      </w:r>
+    </w:p>
+    <w:p>
+      <w:r>
+        <w:t>“Some dude became your doppelganger and is now staying with you,” Zanthal said. “If I were them I would be worried too.  I’m sure we are being shadowed even now.”</w:t>
+      </w:r>
+    </w:p>
+    <w:p>
+      <w:r>
+        <w:t>Aeloria nodded and said, “Sunday at 6:00PM.”</w:t>
+      </w:r>
+    </w:p>
+    <w:p>
+      <w:r>
+        <w:t>Zanthal looked at his meal and said, “I better borrow a book on etiquette from the library. As a country person, I don’t know how to deal with nobility.</w:t>
+      </w:r>
+    </w:p>
+    <w:p>
+      <w:r>
+        <w:t>“Damn, I can’t believe I’m getting stuffed with so little food.”</w:t>
+      </w:r>
+    </w:p>
+    <w:p>
+      <w:r>
+        <w:t>“You shouldn’t stuff yourself,” Aeloria said.</w:t>
+      </w:r>
+    </w:p>
+    <w:p>
+      <w:r>
+        <w:lastRenderedPageBreak/>
+        <w:t>“I don’t want to waste food,” Zanthal said.</w:t>
+      </w:r>
+    </w:p>
+    <w:p>
+      <w:r>
+        <w:t>“You could get a stomach ache,” Aeloria said.</w:t>
+      </w:r>
+    </w:p>
+    <w:p>
+      <w:r>
+        <w:t>“I don’t get stomach…sorry, I forgot you would know best,” Zanthal said. “I still don’t like wasting food.</w:t>
+      </w:r>
+      <w:r>
+        <w:t>”</w:t>
+      </w:r>
+    </w:p>
+    <w:p>
+      <w:r>
+        <w:t>Aeloria raised a hand and a waiter came. “Can I have a box please and also the check?”</w:t>
+      </w:r>
+    </w:p>
+    <w:p>
+      <w:r>
+        <w:t>Aeloria paid and they stepped out of the restaurant</w:t>
+      </w:r>
+      <w:r>
+        <w:t>, food in hand</w:t>
+      </w:r>
+      <w:r>
+        <w:t>. They entered a less crowded area and Zanthal said, “I’m feeling more comfortable now that we are mostly alone. All those people were making me feel claustrophobic.”</w:t>
+      </w:r>
+    </w:p>
+    <w:p>
+      <w:r>
+        <w:t>“What do you think about delving the abyss?” Aeloria asked.</w:t>
+      </w:r>
+    </w:p>
+    <w:p>
+      <w:r>
+        <w:t>“It is necessary to become strong,” Zanthal said. “Also, the resources returned are needed now that animals have mutated, just like humans.”</w:t>
+      </w:r>
+    </w:p>
+    <w:p>
+      <w:r>
+        <w:t>They entered the library and headed to the reception desk.</w:t>
+      </w:r>
+    </w:p>
+    <w:p>
+      <w:r>
+        <w:t>“Excuse me ma’am, I need books on etiquette. I need to meet with Duke Barran Sunday,” Zanthal said.</w:t>
+      </w:r>
+    </w:p>
+    <w:p>
+      <w:r>
+        <w:t>The librarian looked at both and asked, “Isn’t that your dad?”</w:t>
+      </w:r>
+    </w:p>
+    <w:p>
+      <w:r>
+        <w:t xml:space="preserve">“Her dad, not mine,” </w:t>
+      </w:r>
+      <w:r>
+        <w:t xml:space="preserve">Zanthal said, </w:t>
+      </w:r>
+      <w:r>
+        <w:t>pointing.</w:t>
+      </w:r>
+      <w:r>
+        <w:t xml:space="preserve"> “Please suggest any other book you think is relevant.”</w:t>
+      </w:r>
+    </w:p>
+    <w:p>
+      <w:r>
+        <w:t xml:space="preserve">The librarian looked at then strangely but said, </w:t>
+      </w:r>
+      <w:r>
+        <w:t>“No problem dear</w:t>
       </w:r>
       <w:r>
         <w:t xml:space="preserve">. </w:t>
       </w:r>
       <w:r>
-        <w:t xml:space="preserve">“They have these 2 kg steaks </w:t>
-      </w:r>
-      <w:r>
-        <w:t xml:space="preserve">from Hell Bison </w:t>
-      </w:r>
-      <w:r>
-        <w:t>that are amazing. I even tried the Big Boy, but that was a little too much for me.”</w:t>
-      </w:r>
-    </w:p>
-    <w:p>
-      <w:r>
-        <w:t>Aeloria chuckled and said, “I don’t think you will be able to eat that with my body.”</w:t>
-      </w:r>
-    </w:p>
-    <w:p>
-      <w:r>
-        <w:t>Zanthal looked down and said, “Damn, I almost forgot.</w:t>
+        <w:t>Please follow me.”</w:t>
+      </w:r>
+    </w:p>
+    <w:p>
+      <w:r>
+        <w:t>Ten minutes later, the books were retrieved and Zanthal signed out his books with his new ID.</w:t>
+      </w:r>
+    </w:p>
+    <w:p>
+      <w:r>
+        <w:t>The final stop was the</w:t>
+      </w:r>
+      <w:r>
+        <w:t xml:space="preserve"> female dorm</w:t>
+      </w:r>
+      <w:r>
+        <w:t>.</w:t>
+      </w:r>
+    </w:p>
+    <w:p>
+      <w:r>
+        <w:lastRenderedPageBreak/>
+        <w:t xml:space="preserve">“I feel like I’m intruding,” Zanthal said as he approached. </w:t>
+      </w:r>
+      <w:r>
+        <w:t>He stopped at the entrance.</w:t>
+      </w:r>
+    </w:p>
+    <w:p>
+      <w:r>
+        <w:t>“Come on,” Aeloria said, slightly annoyed.</w:t>
+      </w:r>
+    </w:p>
+    <w:p>
+      <w:r>
+        <w:t xml:space="preserve">“Easy for you to say,” Zanthal </w:t>
+      </w:r>
+      <w:r>
+        <w:t xml:space="preserve">grumbled. </w:t>
+      </w:r>
+      <w:r>
+        <w:t>Bracing himself, he took the fateful step through.</w:t>
+      </w:r>
+    </w:p>
+    <w:p>
+      <w:r>
+        <w:t>“That wasn’t so bad, wasn’t it?” Aeloria asked.</w:t>
+      </w:r>
+    </w:p>
+    <w:p>
+      <w:r>
+        <w:t>“Easy for you to say,” Zanthal said.</w:t>
+      </w:r>
+    </w:p>
+    <w:p>
+      <w:r>
+        <w:t>It was then that Zanthal noticed that some of the women in the hall were staring at him.</w:t>
+      </w:r>
+    </w:p>
+    <w:p>
+      <w:r>
+        <w:t>“Aeloria, why are there two of you?” a teen asked.</w:t>
+      </w:r>
+    </w:p>
+    <w:p>
+      <w:r>
+        <w:t>“Why were you hesitating?” another teen asked. “Why are you wearing a boy’s uniform?”</w:t>
+      </w:r>
+    </w:p>
+    <w:p>
+      <w:r>
+        <w:t>“This is Zanthal,” Aeloria said. “She will be staying with me. Her stuff should arrive at my room soon. Tell the other girls we will meet soon.”</w:t>
+      </w:r>
+    </w:p>
+    <w:p>
+      <w:r>
+        <w:t>An older woman approached</w:t>
+      </w:r>
+      <w:r>
+        <w:t>.</w:t>
+      </w:r>
+    </w:p>
+    <w:p>
+      <w:r>
+        <w:t>“Zanthal, t</w:t>
+      </w:r>
+      <w:r>
+        <w:t>his is the dorm mother Gertrude,</w:t>
       </w:r>
       <w:r>
         <w:t>”</w:t>
       </w:r>
-    </w:p>
-    <w:p>
-      <w:r>
-        <w:t xml:space="preserve">The waiter came </w:t>
-      </w:r>
-      <w:r>
-        <w:t xml:space="preserve">with the drinks </w:t>
-      </w:r>
-      <w:r>
-        <w:t>and Aeloria ordered for both.</w:t>
-      </w:r>
-    </w:p>
-    <w:p>
-      <w:r>
-        <w:t>“What will you do after dinner?” Aeloria asked.</w:t>
-      </w:r>
-    </w:p>
-    <w:p>
-      <w:r>
-        <w:t>“Haven’t decided,” Zanthal said. “Perhaps I’ll read some school books.</w:t>
-      </w:r>
-    </w:p>
-    <w:p>
-      <w:r>
-        <w:t>“What about you? Don’t you need girl time with your friends?”</w:t>
-      </w:r>
-    </w:p>
-    <w:p>
-      <w:r>
-        <w:t>“I won’t deny we left rather abruptly,” Aeloria said. “They must be wondering what happened. We can go to the dorm after dinner.</w:t>
-      </w:r>
-    </w:p>
-    <w:p>
-      <w:r>
-        <w:t>“</w:t>
-      </w:r>
-      <w:r>
-        <w:t>What do you do for fun</w:t>
-      </w:r>
-      <w:r>
-        <w:t>?” Aeloria asked.</w:t>
-      </w:r>
-    </w:p>
-    <w:p>
-      <w:r>
-        <w:t>“I can’t have fun when there are monsters out there,” Zanthal said. “As it stands, I already wasted half your day.”</w:t>
-      </w:r>
-    </w:p>
-    <w:p>
-      <w:r>
-        <w:t>“Zanthal, I’m here because I want to be,” Aeloria said. “Also, what do you think I do all the time?”</w:t>
+      <w:r>
+        <w:t xml:space="preserve"> Aeloria said.</w:t>
+      </w:r>
+    </w:p>
+    <w:p>
+      <w:r>
+        <w:t>Zanthal presented his ID.</w:t>
+      </w:r>
+    </w:p>
+    <w:p>
+      <w:r>
+        <w:t>“Hi dear, Principle Sara informed me of your arrival,” Gertrude said. “Here is the key to your room. Remember, no boys allowed.”</w:t>
+      </w:r>
+    </w:p>
+    <w:p>
+      <w:r>
+        <w:t>Zanthal’s face turned a deeper shade of red. “Yes ma’am.”</w:t>
+      </w:r>
+    </w:p>
+    <w:p>
+      <w:r>
+        <w:t xml:space="preserve">Aeloria laughed. “Come, I’ll introduce </w:t>
+      </w:r>
+      <w:r>
+        <w:t xml:space="preserve">you to </w:t>
+      </w:r>
+      <w:r>
+        <w:t>my friends.”</w:t>
+      </w:r>
+    </w:p>
+    <w:p>
+      <w:r>
+        <w:t>They headed to a group of ladies.</w:t>
       </w:r>
     </w:p>
     <w:p>
       <w:r>
         <w:lastRenderedPageBreak/>
-        <w:t>“You train of course,” Zanthal said.</w:t>
-      </w:r>
-    </w:p>
-    <w:p>
-      <w:r>
-        <w:t>“Is it the same with the people in your small town?” Aeloria asked.</w:t>
-      </w:r>
-    </w:p>
-    <w:p>
-      <w:r>
-        <w:t>“No,” Zanthal said. “Most of them are stupid yokels who can barely tie their shoelaces.”</w:t>
-      </w:r>
-    </w:p>
-    <w:p>
-      <w:r>
-        <w:t>The food arrived.</w:t>
-      </w:r>
-    </w:p>
-    <w:p>
-      <w:r>
-        <w:t>While eating, Aeloria’s phone rang.</w:t>
-      </w:r>
-    </w:p>
-    <w:p>
-      <w:r>
-        <w:t>“Hi mum,” Aeloria said. “Yes, mum. Okay mum. How about Sunday? I’ll tell him mum. Bye mum.”</w:t>
-      </w:r>
-    </w:p>
-    <w:p>
-      <w:r>
-        <w:t>“Let me guess,” Zanthal said. “Your parents want to meet me.”</w:t>
-      </w:r>
-    </w:p>
-    <w:p>
-      <w:r>
-        <w:t>“How do you know?” Aeloria asked.</w:t>
-      </w:r>
-    </w:p>
-    <w:p>
-      <w:r>
-        <w:t>“Some dude became your doppelganger and is now staying with you,” Zanthal said. “If I were them I would be worried too.  I’m sure we are being shadowed even now.”</w:t>
-      </w:r>
-    </w:p>
-    <w:p>
-      <w:r>
-        <w:t>Aeloria nodded and said, “Sunday at 6:00PM.”</w:t>
-      </w:r>
-    </w:p>
-    <w:p>
-      <w:r>
-        <w:t>Zanthal looked at his meal and said, “I better borrow a book on etiquette from the library. As a country person, I don’t know how to deal with nobility.</w:t>
-      </w:r>
-    </w:p>
-    <w:p>
-      <w:r>
-        <w:t>“Damn, I can’t believe I’m getting stuffed with so little food.”</w:t>
-      </w:r>
-    </w:p>
-    <w:p>
-      <w:r>
-        <w:t>“You shouldn’t stuff yourself,” Aeloria said.</w:t>
-      </w:r>
-    </w:p>
-    <w:p>
-      <w:r>
-        <w:t>“I don’t want to waste food,” Zanthal said.</w:t>
-      </w:r>
-    </w:p>
-    <w:p>
-      <w:r>
-        <w:t>“You could get a stomach ache,” Aeloria said.</w:t>
-      </w:r>
-    </w:p>
-    <w:p>
-      <w:r>
-        <w:t>“I don’t get stomach…sorry, I forgot you would know best,” Zanthal said. “I still don’t like wasting food.</w:t>
-      </w:r>
-      <w:r>
-        <w:t>”</w:t>
-      </w:r>
-    </w:p>
-    <w:p>
-      <w:r>
-        <w:lastRenderedPageBreak/>
-        <w:t>Aeloria raised a hand and a waiter came. “Can I have a box please and also the check?”</w:t>
-      </w:r>
-    </w:p>
-    <w:p>
-      <w:r>
-        <w:t>Aeloria paid and they stepped out of the restaurant</w:t>
-      </w:r>
-      <w:r>
-        <w:t>, food in hand</w:t>
-      </w:r>
-      <w:r>
-        <w:t>. They entered a less crowded area and Zanthal said, “I’m feeling more comfortable now that we are mostly alone. All those people were making me feel claustrophobic.”</w:t>
-      </w:r>
-    </w:p>
-    <w:p>
-      <w:r>
-        <w:t>“What do you think about delving the abyss?” Aeloria asked.</w:t>
-      </w:r>
-    </w:p>
-    <w:p>
-      <w:r>
-        <w:t>“It is necessary to become strong,” Zanthal said. “Also, the resources returned are needed now that animals have mutated, just like humans.”</w:t>
-      </w:r>
-    </w:p>
-    <w:p>
-      <w:r>
-        <w:t>They entered the library and headed to the reception desk.</w:t>
-      </w:r>
-    </w:p>
-    <w:p>
-      <w:r>
-        <w:t>“Excuse me ma’am, I need books on etiquette. I need to meet with Duke Barran Sunday,” Zanthal said.</w:t>
-      </w:r>
-    </w:p>
-    <w:p>
-      <w:r>
-        <w:t>The librarian looked at both and asked, “Isn’t that your dad?”</w:t>
-      </w:r>
-    </w:p>
-    <w:p>
-      <w:r>
-        <w:t xml:space="preserve">“Her dad, not mine,” </w:t>
-      </w:r>
-      <w:r>
-        <w:t xml:space="preserve">Zanthal said, </w:t>
-      </w:r>
-      <w:r>
-        <w:t>pointing.</w:t>
-      </w:r>
-      <w:r>
-        <w:t xml:space="preserve"> “Please suggest any other book you think is relevant.”</w:t>
-      </w:r>
-    </w:p>
-    <w:p>
-      <w:r>
-        <w:t xml:space="preserve">The librarian looked at then strangely but said, </w:t>
-      </w:r>
-      <w:r>
-        <w:t>“No problem dear</w:t>
-      </w:r>
-      <w:r>
-        <w:t xml:space="preserve">. </w:t>
-      </w:r>
-      <w:r>
-        <w:t>Please follow me.”</w:t>
-      </w:r>
-    </w:p>
-    <w:p>
-      <w:r>
-        <w:t>Ten minutes later, the books were retrieved and Zanthal signed out his books with his new ID.</w:t>
-      </w:r>
-    </w:p>
-    <w:p>
-      <w:r>
-        <w:t>The final stop was the</w:t>
-      </w:r>
-      <w:r>
-        <w:t xml:space="preserve"> female dorm</w:t>
-      </w:r>
-      <w:r>
-        <w:t>.</w:t>
-      </w:r>
-    </w:p>
-    <w:p>
-      <w:r>
-        <w:t xml:space="preserve">“I feel like I’m intruding,” Zanthal said as he approached. </w:t>
-      </w:r>
-      <w:r>
-        <w:t>He stopped at the entrance.</w:t>
-      </w:r>
-    </w:p>
-    <w:p>
-      <w:r>
-        <w:t>“Come on,” Aeloria said, slightly annoyed.</w:t>
-      </w:r>
-    </w:p>
-    <w:p>
-      <w:r>
-        <w:lastRenderedPageBreak/>
-        <w:t xml:space="preserve">“Easy for you to say,” Zanthal </w:t>
-      </w:r>
-      <w:r>
-        <w:t xml:space="preserve">grumbled. </w:t>
-      </w:r>
-      <w:r>
-        <w:t>Bracing himself, he took the fateful step through.</w:t>
-      </w:r>
-    </w:p>
-    <w:p>
-      <w:r>
-        <w:t>“That wasn’t so bad, wasn’t it?” Aeloria asked.</w:t>
-      </w:r>
-    </w:p>
-    <w:p>
-      <w:r>
-        <w:t>“Easy for you to say,” Zanthal said.</w:t>
-      </w:r>
-    </w:p>
-    <w:p>
-      <w:r>
-        <w:t>It was then that Zanthal noticed that some of the women in the hall were staring at him.</w:t>
-      </w:r>
-    </w:p>
-    <w:p>
-      <w:r>
-        <w:t>“Aeloria, why are there two of you?” a teen asked.</w:t>
-      </w:r>
-    </w:p>
-    <w:p>
-      <w:r>
-        <w:t>“Why were you hesitating?” another teen asked. “Why are you wearing a boy’s uniform?”</w:t>
-      </w:r>
-    </w:p>
-    <w:p>
-      <w:r>
-        <w:t>“This is Zanthal,” Aeloria said. “She will be staying with me. Her stuff should arrive at my room soon. Tell the other girls we will meet soon.”</w:t>
-      </w:r>
-    </w:p>
-    <w:p>
-      <w:r>
-        <w:t>An older woman approached</w:t>
-      </w:r>
-      <w:r>
-        <w:t>.</w:t>
-      </w:r>
-    </w:p>
-    <w:p>
-      <w:r>
-        <w:t>“Zanthal, t</w:t>
-      </w:r>
-      <w:r>
-        <w:t>his is the dorm mother Gertrude,</w:t>
-      </w:r>
-      <w:r>
-        <w:t>”</w:t>
-      </w:r>
-      <w:r>
-        <w:t xml:space="preserve"> Aeloria said.</w:t>
-      </w:r>
-    </w:p>
-    <w:p>
-      <w:r>
-        <w:t>Zanthal presented his ID.</w:t>
-      </w:r>
-    </w:p>
-    <w:p>
-      <w:r>
-        <w:t>“Hi dear, Principle Sara informed me of your arrival,” Gertrude said. “Here is the key to your room. Remember, no boys allowed.”</w:t>
-      </w:r>
-    </w:p>
-    <w:p>
-      <w:r>
-        <w:t>Zanthal’s face turned a deeper shade of red. “Yes ma’am.”</w:t>
-      </w:r>
-    </w:p>
-    <w:p>
-      <w:r>
-        <w:t xml:space="preserve">Aeloria laughed. “Come, I’ll introduce </w:t>
-      </w:r>
-      <w:r>
-        <w:t xml:space="preserve">you to </w:t>
-      </w:r>
-      <w:r>
-        <w:t>my friends.”</w:t>
-      </w:r>
-    </w:p>
-    <w:p>
-      <w:r>
-        <w:t>They headed to a group of ladies.</w:t>
-      </w:r>
-    </w:p>
-    <w:p>
-      <w:r>
         <w:t xml:space="preserve">“This is </w:t>
       </w:r>
       <w:proofErr w:type="spellStart"/>
@@ -3049,7 +3133,6 @@
     </w:p>
     <w:p>
       <w:r>
-        <w:lastRenderedPageBreak/>
         <w:t>“I like it,” Zanthal said.</w:t>
       </w:r>
     </w:p>
@@ -3154,6 +3237,7 @@
     </w:p>
     <w:p>
       <w:r>
+        <w:lastRenderedPageBreak/>
         <w:t>“Aeloria, go have fun with your friends,” Zanthal said. “I will be spending the rest of the evening studying.”</w:t>
       </w:r>
     </w:p>
@@ -3164,81 +3248,89 @@
     </w:p>
     <w:p>
       <w:r>
+        <w:t>“Yes,” Zanthal said. “I need to be along. This is very stressful.”</w:t>
+      </w:r>
+    </w:p>
+    <w:p>
+      <w:r>
+        <w:t>“Okay Zanthal,” Aeloria said. “I’ll leave you my phone number. Call me if there is a problem.”</w:t>
+      </w:r>
+    </w:p>
+    <w:p>
+      <w:r>
+        <w:t xml:space="preserve">Aeloria wrote a number on a pad. </w:t>
+      </w:r>
+      <w:r>
+        <w:t>With a backward glance she</w:t>
+      </w:r>
+      <w:r>
+        <w:t xml:space="preserve"> and her friends</w:t>
+      </w:r>
+      <w:r>
+        <w:t xml:space="preserve"> headed out.</w:t>
+      </w:r>
+    </w:p>
+    <w:p>
+      <w:r>
+        <w:t>Zanthal let out a sigh of relief, alone for the first time since the catastrophe. It felt good to be alone.</w:t>
+      </w:r>
+    </w:p>
+    <w:p>
+      <w:r>
+        <w:t>It was time to unpack.</w:t>
+      </w:r>
+    </w:p>
+    <w:p>
+      <w:r>
+        <w:t xml:space="preserve">Books and laptop went on the desk. Nordic clothes went into </w:t>
+      </w:r>
+      <w:r>
+        <w:t xml:space="preserve">the </w:t>
+      </w:r>
+      <w:r>
+        <w:t>closet. Moving the boxes was surprisingly tiring.</w:t>
+      </w:r>
+    </w:p>
+    <w:p>
+      <w:r>
+        <w:t>Everyday junk such as scissors and tooth paste went into the chest of drawers. Uniform went into the closet.</w:t>
+      </w:r>
+    </w:p>
+    <w:p>
+      <w:r>
+        <w:t>Last step was plugging in the laptop and connecting to the WIFI.</w:t>
+      </w:r>
+    </w:p>
+    <w:p>
+      <w:r>
+        <w:t>Unpacking done</w:t>
+      </w:r>
+      <w:r>
+        <w:t>, Zanthal absently ate his leftovers while reading his book on etiquette.</w:t>
+      </w:r>
+    </w:p>
+    <w:p>
+      <w:r>
+        <w:t>The book was thorough and entirely too big. Most of the information was irrelevant. However, he did read up on how to greet a Duke, table manners, and other relevant information.</w:t>
+      </w:r>
+    </w:p>
+    <w:p>
+      <w:r>
+        <w:t>Zanthal paused for a moment, wondering if he should read the rest of the book. However, he had nothing better to do. He focused on related items.</w:t>
+      </w:r>
+    </w:p>
+    <w:p>
+      <w:r>
         <w:lastRenderedPageBreak/>
-        <w:t>“Yes,” Zanthal said. “I need to be along. This is very stressful.”</w:t>
-      </w:r>
-    </w:p>
-    <w:p>
-      <w:r>
-        <w:t>“Okay Zanthal,” Aeloria said. “I’ll leave you my phone number. Call me if there is a problem.”</w:t>
-      </w:r>
-    </w:p>
-    <w:p>
-      <w:r>
-        <w:t xml:space="preserve">Aeloria wrote a number on a pad. </w:t>
-      </w:r>
-      <w:r>
-        <w:t>With a backward glance she</w:t>
-      </w:r>
-      <w:r>
-        <w:t xml:space="preserve"> and her friends</w:t>
-      </w:r>
-      <w:r>
-        <w:t xml:space="preserve"> headed out.</w:t>
-      </w:r>
-    </w:p>
-    <w:p>
-      <w:r>
-        <w:t>Zanthal let out a sigh of relief, alone for the first time since the catastrophe. It felt good to be alone.</w:t>
-      </w:r>
-    </w:p>
-    <w:p>
-      <w:r>
-        <w:t>It was time to unpack.</w:t>
-      </w:r>
-    </w:p>
-    <w:p>
-      <w:r>
-        <w:t xml:space="preserve">Books and laptop went on the desk. Nordic clothes went into </w:t>
-      </w:r>
-      <w:r>
-        <w:t xml:space="preserve">the </w:t>
-      </w:r>
-      <w:r>
-        <w:t>closet. Moving the boxes was surprisingly tiring.</w:t>
-      </w:r>
-    </w:p>
-    <w:p>
-      <w:r>
-        <w:t>Everyday junk such as scissors and tooth paste went into the chest of drawers. Uniform went into the closet.</w:t>
-      </w:r>
-    </w:p>
-    <w:p>
-      <w:r>
-        <w:t>Last step was plugging in the laptop and connecting to the WIFI.</w:t>
-      </w:r>
-    </w:p>
-    <w:p>
-      <w:r>
-        <w:t>Unpacking done</w:t>
-      </w:r>
-      <w:r>
-        <w:t>, Zanthal absently ate his leftovers while reading his book on etiquette.</w:t>
-      </w:r>
-    </w:p>
-    <w:p>
-      <w:r>
-        <w:t>The book was thorough and entirely too big. Most of the information was irrelevant. However, he did read up on how to greet a Duke, table manners, and other relevant information.</w:t>
-      </w:r>
-    </w:p>
-    <w:p>
-      <w:r>
-        <w:t>Zanthal paused for a moment, wondering if he should read the rest of the book. However, he had nothing better to do. He focused on related items.</w:t>
-      </w:r>
-    </w:p>
-    <w:p>
-      <w:r>
-        <w:t>Aeloria entered hours later and found Zanthal reading. “Had fun with your friends?”</w:t>
+        <w:t>Aeloria entered hours later and found Zanthal reading.</w:t>
+      </w:r>
+    </w:p>
+    <w:p>
+      <w:r>
+        <w:t>“Had fun with your friends?”</w:t>
+      </w:r>
+      <w:r>
+        <w:t xml:space="preserve"> Zanthal asked.</w:t>
       </w:r>
     </w:p>
     <w:p>
@@ -3253,91 +3345,97 @@
     </w:p>
     <w:p>
       <w:r>
+        <w:t>“I notice you like playing with your hair,” Aeloria said.</w:t>
+      </w:r>
+    </w:p>
+    <w:p>
+      <w:r>
+        <w:t>“I had no idea hair could be so amazing,” Zanthal said</w:t>
+      </w:r>
+      <w:r>
+        <w:t xml:space="preserve"> with a genuine smile</w:t>
+      </w:r>
+      <w:r>
+        <w:t>. “Now I understand … no, I don’t. I’m thinking of growing my hair long when I get my Nordic body back. Although taking care of it is going to be a pain. With short hair, you cut it and forget it.”</w:t>
+      </w:r>
+    </w:p>
+    <w:p>
+      <w:r>
+        <w:t>“That thing is pretty,” Aeloria said, pointing.</w:t>
+      </w:r>
+    </w:p>
+    <w:p>
+      <w:r>
+        <w:t>“It’s called a dream catcher,” Zanthal said. “It reduces the severity of my nightmares.”</w:t>
+      </w:r>
+    </w:p>
+    <w:p>
+      <w:r>
+        <w:t>“Don’t you like art or beautiful things?” Aeloria asked.</w:t>
+      </w:r>
+    </w:p>
+    <w:p>
+      <w:r>
+        <w:t>“I like women,” Zanthal said. “Unfortunately right now I can’t enjoy any of them.</w:t>
+      </w:r>
+    </w:p>
+    <w:p>
+      <w:r>
+        <w:t>“I finished reading the relevant chapters on etiquette and how to greet your dad.</w:t>
+      </w:r>
+      <w:r>
+        <w:t>”</w:t>
+      </w:r>
+    </w:p>
+    <w:p>
+      <w:r>
+        <w:t>“Have you dated?” Aeloria asked.</w:t>
+      </w:r>
+    </w:p>
+    <w:p>
+      <w:r>
+        <w:t>“Don’t have the time,” Zanthal said</w:t>
+      </w:r>
+      <w:r>
+        <w:t>, shaking his head</w:t>
+      </w:r>
+      <w:r>
+        <w:t xml:space="preserve">. “Every day I delay </w:t>
+      </w:r>
+      <w:r>
+        <w:t xml:space="preserve">training </w:t>
+      </w:r>
+      <w:r>
+        <w:t>is a day an evil monster terrorizes someone.</w:t>
+      </w:r>
+      <w:r>
+        <w:t>”</w:t>
+      </w:r>
+    </w:p>
+    <w:p>
+      <w:r>
+        <w:t>“Have you taken a shower yet?” Aeloria asked.</w:t>
+      </w:r>
+    </w:p>
+    <w:p>
+      <w:r>
+        <w:t xml:space="preserve">“Absolutely not,” Zanthal </w:t>
+      </w:r>
+      <w:r>
+        <w:t>declared</w:t>
+      </w:r>
+      <w:r>
+        <w:t>. “You’ll have to deal with my stink for today. Then again I have your body, so I can’t possibly stink.”</w:t>
+      </w:r>
+    </w:p>
+    <w:p>
+      <w:r>
+        <w:t>“Where did you get that idea?” Aeloria asked.</w:t>
+      </w:r>
+    </w:p>
+    <w:p>
+      <w:r>
         <w:lastRenderedPageBreak/>
-        <w:t>“I notice you like playing with your hair,” Aeloria said.</w:t>
-      </w:r>
-    </w:p>
-    <w:p>
-      <w:r>
-        <w:t>“I had no idea hair could be so amazing,” Zanthal said. “Now I understand … no, I don’t. I’m thinking of growing my hair long when I get my Nordic body back. Although taking care of it is going to be a pain. With short hair, you cut it and forget it.”</w:t>
-      </w:r>
-    </w:p>
-    <w:p>
-      <w:r>
-        <w:t>“That thing is pretty,” Aeloria said, pointing.</w:t>
-      </w:r>
-    </w:p>
-    <w:p>
-      <w:r>
-        <w:t>“It’s called a dream catcher,” Zanthal said. “It reduces the severity of my nightmares.”</w:t>
-      </w:r>
-    </w:p>
-    <w:p>
-      <w:r>
-        <w:t>“Don’t you like art or beautiful things?” Aeloria asked.</w:t>
-      </w:r>
-    </w:p>
-    <w:p>
-      <w:r>
-        <w:t>“I like women,” Zanthal said. “Unfortunately right now I can’t enjoy any of them.</w:t>
-      </w:r>
-    </w:p>
-    <w:p>
-      <w:r>
-        <w:t>“I finished reading the relevant chapters on etiquette and how to greet your dad.</w:t>
-      </w:r>
-      <w:r>
-        <w:t>”</w:t>
-      </w:r>
-    </w:p>
-    <w:p>
-      <w:r>
-        <w:t>“Have you dated?” Aeloria asked.</w:t>
-      </w:r>
-    </w:p>
-    <w:p>
-      <w:r>
-        <w:t>“Don’t have the time,” Zanthal said</w:t>
-      </w:r>
-      <w:r>
-        <w:t>, shaking his head</w:t>
-      </w:r>
-      <w:r>
-        <w:t xml:space="preserve">. “Every day I delay </w:t>
-      </w:r>
-      <w:r>
-        <w:t xml:space="preserve">training </w:t>
-      </w:r>
-      <w:r>
-        <w:t>is a day an evil monster terrorizes someone.</w:t>
-      </w:r>
-      <w:r>
-        <w:t>”</w:t>
-      </w:r>
-    </w:p>
-    <w:p>
-      <w:r>
-        <w:t>“Have you taken a shower yet?” Aeloria asked.</w:t>
-      </w:r>
-    </w:p>
-    <w:p>
-      <w:r>
-        <w:t xml:space="preserve">“Absolutely not,” Zanthal </w:t>
-      </w:r>
-      <w:r>
-        <w:t>declared</w:t>
-      </w:r>
-      <w:r>
-        <w:t>. “You’ll have to deal with my stink for today. Then again I have your body, so I can’t possibly stink.”</w:t>
-      </w:r>
-    </w:p>
-    <w:p>
-      <w:r>
-        <w:t>“Where did you get that idea?” Aeloria asked.</w:t>
-      </w:r>
-    </w:p>
-    <w:p>
-      <w:r>
         <w:t xml:space="preserve">“I will need to go shopping tomorrow,” Zanthal said. “I only have </w:t>
       </w:r>
       <w:r>
@@ -3363,61 +3461,58 @@
     </w:p>
     <w:p>
       <w:r>
+        <w:t>“Do you have to blush? You’re making me feel embarrassed,” Aeloria said.</w:t>
+      </w:r>
+    </w:p>
+    <w:p>
+      <w:r>
+        <w:t>“Sorry,” Zanthal said with a grimace. He opened up his book and began reading.</w:t>
+      </w:r>
+    </w:p>
+    <w:p>
+      <w:r>
+        <w:t>“I’m glad I chose you,” Aeloria said, smiling.</w:t>
+      </w:r>
+    </w:p>
+    <w:p>
+      <w:r>
+        <w:t xml:space="preserve">“What do you mean you choose me? </w:t>
+      </w:r>
+      <w:r>
+        <w:t>It was my fault I’m in this mess</w:t>
+      </w:r>
+      <w:r>
+        <w:t>. I still don’t know how or why,” Zanthal said</w:t>
+      </w:r>
+      <w:r>
+        <w:t>, looking up from his book</w:t>
+      </w:r>
+      <w:r>
+        <w:t>.</w:t>
+      </w:r>
+    </w:p>
+    <w:p>
+      <w:r>
+        <w:t xml:space="preserve">Aeloria’s face turned red and </w:t>
+      </w:r>
+      <w:r>
+        <w:t xml:space="preserve">she </w:t>
+      </w:r>
+      <w:r>
+        <w:t>said, “I’ll</w:t>
+      </w:r>
+      <w:r>
+        <w:t xml:space="preserve"> help you get clothes tomorrow. I’m taking a shower.”</w:t>
+      </w:r>
+    </w:p>
+    <w:p>
+      <w:pPr>
+        <w:pStyle w:val="H2"/>
+      </w:pPr>
+      <w:r>
         <w:lastRenderedPageBreak/>
-        <w:t>“Do you have to blush? You’re making me feel embarrassed,” Aeloria said.</w:t>
-      </w:r>
-    </w:p>
-    <w:p>
-      <w:r>
-        <w:t>“Sorry,” Zanthal said with a grimace. He opened up his book and began reading.</w:t>
-      </w:r>
-    </w:p>
-    <w:p>
-      <w:r>
-        <w:t>“I’m glad I chose you,” Aeloria said, smiling.</w:t>
-      </w:r>
-    </w:p>
-    <w:p>
-      <w:r>
-        <w:t xml:space="preserve">“What do you mean you choose me? </w:t>
-      </w:r>
-      <w:r>
-        <w:t>It was my fault I’m in this mess</w:t>
-      </w:r>
-      <w:r>
-        <w:t>. I still don’t know how or why,” Zanthal said</w:t>
-      </w:r>
-      <w:r>
-        <w:t>, looking up from his book</w:t>
-      </w:r>
-      <w:r>
-        <w:t>.</w:t>
-      </w:r>
-    </w:p>
-    <w:p>
-      <w:r>
-        <w:t xml:space="preserve">Aeloria’s face turned red and </w:t>
-      </w:r>
-      <w:r>
-        <w:t xml:space="preserve">she </w:t>
-      </w:r>
-      <w:r>
-        <w:t>said, “I’ll</w:t>
-      </w:r>
-      <w:r>
-        <w:t xml:space="preserve"> help you get clothes tomorrow. I’m taking a shower.”</w:t>
-      </w:r>
-    </w:p>
-    <w:p>
-      <w:pPr>
-        <w:pStyle w:val="H2"/>
-      </w:pPr>
-      <w:bookmarkStart w:id="2" w:name="_Toc242118784"/>
-      <w:r>
-        <w:lastRenderedPageBreak/>
-        <w:t>Hot Spring</w:t>
-      </w:r>
-      <w:bookmarkEnd w:id="2"/>
+        <w:t>New (Men’s) Clothes</w:t>
+      </w:r>
     </w:p>
     <w:p>
       <w:pPr>
@@ -3487,7 +3582,7 @@
         <w:pStyle w:val="StatusMessage"/>
       </w:pPr>
       <w:r>
-        <w:t>Sedative</w:t>
+        <w:t>Barathal, sedative</w:t>
       </w:r>
     </w:p>
     <w:p>
@@ -3577,7 +3672,13 @@
     </w:p>
     <w:p>
       <w:r>
-        <w:t>“You can hate boys while still enjoying being one,” Zanthal said. “Male animals in the past would fight on sight, especially when females come in heat.”</w:t>
+        <w:t>“You can hate boys while still enjoying being one,” Zanthal said. “Male animals would fight on sight, especially when females c</w:t>
+      </w:r>
+      <w:r>
+        <w:t>a</w:t>
+      </w:r>
+      <w:r>
+        <w:t>me in heat.”</w:t>
       </w:r>
     </w:p>
     <w:p>
@@ -3640,7 +3741,16 @@
         <w:t>“I might as well get this over with,” Zanthal said and opened his eyes.</w:t>
       </w:r>
       <w:r>
-        <w:t xml:space="preserve"> “It’s not as bad, but still incredibly uncomfortable.”</w:t>
+        <w:t xml:space="preserve"> “It’s not as bad, but still incredibly </w:t>
+      </w:r>
+      <w:r>
+        <w:t>embarrassing</w:t>
+      </w:r>
+      <w:r>
+        <w:t>.</w:t>
+      </w:r>
+      <w:r>
+        <w:t xml:space="preserve"> Those should only be on you.”</w:t>
       </w:r>
     </w:p>
     <w:p>
@@ -3705,78 +3815,300 @@
     </w:p>
     <w:p>
       <w:r>
+        <w:lastRenderedPageBreak/>
         <w:t>Zanthal laughed.</w:t>
       </w:r>
     </w:p>
     <w:p>
       <w:r>
+        <w:t xml:space="preserve">They arrived at the dorm room and Zanthal dumped his loot on his bed. </w:t>
+      </w:r>
+      <w:r>
+        <w:t>“Okay, other than taking a shower, I can do most things now. Why don’t you have fun with your friends?”</w:t>
+      </w:r>
+    </w:p>
+    <w:p>
+      <w:r>
+        <w:t>“Please come,” Aeloria begged. “I don’t think I can have fun without you.”</w:t>
+      </w:r>
+    </w:p>
+    <w:p>
+      <w:r>
+        <w:t xml:space="preserve">“Please don’t beg like that,” Zanthal said. He relented and said, </w:t>
+      </w:r>
+      <w:r>
+        <w:t>“Fine. However, don’t expect me not to faint.”</w:t>
+      </w:r>
+    </w:p>
+    <w:p>
+      <w:r>
+        <w:t>“Yippy,” Aeloria said happily. “I’ll call a ride now.”</w:t>
+      </w:r>
+    </w:p>
+    <w:p>
+      <w:r>
+        <w:t>“I changed my mind,” Zanthal said hastily. “Doing this is like standing on the street, naked. I don’t even like being naked outside the washroom, even my bedroom.”</w:t>
+      </w:r>
+    </w:p>
+    <w:p>
+      <w:r>
+        <w:t>Aeloria sighed and said, “I’ll tell my friend I will not be coming.”</w:t>
+      </w:r>
+    </w:p>
+    <w:p>
+      <w:r>
+        <w:t>“Thank you,” Zanthal said with a sigh.</w:t>
+      </w:r>
+    </w:p>
+    <w:p>
+      <w:r>
+        <w:t>“So what should we do?” Aeloria asked.</w:t>
+      </w:r>
+    </w:p>
+    <w:p>
+      <w:r>
+        <w:t>“We study,” Zanthal replied. “The monsters won’t kill themselves.”</w:t>
+      </w:r>
+    </w:p>
+    <w:p>
+      <w:pPr>
+        <w:pStyle w:val="H2"/>
+      </w:pPr>
+      <w:bookmarkStart w:id="2" w:name="_Toc242118785"/>
+      <w:r>
         <w:lastRenderedPageBreak/>
-        <w:t xml:space="preserve">They arrived at the dorm room and Zanthal dumped his loot on his bed. </w:t>
-      </w:r>
-      <w:r>
-        <w:t>“Okay, other than taking a shower, I can do most things now. Why don’t you have fun with your friends?”</w:t>
-      </w:r>
-    </w:p>
-    <w:p>
-      <w:r>
-        <w:t>“Please come,” Aeloria begged. “I don’t think I can have fun without you.”</w:t>
-      </w:r>
-    </w:p>
-    <w:p>
-      <w:r>
-        <w:t xml:space="preserve">“Please don’t beg like that,” Zanthal said. He relented and said, </w:t>
-      </w:r>
-      <w:r>
-        <w:t>“Fine. However, don’t expect me not to faint.”</w:t>
-      </w:r>
-    </w:p>
-    <w:p>
-      <w:r>
-        <w:t>“Yippy,” Aeloria said happily. “I’ll call a ride now.”</w:t>
-      </w:r>
-    </w:p>
-    <w:p>
-      <w:r>
-        <w:t xml:space="preserve">“I feel like a Pokémon. All I need is a </w:t>
-      </w:r>
-      <w:r>
-        <w:t>poké</w:t>
-      </w:r>
-      <w:r>
-        <w:t>b</w:t>
-      </w:r>
-      <w:r>
-        <w:t>all</w:t>
-      </w:r>
-      <w:r>
-        <w:t>,” Zanthal said.</w:t>
-      </w:r>
-    </w:p>
-    <w:p>
-      <w:r>
-        <w:t xml:space="preserve">Aeloria giggled and </w:t>
-      </w:r>
-      <w:r>
-        <w:t>dialed.</w:t>
-      </w:r>
-    </w:p>
-    <w:p>
-      <w:r>
-        <w:t>They headed down to the lobby and waited. A Tesla arrived and they entered. A short ride brought them to the hot springs resort.</w:t>
+        <w:t>Meeting the parents</w:t>
+      </w:r>
+      <w:bookmarkEnd w:id="2"/>
+    </w:p>
+    <w:p>
+      <w:pPr>
+        <w:pStyle w:val="Quote1"/>
+      </w:pPr>
+    </w:p>
+    <w:p>
+      <w:r>
+        <w:t>The doorbell rang.</w:t>
+      </w:r>
+    </w:p>
+    <w:p>
+      <w:r>
+        <w:t>“Coming,” Cybil said and Cybil and Zolin walked to the door. Zolin opened it.</w:t>
+      </w:r>
+    </w:p>
+    <w:p>
+      <w:r>
+        <w:t>Standing in front of them were…</w:t>
+      </w:r>
+    </w:p>
+    <w:p>
+      <w:r>
+        <w:t>“</w:t>
+      </w:r>
+      <w:r>
+        <w:t>Princess Aeloria, I didn’t know you had a twin,” Cybil exclaimed</w:t>
+      </w:r>
+      <w:r>
+        <w:t>.</w:t>
+      </w:r>
+    </w:p>
+    <w:p>
+      <w:r>
+        <w:t xml:space="preserve">Zanthal grimaced and said, “Only one </w:t>
+      </w:r>
+      <w:r>
+        <w:t>twin</w:t>
+      </w:r>
+      <w:r>
+        <w:t xml:space="preserve"> mum.”</w:t>
+      </w:r>
+    </w:p>
+    <w:p>
+      <w:r>
+        <w:t>Cybil jerked her head and exclaimed, “Zanthal?”</w:t>
+      </w:r>
+    </w:p>
+    <w:p>
+      <w:r>
+        <w:t>“Yes mum, surprise,” Zanthal said.</w:t>
+      </w:r>
+    </w:p>
+    <w:p>
+      <w:proofErr w:type="gramStart"/>
+      <w:r>
+        <w:t>“Ha-how?”</w:t>
+      </w:r>
+      <w:proofErr w:type="gramEnd"/>
+      <w:r>
+        <w:t xml:space="preserve"> Zolin asked, shocked.</w:t>
+      </w:r>
+    </w:p>
+    <w:p>
+      <w:r>
+        <w:t>“Please come in first,” Cybil said.</w:t>
+      </w:r>
+    </w:p>
+    <w:p>
+      <w:r>
+        <w:t>They entered and went to the living room.</w:t>
+      </w:r>
+    </w:p>
+    <w:p>
+      <w:r>
+        <w:t>“What would you like to drink?” Cybil asked.</w:t>
+      </w:r>
+    </w:p>
+    <w:p>
+      <w:r>
+        <w:t>“Bluebell</w:t>
+      </w:r>
+      <w:r>
+        <w:t xml:space="preserve"> scrammies,” Zanthal said. “No one does it like mum.”</w:t>
+      </w:r>
+    </w:p>
+    <w:p>
+      <w:r>
+        <w:t>“If there were any doubt, there is none now,” Zolin said.</w:t>
+      </w:r>
+    </w:p>
+    <w:p>
+      <w:r>
+        <w:t>Cybil went to the kitchen and brought back two glasses of blue liquid.</w:t>
+      </w:r>
+    </w:p>
+    <w:p>
+      <w:r>
+        <w:t>“It all happened during the activation ceremony,” Zanthal said. “I entered the awakening chamber and…”</w:t>
+      </w:r>
+    </w:p>
+    <w:p>
+      <w:r>
+        <w:t>“Oh my God, are you okay?” Cybil asked worriedly</w:t>
+      </w:r>
+      <w:r>
+        <w:t xml:space="preserve"> as she watched Zanthal almost topping over.</w:t>
+      </w:r>
+    </w:p>
+    <w:p>
+      <w:r>
+        <w:lastRenderedPageBreak/>
+        <w:t>Zanthal popped a pill and said, “</w:t>
+      </w:r>
+      <w:r>
+        <w:t>Just a small panic attack</w:t>
+      </w:r>
+      <w:r>
+        <w:t>. The school gave me medication to help me. I have a variant on the polymorph class called the Fair Polymorph.”</w:t>
+      </w:r>
+    </w:p>
+    <w:p>
+      <w:r>
+        <w:t>“By fair, you mean…” Zolin asked and let the question hang.</w:t>
+      </w:r>
+    </w:p>
+    <w:p>
+      <w:r>
+        <w:t xml:space="preserve">“Yes dad it means exactly that,” Zanthal said. “I stepped out of the chamber determined to never use the class. Unfortunately an idiot named </w:t>
+      </w:r>
+      <w:r>
+        <w:t>Bradley</w:t>
+      </w:r>
+      <w:r>
+        <w:t xml:space="preserve"> Holden tripped me. I crashed into Aeloria and for some unknown reason synchronized with her.</w:t>
+      </w:r>
+    </w:p>
+    <w:p>
+      <w:r>
+        <w:t>“I obviously get her form. I believe I also get her racial abilities and her class, Druidic Ranger. Unfortunately, my System has yet to activate</w:t>
+      </w:r>
+      <w:r>
+        <w:t>, so I don’t know for sure</w:t>
+      </w:r>
+      <w:r>
+        <w:t>.</w:t>
+      </w:r>
+    </w:p>
+    <w:p>
+      <w:r>
+        <w:t>“They issued me a new ID and assigned me to stay at Aeloria’s dorm room. I’m happy because I get someone to help me. She’s happy because she gets a new pet.”</w:t>
+      </w:r>
+    </w:p>
+    <w:p>
+      <w:r>
+        <w:t xml:space="preserve">“Not a pet, a </w:t>
+      </w:r>
+      <w:r>
+        <w:t xml:space="preserve">new </w:t>
+      </w:r>
+      <w:r>
+        <w:t>sister,” Aeloria corrected.</w:t>
+      </w:r>
+    </w:p>
+    <w:p>
+      <w:r>
+        <w:t>“Brother,” Zanthal said.</w:t>
+      </w:r>
+    </w:p>
+    <w:p>
+      <w:r>
+        <w:t>“How deep is the change?” Zolin asked.</w:t>
+      </w:r>
+    </w:p>
+    <w:p>
+      <w:r>
+        <w:t>“All the way down to the cellular level,” A</w:t>
+      </w:r>
+      <w:r>
+        <w:t>eloria said. “We are identical.”</w:t>
+      </w:r>
+    </w:p>
+    <w:p>
+      <w:r>
+        <w:t>Zanthal fainted.</w:t>
+      </w:r>
+    </w:p>
+    <w:p>
+      <w:r>
+        <w:t>“Oh my God, Zanthal needs to see the doctor,” Zolin exclaimed.</w:t>
+      </w:r>
+    </w:p>
+    <w:p>
+      <w:r>
+        <w:t>Zanthal opened his eyes and said, “They know my condition and what triggers it. According to them synchronization will take months, if not years. Stupid class is that useless.”</w:t>
+      </w:r>
+    </w:p>
+    <w:p>
+      <w:r>
+        <w:t>“And you’re willing to stay by his side that whole time?” Cybil asked.</w:t>
+      </w:r>
+    </w:p>
+    <w:p>
+      <w:r>
+        <w:lastRenderedPageBreak/>
+        <w:t>“Absolutely,” Aeloria said, smiling.</w:t>
+      </w:r>
+    </w:p>
+    <w:p>
+      <w:r>
+        <w:t>“Come, let’s have dinner,” Zolin said.</w:t>
+      </w:r>
+    </w:p>
+    <w:p>
+      <w:r>
+        <w:t>“It’s not fancy food,” Cybil warned.</w:t>
       </w:r>
     </w:p>
     <w:p/>
     <w:p/>
     <w:p/>
-    <w:p/>
     <w:p>
       <w:pPr>
         <w:pStyle w:val="H2"/>
       </w:pPr>
-      <w:bookmarkStart w:id="3" w:name="_Toc242118785"/>
+      <w:bookmarkStart w:id="3" w:name="_Toc242118786"/>
       <w:r>
         <w:lastRenderedPageBreak/>
-        <w:t>Meeting the parents</w:t>
+        <w:t>Ducal Visitation</w:t>
       </w:r>
       <w:bookmarkEnd w:id="3"/>
     </w:p>
@@ -3787,17 +4119,105 @@
     </w:p>
     <w:p>
       <w:r>
-        <w:t>The doorbell rang.</w:t>
-      </w:r>
-    </w:p>
-    <w:p>
-      <w:r>
-        <w:t>“Coming,” Cybil said and Cybil and Zolin walked to the door. Zolin opened it.</w:t>
-      </w:r>
-    </w:p>
-    <w:p>
-      <w:r>
-        <w:t>Standing in front of them were…</w:t>
+        <w:t xml:space="preserve">Zanthal stepped in front of the duke and duchess of </w:t>
+      </w:r>
+      <w:proofErr w:type="spellStart"/>
+      <w:r>
+        <w:t>Taria</w:t>
+      </w:r>
+      <w:proofErr w:type="spellEnd"/>
+      <w:r>
+        <w:t xml:space="preserve">. He went on one knee and placed his right arm horizontally across his chest, palm down and balled in a fist, as prescribed in the book of </w:t>
+      </w:r>
+      <w:r>
+        <w:t>etiquet</w:t>
+      </w:r>
+      <w:r>
+        <w:t>te.</w:t>
+      </w:r>
+    </w:p>
+    <w:p>
+      <w:r>
+        <w:t>“Good evening Your Graces,” Zanthal said. “I apologize for what I have done and I regret my actions. I didn’t mean for your daughter to get involved in my mess.”</w:t>
+      </w:r>
+    </w:p>
+    <w:p>
+      <w:r>
+        <w:t>“Stop blaming yourself,” Aeloria said angrily.</w:t>
+      </w:r>
+    </w:p>
+    <w:p>
+      <w:r>
+        <w:t xml:space="preserve">“Arise, Zanthal,” Duke </w:t>
+      </w:r>
+      <w:proofErr w:type="spellStart"/>
+      <w:r>
+        <w:t>Tavaris</w:t>
+      </w:r>
+      <w:proofErr w:type="spellEnd"/>
+      <w:r>
+        <w:t xml:space="preserve"> said.</w:t>
+      </w:r>
+    </w:p>
+    <w:p>
+      <w:r>
+        <w:t>“Let’s eat dinner first, and then we can discuss this in the den,” Duchess Emilie said. “Are you hungry?”</w:t>
+      </w:r>
+    </w:p>
+    <w:p>
+      <w:r>
+        <w:t>“No your grace,” Zanthal said as he got up. “However I will eat, since it is required.”</w:t>
+      </w:r>
+    </w:p>
+    <w:p>
+      <w:r>
+        <w:t>Zanthal followed the family into another room. There he met multiple brothers, grandparents and even a great grandfather.</w:t>
+      </w:r>
+    </w:p>
+    <w:p>
+      <w:r>
+        <w:t>“Oh my God, an Original Human,” Zanthal said excitedly.</w:t>
+      </w:r>
+    </w:p>
+    <w:p>
+      <w:r>
+        <w:t>The old man frowned at Zanthal and said, “In my day, boys were boys and girls were girls. We didn’t have any of this nonsense.”</w:t>
+      </w:r>
+    </w:p>
+    <w:p>
+      <w:r>
+        <w:t>Zanthal collapsed to the floor in a heap.</w:t>
+      </w:r>
+    </w:p>
+    <w:p>
+      <w:r>
+        <w:t>Aeloria and her mother Emilie knelt down to attend Zanthal.</w:t>
+      </w:r>
+    </w:p>
+    <w:p>
+      <w:r>
+        <w:t xml:space="preserve">“Grand dad, this is the </w:t>
+      </w:r>
+      <w:r>
+        <w:t xml:space="preserve">direct </w:t>
+      </w:r>
+      <w:r>
+        <w:t>result of the unfurling of the W</w:t>
+      </w:r>
+      <w:r>
+        <w:t>-</w:t>
+      </w:r>
+      <w:r>
+        <w:t>axis</w:t>
+      </w:r>
+      <w:r>
+        <w:t>,” Tavares, Aeloria’s father said</w:t>
+      </w:r>
+      <w:r>
+        <w:t>, angry</w:t>
+      </w:r>
+      <w:r>
+        <w:t>.</w:t>
       </w:r>
     </w:p>
     <w:p>
@@ -3805,120 +4225,566 @@
         <w:t>“</w:t>
       </w:r>
       <w:r>
-        <w:t>Princess Aeloria, I didn’t know you had a twin,” Cybil exclaimed</w:t>
-      </w:r>
-    </w:p>
-    <w:p>
-      <w:r>
-        <w:t xml:space="preserve">Zanthal grimaced and said, “Only one </w:t>
-      </w:r>
-      <w:r>
-        <w:t>twin</w:t>
-      </w:r>
-      <w:r>
-        <w:t xml:space="preserve"> mum.”</w:t>
-      </w:r>
-    </w:p>
-    <w:p>
-      <w:r>
-        <w:t>Cybil jerked her head and exclaimed, “Zanthal?”</w:t>
-      </w:r>
-    </w:p>
-    <w:p>
-      <w:r>
-        <w:t>“Yes mum, surprise,” Zanthal said.</w:t>
-      </w:r>
-    </w:p>
-    <w:p>
-      <w:proofErr w:type="gramStart"/>
-      <w:r>
-        <w:t>“Ha-how?”</w:t>
-      </w:r>
-      <w:proofErr w:type="gramEnd"/>
-      <w:r>
-        <w:t xml:space="preserve"> Zolin asked, shocked.</w:t>
-      </w:r>
-    </w:p>
-    <w:p>
-      <w:r>
-        <w:t>“Please come in first,” Cybil said.</w:t>
-      </w:r>
-    </w:p>
-    <w:p>
-      <w:r>
-        <w:t>They entered and went to the living room.</w:t>
-      </w:r>
-    </w:p>
-    <w:p>
-      <w:r>
-        <w:t>“What would you like to drink?” Cybil asked.</w:t>
-      </w:r>
-    </w:p>
-    <w:p>
-      <w:r>
-        <w:t>“Bluebell</w:t>
-      </w:r>
-      <w:r>
-        <w:t xml:space="preserve"> scrammies,” Zanthal said. “No one does it like mum.”</w:t>
-      </w:r>
-    </w:p>
-    <w:p>
-      <w:r>
-        <w:t>“If there were any doubt, there is none now,” Zolin said.</w:t>
-      </w:r>
-    </w:p>
-    <w:p>
-      <w:r>
-        <w:t>Cybil went to the kitchen and brought back two glasses of blue liquid.</w:t>
-      </w:r>
-    </w:p>
-    <w:p>
-      <w:r>
-        <w:t>“It all happened during the activation ceremony,” Zanthal said. “I entered the awakening chamber and…”</w:t>
-      </w:r>
-    </w:p>
-    <w:p>
-      <w:r>
-        <w:t>“Oh my God, are you okay?” Cybil asked worriedly</w:t>
-      </w:r>
-      <w:r>
-        <w:t xml:space="preserve"> as she watched Zanthal almost topping over.</w:t>
-      </w:r>
-    </w:p>
-    <w:p>
+        <w:t xml:space="preserve">And whose fault is that? </w:t>
+      </w:r>
+      <w:r>
+        <w:t xml:space="preserve">According to history, there was plenty of evidence that the global quantum communications and processing </w:t>
+      </w:r>
       <w:r>
         <w:lastRenderedPageBreak/>
-        <w:t>Zanthal popped a pill and said, “</w:t>
-      </w:r>
-      <w:r>
-        <w:t>Just a small panic attack</w:t>
-      </w:r>
-      <w:r>
-        <w:t>. The school gave me medication to help me. I have a variant on the polymorph class called the Fair Polymorph.”</w:t>
-      </w:r>
-    </w:p>
-    <w:p>
-      <w:r>
-        <w:t>“By fair, you mean…” Zolin asked and let the question hang.</w:t>
-      </w:r>
-    </w:p>
-    <w:p>
-      <w:r>
-        <w:t xml:space="preserve">“Yes dad it means exactly that,” Zanthal said. “I stepped out of the chamber determined to never use the class. Unfortunately an idiot named </w:t>
-      </w:r>
-      <w:r>
-        <w:t>Zulu</w:t>
-      </w:r>
-      <w:r>
-        <w:t xml:space="preserve"> Holden tripped me. I crashed into Aeloria and for some unknown reason synchronized with her.</w:t>
-      </w:r>
-    </w:p>
-    <w:p>
-      <w:r>
-        <w:t>“I obviously get her form. I believe I also get her racial abilities and her class, Druidic Ranger. Unfortunately, my System has yet to activate</w:t>
-      </w:r>
-      <w:r>
-        <w:t>, so I don’t know for sure</w:t>
+        <w:t>networks were unraveling the W</w:t>
+      </w:r>
+      <w:r>
+        <w:t>-</w:t>
+      </w:r>
+      <w:r>
+        <w:t xml:space="preserve">axis. Not only did you suppress the research, you helped almost triple the network capacity of </w:t>
+      </w:r>
+      <w:r>
+        <w:t>North America</w:t>
+      </w:r>
+      <w:r>
+        <w:t>, all for the sake of profit.”</w:t>
+      </w:r>
+    </w:p>
+    <w:p>
+      <w:r>
+        <w:t>“And yet, by my actions, we were able to become nobles and why you are now duke of the newly formed Barrac Dukedom,” Joseph, Aeloria’s great grandfather said.</w:t>
+      </w:r>
+    </w:p>
+    <w:p>
+      <w:r>
+        <w:t>Tavares grimaced and said, “But at what cost? Millions of babies were killed, just because they weren’t Original Humans, all because the W-axis unraveled. Millions more died when the monsters came.</w:t>
+      </w:r>
+    </w:p>
+    <w:p>
+      <w:r>
+        <w:t>“I still think being a state in the old US would have been better than an independent country now.”</w:t>
+      </w:r>
+    </w:p>
+    <w:p>
+      <w:r>
+        <w:t xml:space="preserve">“The </w:t>
+      </w:r>
+      <w:r>
+        <w:t xml:space="preserve">Reverent One </w:t>
+      </w:r>
+      <w:r>
+        <w:t>is right,” Zanthal</w:t>
+      </w:r>
+      <w:r>
+        <w:t xml:space="preserve"> said</w:t>
+      </w:r>
+      <w:r>
+        <w:t xml:space="preserve"> as he tried to stand up</w:t>
+      </w:r>
+      <w:r>
+        <w:t>. “Only a perv would do what I did.”</w:t>
+      </w:r>
+    </w:p>
+    <w:p>
+      <w:r>
+        <w:t>“Stop calling yourself a disgusting pervert,” Aeloria screamed, tears running down her face.</w:t>
+      </w:r>
+    </w:p>
+    <w:p>
+      <w:r>
+        <w:t xml:space="preserve">“I had a choice,” Zanthal said. “I didn’t need to activate my power. I could have spent my life as an un-classed person, perhaps as a </w:t>
+      </w:r>
+      <w:r>
+        <w:t>small-time hunter</w:t>
+      </w:r>
+      <w:r>
+        <w:t>, perhaps as research assistant.”</w:t>
+      </w:r>
+    </w:p>
+    <w:p>
+      <w:r>
+        <w:t xml:space="preserve">“No Zanthal, you were never at fault,” Aeloria </w:t>
+      </w:r>
+      <w:r>
+        <w:t>wailed</w:t>
+      </w:r>
+      <w:r>
+        <w:t xml:space="preserve">. “It was entirely </w:t>
+      </w:r>
+      <w:r>
+        <w:t xml:space="preserve">my </w:t>
+      </w:r>
+      <w:r>
+        <w:t>fault.”</w:t>
+      </w:r>
+    </w:p>
+    <w:p>
+      <w:r>
+        <w:t>“Let’s have dinner first, and then we will discuss this in the den,” Emilie said.</w:t>
+      </w:r>
+    </w:p>
+    <w:p>
+      <w:r>
+        <w:t>The ladies guided Zanthal to a seat. He looked around the room, populated by too many men, and one too few.</w:t>
+      </w:r>
+    </w:p>
+    <w:p>
+      <w:r>
+        <w:t>Grace was said and then lettuce was served. Zanthal picked up the outermost fork and daintily ate, careful of manners.</w:t>
+      </w:r>
+    </w:p>
+    <w:p>
+      <w:r>
+        <w:lastRenderedPageBreak/>
+        <w:t>The plate was removed and soup was presented. Again, Zanthal took the outer spoon and ate, leaving a bit behind as prescribed by the book.</w:t>
+      </w:r>
+    </w:p>
+    <w:p>
+      <w:r>
+        <w:t>“Zanthal, you have excellent table manners,” Emilie said.</w:t>
+      </w:r>
+    </w:p>
+    <w:p>
+      <w:r>
+        <w:t>Zanthal took a moment to swallow his food, wipe his lips with a napkin</w:t>
+      </w:r>
+      <w:r>
+        <w:t xml:space="preserve">, and then said, </w:t>
+      </w:r>
+      <w:r>
+        <w:t xml:space="preserve">“Thank you </w:t>
+      </w:r>
+      <w:r>
+        <w:t xml:space="preserve">Grace. </w:t>
+      </w:r>
+      <w:r>
+        <w:t>I borrowed a book on etiquette Friday.”</w:t>
+      </w:r>
+    </w:p>
+    <w:p>
+      <w:r>
+        <w:t>The dishes were cleared out and the main dish was presented.</w:t>
+      </w:r>
+    </w:p>
+    <w:p>
+      <w:r>
+        <w:t>“Tell me dear, is being turned into a girl the hardest part?” Emilie asked.</w:t>
+      </w:r>
+    </w:p>
+    <w:p>
+      <w:r>
+        <w:t>Zanthal put his cutlery down, wiped his mouth and then said, “No Grace. If Aeloria were just a normal girl, I could have spent my life in quiet seclusion, quietly hunting monsters from the shadows.</w:t>
+      </w:r>
+    </w:p>
+    <w:p>
+      <w:r>
+        <w:t>“However, Aeloria is the daughter of the duke. I am her doppelganger. The world is looking at me, judging me, knowing I’m just a…”</w:t>
+      </w:r>
+    </w:p>
+    <w:p>
+      <w:r>
+        <w:t>Zanthal fainted again. A servant intervened at the last moment, preventing him from falling off the chair.</w:t>
+      </w:r>
+    </w:p>
+    <w:p>
+      <w:r>
+        <w:t xml:space="preserve">“No more talking until dinner is over,” </w:t>
+      </w:r>
+      <w:r>
+        <w:t>Tavares said.</w:t>
+      </w:r>
+    </w:p>
+    <w:p>
+      <w:r>
+        <w:t>“Do you need medication?” Emilie asked.</w:t>
+      </w:r>
+    </w:p>
+    <w:p>
+      <w:r>
+        <w:t xml:space="preserve">“I already took,” Zanthal said. “Barathal is a prescription drug that has multiple side-effects, including constipation, </w:t>
+      </w:r>
+      <w:r>
+        <w:t>manna clogging, brain fog, insomnia, and hair loss</w:t>
+      </w:r>
+      <w:r>
+        <w:t>.”</w:t>
+      </w:r>
+    </w:p>
+    <w:p>
+      <w:r>
+        <w:t>“No not hair loss,” Aeloria said, horrified.</w:t>
+      </w:r>
+    </w:p>
+    <w:p>
+      <w:r>
+        <w:t>Zanthal laughed at that. The rest of the room joined on the laugh. The staff tried to stifle their mirth.</w:t>
+      </w:r>
+    </w:p>
+    <w:p>
+      <w:r>
+        <w:lastRenderedPageBreak/>
+        <w:t>“I feel better now,” Zanthal said and resumed eating.</w:t>
+      </w:r>
+    </w:p>
+    <w:p>
+      <w:r>
+        <w:t>“But shouldn’t it help?” Emilie asked.</w:t>
+      </w:r>
+    </w:p>
+    <w:p>
+      <w:r>
+        <w:t>“According to the researchers, interaction with classes can have less than the best results,” Zanthal said. “According to them, this is still experimental research, and this drug does help.”</w:t>
+      </w:r>
+    </w:p>
+    <w:p>
+      <w:r>
+        <w:t>Dinner finished and they adjourned to the den. Zanthal sat on a comfy love seat and Aeloria snuggled up next to him.</w:t>
+      </w:r>
+    </w:p>
+    <w:p>
+      <w:r>
+        <w:t>“Now that Zanthal is no longer in danger of hurting himself, let’s get back to business,” Tavares said. “Young lady, what did you mean by it was entirely your fault?”</w:t>
+      </w:r>
+    </w:p>
+    <w:p>
+      <w:r>
+        <w:t>Aeloria bit her lip and said, “I used Compel.”</w:t>
+      </w:r>
+    </w:p>
+    <w:p>
+      <w:r>
+        <w:t>Tavares shot out of his seat and bellowed, “You did what?”</w:t>
+      </w:r>
+    </w:p>
+    <w:p>
+      <w:r>
+        <w:t xml:space="preserve">Aeloria </w:t>
+      </w:r>
+      <w:r>
+        <w:t>winched but didn’t say anything.</w:t>
+      </w:r>
+    </w:p>
+    <w:p>
+      <w:r>
+        <w:t>“I’m sorry Boy for judging you,” Joseph said. “I didn’t know your circumstances.”</w:t>
+      </w:r>
+    </w:p>
+    <w:p>
+      <w:r>
+        <w:t>“You don’t know what Compel is, do you?” Emilie asked as Tavares sat down.</w:t>
+      </w:r>
+    </w:p>
+    <w:p>
+      <w:r>
+        <w:t>“Compel is a substance extracted from sirens found in the Barren Shores of the Abyss,” Joseph said. “It is a controlled substance not approved for civilian use.</w:t>
+      </w:r>
+    </w:p>
+    <w:p>
+      <w:r>
+        <w:t>“Tell me Boy, what did you feel when you activated your power?”</w:t>
+      </w:r>
+    </w:p>
+    <w:p>
+      <w:r>
+        <w:t>“I stepped out of the Awakening Chamber, bound and determined to live as an unclassed person.</w:t>
+      </w:r>
+    </w:p>
+    <w:p>
+      <w:r>
+        <w:lastRenderedPageBreak/>
+        <w:t xml:space="preserve">“Then that ass </w:t>
+      </w:r>
+      <w:r>
+        <w:t>Bradley</w:t>
+      </w:r>
+      <w:r>
+        <w:t xml:space="preserve"> tripped me. I slammed onto Aeloria and almost squished her. At the last moment I twisted my body, allowing her to fall on top of me.</w:t>
+      </w:r>
+    </w:p>
+    <w:p>
+      <w:r>
+        <w:t xml:space="preserve">“I thought </w:t>
+      </w:r>
+      <w:r>
+        <w:t>she would get angry at me. Instead she expressed concern for me, con</w:t>
+      </w:r>
+      <w:r>
+        <w:t>cern I got injured in the fall.</w:t>
+      </w:r>
+    </w:p>
+    <w:p>
+      <w:r>
+        <w:t>“He fell so hard that his elbow left a dent in the hardwood floor of the gymnasium,” Aeloria said.</w:t>
+      </w:r>
+    </w:p>
+    <w:p>
+      <w:r>
+        <w:t>“I was then overwhelmed by her beauty, overwhelmed by her kindness, overwhelmed by the desire to hug her, kiss her, hold her in my arms and share everything I had with her, body, mind, class, everything.</w:t>
+      </w:r>
+    </w:p>
+    <w:p>
+      <w:r>
+        <w:t>“And then – bang, my power activated.</w:t>
+      </w:r>
+    </w:p>
+    <w:p>
+      <w:r>
+        <w:t>“I just don’t understand why a cute girl would mess me up so badly and now my folly is affecting this entire nation</w:t>
+      </w:r>
+      <w:r>
+        <w:t>.”</w:t>
+      </w:r>
+    </w:p>
+    <w:p>
+      <w:r>
+        <w:t>Joseph laughed</w:t>
+      </w:r>
+      <w:r>
+        <w:t>. “Dear boy, what you described are the classic signs of someone under the control of Compel.”</w:t>
+      </w:r>
+    </w:p>
+    <w:p>
+      <w:r>
+        <w:t>“Zanthal, I have read your history,” Tavares said. “From what I know, you</w:t>
+      </w:r>
+      <w:r>
+        <w:t xml:space="preserve"> would not make rash decisions. Your dedication to training wouldn’t be unraveled so easily.”</w:t>
+      </w:r>
+    </w:p>
+    <w:p>
+      <w:r>
+        <w:t>“None of this is your fault,” Emilie said. “None of us blame you for anything.”</w:t>
+      </w:r>
+    </w:p>
+    <w:p>
+      <w:r>
+        <w:t xml:space="preserve">“Our most elite members of the secret service are trained to </w:t>
+      </w:r>
+      <w:r>
+        <w:t>counter the effects of Compel. Only a small handful of people tested are able to join the Shadows. If they struggle with it, what chance do you have, who never even heard about?” Joseph asked.</w:t>
+      </w:r>
+    </w:p>
+    <w:p>
+      <w:r>
+        <w:t>“Thank you for telling me this,” Zanthal said gratefully. “That is a huge weight off my mind. I am not to blame.</w:t>
+      </w:r>
+    </w:p>
+    <w:p>
+      <w:r>
+        <w:lastRenderedPageBreak/>
+        <w:t>“That doesn’t solve the problem we all face. I am still Aeloria’s doppelganger.”</w:t>
+      </w:r>
+    </w:p>
+    <w:p>
+      <w:r>
+        <w:t>No one spoke for awhile, contemplating Zanthal’s words.</w:t>
+      </w:r>
+    </w:p>
+    <w:p>
+      <w:r>
+        <w:t>“I’m just speculating right now, but consider this,” Joseph said.</w:t>
+      </w:r>
+    </w:p>
+    <w:p>
+      <w:r>
+        <w:t>“16 years ago, Emilie gave birth to two beautiful twin girls</w:t>
+      </w:r>
+      <w:r>
+        <w:t xml:space="preserve">. </w:t>
+      </w:r>
+      <w:r>
+        <w:t xml:space="preserve">Then tragedy struck and someone kidnapped one of the girls. This girl, </w:t>
+      </w:r>
+      <w:r>
+        <w:t>Aelindra</w:t>
+      </w:r>
+      <w:r>
+        <w:t>, disappeared without a trace. We launched an investigation but could not find her.</w:t>
+      </w:r>
+    </w:p>
+    <w:p>
+      <w:r>
+        <w:t xml:space="preserve">“Last Friday, at the class </w:t>
+      </w:r>
+      <w:r>
+        <w:t>awakening</w:t>
+      </w:r>
+      <w:r>
+        <w:t xml:space="preserve"> ceremony, a young Nordic named Zanthal entered the Awakening Chamber, which caused the spell placed on him to unravel, revealing him for what he was, </w:t>
+      </w:r>
+      <w:r>
+        <w:t>Aelindra</w:t>
+      </w:r>
+      <w:r>
+        <w:t xml:space="preserve"> in disguise.</w:t>
+      </w:r>
+    </w:p>
+    <w:p>
+      <w:r>
+        <w:t xml:space="preserve">“I think we announce to the world that my </w:t>
+      </w:r>
+      <w:r>
+        <w:t>great granddaughter has been found.”</w:t>
+      </w:r>
+    </w:p>
+    <w:p>
+      <w:r>
+        <w:t>“I will need to speak to Zanthal’s parents first,” Tavares said.</w:t>
+      </w:r>
+    </w:p>
+    <w:p>
+      <w:r>
+        <w:t>“The way I see it, the Boy’s parents aren’t losing a son,” Joseph said. “Instead, we are gaining a new daughter.”</w:t>
+      </w:r>
+    </w:p>
+    <w:p>
+      <w:r>
+        <w:t xml:space="preserve">“Very well,” Tavares said. “I will make an announcement tomorrow night. Zanthal, Aelindra, </w:t>
+      </w:r>
+      <w:r>
+        <w:t>come here directly from school.”</w:t>
+      </w:r>
+    </w:p>
+    <w:p>
+      <w:r>
+        <w:t>“I don’t think people will break through the disguise,” Joseph said. “When I scan the Boy, all I read is…”</w:t>
+      </w:r>
+    </w:p>
+    <w:p>
+      <w:pPr>
+        <w:pStyle w:val="StatusMessage"/>
+      </w:pPr>
+      <w:r>
+        <w:t>Aelindra</w:t>
+      </w:r>
+      <w:r>
+        <w:t xml:space="preserve"> von Barran, Druidic Ranger, Level 0</w:t>
+      </w:r>
+    </w:p>
+    <w:p>
+      <w:r>
+        <w:t>“The research people said that my class has an obfuscation ability,” Zanthal said. “Their equipment could read the class. However, they said, even their advance equipment would be fooled in a few days.”</w:t>
+      </w:r>
+    </w:p>
+    <w:p>
+      <w:r>
+        <w:lastRenderedPageBreak/>
+        <w:t>“Excellent,” Tavares said. “Classifying the information shouldn’t be a problem.”</w:t>
+      </w:r>
+    </w:p>
+    <w:p>
+      <w:r>
+        <w:t xml:space="preserve">“Excellent,” Aeloria said happily. “Today was a hard day for Zanthal. You should have seen the </w:t>
+      </w:r>
+      <w:r>
+        <w:t>problem he had taking a shower.</w:t>
+      </w:r>
+    </w:p>
+    <w:p>
+      <w:r>
+        <w:t>“Good night, mum, dad, everyone.”</w:t>
+      </w:r>
+    </w:p>
+    <w:p>
+      <w:r>
+        <w:t>“Not so fast young lady,” Emilie said. “You still haven’t explained why you used Compel.”</w:t>
+      </w:r>
+    </w:p>
+    <w:p>
+      <w:r>
+        <w:t>“Fine,” Aeloria grumbled. “Do you remember the announcement they made of a Nordic getting a Merlin scholarship?”</w:t>
+      </w:r>
+    </w:p>
+    <w:p>
+      <w:r>
+        <w:t>“That’s common knowledge,” Emilie said.</w:t>
+      </w:r>
+    </w:p>
+    <w:p>
+      <w:r>
+        <w:t>“Why is that common knowledge?” Zanthal asked, confused. “If a Nordic can do it, anyone can do it? We aren’t known for being smart, just hot headed and hedonistic. And for the record, that test was absolutely exhausting. I thought my brain would explode.”</w:t>
+      </w:r>
+    </w:p>
+    <w:p>
+      <w:r>
+        <w:t>“Boy, Boy, Boy, the more I learn about you, the more I like you,” Joseph said, chuckling.</w:t>
+      </w:r>
+    </w:p>
+    <w:p>
+      <w:r>
+        <w:t>“As you know, I have always liked Nordics,” Aelindra said. “I just hate their crude ways and violent natures. Then I discovered Zanthal.</w:t>
+      </w:r>
+    </w:p>
+    <w:p>
+      <w:r>
+        <w:t>“At the age of 2, his village was attacked by monsters. After that, he picked up a stick and then started swinging, trying to get strong to fight monsters.</w:t>
+      </w:r>
+    </w:p>
+    <w:p>
+      <w:r>
+        <w:t>“Then at 7 years old, the village was attacked again. According to reports, it took three people to tackle him, preventing him from running into the fight.</w:t>
+      </w:r>
+    </w:p>
+    <w:p>
+      <w:r>
+        <w:t>“After that he started pursuing magic, not sure why.”</w:t>
+      </w:r>
+    </w:p>
+    <w:p>
+      <w:r>
+        <w:lastRenderedPageBreak/>
+        <w:t>“That’s because of Zola Tassel,” Zanthal said, eyes shining. “She was absolutely amazing, how she fought. She had this weapon she used to cast spells.</w:t>
+      </w:r>
+    </w:p>
+    <w:p>
+      <w:r>
+        <w:t>“</w:t>
+      </w:r>
+      <w:r>
+        <w:t>Up u</w:t>
+      </w:r>
+      <w:r>
+        <w:t>ntil then I never knew Nordics could yield external magic. I wanted to be just like her, kicking monster butt like the best.</w:t>
+      </w:r>
+    </w:p>
+    <w:p>
+      <w:r>
+        <w:t>“I even have posters. They give me encouragement to train.</w:t>
+      </w:r>
+    </w:p>
+    <w:p>
+      <w:r>
+        <w:t>“So naturally I went online to learn more about magic. I bugged my parents and they got books. I even enrolled in online courses.</w:t>
+      </w:r>
+    </w:p>
+    <w:p>
+      <w:r>
+        <w:t>“Oh my God, I had no idea that magic could be so hard to learn. Then I saw my friends and relatives getting eaten, and then I would open the books again, renewed with the spirit to learn more.</w:t>
+      </w:r>
+    </w:p>
+    <w:p>
+      <w:r>
+        <w:t>“Then this spring, after the third attack, I was trapped in the basement, again unable to help.</w:t>
+      </w:r>
+    </w:p>
+    <w:p>
+      <w:r>
+        <w:t>“I was able to channel a little magic through my fist, allowing me to escape. However, once I got out, it was too late to help.</w:t>
+      </w:r>
+    </w:p>
+    <w:p>
+      <w:r>
+        <w:t>“Then out of nowhere, people from the capital came and gave me a magic test. As I said, it was exhausting.</w:t>
+      </w:r>
+    </w:p>
+    <w:p>
+      <w:r>
+        <w:t>“After that, I got a scholarship and taken here.”</w:t>
+      </w:r>
+    </w:p>
+    <w:p>
+      <w:r>
+        <w:t>“Despite all that, he still had time to help people,” Aeloria said</w:t>
+      </w:r>
+      <w:r>
+        <w:t>, eyes shining</w:t>
       </w:r>
       <w:r>
         <w:t>.</w:t>
@@ -3926,66 +4792,1119 @@
     </w:p>
     <w:p>
       <w:r>
-        <w:t>“They issued me a new ID and assigned me to stay at Aeloria’s dorm room. I’m happy because I get someone to help me. She’s happy because she gets a new pet.”</w:t>
-      </w:r>
-    </w:p>
-    <w:p>
-      <w:r>
-        <w:t>“Not a pet, a sister,” Aeloria corrected.</w:t>
-      </w:r>
-    </w:p>
-    <w:p>
-      <w:r>
-        <w:t>“Brother,” Zanthal said.</w:t>
-      </w:r>
-    </w:p>
-    <w:p>
-      <w:r>
-        <w:t>“How deep is the change?” Zolin asked.</w:t>
-      </w:r>
-    </w:p>
-    <w:p>
-      <w:r>
-        <w:t>“All the way down to the cellular level,” A</w:t>
-      </w:r>
-      <w:r>
-        <w:t>eloria said. “We are identical.”</w:t>
-      </w:r>
-    </w:p>
-    <w:p>
-      <w:r>
-        <w:t>Zanthal fainted.</w:t>
-      </w:r>
-    </w:p>
-    <w:p>
-      <w:r>
-        <w:t>“Oh my God, Zanthal needs to see the doctor,” Zolin exclaimed.</w:t>
-      </w:r>
-    </w:p>
-    <w:p>
-      <w:r>
-        <w:t>Zanthal opened his eyes and said, “They know my condition and what triggers it. According to them synchronization will take months, if not years. Stupid class is that useless.”</w:t>
-      </w:r>
-    </w:p>
-    <w:p>
-      <w:r>
-        <w:t>“And you’re willing to stay by his side that whole time?” Cybil asked.</w:t>
+        <w:t xml:space="preserve">Zanthal shrugged. </w:t>
+      </w:r>
+      <w:r>
+        <w:t>“I figure, if I can’t fight monsters, the second best thing to do is help villages build defenses to protect them against monster attacks.”</w:t>
+      </w:r>
+    </w:p>
+    <w:p>
+      <w:r>
+        <w:t>“Oh my God, when did you have time to sleep?” Emilie asked.</w:t>
+      </w:r>
+    </w:p>
+    <w:p>
+      <w:r>
+        <w:t>“At school,” Zanthal said. “The teachers were so boring that they put me to sleep.”</w:t>
       </w:r>
     </w:p>
     <w:p>
       <w:r>
         <w:lastRenderedPageBreak/>
-        <w:t>“Absolutely,” Aeloria said.</w:t>
-      </w:r>
-    </w:p>
-    <w:p>
-      <w:r>
-        <w:t>“Come, let’s have dinner,” Zolin said.</w:t>
-      </w:r>
-    </w:p>
-    <w:p>
-      <w:r>
-        <w:t>“It’s not fancy food,” Cybil warned.</w:t>
+        <w:t>Everyone laughed at that.</w:t>
+      </w:r>
+    </w:p>
+    <w:p>
+      <w:r>
+        <w:t>“Good night everyone,” Aeloria said. “Come Zanthal, let’s go.”</w:t>
+      </w:r>
+    </w:p>
+    <w:p>
+      <w:r>
+        <w:t>“Not so fast young lady,” Emilie said.</w:t>
+      </w:r>
+    </w:p>
+    <w:p>
+      <w:r>
+        <w:t>“Fine,” Aeloria said. “I brought Compel because I knew Zanthal had no interest in anything other than training. I wanted to</w:t>
+      </w:r>
+      <w:r>
+        <w:t xml:space="preserve"> use it to force him to date me, or at least give me a kiss.</w:t>
+      </w:r>
+      <w:r>
+        <w:t>”</w:t>
+      </w:r>
+    </w:p>
+    <w:p>
+      <w:r>
+        <w:t>“I remember seeing Aeloria throwing furtive glances at me,” Zanthal said.</w:t>
+      </w:r>
+    </w:p>
+    <w:p>
+      <w:r>
+        <w:t>“I wanted to use it but was feeling shy,” Aeloria said. “</w:t>
+      </w:r>
+      <w:r>
+        <w:t>So I screwed up my courage and stood in front of the awakening chamber, ready to greet him when he emerged.</w:t>
+      </w:r>
+    </w:p>
+    <w:p>
+      <w:r>
+        <w:t>“Then I saw the words over the chamber ‘Lovely Polymorph’.</w:t>
+      </w:r>
+    </w:p>
+    <w:p>
+      <w:r>
+        <w:t>“I then had an idea. I always wanted a sister. Being the only daughter with 6 brothers is no fun.”</w:t>
+      </w:r>
+    </w:p>
+    <w:p>
+      <w:r>
+        <w:t>“That’s true,” Emilie said. “Aeloria had always bugged us about getting daughters. Unfortunately, because of a dungeon incident, I couldn’t bear any new daughters.</w:t>
+      </w:r>
+      <w:r>
+        <w:t>”</w:t>
+      </w:r>
+    </w:p>
+    <w:p>
+      <w:r>
+        <w:t>“</w:t>
+      </w:r>
+      <w:r>
+        <w:t>Then he emerged and I was so excited.</w:t>
+      </w:r>
+    </w:p>
+    <w:p>
+      <w:r>
+        <w:t>“</w:t>
+      </w:r>
+      <w:r>
+        <w:t>Bradley</w:t>
+      </w:r>
+      <w:r>
+        <w:t xml:space="preserve"> tripping Zanthal was just a happy accident. I got my chance and cast my spell.</w:t>
+      </w:r>
+    </w:p>
+    <w:p>
+      <w:r>
+        <w:t>“I now have my perfect baby sister.</w:t>
+      </w:r>
+    </w:p>
+    <w:p>
+      <w:r>
+        <w:t>“Now can we go home? Zanthal needs his beauty rest.”</w:t>
+      </w:r>
+    </w:p>
+    <w:p>
+      <w:r>
+        <w:t>“Not so fast,” Emilie said.</w:t>
+      </w:r>
+    </w:p>
+    <w:p>
+      <w:r>
+        <w:t>“We haven’t decided on your punishment.”</w:t>
+      </w:r>
+    </w:p>
+    <w:p>
+      <w:r>
+        <w:lastRenderedPageBreak/>
+        <w:t>“The boy did mention, he desired to share his everything with Aeloria, including his body and class,” Joseph said with a wicked grin.</w:t>
+      </w:r>
+    </w:p>
+    <w:p>
+      <w:r>
+        <w:t>“No,” Aeloria explained in panic.</w:t>
+      </w:r>
+    </w:p>
+    <w:p>
+      <w:r>
+        <w:t>The room rang with laughter.</w:t>
+      </w:r>
+    </w:p>
+    <w:p>
+      <w:r>
+        <w:t xml:space="preserve">“You did bypass the safeties </w:t>
+      </w:r>
+      <w:r>
+        <w:t>by forcing the change</w:t>
+      </w:r>
+      <w:r>
+        <w:t>,” Tavares said.</w:t>
+      </w:r>
+      <w:r>
+        <w:t xml:space="preserve"> “Your subconscious figured that if you were willing to use Compel, then you knew what you were doing.”</w:t>
+      </w:r>
+    </w:p>
+    <w:p>
+      <w:r>
+        <w:t>“What happens when synchronization ends?” Zanthal asked. “Do you intend I stay like this forever?”</w:t>
+      </w:r>
+    </w:p>
+    <w:p>
+      <w:r>
+        <w:t>“No dear,” Emilie said. “For one thing we know you hate boys.”</w:t>
+      </w:r>
+    </w:p>
+    <w:p>
+      <w:r>
+        <w:t>“I still like being one,” Zanthal said softly.</w:t>
+      </w:r>
+    </w:p>
+    <w:p>
+      <w:r>
+        <w:t>“Zanthal, Aeloria, you will stay here for the night,” Joseph said. “You will stay here tomorrow. You will not go to school. You will remain on property until further notice. Dismissed…”</w:t>
+      </w:r>
+    </w:p>
+    <w:p>
+      <w:r>
+        <w:t>“Yes reverend one,” Zanthal said and got up.</w:t>
+      </w:r>
+    </w:p>
+    <w:p>
+      <w:r>
+        <w:t>“I’ll take you to my room,” Aeloria said.</w:t>
+      </w:r>
+    </w:p>
+    <w:p>
+      <w:r>
+        <w:t>“You only have one bed,” Zanthal said.</w:t>
+      </w:r>
+    </w:p>
+    <w:p>
+      <w:r>
+        <w:t>“It’s a big bed,” Aeloria replied.</w:t>
+      </w:r>
+    </w:p>
+    <w:p>
+      <w:r>
+        <w:t>At the door Zanthal turned to see the response of their conversation but there was no reaction. He bowed, exited, and then closed the door after Aeloria.</w:t>
+      </w:r>
+    </w:p>
+    <w:p>
+      <w:r>
+        <w:t>As they were walking, Aeloria asked, “Will you turn me into a boy?”</w:t>
+      </w:r>
+    </w:p>
+    <w:p>
+      <w:r>
+        <w:t>“That’s up to them,” Zanthal said. “You bound our fates together, and now you must live with the consequences, as must I.”</w:t>
+      </w:r>
+    </w:p>
+    <w:p>
+      <w:r>
+        <w:lastRenderedPageBreak/>
+        <w:t>“Do you hate me?” Aeloria asked.</w:t>
+      </w:r>
+    </w:p>
+    <w:p>
+      <w:r>
+        <w:t>“Right now I feel nothing,” Zanthal said. “I’m just tired.</w:t>
+      </w:r>
+    </w:p>
+    <w:p>
+      <w:r>
+        <w:t>“Tomorrow the System should be functional, hopefully. Then I will go training. All I want to do is fight monsters.”</w:t>
+      </w:r>
+    </w:p>
+    <w:p>
+      <w:r>
+        <w:t>They stepped into the room and Zanthal grimaced. “Oh great, a classic princess room,” he muttered.</w:t>
+      </w:r>
+    </w:p>
+    <w:p>
+      <w:r>
+        <w:t>“What’s wrong with my room?” Aeloria demanded.</w:t>
+      </w:r>
+    </w:p>
+    <w:p>
+      <w:r>
+        <w:t>“Too much pink, too much cute, too much fluffy,” Zanthal said. “I’m going to pee. Damn, no toothbrush.”</w:t>
+      </w:r>
+    </w:p>
+    <w:p>
+      <w:r>
+        <w:t>“You can use mine,” Aeloria said. “Also, you can use my clothes.”</w:t>
+      </w:r>
+    </w:p>
+    <w:p>
+      <w:r>
+        <w:t>“Oh great, sharing underwear with a girl,” Zanthal said. “I never thought I would see the day.”</w:t>
+      </w:r>
+    </w:p>
+    <w:p>
+      <w:pPr>
+        <w:pStyle w:val="H2"/>
+      </w:pPr>
+      <w:r>
+        <w:lastRenderedPageBreak/>
+        <w:t>S</w:t>
+      </w:r>
+    </w:p>
+    <w:p>
+      <w:pPr>
+        <w:pStyle w:val="Quote1"/>
+      </w:pPr>
+    </w:p>
+    <w:p>
+      <w:r>
+        <w:t>“Aah,” Zanthal screamed in fright.</w:t>
+      </w:r>
+    </w:p>
+    <w:p>
+      <w:r>
+        <w:t>“What’s the matter?” Aeloria asked worriedly.</w:t>
+      </w:r>
+    </w:p>
+    <w:p>
+      <w:r>
+        <w:t>“I completely forget I had changed,” Zanthal said. “Just a second ago I was having some marvelous manly dreams of fighting in my old body.”</w:t>
+      </w:r>
+    </w:p>
+    <w:p>
+      <w:r>
+        <w:t>“Do you want a ponytail or lose?” Aeloria asked.</w:t>
+      </w:r>
+    </w:p>
+    <w:p>
+      <w:r>
+        <w:t>“Loose,” Zanthal said. “It reduces my stress. Good they have my clothes.”</w:t>
+      </w:r>
+    </w:p>
+    <w:p>
+      <w:r>
+        <w:t>Zanthal went to the washroom and changed into jeans and a heavy flannel shirt. He brushed his teeth with his own toothbrush and looked at the mirror. Staring back were two princesses.</w:t>
+      </w:r>
+    </w:p>
+    <w:p>
+      <w:r>
+        <w:t>Sighing, Zanthal hesitated and then went to pee. It was too late for modesty when it came to Aeloria.</w:t>
+      </w:r>
+    </w:p>
+    <w:p>
+      <w:r>
+        <w:t>Zanthal returned to the bedroom and began reading a book.</w:t>
+      </w:r>
+    </w:p>
+    <w:p>
+      <w:r>
+        <w:t>Aeloria did her thing and then came for Zanthal with a hair brush.</w:t>
+      </w:r>
+    </w:p>
+    <w:p>
+      <w:r>
+        <w:t>There was a knock at the door. An attendant informed them that breakfast would be served soon.</w:t>
+      </w:r>
+    </w:p>
+    <w:p>
+      <w:r>
+        <w:t>Also, they were wanted in the den.</w:t>
+      </w:r>
+    </w:p>
+    <w:p>
+      <w:r>
+        <w:t>Stepping into the den Zanthal found his parents, along with Aeloria’s parents.</w:t>
+      </w:r>
+    </w:p>
+    <w:p>
+      <w:r>
+        <w:t>“Zanthal dear, are you okay?” Cybil asked.</w:t>
+      </w:r>
+    </w:p>
+    <w:p>
+      <w:r>
+        <w:t>Looking at the worry on his parent’s faces made him happy.</w:t>
+      </w:r>
+    </w:p>
+    <w:p>
+      <w:r>
+        <w:lastRenderedPageBreak/>
+        <w:t>Zanthal hugged his mother and said, “Hi mum, dad.”</w:t>
+      </w:r>
+    </w:p>
+    <w:p>
+      <w:r>
+        <w:t xml:space="preserve">“How are you holding up son?” </w:t>
+      </w:r>
+      <w:r>
+        <w:t>Zolin</w:t>
+      </w:r>
+      <w:r>
+        <w:t xml:space="preserve"> asked.</w:t>
+      </w:r>
+    </w:p>
+    <w:p>
+      <w:r>
+        <w:t>“Remember son, no matter what you look like, we are your parents and we will always love and support you in all your decisions,” Zanthal said.</w:t>
+      </w:r>
+    </w:p>
+    <w:p>
+      <w:r>
+        <w:t>“</w:t>
+      </w:r>
+      <w:r>
+        <w:t xml:space="preserve">I know mum, dad. </w:t>
+      </w:r>
+      <w:r>
+        <w:t xml:space="preserve">I </w:t>
+      </w:r>
+      <w:r>
+        <w:t xml:space="preserve">just </w:t>
+      </w:r>
+      <w:r>
+        <w:t>hate this body,” Zanthal said, feeling like crying. “I hate how weak and small this body is. I hate I can’t pee standing up, hate the weird body sensations no boy should ever understand, hate</w:t>
+      </w:r>
+      <w:r>
+        <w:t xml:space="preserve"> the fact</w:t>
+      </w:r>
+      <w:r>
+        <w:t xml:space="preserve"> I will soon be leaking.</w:t>
+      </w:r>
+    </w:p>
+    <w:p>
+      <w:r>
+        <w:t>“At least I haven’t fainted yet.”</w:t>
+      </w:r>
+    </w:p>
+    <w:p>
+      <w:r>
+        <w:t>“Isn’t there anything you like about that body?” Cybil asked.</w:t>
+      </w:r>
+    </w:p>
+    <w:p>
+      <w:r>
+        <w:t xml:space="preserve">Zanthal </w:t>
+      </w:r>
+      <w:r>
+        <w:t xml:space="preserve">grinned and </w:t>
+      </w:r>
+      <w:r>
+        <w:t>flipped his hair to the front</w:t>
+      </w:r>
+      <w:r>
+        <w:t>.</w:t>
+      </w:r>
+      <w:r>
+        <w:t xml:space="preserve"> “Feel this hair. Rub it against your face and tell me, have you felt anything so amazing?”</w:t>
+      </w:r>
+    </w:p>
+    <w:p>
+      <w:r>
+        <w:t>“It is amazing,” Zolin said.</w:t>
+      </w:r>
+    </w:p>
+    <w:p>
+      <w:r>
+        <w:t>“See?” Aeloria said, triumphantly. “Not all of it is bad. Soon I will show you how much fun being a girl is.”</w:t>
+      </w:r>
+    </w:p>
+    <w:p>
+      <w:r>
+        <w:t>Zolin rolled his eyes and said, “I can hardly wait.”</w:t>
+      </w:r>
+    </w:p>
+    <w:p>
+      <w:r>
+        <w:t>“I’m glad you have someone</w:t>
+      </w:r>
+      <w:r>
+        <w:t xml:space="preserve"> who cares for you,” Cybil said, relief clear in her voice. </w:t>
+      </w:r>
+    </w:p>
+    <w:p>
+      <w:r>
+        <w:t>“Of course,” Aeloria said</w:t>
+      </w:r>
+      <w:r>
+        <w:t xml:space="preserve"> </w:t>
+      </w:r>
+      <w:r>
+        <w:t xml:space="preserve">happily </w:t>
+      </w:r>
+      <w:r>
+        <w:t>and snuggled up to Zanthal</w:t>
+      </w:r>
+      <w:r>
+        <w:t>. “I love him and want to spend the rest of my life with him.”</w:t>
+      </w:r>
+    </w:p>
+    <w:p>
+      <w:r>
+        <w:t>“Then you’re lucky he change bodies with you and not some other girl,” Cybil said.</w:t>
+      </w:r>
+    </w:p>
+    <w:p>
+      <w:r>
+        <w:t>“It wasn’t luck,” Tavares said</w:t>
+      </w:r>
+      <w:r>
+        <w:t xml:space="preserve"> with a frown.</w:t>
+      </w:r>
+    </w:p>
+    <w:p>
+      <w:r>
+        <w:lastRenderedPageBreak/>
+        <w:t>“Our naughty daughter planned this from the start,” Emilie said, frowning.</w:t>
+      </w:r>
+      <w:r>
+        <w:t xml:space="preserve"> “Everyone, let’s sit.”</w:t>
+      </w:r>
+    </w:p>
+    <w:p>
+      <w:r>
+        <w:t>Zanthal sat on a love seat and Aeloria snuggled up next to him.</w:t>
+      </w:r>
+    </w:p>
+    <w:p>
+      <w:r>
+        <w:t>“What do you mean by planned?” Zolin asked.</w:t>
+      </w:r>
+      <w:r>
+        <w:t xml:space="preserve"> “That meeting was an accident.”</w:t>
+      </w:r>
+    </w:p>
+    <w:p>
+      <w:r>
+        <w:t xml:space="preserve">“There was nothing accidental about that meeting,” </w:t>
+      </w:r>
+      <w:r>
+        <w:t>Tavares said.</w:t>
+      </w:r>
+    </w:p>
+    <w:p>
+      <w:r>
+        <w:t>“Aeloria discovered him when reports of an extraordinary young Nordic named Zolin started circulating,” Emilie said. “</w:t>
+      </w:r>
+      <w:r>
+        <w:t>Did you know that he was the only Nordic to have ever obtained the Merlin scholarship?</w:t>
+      </w:r>
+    </w:p>
+    <w:p>
+      <w:r>
+        <w:t xml:space="preserve">“Aeloria </w:t>
+      </w:r>
+      <w:r>
+        <w:t xml:space="preserve">discovered his past, his obsession with training, </w:t>
+      </w:r>
+      <w:r>
+        <w:t>his desire to protect</w:t>
+      </w:r>
+      <w:r>
+        <w:t xml:space="preserve"> and serve</w:t>
+      </w:r>
+      <w:r>
+        <w:t>.”</w:t>
+      </w:r>
+    </w:p>
+    <w:p>
+      <w:r>
+        <w:t xml:space="preserve">“Don’t forget how </w:t>
+      </w:r>
+      <w:r>
+        <w:t xml:space="preserve">kind and </w:t>
+      </w:r>
+      <w:r>
+        <w:t xml:space="preserve">gentle </w:t>
+      </w:r>
+      <w:r>
+        <w:t xml:space="preserve">the </w:t>
+      </w:r>
+      <w:r>
+        <w:t>reports said</w:t>
+      </w:r>
+      <w:r>
+        <w:t xml:space="preserve"> he was,” Aeloria said like an adoring fan girl.</w:t>
+      </w:r>
+    </w:p>
+    <w:p>
+      <w:r>
+        <w:t>“Unfortunately, our capricious daughter decided she didn’t want to confess to him, fearing he would say no,” Tavares said. “So she got her hands on a highly regulated substance called Compel.</w:t>
+      </w:r>
+    </w:p>
+    <w:p>
+      <w:r>
+        <w:t xml:space="preserve">“Compel </w:t>
+      </w:r>
+      <w:r>
+        <w:t>is a substance that can beguile almost anyone into mad infatuation.</w:t>
+      </w:r>
+    </w:p>
+    <w:p>
+      <w:r>
+        <w:t>“Her goal was to force him to confess to her in front of the entire school. Then she would say yes, and they would date.”</w:t>
+      </w:r>
+    </w:p>
+    <w:p>
+      <w:r>
+        <w:t>Cybil looked in shock at Aeloria and she guiltily nodded.</w:t>
+      </w:r>
+      <w:r>
+        <w:t xml:space="preserve"> She bit her lip and said, “I had it with me but was too shy to use it</w:t>
+      </w:r>
+      <w:r>
+        <w:t>. Then I stood in front of the Awakening Chamber, waiting for him to exit.</w:t>
+      </w:r>
+    </w:p>
+    <w:p>
+      <w:r>
+        <w:t>“Imagine my surprise when his class was revealed to be Fair Polymorph.</w:t>
+      </w:r>
+    </w:p>
+    <w:p>
+      <w:r>
+        <w:lastRenderedPageBreak/>
+        <w:t>“</w:t>
+      </w:r>
+      <w:r>
+        <w:t>By forcing him to bind to me, I could have the two things I wanted, a cute sister and an amazing person for my own.</w:t>
+      </w:r>
+    </w:p>
+    <w:p>
+      <w:r>
+        <w:t>“My only regret is how much he is suffering.”</w:t>
+      </w:r>
+    </w:p>
+    <w:p>
+      <w:r>
+        <w:t>“By forcing Zanthal to bind to her, our foolish daughter didn’t realize the consequences of her actions, both to the country and to her personally,” Emilie said.</w:t>
+      </w:r>
+    </w:p>
+    <w:p>
+      <w:r>
+        <w:t>“What do you mean?” Zolin asked.</w:t>
+      </w:r>
+    </w:p>
+    <w:p>
+      <w:r>
+        <w:t>“Zanthal, has your System awakened yet?” Tavares asked.</w:t>
+      </w:r>
+    </w:p>
+    <w:p>
+      <w:r>
+        <w:t>Zolin nodded. “Yes, sir,” he said. “According to the description, to bind to a specific girl of an unbound species, I must freely give of my body, mind, class, and everything. She must freely do the same. Only then can a match take place.”</w:t>
+      </w:r>
+    </w:p>
+    <w:p>
+      <w:r>
+        <w:t xml:space="preserve">“Aeloria forced the bonding against </w:t>
+      </w:r>
+      <w:r>
+        <w:t>Zanthal’s wishes, thereby bypassing the consequences of her actions,” Emilie said.</w:t>
+      </w:r>
+    </w:p>
+    <w:p>
+      <w:r>
+        <w:t>Emilie looked at her husband and said, “I think we should let her pay the consequences of her actions.”</w:t>
+      </w:r>
+    </w:p>
+    <w:p>
+      <w:r>
+        <w:t>“No,” Aeloria squeaked.</w:t>
+      </w:r>
+    </w:p>
+    <w:p>
+      <w:r>
+        <w:t>“Perhaps you’re right dear,” Tavares said. “We spent until 5:00AM discussing what we should do, but still found no solution. Please state what you have in mind.”</w:t>
+      </w:r>
+    </w:p>
+    <w:p>
+      <w:r>
+        <w:t>“We shall tell the world the truth,” Emilie said. “We will then announce that they will get married, when they both turn 18. That’s the only solution I can think of.”</w:t>
+      </w:r>
+    </w:p>
+    <w:p>
+      <w:r>
+        <w:t>“Yes,” Aeloria said happily. “I will forever have the perfect husband and the perfect sister.”</w:t>
+      </w:r>
+    </w:p>
+    <w:p>
+      <w:r>
+        <w:lastRenderedPageBreak/>
+        <w:t>Zanthal smiled wickedly and said, “And I will have the perfect wife and the perfect brother</w:t>
+      </w:r>
+      <w:r>
+        <w:t>.”</w:t>
+      </w:r>
+    </w:p>
+    <w:p>
+      <w:r>
+        <w:t>“No,” Aeloria exclaimed, horror written on her face.</w:t>
+      </w:r>
+    </w:p>
+    <w:p>
+      <w:r>
+        <w:t>“What do you mean?” Zolin asked confused.</w:t>
+      </w:r>
+    </w:p>
+    <w:p>
+      <w:r>
+        <w:t>“Tell me son, can you trigger the change?” Tavares asked.</w:t>
+      </w:r>
+    </w:p>
+    <w:p>
+      <w:r>
+        <w:t>“Yes sir,” Zanthal said. “My system can initiate the command as requested.”</w:t>
+      </w:r>
+    </w:p>
+    <w:p>
+      <w:r>
+        <w:t>“That’s what I thought,” Tavares said. “Since she could trigger your change, then it stands to reason that you can trigger her change.”</w:t>
+      </w:r>
+    </w:p>
+    <w:p>
+      <w:r>
+        <w:t>“You mean that Zanthal can turn her into a boy?” Zolin asked, surprised.</w:t>
+      </w:r>
+    </w:p>
+    <w:p>
+      <w:r>
+        <w:t>“I don’t want to do that, since I don’t like guys,” Zanthal said. “However, I will do so if commanded. Being part of the royalty means responsibility.”</w:t>
+      </w:r>
+    </w:p>
+    <w:p>
+      <w:r>
+        <w:t>“If you could choose, when would it be?” Tavares asked.</w:t>
+      </w:r>
+    </w:p>
+    <w:p>
+      <w:r>
+        <w:t>Zanthal pondered and then said, “I would do it when I fully synchronize with this body. Then we can become strong together in our Nordic bodies as Astral Barbarians. Yes, that’s what my Nordic sub-class is.”</w:t>
+      </w:r>
+    </w:p>
+    <w:p>
+      <w:r>
+        <w:t>“I’m not familiar with that,” Zolin said.</w:t>
+      </w:r>
+    </w:p>
+    <w:p>
+      <w:r>
+        <w:t>“As a barbarian, I can bind and then evolve my favorite weapons,” Zanthal said. “However, as the Astral means, I can use these weapons to channel external magic and cast spells. It takes full advantage of my training since childhood.”</w:t>
+      </w:r>
+    </w:p>
+    <w:p>
+      <w:r>
+        <w:t>“But Aeloria doesn’t have your training,” Emilie said.</w:t>
+      </w:r>
+    </w:p>
+    <w:p>
+      <w:r>
+        <w:lastRenderedPageBreak/>
+        <w:t xml:space="preserve">“Maybe not,” Zanthal said. “However, she will have my </w:t>
+      </w:r>
+      <w:r>
+        <w:t>body. The only thing she misses is her training when it comes to magic.”</w:t>
+      </w:r>
+    </w:p>
+    <w:p>
+      <w:r>
+        <w:t>Zanthal gave Aeloria a broad grin and then said, “Training with magic will be fun.”</w:t>
+      </w:r>
+    </w:p>
+    <w:p>
+      <w:r>
+        <w:t>Aeloria grimaced and said, “Maybe for you.”</w:t>
+      </w:r>
+    </w:p>
+    <w:p>
+      <w:r>
+        <w:t>Everyone laughed.</w:t>
+      </w:r>
+    </w:p>
+    <w:p>
+      <w:r>
+        <w:t>“I finally feel relief,” Tavares said. “This evening, we shall make the announcement.</w:t>
+      </w:r>
+    </w:p>
+    <w:p>
+      <w:r>
+        <w:t>“In the meantime, Mr. and Mrs. Brady, would you be willing to move to the capital? We will find you a nice house, not too far away from the school. We will also help you get jobs suited to your classes.”</w:t>
+      </w:r>
+    </w:p>
+    <w:p>
+      <w:r>
+        <w:t>“What do you think dear?” Zolin asked.</w:t>
+      </w:r>
+    </w:p>
+    <w:p>
+      <w:r>
+        <w:t xml:space="preserve">“Being closer would be nice, but can we afford </w:t>
+      </w:r>
+      <w:r>
+        <w:t>it?” Cybil asked.</w:t>
+      </w:r>
+    </w:p>
+    <w:p>
+      <w:r>
+        <w:t>“Think of the house as partial compensation for all the trouble Aeloria’s folly has caused,” Tavares said.</w:t>
+      </w:r>
+    </w:p>
+    <w:p>
+      <w:r>
+        <w:t>“You get a new son and daughter and so do we,” Emilie said.</w:t>
+      </w:r>
+    </w:p>
+    <w:p>
+      <w:r>
+        <w:t>“Somehow that doesn’t make me happy,” Aeloria said with a grimace.</w:t>
+      </w:r>
+    </w:p>
+    <w:p>
+      <w:pPr>
+        <w:jc w:val="center"/>
+      </w:pPr>
+      <w:r>
+        <w:rPr>
+          <w:noProof/>
+        </w:rPr>
+        <w:drawing>
+          <wp:inline distT="0" distB="0" distL="0" distR="0">
+            <wp:extent cx="292972" cy="113169"/>
+            <wp:effectExtent l="19050" t="0" r="0" b="0"/>
+            <wp:docPr id="2" name="Picture 3" descr="C:\Users\Burgess\AppData\Local\Microsoft\Windows\Temporary Internet Files\Content.IE5\0LM9LILP\MC900065312[1].wmf"/>
+            <wp:cNvGraphicFramePr>
+              <a:graphicFrameLocks xmlns:a="http://schemas.openxmlformats.org/drawingml/2006/main" noChangeAspect="1"/>
+            </wp:cNvGraphicFramePr>
+            <a:graphic xmlns:a="http://schemas.openxmlformats.org/drawingml/2006/main">
+              <a:graphicData uri="http://schemas.openxmlformats.org/drawingml/2006/picture">
+                <pic:pic xmlns:pic="http://schemas.openxmlformats.org/drawingml/2006/picture">
+                  <pic:nvPicPr>
+                    <pic:cNvPr id="0" name="Picture 3" descr="C:\Users\Burgess\AppData\Local\Microsoft\Windows\Temporary Internet Files\Content.IE5\0LM9LILP\MC900065312[1].wmf"/>
+                    <pic:cNvPicPr>
+                      <a:picLocks noChangeAspect="1" noChangeArrowheads="1"/>
+                    </pic:cNvPicPr>
+                  </pic:nvPicPr>
+                  <pic:blipFill>
+                    <a:blip r:embed="rId12" cstate="print"/>
+                    <a:srcRect/>
+                    <a:stretch>
+                      <a:fillRect/>
+                    </a:stretch>
+                  </pic:blipFill>
+                  <pic:spPr bwMode="auto">
+                    <a:xfrm>
+                      <a:off x="0" y="0"/>
+                      <a:ext cx="294457" cy="113743"/>
+                    </a:xfrm>
+                    <a:prstGeom prst="rect">
+                      <a:avLst/>
+                    </a:prstGeom>
+                    <a:noFill/>
+                    <a:ln w="9525">
+                      <a:noFill/>
+                      <a:miter lim="800000"/>
+                      <a:headEnd/>
+                      <a:tailEnd/>
+                    </a:ln>
+                  </pic:spPr>
+                </pic:pic>
+              </a:graphicData>
+            </a:graphic>
+          </wp:inline>
+        </w:drawing>
+      </w:r>
+    </w:p>
+    <w:p>
+      <w:r>
+        <w:t>“Welcome California,” the announcer bellowed. “Today the royal family has an announcement to make.”</w:t>
+      </w:r>
+    </w:p>
+    <w:p>
+      <w:r>
+        <w:t xml:space="preserve">“Good evening California,” Tavares said. “Many of you have heard of Zanthal Brady and how he was the first Nordic in history to have obtained the coveted </w:t>
+      </w:r>
+      <w:r>
+        <w:t>Merlin Scholarship.</w:t>
+      </w:r>
+    </w:p>
+    <w:p>
+      <w:r>
+        <w:t>“Let’s role a clip describing this young man,” Tavares said.</w:t>
+      </w:r>
+    </w:p>
+    <w:p>
+      <w:r>
+        <w:lastRenderedPageBreak/>
+        <w:t>A video ran, talking about Zanthal and how he trained since diapers, and how he helped people prepare for monster attacks. In total, Zanthal found the video overly exaggerated him.</w:t>
+      </w:r>
+    </w:p>
+    <w:p>
+      <w:r>
+        <w:t xml:space="preserve">“Needless to say, our beloved daughter found out about his existence,” Tavares said. “She was afraid </w:t>
+      </w:r>
+      <w:r>
+        <w:t>he</w:t>
+      </w:r>
+      <w:r>
+        <w:t xml:space="preserve"> would reject</w:t>
+      </w:r>
+      <w:r>
+        <w:t xml:space="preserve"> her</w:t>
+      </w:r>
+      <w:r>
+        <w:t>, just like all the other girls he previously rejected. His sense of duty prevented him from having fun.</w:t>
+      </w:r>
+    </w:p>
+    <w:p>
+      <w:r>
+        <w:t>“As a result, she sought for and discovered forbidden magics she could use to force him to become her boyfriend.</w:t>
+      </w:r>
+    </w:p>
+    <w:p>
+      <w:r>
+        <w:t>“Then, just as Zanthal exited the Awakening Chamber, she used her forbidden spell on Zanthal.</w:t>
+      </w:r>
+    </w:p>
+    <w:p>
+      <w:r>
+        <w:t>“Ladies and gentlemen, I think you know forbidden magic is forbidden for a reason.</w:t>
+      </w:r>
+    </w:p>
+    <w:p>
+      <w:r>
+        <w:t>“Instead of making him into her boyfriend, it turned him into her clone.</w:t>
+      </w:r>
+    </w:p>
+    <w:p>
+      <w:r>
+        <w:t>“Ladies and gentlemen, I would like to introduce to you Zanthal.</w:t>
+      </w:r>
+    </w:p>
+    <w:p>
+      <w:r>
+        <w:t xml:space="preserve">“Zanthal is biologically identical to Aeloria. As such, we have given her a new legal identity. Her new name is now </w:t>
+      </w:r>
+      <w:r>
+        <w:t>Aelindra</w:t>
+      </w:r>
+      <w:r>
+        <w:t xml:space="preserve"> von Barran, our beloved daughter.”</w:t>
+      </w:r>
+    </w:p>
+    <w:p>
+      <w:r>
+        <w:t>“That’s quite a bombshell,” the announcer said.</w:t>
+      </w:r>
+    </w:p>
+    <w:p>
+      <w:r>
+        <w:t xml:space="preserve">“But wait, there’s more,” </w:t>
+      </w:r>
+      <w:r>
+        <w:t>Tavares said, sounding like a used car sales person.</w:t>
+      </w:r>
+    </w:p>
+    <w:p>
+      <w:r>
+        <w:t xml:space="preserve">“Sometime in the future, the spell will revert and turn </w:t>
+      </w:r>
+      <w:r>
+        <w:t>Aelindra</w:t>
+      </w:r>
+      <w:r>
+        <w:t xml:space="preserve"> back into </w:t>
+      </w:r>
+      <w:r>
+        <w:t>the boy Zanthal</w:t>
+      </w:r>
+      <w:r>
+        <w:t>.</w:t>
+      </w:r>
+    </w:p>
+    <w:p>
+      <w:r>
+        <w:t>“Now the question is this; do we want a boy to have so much knowledge of our precious daughter? The answer is no.</w:t>
+      </w:r>
+    </w:p>
+    <w:p>
+      <w:r>
+        <w:lastRenderedPageBreak/>
+        <w:t xml:space="preserve">“Therefore, </w:t>
+      </w:r>
+      <w:r>
+        <w:t xml:space="preserve">after both turn 18, </w:t>
+      </w:r>
+      <w:r>
+        <w:t>Zanthal and Aeloria shall marry.”</w:t>
+      </w:r>
+    </w:p>
+    <w:p>
+      <w:r>
+        <w:t>“That’s amazing,” the announcer said.</w:t>
+      </w:r>
+    </w:p>
+    <w:p>
+      <w:r>
+        <w:t xml:space="preserve">“But that’s not all,” </w:t>
+      </w:r>
+      <w:r>
+        <w:t xml:space="preserve">Tavares said. “I did say </w:t>
+      </w:r>
+      <w:r>
+        <w:t>Aeloria</w:t>
+      </w:r>
+      <w:r>
+        <w:t xml:space="preserve"> was using forbidden magic.</w:t>
+      </w:r>
+    </w:p>
+    <w:p>
+      <w:r>
+        <w:t>“At the time of the transition, Aeloria shall transform into an exact copy of Zanthal.”</w:t>
+      </w:r>
+    </w:p>
+    <w:p>
+      <w:r>
+        <w:t>“Holy cow,” the announcer exclaimed. “The entire world is shocked.”</w:t>
+      </w:r>
+    </w:p>
+    <w:p>
+      <w:r>
+        <w:t>“Don’t worry,” Tavares said. “This change isn’t permanent</w:t>
+      </w:r>
+      <w:r>
+        <w:t xml:space="preserve"> either</w:t>
+      </w:r>
+      <w:r>
+        <w:t>. Eventually the transition will reverse. After that, the couple will be able to switch back and forth at will.</w:t>
+      </w:r>
+    </w:p>
+    <w:p>
+      <w:r>
+        <w:t>“Then and only then will they both be officially married.</w:t>
+      </w:r>
+    </w:p>
+    <w:p>
+      <w:r>
+        <w:t>“Now I would like to introduce to you the parents of Zanthal. The way we see it, they aren’t losing a son. They are gaining a new son and two new daughters.”</w:t>
+      </w:r>
+    </w:p>
+    <w:p>
+      <w:r>
+        <w:t>The announcer looked at two teenage girls and laughed.</w:t>
+      </w:r>
+    </w:p>
+    <w:p>
+      <w:r>
+        <w:t xml:space="preserve">“Tomorrow we will give </w:t>
+      </w:r>
+      <w:r>
+        <w:t>Aelindra</w:t>
+      </w:r>
+      <w:r>
+        <w:t xml:space="preserve"> a new bank account and an allowance, just like Aeloria. After that, she will be able to buy clothes and what not.”</w:t>
+      </w:r>
+    </w:p>
+    <w:p>
+      <w:r>
+        <w:t>Zanthal grimaced at the thought.</w:t>
+      </w:r>
+    </w:p>
+    <w:p>
+      <w:r>
+        <w:t xml:space="preserve">“Do you object to having an allowance, </w:t>
+      </w:r>
+      <w:r>
+        <w:t>Princess</w:t>
+      </w:r>
+      <w:r>
+        <w:t xml:space="preserve"> </w:t>
+      </w:r>
+      <w:r>
+        <w:t>Aelindra</w:t>
+      </w:r>
+      <w:r>
+        <w:t>?” the announcer asked.</w:t>
+      </w:r>
+    </w:p>
+    <w:p>
+      <w:r>
+        <w:t xml:space="preserve">“I object to wearing dresses or being called </w:t>
+      </w:r>
+      <w:r>
+        <w:t>Princess</w:t>
+      </w:r>
+      <w:r>
+        <w:t xml:space="preserve"> or being turned into a girl without warning,” Zanthal said. “However, what’s done is done. I just need to suck it up like a man.”</w:t>
+      </w:r>
+    </w:p>
+    <w:p>
+      <w:r>
+        <w:t xml:space="preserve">“And you </w:t>
+      </w:r>
+      <w:r>
+        <w:t>Princess</w:t>
+      </w:r>
+      <w:r>
+        <w:t xml:space="preserve"> Aeloria?” the announcer asked.</w:t>
+      </w:r>
+    </w:p>
+    <w:p>
+      <w:r>
+        <w:lastRenderedPageBreak/>
+        <w:t>“I’m so not looking forward to turning into a boy,” Aeloria said, grimacing.</w:t>
+      </w:r>
+    </w:p>
+    <w:p>
+      <w:r>
+        <w:t>“How long will it take?” the announcer asked.</w:t>
+      </w:r>
+    </w:p>
+    <w:p>
+      <w:r>
+        <w:t>“The researchers don’t know,” Zanthal said. “It could be between a few months to a few years.”</w:t>
+      </w:r>
+    </w:p>
+    <w:p>
+      <w:pPr>
+        <w:jc w:val="center"/>
+      </w:pPr>
+      <w:r>
+        <w:rPr>
+          <w:noProof/>
+        </w:rPr>
+        <w:drawing>
+          <wp:inline distT="0" distB="0" distL="0" distR="0">
+            <wp:extent cx="292972" cy="113169"/>
+            <wp:effectExtent l="19050" t="0" r="0" b="0"/>
+            <wp:docPr id="1" name="Picture 3" descr="C:\Users\Burgess\AppData\Local\Microsoft\Windows\Temporary Internet Files\Content.IE5\0LM9LILP\MC900065312[1].wmf"/>
+            <wp:cNvGraphicFramePr>
+              <a:graphicFrameLocks xmlns:a="http://schemas.openxmlformats.org/drawingml/2006/main" noChangeAspect="1"/>
+            </wp:cNvGraphicFramePr>
+            <a:graphic xmlns:a="http://schemas.openxmlformats.org/drawingml/2006/main">
+              <a:graphicData uri="http://schemas.openxmlformats.org/drawingml/2006/picture">
+                <pic:pic xmlns:pic="http://schemas.openxmlformats.org/drawingml/2006/picture">
+                  <pic:nvPicPr>
+                    <pic:cNvPr id="0" name="Picture 3" descr="C:\Users\Burgess\AppData\Local\Microsoft\Windows\Temporary Internet Files\Content.IE5\0LM9LILP\MC900065312[1].wmf"/>
+                    <pic:cNvPicPr>
+                      <a:picLocks noChangeAspect="1" noChangeArrowheads="1"/>
+                    </pic:cNvPicPr>
+                  </pic:nvPicPr>
+                  <pic:blipFill>
+                    <a:blip r:embed="rId12" cstate="print"/>
+                    <a:srcRect/>
+                    <a:stretch>
+                      <a:fillRect/>
+                    </a:stretch>
+                  </pic:blipFill>
+                  <pic:spPr bwMode="auto">
+                    <a:xfrm>
+                      <a:off x="0" y="0"/>
+                      <a:ext cx="294457" cy="113743"/>
+                    </a:xfrm>
+                    <a:prstGeom prst="rect">
+                      <a:avLst/>
+                    </a:prstGeom>
+                    <a:noFill/>
+                    <a:ln w="9525">
+                      <a:noFill/>
+                      <a:miter lim="800000"/>
+                      <a:headEnd/>
+                      <a:tailEnd/>
+                    </a:ln>
+                  </pic:spPr>
+                </pic:pic>
+              </a:graphicData>
+            </a:graphic>
+          </wp:inline>
+        </w:drawing>
       </w:r>
     </w:p>
     <w:p/>
@@ -3997,878 +5916,14 @@
     <w:p/>
     <w:p/>
     <w:p/>
-    <w:p>
-      <w:pPr>
-        <w:pStyle w:val="H2"/>
-      </w:pPr>
-      <w:bookmarkStart w:id="4" w:name="_Toc242118786"/>
-      <w:r>
-        <w:lastRenderedPageBreak/>
-        <w:t>Ducal Visitation</w:t>
-      </w:r>
-      <w:bookmarkEnd w:id="4"/>
-    </w:p>
-    <w:p>
-      <w:pPr>
-        <w:pStyle w:val="Quote1"/>
-      </w:pPr>
-    </w:p>
-    <w:p>
-      <w:r>
-        <w:t xml:space="preserve">Zanthal stepped in front of the duke and duchess of </w:t>
-      </w:r>
-      <w:proofErr w:type="spellStart"/>
-      <w:r>
-        <w:t>Taria</w:t>
-      </w:r>
-      <w:proofErr w:type="spellEnd"/>
-      <w:r>
-        <w:t xml:space="preserve">. He went on one knee and placed his right arm horizontally across his chest, palm down and balled in a fist, as prescribed in the book of </w:t>
-      </w:r>
-      <w:r>
-        <w:t>etiquet</w:t>
-      </w:r>
-      <w:r>
-        <w:t>te.</w:t>
-      </w:r>
-    </w:p>
-    <w:p>
-      <w:r>
-        <w:t>“Good evening Your Graces,” Zanthal said. “I apologize for what I have done and I regret my actions. I didn’t mean for your daughter to get involved in my mess.”</w:t>
-      </w:r>
-    </w:p>
-    <w:p>
-      <w:r>
-        <w:t>“Stop blaming yourself,” Aeloria said angrily.</w:t>
-      </w:r>
-    </w:p>
-    <w:p>
-      <w:r>
-        <w:t xml:space="preserve">“Arise, Zanthal,” Duke </w:t>
-      </w:r>
-      <w:proofErr w:type="spellStart"/>
-      <w:r>
-        <w:t>Tavaris</w:t>
-      </w:r>
-      <w:proofErr w:type="spellEnd"/>
-      <w:r>
-        <w:t xml:space="preserve"> said.</w:t>
-      </w:r>
-    </w:p>
-    <w:p>
-      <w:r>
-        <w:t>“Let’s eat dinner first, and then we can discuss this in the den,” Duchess Emilie said. “Are you hungry?”</w:t>
-      </w:r>
-    </w:p>
-    <w:p>
-      <w:r>
-        <w:t>“No your grace,” Zanthal said as he got up. “However I will eat, since it is required.”</w:t>
-      </w:r>
-    </w:p>
-    <w:p>
-      <w:r>
-        <w:t>Zanthal followed the family into another room. There he met multiple brothers, grandparents and even a great grandfather.</w:t>
-      </w:r>
-    </w:p>
-    <w:p>
-      <w:r>
-        <w:t>“Oh my God, an Original Human,” Zanthal said excitedly.</w:t>
-      </w:r>
-    </w:p>
-    <w:p>
-      <w:r>
-        <w:t>The old man frowned at Zanthal and said, “In my day, boys were boys and girls were girls. We didn’t have any of this nonsense.”</w:t>
-      </w:r>
-    </w:p>
-    <w:p>
-      <w:r>
-        <w:t>Zanthal collapsed to the floor in a heap.</w:t>
-      </w:r>
-    </w:p>
-    <w:p>
-      <w:r>
-        <w:t>Aeloria and her mother Emilie knelt down to attend Zanthal.</w:t>
-      </w:r>
-    </w:p>
-    <w:p>
-      <w:r>
-        <w:t xml:space="preserve">“Grand dad, this is the </w:t>
-      </w:r>
-      <w:r>
-        <w:t xml:space="preserve">direct </w:t>
-      </w:r>
-      <w:r>
-        <w:t>result of the unfurling of the W axis</w:t>
-      </w:r>
-      <w:r>
-        <w:t>,” Tavares, Aeloria’s father said.</w:t>
-      </w:r>
-    </w:p>
-    <w:p>
-      <w:r>
-        <w:t>“</w:t>
-      </w:r>
-      <w:r>
-        <w:t xml:space="preserve">And whose fault is that? </w:t>
-      </w:r>
-      <w:r>
-        <w:t xml:space="preserve">According to history, there was plenty of evidence that the global quantum communications and processing </w:t>
-      </w:r>
-      <w:r>
-        <w:lastRenderedPageBreak/>
-        <w:t>networks were unraveling the W axis. Not only did you suppress the research, you helped almost triple the network capacity of the country, all for the sake of profit.”</w:t>
-      </w:r>
-    </w:p>
-    <w:p>
-      <w:r>
-        <w:t xml:space="preserve">“And yet, by my actions, we were able to become nobles and why you are now duke of the </w:t>
-      </w:r>
-      <w:r>
-        <w:t xml:space="preserve">newly formed </w:t>
-      </w:r>
-      <w:r>
-        <w:t>Barrac Dukedom</w:t>
-      </w:r>
-      <w:r>
-        <w:t>,” Joseph, Aeloria’s great grandfather said.</w:t>
-      </w:r>
-    </w:p>
-    <w:p>
-      <w:r>
-        <w:t>Tavares grimaced and said, “But at what cost? Millions of babies were killed, just because they weren’t Original Humans, al</w:t>
-      </w:r>
-      <w:r>
-        <w:t>l because the W axis unraveled. Millions more died when the monsters came.”</w:t>
-      </w:r>
-    </w:p>
-    <w:p>
-      <w:r>
-        <w:t>“The reverent one is right,” Zanthal</w:t>
-      </w:r>
-      <w:r>
-        <w:t xml:space="preserve"> said</w:t>
-      </w:r>
-      <w:r>
-        <w:t xml:space="preserve"> as he tried to stand up</w:t>
-      </w:r>
-      <w:r>
-        <w:t>. “Only a perv would do what I did.”</w:t>
-      </w:r>
-    </w:p>
-    <w:p>
-      <w:r>
-        <w:t>“Stop calling yourself a disgusting pervert,” Aeloria screamed, tears running down her face.</w:t>
-      </w:r>
-    </w:p>
-    <w:p>
-      <w:r>
-        <w:t>“I had a choice,” Zanthal said. “I didn’t need to activate my power. I could have spent my life as an un-classed person, perhaps as a handyman, perhaps as research assistant.”</w:t>
-      </w:r>
-    </w:p>
-    <w:p>
-      <w:r>
-        <w:t xml:space="preserve">“No Zanthal, you were never at fault,” Aeloria </w:t>
-      </w:r>
-      <w:r>
-        <w:t>wailed</w:t>
-      </w:r>
-      <w:r>
-        <w:t xml:space="preserve">. “It was entirely </w:t>
-      </w:r>
-      <w:r>
-        <w:t xml:space="preserve">my </w:t>
-      </w:r>
-      <w:r>
-        <w:t>fault.”</w:t>
-      </w:r>
-    </w:p>
-    <w:p>
-      <w:r>
-        <w:t>“Let’s have dinner first, and then we will discuss this in the den,” Emilie said.</w:t>
-      </w:r>
-    </w:p>
-    <w:p>
-      <w:r>
-        <w:t>The ladies guided Zanthal to a seat. He looked around the room, populated by too many men, and one too few.</w:t>
-      </w:r>
-    </w:p>
-    <w:p>
-      <w:r>
-        <w:t>Grace was said and then lettuce was served. Zanthal picked up the outermost fork and daintily ate, careful of manners.</w:t>
-      </w:r>
-    </w:p>
-    <w:p>
-      <w:r>
-        <w:t>The plate was removed and soup was presented. Again, Zanthal took the outer spoon and ate, leaving a bit behind as prescribed by the book.</w:t>
-      </w:r>
-    </w:p>
-    <w:p>
-      <w:r>
-        <w:lastRenderedPageBreak/>
-        <w:t>“Zanthal, you have excellent table manners,” Emilie said.</w:t>
-      </w:r>
-    </w:p>
-    <w:p>
-      <w:r>
-        <w:t>Zanthal took a moment to swallow his food, wipe his lips with a napkin</w:t>
-      </w:r>
-      <w:r>
-        <w:t xml:space="preserve">, and then said, </w:t>
-      </w:r>
-      <w:r>
-        <w:t xml:space="preserve">“Thank you </w:t>
-      </w:r>
-      <w:r>
-        <w:t xml:space="preserve">Grace. </w:t>
-      </w:r>
-      <w:r>
-        <w:t>I borrowed a book on etiquette Friday.”</w:t>
-      </w:r>
-    </w:p>
-    <w:p>
-      <w:r>
-        <w:t>The dishes were cleared out and the main dish was presented.</w:t>
-      </w:r>
-    </w:p>
-    <w:p>
-      <w:r>
-        <w:t>“Tell me dear, is being turned into a girl the hardest part?” Emilie asked.</w:t>
-      </w:r>
-    </w:p>
-    <w:p>
-      <w:r>
-        <w:t>Zanthal put his cutlery down, wiped his mouth and then said, “No Grace. If Aeloria were just a normal girl, I could have spent my life in quiet seclusion, quietly hunting monsters from the shadows.</w:t>
-      </w:r>
-    </w:p>
-    <w:p>
-      <w:r>
-        <w:t>“However, Aeloria is the daughter of the duke. I am her doppelganger. The world is looking at me, judging me, knowing I’m just a…”</w:t>
-      </w:r>
-    </w:p>
-    <w:p>
-      <w:r>
-        <w:t>Zanthal fainted again. A servant intervened at the last moment, preventing him from falling off the chair.</w:t>
-      </w:r>
-    </w:p>
-    <w:p>
-      <w:r>
-        <w:t xml:space="preserve">“No more talking until dinner is over,” </w:t>
-      </w:r>
-      <w:r>
-        <w:t>Tavares said.</w:t>
-      </w:r>
-    </w:p>
-    <w:p>
-      <w:r>
-        <w:t>“Do you need medication?” Emilie asked.</w:t>
-      </w:r>
-    </w:p>
-    <w:p>
-      <w:r>
-        <w:t>“I already took,” Zanthal said. “Barathal is a prescription drug that has multiple side-effects, including constipation, reduced manna flow, insomnia, and hair loss.”</w:t>
-      </w:r>
-    </w:p>
-    <w:p>
-      <w:r>
-        <w:t>“No not hair loss,” Aeloria said, horrified.</w:t>
-      </w:r>
-    </w:p>
-    <w:p>
-      <w:r>
-        <w:t>Zanthal laughed at that. The rest of the room joined on the laugh. The staff tried to stifle their mirth.</w:t>
-      </w:r>
-    </w:p>
-    <w:p>
-      <w:r>
-        <w:t>“I feel better now,” Zanthal said and resumed eating.</w:t>
-      </w:r>
-    </w:p>
-    <w:p>
-      <w:r>
-        <w:lastRenderedPageBreak/>
-        <w:t>Dinner finished and they adjourned to the den. Zanthal sat on a comfy love seat and Aeloria snuggled up next to him.</w:t>
-      </w:r>
-    </w:p>
-    <w:p>
-      <w:r>
-        <w:t>“Now that Zanthal is no longer in danger of hurting himself, let’s get back to business,” Tavares said. “Young lady, what did you mean by it was entirely your fault?”</w:t>
-      </w:r>
-    </w:p>
-    <w:p>
-      <w:r>
-        <w:t>Aeloria bit her lip and said, “I used Compel.”</w:t>
-      </w:r>
-    </w:p>
-    <w:p>
-      <w:r>
-        <w:t>Tavares shot out of his seat and bellowed, “You did what?”</w:t>
-      </w:r>
-    </w:p>
-    <w:p>
-      <w:r>
-        <w:t xml:space="preserve">Aeloria </w:t>
-      </w:r>
-      <w:r>
-        <w:t>winched but didn’t say anything.</w:t>
-      </w:r>
-    </w:p>
-    <w:p>
-      <w:r>
-        <w:t>“I’m sorry Boy for judging you,” Joseph said. “I didn’t know your circumstances.”</w:t>
-      </w:r>
-    </w:p>
-    <w:p>
-      <w:r>
-        <w:t>“You don’t know what Compel is, do you?” Emilie asked as Tavares sat down.</w:t>
-      </w:r>
-    </w:p>
-    <w:p>
-      <w:r>
-        <w:t>“Compel is a substance extracted from sirens found in the Barren Shores of the Abyss,” Joseph said. “It is a controlled substance not approved for civilian use.</w:t>
-      </w:r>
-    </w:p>
-    <w:p>
-      <w:r>
-        <w:t>“Tell me Boy, what did you feel when you activated your power?”</w:t>
-      </w:r>
-    </w:p>
-    <w:p>
-      <w:r>
-        <w:t>“I stepped out of the Awakening Chamber, bound and determined to live as an unclassed person.</w:t>
-      </w:r>
-    </w:p>
-    <w:p>
-      <w:r>
-        <w:t xml:space="preserve">“Then that ass </w:t>
-      </w:r>
-      <w:r>
-        <w:t>Zulu</w:t>
-      </w:r>
-      <w:r>
-        <w:t xml:space="preserve"> tripped me. I slammed onto Aeloria and almost squished her. At the last moment I twisted my body, allowing her to fall on top of me.</w:t>
-      </w:r>
-    </w:p>
-    <w:p>
-      <w:r>
-        <w:t xml:space="preserve">“I thought </w:t>
-      </w:r>
-      <w:r>
-        <w:t>she would get angry at me. Instead she expressed concern for me, concern I got injured in the fall.”</w:t>
-      </w:r>
-    </w:p>
-    <w:p>
-      <w:r>
-        <w:t>“He fell so hard that his elbow left a dent in the hardwood floor of the gymnasium,” Aeloria said.</w:t>
-      </w:r>
-    </w:p>
-    <w:p>
-      <w:r>
-        <w:lastRenderedPageBreak/>
-        <w:t>“I was then overwhelmed by her beauty, overwhelmed by her kindness, overwhelmed by the desire to hug her, kiss her, hold her in my arms and share everything I had with her, body, mind, class, everything.</w:t>
-      </w:r>
-    </w:p>
-    <w:p>
-      <w:r>
-        <w:t>“And then – bang, my power activated.</w:t>
-      </w:r>
-    </w:p>
-    <w:p>
-      <w:r>
-        <w:t>“So you see, because of adolescent hormones, I made a blunder that will affect the entire nation.”</w:t>
-      </w:r>
-    </w:p>
-    <w:p>
-      <w:r>
-        <w:t>Joseph laughed</w:t>
-      </w:r>
-      <w:r>
-        <w:t>. “Dear boy, what you described are the classic signs of someone under the control of Compel.”</w:t>
-      </w:r>
-    </w:p>
-    <w:p>
-      <w:r>
-        <w:t>“Zanthal, I have read your history,” Tavares said. “From what I know, you would not make rash decisions.”</w:t>
-      </w:r>
-    </w:p>
-    <w:p>
-      <w:r>
-        <w:t>“None of this is your fault,” Emilie said. “None of us blame you for anything.”</w:t>
-      </w:r>
-    </w:p>
-    <w:p>
-      <w:r>
-        <w:t xml:space="preserve">“Our most elite members of the secret service are trained to </w:t>
-      </w:r>
-      <w:r>
-        <w:t>counter the effects of Compel. Only a small handful of people tested are able to join the Shadows. If they struggle with it, what chance do you have, who never even heard about?” Joseph asked.</w:t>
-      </w:r>
-    </w:p>
-    <w:p>
-      <w:r>
-        <w:t>“Thank you for telling me this,” Zanthal said gratefully. “That is a huge weight off my mind. I am not to blame.</w:t>
-      </w:r>
-    </w:p>
-    <w:p>
-      <w:r>
-        <w:t>“That doesn’t solve the problem we all face. I am still Aeloria’s doppelganger.”</w:t>
-      </w:r>
-    </w:p>
-    <w:p>
-      <w:r>
-        <w:t>No one spoke for awhile, contemplating Zanthal’s words.</w:t>
-      </w:r>
-    </w:p>
-    <w:p>
-      <w:r>
-        <w:t xml:space="preserve">“16 years ago, Emilie gave birth to two beautiful twin girls,” Joseph said. “Then tragedy struck and someone kidnapped one of the girls. This girl, </w:t>
-      </w:r>
-      <w:r>
-        <w:t>Aelindra</w:t>
-      </w:r>
-      <w:r>
-        <w:t>, disappeared without a trace. We launched an investigation but could not find her.</w:t>
-      </w:r>
-    </w:p>
-    <w:p>
-      <w:r>
-        <w:lastRenderedPageBreak/>
-        <w:t xml:space="preserve">“Last Friday, at the class </w:t>
-      </w:r>
-      <w:r>
-        <w:t>awakening</w:t>
-      </w:r>
-      <w:r>
-        <w:t xml:space="preserve"> ceremony, a young Nordic named Zanthal entered the Awakening Chamber, which caused the spell placed on him to unravel, revealing him for what he was, </w:t>
-      </w:r>
-      <w:r>
-        <w:t>Aelindra</w:t>
-      </w:r>
-      <w:r>
-        <w:t xml:space="preserve"> in disguise.</w:t>
-      </w:r>
-    </w:p>
-    <w:p>
-      <w:r>
-        <w:t xml:space="preserve">“I think we announce to the world that my </w:t>
-      </w:r>
-      <w:r>
-        <w:t>great granddaughter has been found.”</w:t>
-      </w:r>
-    </w:p>
-    <w:p>
-      <w:r>
-        <w:t>“I will need to speak to Zanthal’s parents first,” Tavares said.</w:t>
-      </w:r>
-    </w:p>
-    <w:p>
-      <w:r>
-        <w:t>“The way I see it, the Boy’s parents aren’t losing a son,” Joseph said. “Instead, we are gaining a new daughter.”</w:t>
-      </w:r>
-    </w:p>
-    <w:p>
-      <w:r>
-        <w:t xml:space="preserve">“Very well,” Tavares said. “I will make an announcement tomorrow night. Zanthal, Aelindra, </w:t>
-      </w:r>
-      <w:r>
-        <w:t>come here directly from school.”</w:t>
-      </w:r>
-    </w:p>
-    <w:p>
-      <w:r>
-        <w:t>“I don’t think people will break through the disguise,” Joseph said. “When I scan the Boy, all I read is…”</w:t>
-      </w:r>
-    </w:p>
-    <w:p>
-      <w:pPr>
-        <w:pStyle w:val="StatusMessage"/>
-      </w:pPr>
-      <w:r>
-        <w:t>Aelindra</w:t>
-      </w:r>
-      <w:r>
-        <w:t xml:space="preserve"> von Barran, Druidic Ranger, Level 0</w:t>
-      </w:r>
-    </w:p>
-    <w:p>
-      <w:r>
-        <w:t>“The research people said that my class has an obfuscation ability,” Zanthal said. “Their equipment could read the class. However, they said, even their advance equipment would be fooled in a few days.”</w:t>
-      </w:r>
-    </w:p>
-    <w:p>
-      <w:r>
-        <w:t>“Excellent,” Tavares said. “Classifying the information shouldn’t be a problem.”</w:t>
-      </w:r>
-    </w:p>
-    <w:p>
-      <w:r>
-        <w:t xml:space="preserve">“Excellent,” Aeloria said happily. “Today was a hard day for Zanthal. You should have seen the </w:t>
-      </w:r>
-      <w:r>
-        <w:t>problem he had taking a shower.</w:t>
-      </w:r>
-    </w:p>
-    <w:p>
-      <w:r>
-        <w:t>“Good night, mum, dad, everyone.”</w:t>
-      </w:r>
-    </w:p>
-    <w:p>
-      <w:r>
-        <w:t>“Not so fast young lady,” Emilie said. “You still haven’t explained why you used Compel.”</w:t>
-      </w:r>
-    </w:p>
-    <w:p>
-      <w:r>
-        <w:t>“Fine,” Aeloria grumbled. “Do you remember the announcement they made of a Nordic getting a Merlin scholarship?”</w:t>
-      </w:r>
-    </w:p>
-    <w:p>
-      <w:r>
-        <w:lastRenderedPageBreak/>
-        <w:t>“That’s common knowledge,” Emilie said.</w:t>
-      </w:r>
-    </w:p>
-    <w:p>
-      <w:r>
-        <w:t>“Why is that common knowledge?” Zanthal asked, confused. “If a Nordic can do it, anyone can do it? We aren’t known for being smart, just hot headed and hedonistic. And for the record, that test was absolutely exhausting. I thought my brain would explode.”</w:t>
-      </w:r>
-    </w:p>
-    <w:p>
-      <w:r>
-        <w:t>“Boy, Boy, Boy, the more I learn about you, the more I like you,” Joseph said, chuckling.</w:t>
-      </w:r>
-    </w:p>
-    <w:p>
-      <w:r>
-        <w:t>“As you know, I have always liked Nordics,” Aelindra said. “I just hate their crude ways and violent natures. Then I discovered Zanthal.</w:t>
-      </w:r>
-    </w:p>
-    <w:p>
-      <w:r>
-        <w:t>“At the age of 2, his village was attacked by monsters. After that, he picked up a stick and then started swinging, trying to get strong to fight monsters.</w:t>
-      </w:r>
-    </w:p>
-    <w:p>
-      <w:r>
-        <w:t>“Then at 7 years old, the village was attacked again. According to reports, it took three people to tackle him, preventing him from running into the fight.</w:t>
-      </w:r>
-    </w:p>
-    <w:p>
-      <w:r>
-        <w:t>“After that he started pursuing magic, not sure why.”</w:t>
-      </w:r>
-    </w:p>
-    <w:p>
-      <w:r>
-        <w:t>“That’s because of Zola Tassel,” Zanthal said, eyes shining. “She was absolutely amazing, how she fought. She had this weapon she used to cast spells.</w:t>
-      </w:r>
-    </w:p>
-    <w:p>
-      <w:r>
-        <w:t>“</w:t>
-      </w:r>
-      <w:r>
-        <w:t>Up u</w:t>
-      </w:r>
-      <w:r>
-        <w:t>ntil then I never knew Nordics could yield external magic. I wanted to be just like her, kicking monster butt like the best.</w:t>
-      </w:r>
-    </w:p>
-    <w:p>
-      <w:r>
-        <w:t>“So naturally I went online to learn more about magic. I bugged my parents and they got books. I even enrolled in online courses.</w:t>
-      </w:r>
-    </w:p>
-    <w:p>
-      <w:r>
-        <w:t>“Oh my God, I had no idea that magic could be so hard to learn. Then I saw my friends and relatives getting eaten, and then I would open the books again, renewed with the spirit to learn more.</w:t>
-      </w:r>
-    </w:p>
-    <w:p>
-      <w:r>
-        <w:lastRenderedPageBreak/>
-        <w:t>“Then this spring, after the third attack, I was trapped in the basement, again unable to help.</w:t>
-      </w:r>
-    </w:p>
-    <w:p>
-      <w:r>
-        <w:t>“I was able to channel a little magic through my fist, allowing me to escape. However, once I got out, it was too late to help.</w:t>
-      </w:r>
-    </w:p>
-    <w:p>
-      <w:r>
-        <w:t>“Then out of nowhere, people from the capital came and gave me a magic test. As I said, it was exhausting.</w:t>
-      </w:r>
-    </w:p>
-    <w:p>
-      <w:r>
-        <w:t>“After that, I got a scholarship and taken here.”</w:t>
-      </w:r>
-    </w:p>
-    <w:p>
-      <w:r>
-        <w:t>“Despite all that, he still had time to help people,” Aeloria said.</w:t>
-      </w:r>
-    </w:p>
-    <w:p>
-      <w:r>
-        <w:t>“I figure, if I can’t fight monsters, the second best thing to do is help villages build defenses to protect them against monster attacks.”</w:t>
-      </w:r>
-    </w:p>
-    <w:p>
-      <w:r>
-        <w:t>“Oh my God, when did you have time to sleep?” Emilie asked.</w:t>
-      </w:r>
-    </w:p>
-    <w:p>
-      <w:r>
-        <w:t>“At school,” Zanthal said. “The teachers were so boring that they put me to sleep.”</w:t>
-      </w:r>
-    </w:p>
-    <w:p>
-      <w:r>
-        <w:t>Everyone laughed at that.</w:t>
-      </w:r>
-    </w:p>
-    <w:p>
-      <w:r>
-        <w:t>“Good night everyone,” Aeloria said. “Come Zanthal, let’s go.”</w:t>
-      </w:r>
-    </w:p>
-    <w:p>
-      <w:r>
-        <w:t>“Not so fast young lady,” Emilie said.</w:t>
-      </w:r>
-    </w:p>
-    <w:p>
-      <w:r>
-        <w:t>“Fine,” Aeloria said. “I brought Compel because I knew Zanthal had no interest in anything other than training. I wanted to</w:t>
-      </w:r>
-      <w:r>
-        <w:t xml:space="preserve"> use it to force him to date me, or at least give me a kiss.</w:t>
-      </w:r>
-    </w:p>
-    <w:p>
-      <w:r>
-        <w:t>“Then I saw the words over the chamber ‘Lovely Polymorph’.</w:t>
-      </w:r>
-    </w:p>
-    <w:p>
-      <w:r>
-        <w:t>“I then had an idea. I always wanted a sister. Being the only daughter with 6 brothers is no fun.”</w:t>
-      </w:r>
-    </w:p>
-    <w:p>
-      <w:r>
-        <w:t>“That’s true,” Emilie said. “Aeloria had always bugged us about getting daughters. Unfortunately, because of a dungeon incident, I couldn’t bear any new daughters.</w:t>
-      </w:r>
-      <w:r>
-        <w:t>”</w:t>
-      </w:r>
-    </w:p>
-    <w:p>
-      <w:r>
-        <w:lastRenderedPageBreak/>
-        <w:t>“</w:t>
-      </w:r>
-      <w:r>
-        <w:t>I stood in front of the awakening chamber, ready to greet him when he emerged, ready for him.</w:t>
-      </w:r>
-    </w:p>
-    <w:p>
-      <w:r>
-        <w:t>“</w:t>
-      </w:r>
-      <w:r>
-        <w:t>Zulu</w:t>
-      </w:r>
-      <w:r>
-        <w:t xml:space="preserve"> tripping Zanthal was just a happy accident. I got my chance and cast my spell.</w:t>
-      </w:r>
-    </w:p>
-    <w:p>
-      <w:r>
-        <w:t>“I now have my perfect baby sister.</w:t>
-      </w:r>
-    </w:p>
-    <w:p>
-      <w:r>
-        <w:t>“Now can we go home? Zanthal needs his beauty rest.”</w:t>
-      </w:r>
-    </w:p>
-    <w:p>
-      <w:r>
-        <w:t>“Not so fast,” Emilie said.</w:t>
-      </w:r>
-    </w:p>
-    <w:p>
-      <w:r>
-        <w:t>“We haven’t decided on your punishment.”</w:t>
-      </w:r>
-    </w:p>
-    <w:p>
-      <w:r>
-        <w:t>“The boy did mention, he desired to share his everything with Aeloria, including his body and class,” Joseph said with a wicked grin.</w:t>
-      </w:r>
-    </w:p>
-    <w:p>
-      <w:r>
-        <w:t>“No,” Aeloria explained in panic.</w:t>
-      </w:r>
-    </w:p>
-    <w:p>
-      <w:r>
-        <w:t>The room rang with laughter.</w:t>
-      </w:r>
-    </w:p>
-    <w:p>
-      <w:r>
-        <w:t>“You did bypass the safeties when you used Compel,” Tavares said.</w:t>
-      </w:r>
-      <w:r>
-        <w:t xml:space="preserve"> “Your subconscious figured that if you were willing to use Compel, then you knew what you were doing.”</w:t>
-      </w:r>
-    </w:p>
-    <w:p>
-      <w:r>
-        <w:t>“What happens when synchronization ends?” Zanthal asked. “Do you intend I stay like this forever?”</w:t>
-      </w:r>
-    </w:p>
-    <w:p>
-      <w:r>
-        <w:t>“No dear,” Emilie said. “For one thing we know you hate boys.”</w:t>
-      </w:r>
-    </w:p>
-    <w:p>
-      <w:r>
-        <w:t>“I still like being one,” Zanthal said softly.</w:t>
-      </w:r>
-    </w:p>
-    <w:p>
-      <w:r>
-        <w:t>“Zanthal, Aeloria, you will stay here for the night,” Joseph said. “You will stay here tomorrow. You will not go to school. You will remain on property until further notice. Dismissed…”</w:t>
-      </w:r>
-    </w:p>
-    <w:p>
-      <w:r>
-        <w:t>“Yes reverend one,” Zanthal said and got up.</w:t>
-      </w:r>
-    </w:p>
-    <w:p>
-      <w:r>
-        <w:t>“I’ll take you to my room,” Aeloria said.</w:t>
-      </w:r>
-    </w:p>
-    <w:p>
-      <w:r>
-        <w:lastRenderedPageBreak/>
-        <w:t>“You only have one bed,” Zanthal said.</w:t>
-      </w:r>
-    </w:p>
-    <w:p>
-      <w:r>
-        <w:t>“It’s a big bed,” Aeloria replied.</w:t>
-      </w:r>
-    </w:p>
-    <w:p>
-      <w:r>
-        <w:t>At the door Zanthal turned to see the response of their conversation but there was no reaction. He bowed, exited, and then closed the door after Aeloria.</w:t>
-      </w:r>
-    </w:p>
-    <w:p>
-      <w:r>
-        <w:t>As they were walking, Aeloria asked, “Will you turn me into a boy?”</w:t>
-      </w:r>
-    </w:p>
-    <w:p>
-      <w:r>
-        <w:t>“That’s up to them,” Zanthal said. “You bound our fates together, and now you must live with the consequences, as must I.”</w:t>
-      </w:r>
-    </w:p>
-    <w:p>
-      <w:r>
-        <w:t>“Do you hate me?” Aeloria asked.</w:t>
-      </w:r>
-    </w:p>
-    <w:p>
-      <w:r>
-        <w:t>“Right now I feel nothing,” Zanthal said. “I’m just tired.</w:t>
-      </w:r>
-    </w:p>
-    <w:p>
-      <w:r>
-        <w:t>“Tomorrow the System should be functional, hopefully. Then I will go training. All I want to do is fight monsters. It doesn’t matter what body I use, as long as I can fight.”</w:t>
-      </w:r>
-    </w:p>
-    <w:p>
-      <w:r>
-        <w:t>They stepped into the room and Zanthal grimaced. “Oh great, a classic princess room,” he muttered.</w:t>
-      </w:r>
-    </w:p>
-    <w:p>
-      <w:r>
-        <w:t>“What’s wrong with my room?” Aeloria demanded.</w:t>
-      </w:r>
-    </w:p>
-    <w:p>
-      <w:r>
-        <w:t>“Too much pink, too much cute, too much fluffy,” Zanthal said. “I’m going to pee. Damn, no toothbrush.”</w:t>
-      </w:r>
-    </w:p>
-    <w:p>
-      <w:r>
-        <w:t>“You can use mine,” Aeloria said. “Also, you can use my clothes.”</w:t>
-      </w:r>
-    </w:p>
-    <w:p>
-      <w:r>
-        <w:t>“Oh great, sharing underwear with a girl,” Zanthal said. “I never thought I would see the day.”</w:t>
-      </w:r>
-    </w:p>
-    <w:p>
-      <w:pPr>
-        <w:pStyle w:val="H2"/>
-      </w:pPr>
-      <w:r>
-        <w:lastRenderedPageBreak/>
-        <w:t>S</w:t>
-      </w:r>
-    </w:p>
-    <w:p>
-      <w:pPr>
-        <w:pStyle w:val="Quote1"/>
-      </w:pPr>
-    </w:p>
-    <w:p>
-      <w:r>
-        <w:t>“Aah,” Zanthal screamed in fright.</w:t>
-      </w:r>
-    </w:p>
-    <w:p>
-      <w:r>
-        <w:t>“What’s the matter?” Aeloria asked worriedly.</w:t>
-      </w:r>
-    </w:p>
-    <w:p>
-      <w:r>
-        <w:t>“I completely forget I had changed,” Zanthal said. “Just a second ago I was having some marvelous manly dreams of fighting in my old body.”</w:t>
-      </w:r>
-    </w:p>
-    <w:p/>
-    <w:p/>
-    <w:p/>
-    <w:p/>
-    <w:p/>
-    <w:p/>
-    <w:p/>
     <w:p/>
     <w:sectPr>
-      <w:headerReference w:type="even" r:id="rId12"/>
-      <w:headerReference w:type="default" r:id="rId13"/>
-      <w:footerReference w:type="even" r:id="rId14"/>
-      <w:footerReference w:type="default" r:id="rId15"/>
-      <w:headerReference w:type="first" r:id="rId16"/>
-      <w:footerReference w:type="first" r:id="rId17"/>
+      <w:headerReference w:type="even" r:id="rId13"/>
+      <w:headerReference w:type="default" r:id="rId14"/>
+      <w:footerReference w:type="even" r:id="rId15"/>
+      <w:footerReference w:type="default" r:id="rId16"/>
+      <w:headerReference w:type="first" r:id="rId17"/>
+      <w:footerReference w:type="first" r:id="rId18"/>
       <w:pgSz w:w="8640" w:h="12960" w:code="1"/>
       <w:pgMar w:top="864" w:right="720" w:bottom="864" w:left="720" w:header="360" w:footer="360" w:gutter="360"/>
       <w:pgNumType w:start="1"/>
@@ -4949,7 +6004,7 @@
             <w:rPr>
               <w:noProof/>
             </w:rPr>
-            <w:t>44</w:t>
+            <w:t>54</w:t>
           </w:r>
         </w:fldSimple>
       </w:p>
@@ -4979,7 +6034,7 @@
             <w:rPr>
               <w:noProof/>
             </w:rPr>
-            <w:t>43</w:t>
+            <w:t>53</w:t>
           </w:r>
         </w:fldSimple>
       </w:p>
@@ -7132,7 +8187,7 @@
 </file>
 
 <file path=customXml/itemProps1.xml><?xml version="1.0" encoding="utf-8"?>
-<ds:datastoreItem xmlns:ds="http://schemas.openxmlformats.org/officeDocument/2006/customXml" ds:itemID="{611D0AA0-0C04-44F8-A727-4E1273C56774}">
+<ds:datastoreItem xmlns:ds="http://schemas.openxmlformats.org/officeDocument/2006/customXml" ds:itemID="{BE339418-53C3-4F96-A40A-7C0162E2F187}">
   <ds:schemaRefs>
     <ds:schemaRef ds:uri="http://schemas.openxmlformats.org/officeDocument/2006/bibliography"/>
   </ds:schemaRefs>

--- a/Books/AA/The Unorthodox Polymorph/Book_The Unorthodox Polymorph.docx
+++ b/Books/AA/The Unorthodox Polymorph/Book_The Unorthodox Polymorph.docx
@@ -552,10 +552,7 @@
         <w:t xml:space="preserve">“Look, it’s that farm boy Zanthal,” </w:t>
       </w:r>
       <w:r>
-        <w:t>Bradley</w:t>
-      </w:r>
-      <w:r>
-        <w:t xml:space="preserve">, a Nordic teen </w:t>
+        <w:t xml:space="preserve">a Nordic teen </w:t>
       </w:r>
       <w:r>
         <w:t>sneered. “Bench press any good cows recently?”</w:t>
@@ -563,13 +560,7 @@
     </w:p>
     <w:p>
       <w:r>
-        <w:t xml:space="preserve">“Did he bench press them or do them?” </w:t>
-      </w:r>
-      <w:r>
-        <w:t xml:space="preserve">Brady, </w:t>
-      </w:r>
-      <w:r>
-        <w:t xml:space="preserve">a lanky </w:t>
+        <w:t xml:space="preserve">“Did he bench press them or do them?” a lanky </w:t>
       </w:r>
       <w:r>
         <w:t xml:space="preserve">Drow </w:t>
@@ -589,7 +580,13 @@
         <w:t xml:space="preserve">“That’s a good one,” </w:t>
       </w:r>
       <w:r>
-        <w:t>Bilby, a goblin noble said, cackling in a way only goblin men could.</w:t>
+        <w:t xml:space="preserve">a goblin </w:t>
+      </w:r>
+      <w:r>
+        <w:t xml:space="preserve">teen, the third in a trio of fools </w:t>
+      </w:r>
+      <w:r>
+        <w:t>said, cackling in a way only goblin men could.</w:t>
       </w:r>
     </w:p>
     <w:p>
@@ -686,7 +683,13 @@
         <w:t>revere</w:t>
       </w:r>
       <w:r>
-        <w:t xml:space="preserve"> when he noticed a cute elf girl looking at him. He looked at her and she turned away and began talking with her girl friends.</w:t>
+        <w:t xml:space="preserve"> when he noticed a cute elf girl </w:t>
+      </w:r>
+      <w:r>
+        <w:t>staring</w:t>
+      </w:r>
+      <w:r>
+        <w:t xml:space="preserve"> at him. He looked at her and she turned away and began talking with her girl friends.</w:t>
       </w:r>
     </w:p>
     <w:p>
@@ -706,7 +709,13 @@
     </w:p>
     <w:p>
       <w:r>
-        <w:t>Again Zanthal noticed the cute girl looking at him</w:t>
+        <w:t xml:space="preserve">Again Zanthal noticed the cute girl </w:t>
+      </w:r>
+      <w:r>
+        <w:t>staring</w:t>
+      </w:r>
+      <w:r>
+        <w:t xml:space="preserve"> at him</w:t>
       </w:r>
       <w:r>
         <w:t>.</w:t>
@@ -726,7 +735,13 @@
         <w:t>Zanthal</w:t>
       </w:r>
       <w:r>
-        <w:t xml:space="preserve">. Duke Barran’s </w:t>
+        <w:t xml:space="preserve">. </w:t>
+      </w:r>
+      <w:r>
+        <w:t>King</w:t>
+      </w:r>
+      <w:r>
+        <w:t xml:space="preserve"> Barran’s </w:t>
       </w:r>
       <w:r>
         <w:t xml:space="preserve">only </w:t>
@@ -1070,12 +1085,24 @@
     </w:p>
     <w:p>
       <w:r>
-        <w:t>Standing in front of Zanthal was Bradley, laughing his head off.</w:t>
-      </w:r>
-    </w:p>
-    <w:p>
-      <w:r>
-        <w:t xml:space="preserve">“I can’t believe it,” Bradley said. “You are a lame polymorph. That’s worse than the utility classes. At least they can do useful thing such </w:t>
+        <w:t xml:space="preserve">Standing in front of Zanthal was </w:t>
+      </w:r>
+      <w:r>
+        <w:t>that asshole Nordic noble</w:t>
+      </w:r>
+      <w:r>
+        <w:t>, laughing his head off.</w:t>
+      </w:r>
+    </w:p>
+    <w:p>
+      <w:r>
+        <w:t xml:space="preserve">“I can’t believe it,” </w:t>
+      </w:r>
+      <w:r>
+        <w:t>asshole #1</w:t>
+      </w:r>
+      <w:r>
+        <w:t xml:space="preserve"> said. “You are a lame polymorph. That’s worse than the utility classes. At least they can do useful thing such </w:t>
       </w:r>
       <w:r>
         <w:t xml:space="preserve">as </w:t>
@@ -1092,7 +1119,10 @@
     <w:p>
       <w:r>
         <w:lastRenderedPageBreak/>
-        <w:t>Bradley tripped Zanthal. He stumbled forward and slammed into Aeloria. What the hell was she doing there?</w:t>
+        <w:t>Asshole #1</w:t>
+      </w:r>
+      <w:r>
+        <w:t xml:space="preserve"> tripped Zanthal. He stumbled forward and slammed into Aeloria. What the hell was she doing there?</w:t>
       </w:r>
     </w:p>
     <w:p>
@@ -1108,7 +1138,13 @@
     </w:p>
     <w:p>
       <w:r>
-        <w:t xml:space="preserve">“Timber,” Bradley </w:t>
+        <w:t xml:space="preserve">“Timber,” </w:t>
+      </w:r>
+      <w:r>
+        <w:t>Asshole #1</w:t>
+      </w:r>
+      <w:r>
+        <w:t xml:space="preserve"> </w:t>
       </w:r>
       <w:r>
         <w:t>shouted, laughing.</w:t>
@@ -1116,18 +1152,13 @@
     </w:p>
     <w:p>
       <w:r>
-        <w:t xml:space="preserve">Of course </w:t>
-      </w:r>
-      <w:r>
-        <w:t>Bradley</w:t>
-      </w:r>
-      <w:r>
-        <w:t xml:space="preserve"> didn’t care. He was the son of Duke Philip and Aeloria’s social equal.</w:t>
-      </w:r>
-    </w:p>
-    <w:p>
-      <w:r>
-        <w:t>“Mr. Bradley, what the hell are you doing?” Professor Dalton, one of the instructors, demanded. “I will not have violence in class.”</w:t>
+        <w:t>“Mr. Bradley, what the hell are you doing?” Professor Dalton, one of the instructors, demanded</w:t>
+      </w:r>
+      <w:r>
+        <w:t>, finally revealing the fool’s name</w:t>
+      </w:r>
+      <w:r>
+        <w:t>. “I will not have violence in class.”</w:t>
       </w:r>
     </w:p>
     <w:p>
@@ -1152,7 +1183,13 @@
     </w:p>
     <w:p>
       <w:r>
-        <w:t>Zanthal noticed Aeloria hadn’t gotten up. Could she like him? Was that why she kept looking at him? Zanthal dismissed the possibility and said, “I’m just a commoner from a no-name town.”</w:t>
+        <w:t xml:space="preserve">Zanthal noticed Aeloria hadn’t gotten up. Could she like him? Was that why she kept </w:t>
+      </w:r>
+      <w:r>
+        <w:t>staring</w:t>
+      </w:r>
+      <w:r>
+        <w:t xml:space="preserve"> at him? Zanthal dismissed the possibility and said, “I’m just a commoner from a no-name town.”</w:t>
       </w:r>
     </w:p>
     <w:p>
@@ -2271,7 +2308,7 @@
     </w:p>
     <w:p>
       <w:r>
-        <w:t>“Do you know why we you were given my last name?” Aeloria asked.</w:t>
+        <w:t>“Do you know why you were given my last name?” Aeloria asked.</w:t>
       </w:r>
     </w:p>
     <w:p>
@@ -2532,7 +2569,13 @@
     </w:p>
     <w:p>
       <w:r>
-        <w:t>Zanthal followed Aeloria to the lady’s toilet.</w:t>
+        <w:t xml:space="preserve">Zanthal followed Aeloria to the lady’s </w:t>
+      </w:r>
+      <w:r>
+        <w:t>room</w:t>
+      </w:r>
+      <w:r>
+        <w:t>.</w:t>
       </w:r>
       <w:r>
         <w:t xml:space="preserve"> He hesitate a moment and said, “Sorry for intruding.” He stepped through.</w:t>
@@ -2749,10 +2792,19 @@
         <w:t xml:space="preserve">from Hell Bison </w:t>
       </w:r>
       <w:r>
-        <w:t>that are amazing. I even tried the Big Boy, but tha</w:t>
-      </w:r>
-      <w:r>
-        <w:t>t was a little too much for me. I hear it most popular with ogres.”</w:t>
+        <w:t xml:space="preserve">that are amazing. I even tried the Big Boy, </w:t>
+      </w:r>
+      <w:r>
+        <w:t xml:space="preserve">but 9 kg of meat </w:t>
+      </w:r>
+      <w:r>
+        <w:t xml:space="preserve">was a little too much for me. I hear it </w:t>
+      </w:r>
+      <w:r>
+        <w:t xml:space="preserve">is </w:t>
+      </w:r>
+      <w:r>
+        <w:t>most popular with ogres.”</w:t>
       </w:r>
     </w:p>
     <w:p>
@@ -2873,7 +2925,18 @@
     </w:p>
     <w:p>
       <w:r>
-        <w:t>Zanthal looked at his meal and said, “I better borrow a book on etiquette from the library. As a country person, I don’t know how to deal with nobility.</w:t>
+        <w:t xml:space="preserve">Zanthal looked at his meal and said, “I better borrow a book on etiquette from the library. As a country person, I don’t know how to deal with </w:t>
+      </w:r>
+      <w:r>
+        <w:t>royalty</w:t>
+      </w:r>
+      <w:r>
+        <w:t>.</w:t>
+      </w:r>
+    </w:p>
+    <w:p>
+      <w:r>
+        <w:t>“I can’t believe I have to learn such stuff.</w:t>
       </w:r>
     </w:p>
     <w:p>
@@ -2883,224 +2946,239 @@
     </w:p>
     <w:p>
       <w:r>
+        <w:lastRenderedPageBreak/>
         <w:t>“You shouldn’t stuff yourself,” Aeloria said.</w:t>
       </w:r>
     </w:p>
     <w:p>
       <w:r>
+        <w:t>“I don’t want to waste food,” Zanthal said.</w:t>
+      </w:r>
+    </w:p>
+    <w:p>
+      <w:r>
+        <w:t>“You could get a stomach ache,” Aeloria said.</w:t>
+      </w:r>
+    </w:p>
+    <w:p>
+      <w:r>
+        <w:t>“I don’t get stomach…sorry, I forgot you would know best,” Zanthal said. “I still don’t like wasting food.</w:t>
+      </w:r>
+      <w:r>
+        <w:t>”</w:t>
+      </w:r>
+    </w:p>
+    <w:p>
+      <w:r>
+        <w:t>Aeloria raised a hand and a waiter came. “Can I have a box please and also the check?”</w:t>
+      </w:r>
+    </w:p>
+    <w:p>
+      <w:r>
+        <w:t>Aeloria paid and they stepped out of the restaurant</w:t>
+      </w:r>
+      <w:r>
+        <w:t>, food in hand</w:t>
+      </w:r>
+      <w:r>
+        <w:t>. They entered a less crowded area and Zanthal said, “I’m feeling more comfortable now that we are mostly alone. All those people were making me feel claustrophobic.”</w:t>
+      </w:r>
+    </w:p>
+    <w:p>
+      <w:r>
+        <w:t>“What do you think about delving the abyss?” Aeloria asked.</w:t>
+      </w:r>
+    </w:p>
+    <w:p>
+      <w:r>
+        <w:t>“It is necessary to become strong,” Zanthal said. “Also, the resources returned are needed now that animals have mutated, just like humans.”</w:t>
+      </w:r>
+    </w:p>
+    <w:p>
+      <w:r>
+        <w:t>They entered the library and headed to the reception desk.</w:t>
+      </w:r>
+    </w:p>
+    <w:p>
+      <w:r>
+        <w:t xml:space="preserve">“Excuse me ma’am, I need books on etiquette. I need to meet with </w:t>
+      </w:r>
+      <w:r>
+        <w:t>King</w:t>
+      </w:r>
+      <w:r>
+        <w:t xml:space="preserve"> Barran Sunday,” Zanthal said.</w:t>
+      </w:r>
+    </w:p>
+    <w:p>
+      <w:r>
+        <w:t>The librarian looked at both and asked, “Isn’t that your dad?”</w:t>
+      </w:r>
+    </w:p>
+    <w:p>
+      <w:r>
+        <w:t xml:space="preserve">“Her dad, not mine,” </w:t>
+      </w:r>
+      <w:r>
+        <w:t xml:space="preserve">Zanthal said, </w:t>
+      </w:r>
+      <w:r>
+        <w:t>pointing.</w:t>
+      </w:r>
+      <w:r>
+        <w:t xml:space="preserve"> “Please suggest any other book you think is relevant.”</w:t>
+      </w:r>
+    </w:p>
+    <w:p>
+      <w:r>
+        <w:t xml:space="preserve">The librarian looked at then strangely but said, </w:t>
+      </w:r>
+      <w:r>
+        <w:t>“No problem dear</w:t>
+      </w:r>
+      <w:r>
+        <w:t xml:space="preserve">. </w:t>
+      </w:r>
+      <w:r>
+        <w:t>Please follow me.”</w:t>
+      </w:r>
+    </w:p>
+    <w:p>
+      <w:r>
+        <w:t>Ten minutes later, the books were retrieved and Zanthal signed out his books with his new ID.</w:t>
+      </w:r>
+    </w:p>
+    <w:p>
+      <w:r>
         <w:lastRenderedPageBreak/>
-        <w:t>“I don’t want to waste food,” Zanthal said.</w:t>
-      </w:r>
-    </w:p>
-    <w:p>
-      <w:r>
-        <w:t>“You could get a stomach ache,” Aeloria said.</w:t>
-      </w:r>
-    </w:p>
-    <w:p>
-      <w:r>
-        <w:t>“I don’t get stomach…sorry, I forgot you would know best,” Zanthal said. “I still don’t like wasting food.</w:t>
+        <w:t>The final stop was the</w:t>
+      </w:r>
+      <w:r>
+        <w:t xml:space="preserve"> female dorm</w:t>
+      </w:r>
+      <w:r>
+        <w:t>.</w:t>
+      </w:r>
+    </w:p>
+    <w:p>
+      <w:r>
+        <w:t xml:space="preserve">“I feel like I’m intruding,” Zanthal said as he approached. </w:t>
+      </w:r>
+      <w:r>
+        <w:t>He stopped at the entrance.</w:t>
+      </w:r>
+    </w:p>
+    <w:p>
+      <w:r>
+        <w:t>“Come on,” Aeloria said, slightly annoyed.</w:t>
+      </w:r>
+    </w:p>
+    <w:p>
+      <w:r>
+        <w:t xml:space="preserve">“Easy for you to say,” Zanthal </w:t>
+      </w:r>
+      <w:r>
+        <w:t xml:space="preserve">grumbled. </w:t>
+      </w:r>
+      <w:r>
+        <w:t>Bracing himself, he took the fateful step through.</w:t>
+      </w:r>
+    </w:p>
+    <w:p>
+      <w:r>
+        <w:t>“That wasn’t so bad, wasn’t it?” Aeloria asked.</w:t>
+      </w:r>
+    </w:p>
+    <w:p>
+      <w:r>
+        <w:t>“Easy for you to say,” Zanthal said.</w:t>
+      </w:r>
+    </w:p>
+    <w:p>
+      <w:r>
+        <w:t>It was then that Zanthal noticed that some of the women in the hall were staring at him.</w:t>
+      </w:r>
+    </w:p>
+    <w:p>
+      <w:r>
+        <w:t>“Aeloria, why are there two of you?” a teen asked.</w:t>
+      </w:r>
+    </w:p>
+    <w:p>
+      <w:r>
+        <w:t>“Why were you hesitating?” another teen asked. “Why are you wearing a boy’s uniform?”</w:t>
+      </w:r>
+    </w:p>
+    <w:p>
+      <w:r>
+        <w:t>“This is Zanthal,” Aeloria said. “She will be staying with me. Her stuff should arrive at my room soon. Tell the other girls we will meet soon.”</w:t>
+      </w:r>
+    </w:p>
+    <w:p>
+      <w:r>
+        <w:t>An older woman approached</w:t>
+      </w:r>
+      <w:r>
+        <w:t>.</w:t>
+      </w:r>
+    </w:p>
+    <w:p>
+      <w:r>
+        <w:t>“Zanthal, t</w:t>
+      </w:r>
+      <w:r>
+        <w:t>his is the dorm mother Gertrude,</w:t>
       </w:r>
       <w:r>
         <w:t>”</w:t>
       </w:r>
-    </w:p>
-    <w:p>
-      <w:r>
-        <w:t>Aeloria raised a hand and a waiter came. “Can I have a box please and also the check?”</w:t>
-      </w:r>
-    </w:p>
-    <w:p>
-      <w:r>
-        <w:t>Aeloria paid and they stepped out of the restaurant</w:t>
-      </w:r>
-      <w:r>
-        <w:t>, food in hand</w:t>
-      </w:r>
-      <w:r>
-        <w:t>. They entered a less crowded area and Zanthal said, “I’m feeling more comfortable now that we are mostly alone. All those people were making me feel claustrophobic.”</w:t>
-      </w:r>
-    </w:p>
-    <w:p>
-      <w:r>
-        <w:t>“What do you think about delving the abyss?” Aeloria asked.</w:t>
-      </w:r>
-    </w:p>
-    <w:p>
-      <w:r>
-        <w:t>“It is necessary to become strong,” Zanthal said. “Also, the resources returned are needed now that animals have mutated, just like humans.”</w:t>
-      </w:r>
-    </w:p>
-    <w:p>
-      <w:r>
-        <w:t>They entered the library and headed to the reception desk.</w:t>
-      </w:r>
-    </w:p>
-    <w:p>
-      <w:r>
-        <w:t>“Excuse me ma’am, I need books on etiquette. I need to meet with Duke Barran Sunday,” Zanthal said.</w:t>
-      </w:r>
-    </w:p>
-    <w:p>
-      <w:r>
-        <w:t>The librarian looked at both and asked, “Isn’t that your dad?”</w:t>
-      </w:r>
-    </w:p>
-    <w:p>
-      <w:r>
-        <w:t xml:space="preserve">“Her dad, not mine,” </w:t>
-      </w:r>
-      <w:r>
-        <w:t xml:space="preserve">Zanthal said, </w:t>
-      </w:r>
-      <w:r>
-        <w:t>pointing.</w:t>
-      </w:r>
-      <w:r>
-        <w:t xml:space="preserve"> “Please suggest any other book you think is relevant.”</w:t>
-      </w:r>
-    </w:p>
-    <w:p>
-      <w:r>
-        <w:t xml:space="preserve">The librarian looked at then strangely but said, </w:t>
-      </w:r>
-      <w:r>
-        <w:t>“No problem dear</w:t>
+      <w:r>
+        <w:t xml:space="preserve"> Aeloria said.</w:t>
+      </w:r>
+    </w:p>
+    <w:p>
+      <w:r>
+        <w:t>Zanthal presented his ID.</w:t>
+      </w:r>
+    </w:p>
+    <w:p>
+      <w:r>
+        <w:t xml:space="preserve">Gertrude looked at the ID and said, </w:t>
+      </w:r>
+      <w:r>
+        <w:t>“Hi dear, Principle Sara informed me of your arrival</w:t>
       </w:r>
       <w:r>
         <w:t xml:space="preserve">. </w:t>
       </w:r>
       <w:r>
-        <w:t>Please follow me.”</w:t>
-      </w:r>
-    </w:p>
-    <w:p>
-      <w:r>
-        <w:t>Ten minutes later, the books were retrieved and Zanthal signed out his books with his new ID.</w:t>
-      </w:r>
-    </w:p>
-    <w:p>
-      <w:r>
-        <w:t>The final stop was the</w:t>
-      </w:r>
-      <w:r>
-        <w:t xml:space="preserve"> female dorm</w:t>
-      </w:r>
-      <w:r>
-        <w:t>.</w:t>
+        <w:t>Here is the key to your room. Remember, no boys allowed.”</w:t>
+      </w:r>
+    </w:p>
+    <w:p>
+      <w:r>
+        <w:t>Zanthal’s face turned a deeper shade of red. “Yes ma’am.”</w:t>
+      </w:r>
+    </w:p>
+    <w:p>
+      <w:r>
+        <w:t xml:space="preserve">Aeloria laughed. “Come, I’ll introduce </w:t>
+      </w:r>
+      <w:r>
+        <w:t xml:space="preserve">you to </w:t>
+      </w:r>
+      <w:r>
+        <w:t>my friends.”</w:t>
       </w:r>
     </w:p>
     <w:p>
       <w:r>
         <w:lastRenderedPageBreak/>
-        <w:t xml:space="preserve">“I feel like I’m intruding,” Zanthal said as he approached. </w:t>
-      </w:r>
-      <w:r>
-        <w:t>He stopped at the entrance.</w:t>
-      </w:r>
-    </w:p>
-    <w:p>
-      <w:r>
-        <w:t>“Come on,” Aeloria said, slightly annoyed.</w:t>
-      </w:r>
-    </w:p>
-    <w:p>
-      <w:r>
-        <w:t xml:space="preserve">“Easy for you to say,” Zanthal </w:t>
-      </w:r>
-      <w:r>
-        <w:t xml:space="preserve">grumbled. </w:t>
-      </w:r>
-      <w:r>
-        <w:t>Bracing himself, he took the fateful step through.</w:t>
-      </w:r>
-    </w:p>
-    <w:p>
-      <w:r>
-        <w:t>“That wasn’t so bad, wasn’t it?” Aeloria asked.</w:t>
-      </w:r>
-    </w:p>
-    <w:p>
-      <w:r>
-        <w:t>“Easy for you to say,” Zanthal said.</w:t>
-      </w:r>
-    </w:p>
-    <w:p>
-      <w:r>
-        <w:t>It was then that Zanthal noticed that some of the women in the hall were staring at him.</w:t>
-      </w:r>
-    </w:p>
-    <w:p>
-      <w:r>
-        <w:t>“Aeloria, why are there two of you?” a teen asked.</w:t>
-      </w:r>
-    </w:p>
-    <w:p>
-      <w:r>
-        <w:t>“Why were you hesitating?” another teen asked. “Why are you wearing a boy’s uniform?”</w:t>
-      </w:r>
-    </w:p>
-    <w:p>
-      <w:r>
-        <w:t>“This is Zanthal,” Aeloria said. “She will be staying with me. Her stuff should arrive at my room soon. Tell the other girls we will meet soon.”</w:t>
-      </w:r>
-    </w:p>
-    <w:p>
-      <w:r>
-        <w:t>An older woman approached</w:t>
-      </w:r>
-      <w:r>
-        <w:t>.</w:t>
-      </w:r>
-    </w:p>
-    <w:p>
-      <w:r>
-        <w:t>“Zanthal, t</w:t>
-      </w:r>
-      <w:r>
-        <w:t>his is the dorm mother Gertrude,</w:t>
-      </w:r>
-      <w:r>
-        <w:t>”</w:t>
-      </w:r>
-      <w:r>
-        <w:t xml:space="preserve"> Aeloria said.</w:t>
-      </w:r>
-    </w:p>
-    <w:p>
-      <w:r>
-        <w:t>Zanthal presented his ID.</w:t>
-      </w:r>
-    </w:p>
-    <w:p>
-      <w:r>
-        <w:t>“Hi dear, Principle Sara informed me of your arrival,” Gertrude said. “Here is the key to your room. Remember, no boys allowed.”</w:t>
-      </w:r>
-    </w:p>
-    <w:p>
-      <w:r>
-        <w:t>Zanthal’s face turned a deeper shade of red. “Yes ma’am.”</w:t>
-      </w:r>
-    </w:p>
-    <w:p>
-      <w:r>
-        <w:t xml:space="preserve">Aeloria laughed. “Come, I’ll introduce </w:t>
-      </w:r>
-      <w:r>
-        <w:t xml:space="preserve">you to </w:t>
-      </w:r>
-      <w:r>
-        <w:t>my friends.”</w:t>
-      </w:r>
-    </w:p>
-    <w:p>
-      <w:r>
         <w:t>They headed to a group of ladies.</w:t>
       </w:r>
     </w:p>
     <w:p>
       <w:r>
-        <w:lastRenderedPageBreak/>
         <w:t xml:space="preserve">“This is </w:t>
       </w:r>
       <w:proofErr w:type="spellStart"/>
@@ -3133,7 +3211,7 @@
     </w:p>
     <w:p>
       <w:r>
-        <w:t>“I like it,” Zanthal said.</w:t>
+        <w:t>“I like it,” Zanthal said defensively.</w:t>
       </w:r>
     </w:p>
     <w:p>
@@ -3232,12 +3310,15 @@
         <w:t>desk</w:t>
       </w:r>
       <w:r>
-        <w:t xml:space="preserve"> and closets for each. Moving boxes were at the foot of the left bed. Also present was a new uniform.</w:t>
-      </w:r>
-    </w:p>
-    <w:p>
+        <w:t xml:space="preserve"> and </w:t>
+      </w:r>
       <w:r>
         <w:lastRenderedPageBreak/>
+        <w:t>closets for each. Moving boxes were at the foot of the left bed. Also present was a new uniform.</w:t>
+      </w:r>
+    </w:p>
+    <w:p>
+      <w:r>
         <w:t>“Aeloria, go have fun with your friends,” Zanthal said. “I will be spending the rest of the evening studying.”</w:t>
       </w:r>
     </w:p>
@@ -3295,6 +3376,9 @@
       <w:r>
         <w:t>Everyday junk such as scissors and tooth paste went into the chest of drawers. Uniform went into the closet.</w:t>
       </w:r>
+      <w:r>
+        <w:t>&lt;&gt;</w:t>
+      </w:r>
     </w:p>
     <w:p>
       <w:r>
@@ -3316,109 +3400,110 @@
     </w:p>
     <w:p>
       <w:r>
+        <w:lastRenderedPageBreak/>
         <w:t>Zanthal paused for a moment, wondering if he should read the rest of the book. However, he had nothing better to do. He focused on related items.</w:t>
       </w:r>
     </w:p>
     <w:p>
       <w:r>
+        <w:t>Aeloria entered hours later and found Zanthal reading.</w:t>
+      </w:r>
+    </w:p>
+    <w:p>
+      <w:r>
+        <w:t>“Had fun with your friends?”</w:t>
+      </w:r>
+      <w:r>
+        <w:t xml:space="preserve"> Zanthal asked.</w:t>
+      </w:r>
+    </w:p>
+    <w:p>
+      <w:r>
+        <w:t>“Yes I did,” Aeloria said. “I wish you had come.”</w:t>
+      </w:r>
+    </w:p>
+    <w:p>
+      <w:r>
+        <w:t>“Perhaps another time,” Zanthal said.</w:t>
+      </w:r>
+    </w:p>
+    <w:p>
+      <w:r>
+        <w:t>“I notice you like playing with your hair,” Aeloria said.</w:t>
+      </w:r>
+    </w:p>
+    <w:p>
+      <w:r>
+        <w:t>“I had no idea hair could be so amazing,” Zanthal said</w:t>
+      </w:r>
+      <w:r>
+        <w:t xml:space="preserve"> with a genuine smile</w:t>
+      </w:r>
+      <w:r>
+        <w:t>. “Now I understand … no, I don’t. I’m thinking of growing my hair long when I get my Nordic body back. Although taking care of it is going to be a pain. With short hair, you cut it and forget it.”</w:t>
+      </w:r>
+    </w:p>
+    <w:p>
+      <w:r>
+        <w:t>“That thing is pretty,” Aeloria said, pointing.</w:t>
+      </w:r>
+    </w:p>
+    <w:p>
+      <w:r>
+        <w:t>“It’s called a dream catcher,” Zanthal said. “It reduces the severity of my nightmares.”</w:t>
+      </w:r>
+    </w:p>
+    <w:p>
+      <w:r>
+        <w:t>“Don’t you like art or beautiful things?” Aeloria asked.</w:t>
+      </w:r>
+    </w:p>
+    <w:p>
+      <w:r>
+        <w:t>“I like women,” Zanthal said. “Unfortunately right now I can’t enjoy any of them.</w:t>
+      </w:r>
+    </w:p>
+    <w:p>
+      <w:r>
+        <w:t>“I finished reading the relevant chapters on etiquette and how to greet your dad.</w:t>
+      </w:r>
+      <w:r>
+        <w:t>”</w:t>
+      </w:r>
+    </w:p>
+    <w:p>
+      <w:r>
+        <w:t>“Have you dated?” Aeloria asked.</w:t>
+      </w:r>
+    </w:p>
+    <w:p>
+      <w:r>
+        <w:t>“Don’t have the time,” Zanthal said</w:t>
+      </w:r>
+      <w:r>
+        <w:t>, shaking his head</w:t>
+      </w:r>
+      <w:r>
+        <w:t xml:space="preserve">. “Every day I delay </w:t>
+      </w:r>
+      <w:r>
+        <w:t xml:space="preserve">training </w:t>
+      </w:r>
+      <w:r>
+        <w:t>is a day an evil monster terrorizes someone.</w:t>
+      </w:r>
+      <w:r>
+        <w:t>”</w:t>
+      </w:r>
+    </w:p>
+    <w:p>
+      <w:r>
+        <w:t>“Have you taken a shower yet?” Aeloria asked.</w:t>
+      </w:r>
+    </w:p>
+    <w:p>
+      <w:r>
         <w:lastRenderedPageBreak/>
-        <w:t>Aeloria entered hours later and found Zanthal reading.</w:t>
-      </w:r>
-    </w:p>
-    <w:p>
-      <w:r>
-        <w:t>“Had fun with your friends?”</w:t>
-      </w:r>
-      <w:r>
-        <w:t xml:space="preserve"> Zanthal asked.</w:t>
-      </w:r>
-    </w:p>
-    <w:p>
-      <w:r>
-        <w:t>“Yes I did,” Aeloria said. “I wish you had come.”</w:t>
-      </w:r>
-    </w:p>
-    <w:p>
-      <w:r>
-        <w:t>“Perhaps another time,” Zanthal said.</w:t>
-      </w:r>
-    </w:p>
-    <w:p>
-      <w:r>
-        <w:t>“I notice you like playing with your hair,” Aeloria said.</w:t>
-      </w:r>
-    </w:p>
-    <w:p>
-      <w:r>
-        <w:t>“I had no idea hair could be so amazing,” Zanthal said</w:t>
-      </w:r>
-      <w:r>
-        <w:t xml:space="preserve"> with a genuine smile</w:t>
-      </w:r>
-      <w:r>
-        <w:t>. “Now I understand … no, I don’t. I’m thinking of growing my hair long when I get my Nordic body back. Although taking care of it is going to be a pain. With short hair, you cut it and forget it.”</w:t>
-      </w:r>
-    </w:p>
-    <w:p>
-      <w:r>
-        <w:t>“That thing is pretty,” Aeloria said, pointing.</w:t>
-      </w:r>
-    </w:p>
-    <w:p>
-      <w:r>
-        <w:t>“It’s called a dream catcher,” Zanthal said. “It reduces the severity of my nightmares.”</w:t>
-      </w:r>
-    </w:p>
-    <w:p>
-      <w:r>
-        <w:t>“Don’t you like art or beautiful things?” Aeloria asked.</w:t>
-      </w:r>
-    </w:p>
-    <w:p>
-      <w:r>
-        <w:t>“I like women,” Zanthal said. “Unfortunately right now I can’t enjoy any of them.</w:t>
-      </w:r>
-    </w:p>
-    <w:p>
-      <w:r>
-        <w:t>“I finished reading the relevant chapters on etiquette and how to greet your dad.</w:t>
-      </w:r>
-      <w:r>
-        <w:t>”</w:t>
-      </w:r>
-    </w:p>
-    <w:p>
-      <w:r>
-        <w:t>“Have you dated?” Aeloria asked.</w:t>
-      </w:r>
-    </w:p>
-    <w:p>
-      <w:r>
-        <w:t>“Don’t have the time,” Zanthal said</w:t>
-      </w:r>
-      <w:r>
-        <w:t>, shaking his head</w:t>
-      </w:r>
-      <w:r>
-        <w:t xml:space="preserve">. “Every day I delay </w:t>
-      </w:r>
-      <w:r>
-        <w:t xml:space="preserve">training </w:t>
-      </w:r>
-      <w:r>
-        <w:t>is a day an evil monster terrorizes someone.</w:t>
-      </w:r>
-      <w:r>
-        <w:t>”</w:t>
-      </w:r>
-    </w:p>
-    <w:p>
-      <w:r>
-        <w:t>“Have you taken a shower yet?” Aeloria asked.</w:t>
-      </w:r>
-    </w:p>
-    <w:p>
-      <w:r>
         <w:t xml:space="preserve">“Absolutely not,” Zanthal </w:t>
       </w:r>
       <w:r>
@@ -3435,7 +3520,6 @@
     </w:p>
     <w:p>
       <w:r>
-        <w:lastRenderedPageBreak/>
         <w:t xml:space="preserve">“I will need to go shopping tomorrow,” Zanthal said. “I only have </w:t>
       </w:r>
       <w:r>
@@ -6004,7 +6088,7 @@
             <w:rPr>
               <w:noProof/>
             </w:rPr>
-            <w:t>54</w:t>
+            <w:t>26</w:t>
           </w:r>
         </w:fldSimple>
       </w:p>
@@ -6034,7 +6118,7 @@
             <w:rPr>
               <w:noProof/>
             </w:rPr>
-            <w:t>53</w:t>
+            <w:t>25</w:t>
           </w:r>
         </w:fldSimple>
       </w:p>
@@ -8187,7 +8271,7 @@
 </file>
 
 <file path=customXml/itemProps1.xml><?xml version="1.0" encoding="utf-8"?>
-<ds:datastoreItem xmlns:ds="http://schemas.openxmlformats.org/officeDocument/2006/customXml" ds:itemID="{BE339418-53C3-4F96-A40A-7C0162E2F187}">
+<ds:datastoreItem xmlns:ds="http://schemas.openxmlformats.org/officeDocument/2006/customXml" ds:itemID="{A3F79C79-405E-4FDB-86FF-F081817C7604}">
   <ds:schemaRefs>
     <ds:schemaRef ds:uri="http://schemas.openxmlformats.org/officeDocument/2006/bibliography"/>
   </ds:schemaRefs>

--- a/Books/AA/The Unorthodox Polymorph/Book_The Unorthodox Polymorph.docx
+++ b/Books/AA/The Unorthodox Polymorph/Book_The Unorthodox Polymorph.docx
@@ -5751,6 +5751,9 @@
       <w:r>
         <w:t>“Ladies and gentlemen, I would like to introduce to you Zanthal.</w:t>
       </w:r>
+      <w:r>
+        <w:t xml:space="preserve"> That’s the one wearing a boy’s school uniform.</w:t>
+      </w:r>
     </w:p>
     <w:p>
       <w:r>
@@ -5795,134 +5798,140 @@
     </w:p>
     <w:p>
       <w:r>
+        <w:lastRenderedPageBreak/>
         <w:t>“Now the question is this; do we want a boy to have so much knowledge of our precious daughter? The answer is no.</w:t>
       </w:r>
     </w:p>
     <w:p>
       <w:r>
+        <w:t xml:space="preserve">“Therefore, </w:t>
+      </w:r>
+      <w:r>
+        <w:t xml:space="preserve">after both turn 18, </w:t>
+      </w:r>
+      <w:r>
+        <w:t>Zanthal and Aeloria shall marry.”</w:t>
+      </w:r>
+    </w:p>
+    <w:p>
+      <w:r>
+        <w:t xml:space="preserve">“That’s amazing,” the announcer </w:t>
+      </w:r>
+      <w:r>
+        <w:t>exclaimed</w:t>
+      </w:r>
+      <w:r>
+        <w:t>.</w:t>
+      </w:r>
+    </w:p>
+    <w:p>
+      <w:r>
+        <w:t xml:space="preserve">“But that’s not all,” </w:t>
+      </w:r>
+      <w:r>
+        <w:t xml:space="preserve">Tavares said. “I did say </w:t>
+      </w:r>
+      <w:r>
+        <w:t>Aeloria</w:t>
+      </w:r>
+      <w:r>
+        <w:t xml:space="preserve"> was using forbidden magic.</w:t>
+      </w:r>
+    </w:p>
+    <w:p>
+      <w:r>
+        <w:t>“At the time of the transition, Aeloria shall transform into an exact copy of Zanthal.”</w:t>
+      </w:r>
+    </w:p>
+    <w:p>
+      <w:r>
+        <w:t>“Holy cow,” the announcer exclaimed. “The entire world is shocked.”</w:t>
+      </w:r>
+    </w:p>
+    <w:p>
+      <w:r>
+        <w:t>“Don’t worry,” Tavares said. “This change isn’t permanent</w:t>
+      </w:r>
+      <w:r>
+        <w:t xml:space="preserve"> either</w:t>
+      </w:r>
+      <w:r>
+        <w:t>. Eventually the transition will reverse. After that, the couple will be able to switch back and forth at will.</w:t>
+      </w:r>
+    </w:p>
+    <w:p>
+      <w:r>
+        <w:t>“Then and only then will they both be officially married.</w:t>
+      </w:r>
+    </w:p>
+    <w:p>
+      <w:r>
+        <w:t>“Now I would like to introduce to you the parents of Zanthal. The way we see it, they aren’t losing a son. They are gaining a new son and two new daughters.”</w:t>
+      </w:r>
+    </w:p>
+    <w:p>
+      <w:r>
+        <w:t>The announcer looked at two teenage girls and laughed.</w:t>
+      </w:r>
+    </w:p>
+    <w:p>
+      <w:r>
+        <w:t xml:space="preserve">“Tomorrow we will give </w:t>
+      </w:r>
+      <w:r>
+        <w:t>Aelindra</w:t>
+      </w:r>
+      <w:r>
+        <w:t xml:space="preserve"> a new bank account and an allowance, just like Aeloria. After that, she will be able to buy clothes and what not.”</w:t>
+      </w:r>
+    </w:p>
+    <w:p>
+      <w:r>
+        <w:t>Zanthal grimaced at the thought.</w:t>
+      </w:r>
+    </w:p>
+    <w:p>
+      <w:r>
+        <w:t xml:space="preserve">“Do you object to having an allowance, </w:t>
+      </w:r>
+      <w:r>
+        <w:t>Princess</w:t>
+      </w:r>
+      <w:r>
+        <w:t xml:space="preserve"> </w:t>
+      </w:r>
+      <w:r>
+        <w:t>Aelindra</w:t>
+      </w:r>
+      <w:r>
+        <w:t>?” the announcer asked.</w:t>
+      </w:r>
+    </w:p>
+    <w:p>
+      <w:r>
         <w:lastRenderedPageBreak/>
-        <w:t xml:space="preserve">“Therefore, </w:t>
-      </w:r>
-      <w:r>
-        <w:t xml:space="preserve">after both turn 18, </w:t>
-      </w:r>
-      <w:r>
-        <w:t>Zanthal and Aeloria shall marry.”</w:t>
-      </w:r>
-    </w:p>
-    <w:p>
-      <w:r>
-        <w:t>“That’s amazing,” the announcer said.</w:t>
-      </w:r>
-    </w:p>
-    <w:p>
-      <w:r>
-        <w:t xml:space="preserve">“But that’s not all,” </w:t>
-      </w:r>
-      <w:r>
-        <w:t xml:space="preserve">Tavares said. “I did say </w:t>
-      </w:r>
-      <w:r>
-        <w:t>Aeloria</w:t>
-      </w:r>
-      <w:r>
-        <w:t xml:space="preserve"> was using forbidden magic.</w:t>
-      </w:r>
-    </w:p>
-    <w:p>
-      <w:r>
-        <w:t>“At the time of the transition, Aeloria shall transform into an exact copy of Zanthal.”</w:t>
-      </w:r>
-    </w:p>
-    <w:p>
-      <w:r>
-        <w:t>“Holy cow,” the announcer exclaimed. “The entire world is shocked.”</w:t>
-      </w:r>
-    </w:p>
-    <w:p>
-      <w:r>
-        <w:t>“Don’t worry,” Tavares said. “This change isn’t permanent</w:t>
-      </w:r>
-      <w:r>
-        <w:t xml:space="preserve"> either</w:t>
-      </w:r>
-      <w:r>
-        <w:t>. Eventually the transition will reverse. After that, the couple will be able to switch back and forth at will.</w:t>
-      </w:r>
-    </w:p>
-    <w:p>
-      <w:r>
-        <w:t>“Then and only then will they both be officially married.</w:t>
-      </w:r>
-    </w:p>
-    <w:p>
-      <w:r>
-        <w:t>“Now I would like to introduce to you the parents of Zanthal. The way we see it, they aren’t losing a son. They are gaining a new son and two new daughters.”</w:t>
-      </w:r>
-    </w:p>
-    <w:p>
-      <w:r>
-        <w:t>The announcer looked at two teenage girls and laughed.</w:t>
-      </w:r>
-    </w:p>
-    <w:p>
-      <w:r>
-        <w:t xml:space="preserve">“Tomorrow we will give </w:t>
-      </w:r>
-      <w:r>
-        <w:t>Aelindra</w:t>
-      </w:r>
-      <w:r>
-        <w:t xml:space="preserve"> a new bank account and an allowance, just like Aeloria. After that, she will be able to buy clothes and what not.”</w:t>
-      </w:r>
-    </w:p>
-    <w:p>
-      <w:r>
-        <w:t>Zanthal grimaced at the thought.</w:t>
-      </w:r>
-    </w:p>
-    <w:p>
-      <w:r>
-        <w:t xml:space="preserve">“Do you object to having an allowance, </w:t>
+        <w:t xml:space="preserve">“I object to wearing dresses or being called </w:t>
       </w:r>
       <w:r>
         <w:t>Princess</w:t>
       </w:r>
       <w:r>
-        <w:t xml:space="preserve"> </w:t>
-      </w:r>
-      <w:r>
-        <w:t>Aelindra</w:t>
-      </w:r>
-      <w:r>
-        <w:t>?” the announcer asked.</w:t>
-      </w:r>
-    </w:p>
-    <w:p>
-      <w:r>
-        <w:t xml:space="preserve">“I object to wearing dresses or being called </w:t>
+        <w:t xml:space="preserve"> or being turned into a girl without warning,” Zanthal said. “However, what’s done is done. I just need to suck it up like a man.”</w:t>
+      </w:r>
+    </w:p>
+    <w:p>
+      <w:r>
+        <w:t xml:space="preserve">“And you </w:t>
       </w:r>
       <w:r>
         <w:t>Princess</w:t>
       </w:r>
       <w:r>
-        <w:t xml:space="preserve"> or being turned into a girl without warning,” Zanthal said. “However, what’s done is done. I just need to suck it up like a man.”</w:t>
-      </w:r>
-    </w:p>
-    <w:p>
-      <w:r>
-        <w:t xml:space="preserve">“And you </w:t>
-      </w:r>
-      <w:r>
-        <w:t>Princess</w:t>
-      </w:r>
-      <w:r>
         <w:t xml:space="preserve"> Aeloria?” the announcer asked.</w:t>
       </w:r>
     </w:p>
     <w:p>
       <w:r>
-        <w:lastRenderedPageBreak/>
         <w:t>“I’m so not looking forward to turning into a boy,” Aeloria said, grimacing.</w:t>
       </w:r>
     </w:p>
@@ -5991,7 +6000,14 @@
         </w:drawing>
       </w:r>
     </w:p>
-    <w:p/>
+    <w:p>
+      <w:r>
+        <w:t xml:space="preserve">The </w:t>
+      </w:r>
+      <w:r>
+        <w:t>family returned to the palace and adjourned to the den. This time only the parents and Zanthal and Aeloria were there.</w:t>
+      </w:r>
+    </w:p>
     <w:p/>
     <w:p/>
     <w:p/>
@@ -6088,7 +6104,7 @@
             <w:rPr>
               <w:noProof/>
             </w:rPr>
-            <w:t>26</w:t>
+            <w:t>54</w:t>
           </w:r>
         </w:fldSimple>
       </w:p>
@@ -6118,7 +6134,7 @@
             <w:rPr>
               <w:noProof/>
             </w:rPr>
-            <w:t>25</w:t>
+            <w:t>53</w:t>
           </w:r>
         </w:fldSimple>
       </w:p>
@@ -8271,7 +8287,7 @@
 </file>
 
 <file path=customXml/itemProps1.xml><?xml version="1.0" encoding="utf-8"?>
-<ds:datastoreItem xmlns:ds="http://schemas.openxmlformats.org/officeDocument/2006/customXml" ds:itemID="{A3F79C79-405E-4FDB-86FF-F081817C7604}">
+<ds:datastoreItem xmlns:ds="http://schemas.openxmlformats.org/officeDocument/2006/customXml" ds:itemID="{345BE439-EFB4-40E5-B10E-0A81476C207E}">
   <ds:schemaRefs>
     <ds:schemaRef ds:uri="http://schemas.openxmlformats.org/officeDocument/2006/bibliography"/>
   </ds:schemaRefs>

--- a/Books/AA/The Unorthodox Polymorph/Book_The Unorthodox Polymorph.docx
+++ b/Books/AA/The Unorthodox Polymorph/Book_The Unorthodox Polymorph.docx
@@ -144,7 +144,7 @@
       <w:r>
         <w:fldChar w:fldCharType="separate"/>
       </w:r>
-      <w:hyperlink w:anchor="_Toc242118782" w:history="1">
+      <w:hyperlink w:anchor="_Toc242758334" w:history="1">
         <w:r>
           <w:rPr>
             <w:rStyle w:val="Hyperlink"/>
@@ -171,7 +171,7 @@
             <w:noProof/>
             <w:webHidden/>
           </w:rPr>
-          <w:instrText xml:space="preserve"> PAGEREF _Toc242118782 \h </w:instrText>
+          <w:instrText xml:space="preserve"> PAGEREF _Toc242758334 \h </w:instrText>
         </w:r>
         <w:r>
           <w:rPr>
@@ -211,13 +211,13 @@
           <w:sz w:val="22"/>
         </w:rPr>
       </w:pPr>
-      <w:hyperlink w:anchor="_Toc242118783" w:history="1">
+      <w:hyperlink w:anchor="_Toc242758335" w:history="1">
         <w:r>
           <w:rPr>
             <w:rStyle w:val="Hyperlink"/>
             <w:noProof/>
           </w:rPr>
-          <w:t>Adapting to the Changes</w:t>
+          <w:t>The new Body</w:t>
         </w:r>
         <w:r>
           <w:rPr>
@@ -238,7 +238,7 @@
             <w:noProof/>
             <w:webHidden/>
           </w:rPr>
-          <w:instrText xml:space="preserve"> PAGEREF _Toc242118783 \h </w:instrText>
+          <w:instrText xml:space="preserve"> PAGEREF _Toc242758335 \h </w:instrText>
         </w:r>
         <w:r>
           <w:rPr>
@@ -258,7 +258,7 @@
             <w:noProof/>
             <w:webHidden/>
           </w:rPr>
-          <w:t>9</w:t>
+          <w:t>10</w:t>
         </w:r>
         <w:r>
           <w:rPr>
@@ -278,13 +278,13 @@
           <w:sz w:val="22"/>
         </w:rPr>
       </w:pPr>
-      <w:hyperlink w:anchor="_Toc242118784" w:history="1">
+      <w:hyperlink w:anchor="_Toc242758336" w:history="1">
         <w:r>
           <w:rPr>
             <w:rStyle w:val="Hyperlink"/>
             <w:noProof/>
           </w:rPr>
-          <w:t>Hot Spring</w:t>
+          <w:t>New (Men’s) Clothes</w:t>
         </w:r>
         <w:r>
           <w:rPr>
@@ -305,7 +305,7 @@
             <w:noProof/>
             <w:webHidden/>
           </w:rPr>
-          <w:instrText xml:space="preserve"> PAGEREF _Toc242118784 \h </w:instrText>
+          <w:instrText xml:space="preserve"> PAGEREF _Toc242758336 \h </w:instrText>
         </w:r>
         <w:r>
           <w:rPr>
@@ -325,7 +325,7 @@
             <w:noProof/>
             <w:webHidden/>
           </w:rPr>
-          <w:t>27</w:t>
+          <w:t>28</w:t>
         </w:r>
         <w:r>
           <w:rPr>
@@ -345,13 +345,27 @@
           <w:sz w:val="22"/>
         </w:rPr>
       </w:pPr>
-      <w:hyperlink w:anchor="_Toc242118785" w:history="1">
+      <w:hyperlink w:anchor="_Toc242758337" w:history="1">
         <w:r>
           <w:rPr>
             <w:rStyle w:val="Hyperlink"/>
             <w:noProof/>
           </w:rPr>
-          <w:t>Meeting the parents</w:t>
+          <w:t>Meeting the par</w:t>
+        </w:r>
+        <w:r>
+          <w:rPr>
+            <w:rStyle w:val="Hyperlink"/>
+            <w:noProof/>
+          </w:rPr>
+          <w:t>e</w:t>
+        </w:r>
+        <w:r>
+          <w:rPr>
+            <w:rStyle w:val="Hyperlink"/>
+            <w:noProof/>
+          </w:rPr>
+          <w:t>nts</w:t>
         </w:r>
         <w:r>
           <w:rPr>
@@ -372,7 +386,7 @@
             <w:noProof/>
             <w:webHidden/>
           </w:rPr>
-          <w:instrText xml:space="preserve"> PAGEREF _Toc242118785 \h </w:instrText>
+          <w:instrText xml:space="preserve"> PAGEREF _Toc242758337 \h </w:instrText>
         </w:r>
         <w:r>
           <w:rPr>
@@ -392,7 +406,7 @@
             <w:noProof/>
             <w:webHidden/>
           </w:rPr>
-          <w:t>31</w:t>
+          <w:t>32</w:t>
         </w:r>
         <w:r>
           <w:rPr>
@@ -412,7 +426,7 @@
           <w:sz w:val="22"/>
         </w:rPr>
       </w:pPr>
-      <w:hyperlink w:anchor="_Toc242118786" w:history="1">
+      <w:hyperlink w:anchor="_Toc242758338" w:history="1">
         <w:r>
           <w:rPr>
             <w:rStyle w:val="Hyperlink"/>
@@ -439,7 +453,7 @@
             <w:noProof/>
             <w:webHidden/>
           </w:rPr>
-          <w:instrText xml:space="preserve"> PAGEREF _Toc242118786 \h </w:instrText>
+          <w:instrText xml:space="preserve"> PAGEREF _Toc242758338 \h </w:instrText>
         </w:r>
         <w:r>
           <w:rPr>
@@ -459,7 +473,74 @@
             <w:noProof/>
             <w:webHidden/>
           </w:rPr>
-          <w:t>34</w:t>
+          <w:t>35</w:t>
+        </w:r>
+        <w:r>
+          <w:rPr>
+            <w:noProof/>
+            <w:webHidden/>
+          </w:rPr>
+          <w:fldChar w:fldCharType="end"/>
+        </w:r>
+      </w:hyperlink>
+    </w:p>
+    <w:p>
+      <w:pPr>
+        <w:pStyle w:val="TOC2"/>
+        <w:rPr>
+          <w:rFonts w:asciiTheme="minorHAnsi" w:eastAsiaTheme="minorEastAsia" w:hAnsiTheme="minorHAnsi" w:cstheme="minorBidi"/>
+          <w:noProof/>
+          <w:sz w:val="22"/>
+        </w:rPr>
+      </w:pPr>
+      <w:hyperlink w:anchor="_Toc242758339" w:history="1">
+        <w:r>
+          <w:rPr>
+            <w:rStyle w:val="Hyperlink"/>
+            <w:noProof/>
+          </w:rPr>
+          <w:t>S</w:t>
+        </w:r>
+        <w:r>
+          <w:rPr>
+            <w:noProof/>
+            <w:webHidden/>
+          </w:rPr>
+          <w:tab/>
+        </w:r>
+        <w:r>
+          <w:rPr>
+            <w:noProof/>
+            <w:webHidden/>
+          </w:rPr>
+          <w:fldChar w:fldCharType="begin"/>
+        </w:r>
+        <w:r>
+          <w:rPr>
+            <w:noProof/>
+            <w:webHidden/>
+          </w:rPr>
+          <w:instrText xml:space="preserve"> PAGEREF _Toc242758339 \h </w:instrText>
+        </w:r>
+        <w:r>
+          <w:rPr>
+            <w:noProof/>
+            <w:webHidden/>
+          </w:rPr>
+        </w:r>
+        <w:r>
+          <w:rPr>
+            <w:noProof/>
+            <w:webHidden/>
+          </w:rPr>
+          <w:fldChar w:fldCharType="separate"/>
+        </w:r>
+        <w:r>
+          <w:rPr>
+            <w:noProof/>
+            <w:webHidden/>
+          </w:rPr>
+          <w:t>46</w:t>
         </w:r>
         <w:r>
           <w:rPr>
@@ -504,7 +585,7 @@
       <w:pPr>
         <w:pStyle w:val="H2"/>
       </w:pPr>
-      <w:bookmarkStart w:id="0" w:name="_Toc242118782"/>
+      <w:bookmarkStart w:id="0" w:name="_Toc242758334"/>
       <w:r>
         <w:lastRenderedPageBreak/>
         <w:t xml:space="preserve">1. </w:t>
@@ -875,7 +956,15 @@
         <w:t>tudents entered the chambers.</w:t>
       </w:r>
       <w:r>
-        <w:t xml:space="preserve"> Aeloria threw Zanthal one look and entered.</w:t>
+        <w:t xml:space="preserve"> </w:t>
+      </w:r>
+      <w:proofErr w:type="spellStart"/>
+      <w:r>
+        <w:t>Aeloria</w:t>
+      </w:r>
+      <w:proofErr w:type="spellEnd"/>
+      <w:r>
+        <w:t xml:space="preserve"> threw Zanthal one look and entered.</w:t>
       </w:r>
     </w:p>
     <w:p>
@@ -1127,7 +1216,15 @@
     </w:p>
     <w:p>
       <w:r>
-        <w:t xml:space="preserve">At the last possible moment Zanthal grabbed Aeloria, twisted his body and fell to the ground with a loud thump, shaking the </w:t>
+        <w:t xml:space="preserve">At the last possible moment Zanthal grabbed </w:t>
+      </w:r>
+      <w:proofErr w:type="spellStart"/>
+      <w:r>
+        <w:t>Aeloria</w:t>
+      </w:r>
+      <w:proofErr w:type="spellEnd"/>
+      <w:r>
+        <w:t xml:space="preserve">, twisted his body and fell to the ground with a loud thump, shaking the </w:t>
       </w:r>
       <w:r>
         <w:t xml:space="preserve">floor </w:t>
@@ -1183,7 +1280,15 @@
     </w:p>
     <w:p>
       <w:r>
-        <w:t xml:space="preserve">Zanthal noticed Aeloria hadn’t gotten up. Could she like him? Was that why she kept </w:t>
+        <w:t xml:space="preserve">Zanthal noticed </w:t>
+      </w:r>
+      <w:proofErr w:type="spellStart"/>
+      <w:r>
+        <w:t>Aeloria</w:t>
+      </w:r>
+      <w:proofErr w:type="spellEnd"/>
+      <w:r>
+        <w:t xml:space="preserve"> hadn’t gotten up. Could she like him? Was that why she kept </w:t>
       </w:r>
       <w:r>
         <w:t>staring</w:t>
@@ -1356,7 +1461,15 @@
     </w:p>
     <w:p>
       <w:r>
-        <w:t>“Professor Dalton, please get me a boy’s school uniform, one that will fit Princess Aeloria,” Zanthal said.</w:t>
+        <w:t xml:space="preserve">“Professor Dalton, please get me a boy’s school uniform, one that will fit Princess </w:t>
+      </w:r>
+      <w:proofErr w:type="spellStart"/>
+      <w:r>
+        <w:t>Aeloria</w:t>
+      </w:r>
+      <w:proofErr w:type="spellEnd"/>
+      <w:r>
+        <w:t>,” Zanthal said.</w:t>
       </w:r>
     </w:p>
     <w:p>
@@ -1548,7 +1661,7 @@
       <w:pPr>
         <w:pStyle w:val="H2"/>
       </w:pPr>
-      <w:bookmarkStart w:id="1" w:name="_Toc242118783"/>
+      <w:bookmarkStart w:id="1" w:name="_Toc242758335"/>
       <w:r>
         <w:lastRenderedPageBreak/>
         <w:t>The new Body</w:t>
@@ -2159,7 +2272,15 @@
     </w:p>
     <w:p>
       <w:r>
-        <w:t>“You select one, Aeloria,” Zanthal said.</w:t>
+        <w:t xml:space="preserve">“You select one, </w:t>
+      </w:r>
+      <w:proofErr w:type="spellStart"/>
+      <w:r>
+        <w:t>Aeloria</w:t>
+      </w:r>
+      <w:proofErr w:type="spellEnd"/>
+      <w:r>
+        <w:t>,” Zanthal said.</w:t>
       </w:r>
     </w:p>
     <w:p>
@@ -2219,7 +2340,15 @@
     </w:p>
     <w:p>
       <w:r>
-        <w:t>Never the less Zanthal let Aeloria brush.</w:t>
+        <w:t xml:space="preserve">Never the less Zanthal let </w:t>
+      </w:r>
+      <w:proofErr w:type="spellStart"/>
+      <w:r>
+        <w:t>Aeloria</w:t>
+      </w:r>
+      <w:proofErr w:type="spellEnd"/>
+      <w:r>
+        <w:t xml:space="preserve"> brush.</w:t>
       </w:r>
     </w:p>
     <w:p>
@@ -2377,7 +2506,15 @@
     <w:p>
       <w:r>
         <w:lastRenderedPageBreak/>
-        <w:t>“Mum’s name is Cybil and dad’s name is Zolin Brady,” Zanthal said. He answered the phone and handed the device to Aeloria.</w:t>
+        <w:t xml:space="preserve">“Mum’s name is Cybil and dad’s name is </w:t>
+      </w:r>
+      <w:proofErr w:type="spellStart"/>
+      <w:r>
+        <w:t>Zolin</w:t>
+      </w:r>
+      <w:proofErr w:type="spellEnd"/>
+      <w:r>
+        <w:t xml:space="preserve"> Brady,” Zanthal said. He answered the phone and handed the device to Aeloria.</w:t>
       </w:r>
     </w:p>
     <w:p>
@@ -2488,7 +2625,15 @@
     </w:p>
     <w:p>
       <w:r>
-        <w:t>“See you at 6:00PM tomorrow. Zanthal says bye,” Aeloria said and hung up. She handed the phone back to Zanthal.</w:t>
+        <w:t xml:space="preserve">“See you at 6:00PM tomorrow. Zanthal says bye,” </w:t>
+      </w:r>
+      <w:proofErr w:type="spellStart"/>
+      <w:r>
+        <w:t>Aeloria</w:t>
+      </w:r>
+      <w:proofErr w:type="spellEnd"/>
+      <w:r>
+        <w:t xml:space="preserve"> said and hung up. She handed the phone back to Zanthal.</w:t>
       </w:r>
     </w:p>
     <w:p>
@@ -2528,7 +2673,15 @@
     </w:p>
     <w:p>
       <w:r>
-        <w:t>“Only one princess,” Zanthal muttered and Aeloria giggled.</w:t>
+        <w:t xml:space="preserve">“Only one princess,” Zanthal muttered and </w:t>
+      </w:r>
+      <w:proofErr w:type="spellStart"/>
+      <w:r>
+        <w:t>Aeloria</w:t>
+      </w:r>
+      <w:proofErr w:type="spellEnd"/>
+      <w:r>
+        <w:t xml:space="preserve"> giggled.</w:t>
       </w:r>
     </w:p>
     <w:p>
@@ -2542,8 +2695,13 @@
       </w:r>
     </w:p>
     <w:p>
-      <w:r>
-        <w:t>Aeloria looked at Zanthal wiggling on the chair and said, “Zanthal, you look as if you want to pee.” Aeloria said.</w:t>
+      <w:proofErr w:type="spellStart"/>
+      <w:r>
+        <w:t>Aeloria</w:t>
+      </w:r>
+      <w:proofErr w:type="spellEnd"/>
+      <w:r>
+        <w:t xml:space="preserve"> looked at Zanthal wiggling on the chair and said, “Zanthal, you look as if you want to pee.” Aeloria said.</w:t>
       </w:r>
     </w:p>
     <w:p>
@@ -2569,7 +2727,15 @@
     </w:p>
     <w:p>
       <w:r>
-        <w:t xml:space="preserve">Zanthal followed Aeloria to the lady’s </w:t>
+        <w:t xml:space="preserve">Zanthal followed </w:t>
+      </w:r>
+      <w:proofErr w:type="spellStart"/>
+      <w:r>
+        <w:t>Aeloria</w:t>
+      </w:r>
+      <w:proofErr w:type="spellEnd"/>
+      <w:r>
+        <w:t xml:space="preserve"> to the lady’s </w:t>
       </w:r>
       <w:r>
         <w:t>room</w:t>
@@ -3007,7 +3173,15 @@
         <w:t>King</w:t>
       </w:r>
       <w:r>
-        <w:t xml:space="preserve"> Barran Sunday,” Zanthal said.</w:t>
+        <w:t xml:space="preserve"> </w:t>
+      </w:r>
+      <w:proofErr w:type="spellStart"/>
+      <w:r>
+        <w:t>Barran</w:t>
+      </w:r>
+      <w:proofErr w:type="spellEnd"/>
+      <w:r>
+        <w:t xml:space="preserve"> Sunday,” Zanthal said.</w:t>
       </w:r>
     </w:p>
     <w:p>
@@ -3111,7 +3285,15 @@
     </w:p>
     <w:p>
       <w:r>
-        <w:t>“This is Zanthal,” Aeloria said. “She will be staying with me. Her stuff should arrive at my room soon. Tell the other girls we will meet soon.”</w:t>
+        <w:t xml:space="preserve">“This is Zanthal,” </w:t>
+      </w:r>
+      <w:proofErr w:type="spellStart"/>
+      <w:r>
+        <w:t>Aeloria</w:t>
+      </w:r>
+      <w:proofErr w:type="spellEnd"/>
+      <w:r>
+        <w:t xml:space="preserve"> said. “She will be staying with me. Her stuff should arrive at my room soon. Tell the other girls we will meet soon.”</w:t>
       </w:r>
     </w:p>
     <w:p>
@@ -3334,7 +3516,15 @@
     </w:p>
     <w:p>
       <w:r>
-        <w:t>“Okay Zanthal,” Aeloria said. “I’ll leave you my phone number. Call me if there is a problem.”</w:t>
+        <w:t xml:space="preserve">“Okay Zanthal,” </w:t>
+      </w:r>
+      <w:proofErr w:type="spellStart"/>
+      <w:r>
+        <w:t>Aeloria</w:t>
+      </w:r>
+      <w:proofErr w:type="spellEnd"/>
+      <w:r>
+        <w:t xml:space="preserve"> said. “I’ll leave you my phone number. Call me if there is a problem.”</w:t>
       </w:r>
     </w:p>
     <w:p>
@@ -3593,10 +3783,12 @@
       <w:pPr>
         <w:pStyle w:val="H2"/>
       </w:pPr>
+      <w:bookmarkStart w:id="2" w:name="_Toc242758336"/>
       <w:r>
         <w:lastRenderedPageBreak/>
         <w:t>New (Men’s) Clothes</w:t>
       </w:r>
+      <w:bookmarkEnd w:id="2"/>
     </w:p>
     <w:p>
       <w:pPr>
@@ -3958,17 +4150,28 @@
       <w:pPr>
         <w:pStyle w:val="H2"/>
       </w:pPr>
-      <w:bookmarkStart w:id="2" w:name="_Toc242118785"/>
+      <w:bookmarkStart w:id="3" w:name="_Toc242758337"/>
       <w:r>
         <w:lastRenderedPageBreak/>
         <w:t>Meeting the parents</w:t>
       </w:r>
-      <w:bookmarkEnd w:id="2"/>
+      <w:bookmarkEnd w:id="3"/>
     </w:p>
     <w:p>
       <w:pPr>
         <w:pStyle w:val="Quote1"/>
       </w:pPr>
+      <w:r>
+        <w:t>Your mother will always love you</w:t>
+      </w:r>
+    </w:p>
+    <w:p>
+      <w:pPr>
+        <w:pStyle w:val="Quote1"/>
+      </w:pPr>
+      <w:r>
+        <w:t>No matter what happens</w:t>
+      </w:r>
     </w:p>
     <w:p>
       <w:r>
@@ -4001,7 +4204,7 @@
         <w:t xml:space="preserve">Zanthal grimaced and said, “Only one </w:t>
       </w:r>
       <w:r>
-        <w:t>twin</w:t>
+        <w:t>princess</w:t>
       </w:r>
       <w:r>
         <w:t xml:space="preserve"> mum.”</w:t>
@@ -4062,7 +4265,19 @@
     </w:p>
     <w:p>
       <w:r>
-        <w:t>“It all happened during the activation ceremony,” Zanthal said. “I entered the awakening chamber and…”</w:t>
+        <w:t>“It all happened during the activation ceremony,” Zanthal said</w:t>
+      </w:r>
+      <w:r>
+        <w:t>, feeling overwhelmed with embarrassment and shame</w:t>
+      </w:r>
+      <w:r>
+        <w:t xml:space="preserve">. </w:t>
+      </w:r>
+      <w:r>
+        <w:t xml:space="preserve">Feeling suffocated he tried to speak. </w:t>
+      </w:r>
+      <w:r>
+        <w:t>“I entered the awakening chamber and…”</w:t>
       </w:r>
     </w:p>
     <w:p>
@@ -4103,18 +4318,49 @@
     </w:p>
     <w:p>
       <w:r>
-        <w:t>“I obviously get her form. I believe I also get her racial abilities and her class, Druidic Ranger. Unfortunately, my System has yet to activate</w:t>
-      </w:r>
-      <w:r>
-        <w:t>, so I don’t know for sure</w:t>
-      </w:r>
-      <w:r>
-        <w:t>.</w:t>
-      </w:r>
-    </w:p>
-    <w:p>
-      <w:r>
-        <w:t>“They issued me a new ID and assigned me to stay at Aeloria’s dorm room. I’m happy because I get someone to help me. She’s happy because she gets a new pet.”</w:t>
+        <w:t>“</w:t>
+      </w:r>
+      <w:r>
+        <w:t>As a result, this is what happened.</w:t>
+      </w:r>
+    </w:p>
+    <w:p>
+      <w:r>
+        <w:t>“They issued me a new ID and assigned me to stay at Aeloria’s dorm room.</w:t>
+      </w:r>
+      <w:r>
+        <w:t>”</w:t>
+      </w:r>
+    </w:p>
+    <w:p>
+      <w:proofErr w:type="gramStart"/>
+      <w:r>
+        <w:t>“Just like that?”</w:t>
+      </w:r>
+      <w:proofErr w:type="gramEnd"/>
+      <w:r>
+        <w:t xml:space="preserve"> Cybil asked, surprised.</w:t>
+      </w:r>
+    </w:p>
+    <w:p>
+      <w:r>
+        <w:t>“Yes mum, just like that,” Zanthal said. “I have no clue what the hell is going on.</w:t>
+      </w:r>
+    </w:p>
+    <w:p>
+      <w:r>
+        <w:t xml:space="preserve">“You would think that </w:t>
+      </w:r>
+      <w:proofErr w:type="spellStart"/>
+      <w:r>
+        <w:t>Aeloria</w:t>
+      </w:r>
+      <w:proofErr w:type="spellEnd"/>
+      <w:r>
+        <w:t xml:space="preserve"> would be creped out. Instead, she views me as her favorite new pet.</w:t>
+      </w:r>
+      <w:r>
+        <w:t>”</w:t>
       </w:r>
     </w:p>
     <w:p>
@@ -4158,6 +4404,7 @@
     </w:p>
     <w:p>
       <w:r>
+        <w:lastRenderedPageBreak/>
         <w:t>Zanthal opened his eyes and said, “They know my condition and what triggers it. According to them synchronization will take months, if not years. Stupid class is that useless.”</w:t>
       </w:r>
     </w:p>
@@ -4168,10 +4415,19 @@
     </w:p>
     <w:p>
       <w:r>
-        <w:lastRenderedPageBreak/>
-        <w:t>“Absolutely,” Aeloria said, smiling.</w:t>
-      </w:r>
-    </w:p>
+        <w:t xml:space="preserve">“Absolutely,” </w:t>
+      </w:r>
+      <w:proofErr w:type="spellStart"/>
+      <w:r>
+        <w:t>Aeloria</w:t>
+      </w:r>
+      <w:proofErr w:type="spellEnd"/>
+      <w:r>
+        <w:t xml:space="preserve"> said, smiling.</w:t>
+      </w:r>
+    </w:p>
+    <w:p/>
+    <w:p/>
     <w:p>
       <w:r>
         <w:t>“Come, let’s have dinner,” Zolin said.</w:t>
@@ -4185,16 +4441,18 @@
     <w:p/>
     <w:p/>
     <w:p/>
+    <w:p/>
+    <w:p/>
     <w:p>
       <w:pPr>
         <w:pStyle w:val="H2"/>
       </w:pPr>
-      <w:bookmarkStart w:id="3" w:name="_Toc242118786"/>
+      <w:bookmarkStart w:id="4" w:name="_Toc242758338"/>
       <w:r>
         <w:lastRenderedPageBreak/>
         <w:t>Ducal Visitation</w:t>
       </w:r>
-      <w:bookmarkEnd w:id="3"/>
+      <w:bookmarkEnd w:id="4"/>
     </w:p>
     <w:p>
       <w:pPr>
@@ -5121,7 +5379,7 @@
       </w:pPr>
       <w:r>
         <w:lastRenderedPageBreak/>
-        <w:t>S</w:t>
+        <w:t>The Announcement</w:t>
       </w:r>
     </w:p>
     <w:p>
@@ -5151,7 +5409,41 @@
     </w:p>
     <w:p>
       <w:r>
-        <w:t>“Loose,” Zanthal said. “It reduces my stress. Good they have my clothes.”</w:t>
+        <w:t xml:space="preserve">“Loose,” Zanthal said. “It reduces my stress. </w:t>
+      </w:r>
+      <w:r>
+        <w:t>I’m glad they brought my manly</w:t>
+      </w:r>
+      <w:r>
+        <w:t xml:space="preserve"> clothes.”</w:t>
+      </w:r>
+    </w:p>
+    <w:p>
+      <w:r>
+        <w:t>“But they don’t flatter you,” Aeloria objected.</w:t>
+      </w:r>
+    </w:p>
+    <w:p>
+      <w:r>
+        <w:t xml:space="preserve">Zanthal gave </w:t>
+      </w:r>
+      <w:proofErr w:type="spellStart"/>
+      <w:r>
+        <w:t>Aeloria</w:t>
+      </w:r>
+      <w:proofErr w:type="spellEnd"/>
+      <w:r>
+        <w:t xml:space="preserve"> a deadpan look and said, “Boys don’t care about fashion.”</w:t>
+      </w:r>
+    </w:p>
+    <w:p>
+      <w:r>
+        <w:t>“Some do,” Aeloria objected.</w:t>
+      </w:r>
+    </w:p>
+    <w:p>
+      <w:r>
+        <w:t>“I don’t,” Zanthal replied.</w:t>
       </w:r>
     </w:p>
     <w:p>
@@ -5181,6 +5473,7 @@
     </w:p>
     <w:p>
       <w:r>
+        <w:lastRenderedPageBreak/>
         <w:t>Also, they were wanted in the den.</w:t>
       </w:r>
     </w:p>
@@ -5191,7 +5484,10 @@
     </w:p>
     <w:p>
       <w:r>
-        <w:t>“Zanthal dear, are you okay?” Cybil asked.</w:t>
+        <w:t>“Zanthal dear, are you okay?” Cybil asked</w:t>
+      </w:r>
+      <w:r>
+        <w:t xml:space="preserve"> worriedly.</w:t>
       </w:r>
     </w:p>
     <w:p>
@@ -5201,24 +5497,242 @@
     </w:p>
     <w:p>
       <w:r>
+        <w:t>Zanthal hugged his mother and said, “Hi mum, dad.”</w:t>
+      </w:r>
+    </w:p>
+    <w:p>
+      <w:r>
+        <w:t xml:space="preserve">“How are you holding up son?” </w:t>
+      </w:r>
+      <w:r>
+        <w:t>Zolin</w:t>
+      </w:r>
+      <w:r>
+        <w:t xml:space="preserve"> asked.</w:t>
+      </w:r>
+    </w:p>
+    <w:p>
+      <w:r>
+        <w:t>“Remember son, no matter what you look like, we are your parents and we will always love and support you in all your decisions,” Zanthal said.</w:t>
+      </w:r>
+    </w:p>
+    <w:p>
+      <w:r>
+        <w:t>“</w:t>
+      </w:r>
+      <w:r>
+        <w:t xml:space="preserve">I know mum, dad. </w:t>
+      </w:r>
+      <w:r>
+        <w:t xml:space="preserve">I </w:t>
+      </w:r>
+      <w:r>
+        <w:t xml:space="preserve">just </w:t>
+      </w:r>
+      <w:r>
+        <w:t>hate this body,” Zanthal said, feeling like crying. “I hate how weak and small this body is. I hate I can’t pee standing up, hate the weird body sensations no boy should ever understand, hate</w:t>
+      </w:r>
+      <w:r>
+        <w:t xml:space="preserve"> the fact</w:t>
+      </w:r>
+      <w:r>
+        <w:t xml:space="preserve"> I will soon be leaking.</w:t>
+      </w:r>
+    </w:p>
+    <w:p>
+      <w:r>
+        <w:t>“At least I haven’t fainted yet.”</w:t>
+      </w:r>
+    </w:p>
+    <w:p>
+      <w:r>
+        <w:t>“Isn’t there anything you like about that body?” Cybil asked.</w:t>
+      </w:r>
+    </w:p>
+    <w:p>
+      <w:r>
+        <w:t xml:space="preserve">Zanthal </w:t>
+      </w:r>
+      <w:r>
+        <w:t xml:space="preserve">grinned and </w:t>
+      </w:r>
+      <w:r>
+        <w:t>flipped his hair to the front</w:t>
+      </w:r>
+      <w:r>
+        <w:t>.</w:t>
+      </w:r>
+      <w:r>
+        <w:t xml:space="preserve"> “Feel this hair. Rub it against your face and tell me, have you felt anything so amazing?”</w:t>
+      </w:r>
+    </w:p>
+    <w:p>
+      <w:r>
+        <w:t>“It is amazing,” Zolin said.</w:t>
+      </w:r>
+    </w:p>
+    <w:p>
+      <w:r>
+        <w:t>“See?” Aeloria said, triumphantly. “Not all of it is bad. Soon I will show you how much fun being a girl is.”</w:t>
+      </w:r>
+    </w:p>
+    <w:p>
+      <w:r>
+        <w:t>Zolin rolled his eyes and said, “I can hardly wait.”</w:t>
+      </w:r>
+    </w:p>
+    <w:p>
+      <w:r>
+        <w:t>“I’m glad you have someone</w:t>
+      </w:r>
+      <w:r>
+        <w:t xml:space="preserve"> who cares for you,” Cybil said, relief clear in her voice. </w:t>
+      </w:r>
+    </w:p>
+    <w:p>
+      <w:r>
         <w:lastRenderedPageBreak/>
-        <w:t>Zanthal hugged his mother and said, “Hi mum, dad.”</w:t>
-      </w:r>
-    </w:p>
-    <w:p>
-      <w:r>
-        <w:t xml:space="preserve">“How are you holding up son?” </w:t>
-      </w:r>
-      <w:r>
-        <w:t>Zolin</w:t>
-      </w:r>
-      <w:r>
-        <w:t xml:space="preserve"> asked.</w:t>
-      </w:r>
-    </w:p>
-    <w:p>
-      <w:r>
-        <w:t>“Remember son, no matter what you look like, we are your parents and we will always love and support you in all your decisions,” Zanthal said.</w:t>
+        <w:t>“Of course,” Aeloria said</w:t>
+      </w:r>
+      <w:r>
+        <w:t xml:space="preserve"> </w:t>
+      </w:r>
+      <w:r>
+        <w:t xml:space="preserve">happily </w:t>
+      </w:r>
+      <w:r>
+        <w:t>and snuggled up to Zanthal</w:t>
+      </w:r>
+      <w:r>
+        <w:t>. “I love him and want to spend the rest of my life with him.”</w:t>
+      </w:r>
+    </w:p>
+    <w:p>
+      <w:r>
+        <w:t>“Then you’re lucky he change bodies with you and not some other girl,” Cybil said.</w:t>
+      </w:r>
+    </w:p>
+    <w:p>
+      <w:r>
+        <w:t>“It wasn’t luck,” Tavares said</w:t>
+      </w:r>
+      <w:r>
+        <w:t xml:space="preserve"> with a frown.</w:t>
+      </w:r>
+    </w:p>
+    <w:p>
+      <w:r>
+        <w:t>“Our naughty daughter planned this from the start,” Emilie said, frowning.</w:t>
+      </w:r>
+      <w:r>
+        <w:t xml:space="preserve"> “Everyone, let’s sit.”</w:t>
+      </w:r>
+    </w:p>
+    <w:p>
+      <w:r>
+        <w:t>Zanthal sat on a love seat and Aeloria snuggled up next to him.</w:t>
+      </w:r>
+    </w:p>
+    <w:p>
+      <w:r>
+        <w:t>“What do you mean by planned?” Zolin asked.</w:t>
+      </w:r>
+      <w:r>
+        <w:t xml:space="preserve"> “That meeting was an accident.”</w:t>
+      </w:r>
+    </w:p>
+    <w:p>
+      <w:r>
+        <w:t xml:space="preserve">“There was nothing accidental about that meeting,” </w:t>
+      </w:r>
+      <w:r>
+        <w:t>Tavares said.</w:t>
+      </w:r>
+    </w:p>
+    <w:p>
+      <w:r>
+        <w:t>“Aeloria discovered him when reports of an extrao</w:t>
+      </w:r>
+      <w:r>
+        <w:t>rdinary young Nordic named Zanthal</w:t>
+      </w:r>
+      <w:r>
+        <w:t xml:space="preserve"> started circulating,” Emilie said. “</w:t>
+      </w:r>
+      <w:r>
+        <w:t>Did you know that he was the only Nordic to have ever obtained the Merlin scholarship?</w:t>
+      </w:r>
+    </w:p>
+    <w:p>
+      <w:r>
+        <w:t xml:space="preserve">“Aeloria </w:t>
+      </w:r>
+      <w:r>
+        <w:t xml:space="preserve">discovered his past, his obsession with training, </w:t>
+      </w:r>
+      <w:r>
+        <w:t>his desire to protect</w:t>
+      </w:r>
+      <w:r>
+        <w:t xml:space="preserve"> and serve</w:t>
+      </w:r>
+      <w:r>
+        <w:t>.”</w:t>
+      </w:r>
+    </w:p>
+    <w:p>
+      <w:r>
+        <w:t xml:space="preserve">“Don’t forget how </w:t>
+      </w:r>
+      <w:r>
+        <w:t xml:space="preserve">kind and </w:t>
+      </w:r>
+      <w:r>
+        <w:t xml:space="preserve">gentle </w:t>
+      </w:r>
+      <w:r>
+        <w:t xml:space="preserve">the </w:t>
+      </w:r>
+      <w:r>
+        <w:t>reports said</w:t>
+      </w:r>
+      <w:r>
+        <w:t xml:space="preserve"> he was,” Aeloria said like an adoring fan girl.</w:t>
+      </w:r>
+    </w:p>
+    <w:p>
+      <w:r>
+        <w:t>“Unfortunately, our capricious daughter decided she didn’t want to confess to him, fearing he would say no,” Tavares said. “So she got her hands on a highly regulated substance called Compel.</w:t>
+      </w:r>
+    </w:p>
+    <w:p>
+      <w:r>
+        <w:t xml:space="preserve">“Compel </w:t>
+      </w:r>
+      <w:r>
+        <w:t>is a substance that can beguile almost anyone into mad infatuation.</w:t>
+      </w:r>
+    </w:p>
+    <w:p>
+      <w:r>
+        <w:t>“Her goal was to force him to confess to her in front of the entire school. Then she would say yes, and they would date.”</w:t>
+      </w:r>
+    </w:p>
+    <w:p>
+      <w:r>
+        <w:lastRenderedPageBreak/>
+        <w:t>Cybil looked in shock at Aeloria and she guiltily nodded.</w:t>
+      </w:r>
+      <w:r>
+        <w:t xml:space="preserve"> She bit her lip and said, “I had it with me but was too shy to use it</w:t>
+      </w:r>
+      <w:r>
+        <w:t>. Then I stood in front of the Awakening Chamber, waiting for him to exit.</w:t>
+      </w:r>
+    </w:p>
+    <w:p>
+      <w:r>
+        <w:t>“Imagine my surprise when his class was revealed to be Fair Polymorph.</w:t>
       </w:r>
     </w:p>
     <w:p>
@@ -5226,154 +5740,77 @@
         <w:t>“</w:t>
       </w:r>
       <w:r>
-        <w:t xml:space="preserve">I know mum, dad. </w:t>
-      </w:r>
-      <w:r>
-        <w:t xml:space="preserve">I </w:t>
-      </w:r>
-      <w:r>
-        <w:t xml:space="preserve">just </w:t>
-      </w:r>
-      <w:r>
-        <w:t>hate this body,” Zanthal said, feeling like crying. “I hate how weak and small this body is. I hate I can’t pee standing up, hate the weird body sensations no boy should ever understand, hate</w:t>
-      </w:r>
-      <w:r>
-        <w:t xml:space="preserve"> the fact</w:t>
-      </w:r>
-      <w:r>
-        <w:t xml:space="preserve"> I will soon be leaking.</w:t>
-      </w:r>
-    </w:p>
-    <w:p>
-      <w:r>
-        <w:t>“At least I haven’t fainted yet.”</w:t>
-      </w:r>
-    </w:p>
-    <w:p>
-      <w:r>
-        <w:t>“Isn’t there anything you like about that body?” Cybil asked.</w:t>
-      </w:r>
-    </w:p>
-    <w:p>
-      <w:r>
-        <w:t xml:space="preserve">Zanthal </w:t>
-      </w:r>
-      <w:r>
-        <w:t xml:space="preserve">grinned and </w:t>
-      </w:r>
-      <w:r>
-        <w:t>flipped his hair to the front</w:t>
-      </w:r>
-      <w:r>
-        <w:t>.</w:t>
-      </w:r>
-      <w:r>
-        <w:t xml:space="preserve"> “Feel this hair. Rub it against your face and tell me, have you felt anything so amazing?”</w:t>
-      </w:r>
-    </w:p>
-    <w:p>
-      <w:r>
-        <w:t>“It is amazing,” Zolin said.</w:t>
-      </w:r>
-    </w:p>
-    <w:p>
-      <w:r>
-        <w:t>“See?” Aeloria said, triumphantly. “Not all of it is bad. Soon I will show you how much fun being a girl is.”</w:t>
-      </w:r>
-    </w:p>
-    <w:p>
-      <w:r>
-        <w:t>Zolin rolled his eyes and said, “I can hardly wait.”</w:t>
-      </w:r>
-    </w:p>
-    <w:p>
-      <w:r>
-        <w:t>“I’m glad you have someone</w:t>
-      </w:r>
-      <w:r>
-        <w:t xml:space="preserve"> who cares for you,” Cybil said, relief clear in her voice. </w:t>
-      </w:r>
-    </w:p>
-    <w:p>
-      <w:r>
-        <w:t>“Of course,” Aeloria said</w:t>
-      </w:r>
-      <w:r>
-        <w:t xml:space="preserve"> </w:t>
-      </w:r>
-      <w:r>
-        <w:t xml:space="preserve">happily </w:t>
-      </w:r>
-      <w:r>
-        <w:t>and snuggled up to Zanthal</w:t>
-      </w:r>
-      <w:r>
-        <w:t>. “I love him and want to spend the rest of my life with him.”</w:t>
-      </w:r>
-    </w:p>
-    <w:p>
-      <w:r>
-        <w:t>“Then you’re lucky he change bodies with you and not some other girl,” Cybil said.</w:t>
-      </w:r>
-    </w:p>
-    <w:p>
-      <w:r>
-        <w:t>“It wasn’t luck,” Tavares said</w:t>
-      </w:r>
-      <w:r>
-        <w:t xml:space="preserve"> with a frown.</w:t>
+        <w:t>By forcing him to bind to me, I could have the two things I wanted, a cute sister and an amazing person for my own.</w:t>
+      </w:r>
+    </w:p>
+    <w:p>
+      <w:r>
+        <w:t>“My only regret is how much he is suffering.”</w:t>
+      </w:r>
+    </w:p>
+    <w:p>
+      <w:r>
+        <w:t>“By forcing Zanthal to bind to her, our foolish daughter didn’t realize the consequences of her actions, both to the country and to her personally,” Emilie said.</w:t>
+      </w:r>
+    </w:p>
+    <w:p>
+      <w:r>
+        <w:t>“What do you mean?” Zolin asked.</w:t>
+      </w:r>
+    </w:p>
+    <w:p>
+      <w:r>
+        <w:t>“Zanthal, has your System awakened yet?” Tavares asked.</w:t>
+      </w:r>
+    </w:p>
+    <w:p>
+      <w:r>
+        <w:t>Zolin nodded. “Yes, sir,” he said. “According to the description, to bind to a specific girl of an unbound species, I must freely give of my body, mind, class, and everything. She must freely do the same. Only then can a match take place.”</w:t>
+      </w:r>
+    </w:p>
+    <w:p>
+      <w:r>
+        <w:t xml:space="preserve">“Aeloria forced the bonding against </w:t>
+      </w:r>
+      <w:r>
+        <w:t xml:space="preserve">Zanthal’s wishes, thereby bypassing the </w:t>
+      </w:r>
+      <w:r>
+        <w:t>self-fence mechanisms of her subconscious</w:t>
+      </w:r>
+      <w:r>
+        <w:t>,” Emilie said.</w:t>
+      </w:r>
+    </w:p>
+    <w:p>
+      <w:r>
+        <w:t>Emilie looked at her husband and said, “I think we should let her pay the consequences of her actions.”</w:t>
+      </w:r>
+    </w:p>
+    <w:p>
+      <w:r>
+        <w:t>“No,” Aeloria squeaked.</w:t>
+      </w:r>
+    </w:p>
+    <w:p>
+      <w:r>
+        <w:t>“Perhaps you’re right dear,” Tavares said. “We spent until 5:00AM discussing what we should do, but still found no solution. Please state what you have in mind.”</w:t>
       </w:r>
     </w:p>
     <w:p>
       <w:r>
         <w:lastRenderedPageBreak/>
-        <w:t>“Our naughty daughter planned this from the start,” Emilie said, frowning.</w:t>
-      </w:r>
-      <w:r>
-        <w:t xml:space="preserve"> “Everyone, let’s sit.”</w:t>
-      </w:r>
-    </w:p>
-    <w:p>
-      <w:r>
-        <w:t>Zanthal sat on a love seat and Aeloria snuggled up next to him.</w:t>
-      </w:r>
-    </w:p>
-    <w:p>
-      <w:r>
-        <w:t>“What do you mean by planned?” Zolin asked.</w:t>
-      </w:r>
-      <w:r>
-        <w:t xml:space="preserve"> “That meeting was an accident.”</w:t>
-      </w:r>
-    </w:p>
-    <w:p>
-      <w:r>
-        <w:t xml:space="preserve">“There was nothing accidental about that meeting,” </w:t>
-      </w:r>
-      <w:r>
-        <w:t>Tavares said.</w:t>
-      </w:r>
-    </w:p>
-    <w:p>
-      <w:r>
-        <w:t>“Aeloria discovered him when reports of an extraordinary young Nordic named Zolin started circulating,” Emilie said. “</w:t>
-      </w:r>
-      <w:r>
-        <w:t>Did you know that he was the only Nordic to have ever obtained the Merlin scholarship?</w:t>
-      </w:r>
-    </w:p>
-    <w:p>
-      <w:r>
-        <w:t xml:space="preserve">“Aeloria </w:t>
-      </w:r>
-      <w:r>
-        <w:t xml:space="preserve">discovered his past, his obsession with training, </w:t>
-      </w:r>
-      <w:r>
-        <w:t>his desire to protect</w:t>
-      </w:r>
-      <w:r>
-        <w:t xml:space="preserve"> and serve</w:t>
+        <w:t>“We shall tell the world the truth,” Emilie said. “We will then announce that they will get married, when they both turn 18. That’s the only solution I can think of.”</w:t>
+      </w:r>
+    </w:p>
+    <w:p>
+      <w:r>
+        <w:t>“Yes,” Aeloria said happily. “I will forever have the perfect husband and the perfect sister.”</w:t>
+      </w:r>
+    </w:p>
+    <w:p>
+      <w:r>
+        <w:t>Zanthal smiled wickedly and said, “And I will have the perfect wife and the perfect brother</w:t>
       </w:r>
       <w:r>
         <w:t>.”</w:t>
@@ -5381,186 +5818,57 @@
     </w:p>
     <w:p>
       <w:r>
-        <w:t xml:space="preserve">“Don’t forget how </w:t>
-      </w:r>
-      <w:r>
-        <w:t xml:space="preserve">kind and </w:t>
-      </w:r>
-      <w:r>
-        <w:t xml:space="preserve">gentle </w:t>
-      </w:r>
-      <w:r>
-        <w:t xml:space="preserve">the </w:t>
-      </w:r>
-      <w:r>
-        <w:t>reports said</w:t>
-      </w:r>
-      <w:r>
-        <w:t xml:space="preserve"> he was,” Aeloria said like an adoring fan girl.</w:t>
-      </w:r>
-    </w:p>
-    <w:p>
-      <w:r>
-        <w:t>“Unfortunately, our capricious daughter decided she didn’t want to confess to him, fearing he would say no,” Tavares said. “So she got her hands on a highly regulated substance called Compel.</w:t>
-      </w:r>
-    </w:p>
-    <w:p>
-      <w:r>
-        <w:t xml:space="preserve">“Compel </w:t>
-      </w:r>
-      <w:r>
-        <w:t>is a substance that can beguile almost anyone into mad infatuation.</w:t>
-      </w:r>
-    </w:p>
-    <w:p>
-      <w:r>
-        <w:t>“Her goal was to force him to confess to her in front of the entire school. Then she would say yes, and they would date.”</w:t>
-      </w:r>
-    </w:p>
-    <w:p>
-      <w:r>
-        <w:t>Cybil looked in shock at Aeloria and she guiltily nodded.</w:t>
-      </w:r>
-      <w:r>
-        <w:t xml:space="preserve"> She bit her lip and said, “I had it with me but was too shy to use it</w:t>
-      </w:r>
-      <w:r>
-        <w:t>. Then I stood in front of the Awakening Chamber, waiting for him to exit.</w:t>
-      </w:r>
-    </w:p>
-    <w:p>
-      <w:r>
-        <w:t>“Imagine my surprise when his class was revealed to be Fair Polymorph.</w:t>
+        <w:t>“No,” Aeloria exclaimed, horror written on her face.</w:t>
+      </w:r>
+    </w:p>
+    <w:p>
+      <w:r>
+        <w:t>“What do you mean?” Zolin asked confused.</w:t>
+      </w:r>
+    </w:p>
+    <w:p>
+      <w:r>
+        <w:t>“Tell me son, can you trigger the change?” Tavares asked.</w:t>
+      </w:r>
+    </w:p>
+    <w:p>
+      <w:r>
+        <w:t>“Yes sir,” Zanthal said. “My system can initiate the command as requested.”</w:t>
+      </w:r>
+    </w:p>
+    <w:p>
+      <w:r>
+        <w:t>“That’s what I thought,” Tavares said. “Since she could trigger your change, then it stands to reason that you can trigger her change.”</w:t>
+      </w:r>
+    </w:p>
+    <w:p>
+      <w:r>
+        <w:t>“You mean that Zanthal can turn her into a boy?” Zolin asked, surprised.</w:t>
+      </w:r>
+    </w:p>
+    <w:p>
+      <w:r>
+        <w:t>“I don’t want to do that, since I don’t like guys,” Zanthal said. “However, I will do so if commanded. Being part of the royalty means responsibility.”</w:t>
+      </w:r>
+    </w:p>
+    <w:p>
+      <w:r>
+        <w:t>“If you could choose, when would it be?” Tavares asked.</w:t>
+      </w:r>
+    </w:p>
+    <w:p>
+      <w:r>
+        <w:t>Zanthal pondered and then said, “I would do it when I fully synchronize with this body. Then we can become strong together in our Nordic bodies as Astral Barbarians. Yes, that’s what my Nordic sub-class is.”</w:t>
+      </w:r>
+    </w:p>
+    <w:p>
+      <w:r>
+        <w:t>“I’m not familiar with that,” Zolin said.</w:t>
       </w:r>
     </w:p>
     <w:p>
       <w:r>
         <w:lastRenderedPageBreak/>
-        <w:t>“</w:t>
-      </w:r>
-      <w:r>
-        <w:t>By forcing him to bind to me, I could have the two things I wanted, a cute sister and an amazing person for my own.</w:t>
-      </w:r>
-    </w:p>
-    <w:p>
-      <w:r>
-        <w:t>“My only regret is how much he is suffering.”</w:t>
-      </w:r>
-    </w:p>
-    <w:p>
-      <w:r>
-        <w:t>“By forcing Zanthal to bind to her, our foolish daughter didn’t realize the consequences of her actions, both to the country and to her personally,” Emilie said.</w:t>
-      </w:r>
-    </w:p>
-    <w:p>
-      <w:r>
-        <w:t>“What do you mean?” Zolin asked.</w:t>
-      </w:r>
-    </w:p>
-    <w:p>
-      <w:r>
-        <w:t>“Zanthal, has your System awakened yet?” Tavares asked.</w:t>
-      </w:r>
-    </w:p>
-    <w:p>
-      <w:r>
-        <w:t>Zolin nodded. “Yes, sir,” he said. “According to the description, to bind to a specific girl of an unbound species, I must freely give of my body, mind, class, and everything. She must freely do the same. Only then can a match take place.”</w:t>
-      </w:r>
-    </w:p>
-    <w:p>
-      <w:r>
-        <w:t xml:space="preserve">“Aeloria forced the bonding against </w:t>
-      </w:r>
-      <w:r>
-        <w:t>Zanthal’s wishes, thereby bypassing the consequences of her actions,” Emilie said.</w:t>
-      </w:r>
-    </w:p>
-    <w:p>
-      <w:r>
-        <w:t>Emilie looked at her husband and said, “I think we should let her pay the consequences of her actions.”</w:t>
-      </w:r>
-    </w:p>
-    <w:p>
-      <w:r>
-        <w:t>“No,” Aeloria squeaked.</w:t>
-      </w:r>
-    </w:p>
-    <w:p>
-      <w:r>
-        <w:t>“Perhaps you’re right dear,” Tavares said. “We spent until 5:00AM discussing what we should do, but still found no solution. Please state what you have in mind.”</w:t>
-      </w:r>
-    </w:p>
-    <w:p>
-      <w:r>
-        <w:t>“We shall tell the world the truth,” Emilie said. “We will then announce that they will get married, when they both turn 18. That’s the only solution I can think of.”</w:t>
-      </w:r>
-    </w:p>
-    <w:p>
-      <w:r>
-        <w:t>“Yes,” Aeloria said happily. “I will forever have the perfect husband and the perfect sister.”</w:t>
-      </w:r>
-    </w:p>
-    <w:p>
-      <w:r>
-        <w:lastRenderedPageBreak/>
-        <w:t>Zanthal smiled wickedly and said, “And I will have the perfect wife and the perfect brother</w:t>
-      </w:r>
-      <w:r>
-        <w:t>.”</w:t>
-      </w:r>
-    </w:p>
-    <w:p>
-      <w:r>
-        <w:t>“No,” Aeloria exclaimed, horror written on her face.</w:t>
-      </w:r>
-    </w:p>
-    <w:p>
-      <w:r>
-        <w:t>“What do you mean?” Zolin asked confused.</w:t>
-      </w:r>
-    </w:p>
-    <w:p>
-      <w:r>
-        <w:t>“Tell me son, can you trigger the change?” Tavares asked.</w:t>
-      </w:r>
-    </w:p>
-    <w:p>
-      <w:r>
-        <w:t>“Yes sir,” Zanthal said. “My system can initiate the command as requested.”</w:t>
-      </w:r>
-    </w:p>
-    <w:p>
-      <w:r>
-        <w:t>“That’s what I thought,” Tavares said. “Since she could trigger your change, then it stands to reason that you can trigger her change.”</w:t>
-      </w:r>
-    </w:p>
-    <w:p>
-      <w:r>
-        <w:t>“You mean that Zanthal can turn her into a boy?” Zolin asked, surprised.</w:t>
-      </w:r>
-    </w:p>
-    <w:p>
-      <w:r>
-        <w:t>“I don’t want to do that, since I don’t like guys,” Zanthal said. “However, I will do so if commanded. Being part of the royalty means responsibility.”</w:t>
-      </w:r>
-    </w:p>
-    <w:p>
-      <w:r>
-        <w:t>“If you could choose, when would it be?” Tavares asked.</w:t>
-      </w:r>
-    </w:p>
-    <w:p>
-      <w:r>
-        <w:t>Zanthal pondered and then said, “I would do it when I fully synchronize with this body. Then we can become strong together in our Nordic bodies as Astral Barbarians. Yes, that’s what my Nordic sub-class is.”</w:t>
-      </w:r>
-    </w:p>
-    <w:p>
-      <w:r>
-        <w:t>“I’m not familiar with that,” Zolin said.</w:t>
-      </w:r>
-    </w:p>
-    <w:p>
-      <w:r>
         <w:t>“As a barbarian, I can bind and then evolve my favorite weapons,” Zanthal said. “However, as the Astral means, I can use these weapons to channel external magic and cast spells. It takes full advantage of my training since childhood.”</w:t>
       </w:r>
     </w:p>
@@ -5571,7 +5879,6 @@
     </w:p>
     <w:p>
       <w:r>
-        <w:lastRenderedPageBreak/>
         <w:t xml:space="preserve">“Maybe not,” Zanthal said. “However, she will have my </w:t>
       </w:r>
       <w:r>
@@ -5580,7 +5887,15 @@
     </w:p>
     <w:p>
       <w:r>
-        <w:t>Zanthal gave Aeloria a broad grin and then said, “Training with magic will be fun.”</w:t>
+        <w:t xml:space="preserve">Zanthal gave </w:t>
+      </w:r>
+      <w:proofErr w:type="spellStart"/>
+      <w:r>
+        <w:t>Aeloria</w:t>
+      </w:r>
+      <w:proofErr w:type="spellEnd"/>
+      <w:r>
+        <w:t xml:space="preserve"> a broad grin and then said, “Training with magic will be fun.”</w:t>
       </w:r>
     </w:p>
     <w:p>
@@ -5688,11 +6003,15 @@
     </w:p>
     <w:p>
       <w:r>
-        <w:t>“Welcome California,” the announcer bellowed. “Today the royal family has an announcement to make.”</w:t>
-      </w:r>
-    </w:p>
-    <w:p>
-      <w:r>
+        <w:t xml:space="preserve">“Good evening California, this is Amanda,” the elfin announcer said. </w:t>
+      </w:r>
+      <w:r>
+        <w:t>“Today the royal family has an announcement to make.”</w:t>
+      </w:r>
+    </w:p>
+    <w:p>
+      <w:r>
+        <w:lastRenderedPageBreak/>
         <w:t xml:space="preserve">“Good evening California,” Tavares said. “Many of you have heard of Zanthal Brady and how he was the first Nordic in history to have obtained the coveted </w:t>
       </w:r>
       <w:r>
@@ -5706,227 +6025,275 @@
     </w:p>
     <w:p>
       <w:r>
+        <w:t>A video ran, talking about Zanthal and how he trained since diapers, and how he helped people prepare for monster attacks. In total, Zanthal found the video overly exaggerated him.</w:t>
+      </w:r>
+    </w:p>
+    <w:p>
+      <w:r>
+        <w:t xml:space="preserve">“Needless to say, our beloved daughter found out about his existence,” Tavares said. “She was afraid </w:t>
+      </w:r>
+      <w:r>
+        <w:t>he</w:t>
+      </w:r>
+      <w:r>
+        <w:t xml:space="preserve"> would reject</w:t>
+      </w:r>
+      <w:r>
+        <w:t xml:space="preserve"> her</w:t>
+      </w:r>
+      <w:r>
+        <w:t>, just like all the other girls he previously rejected. His sense of duty prevented him from having fun.</w:t>
+      </w:r>
+    </w:p>
+    <w:p>
+      <w:r>
+        <w:t>“As a result, she sought for and discovered forbidden magics she could use to force him to become her boyfriend.</w:t>
+      </w:r>
+    </w:p>
+    <w:p>
+      <w:r>
+        <w:t>“Then, just as Zanthal exited the Awakening Chamber, she used her forbidden spell on Zanthal.</w:t>
+      </w:r>
+    </w:p>
+    <w:p>
+      <w:r>
+        <w:t>“Ladies and gentlemen, I think you know forbidden magic is forbidden for a reason.</w:t>
+      </w:r>
+    </w:p>
+    <w:p>
+      <w:r>
+        <w:t>“Instead of making him into her boyfriend, it turned him into her clone.</w:t>
+      </w:r>
+    </w:p>
+    <w:p>
+      <w:r>
+        <w:t>“Ladies and gentlemen, I would like to introduce to you Zanthal</w:t>
+      </w:r>
+      <w:r>
+        <w:t xml:space="preserve"> Brady</w:t>
+      </w:r>
+      <w:r>
+        <w:t>.</w:t>
+      </w:r>
+      <w:r>
+        <w:t xml:space="preserve"> That’s the one wearing a boy’s school uniform.</w:t>
+      </w:r>
+    </w:p>
+    <w:p>
+      <w:r>
+        <w:t xml:space="preserve">“Zanthal is biologically identical to Aeloria. </w:t>
+      </w:r>
+      <w:r>
+        <w:t xml:space="preserve">According to every paternal and maternal test, </w:t>
+      </w:r>
+      <w:r>
+        <w:t>she is out child.</w:t>
+      </w:r>
+    </w:p>
+    <w:p>
+      <w:r>
+        <w:t>“</w:t>
+      </w:r>
+      <w:r>
+        <w:t xml:space="preserve">As such, we have given her a new legal identity. Her new name is now </w:t>
+      </w:r>
+      <w:r>
+        <w:t>Aelindra</w:t>
+      </w:r>
+      <w:r>
+        <w:t xml:space="preserve"> von Barran, our beloved daughter.”</w:t>
+      </w:r>
+    </w:p>
+    <w:p>
+      <w:r>
+        <w:t xml:space="preserve">“That’s quite a bombshell,” </w:t>
+      </w:r>
+      <w:r>
+        <w:t>Amanda</w:t>
+      </w:r>
+      <w:r>
+        <w:t xml:space="preserve"> said.</w:t>
+      </w:r>
+    </w:p>
+    <w:p>
+      <w:r>
         <w:lastRenderedPageBreak/>
-        <w:t>A video ran, talking about Zanthal and how he trained since diapers, and how he helped people prepare for monster attacks. In total, Zanthal found the video overly exaggerated him.</w:t>
-      </w:r>
-    </w:p>
-    <w:p>
-      <w:r>
-        <w:t xml:space="preserve">“Needless to say, our beloved daughter found out about his existence,” Tavares said. “She was afraid </w:t>
-      </w:r>
-      <w:r>
-        <w:t>he</w:t>
-      </w:r>
-      <w:r>
-        <w:t xml:space="preserve"> would reject</w:t>
-      </w:r>
-      <w:r>
-        <w:t xml:space="preserve"> her</w:t>
-      </w:r>
-      <w:r>
-        <w:t>, just like all the other girls he previously rejected. His sense of duty prevented him from having fun.</w:t>
-      </w:r>
-    </w:p>
-    <w:p>
-      <w:r>
-        <w:t>“As a result, she sought for and discovered forbidden magics she could use to force him to become her boyfriend.</w:t>
-      </w:r>
-    </w:p>
-    <w:p>
-      <w:r>
-        <w:t>“Then, just as Zanthal exited the Awakening Chamber, she used her forbidden spell on Zanthal.</w:t>
-      </w:r>
-    </w:p>
-    <w:p>
-      <w:r>
-        <w:t>“Ladies and gentlemen, I think you know forbidden magic is forbidden for a reason.</w:t>
-      </w:r>
-    </w:p>
-    <w:p>
-      <w:r>
-        <w:t>“Instead of making him into her boyfriend, it turned him into her clone.</w:t>
-      </w:r>
-    </w:p>
-    <w:p>
-      <w:r>
-        <w:t>“Ladies and gentlemen, I would like to introduce to you Zanthal.</w:t>
-      </w:r>
-      <w:r>
-        <w:t xml:space="preserve"> That’s the one wearing a boy’s school uniform.</w:t>
-      </w:r>
-    </w:p>
-    <w:p>
-      <w:r>
-        <w:t xml:space="preserve">“Zanthal is biologically identical to Aeloria. As such, we have given her a new legal identity. Her new name is now </w:t>
+        <w:t xml:space="preserve">“But wait, there’s more,” </w:t>
+      </w:r>
+      <w:r>
+        <w:t>Tavares said, sounding like a used car sales person.</w:t>
+      </w:r>
+    </w:p>
+    <w:p>
+      <w:r>
+        <w:t xml:space="preserve">“Sometime in the future, the spell will revert and turn </w:t>
       </w:r>
       <w:r>
         <w:t>Aelindra</w:t>
       </w:r>
       <w:r>
-        <w:t xml:space="preserve"> von Barran, our beloved daughter.”</w:t>
-      </w:r>
-    </w:p>
-    <w:p>
-      <w:r>
-        <w:t>“That’s quite a bombshell,” the announcer said.</w:t>
-      </w:r>
-    </w:p>
-    <w:p>
-      <w:r>
-        <w:t xml:space="preserve">“But wait, there’s more,” </w:t>
-      </w:r>
-      <w:r>
-        <w:t>Tavares said, sounding like a used car sales person.</w:t>
-      </w:r>
-    </w:p>
-    <w:p>
-      <w:r>
-        <w:t xml:space="preserve">“Sometime in the future, the spell will revert and turn </w:t>
+        <w:t xml:space="preserve"> back into </w:t>
+      </w:r>
+      <w:r>
+        <w:t>the boy Zanthal</w:t>
+      </w:r>
+      <w:r>
+        <w:t>.</w:t>
+      </w:r>
+    </w:p>
+    <w:p>
+      <w:r>
+        <w:t>“Now the question is this; do we want a boy to have so much knowledge of our precious daughter? The answer is no.</w:t>
+      </w:r>
+    </w:p>
+    <w:p>
+      <w:r>
+        <w:t xml:space="preserve">“Therefore, </w:t>
+      </w:r>
+      <w:r>
+        <w:t xml:space="preserve">after both turn 18, </w:t>
+      </w:r>
+      <w:r>
+        <w:t xml:space="preserve">Zanthal and </w:t>
+      </w:r>
+      <w:proofErr w:type="spellStart"/>
+      <w:r>
+        <w:t>Aeloria</w:t>
+      </w:r>
+      <w:proofErr w:type="spellEnd"/>
+      <w:r>
+        <w:t xml:space="preserve"> shall marry.”</w:t>
+      </w:r>
+    </w:p>
+    <w:p>
+      <w:r>
+        <w:t xml:space="preserve">“That’s amazing,” </w:t>
+      </w:r>
+      <w:r>
+        <w:t>Amanda</w:t>
+      </w:r>
+      <w:r>
+        <w:t xml:space="preserve"> </w:t>
+      </w:r>
+      <w:r>
+        <w:t>exclaimed</w:t>
+      </w:r>
+      <w:r>
+        <w:t>.</w:t>
+      </w:r>
+    </w:p>
+    <w:p>
+      <w:r>
+        <w:t xml:space="preserve">“But that’s not all,” </w:t>
+      </w:r>
+      <w:r>
+        <w:t xml:space="preserve">Tavares said. “I did say </w:t>
+      </w:r>
+      <w:r>
+        <w:t>Aeloria</w:t>
+      </w:r>
+      <w:r>
+        <w:t xml:space="preserve"> was using forbidden magic.</w:t>
+      </w:r>
+    </w:p>
+    <w:p>
+      <w:r>
+        <w:t>“At the time of the transition, Aeloria shall transform into an exact copy of Zanthal.”</w:t>
+      </w:r>
+    </w:p>
+    <w:p>
+      <w:r>
+        <w:t xml:space="preserve">“Holy cow,” </w:t>
+      </w:r>
+      <w:r>
+        <w:t>Amanda</w:t>
+      </w:r>
+      <w:r>
+        <w:t xml:space="preserve"> exclaimed. “The entire world is shocked.”</w:t>
+      </w:r>
+    </w:p>
+    <w:p>
+      <w:r>
+        <w:t>“Don’t worry,” Tavares said. “This change isn’t permanent</w:t>
+      </w:r>
+      <w:r>
+        <w:t xml:space="preserve"> either</w:t>
+      </w:r>
+      <w:r>
+        <w:t>. Eventually the transition will reverse. After that, the couple will be able to switch back and forth at will.</w:t>
+      </w:r>
+    </w:p>
+    <w:p>
+      <w:r>
+        <w:t>“Then and only then will they both be officially married.</w:t>
+      </w:r>
+    </w:p>
+    <w:p>
+      <w:r>
+        <w:t>“Now I would like to introduce to you the parents of Zanthal. The way we see it, they aren’t losing a son. They are gaining a new son and two new daughters.”</w:t>
+      </w:r>
+    </w:p>
+    <w:p>
+      <w:r>
+        <w:t>Amanda</w:t>
+      </w:r>
+      <w:r>
+        <w:t xml:space="preserve"> looked at two teenage girls and laughed.</w:t>
+      </w:r>
+    </w:p>
+    <w:p>
+      <w:r>
+        <w:t xml:space="preserve">“Tomorrow we will give </w:t>
       </w:r>
       <w:r>
         <w:t>Aelindra</w:t>
       </w:r>
       <w:r>
-        <w:t xml:space="preserve"> back into </w:t>
-      </w:r>
-      <w:r>
-        <w:t>the boy Zanthal</w:t>
-      </w:r>
-      <w:r>
-        <w:t>.</w:t>
+        <w:t xml:space="preserve"> a new bank account and an allowance, just like Aeloria. After that, she will be able to buy clothes and what not.”</w:t>
+      </w:r>
+    </w:p>
+    <w:p>
+      <w:r>
+        <w:t>Zanthal grimaced at the thought.</w:t>
       </w:r>
     </w:p>
     <w:p>
       <w:r>
         <w:lastRenderedPageBreak/>
-        <w:t>“Now the question is this; do we want a boy to have so much knowledge of our precious daughter? The answer is no.</w:t>
-      </w:r>
-    </w:p>
-    <w:p>
-      <w:r>
-        <w:t xml:space="preserve">“Therefore, </w:t>
-      </w:r>
-      <w:r>
-        <w:t xml:space="preserve">after both turn 18, </w:t>
-      </w:r>
-      <w:r>
-        <w:t>Zanthal and Aeloria shall marry.”</w:t>
-      </w:r>
-    </w:p>
-    <w:p>
-      <w:r>
-        <w:t xml:space="preserve">“That’s amazing,” the announcer </w:t>
-      </w:r>
-      <w:r>
-        <w:t>exclaimed</w:t>
-      </w:r>
-      <w:r>
-        <w:t>.</w:t>
-      </w:r>
-    </w:p>
-    <w:p>
-      <w:r>
-        <w:t xml:space="preserve">“But that’s not all,” </w:t>
-      </w:r>
-      <w:r>
-        <w:t xml:space="preserve">Tavares said. “I did say </w:t>
-      </w:r>
-      <w:r>
-        <w:t>Aeloria</w:t>
-      </w:r>
-      <w:r>
-        <w:t xml:space="preserve"> was using forbidden magic.</w:t>
-      </w:r>
-    </w:p>
-    <w:p>
-      <w:r>
-        <w:t>“At the time of the transition, Aeloria shall transform into an exact copy of Zanthal.”</w:t>
-      </w:r>
-    </w:p>
-    <w:p>
-      <w:r>
-        <w:t>“Holy cow,” the announcer exclaimed. “The entire world is shocked.”</w:t>
-      </w:r>
-    </w:p>
-    <w:p>
-      <w:r>
-        <w:t>“Don’t worry,” Tavares said. “This change isn’t permanent</w:t>
-      </w:r>
-      <w:r>
-        <w:t xml:space="preserve"> either</w:t>
-      </w:r>
-      <w:r>
-        <w:t>. Eventually the transition will reverse. After that, the couple will be able to switch back and forth at will.</w:t>
-      </w:r>
-    </w:p>
-    <w:p>
-      <w:r>
-        <w:t>“Then and only then will they both be officially married.</w:t>
-      </w:r>
-    </w:p>
-    <w:p>
-      <w:r>
-        <w:t>“Now I would like to introduce to you the parents of Zanthal. The way we see it, they aren’t losing a son. They are gaining a new son and two new daughters.”</w:t>
-      </w:r>
-    </w:p>
-    <w:p>
-      <w:r>
-        <w:t>The announcer looked at two teenage girls and laughed.</w:t>
-      </w:r>
-    </w:p>
-    <w:p>
-      <w:r>
-        <w:t xml:space="preserve">“Tomorrow we will give </w:t>
+        <w:t xml:space="preserve">“Do you object to having an allowance, </w:t>
+      </w:r>
+      <w:r>
+        <w:t>Princess</w:t>
+      </w:r>
+      <w:r>
+        <w:t xml:space="preserve"> </w:t>
       </w:r>
       <w:r>
         <w:t>Aelindra</w:t>
       </w:r>
       <w:r>
-        <w:t xml:space="preserve"> a new bank account and an allowance, just like Aeloria. After that, she will be able to buy clothes and what not.”</w:t>
-      </w:r>
-    </w:p>
-    <w:p>
-      <w:r>
-        <w:t>Zanthal grimaced at the thought.</w:t>
-      </w:r>
-    </w:p>
-    <w:p>
-      <w:r>
-        <w:t xml:space="preserve">“Do you object to having an allowance, </w:t>
+        <w:t>?” the announcer asked.</w:t>
+      </w:r>
+    </w:p>
+    <w:p>
+      <w:r>
+        <w:t xml:space="preserve">“I object to wearing dresses or being called </w:t>
       </w:r>
       <w:r>
         <w:t>Princess</w:t>
       </w:r>
       <w:r>
-        <w:t xml:space="preserve"> </w:t>
-      </w:r>
-      <w:r>
-        <w:t>Aelindra</w:t>
-      </w:r>
-      <w:r>
-        <w:t>?” the announcer asked.</w:t>
-      </w:r>
-    </w:p>
-    <w:p>
-      <w:r>
-        <w:lastRenderedPageBreak/>
-        <w:t xml:space="preserve">“I object to wearing dresses or being called </w:t>
+        <w:t xml:space="preserve"> or being turned into a girl without warning,” Zanthal said. “However, what’s done is done. I just need to suck it up like a man.”</w:t>
+      </w:r>
+    </w:p>
+    <w:p>
+      <w:r>
+        <w:t xml:space="preserve">“And you </w:t>
       </w:r>
       <w:r>
         <w:t>Princess</w:t>
       </w:r>
       <w:r>
-        <w:t xml:space="preserve"> or being turned into a girl without warning,” Zanthal said. “However, what’s done is done. I just need to suck it up like a man.”</w:t>
-      </w:r>
-    </w:p>
-    <w:p>
-      <w:r>
-        <w:t xml:space="preserve">“And you </w:t>
-      </w:r>
-      <w:r>
-        <w:t>Princess</w:t>
-      </w:r>
-      <w:r>
         <w:t xml:space="preserve"> Aeloria?” the announcer asked.</w:t>
       </w:r>
     </w:p>
@@ -5937,12 +6304,24 @@
     </w:p>
     <w:p>
       <w:r>
-        <w:t>“How long will it take?” the announcer asked.</w:t>
-      </w:r>
-    </w:p>
-    <w:p>
-      <w:r>
-        <w:t>“The researchers don’t know,” Zanthal said. “It could be between a few months to a few years.”</w:t>
+        <w:t xml:space="preserve">“How long will it take?” </w:t>
+      </w:r>
+      <w:r>
+        <w:t>Amanda</w:t>
+      </w:r>
+      <w:r>
+        <w:t xml:space="preserve"> asked.</w:t>
+      </w:r>
+    </w:p>
+    <w:p>
+      <w:r>
+        <w:t xml:space="preserve">“The researchers don’t know,” </w:t>
+      </w:r>
+      <w:r>
+        <w:t>Tavares</w:t>
+      </w:r>
+      <w:r>
+        <w:t xml:space="preserve"> said. “It could be between a few months to a few years.”</w:t>
       </w:r>
     </w:p>
     <w:p>
@@ -6002,14 +6381,96 @@
     </w:p>
     <w:p>
       <w:r>
-        <w:t xml:space="preserve">The </w:t>
-      </w:r>
-      <w:r>
-        <w:t>family returned to the palace and adjourned to the den. This time only the parents and Zanthal and Aeloria were there.</w:t>
-      </w:r>
-    </w:p>
-    <w:p/>
-    <w:p/>
+        <w:t>The cameras stopped broadcasting and they exited the studio. How do you feel dear?” Cybil asked.</w:t>
+      </w:r>
+    </w:p>
+    <w:p>
+      <w:r>
+        <w:t xml:space="preserve">“After the </w:t>
+      </w:r>
+      <w:r>
+        <w:t>announcement</w:t>
+      </w:r>
+      <w:r>
+        <w:t xml:space="preserve">, </w:t>
+      </w:r>
+      <w:r>
+        <w:t>I’m feeling relieved</w:t>
+      </w:r>
+      <w:r>
+        <w:t>, now everything is settled</w:t>
+      </w:r>
+      <w:r>
+        <w:t>,” Zanthal said.</w:t>
+      </w:r>
+    </w:p>
+    <w:p>
+      <w:r>
+        <w:t>“So you’re happy?” Aeloria asked eagerly.</w:t>
+      </w:r>
+    </w:p>
+    <w:p>
+      <w:r>
+        <w:t>“Yes,” Zanthal said, grinning evilly. “Now the legal stuff is over, you can train with me. Since we have identical bodies, you don’t have an excuse not to keep up.”</w:t>
+      </w:r>
+    </w:p>
+    <w:p>
+      <w:r>
+        <w:t>The parents laughed at Aeloria’s horrified expression.</w:t>
+      </w:r>
+    </w:p>
+    <w:p>
+      <w:r>
+        <w:t>“And if your friends want to come, I won’t say no,” Zanthal said. “We can all train together.”</w:t>
+      </w:r>
+    </w:p>
+    <w:p>
+      <w:r>
+        <w:t>“I’m going to lose all my friends,” Aeloria said, grimacing.</w:t>
+      </w:r>
+    </w:p>
+    <w:p>
+      <w:r>
+        <w:lastRenderedPageBreak/>
+        <w:t>“We have arranged for the Brady family to stay at a local hotel while they look for houses,” Emilie said.</w:t>
+      </w:r>
+    </w:p>
+    <w:p>
+      <w:r>
+        <w:t>“We will also give them a proper car,” Tavares said. “What they have now is a piece of junk.”</w:t>
+      </w:r>
+    </w:p>
+    <w:p>
+      <w:r>
+        <w:t>“We can’t possibly accept all that?” Cybil said.</w:t>
+      </w:r>
+    </w:p>
+    <w:p>
+      <w:r>
+        <w:t>“In the future your son will be Prince Zanthal,” Tavares said. “You may not get titles, but that doesn’t m</w:t>
+      </w:r>
+      <w:r>
+        <w:t>ean you shouldn’t live as upper-</w:t>
+      </w:r>
+      <w:r>
+        <w:t>middle-class people.”</w:t>
+      </w:r>
+    </w:p>
+    <w:p>
+      <w:r>
+        <w:t>A man approached and said, “When you’re ready, please follow me.”</w:t>
+      </w:r>
+    </w:p>
+    <w:p>
+      <w:r>
+        <w:t>Zanthal hugged Cybil and said, “Good night Mum, Dad.”</w:t>
+      </w:r>
+    </w:p>
+    <w:p>
+      <w:r>
+        <w:t>Aeloria gave both hugs and the Brady’s walked away.</w:t>
+      </w:r>
+    </w:p>
     <w:p/>
     <w:p/>
     <w:p/>
@@ -6104,7 +6565,7 @@
             <w:rPr>
               <w:noProof/>
             </w:rPr>
-            <w:t>54</w:t>
+            <w:t>2</w:t>
           </w:r>
         </w:fldSimple>
       </w:p>
@@ -6134,7 +6595,7 @@
             <w:rPr>
               <w:noProof/>
             </w:rPr>
-            <w:t>53</w:t>
+            <w:t>3</w:t>
           </w:r>
         </w:fldSimple>
       </w:p>
@@ -8287,7 +8748,7 @@
 </file>
 
 <file path=customXml/itemProps1.xml><?xml version="1.0" encoding="utf-8"?>
-<ds:datastoreItem xmlns:ds="http://schemas.openxmlformats.org/officeDocument/2006/customXml" ds:itemID="{345BE439-EFB4-40E5-B10E-0A81476C207E}">
+<ds:datastoreItem xmlns:ds="http://schemas.openxmlformats.org/officeDocument/2006/customXml" ds:itemID="{1682A5C3-EE10-467B-8941-46D5962AF46A}">
   <ds:schemaRefs>
     <ds:schemaRef ds:uri="http://schemas.openxmlformats.org/officeDocument/2006/bibliography"/>
   </ds:schemaRefs>

--- a/Books/AA/The Unorthodox Polymorph/Book_The Unorthodox Polymorph.docx
+++ b/Books/AA/The Unorthodox Polymorph/Book_The Unorthodox Polymorph.docx
@@ -351,21 +351,7 @@
             <w:rStyle w:val="Hyperlink"/>
             <w:noProof/>
           </w:rPr>
-          <w:t>Meeting the par</w:t>
-        </w:r>
-        <w:r>
-          <w:rPr>
-            <w:rStyle w:val="Hyperlink"/>
-            <w:noProof/>
-          </w:rPr>
-          <w:t>e</w:t>
-        </w:r>
-        <w:r>
-          <w:rPr>
-            <w:rStyle w:val="Hyperlink"/>
-            <w:noProof/>
-          </w:rPr>
-          <w:t>nts</w:t>
+          <w:t>Meeting the parents</w:t>
         </w:r>
         <w:r>
           <w:rPr>
@@ -650,7 +636,10 @@
         <w:t>kid</w:t>
       </w:r>
       <w:r>
-        <w:t xml:space="preserve"> said</w:t>
+        <w:t xml:space="preserve"> </w:t>
+      </w:r>
+      <w:r>
+        <w:t>asked</w:t>
       </w:r>
       <w:r>
         <w:t>.</w:t>
@@ -667,7 +656,15 @@
         <w:t xml:space="preserve">teen, the third in a trio of fools </w:t>
       </w:r>
       <w:r>
-        <w:t>said, cackling in a way only goblin men could.</w:t>
+        <w:t xml:space="preserve">said, cackling </w:t>
+      </w:r>
+      <w:proofErr w:type="gramStart"/>
+      <w:r>
+        <w:t>in a way only goblin men</w:t>
+      </w:r>
+      <w:proofErr w:type="gramEnd"/>
+      <w:r>
+        <w:t xml:space="preserve"> could.</w:t>
       </w:r>
     </w:p>
     <w:p>
@@ -822,7 +819,15 @@
         <w:t>King</w:t>
       </w:r>
       <w:r>
-        <w:t xml:space="preserve"> Barran’s </w:t>
+        <w:t xml:space="preserve"> </w:t>
+      </w:r>
+      <w:proofErr w:type="spellStart"/>
+      <w:r>
+        <w:t>Barran’s</w:t>
+      </w:r>
+      <w:proofErr w:type="spellEnd"/>
+      <w:r>
+        <w:t xml:space="preserve"> </w:t>
       </w:r>
       <w:r>
         <w:t xml:space="preserve">only </w:t>
@@ -956,15 +961,7 @@
         <w:t>tudents entered the chambers.</w:t>
       </w:r>
       <w:r>
-        <w:t xml:space="preserve"> </w:t>
-      </w:r>
-      <w:proofErr w:type="spellStart"/>
-      <w:r>
-        <w:t>Aeloria</w:t>
-      </w:r>
-      <w:proofErr w:type="spellEnd"/>
-      <w:r>
-        <w:t xml:space="preserve"> threw Zanthal one look and entered.</w:t>
+        <w:t xml:space="preserve"> Aeloria threw Zanthal one look and entered.</w:t>
       </w:r>
     </w:p>
     <w:p>
@@ -1038,7 +1035,13 @@
         <w:pStyle w:val="StatusMessage"/>
       </w:pPr>
       <w:r>
-        <w:t>Princess Aeloria, Druidic Ranger</w:t>
+        <w:t xml:space="preserve">Princess Aeloria, </w:t>
+      </w:r>
+      <w:r>
+        <w:t>Arcane</w:t>
+      </w:r>
+      <w:r>
+        <w:t xml:space="preserve"> Ranger</w:t>
       </w:r>
     </w:p>
     <w:p>
@@ -1049,6 +1052,14 @@
     <w:p>
       <w:r>
         <w:lastRenderedPageBreak/>
+        <w:t>Zanthal</w:t>
+      </w:r>
+      <w:r>
+        <w:t xml:space="preserve"> walked around the room, just to make sure Aeloria was in fact looking at him. Sure enough, she was.</w:t>
+      </w:r>
+    </w:p>
+    <w:p>
+      <w:r>
         <w:t>Time crept on as one by one people entered the chambers. Despite the tediously long process no one left. This was an important social event for the 1</w:t>
       </w:r>
       <w:r>
@@ -1086,7 +1097,15 @@
     </w:p>
     <w:p>
       <w:r>
-        <w:t>A chill ran down Zanthal’s spine as he realized the implications of the class name.</w:t>
+        <w:t xml:space="preserve">A chill ran down </w:t>
+      </w:r>
+      <w:proofErr w:type="spellStart"/>
+      <w:r>
+        <w:t>Zanthal’s</w:t>
+      </w:r>
+      <w:proofErr w:type="spellEnd"/>
+      <w:r>
+        <w:t xml:space="preserve"> spine as he realized the implications of the class name.</w:t>
       </w:r>
     </w:p>
     <w:p>
@@ -1185,6 +1204,7 @@
     </w:p>
     <w:p>
       <w:r>
+        <w:lastRenderedPageBreak/>
         <w:t xml:space="preserve">“I can’t believe it,” </w:t>
       </w:r>
       <w:r>
@@ -1207,424 +1227,443 @@
     </w:p>
     <w:p>
       <w:r>
+        <w:t>Asshole #1</w:t>
+      </w:r>
+      <w:r>
+        <w:t xml:space="preserve"> tripped Zanthal. He stumbled forward and slammed into Aeloria. What the hell was she doing there?</w:t>
+      </w:r>
+    </w:p>
+    <w:p>
+      <w:r>
+        <w:t xml:space="preserve">At the last possible moment Zanthal grabbed Aeloria, twisted his body and fell to the ground with a loud thump, shaking the </w:t>
+      </w:r>
+      <w:r>
+        <w:t xml:space="preserve">floor </w:t>
+      </w:r>
+      <w:r>
+        <w:t>in the process. Aeloria landed on top of him.</w:t>
+      </w:r>
+    </w:p>
+    <w:p>
+      <w:r>
+        <w:t xml:space="preserve">“Timber,” </w:t>
+      </w:r>
+      <w:r>
+        <w:t>Asshole #1</w:t>
+      </w:r>
+      <w:r>
+        <w:t xml:space="preserve"> </w:t>
+      </w:r>
+      <w:r>
+        <w:t>shouted, laughing.</w:t>
+      </w:r>
+    </w:p>
+    <w:p>
+      <w:r>
+        <w:t>“Mr. Bradley, what the hell are you doing?” Professor Dalton, one of the instructors, demanded</w:t>
+      </w:r>
+      <w:r>
+        <w:t>, finally revealing the fool’s name</w:t>
+      </w:r>
+      <w:r>
+        <w:t>. “I will not have violence in class.”</w:t>
+      </w:r>
+    </w:p>
+    <w:p>
+      <w:r>
+        <w:t>Other teachers approached, attracted by the commotion.</w:t>
+      </w:r>
+    </w:p>
+    <w:p>
+      <w:r>
+        <w:t>“Oh my God, I’m so sorry,” Zanthal said with the deep resounding sound of all Nordics. “I didn’t mean to hurt you. Are you okay?”</w:t>
+      </w:r>
+    </w:p>
+    <w:p>
+      <w:r>
+        <w:t>Aeloria nodded and said, “I’m fine. You just startled me. More importantly, are you okay?”</w:t>
+      </w:r>
+    </w:p>
+    <w:p>
+      <w:r>
+        <w:t>“You’re worried about me?” Zanthal asked, astonished.</w:t>
+      </w:r>
+    </w:p>
+    <w:p>
+      <w:r>
+        <w:t xml:space="preserve">Zanthal noticed Aeloria hadn’t gotten up. Could she like him? Was that why she kept </w:t>
+      </w:r>
+      <w:r>
+        <w:t>staring</w:t>
+      </w:r>
+      <w:r>
+        <w:t xml:space="preserve"> at him? </w:t>
+      </w:r>
+      <w:r>
+        <w:t>Did she want to train with him?</w:t>
+      </w:r>
+    </w:p>
+    <w:p>
+      <w:r>
+        <w:t>Zanthal dismissed the possibility and said, “I’m just a commoner from a no-name town.”</w:t>
+      </w:r>
+    </w:p>
+    <w:p>
+      <w:r>
+        <w:t>“But that fall looked painful,” Aeloria objected.</w:t>
+      </w:r>
+    </w:p>
+    <w:p>
+      <w:r>
         <w:lastRenderedPageBreak/>
-        <w:t>Asshole #1</w:t>
-      </w:r>
-      <w:r>
-        <w:t xml:space="preserve"> tripped Zanthal. He stumbled forward and slammed into Aeloria. What the hell was she doing there?</w:t>
-      </w:r>
-    </w:p>
-    <w:p>
-      <w:r>
-        <w:t xml:space="preserve">At the last possible moment Zanthal grabbed </w:t>
+        <w:t>“True,” Zanthal said. “I hit my elbow and whacked my skull. The important thing is that you are okay.”</w:t>
+      </w:r>
+    </w:p>
+    <w:p>
+      <w:r>
+        <w:t>For a timeless moment b</w:t>
+      </w:r>
+      <w:r>
+        <w:t xml:space="preserve">oth looked </w:t>
+      </w:r>
+      <w:r>
+        <w:t>into each other’s eyes.</w:t>
+      </w:r>
+    </w:p>
+    <w:p>
+      <w:r>
+        <w:t xml:space="preserve">Then </w:t>
+      </w:r>
+      <w:r>
+        <w:t>Zanthal screamed in panic. “No, no, no, this can’t be happening to me.”</w:t>
+      </w:r>
+    </w:p>
+    <w:p>
+      <w:r>
+        <w:t>Aeloria jumped up in fright and Dalton approached. “Do you need medical treatment Mr. Zanthal?”</w:t>
+      </w:r>
+    </w:p>
+    <w:p>
+      <w:r>
+        <w:t>“Weird things are happening in my body,” Zanthal said in terror. “I think my class is activating.”</w:t>
+      </w:r>
+    </w:p>
+    <w:p>
+      <w:r>
+        <w:t>Zanthal looked around the room full of socializing people and said, “I need to get out of here before it fully activates. I don’t know how to stop it. I don’t know how it activated.”</w:t>
+      </w:r>
+    </w:p>
+    <w:p>
+      <w:r>
+        <w:t>“Calm down and tell me what the problem is,” Dalton said.</w:t>
+      </w:r>
+    </w:p>
+    <w:p>
+      <w:r>
+        <w:t xml:space="preserve">“My class is Fair Polymorph,” Zanthal said and looked at Aeloria. “I am afraid…Please get me out of here, at least for the sake of Princess </w:t>
       </w:r>
       <w:proofErr w:type="spellStart"/>
       <w:r>
-        <w:t>Aeloria</w:t>
+        <w:t>Aeloria’s</w:t>
       </w:r>
       <w:proofErr w:type="spellEnd"/>
       <w:r>
-        <w:t xml:space="preserve">, twisted his body and fell to the ground with a loud thump, shaking the </w:t>
-      </w:r>
-      <w:r>
-        <w:t xml:space="preserve">floor </w:t>
-      </w:r>
-      <w:r>
-        <w:t>in the process. Aeloria landed on top of him.</w:t>
-      </w:r>
-    </w:p>
-    <w:p>
-      <w:r>
-        <w:t xml:space="preserve">“Timber,” </w:t>
-      </w:r>
-      <w:r>
-        <w:t>Asshole #1</w:t>
-      </w:r>
-      <w:r>
-        <w:t xml:space="preserve"> </w:t>
-      </w:r>
-      <w:r>
-        <w:t>shouted, laughing.</w:t>
-      </w:r>
-    </w:p>
-    <w:p>
-      <w:r>
-        <w:t>“Mr. Bradley, what the hell are you doing?” Professor Dalton, one of the instructors, demanded</w:t>
-      </w:r>
-      <w:r>
-        <w:t>, finally revealing the fool’s name</w:t>
-      </w:r>
-      <w:r>
-        <w:t>. “I will not have violence in class.”</w:t>
-      </w:r>
-    </w:p>
-    <w:p>
-      <w:r>
-        <w:t>Other teachers approached, attracted by the commotion.</w:t>
-      </w:r>
-    </w:p>
-    <w:p>
-      <w:r>
-        <w:t>“Oh my God, I’m so sorry,” Zanthal said with the deep resounding sound of all Nordics. “I didn’t mean to hurt you. Are you okay?”</w:t>
-      </w:r>
-    </w:p>
-    <w:p>
-      <w:r>
-        <w:t>Aeloria nodded and said, “I’m fine. You just startled me. More importantly, are you okay?”</w:t>
-      </w:r>
-    </w:p>
-    <w:p>
-      <w:r>
-        <w:t>“You’re worried about me?” Zanthal asked, astonished.</w:t>
-      </w:r>
-    </w:p>
-    <w:p>
-      <w:r>
-        <w:t xml:space="preserve">Zanthal noticed </w:t>
+        <w:t xml:space="preserve"> dignity</w:t>
+      </w:r>
+      <w:r>
+        <w:t>. I need a private room</w:t>
+      </w:r>
+      <w:r>
+        <w:t>.”</w:t>
+      </w:r>
+    </w:p>
+    <w:p>
+      <w:r>
+        <w:t>“No,” Aeloria said, horrified. “</w:t>
+      </w:r>
+      <w:r>
+        <w:t>Professor</w:t>
+      </w:r>
+      <w:r>
+        <w:t xml:space="preserve"> Dalton, we need a private room now.”</w:t>
+      </w:r>
+    </w:p>
+    <w:p>
+      <w:r>
+        <w:t>“</w:t>
+      </w:r>
+      <w:r>
+        <w:t>Come you two. I’ll take you to a teacher’s washroom. How much time do you have?</w:t>
+      </w:r>
+      <w:r>
+        <w:t>” Dalton asked.</w:t>
+      </w:r>
+    </w:p>
+    <w:p>
+      <w:r>
+        <w:t>“5, maybe 10 minutes</w:t>
+      </w:r>
+      <w:r>
+        <w:t xml:space="preserve"> at most</w:t>
+      </w:r>
+      <w:r>
+        <w:t>,” Zanthal said. “I feel all sorts of weird pulling sensations.</w:t>
+      </w:r>
+      <w:r>
+        <w:t xml:space="preserve"> My vision and hearing is getting wonky.</w:t>
+      </w:r>
+      <w:r>
+        <w:t xml:space="preserve"> I’m feeling vertigo.</w:t>
+      </w:r>
+      <w:r>
+        <w:t>”</w:t>
+      </w:r>
+    </w:p>
+    <w:p>
+      <w:r>
+        <w:t xml:space="preserve">“I can’t believe you’re turning to girl,” </w:t>
+      </w:r>
+      <w:r>
+        <w:t>Bradley</w:t>
+      </w:r>
+      <w:r>
+        <w:t xml:space="preserve"> called out, laughing like an idiot.</w:t>
+      </w:r>
+      <w:r>
+        <w:t xml:space="preserve"> “That’s so funny.”</w:t>
+      </w:r>
+    </w:p>
+    <w:p>
+      <w:r>
+        <w:t xml:space="preserve">“Shut up </w:t>
+      </w:r>
+      <w:r>
+        <w:t>Bradley</w:t>
+      </w:r>
+      <w:r>
+        <w:t>,” Aeloria said angrily. “This isn’t funny.”</w:t>
+      </w:r>
+    </w:p>
+    <w:p>
+      <w:r>
+        <w:lastRenderedPageBreak/>
+        <w:t>They headed to the door and Zanthal staggered like a drunk.</w:t>
+      </w:r>
+    </w:p>
+    <w:p>
+      <w:r>
+        <w:t>“I’ll help,” Dalton said. “Close your eyes. It will help with disorientation.”</w:t>
+      </w:r>
+    </w:p>
+    <w:p>
+      <w:r>
+        <w:t>“Are you shrinking?” Aeloria asked.</w:t>
+      </w:r>
+    </w:p>
+    <w:p>
+      <w:r>
+        <w:t>“Of course,” Zanthal said. “I am bigger than you.”</w:t>
+      </w:r>
+    </w:p>
+    <w:p>
+      <w:r>
+        <w:t>They walked through several corridors and Zanthal was forced to hold his pants to prevent them from falling.</w:t>
+      </w:r>
+    </w:p>
+    <w:p>
+      <w:r>
+        <w:t>Finally they arrived at a washroom, when Zanthal lost almost 60 centimeter of height.</w:t>
+      </w:r>
+    </w:p>
+    <w:p>
+      <w:r>
+        <w:t>“Professor Dalton, please get me a boy’s school uniform, one that will fit Princess Aeloria,” Zanthal said.</w:t>
+      </w:r>
+    </w:p>
+    <w:p>
+      <w:r>
+        <w:t>“All right,” Dalton said. “Stay here.”</w:t>
+      </w:r>
+    </w:p>
+    <w:p>
+      <w:r>
+        <w:t>Zanthal sat on the toilet, red-faced and said, “Sorry about this. I didn’t mean to get you involved. You must be grossed out.”</w:t>
+      </w:r>
+    </w:p>
+    <w:p>
+      <w:r>
+        <w:t xml:space="preserve">“Stop calling me princess,” Aeloria </w:t>
+      </w:r>
+      <w:r>
+        <w:t>scolded</w:t>
+      </w:r>
+      <w:r>
+        <w:t>. “In this school, all students must be treated as equal.</w:t>
+      </w:r>
+    </w:p>
+    <w:p>
+      <w:r>
+        <w:t>“And no I don’t think you’re gross.”</w:t>
+      </w:r>
+    </w:p>
+    <w:p>
+      <w:r>
+        <w:t>Aeloria blushed and said, “I think you’re cute.”</w:t>
+      </w:r>
+    </w:p>
+    <w:p>
+      <w:r>
+        <w:t>“Oh great,” Zanthal grumbled. “I discover the cutest girl in the country likes me, and now I’m losing my appearance. What a horrible day. And now my voice is changing.”</w:t>
+      </w:r>
+    </w:p>
+    <w:p>
+      <w:r>
+        <w:t>“I didn’t know that Nordics could be gentle,” Aeloria said. “The Nordics I know are rather violent, rough and crude.”</w:t>
+      </w:r>
+    </w:p>
+    <w:p>
+      <w:r>
+        <w:t>“Why do you think I’m gentle?” Zanthal asked</w:t>
+      </w:r>
+      <w:r>
+        <w:t>, confused</w:t>
+      </w:r>
+      <w:r>
+        <w:t>. “You do know I can bench-press a cow, don’t you?”</w:t>
+      </w:r>
+    </w:p>
+    <w:p>
+      <w:r>
+        <w:lastRenderedPageBreak/>
+        <w:t>“Your face,” Aeloria said</w:t>
+      </w:r>
+      <w:r>
+        <w:t>, looking at a distorted version of her own face</w:t>
+      </w:r>
+      <w:r>
+        <w:t>. “That looks disturbing. That must be that uncanny valley thing.”</w:t>
+      </w:r>
+    </w:p>
+    <w:p>
+      <w:r>
+        <w:t>“Sorry,” Zanthal said and hugged himself. His chest was feeling entirely too sensitive</w:t>
+      </w:r>
+      <w:r>
+        <w:t xml:space="preserve"> inside entirely baggy clothes</w:t>
+      </w:r>
+      <w:r>
+        <w:t>.</w:t>
+      </w:r>
+    </w:p>
+    <w:p>
+      <w:r>
+        <w:t>For a moment no one spoke.</w:t>
+      </w:r>
+    </w:p>
+    <w:p>
+      <w:r>
+        <w:t>“I feel the physical process has completed</w:t>
+      </w:r>
+      <w:r>
+        <w:t>. I no longer feel vertigo</w:t>
+      </w:r>
+      <w:r>
+        <w:t>, but my hearing and vision are wrong,” Zanthal said. “I still don’t understand why you aren’t grossed out.”</w:t>
+      </w:r>
+    </w:p>
+    <w:p>
+      <w:r>
+        <w:t>“Why would I be grossed out? I now have a new twin sister,” Aeloria said, smiling.</w:t>
+      </w:r>
+    </w:p>
+    <w:p>
+      <w:r>
+        <w:t xml:space="preserve">Zanthal was hit with a wave of dizziness and he </w:t>
+      </w:r>
+      <w:r>
+        <w:t>muttered</w:t>
+      </w:r>
+      <w:r>
+        <w:t xml:space="preserve">, </w:t>
+      </w:r>
+      <w:r>
+        <w:t>“Somehow that doesn’t make me happy</w:t>
+      </w:r>
+      <w:r>
+        <w:t>.</w:t>
+      </w:r>
+      <w:r>
+        <w:t>”</w:t>
+      </w:r>
+    </w:p>
+    <w:p>
+      <w:r>
+        <w:t>Aeloria leaned on the sink as both stayed in silence.</w:t>
+      </w:r>
+    </w:p>
+    <w:p>
+      <w:r>
+        <w:t>There was a knock on the door and Aeloria opened it.</w:t>
+      </w:r>
+    </w:p>
+    <w:p>
+      <w:r>
+        <w:t>“Here are the clothes, including undergarments base on your size,” Dalton said.</w:t>
+      </w:r>
+    </w:p>
+    <w:p>
+      <w:r>
+        <w:t>“Thanks professor,” Aeloria said and closed the door.</w:t>
+      </w:r>
+    </w:p>
+    <w:p>
+      <w:r>
+        <w:t>“Stop looking as if you’re going to your funeral,” Aeloria said, annoyed. “I’m not ugly.”</w:t>
+      </w:r>
+    </w:p>
+    <w:p>
+      <w:r>
+        <w:t>“I’m painfully aware how pretty you are,” Zanthal said. “But that beauty should be on you, not me.”</w:t>
+      </w:r>
+    </w:p>
+    <w:p>
+      <w:r>
+        <w:t xml:space="preserve">Zanthal sighed and said, “I better get this over with.” </w:t>
+      </w:r>
+      <w:r>
+        <w:t xml:space="preserve">He removed his shoes and socks. </w:t>
+      </w:r>
+      <w:r>
+        <w:t xml:space="preserve">He </w:t>
+      </w:r>
+      <w:r>
+        <w:t xml:space="preserve">then </w:t>
+      </w:r>
+      <w:r>
+        <w:t>closes his eyes and began undressing.</w:t>
+      </w:r>
+    </w:p>
+    <w:p>
+      <w:r>
+        <w:t>“Okay, help me dress.”</w:t>
+      </w:r>
+    </w:p>
+    <w:p>
+      <w:r>
+        <w:t>“Lift your arms,” Aeloria said.</w:t>
+      </w:r>
+    </w:p>
+    <w:p>
+      <w:r>
+        <w:lastRenderedPageBreak/>
+        <w:t xml:space="preserve">“Aah, ugh, </w:t>
       </w:r>
       <w:proofErr w:type="spellStart"/>
       <w:r>
-        <w:t>Aeloria</w:t>
+        <w:t>grr</w:t>
       </w:r>
       <w:proofErr w:type="spellEnd"/>
       <w:r>
-        <w:t xml:space="preserve"> hadn’t gotten up. Could she like him? Was that why she kept </w:t>
-      </w:r>
-      <w:r>
-        <w:t>staring</w:t>
-      </w:r>
-      <w:r>
-        <w:t xml:space="preserve"> at him? Zanthal dismissed the possibility and said, “I’m just a commoner from a no-name town.”</w:t>
-      </w:r>
-    </w:p>
-    <w:p>
-      <w:r>
-        <w:t>“But that fall looked painful,” Aeloria objected.</w:t>
-      </w:r>
-    </w:p>
-    <w:p>
-      <w:r>
-        <w:t>“True,” Zanthal said. “I hit my elbow and whacked my skull. The important thing is that you are okay.”</w:t>
-      </w:r>
-    </w:p>
-    <w:p>
-      <w:r>
-        <w:t>For a timeless moment b</w:t>
-      </w:r>
-      <w:r>
-        <w:t xml:space="preserve">oth looked </w:t>
-      </w:r>
-      <w:r>
-        <w:t>into each other’s eyes.</w:t>
-      </w:r>
-    </w:p>
-    <w:p>
-      <w:r>
-        <w:t xml:space="preserve">Then </w:t>
-      </w:r>
-      <w:r>
-        <w:t>Zanthal screamed in panic. “No, no, no, this can’t be happening to me.”</w:t>
-      </w:r>
-    </w:p>
-    <w:p>
-      <w:r>
-        <w:lastRenderedPageBreak/>
-        <w:t>Aeloria jumped up in fright and Dalton approached. “Do you need medical treatment Mr. Zanthal?”</w:t>
-      </w:r>
-    </w:p>
-    <w:p>
-      <w:r>
-        <w:t>“Weird things are happening in my body,” Zanthal said in terror. “I think my class is activating.”</w:t>
-      </w:r>
-    </w:p>
-    <w:p>
-      <w:r>
-        <w:t>Zanthal looked around the room full of socializing people and said, “I need to get out of here before it fully activates. I don’t know how to stop it. I don’t know how it activated.”</w:t>
-      </w:r>
-    </w:p>
-    <w:p>
-      <w:r>
-        <w:t>“Calm down and tell me what the problem is,” Dalton said.</w:t>
-      </w:r>
-    </w:p>
-    <w:p>
-      <w:r>
-        <w:t xml:space="preserve">“My class is Fair Polymorph,” Zanthal said and looked at Aeloria. “I am afraid…Please get me out of here, at least for the sake of Princess </w:t>
-      </w:r>
-      <w:r>
-        <w:t>Aeloria’s dignity</w:t>
-      </w:r>
-      <w:r>
-        <w:t>. I need a private room</w:t>
-      </w:r>
-      <w:r>
-        <w:t>.”</w:t>
-      </w:r>
-    </w:p>
-    <w:p>
-      <w:r>
-        <w:t>“No,” Aeloria said, horrified. “</w:t>
-      </w:r>
-      <w:r>
-        <w:t>Professor</w:t>
-      </w:r>
-      <w:r>
-        <w:t xml:space="preserve"> Dalton, we need a private room now.”</w:t>
-      </w:r>
-    </w:p>
-    <w:p>
-      <w:r>
-        <w:t>“</w:t>
-      </w:r>
-      <w:r>
-        <w:t>Come you two. I’ll take you to a teacher’s washroom. How much time do you have?</w:t>
-      </w:r>
-      <w:r>
-        <w:t>” Dalton asked.</w:t>
-      </w:r>
-    </w:p>
-    <w:p>
-      <w:r>
-        <w:t>“5, maybe 10 minutes</w:t>
-      </w:r>
-      <w:r>
-        <w:t xml:space="preserve"> at most</w:t>
-      </w:r>
-      <w:r>
-        <w:t>,” Zanthal said. “I feel all sorts of weird pulling sensations.</w:t>
-      </w:r>
-      <w:r>
-        <w:t xml:space="preserve"> My vision and hearing is getting wonky.</w:t>
-      </w:r>
-      <w:r>
-        <w:t xml:space="preserve"> I’m feeling vertigo.</w:t>
-      </w:r>
-      <w:r>
-        <w:t>”</w:t>
-      </w:r>
-    </w:p>
-    <w:p>
-      <w:r>
-        <w:t xml:space="preserve">“I can’t believe you’re turning to girl,” </w:t>
-      </w:r>
-      <w:r>
-        <w:t>Bradley</w:t>
-      </w:r>
-      <w:r>
-        <w:t xml:space="preserve"> called out, laughing like an idiot.</w:t>
-      </w:r>
-      <w:r>
-        <w:t xml:space="preserve"> “That’s so funny.”</w:t>
-      </w:r>
-    </w:p>
-    <w:p>
-      <w:r>
-        <w:t xml:space="preserve">“Shut up </w:t>
-      </w:r>
-      <w:r>
-        <w:t>Bradley</w:t>
-      </w:r>
-      <w:r>
-        <w:t>,” Aeloria said angrily. “This isn’t funny.”</w:t>
-      </w:r>
-    </w:p>
-    <w:p>
-      <w:r>
-        <w:t>They headed to the door and Zanthal staggered like a drunk.</w:t>
-      </w:r>
-    </w:p>
-    <w:p>
-      <w:r>
-        <w:t>“I’ll help,” Dalton said. “Close your eyes. It will help with disorientation.”</w:t>
-      </w:r>
-    </w:p>
-    <w:p>
-      <w:r>
-        <w:t>“Are you shrinking?” Aeloria asked.</w:t>
-      </w:r>
-    </w:p>
-    <w:p>
-      <w:r>
-        <w:lastRenderedPageBreak/>
-        <w:t>“Of course,” Zanthal said. “I am bigger than you.”</w:t>
-      </w:r>
-    </w:p>
-    <w:p>
-      <w:r>
-        <w:t>They walked through several corridors and Zanthal was forced to hold his pants to prevent them from falling.</w:t>
-      </w:r>
-    </w:p>
-    <w:p>
-      <w:r>
-        <w:t>Finally they arrived at a washroom, when Zanthal lost almost 60 centimeter of height.</w:t>
-      </w:r>
-    </w:p>
-    <w:p>
-      <w:r>
-        <w:t xml:space="preserve">“Professor Dalton, please get me a boy’s school uniform, one that will fit Princess </w:t>
-      </w:r>
-      <w:proofErr w:type="spellStart"/>
-      <w:r>
-        <w:t>Aeloria</w:t>
-      </w:r>
-      <w:proofErr w:type="spellEnd"/>
-      <w:r>
-        <w:t>,” Zanthal said.</w:t>
-      </w:r>
-    </w:p>
-    <w:p>
-      <w:r>
-        <w:t>“All right,” Dalton said. “Stay here.”</w:t>
-      </w:r>
-    </w:p>
-    <w:p>
-      <w:r>
-        <w:t>Zanthal sat on the toilet, red-faced and said, “Sorry about this. I didn’t mean to get you involved. You must be grossed out.”</w:t>
-      </w:r>
-    </w:p>
-    <w:p>
-      <w:r>
-        <w:t xml:space="preserve">“Stop calling me princess,” Aeloria </w:t>
-      </w:r>
-      <w:r>
-        <w:t>scolded</w:t>
-      </w:r>
-      <w:r>
-        <w:t>. “In this school, all students must be treated as equal.</w:t>
-      </w:r>
-    </w:p>
-    <w:p>
-      <w:r>
-        <w:t>“And no I don’t think you’re gross.”</w:t>
-      </w:r>
-    </w:p>
-    <w:p>
-      <w:r>
-        <w:t>Aeloria blushed and said, “I think you’re cute.”</w:t>
-      </w:r>
-    </w:p>
-    <w:p>
-      <w:r>
-        <w:t>“Oh great,” Zanthal grumbled. “I discover the cutest girl in the country likes me, and now I’m losing my appearance. What a horrible day. And now my voice is changing.”</w:t>
-      </w:r>
-    </w:p>
-    <w:p>
-      <w:r>
-        <w:t>“I didn’t know that Nordics could be gentle,” Aeloria said. “The Nordics I know are rather violent, rough and crude.”</w:t>
-      </w:r>
-    </w:p>
-    <w:p>
-      <w:r>
-        <w:t>“Why do you think I’m gentle?” Zanthal asked. “You do know I can bench-press a cow, don’t you?”</w:t>
-      </w:r>
-    </w:p>
-    <w:p>
-      <w:r>
-        <w:t>“Your face,” Aeloria said. “That looks disturbing. That must be that uncanny valley thing.”</w:t>
-      </w:r>
-    </w:p>
-    <w:p>
-      <w:r>
-        <w:t>“Sorry,” Zanthal said and hugged himself. His chest was feeling entirely too sensitive.</w:t>
-      </w:r>
-    </w:p>
-    <w:p>
-      <w:r>
-        <w:lastRenderedPageBreak/>
-        <w:t>For a moment no one spoke.</w:t>
-      </w:r>
-    </w:p>
-    <w:p>
-      <w:r>
-        <w:t>“I feel the physical process has completed</w:t>
-      </w:r>
-      <w:r>
-        <w:t>. I no longer feel vertigo</w:t>
-      </w:r>
-      <w:r>
-        <w:t>, but my hearing and vision are wrong,” Zanthal said. “I still don’t understand why you aren’t grossed out.”</w:t>
-      </w:r>
-    </w:p>
-    <w:p>
-      <w:r>
-        <w:t>“Why would I be grossed out? I now have a new twin sister,” Aeloria said, smiling.</w:t>
-      </w:r>
-    </w:p>
-    <w:p>
-      <w:r>
-        <w:t xml:space="preserve">Zanthal was hit with a wave of dizziness and he </w:t>
-      </w:r>
-      <w:r>
-        <w:t>muttered</w:t>
-      </w:r>
-      <w:r>
-        <w:t xml:space="preserve">, </w:t>
-      </w:r>
-      <w:r>
-        <w:t>“Somehow that doesn’t make me happy</w:t>
-      </w:r>
-      <w:r>
-        <w:t>.</w:t>
-      </w:r>
-      <w:r>
-        <w:t>”</w:t>
-      </w:r>
-    </w:p>
-    <w:p>
-      <w:r>
-        <w:t>Aeloria leaned on the sink as both stayed in silence.</w:t>
-      </w:r>
-    </w:p>
-    <w:p>
-      <w:r>
-        <w:t>There was a knock on the door and Aeloria opened it.</w:t>
-      </w:r>
-    </w:p>
-    <w:p>
-      <w:r>
-        <w:t>“Here are the clothes, including undergarments base on your size,” Dalton said.</w:t>
-      </w:r>
-    </w:p>
-    <w:p>
-      <w:r>
-        <w:t>“Thanks professor,” Aeloria said and closed the door.</w:t>
-      </w:r>
-    </w:p>
-    <w:p>
-      <w:r>
-        <w:t>“Stop looking as if you’re going to your funeral,” Aeloria said, annoyed. “I’m not ugly.”</w:t>
-      </w:r>
-    </w:p>
-    <w:p>
-      <w:r>
-        <w:t>“I’m painfully aware how pretty you are,” Zanthal said. “But that beauty should be on you, not me.”</w:t>
-      </w:r>
-    </w:p>
-    <w:p>
-      <w:r>
-        <w:t>Zanthal sighed and said, “I better get this over with.” He closes his eyes and began undressing, starting with his socks and shoes.</w:t>
-      </w:r>
-    </w:p>
-    <w:p>
-      <w:r>
-        <w:t>“Okay, help me dress.”</w:t>
-      </w:r>
-    </w:p>
-    <w:p>
-      <w:r>
-        <w:t>“Lift your arms,” Aeloria said.</w:t>
-      </w:r>
-    </w:p>
-    <w:p>
-      <w:r>
-        <w:t xml:space="preserve">“Aah, ugh, </w:t>
-      </w:r>
-      <w:proofErr w:type="spellStart"/>
-      <w:r>
-        <w:t>grr</w:t>
-      </w:r>
-      <w:proofErr w:type="spellEnd"/>
-      <w:r>
         <w:t>,” Zanthal grunted in discomfort when the bra touched him.</w:t>
       </w:r>
     </w:p>
@@ -1635,7 +1674,6 @@
     </w:p>
     <w:p>
       <w:r>
-        <w:lastRenderedPageBreak/>
         <w:t>“</w:t>
       </w:r>
       <w:r>
@@ -1732,7 +1770,21 @@
     </w:p>
     <w:p>
       <w:r>
-        <w:t>“At least this is comfortable,” Zanthal said. “The worst of the pain is over, for now.”</w:t>
+        <w:t>“How are you feeling?” Aeloria asked worriedly.</w:t>
+      </w:r>
+    </w:p>
+    <w:p>
+      <w:r>
+        <w:t>“I can’t believe I’m wearing…these types of clothes. I don’t want to exit</w:t>
+      </w:r>
+      <w:r>
+        <w:t>,</w:t>
+      </w:r>
+      <w:r>
+        <w:t>”</w:t>
+      </w:r>
+      <w:r>
+        <w:t xml:space="preserve"> Zanthal said.</w:t>
       </w:r>
     </w:p>
     <w:p>
@@ -1833,12 +1885,12 @@
     </w:p>
     <w:p>
       <w:r>
+        <w:lastRenderedPageBreak/>
         <w:t>“I wish I could put a bag on my head,” Zanthal said.</w:t>
       </w:r>
     </w:p>
     <w:p>
       <w:r>
-        <w:lastRenderedPageBreak/>
         <w:t>“Stop complaining,” Aeloria scolded. “You’re making me feel self-conscious.”</w:t>
       </w:r>
     </w:p>
@@ -1854,7 +1906,13 @@
     </w:p>
     <w:p>
       <w:r>
-        <w:t>Deed done, they entered an examination room. One had a male uniform and a red face.</w:t>
+        <w:t xml:space="preserve">Deed done, </w:t>
+      </w:r>
+      <w:r>
+        <w:t>two copies of Aeloria</w:t>
+      </w:r>
+      <w:r>
+        <w:t xml:space="preserve"> entered an examination room. One had a male uniform and a red face.</w:t>
       </w:r>
     </w:p>
     <w:p>
@@ -1897,7 +1955,13 @@
     </w:p>
     <w:p>
       <w:r>
-        <w:t>“Your variant is unique and never before seen in the 90 years since the quantum singularity.</w:t>
+        <w:t>“Your variant is unique and never before seen in th</w:t>
+      </w:r>
+      <w:r>
+        <w:t>e 92</w:t>
+      </w:r>
+      <w:r>
+        <w:t xml:space="preserve"> years since the quantum singularity.</w:t>
       </w:r>
     </w:p>
     <w:p>
@@ -2034,7 +2098,13 @@
     </w:p>
     <w:p>
       <w:r>
-        <w:t>“I have the overwhelming urge to run and hide,” Zanthal said. “I want my body back.”</w:t>
+        <w:t>“</w:t>
+      </w:r>
+      <w:r>
+        <w:t xml:space="preserve">I’m feeling dizzy and sleepy. </w:t>
+      </w:r>
+      <w:r>
+        <w:t>I have the overwhelming urge to run and hide,” Zanthal said. “I want my body back.”</w:t>
       </w:r>
     </w:p>
     <w:p>
@@ -2137,7 +2207,15 @@
     </w:p>
     <w:p>
       <w:r>
-        <w:t xml:space="preserve">“Does that extend to yourself?” Dr. </w:t>
+        <w:t xml:space="preserve">“Does that extend to </w:t>
+      </w:r>
+      <w:proofErr w:type="gramStart"/>
+      <w:r>
+        <w:t>yourself</w:t>
+      </w:r>
+      <w:proofErr w:type="gramEnd"/>
+      <w:r>
+        <w:t xml:space="preserve">?” Dr. </w:t>
       </w:r>
       <w:r>
         <w:t>Willows asked.</w:t>
@@ -2145,10 +2223,56 @@
     </w:p>
     <w:p>
       <w:r>
-        <w:t>“Yes Dr. Willows,” Zanthal said. “I hate looking at myse</w:t>
-      </w:r>
-      <w:r>
-        <w:t>lf in the mirror when changing. However, I’m fine with my own body.”</w:t>
+        <w:t>“</w:t>
+      </w:r>
+      <w:r>
+        <w:t xml:space="preserve">No </w:t>
+      </w:r>
+      <w:r>
+        <w:t>Dr. Willows,” Zanthal said. “</w:t>
+      </w:r>
+      <w:r>
+        <w:t>I’m comfortable with my own body. However, I don’t like looking at myself in the mirror</w:t>
+      </w:r>
+      <w:r>
+        <w:t xml:space="preserve"> when changing</w:t>
+      </w:r>
+      <w:r>
+        <w:t>.</w:t>
+      </w:r>
+      <w:r>
+        <w:t>”</w:t>
+      </w:r>
+    </w:p>
+    <w:p>
+      <w:r>
+        <w:t xml:space="preserve">“How about touching </w:t>
+      </w:r>
+      <w:proofErr w:type="gramStart"/>
+      <w:r>
+        <w:t>yourself</w:t>
+      </w:r>
+      <w:proofErr w:type="gramEnd"/>
+      <w:r>
+        <w:t>?” Dr. Willows asked.</w:t>
+      </w:r>
+    </w:p>
+    <w:p>
+      <w:r>
+        <w:t xml:space="preserve">Both Zanthal and </w:t>
+      </w:r>
+      <w:proofErr w:type="spellStart"/>
+      <w:r>
+        <w:t>Aeloria’s</w:t>
+      </w:r>
+      <w:proofErr w:type="spellEnd"/>
+      <w:r>
+        <w:t xml:space="preserve"> faces turned red.</w:t>
+      </w:r>
+    </w:p>
+    <w:p>
+      <w:r>
+        <w:t>“No Doctor,” Zanthal said. “It is my body, and I’m comfortable with it.”</w:t>
       </w:r>
     </w:p>
     <w:p>
@@ -2169,7 +2293,10 @@
         <w:t>Dr. Brenda just nodded.</w:t>
       </w:r>
       <w:r>
-        <w:t xml:space="preserve"> “You need to forge a new identity.”</w:t>
+        <w:t xml:space="preserve"> “Yo</w:t>
+      </w:r>
+      <w:r>
+        <w:t>u need to forge a new identity. Not everyone is willing to do that.”</w:t>
       </w:r>
     </w:p>
     <w:p>
@@ -2207,11 +2334,20 @@
     </w:p>
     <w:p>
       <w:r>
-        <w:t>“The next task is to find you new accommodations,” the principle said. “You cannot stay in the boy’s dormitory.”</w:t>
-      </w:r>
-    </w:p>
-    <w:p>
-      <w:r>
+        <w:t xml:space="preserve">“The next task is to find you new accommodations,” the principle said. “You cannot stay in the boy’s </w:t>
+      </w:r>
+      <w:proofErr w:type="gramStart"/>
+      <w:r>
+        <w:t>dormitory</w:t>
+      </w:r>
+      <w:proofErr w:type="gramEnd"/>
+      <w:r>
+        <w:t>.”</w:t>
+      </w:r>
+    </w:p>
+    <w:p>
+      <w:r>
+        <w:lastRenderedPageBreak/>
         <w:t xml:space="preserve">“And </w:t>
       </w:r>
       <w:r>
@@ -2245,14 +2381,21 @@
     </w:p>
     <w:p>
       <w:r>
-        <w:lastRenderedPageBreak/>
         <w:t xml:space="preserve">“Very well,” the principle said. “Your </w:t>
       </w:r>
       <w:r>
         <w:t>belongings</w:t>
       </w:r>
       <w:r>
-        <w:t xml:space="preserve"> will be brought to Ms. Aeloria’s dorm room.</w:t>
+        <w:t xml:space="preserve"> will be brought to Ms. </w:t>
+      </w:r>
+      <w:proofErr w:type="spellStart"/>
+      <w:r>
+        <w:t>Aeloria’s</w:t>
+      </w:r>
+      <w:proofErr w:type="spellEnd"/>
+      <w:r>
+        <w:t xml:space="preserve"> dorm room.</w:t>
       </w:r>
     </w:p>
     <w:p>
@@ -2272,15 +2415,7 @@
     </w:p>
     <w:p>
       <w:r>
-        <w:t xml:space="preserve">“You select one, </w:t>
-      </w:r>
-      <w:proofErr w:type="spellStart"/>
-      <w:r>
-        <w:t>Aeloria</w:t>
-      </w:r>
-      <w:proofErr w:type="spellEnd"/>
-      <w:r>
-        <w:t>,” Zanthal said.</w:t>
+        <w:t>“You select one, Aeloria,” Zanthal said.</w:t>
       </w:r>
     </w:p>
     <w:p>
@@ -2315,7 +2450,27 @@
         <w:t>Aelindra</w:t>
       </w:r>
       <w:r>
-        <w:t xml:space="preserve"> von Barran, in order to reduce suspicion. For your informal interaction you may use Zanthal.</w:t>
+        <w:t xml:space="preserve"> von </w:t>
+      </w:r>
+      <w:proofErr w:type="spellStart"/>
+      <w:r>
+        <w:t>Barran</w:t>
+      </w:r>
+      <w:proofErr w:type="spellEnd"/>
+      <w:r>
+        <w:t xml:space="preserve">, in order to reduce suspicion. </w:t>
+      </w:r>
+      <w:r>
+        <w:t xml:space="preserve">You may use </w:t>
+      </w:r>
+      <w:r>
+        <w:t>Zanthal</w:t>
+      </w:r>
+      <w:r>
+        <w:t xml:space="preserve"> as a nickname</w:t>
+      </w:r>
+      <w:r>
+        <w:t>.</w:t>
       </w:r>
     </w:p>
     <w:p>
@@ -2335,1126 +2490,1216 @@
     </w:p>
     <w:p>
       <w:r>
-        <w:t>“Who cares about hair?” Zanthal said.</w:t>
-      </w:r>
-    </w:p>
-    <w:p>
-      <w:r>
-        <w:t xml:space="preserve">Never the less Zanthal let </w:t>
+        <w:t>“Who</w:t>
+      </w:r>
+      <w:r>
+        <w:t xml:space="preserve"> cares about hair?” Zanthal grumbled</w:t>
+      </w:r>
+      <w:r>
+        <w:t>.</w:t>
+      </w:r>
+    </w:p>
+    <w:p>
+      <w:r>
+        <w:lastRenderedPageBreak/>
+        <w:t>Never the less Zanthal let Aeloria brush.</w:t>
+      </w:r>
+    </w:p>
+    <w:p>
+      <w:r>
+        <w:t xml:space="preserve">The secretary took a photo and </w:t>
+      </w:r>
+      <w:r>
+        <w:t xml:space="preserve">created a new ID for </w:t>
+      </w:r>
+      <w:r>
+        <w:t>Zanthal</w:t>
+      </w:r>
+      <w:r>
+        <w:t>.</w:t>
+      </w:r>
+    </w:p>
+    <w:p>
+      <w:pPr>
+        <w:pStyle w:val="StatusMessage"/>
+      </w:pPr>
+      <w:r>
+        <w:t>Aelindra</w:t>
+      </w:r>
+      <w:r>
+        <w:t xml:space="preserve"> von </w:t>
       </w:r>
       <w:proofErr w:type="spellStart"/>
       <w:r>
-        <w:t>Aeloria</w:t>
+        <w:t>Barran</w:t>
       </w:r>
       <w:proofErr w:type="spellEnd"/>
       <w:r>
-        <w:t xml:space="preserve"> brush.</w:t>
-      </w:r>
-    </w:p>
-    <w:p>
-      <w:r>
-        <w:t xml:space="preserve">The secretary took a photo and </w:t>
-      </w:r>
-      <w:r>
-        <w:t xml:space="preserve">created a new ID for </w:t>
+        <w:t>, Female</w:t>
+      </w:r>
+      <w:r>
+        <w:t>, 16</w:t>
+      </w:r>
+    </w:p>
+    <w:p>
+      <w:r>
+        <w:t>Zanthal looked at the ID and grimaced.</w:t>
+      </w:r>
+    </w:p>
+    <w:p>
+      <w:r>
+        <w:t>“What’s the matter? That’s a good picture,” Aeloria said.</w:t>
+      </w:r>
+    </w:p>
+    <w:p>
+      <w:r>
+        <w:t>“For you, maybe,” Zanthal said.</w:t>
+      </w:r>
+      <w:r>
+        <w:t xml:space="preserve"> “Also, look at the gender mark.”</w:t>
+      </w:r>
+    </w:p>
+    <w:p>
+      <w:r>
+        <w:t>“Okay Mr. Zanthal, please let us know if you have any issues,” Sara said. “You have a unique class and this is unprecedented. Would you like therapy sessions?”</w:t>
+      </w:r>
+    </w:p>
+    <w:p>
+      <w:r>
+        <w:t>“No thank you Ma’am,” Zanthal said. “I’ll just man through it.”</w:t>
+      </w:r>
+    </w:p>
+    <w:p>
+      <w:r>
+        <w:t>“Men,” Aeloria muttered.</w:t>
+      </w:r>
+    </w:p>
+    <w:p>
+      <w:r>
+        <w:t>Zanthal broke into a bright smile and said, “Thank you.”</w:t>
+      </w:r>
+    </w:p>
+    <w:p>
+      <w:r>
+        <w:t>Sara giggled.</w:t>
+      </w:r>
+      <w:r>
+        <w:t xml:space="preserve"> </w:t>
+      </w:r>
+      <w:r>
+        <w:t xml:space="preserve">“Never the less we will monitor you on your journey. </w:t>
+      </w:r>
+      <w:r>
+        <w:t xml:space="preserve">Also, I was told that a new identity will accelerate synchronization. </w:t>
+      </w:r>
+      <w:r>
+        <w:t>Enjoy the weekend.” She headed off.</w:t>
+      </w:r>
+    </w:p>
+    <w:p>
+      <w:r>
+        <w:t>“Do you know why you were given my last name?” Aeloria asked.</w:t>
+      </w:r>
+    </w:p>
+    <w:p>
+      <w:r>
+        <w:t>“I don’t want to think about it,” Zanthal said. “Place me in front off some monsters and I’ll be happy.”</w:t>
+      </w:r>
+    </w:p>
+    <w:p>
+      <w:r>
+        <w:t>“It’s almost 6:00PM and I’m starving,” Aeloria said. “Aren’t you?”</w:t>
+      </w:r>
+    </w:p>
+    <w:p>
+      <w:r>
+        <w:t>They headed out the doors and onto the main street of campus. Off to the right was a park.</w:t>
+      </w:r>
+    </w:p>
+    <w:p>
+      <w:r>
+        <w:t>“No,” Zanthal said. “Right now I’m thinking what I will tell my parents. Let’s go to the park. Nature relaxe</w:t>
+      </w:r>
+      <w:r>
+        <w:t>s</w:t>
+      </w:r>
+      <w:r>
+        <w:t xml:space="preserve"> me.”</w:t>
+      </w:r>
+    </w:p>
+    <w:p>
+      <w:r>
+        <w:t xml:space="preserve">As if on cue, </w:t>
+      </w:r>
+      <w:proofErr w:type="spellStart"/>
+      <w:r>
+        <w:t>Zanthal’s</w:t>
+      </w:r>
+      <w:proofErr w:type="spellEnd"/>
+      <w:r>
+        <w:t xml:space="preserve"> phone rang.</w:t>
+      </w:r>
+    </w:p>
+    <w:p>
+      <w:r>
+        <w:lastRenderedPageBreak/>
+        <w:t>“Oh great, that’s my mum,” Zanthal said.</w:t>
+      </w:r>
+    </w:p>
+    <w:p>
+      <w:r>
+        <w:t>“Aren’t you going to answer?” Aeloria asked.</w:t>
+      </w:r>
+    </w:p>
+    <w:p>
+      <w:r>
+        <w:t xml:space="preserve">“I say </w:t>
+      </w:r>
+      <w:r>
+        <w:t>hi</w:t>
+      </w:r>
+      <w:r>
+        <w:t xml:space="preserve"> mum and she says who the hell are you?” Zanthal asked.</w:t>
+      </w:r>
+    </w:p>
+    <w:p>
+      <w:r>
+        <w:t xml:space="preserve">Aeloria gave an </w:t>
+      </w:r>
+      <w:r>
+        <w:t xml:space="preserve">exasperated </w:t>
+      </w:r>
+      <w:r>
+        <w:t>sigh and said, “Just give me the phone.”</w:t>
+      </w:r>
+    </w:p>
+    <w:p>
+      <w:r>
+        <w:t xml:space="preserve">“Mum’s name is Cybil and dad’s name is </w:t>
+      </w:r>
+      <w:proofErr w:type="spellStart"/>
+      <w:r>
+        <w:t>Zolin</w:t>
+      </w:r>
+      <w:proofErr w:type="spellEnd"/>
+      <w:r>
+        <w:t xml:space="preserve"> Brady,” Zanthal said. He answered the phone and handed the device to Aeloria.</w:t>
+      </w:r>
+    </w:p>
+    <w:p>
+      <w:r>
+        <w:t>“Hello Mr. and Mrs. Brady,” Aeloria said. “This is…”</w:t>
+      </w:r>
+    </w:p>
+    <w:p>
+      <w:r>
+        <w:t xml:space="preserve">“Oh my God, Princess Aeloria, why do you have </w:t>
+      </w:r>
+      <w:proofErr w:type="spellStart"/>
+      <w:r>
+        <w:t>Zanthal’s</w:t>
+      </w:r>
+      <w:proofErr w:type="spellEnd"/>
+      <w:r>
+        <w:t xml:space="preserve"> phone?” </w:t>
+      </w:r>
+      <w:r>
+        <w:t>Cybil</w:t>
+      </w:r>
+      <w:r>
+        <w:t xml:space="preserve"> asked, surprised.</w:t>
+      </w:r>
+    </w:p>
+    <w:p>
+      <w:r>
+        <w:t>“Please just call me Aeloria,” Aeloria said. “While attending school, all students must be treated as equal.</w:t>
+      </w:r>
+    </w:p>
+    <w:p>
+      <w:r>
+        <w:t xml:space="preserve">“And yes, I am </w:t>
+      </w:r>
+      <w:proofErr w:type="spellStart"/>
+      <w:r>
+        <w:t>Zanthal’s</w:t>
+      </w:r>
+      <w:proofErr w:type="spellEnd"/>
+      <w:r>
+        <w:t xml:space="preserve"> friend.”</w:t>
+      </w:r>
+    </w:p>
+    <w:p>
+      <w:proofErr w:type="spellStart"/>
+      <w:r>
+        <w:t>Zolin</w:t>
+      </w:r>
+      <w:proofErr w:type="spellEnd"/>
+      <w:r>
+        <w:t xml:space="preserve"> asked, surprised. “Why didn’t he tell us?”</w:t>
+      </w:r>
+    </w:p>
+    <w:p>
+      <w:r>
+        <w:t xml:space="preserve">“It just happened today during our activation ceremony,” Aeloria said. “Zanthal has a polymorph variant and accidently activated his class skill. Teachers are rather surprised. He is </w:t>
+      </w:r>
+      <w:r>
+        <w:t>too</w:t>
+      </w:r>
+      <w:r>
+        <w:t xml:space="preserve"> embarrassed to show himself.”</w:t>
+      </w:r>
+    </w:p>
+    <w:p>
+      <w:r>
+        <w:t>“I wish you could visit, but you’re a busy princess,” Cybil said.</w:t>
+      </w:r>
+    </w:p>
+    <w:p>
+      <w:r>
+        <w:t>They arrived at the park and Zanthal gazed at the river.</w:t>
+      </w:r>
+    </w:p>
+    <w:p>
+      <w:r>
+        <w:t>“I would love to come,” Aeloria said. “I view Zanthal as my very own sister.”</w:t>
+      </w:r>
+    </w:p>
+    <w:p>
+      <w:r>
+        <w:t>“Brother,” Zanthal called out.</w:t>
+      </w:r>
+    </w:p>
+    <w:p>
+      <w:r>
+        <w:t xml:space="preserve">“Was that an echo?” </w:t>
+      </w:r>
+      <w:proofErr w:type="spellStart"/>
+      <w:r>
+        <w:t>Zolin</w:t>
+      </w:r>
+      <w:proofErr w:type="spellEnd"/>
+      <w:r>
+        <w:t xml:space="preserve"> asked.</w:t>
+      </w:r>
+    </w:p>
+    <w:p>
+      <w:r>
+        <w:lastRenderedPageBreak/>
+        <w:t>“Not an echo,” Zanthal said.</w:t>
+      </w:r>
+    </w:p>
+    <w:p>
+      <w:r>
+        <w:t>“Zanthal has an unusual class,” Aeloria said. “What do you know about polymorphs?”</w:t>
+      </w:r>
+    </w:p>
+    <w:p>
+      <w:r>
+        <w:t xml:space="preserve">“Only that less than 1 in a thousand get it,” </w:t>
+      </w:r>
+      <w:proofErr w:type="spellStart"/>
+      <w:r>
+        <w:t>Zolin</w:t>
+      </w:r>
+      <w:proofErr w:type="spellEnd"/>
+      <w:r>
+        <w:t xml:space="preserve"> said. “Everyone says the class is useless. That is why most just abandon it and live as unclassed people.</w:t>
+      </w:r>
+      <w:r>
+        <w:t>”</w:t>
+      </w:r>
+    </w:p>
+    <w:p>
+      <w:r>
+        <w:t>“Wish I could do that,” Zanthal muttered.</w:t>
+      </w:r>
+    </w:p>
+    <w:p>
+      <w:r>
+        <w:t>“We have just met but he is important to me now,” Aeloria said. “I would love to meet you. Would tomorrow night be fine?”</w:t>
+      </w:r>
+    </w:p>
+    <w:p>
+      <w:r>
+        <w:t>Aeloria smiled as she watched Zanthal shake his head violently, causing hair to fly everywhere.</w:t>
+      </w:r>
+    </w:p>
+    <w:p>
+      <w:r>
+        <w:t>“Yes dear,” Cybil said happily.</w:t>
+      </w:r>
+    </w:p>
+    <w:p>
+      <w:r>
+        <w:t>“See you at 6:00PM tomorrow. Zanthal says bye,” Aeloria said and hung up. She handed the phone back to Zanthal.</w:t>
+      </w:r>
+    </w:p>
+    <w:p>
+      <w:r>
+        <w:t>“Come, let’s go to a restaurant,” Aeloria said. “I’m paying.”</w:t>
+      </w:r>
+    </w:p>
+    <w:p>
+      <w:r>
+        <w:t>“You’re lucky I don’t have my old Nordic body, or you would be crying,” Zanthal said.</w:t>
+      </w:r>
+    </w:p>
+    <w:p>
+      <w:r>
+        <w:t>Aeloria giggled and said, “The restaurant is just outside campus.”</w:t>
+      </w:r>
+    </w:p>
+    <w:p>
+      <w:r>
+        <w:t>The trip wasn’t long and they stepped into the restaurant. It was a high-class restaurant that Zanthal would never eat in.</w:t>
+      </w:r>
+    </w:p>
+    <w:p>
+      <w:r>
+        <w:t>The server looked at the two and said tentatively, “Princess Aeloria.”</w:t>
+      </w:r>
+    </w:p>
+    <w:p>
+      <w:r>
+        <w:t>Aeloria smiled and said, “Table for two.”</w:t>
+      </w:r>
+    </w:p>
+    <w:p>
+      <w:r>
+        <w:t>“Right this way, princesses,” the waiter said.</w:t>
+      </w:r>
+    </w:p>
+    <w:p>
+      <w:r>
+        <w:t>“Only one princess,” Zanthal muttered and Aeloria giggled.</w:t>
+      </w:r>
+    </w:p>
+    <w:p>
+      <w:r>
+        <w:lastRenderedPageBreak/>
+        <w:t>As always, people stared at them.</w:t>
+      </w:r>
+    </w:p>
+    <w:p>
+      <w:r>
+        <w:t>The waiter led them the more posh side of the restaurant, showed them seats, and handed them drink menus.</w:t>
+      </w:r>
+    </w:p>
+    <w:p>
+      <w:r>
+        <w:t>Aeloria looked at Zanthal wiggling on the chair and said, “Zanthal, you look as if you want to pee.” Aeloria said.</w:t>
+      </w:r>
+    </w:p>
+    <w:p>
+      <w:r>
+        <w:t>“That’s because I do,” Zanthal said.</w:t>
+      </w:r>
+    </w:p>
+    <w:p>
+      <w:r>
+        <w:t>“Then go,” Aeloria said.</w:t>
+      </w:r>
+    </w:p>
+    <w:p>
+      <w:r>
+        <w:t>“I can’t,” Zanthal objected, again causing hair to fly.</w:t>
+      </w:r>
+    </w:p>
+    <w:p>
+      <w:r>
+        <w:t>Aeloria rolled her eyes and said, “It’s as if I’m babysitting a toddler. Follow me.”</w:t>
+      </w:r>
+    </w:p>
+    <w:p>
+      <w:r>
+        <w:t xml:space="preserve">Zanthal followed Aeloria to the lady’s </w:t>
+      </w:r>
+      <w:r>
+        <w:t>room</w:t>
+      </w:r>
+      <w:r>
+        <w:t>.</w:t>
+      </w:r>
+      <w:r>
+        <w:t xml:space="preserve"> He hesitate a moment and said, “Sorry for intruding.” He stepped through.</w:t>
+      </w:r>
+    </w:p>
+    <w:p>
+      <w:r>
+        <w:t xml:space="preserve">Inside, </w:t>
       </w:r>
       <w:r>
         <w:t>Zanthal</w:t>
       </w:r>
       <w:r>
+        <w:t xml:space="preserve"> found the washrooms identical to the men’s side, except there were no urinals.</w:t>
+      </w:r>
+    </w:p>
+    <w:p>
+      <w:r>
+        <w:t>Aeloria led the way to a handicap stall.</w:t>
+      </w:r>
+    </w:p>
+    <w:p>
+      <w:r>
+        <w:t>“Get in that stall,” Aeloria instructed. “Remember to sit, and stop being a baby.”</w:t>
+      </w:r>
+    </w:p>
+    <w:p>
+      <w:r>
+        <w:t xml:space="preserve">Zanthal </w:t>
+      </w:r>
+      <w:r>
+        <w:t xml:space="preserve">closed his eyes and </w:t>
+      </w:r>
+      <w:r>
+        <w:t>did as instructed.</w:t>
+      </w:r>
+    </w:p>
+    <w:p>
+      <w:r>
+        <w:t>“Remember to wipe,” Aeloria instructed.</w:t>
+      </w:r>
+    </w:p>
+    <w:p>
+      <w:r>
+        <w:t>“That was quite disturbing,” Zanthal said as he completed the task. Deed done he stood up and dressed.</w:t>
+      </w:r>
+    </w:p>
+    <w:p>
+      <w:r>
+        <w:t>Stepping out, Zanthal said, “That’s over, for now.”</w:t>
+      </w:r>
+    </w:p>
+    <w:p>
+      <w:r>
+        <w:t>Returning to the table, Zanthal read the drink menu and put it down. The waiter returned and he ordered a milkshake.</w:t>
+      </w:r>
+    </w:p>
+    <w:p>
+      <w:r>
+        <w:lastRenderedPageBreak/>
+        <w:t>The waiter handed them menus and Zanthal once again read through the menu and put it down.</w:t>
+      </w:r>
+    </w:p>
+    <w:p>
+      <w:r>
+        <w:t xml:space="preserve">“I have a problem,” Zanthal said. “I have no idea what these names means. I mean, what is </w:t>
+      </w:r>
+      <w:r>
+        <w:t xml:space="preserve">Sumptuous </w:t>
+      </w:r>
+      <w:proofErr w:type="spellStart"/>
+      <w:r>
+        <w:t>Shakshouka</w:t>
+      </w:r>
+      <w:proofErr w:type="spellEnd"/>
+      <w:r>
+        <w:t xml:space="preserve">, </w:t>
+      </w:r>
+      <w:r>
+        <w:t>Creamy Quiche Lorraine</w:t>
+      </w:r>
+      <w:r>
+        <w:t xml:space="preserve">, </w:t>
+      </w:r>
+      <w:proofErr w:type="spellStart"/>
+      <w:r>
+        <w:t>Reimagine</w:t>
+      </w:r>
+      <w:proofErr w:type="spellEnd"/>
+      <w:r>
+        <w:t xml:space="preserve"> </w:t>
+      </w:r>
+      <w:proofErr w:type="spellStart"/>
+      <w:r>
+        <w:t>Foie</w:t>
+      </w:r>
+      <w:proofErr w:type="spellEnd"/>
+      <w:r>
+        <w:t xml:space="preserve"> Gras</w:t>
+      </w:r>
+      <w:r>
+        <w:t>, Beef Wellington, or anything is?”</w:t>
+      </w:r>
+    </w:p>
+    <w:p>
+      <w:r>
+        <w:t>“Did you just memorize the menu?</w:t>
+      </w:r>
+      <w:r>
+        <w:t>” Aeloria asked, surprised.</w:t>
+      </w:r>
+    </w:p>
+    <w:p>
+      <w:r>
+        <w:t>“Yes,” Zanthal said.</w:t>
+      </w:r>
+      <w:r>
+        <w:t xml:space="preserve"> “I admit the deserts sound good though, like </w:t>
+      </w:r>
+      <w:r>
+        <w:t>Crème Brûlée</w:t>
+      </w:r>
+      <w:r>
+        <w:t xml:space="preserve">, </w:t>
+      </w:r>
+      <w:r>
+        <w:t>Chocolate Lava Cake</w:t>
+      </w:r>
+      <w:r>
+        <w:t>, or the ice creams. The rest I’ve never heard of.”</w:t>
+      </w:r>
+    </w:p>
+    <w:p>
+      <w:r>
+        <w:t xml:space="preserve">“What does the </w:t>
+      </w:r>
+      <w:r>
+        <w:t>Spaghetti Bolognese</w:t>
+      </w:r>
+      <w:r>
+        <w:t xml:space="preserve"> cost?” Aeloria asked.</w:t>
+      </w:r>
+    </w:p>
+    <w:p>
+      <w:r>
+        <w:t>“</w:t>
+      </w:r>
+      <w:r>
+        <w:t>5</w:t>
+      </w:r>
+      <w:r>
+        <w:t>7.85$,” Zanthal said</w:t>
+      </w:r>
+      <w:r>
+        <w:t xml:space="preserve"> and grabbed some hair</w:t>
+      </w:r>
+      <w:r>
+        <w:t xml:space="preserve">. “I know what </w:t>
+      </w:r>
+      <w:r>
+        <w:t xml:space="preserve">Spaghetti </w:t>
+      </w:r>
+      <w:r>
+        <w:t xml:space="preserve">is but not the </w:t>
+      </w:r>
+      <w:r>
+        <w:t>Bolognese</w:t>
+      </w:r>
+      <w:r>
+        <w:t xml:space="preserve"> part. </w:t>
+      </w:r>
+      <w:proofErr w:type="gramStart"/>
+      <w:r>
+        <w:t>Also, why so expensive?”</w:t>
+      </w:r>
+      <w:proofErr w:type="gramEnd"/>
+    </w:p>
+    <w:p>
+      <w:r>
+        <w:t>“That’s amazing,” Aeloria said, impressed.</w:t>
+      </w:r>
+    </w:p>
+    <w:p>
+      <w:r>
+        <w:t>“It’s just a menu,” Zanthal said, confused. “Can you order for me? I’m sure I’ll like it since our taste buds are the same.”</w:t>
+      </w:r>
+    </w:p>
+    <w:p>
+      <w:r>
+        <w:t xml:space="preserve">Aeloria </w:t>
+      </w:r>
+      <w:r>
+        <w:t xml:space="preserve">just </w:t>
+      </w:r>
+      <w:r>
+        <w:t>shook her head and said, “Sure.”</w:t>
+      </w:r>
+    </w:p>
+    <w:p>
+      <w:r>
+        <w:t>“Next time, I’</w:t>
+      </w:r>
+      <w:r>
+        <w:t>ll</w:t>
+      </w:r>
+      <w:r>
+        <w:t xml:space="preserve"> take you to </w:t>
+      </w:r>
+      <w:r>
+        <w:t>Stampede Steakhouse</w:t>
+      </w:r>
+      <w:r>
+        <w:t>,” Zanthal said</w:t>
+      </w:r>
+      <w:r>
+        <w:t xml:space="preserve"> as he twisted his hair between his fingers</w:t>
+      </w:r>
+      <w:r>
+        <w:t xml:space="preserve">. </w:t>
+      </w:r>
+      <w:r>
+        <w:t xml:space="preserve">“They have these 2 kg steaks </w:t>
+      </w:r>
+      <w:r>
+        <w:t xml:space="preserve">from Hell Bison </w:t>
+      </w:r>
+      <w:r>
+        <w:t xml:space="preserve">that are amazing. I even tried the Big Boy, </w:t>
+      </w:r>
+      <w:r>
+        <w:t xml:space="preserve">but 9 kg of meat </w:t>
+      </w:r>
+      <w:r>
+        <w:t xml:space="preserve">was a little too much for me. I hear it </w:t>
+      </w:r>
+      <w:r>
+        <w:t xml:space="preserve">is </w:t>
+      </w:r>
+      <w:r>
+        <w:t>most popular with ogres.”</w:t>
+      </w:r>
+    </w:p>
+    <w:p>
+      <w:r>
+        <w:t>Aeloria chuckled and said, “I don’t think you will be able to eat that with my body.”</w:t>
+      </w:r>
+    </w:p>
+    <w:p>
+      <w:r>
+        <w:t>Zanthal looked down and said, “Damn, I almost forgot.</w:t>
+      </w:r>
+      <w:r>
+        <w:t>”</w:t>
+      </w:r>
+    </w:p>
+    <w:p>
+      <w:r>
+        <w:t xml:space="preserve">The waiter came </w:t>
+      </w:r>
+      <w:r>
+        <w:t xml:space="preserve">with the drinks </w:t>
+      </w:r>
+      <w:r>
+        <w:t>and Aeloria ordered for both.</w:t>
+      </w:r>
+    </w:p>
+    <w:p>
+      <w:r>
+        <w:lastRenderedPageBreak/>
+        <w:t>“What will you do after dinner?” Aeloria asked.</w:t>
+      </w:r>
+    </w:p>
+    <w:p>
+      <w:r>
+        <w:t>“Haven’t decided,” Zanthal said. “Perhaps I’ll read some school books.</w:t>
+      </w:r>
+    </w:p>
+    <w:p>
+      <w:r>
+        <w:t>“What about you? Don’t you need girl time with your friends?”</w:t>
+      </w:r>
+    </w:p>
+    <w:p>
+      <w:r>
+        <w:t>“I won’t deny we left rather abruptly,” Aeloria said. “They must be wondering what happened. We can go to the dorm after dinner.</w:t>
+      </w:r>
+    </w:p>
+    <w:p>
+      <w:r>
+        <w:t>“</w:t>
+      </w:r>
+      <w:r>
+        <w:t>What do you do for fun</w:t>
+      </w:r>
+      <w:r>
+        <w:t>?” Aeloria asked.</w:t>
+      </w:r>
+    </w:p>
+    <w:p>
+      <w:r>
+        <w:t>“I can’t have fun when there are monsters out there,” Zanthal said. “As it stands, I already wasted half your day.”</w:t>
+      </w:r>
+    </w:p>
+    <w:p>
+      <w:r>
+        <w:t>“Zanthal, I’m here because I want to be,” Aeloria said. “Also, what do you think I do all the time?”</w:t>
+      </w:r>
+    </w:p>
+    <w:p>
+      <w:r>
+        <w:t>“You train of course,” Zanthal said.</w:t>
+      </w:r>
+    </w:p>
+    <w:p>
+      <w:r>
+        <w:t>“Is it the same with the people in your small town?” Aeloria asked.</w:t>
+      </w:r>
+    </w:p>
+    <w:p>
+      <w:r>
+        <w:t>“No,” Zanthal said. “Most of them are stupid yokels who can barely tie their shoelaces.”</w:t>
+      </w:r>
+    </w:p>
+    <w:p>
+      <w:r>
+        <w:t>The food arrived.</w:t>
+      </w:r>
+    </w:p>
+    <w:p>
+      <w:r>
+        <w:t xml:space="preserve">While eating, </w:t>
+      </w:r>
+      <w:proofErr w:type="spellStart"/>
+      <w:r>
+        <w:t>Aeloria’s</w:t>
+      </w:r>
+      <w:proofErr w:type="spellEnd"/>
+      <w:r>
+        <w:t xml:space="preserve"> phone rang.</w:t>
+      </w:r>
+    </w:p>
+    <w:p>
+      <w:r>
+        <w:t>“Hi mum,” Aeloria said. “Yes, mum. Okay mum. How about Sunday? I’ll tell him mum. Bye mum.”</w:t>
+      </w:r>
+    </w:p>
+    <w:p>
+      <w:r>
+        <w:t>“Let me guess,” Zanthal said. “Your parents want to meet me.”</w:t>
+      </w:r>
+    </w:p>
+    <w:p>
+      <w:r>
+        <w:t>“How do you know?” Aeloria asked.</w:t>
+      </w:r>
+    </w:p>
+    <w:p>
+      <w:r>
+        <w:t>“Some dude became your doppelganger and is now staying with you,” Zanthal said. “If I were them I would be worried too.  I’m sure we are being shadowed even now.”</w:t>
+      </w:r>
+    </w:p>
+    <w:p>
+      <w:r>
+        <w:lastRenderedPageBreak/>
+        <w:t>Aeloria nodded and said, “Sunday at 6:00PM.”</w:t>
+      </w:r>
+    </w:p>
+    <w:p>
+      <w:r>
+        <w:t xml:space="preserve">Zanthal looked at his meal and said, “I better borrow a book on etiquette from the library. As a country person, I don’t know how to deal with </w:t>
+      </w:r>
+      <w:r>
+        <w:t>royalty</w:t>
+      </w:r>
+      <w:r>
         <w:t>.</w:t>
       </w:r>
     </w:p>
     <w:p>
-      <w:pPr>
-        <w:pStyle w:val="StatusMessage"/>
-      </w:pPr>
-      <w:r>
-        <w:t>Aelindra</w:t>
-      </w:r>
-      <w:r>
-        <w:t xml:space="preserve"> von Barran, Female</w:t>
-      </w:r>
-      <w:r>
-        <w:t>, 16</w:t>
-      </w:r>
-    </w:p>
-    <w:p>
-      <w:r>
-        <w:t>Zanthal looked at the ID and grimaced.</w:t>
-      </w:r>
-    </w:p>
-    <w:p>
-      <w:r>
-        <w:t>“What’s the matter? That’s a good picture,” Aeloria said.</w:t>
+      <w:r>
+        <w:t>“I can’t believe I have to learn such stuff.</w:t>
+      </w:r>
+    </w:p>
+    <w:p>
+      <w:r>
+        <w:t>“Damn, I can’t believe I’m getting stuffed with so little food.”</w:t>
+      </w:r>
+    </w:p>
+    <w:p>
+      <w:r>
+        <w:t>“You shouldn’t stuff yourself,” Aeloria said.</w:t>
+      </w:r>
+    </w:p>
+    <w:p>
+      <w:r>
+        <w:t>“I don’t want to waste food,” Zanthal said.</w:t>
+      </w:r>
+    </w:p>
+    <w:p>
+      <w:r>
+        <w:t>“You could get a stomach ache,” Aeloria said.</w:t>
+      </w:r>
+    </w:p>
+    <w:p>
+      <w:r>
+        <w:t>“I don’t get stomach…sorry, I forgot you would know best,” Zanthal said. “I still don’t like wasting food.</w:t>
+      </w:r>
+      <w:r>
+        <w:t>”</w:t>
+      </w:r>
+    </w:p>
+    <w:p>
+      <w:r>
+        <w:t>Aeloria raised a hand and a waiter came. “Can I have a box please and also the check?”</w:t>
+      </w:r>
+    </w:p>
+    <w:p>
+      <w:r>
+        <w:t>Aeloria paid and they stepped out of the restaurant</w:t>
+      </w:r>
+      <w:r>
+        <w:t>, food in hand</w:t>
+      </w:r>
+      <w:r>
+        <w:t>. They entered a less crowded area and Zanthal said, “I’m feeling more comfortable now that we are mostly alone. All those people were making me feel claustrophobic.”</w:t>
+      </w:r>
+    </w:p>
+    <w:p>
+      <w:r>
+        <w:t>“What do you think about delving the abyss?” Aeloria asked.</w:t>
+      </w:r>
+    </w:p>
+    <w:p>
+      <w:r>
+        <w:t>“It is necessary to become strong,” Zanthal said. “Also, the resources returned are needed now that animals have mutated, just like humans.”</w:t>
+      </w:r>
+    </w:p>
+    <w:p>
+      <w:r>
+        <w:t>They entered the library and headed to the reception desk.</w:t>
+      </w:r>
+    </w:p>
+    <w:p>
+      <w:r>
+        <w:t xml:space="preserve">“Excuse me ma’am, I need books on etiquette. I need to meet with </w:t>
+      </w:r>
+      <w:r>
+        <w:t>King</w:t>
+      </w:r>
+      <w:r>
+        <w:t xml:space="preserve"> </w:t>
+      </w:r>
+      <w:proofErr w:type="spellStart"/>
+      <w:r>
+        <w:t>Barran</w:t>
+      </w:r>
+      <w:proofErr w:type="spellEnd"/>
+      <w:r>
+        <w:t xml:space="preserve"> Sunday,” Zanthal said.</w:t>
+      </w:r>
+    </w:p>
+    <w:p>
+      <w:r>
+        <w:t>The librarian looked at both and asked, “Isn’t that your dad?”</w:t>
       </w:r>
     </w:p>
     <w:p>
       <w:r>
         <w:lastRenderedPageBreak/>
-        <w:t>“For you, maybe,” Zanthal said.</w:t>
-      </w:r>
-      <w:r>
-        <w:t xml:space="preserve"> “Also, look at the gender mark.”</w:t>
-      </w:r>
-    </w:p>
-    <w:p>
-      <w:r>
-        <w:t>“Okay Mr. Zanthal, please let us know if you have any issues,” Sara said. “You have a unique class and this is unprecedented. Would you like therapy sessions?”</w:t>
-      </w:r>
-    </w:p>
-    <w:p>
-      <w:r>
-        <w:t>“No thank you Ma’am,” Zanthal said. “I’ll just man through it.”</w:t>
-      </w:r>
-    </w:p>
-    <w:p>
-      <w:r>
-        <w:t>“Men,” Aeloria muttered.</w:t>
-      </w:r>
-    </w:p>
-    <w:p>
-      <w:r>
-        <w:t>Zanthal broke into a bright smile and said, “Thank you.”</w:t>
-      </w:r>
-    </w:p>
-    <w:p>
-      <w:r>
-        <w:t>Sara giggled.</w:t>
-      </w:r>
-      <w:r>
-        <w:t xml:space="preserve"> </w:t>
-      </w:r>
-      <w:r>
-        <w:t xml:space="preserve">“Never the less we will monitor you on your journey. </w:t>
-      </w:r>
-      <w:r>
-        <w:t xml:space="preserve">Also, I was told that a new identity will accelerate synchronization. </w:t>
-      </w:r>
-      <w:r>
-        <w:t>Enjoy the weekend.” She headed off.</w:t>
-      </w:r>
-    </w:p>
-    <w:p>
-      <w:r>
-        <w:t>“Do you know why you were given my last name?” Aeloria asked.</w:t>
-      </w:r>
-    </w:p>
-    <w:p>
-      <w:r>
-        <w:t>“I don’t want to think about it,” Zanthal said. “Place me in front off some monsters and I’ll be happy.”</w:t>
-      </w:r>
-    </w:p>
-    <w:p>
-      <w:r>
-        <w:t>“It’s almost 6:00PM and I’m starving,” Aeloria said. “Aren’t you?”</w:t>
-      </w:r>
-    </w:p>
-    <w:p>
-      <w:r>
-        <w:t>They headed out the doors and onto the main street of campus. Off to the right was a park.</w:t>
-      </w:r>
-    </w:p>
-    <w:p>
-      <w:r>
-        <w:t>“No,” Zanthal said. “Right now I’m thinking what I will tell my parents. Let’s go to the park. Nature relaxe</w:t>
-      </w:r>
-      <w:r>
-        <w:t>s</w:t>
-      </w:r>
-      <w:r>
-        <w:t xml:space="preserve"> me.”</w:t>
-      </w:r>
-    </w:p>
-    <w:p>
-      <w:r>
-        <w:t>As if on cue, Zanthal’s phone rang.</w:t>
-      </w:r>
-    </w:p>
-    <w:p>
-      <w:r>
-        <w:t>“Oh great, that’s my mum,” Zanthal said.</w:t>
-      </w:r>
-    </w:p>
-    <w:p>
-      <w:r>
-        <w:t>“Aren’t you going to answer?” Aeloria asked.</w:t>
-      </w:r>
-    </w:p>
-    <w:p>
-      <w:r>
-        <w:t xml:space="preserve">“I say </w:t>
-      </w:r>
-      <w:r>
-        <w:t>hi</w:t>
-      </w:r>
-      <w:r>
-        <w:t xml:space="preserve"> mum and she says who the hell are you?” Zanthal asked.</w:t>
-      </w:r>
-    </w:p>
-    <w:p>
-      <w:r>
-        <w:t xml:space="preserve">Aeloria gave an </w:t>
-      </w:r>
-      <w:r>
-        <w:t xml:space="preserve">exasperated </w:t>
-      </w:r>
-      <w:r>
-        <w:t>sigh and said, “Just give me the phone.”</w:t>
+        <w:t xml:space="preserve">“Her dad, not mine,” </w:t>
+      </w:r>
+      <w:r>
+        <w:t xml:space="preserve">Zanthal said, </w:t>
+      </w:r>
+      <w:r>
+        <w:t>pointing.</w:t>
+      </w:r>
+      <w:r>
+        <w:t xml:space="preserve"> “Please suggest any other book you think is relevant.”</w:t>
+      </w:r>
+    </w:p>
+    <w:p>
+      <w:r>
+        <w:t xml:space="preserve">The librarian looked at then strangely but said, </w:t>
+      </w:r>
+      <w:r>
+        <w:t>“No problem dear</w:t>
+      </w:r>
+      <w:r>
+        <w:t xml:space="preserve">. </w:t>
+      </w:r>
+      <w:r>
+        <w:t>Please follow me.”</w:t>
+      </w:r>
+    </w:p>
+    <w:p>
+      <w:r>
+        <w:t>Ten minutes later, the books were retrieved and Zanthal signed out his books with his new ID.</w:t>
+      </w:r>
+    </w:p>
+    <w:p>
+      <w:r>
+        <w:t>The final stop was the</w:t>
+      </w:r>
+      <w:r>
+        <w:t xml:space="preserve"> female dorm</w:t>
+      </w:r>
+      <w:r>
+        <w:t>.</w:t>
+      </w:r>
+    </w:p>
+    <w:p>
+      <w:r>
+        <w:t xml:space="preserve">“I feel like I’m intruding,” Zanthal said as he approached. </w:t>
+      </w:r>
+      <w:r>
+        <w:t>He stopped at the entrance.</w:t>
+      </w:r>
+    </w:p>
+    <w:p>
+      <w:r>
+        <w:t>“Come on,” Aeloria said, slightly annoyed.</w:t>
+      </w:r>
+    </w:p>
+    <w:p>
+      <w:r>
+        <w:t xml:space="preserve">“Easy for you to say,” Zanthal </w:t>
+      </w:r>
+      <w:r>
+        <w:t xml:space="preserve">grumbled. </w:t>
+      </w:r>
+      <w:r>
+        <w:t>Bracing himself, he took the fateful step through.</w:t>
+      </w:r>
+    </w:p>
+    <w:p>
+      <w:r>
+        <w:t>“That wasn’t so bad, wasn’t it?” Aeloria asked.</w:t>
+      </w:r>
+    </w:p>
+    <w:p>
+      <w:r>
+        <w:t xml:space="preserve">“Easy for you to say,” Zanthal </w:t>
+      </w:r>
+      <w:r>
+        <w:t>grumbled</w:t>
+      </w:r>
+      <w:r>
+        <w:t>.</w:t>
+      </w:r>
+    </w:p>
+    <w:p>
+      <w:r>
+        <w:t>It was then that Zanthal noticed that some of the women in the hall were staring at him.</w:t>
+      </w:r>
+    </w:p>
+    <w:p>
+      <w:r>
+        <w:t>“Aeloria, why are there two of you?” a teen asked.</w:t>
+      </w:r>
+    </w:p>
+    <w:p>
+      <w:r>
+        <w:t>“Why were you hesitating?” another teen asked. “Why are you wearing a boy’s uniform?”</w:t>
+      </w:r>
+    </w:p>
+    <w:p>
+      <w:r>
+        <w:t>“This is Zanthal,” Aeloria said. “She will be staying with me. Her stuff should arrive at my room soon. Tell the other girls we will meet soon.”</w:t>
+      </w:r>
+    </w:p>
+    <w:p>
+      <w:r>
+        <w:t>An older woman approached</w:t>
+      </w:r>
+      <w:r>
+        <w:t>.</w:t>
+      </w:r>
+    </w:p>
+    <w:p>
+      <w:r>
+        <w:t>“Zanthal, t</w:t>
+      </w:r>
+      <w:r>
+        <w:t>his is the dorm mother Gertrude,</w:t>
+      </w:r>
+      <w:r>
+        <w:t>”</w:t>
+      </w:r>
+      <w:r>
+        <w:t xml:space="preserve"> Aeloria said.</w:t>
       </w:r>
     </w:p>
     <w:p>
       <w:r>
         <w:lastRenderedPageBreak/>
-        <w:t xml:space="preserve">“Mum’s name is Cybil and dad’s name is </w:t>
-      </w:r>
+        <w:t xml:space="preserve">Zanthal presented his </w:t>
+      </w:r>
+      <w:r>
+        <w:t xml:space="preserve">new </w:t>
+      </w:r>
+      <w:r>
+        <w:t>ID.</w:t>
+      </w:r>
+    </w:p>
+    <w:p>
+      <w:r>
+        <w:t xml:space="preserve">Gertrude looked at the ID and said, </w:t>
+      </w:r>
+      <w:r>
+        <w:t>“Hi dear, Principle Sara informed me of your arrival</w:t>
+      </w:r>
+      <w:r>
+        <w:t xml:space="preserve">. </w:t>
+      </w:r>
+      <w:r>
+        <w:t>Here is the key to your room. Remember, no boys allowed.”</w:t>
+      </w:r>
+    </w:p>
+    <w:p>
       <w:proofErr w:type="spellStart"/>
       <w:r>
-        <w:t>Zolin</w:t>
+        <w:t>Zanthal’s</w:t>
       </w:r>
       <w:proofErr w:type="spellEnd"/>
       <w:r>
-        <w:t xml:space="preserve"> Brady,” Zanthal said. He answered the phone and handed the device to Aeloria.</w:t>
-      </w:r>
-    </w:p>
-    <w:p>
-      <w:r>
-        <w:t>“Hello Mr. and Mrs. Brady,” Aeloria said. “This is…”</w:t>
-      </w:r>
-    </w:p>
-    <w:p>
-      <w:r>
-        <w:t xml:space="preserve">“Oh my God, Princess Aeloria, why do you have Zanthal’s phone?” </w:t>
-      </w:r>
-      <w:r>
-        <w:t>Cybil</w:t>
-      </w:r>
-      <w:r>
-        <w:t xml:space="preserve"> asked, surprised.</w:t>
-      </w:r>
-    </w:p>
-    <w:p>
-      <w:r>
-        <w:t>“Please just call me Aeloria,” Aeloria said. “While attending school, all students must be treated as equal.</w:t>
-      </w:r>
-    </w:p>
-    <w:p>
-      <w:r>
-        <w:t>“And yes, I am Zanthal’s friend.”</w:t>
-      </w:r>
-    </w:p>
-    <w:p>
-      <w:r>
-        <w:t>Zolin asked, surprised. “Why didn’t he tell us?”</w:t>
-      </w:r>
-    </w:p>
-    <w:p>
-      <w:r>
-        <w:t xml:space="preserve">“It just happened today during our activation ceremony,” Aeloria said. “Zanthal has a polymorph variant and accidently activated his class skill. Teachers are rather surprised. He is </w:t>
-      </w:r>
-      <w:r>
-        <w:t>too</w:t>
-      </w:r>
-      <w:r>
-        <w:t xml:space="preserve"> embarrassed to show himself.”</w:t>
-      </w:r>
-    </w:p>
-    <w:p>
-      <w:r>
-        <w:t>“I wish you could visit, but you’re a busy princess,” Cybil said.</w:t>
-      </w:r>
-    </w:p>
-    <w:p>
-      <w:r>
-        <w:t>They arrived at the park and Zanthal gazed at the river.</w:t>
-      </w:r>
-    </w:p>
-    <w:p>
-      <w:r>
-        <w:t>“I would love to come,” Aeloria said. “I view Zanthal as my very own sister.”</w:t>
-      </w:r>
-    </w:p>
-    <w:p>
-      <w:r>
-        <w:t>“Brother,” Zanthal called out.</w:t>
-      </w:r>
-    </w:p>
-    <w:p>
-      <w:r>
-        <w:t>“Was that an echo?” Zolin asked.</w:t>
-      </w:r>
-    </w:p>
-    <w:p>
-      <w:r>
-        <w:t>“Not an echo,” Zanthal said.</w:t>
-      </w:r>
-    </w:p>
-    <w:p>
-      <w:r>
-        <w:t>“Zanthal has an unusual class,” Aeloria said. “What do you know about polymorphs?”</w:t>
-      </w:r>
-    </w:p>
-    <w:p>
-      <w:r>
-        <w:t>“Only that less than 1 in a thousand get it,” Zolin said. “Everyone says the class is useless. That is why most just abandon it and live as unclassed people.</w:t>
-      </w:r>
-      <w:r>
-        <w:t>”</w:t>
-      </w:r>
-    </w:p>
-    <w:p>
-      <w:r>
-        <w:lastRenderedPageBreak/>
-        <w:t>“Wish I could do that,” Zanthal muttered.</w:t>
-      </w:r>
-    </w:p>
-    <w:p>
-      <w:r>
-        <w:t>“We have just met but he is important to me now,” Aeloria said. “I would love to meet you. Would tomorrow night be fine?”</w:t>
-      </w:r>
-    </w:p>
-    <w:p>
-      <w:r>
-        <w:t>Aeloria smiled as she watched Zanthal shake his head violently, causing hair to fly everywhere.</w:t>
-      </w:r>
-    </w:p>
-    <w:p>
-      <w:r>
-        <w:t>“Yes dear,” Cybil said happily.</w:t>
-      </w:r>
-    </w:p>
-    <w:p>
-      <w:r>
-        <w:t xml:space="preserve">“See you at 6:00PM tomorrow. Zanthal says bye,” </w:t>
+        <w:t xml:space="preserve"> face turned a deeper shade of red. “Yes ma’am.”</w:t>
+      </w:r>
+    </w:p>
+    <w:p>
+      <w:r>
+        <w:t xml:space="preserve">Aeloria laughed. “Come, I’ll introduce </w:t>
+      </w:r>
+      <w:r>
+        <w:t xml:space="preserve">you to </w:t>
+      </w:r>
+      <w:r>
+        <w:t>my friends.”</w:t>
+      </w:r>
+    </w:p>
+    <w:p>
+      <w:r>
+        <w:t>They headed to a group of ladies.</w:t>
+      </w:r>
+    </w:p>
+    <w:p>
+      <w:r>
+        <w:t xml:space="preserve">“This is </w:t>
       </w:r>
       <w:proofErr w:type="spellStart"/>
       <w:r>
-        <w:t>Aeloria</w:t>
+        <w:t>Hurig</w:t>
       </w:r>
       <w:proofErr w:type="spellEnd"/>
       <w:r>
-        <w:t xml:space="preserve"> said and hung up. She handed the phone back to Zanthal.</w:t>
-      </w:r>
-    </w:p>
-    <w:p>
-      <w:r>
-        <w:t>“Come, let’s go to a restaurant,” Aeloria said. “I’m paying.”</w:t>
-      </w:r>
-    </w:p>
-    <w:p>
-      <w:r>
-        <w:t>“You’re lucky I don’t have my old Nordic body, or you would be crying,” Zanthal said.</w:t>
-      </w:r>
-    </w:p>
-    <w:p>
-      <w:r>
-        <w:t>Aeloria giggled and said, “The restaurant is just outside campus.”</w:t>
-      </w:r>
-    </w:p>
-    <w:p>
-      <w:r>
-        <w:t>The trip wasn’t long and they stepped into the restaurant. It was a high-class restaurant that Zanthal would never eat in.</w:t>
-      </w:r>
-    </w:p>
-    <w:p>
-      <w:r>
-        <w:t>The server looked at the two and said tentatively, “Princess Aeloria.”</w:t>
-      </w:r>
-    </w:p>
-    <w:p>
-      <w:r>
-        <w:t>Aeloria smiled and said, “Table for two.”</w:t>
-      </w:r>
-    </w:p>
-    <w:p>
-      <w:r>
-        <w:t>“Right this way, princesses,” the waiter said.</w:t>
-      </w:r>
-    </w:p>
-    <w:p>
-      <w:r>
-        <w:t xml:space="preserve">“Only one princess,” Zanthal muttered and </w:t>
+        <w:t xml:space="preserve">, Barbara, Leslie, </w:t>
       </w:r>
       <w:proofErr w:type="spellStart"/>
       <w:r>
-        <w:t>Aeloria</w:t>
+        <w:t>Tront</w:t>
       </w:r>
       <w:proofErr w:type="spellEnd"/>
       <w:r>
-        <w:t xml:space="preserve"> giggled.</w:t>
-      </w:r>
-    </w:p>
-    <w:p>
-      <w:r>
-        <w:t>As always, people stared at them.</w:t>
-      </w:r>
-    </w:p>
-    <w:p>
-      <w:r>
-        <w:t>The waiter led them the more posh side of the restaurant, showed them seats, and handed them drink menus.</w:t>
-      </w:r>
-    </w:p>
-    <w:p>
+        <w:t xml:space="preserve">, Simile and </w:t>
+      </w:r>
       <w:proofErr w:type="spellStart"/>
       <w:r>
-        <w:t>Aeloria</w:t>
+        <w:t>Trissie</w:t>
       </w:r>
       <w:proofErr w:type="spellEnd"/>
       <w:r>
-        <w:t xml:space="preserve"> looked at Zanthal wiggling on the chair and said, “Zanthal, you look as if you want to pee.” Aeloria said.</w:t>
-      </w:r>
-    </w:p>
-    <w:p>
-      <w:r>
-        <w:lastRenderedPageBreak/>
-        <w:t>“That’s because I do,” Zanthal said.</w:t>
-      </w:r>
-    </w:p>
-    <w:p>
-      <w:r>
-        <w:t>“Then go,” Aeloria said.</w:t>
-      </w:r>
-    </w:p>
-    <w:p>
-      <w:r>
-        <w:t>“I can’t,” Zanthal objected, again causing hair to fly.</w:t>
-      </w:r>
-    </w:p>
-    <w:p>
-      <w:r>
-        <w:t>Aeloria rolled her eyes and said, “It’s as if I’m babysitting a toddler. Follow me.”</w:t>
-      </w:r>
-    </w:p>
-    <w:p>
-      <w:r>
-        <w:t xml:space="preserve">Zanthal followed </w:t>
+        <w:t>,” Aeloria said. Everyone, this is Zanthal Brady. She will be staying with me.”</w:t>
+      </w:r>
+    </w:p>
+    <w:p>
+      <w:r>
+        <w:t>“Isn’t that a Nordic name</w:t>
+      </w:r>
+      <w:r>
+        <w:t>?</w:t>
+      </w:r>
+      <w:r>
+        <w:t xml:space="preserve">” </w:t>
       </w:r>
       <w:proofErr w:type="spellStart"/>
       <w:r>
-        <w:t>Aeloria</w:t>
+        <w:t>Tront</w:t>
       </w:r>
       <w:proofErr w:type="spellEnd"/>
       <w:r>
-        <w:t xml:space="preserve"> to the lady’s </w:t>
-      </w:r>
-      <w:r>
-        <w:t>room</w:t>
-      </w:r>
-      <w:r>
-        <w:t>.</w:t>
-      </w:r>
-      <w:r>
-        <w:t xml:space="preserve"> He hesitate a moment and said, “Sorry for intruding.” He stepped through.</w:t>
-      </w:r>
-    </w:p>
-    <w:p>
-      <w:r>
-        <w:t xml:space="preserve">Inside, </w:t>
-      </w:r>
-      <w:r>
-        <w:t>Zanthal</w:t>
-      </w:r>
-      <w:r>
-        <w:t xml:space="preserve"> found the washrooms identical to the men’s side, except there were no urinals.</w:t>
-      </w:r>
-    </w:p>
-    <w:p>
-      <w:r>
-        <w:t>Aeloria led the way to a handicap stall.</w:t>
-      </w:r>
-    </w:p>
-    <w:p>
-      <w:r>
-        <w:t>“Get in that stall,” Aeloria instructed. “Remember to sit, and stop being a baby.”</w:t>
-      </w:r>
-    </w:p>
-    <w:p>
-      <w:r>
-        <w:t>Zanthal did as instructed.</w:t>
-      </w:r>
-    </w:p>
-    <w:p>
-      <w:r>
-        <w:t>“Remember to wipe,” Aeloria instructed.</w:t>
-      </w:r>
-    </w:p>
-    <w:p>
-      <w:r>
-        <w:t>“That was quite disturbing,” Zanthal said as he completed the task. Deed done he stood up and dressed.</w:t>
-      </w:r>
-    </w:p>
-    <w:p>
-      <w:r>
-        <w:t>Stepping out, Zanthal said, “That’s over, for now.”</w:t>
-      </w:r>
-    </w:p>
-    <w:p>
-      <w:r>
-        <w:t>Returning to the table, Zanthal read the drink menu and put it down. The waiter returned and he ordered a milkshake.</w:t>
-      </w:r>
-    </w:p>
-    <w:p>
-      <w:r>
-        <w:t>The waiter handed them menus and Zanthal once again read through the menu and put it down.</w:t>
-      </w:r>
-    </w:p>
-    <w:p>
-      <w:r>
-        <w:t xml:space="preserve">“I have a problem,” Zanthal said. “I have no idea what these names means. I mean, what is </w:t>
-      </w:r>
-      <w:r>
-        <w:t xml:space="preserve">Sumptuous </w:t>
+        <w:t xml:space="preserve"> asked.</w:t>
+      </w:r>
+    </w:p>
+    <w:p>
+      <w:r>
+        <w:t>“I like it,” Zanthal said defensively.</w:t>
+      </w:r>
+    </w:p>
+    <w:p>
+      <w:r>
+        <w:t xml:space="preserve">“We are thinking of going to the hot springs tomorrow </w:t>
+      </w:r>
+      <w:r>
+        <w:t xml:space="preserve">to </w:t>
+      </w:r>
+      <w:r>
+        <w:t xml:space="preserve">celebrate our class awakening,” </w:t>
       </w:r>
       <w:proofErr w:type="spellStart"/>
       <w:r>
-        <w:t>Shakshouka</w:t>
+        <w:t>Hurig</w:t>
       </w:r>
       <w:proofErr w:type="spellEnd"/>
       <w:r>
-        <w:t xml:space="preserve">, </w:t>
-      </w:r>
-      <w:r>
-        <w:t>Creamy Quiche Lorraine</w:t>
-      </w:r>
-      <w:r>
-        <w:t xml:space="preserve">, </w:t>
+        <w:t xml:space="preserve"> said.</w:t>
+      </w:r>
+    </w:p>
+    <w:p>
+      <w:r>
+        <w:t>“Have fun,” Zanthal said.</w:t>
+      </w:r>
+    </w:p>
+    <w:p>
+      <w:r>
+        <w:t>“Aren’t you coming?” Leslie asked.</w:t>
+      </w:r>
+    </w:p>
+    <w:p>
+      <w:r>
+        <w:t xml:space="preserve">Zanthal crumpled to the ground, spilling books and </w:t>
+      </w:r>
+      <w:r>
+        <w:t xml:space="preserve">the </w:t>
+      </w:r>
+      <w:r>
+        <w:t>food bag.</w:t>
+      </w:r>
+    </w:p>
+    <w:p>
+      <w:r>
+        <w:t xml:space="preserve">“Oh my God, are you okay?” </w:t>
       </w:r>
       <w:proofErr w:type="spellStart"/>
       <w:r>
-        <w:t>Reimagine</w:t>
+        <w:t>Hurig</w:t>
       </w:r>
       <w:proofErr w:type="spellEnd"/>
       <w:r>
-        <w:t xml:space="preserve"> </w:t>
+        <w:t xml:space="preserve"> asked worriedly. Aeloria and the other ladies helped him up.</w:t>
+      </w:r>
+    </w:p>
+    <w:p>
+      <w:r>
+        <w:t xml:space="preserve">“I’m </w:t>
+      </w:r>
+      <w:r>
+        <w:t xml:space="preserve">feeling </w:t>
+      </w:r>
+      <w:r>
+        <w:t>very tired,” Zanthal said.</w:t>
+      </w:r>
+      <w:r>
+        <w:t xml:space="preserve"> “It’s been a long day.”</w:t>
+      </w:r>
+    </w:p>
+    <w:p>
+      <w:r>
+        <w:t>“I’ll take you to our room,” Aeloria said.</w:t>
+      </w:r>
+    </w:p>
+    <w:p>
+      <w:r>
+        <w:t xml:space="preserve">“I’ll get your books and bag,” </w:t>
       </w:r>
       <w:proofErr w:type="spellStart"/>
       <w:r>
-        <w:t>Foie</w:t>
+        <w:t>Tront</w:t>
       </w:r>
       <w:proofErr w:type="spellEnd"/>
       <w:r>
-        <w:t xml:space="preserve"> Gras</w:t>
-      </w:r>
-      <w:r>
-        <w:t>, Beef Wellington, or anything is?”</w:t>
-      </w:r>
-    </w:p>
-    <w:p>
-      <w:r>
-        <w:lastRenderedPageBreak/>
-        <w:t>“Did you just memorize the menu?</w:t>
-      </w:r>
-      <w:r>
-        <w:t>” Aeloria asked, surprised.</w:t>
-      </w:r>
-    </w:p>
-    <w:p>
-      <w:r>
-        <w:t>“Yes,” Zanthal said.</w:t>
-      </w:r>
-      <w:r>
-        <w:t xml:space="preserve"> “I admit the deserts sound good though, like </w:t>
-      </w:r>
-      <w:r>
-        <w:t>Crème Brûlée</w:t>
-      </w:r>
-      <w:r>
-        <w:t xml:space="preserve">, </w:t>
-      </w:r>
-      <w:r>
-        <w:t>Chocolate Lava Cake</w:t>
-      </w:r>
-      <w:r>
-        <w:t>, or the ice creams. The rest I’ve never heard of.”</w:t>
-      </w:r>
-    </w:p>
-    <w:p>
-      <w:r>
-        <w:t xml:space="preserve">“What does the </w:t>
-      </w:r>
-      <w:r>
-        <w:t>Spaghetti Bolognese</w:t>
-      </w:r>
-      <w:r>
-        <w:t xml:space="preserve"> cost?” Aeloria asked.</w:t>
-      </w:r>
-    </w:p>
-    <w:p>
-      <w:r>
-        <w:t>“</w:t>
-      </w:r>
-      <w:r>
-        <w:t>5</w:t>
-      </w:r>
-      <w:r>
-        <w:t>7.85$,” Zanthal said</w:t>
-      </w:r>
-      <w:r>
-        <w:t xml:space="preserve"> and grabbed some hair</w:t>
-      </w:r>
-      <w:r>
-        <w:t xml:space="preserve">. “I know what </w:t>
-      </w:r>
-      <w:r>
-        <w:t xml:space="preserve">Spaghetti </w:t>
-      </w:r>
-      <w:r>
-        <w:t xml:space="preserve">is but not the </w:t>
-      </w:r>
-      <w:r>
-        <w:t>Bolognese</w:t>
-      </w:r>
-      <w:r>
-        <w:t xml:space="preserve"> part.”</w:t>
-      </w:r>
-    </w:p>
-    <w:p>
-      <w:r>
-        <w:t>“That’s amazing,” Aeloria said, impressed.</w:t>
-      </w:r>
-    </w:p>
-    <w:p>
-      <w:r>
-        <w:t>“It’s just a menu,” Zanthal said, confused. “Can you order for me? I’m sure I’ll like it since our taste buds are the same.”</w:t>
-      </w:r>
-    </w:p>
-    <w:p>
-      <w:r>
-        <w:t xml:space="preserve">Aeloria </w:t>
-      </w:r>
-      <w:r>
-        <w:t xml:space="preserve">just </w:t>
-      </w:r>
-      <w:r>
-        <w:t>shook her head and said, “Sure.”</w:t>
-      </w:r>
-    </w:p>
-    <w:p>
-      <w:r>
-        <w:t>“Next time, I’</w:t>
-      </w:r>
-      <w:r>
-        <w:t>ll</w:t>
-      </w:r>
-      <w:r>
-        <w:t xml:space="preserve"> take you to </w:t>
-      </w:r>
-      <w:r>
-        <w:t>Stampede Steakhouse</w:t>
-      </w:r>
-      <w:r>
-        <w:t>,” Zanthal said</w:t>
-      </w:r>
-      <w:r>
-        <w:t xml:space="preserve"> as he twisted his hair between his fingers</w:t>
-      </w:r>
-      <w:r>
-        <w:t xml:space="preserve">. </w:t>
-      </w:r>
-      <w:r>
-        <w:t xml:space="preserve">“They have these 2 kg steaks </w:t>
-      </w:r>
-      <w:r>
-        <w:t xml:space="preserve">from Hell Bison </w:t>
-      </w:r>
-      <w:r>
-        <w:t xml:space="preserve">that are amazing. I even tried the Big Boy, </w:t>
-      </w:r>
-      <w:r>
-        <w:t xml:space="preserve">but 9 kg of meat </w:t>
-      </w:r>
-      <w:r>
-        <w:t xml:space="preserve">was a little too much for me. I hear it </w:t>
-      </w:r>
-      <w:r>
-        <w:t xml:space="preserve">is </w:t>
-      </w:r>
-      <w:r>
-        <w:t>most popular with ogres.”</w:t>
-      </w:r>
-    </w:p>
-    <w:p>
-      <w:r>
-        <w:t>Aeloria chuckled and said, “I don’t think you will be able to eat that with my body.”</w:t>
-      </w:r>
-    </w:p>
-    <w:p>
-      <w:r>
-        <w:t>Zanthal looked down and said, “Damn, I almost forgot.</w:t>
-      </w:r>
-      <w:r>
-        <w:t>”</w:t>
-      </w:r>
-    </w:p>
-    <w:p>
-      <w:r>
-        <w:t xml:space="preserve">The waiter came </w:t>
-      </w:r>
-      <w:r>
-        <w:t xml:space="preserve">with the drinks </w:t>
-      </w:r>
-      <w:r>
-        <w:t>and Aeloria ordered for both.</w:t>
-      </w:r>
-    </w:p>
-    <w:p>
-      <w:r>
-        <w:t>“What will you do after dinner?” Aeloria asked.</w:t>
-      </w:r>
-    </w:p>
-    <w:p>
-      <w:r>
-        <w:t>“Haven’t decided,” Zanthal said. “Perhaps I’ll read some school books.</w:t>
-      </w:r>
-    </w:p>
-    <w:p>
-      <w:r>
-        <w:t>“What about you? Don’t you need girl time with your friends?”</w:t>
-      </w:r>
-    </w:p>
-    <w:p>
-      <w:r>
-        <w:t>“I won’t deny we left rather abruptly,” Aeloria said. “They must be wondering what happened. We can go to the dorm after dinner.</w:t>
-      </w:r>
-    </w:p>
-    <w:p>
-      <w:r>
-        <w:lastRenderedPageBreak/>
-        <w:t>“</w:t>
-      </w:r>
-      <w:r>
-        <w:t>What do you do for fun</w:t>
-      </w:r>
-      <w:r>
-        <w:t>?” Aeloria asked.</w:t>
-      </w:r>
-    </w:p>
-    <w:p>
-      <w:r>
-        <w:t>“I can’t have fun when there are monsters out there,” Zanthal said. “As it stands, I already wasted half your day.”</w:t>
-      </w:r>
-    </w:p>
-    <w:p>
-      <w:r>
-        <w:t>“Zanthal, I’m here because I want to be,” Aeloria said. “Also, what do you think I do all the time?”</w:t>
-      </w:r>
-    </w:p>
-    <w:p>
-      <w:r>
-        <w:t>“You train of course,” Zanthal said.</w:t>
-      </w:r>
-    </w:p>
-    <w:p>
-      <w:r>
-        <w:t>“Is it the same with the people in your small town?” Aeloria asked.</w:t>
-      </w:r>
-    </w:p>
-    <w:p>
-      <w:r>
-        <w:t>“No,” Zanthal said. “Most of them are stupid yokels who can barely tie their shoelaces.”</w:t>
-      </w:r>
-    </w:p>
-    <w:p>
-      <w:r>
-        <w:t>The food arrived.</w:t>
-      </w:r>
-    </w:p>
-    <w:p>
-      <w:r>
-        <w:t>While eating, Aeloria’s phone rang.</w:t>
-      </w:r>
-    </w:p>
-    <w:p>
-      <w:r>
-        <w:t>“Hi mum,” Aeloria said. “Yes, mum. Okay mum. How about Sunday? I’ll tell him mum. Bye mum.”</w:t>
-      </w:r>
-    </w:p>
-    <w:p>
-      <w:r>
-        <w:t>“Let me guess,” Zanthal said. “Your parents want to meet me.”</w:t>
-      </w:r>
-    </w:p>
-    <w:p>
-      <w:r>
-        <w:t>“How do you know?” Aeloria asked.</w:t>
-      </w:r>
-    </w:p>
-    <w:p>
-      <w:r>
-        <w:t>“Some dude became your doppelganger and is now staying with you,” Zanthal said. “If I were them I would be worried too.  I’m sure we are being shadowed even now.”</w:t>
-      </w:r>
-    </w:p>
-    <w:p>
-      <w:r>
-        <w:t>Aeloria nodded and said, “Sunday at 6:00PM.”</w:t>
-      </w:r>
-    </w:p>
-    <w:p>
-      <w:r>
-        <w:t xml:space="preserve">Zanthal looked at his meal and said, “I better borrow a book on etiquette from the library. As a country person, I don’t know how to deal with </w:t>
-      </w:r>
-      <w:r>
-        <w:t>royalty</w:t>
-      </w:r>
-      <w:r>
-        <w:t>.</w:t>
-      </w:r>
-    </w:p>
-    <w:p>
-      <w:r>
-        <w:t>“I can’t believe I have to learn such stuff.</w:t>
-      </w:r>
-    </w:p>
-    <w:p>
-      <w:r>
-        <w:t>“Damn, I can’t believe I’m getting stuffed with so little food.”</w:t>
-      </w:r>
-    </w:p>
-    <w:p>
-      <w:r>
-        <w:lastRenderedPageBreak/>
-        <w:t>“You shouldn’t stuff yourself,” Aeloria said.</w:t>
-      </w:r>
-    </w:p>
-    <w:p>
-      <w:r>
-        <w:t>“I don’t want to waste food,” Zanthal said.</w:t>
-      </w:r>
-    </w:p>
-    <w:p>
-      <w:r>
-        <w:t>“You could get a stomach ache,” Aeloria said.</w:t>
-      </w:r>
-    </w:p>
-    <w:p>
-      <w:r>
-        <w:t>“I don’t get stomach…sorry, I forgot you would know best,” Zanthal said. “I still don’t like wasting food.</w:t>
-      </w:r>
-      <w:r>
-        <w:t>”</w:t>
-      </w:r>
-    </w:p>
-    <w:p>
-      <w:r>
-        <w:t>Aeloria raised a hand and a waiter came. “Can I have a box please and also the check?”</w:t>
-      </w:r>
-    </w:p>
-    <w:p>
-      <w:r>
-        <w:t>Aeloria paid and they stepped out of the restaurant</w:t>
-      </w:r>
-      <w:r>
-        <w:t>, food in hand</w:t>
-      </w:r>
-      <w:r>
-        <w:t>. They entered a less crowded area and Zanthal said, “I’m feeling more comfortable now that we are mostly alone. All those people were making me feel claustrophobic.”</w:t>
-      </w:r>
-    </w:p>
-    <w:p>
-      <w:r>
-        <w:t>“What do you think about delving the abyss?” Aeloria asked.</w:t>
-      </w:r>
-    </w:p>
-    <w:p>
-      <w:r>
-        <w:t>“It is necessary to become strong,” Zanthal said. “Also, the resources returned are needed now that animals have mutated, just like humans.”</w:t>
-      </w:r>
-    </w:p>
-    <w:p>
-      <w:r>
-        <w:t>They entered the library and headed to the reception desk.</w:t>
-      </w:r>
-    </w:p>
-    <w:p>
-      <w:r>
-        <w:t xml:space="preserve">“Excuse me ma’am, I need books on etiquette. I need to meet with </w:t>
-      </w:r>
-      <w:r>
-        <w:t>King</w:t>
-      </w:r>
-      <w:r>
-        <w:t xml:space="preserve"> </w:t>
-      </w:r>
-      <w:proofErr w:type="spellStart"/>
-      <w:r>
-        <w:t>Barran</w:t>
-      </w:r>
-      <w:proofErr w:type="spellEnd"/>
-      <w:r>
-        <w:t xml:space="preserve"> Sunday,” Zanthal said.</w:t>
-      </w:r>
-    </w:p>
-    <w:p>
-      <w:r>
-        <w:t>The librarian looked at both and asked, “Isn’t that your dad?”</w:t>
-      </w:r>
-    </w:p>
-    <w:p>
-      <w:r>
-        <w:t xml:space="preserve">“Her dad, not mine,” </w:t>
-      </w:r>
-      <w:r>
-        <w:t xml:space="preserve">Zanthal said, </w:t>
-      </w:r>
-      <w:r>
-        <w:t>pointing.</w:t>
-      </w:r>
-      <w:r>
-        <w:t xml:space="preserve"> “Please suggest any other book you think is relevant.”</w:t>
-      </w:r>
-    </w:p>
-    <w:p>
-      <w:r>
-        <w:t xml:space="preserve">The librarian looked at then strangely but said, </w:t>
-      </w:r>
-      <w:r>
-        <w:t>“No problem dear</w:t>
-      </w:r>
-      <w:r>
-        <w:t xml:space="preserve">. </w:t>
-      </w:r>
-      <w:r>
-        <w:t>Please follow me.”</w:t>
-      </w:r>
-    </w:p>
-    <w:p>
-      <w:r>
-        <w:t>Ten minutes later, the books were retrieved and Zanthal signed out his books with his new ID.</w:t>
-      </w:r>
-    </w:p>
-    <w:p>
-      <w:r>
-        <w:lastRenderedPageBreak/>
-        <w:t>The final stop was the</w:t>
-      </w:r>
-      <w:r>
-        <w:t xml:space="preserve"> female dorm</w:t>
-      </w:r>
-      <w:r>
-        <w:t>.</w:t>
-      </w:r>
-    </w:p>
-    <w:p>
-      <w:r>
-        <w:t xml:space="preserve">“I feel like I’m intruding,” Zanthal said as he approached. </w:t>
-      </w:r>
-      <w:r>
-        <w:t>He stopped at the entrance.</w:t>
-      </w:r>
-    </w:p>
-    <w:p>
-      <w:r>
-        <w:t>“Come on,” Aeloria said, slightly annoyed.</w:t>
-      </w:r>
-    </w:p>
-    <w:p>
-      <w:r>
-        <w:t xml:space="preserve">“Easy for you to say,” Zanthal </w:t>
-      </w:r>
-      <w:r>
-        <w:t xml:space="preserve">grumbled. </w:t>
-      </w:r>
-      <w:r>
-        <w:t>Bracing himself, he took the fateful step through.</w:t>
-      </w:r>
-    </w:p>
-    <w:p>
-      <w:r>
-        <w:t>“That wasn’t so bad, wasn’t it?” Aeloria asked.</w:t>
-      </w:r>
-    </w:p>
-    <w:p>
-      <w:r>
-        <w:t>“Easy for you to say,” Zanthal said.</w:t>
-      </w:r>
-    </w:p>
-    <w:p>
-      <w:r>
-        <w:t>It was then that Zanthal noticed that some of the women in the hall were staring at him.</w:t>
-      </w:r>
-    </w:p>
-    <w:p>
-      <w:r>
-        <w:t>“Aeloria, why are there two of you?” a teen asked.</w:t>
-      </w:r>
-    </w:p>
-    <w:p>
-      <w:r>
-        <w:t>“Why were you hesitating?” another teen asked. “Why are you wearing a boy’s uniform?”</w:t>
-      </w:r>
-    </w:p>
-    <w:p>
-      <w:r>
-        <w:t xml:space="preserve">“This is Zanthal,” </w:t>
-      </w:r>
-      <w:proofErr w:type="spellStart"/>
-      <w:r>
-        <w:t>Aeloria</w:t>
-      </w:r>
-      <w:proofErr w:type="spellEnd"/>
-      <w:r>
-        <w:t xml:space="preserve"> said. “She will be staying with me. Her stuff should arrive at my room soon. Tell the other girls we will meet soon.”</w:t>
-      </w:r>
-    </w:p>
-    <w:p>
-      <w:r>
-        <w:t>An older woman approached</w:t>
-      </w:r>
-      <w:r>
-        <w:t>.</w:t>
-      </w:r>
-    </w:p>
-    <w:p>
-      <w:r>
-        <w:t>“Zanthal, t</w:t>
-      </w:r>
-      <w:r>
-        <w:t>his is the dorm mother Gertrude,</w:t>
-      </w:r>
-      <w:r>
-        <w:t>”</w:t>
-      </w:r>
-      <w:r>
-        <w:t xml:space="preserve"> Aeloria said.</w:t>
-      </w:r>
-    </w:p>
-    <w:p>
-      <w:r>
-        <w:t>Zanthal presented his ID.</w:t>
-      </w:r>
-    </w:p>
-    <w:p>
-      <w:r>
-        <w:t xml:space="preserve">Gertrude looked at the ID and said, </w:t>
-      </w:r>
-      <w:r>
-        <w:t>“Hi dear, Principle Sara informed me of your arrival</w:t>
-      </w:r>
-      <w:r>
-        <w:t xml:space="preserve">. </w:t>
-      </w:r>
-      <w:r>
-        <w:t>Here is the key to your room. Remember, no boys allowed.”</w:t>
-      </w:r>
-    </w:p>
-    <w:p>
-      <w:r>
-        <w:t>Zanthal’s face turned a deeper shade of red. “Yes ma’am.”</w:t>
-      </w:r>
-    </w:p>
-    <w:p>
-      <w:r>
-        <w:t xml:space="preserve">Aeloria laughed. “Come, I’ll introduce </w:t>
-      </w:r>
-      <w:r>
-        <w:t xml:space="preserve">you to </w:t>
-      </w:r>
-      <w:r>
-        <w:t>my friends.”</w:t>
-      </w:r>
-    </w:p>
-    <w:p>
-      <w:r>
-        <w:lastRenderedPageBreak/>
-        <w:t>They headed to a group of ladies.</w:t>
-      </w:r>
-    </w:p>
-    <w:p>
-      <w:r>
-        <w:t xml:space="preserve">“This is </w:t>
-      </w:r>
-      <w:proofErr w:type="spellStart"/>
-      <w:r>
-        <w:t>Hurig</w:t>
-      </w:r>
-      <w:proofErr w:type="spellEnd"/>
-      <w:r>
-        <w:t xml:space="preserve">, Barbara, Leslie, </w:t>
-      </w:r>
-      <w:proofErr w:type="spellStart"/>
-      <w:r>
-        <w:t>Tront</w:t>
-      </w:r>
-      <w:proofErr w:type="spellEnd"/>
-      <w:r>
-        <w:t>, Simile and Trissie,” Aeloria said. Everyone, this is Zanthal Brady. She will be staying with me.”</w:t>
-      </w:r>
-    </w:p>
-    <w:p>
-      <w:r>
-        <w:t>“Isn’t that a Nordic name</w:t>
-      </w:r>
-      <w:r>
-        <w:t>?</w:t>
-      </w:r>
-      <w:r>
-        <w:t>” Tront asked.</w:t>
-      </w:r>
-    </w:p>
-    <w:p>
-      <w:r>
-        <w:t>“I like it,” Zanthal said defensively.</w:t>
-      </w:r>
-    </w:p>
-    <w:p>
-      <w:r>
-        <w:t xml:space="preserve">“We are thinking of going to the hot springs tomorrow </w:t>
-      </w:r>
-      <w:r>
-        <w:t xml:space="preserve">to </w:t>
-      </w:r>
-      <w:r>
-        <w:t>celebrate our class awakening,” Hurig said.</w:t>
-      </w:r>
-    </w:p>
-    <w:p>
-      <w:r>
-        <w:t>“Have fun,” Zanthal said.</w:t>
-      </w:r>
-    </w:p>
-    <w:p>
-      <w:r>
-        <w:t>“Aren’t you coming?” Leslie asked.</w:t>
-      </w:r>
-    </w:p>
-    <w:p>
-      <w:r>
-        <w:t xml:space="preserve">Zanthal crumpled to the ground, spilling books and </w:t>
-      </w:r>
-      <w:r>
-        <w:t xml:space="preserve">the </w:t>
-      </w:r>
-      <w:r>
-        <w:t>food bag.</w:t>
-      </w:r>
-    </w:p>
-    <w:p>
-      <w:r>
-        <w:t>“Oh my God, are you okay?” Hurig asked worriedly. Aeloria and the other ladies helped him up.</w:t>
-      </w:r>
-    </w:p>
-    <w:p>
-      <w:r>
-        <w:t xml:space="preserve">“I’m </w:t>
-      </w:r>
-      <w:r>
-        <w:t xml:space="preserve">feeling </w:t>
-      </w:r>
-      <w:r>
-        <w:t>very tired,” Zanthal said.</w:t>
-      </w:r>
-      <w:r>
-        <w:t xml:space="preserve"> “It’s been a long day.”</w:t>
-      </w:r>
-    </w:p>
-    <w:p>
-      <w:r>
-        <w:t>“I’ll take you to our room,” Aeloria said.</w:t>
-      </w:r>
-    </w:p>
-    <w:p>
-      <w:r>
-        <w:t>“I’ll get your books and bag,” Tront the troll said.</w:t>
+        <w:t xml:space="preserve"> the troll said.</w:t>
       </w:r>
     </w:p>
     <w:p>
@@ -3473,6 +3718,7 @@
     </w:p>
     <w:p>
       <w:r>
+        <w:lastRenderedPageBreak/>
         <w:t xml:space="preserve">Aeloria opened the door and Zanthal stepped in. </w:t>
       </w:r>
       <w:r>
@@ -3492,282 +3738,329 @@
         <w:t>desk</w:t>
       </w:r>
       <w:r>
-        <w:t xml:space="preserve"> and </w:t>
+        <w:t xml:space="preserve"> and closets for each. Moving boxes were at the foot of the left bed. Also present was a new uniform</w:t>
+      </w:r>
+      <w:r>
+        <w:t>s</w:t>
+      </w:r>
+      <w:r>
+        <w:t>.</w:t>
+      </w:r>
+    </w:p>
+    <w:p>
+      <w:r>
+        <w:t>“Aeloria, go have fun with your friends,” Zanthal said. “I will be spending the rest of the evening studying.”</w:t>
+      </w:r>
+    </w:p>
+    <w:p>
+      <w:r>
+        <w:t>“Are you sure you’ll be okay?” Aeloria asked, worriedly. “You have fainted entirely too many times today.”</w:t>
+      </w:r>
+    </w:p>
+    <w:p>
+      <w:r>
+        <w:t>“Yes,” Zanthal said. “I need to be along. This is very stressful.”</w:t>
+      </w:r>
+    </w:p>
+    <w:p>
+      <w:r>
+        <w:t>“Okay Zanthal,” Aeloria said. “I’ll leave you my phone number. Call me if there is a problem.”</w:t>
+      </w:r>
+    </w:p>
+    <w:p>
+      <w:r>
+        <w:t xml:space="preserve">Aeloria wrote a number on a pad. </w:t>
+      </w:r>
+      <w:r>
+        <w:t>With a backward glance she</w:t>
+      </w:r>
+      <w:r>
+        <w:t xml:space="preserve"> and her friends</w:t>
+      </w:r>
+      <w:r>
+        <w:t xml:space="preserve"> headed out.</w:t>
+      </w:r>
+    </w:p>
+    <w:p>
+      <w:r>
+        <w:t>Zanthal let out a sigh of relief, alone for the first time since the catastrophe. It felt good to be alone.</w:t>
+      </w:r>
+    </w:p>
+    <w:p>
+      <w:r>
+        <w:t>It was time to unpack.</w:t>
+      </w:r>
+    </w:p>
+    <w:p>
+      <w:r>
+        <w:t>Books and laptop went on the desk. Nordic clothes went into the closet. Moving the boxes was surprisingly tiring.</w:t>
+      </w:r>
+    </w:p>
+    <w:p>
+      <w:r>
+        <w:t>Everyday junk such as scissors and tooth paste went into the chest of drawers. Uniform went into the closet.</w:t>
+      </w:r>
+    </w:p>
+    <w:p>
+      <w:r>
+        <w:t xml:space="preserve">Zanthal picked up the uniforms and discovered one was a man’s uniform. He put that away. The last two were disturbing, being </w:t>
       </w:r>
       <w:r>
         <w:lastRenderedPageBreak/>
-        <w:t>closets for each. Moving boxes were at the foot of the left bed. Also present was a new uniform.</w:t>
-      </w:r>
-    </w:p>
-    <w:p>
-      <w:r>
-        <w:t>“Aeloria, go have fun with your friends,” Zanthal said. “I will be spending the rest of the evening studying.”</w:t>
-      </w:r>
-    </w:p>
-    <w:p>
-      <w:r>
-        <w:t>“Are you sure you’ll be okay?” Aeloria asked, worriedly. “You have fainted entirely too many times today.”</w:t>
-      </w:r>
-    </w:p>
-    <w:p>
-      <w:r>
-        <w:t>“Yes,” Zanthal said. “I need to be along. This is very stressful.”</w:t>
-      </w:r>
-    </w:p>
-    <w:p>
-      <w:r>
-        <w:t xml:space="preserve">“Okay Zanthal,” </w:t>
-      </w:r>
+        <w:t>intended for women. He stuck those into the boxes, never intending to use them.</w:t>
+      </w:r>
+    </w:p>
+    <w:p>
+      <w:r>
+        <w:t>Last step was plugging in the laptop and connecting to the WIFI.</w:t>
+      </w:r>
+    </w:p>
+    <w:p>
+      <w:r>
+        <w:t>Unpacking done</w:t>
+      </w:r>
+      <w:r>
+        <w:t>, Zanthal absently ate his leftovers while reading his book on etiquette.</w:t>
+      </w:r>
+    </w:p>
+    <w:p>
+      <w:r>
+        <w:t>The book was thorough and entirely too big. Most of the information was irrelevant. However, he di</w:t>
+      </w:r>
+      <w:r>
+        <w:t>d read up on how to greet a king</w:t>
+      </w:r>
+      <w:r>
+        <w:t>, table manners, and other relevant information.</w:t>
+      </w:r>
+    </w:p>
+    <w:p>
+      <w:r>
+        <w:t>Zanthal paused for a moment, wondering if he should read the rest of the book. However, he had nothing better to do. He focused on related items.</w:t>
+      </w:r>
+    </w:p>
+    <w:p>
+      <w:r>
+        <w:t xml:space="preserve">Aeloria entered </w:t>
+      </w:r>
+      <w:proofErr w:type="gramStart"/>
+      <w:r>
+        <w:t>hours</w:t>
+      </w:r>
+      <w:proofErr w:type="gramEnd"/>
+      <w:r>
+        <w:t xml:space="preserve"> later and found Zanthal reading.</w:t>
+      </w:r>
+    </w:p>
+    <w:p>
+      <w:r>
+        <w:t>“Had fun with your friends?”</w:t>
+      </w:r>
+      <w:r>
+        <w:t xml:space="preserve"> Zanthal asked.</w:t>
+      </w:r>
+    </w:p>
+    <w:p>
+      <w:r>
+        <w:t>“Yes I did,” Aeloria said. “I wish you had come.”</w:t>
+      </w:r>
+    </w:p>
+    <w:p>
+      <w:r>
+        <w:t>“Perhaps another time,” Zanthal said.</w:t>
+      </w:r>
+    </w:p>
+    <w:p>
+      <w:r>
+        <w:t>“I notice you like playing with your hair,” Aeloria said.</w:t>
+      </w:r>
+    </w:p>
+    <w:p>
+      <w:r>
+        <w:t>“I had no idea hair could be so amazing,” Zanthal said</w:t>
+      </w:r>
+      <w:r>
+        <w:t xml:space="preserve"> with a genuine smile</w:t>
+      </w:r>
+      <w:r>
+        <w:t>. “Now I understand … no, I don’t. I’m thinking of growing my hair long when I get my Nordic body back. Although taking care of it is going to be a pain. With short hair, you cut it and forget it.”</w:t>
+      </w:r>
+    </w:p>
+    <w:p>
+      <w:r>
+        <w:t>“That thing is pretty,” Aeloria said, pointing.</w:t>
+      </w:r>
+    </w:p>
+    <w:p>
+      <w:r>
+        <w:t>“It’s called a dream catcher,” Zanthal said. “It reduces the severity of my nightmares.”</w:t>
+      </w:r>
+    </w:p>
+    <w:p>
+      <w:r>
+        <w:t>“Don’t you like art or beautiful things?” Aeloria asked.</w:t>
+      </w:r>
+    </w:p>
+    <w:p>
+      <w:r>
+        <w:lastRenderedPageBreak/>
+        <w:t>“I like women,” Zanthal said. “Unfortunately right now I can’t enjoy any of them.</w:t>
+      </w:r>
+    </w:p>
+    <w:p>
+      <w:r>
+        <w:t>“I finished reading the relevant chapters on etiquette and how to greet your dad.</w:t>
+      </w:r>
+      <w:r>
+        <w:t>”</w:t>
+      </w:r>
+    </w:p>
+    <w:p>
+      <w:r>
+        <w:t>“Have you dated?” Aeloria asked.</w:t>
+      </w:r>
+    </w:p>
+    <w:p>
+      <w:r>
+        <w:t>“Don’t have the time,” Zanthal said</w:t>
+      </w:r>
+      <w:r>
+        <w:t>, shaking his head</w:t>
+      </w:r>
+      <w:r>
+        <w:t xml:space="preserve">. “Every day I delay </w:t>
+      </w:r>
+      <w:r>
+        <w:t xml:space="preserve">training </w:t>
+      </w:r>
+      <w:r>
+        <w:t>is a day an evil monster terrorizes someone.</w:t>
+      </w:r>
+      <w:r>
+        <w:t>”</w:t>
+      </w:r>
+    </w:p>
+    <w:p>
+      <w:r>
+        <w:t>“Hasn’t any gir</w:t>
+      </w:r>
+      <w:r>
+        <w:t>l</w:t>
+      </w:r>
+      <w:r>
+        <w:t xml:space="preserve"> asked you out on a date?” Aeloria asked.</w:t>
+      </w:r>
+    </w:p>
+    <w:p>
+      <w:r>
+        <w:t>“Sure, and I would ask them what type of t</w:t>
+      </w:r>
+      <w:r>
+        <w:t>raining they want to do with me,</w:t>
+      </w:r>
+      <w:r>
+        <w:t>” Zanthal said. “</w:t>
+      </w:r>
+      <w:r>
+        <w:t>Unfortunately I find they all want to do boring things like going to the movies or theme parks. Restaurants are okay but I would rather have a snack box.”</w:t>
+      </w:r>
+    </w:p>
+    <w:p>
+      <w:r>
+        <w:t>“Have you taken a shower yet?” Aeloria asked.</w:t>
+      </w:r>
+    </w:p>
+    <w:p>
+      <w:r>
+        <w:t xml:space="preserve">“Absolutely not,” Zanthal </w:t>
+      </w:r>
+      <w:r>
+        <w:t>declared</w:t>
+      </w:r>
+      <w:r>
+        <w:t>. “You’ll have to deal with my stink for today. Then again I have your body, so I can’t possibly stink.”</w:t>
+      </w:r>
+    </w:p>
+    <w:p>
+      <w:r>
+        <w:t>“Where did you get that idea?” Aeloria asked.</w:t>
+      </w:r>
+    </w:p>
+    <w:p>
+      <w:r>
+        <w:t xml:space="preserve">“I will need to go shopping tomorrow,” Zanthal said. “I only have </w:t>
+      </w:r>
+      <w:r>
+        <w:t>my school uniforms</w:t>
+      </w:r>
+      <w:r>
+        <w:t>. By the way, the school uniform should be fine meeting your parents, correct?”</w:t>
+      </w:r>
+    </w:p>
+    <w:p>
+      <w:r>
+        <w:t xml:space="preserve">“Yes, that’s fine,” </w:t>
+      </w:r>
+      <w:r>
+        <w:t xml:space="preserve">Aeloria </w:t>
+      </w:r>
+      <w:r>
+        <w:t xml:space="preserve">said and </w:t>
+      </w:r>
+      <w:r>
+        <w:t>began undressing.</w:t>
+      </w:r>
+    </w:p>
+    <w:p>
+      <w:r>
+        <w:t>“Do you have to blush? You’re making me feel embarrassed,” Aeloria said.</w:t>
+      </w:r>
+    </w:p>
+    <w:p>
+      <w:r>
+        <w:t>“Sorry,” Zanthal said with a grimace. He opened up his book and began reading.</w:t>
+      </w:r>
+    </w:p>
+    <w:p>
+      <w:r>
+        <w:t>“I’m glad I chose you,” Aeloria said, smiling.</w:t>
+      </w:r>
+    </w:p>
+    <w:p>
+      <w:r>
+        <w:lastRenderedPageBreak/>
+        <w:t xml:space="preserve">“What do you mean you choose me? </w:t>
+      </w:r>
+      <w:r>
+        <w:t>It i</w:t>
+      </w:r>
+      <w:r>
+        <w:t>s my fault I’m in this mess</w:t>
+      </w:r>
+      <w:r>
+        <w:t xml:space="preserve">. I </w:t>
+      </w:r>
+      <w:r>
+        <w:t>don’t understand what came over me. Now we both have to live with the consequences</w:t>
+      </w:r>
+      <w:r>
+        <w:t>,” Zanthal said</w:t>
+      </w:r>
+      <w:r>
+        <w:t>, looking up from his book</w:t>
+      </w:r>
+      <w:r>
+        <w:t>.</w:t>
+      </w:r>
+    </w:p>
+    <w:p>
       <w:proofErr w:type="spellStart"/>
       <w:r>
-        <w:t>Aeloria</w:t>
+        <w:t>Aeloria’s</w:t>
       </w:r>
       <w:proofErr w:type="spellEnd"/>
       <w:r>
-        <w:t xml:space="preserve"> said. “I’ll leave you my phone number. Call me if there is a problem.”</w:t>
-      </w:r>
-    </w:p>
-    <w:p>
-      <w:r>
-        <w:t xml:space="preserve">Aeloria wrote a number on a pad. </w:t>
-      </w:r>
-      <w:r>
-        <w:t>With a backward glance she</w:t>
-      </w:r>
-      <w:r>
-        <w:t xml:space="preserve"> and her friends</w:t>
-      </w:r>
-      <w:r>
-        <w:t xml:space="preserve"> headed out.</w:t>
-      </w:r>
-    </w:p>
-    <w:p>
-      <w:r>
-        <w:t>Zanthal let out a sigh of relief, alone for the first time since the catastrophe. It felt good to be alone.</w:t>
-      </w:r>
-    </w:p>
-    <w:p>
-      <w:r>
-        <w:t>It was time to unpack.</w:t>
-      </w:r>
-    </w:p>
-    <w:p>
-      <w:r>
-        <w:t xml:space="preserve">Books and laptop went on the desk. Nordic clothes went into </w:t>
-      </w:r>
-      <w:r>
-        <w:t xml:space="preserve">the </w:t>
-      </w:r>
-      <w:r>
-        <w:t>closet. Moving the boxes was surprisingly tiring.</w:t>
-      </w:r>
-    </w:p>
-    <w:p>
-      <w:r>
-        <w:t>Everyday junk such as scissors and tooth paste went into the chest of drawers. Uniform went into the closet.</w:t>
-      </w:r>
-      <w:r>
-        <w:t>&lt;&gt;</w:t>
-      </w:r>
-    </w:p>
-    <w:p>
-      <w:r>
-        <w:t>Last step was plugging in the laptop and connecting to the WIFI.</w:t>
-      </w:r>
-    </w:p>
-    <w:p>
-      <w:r>
-        <w:t>Unpacking done</w:t>
-      </w:r>
-      <w:r>
-        <w:t>, Zanthal absently ate his leftovers while reading his book on etiquette.</w:t>
-      </w:r>
-    </w:p>
-    <w:p>
-      <w:r>
-        <w:t>The book was thorough and entirely too big. Most of the information was irrelevant. However, he did read up on how to greet a Duke, table manners, and other relevant information.</w:t>
-      </w:r>
-    </w:p>
-    <w:p>
-      <w:r>
-        <w:lastRenderedPageBreak/>
-        <w:t>Zanthal paused for a moment, wondering if he should read the rest of the book. However, he had nothing better to do. He focused on related items.</w:t>
-      </w:r>
-    </w:p>
-    <w:p>
-      <w:r>
-        <w:t>Aeloria entered hours later and found Zanthal reading.</w:t>
-      </w:r>
-    </w:p>
-    <w:p>
-      <w:r>
-        <w:t>“Had fun with your friends?”</w:t>
-      </w:r>
-      <w:r>
-        <w:t xml:space="preserve"> Zanthal asked.</w:t>
-      </w:r>
-    </w:p>
-    <w:p>
-      <w:r>
-        <w:t>“Yes I did,” Aeloria said. “I wish you had come.”</w:t>
-      </w:r>
-    </w:p>
-    <w:p>
-      <w:r>
-        <w:t>“Perhaps another time,” Zanthal said.</w:t>
-      </w:r>
-    </w:p>
-    <w:p>
-      <w:r>
-        <w:t>“I notice you like playing with your hair,” Aeloria said.</w:t>
-      </w:r>
-    </w:p>
-    <w:p>
-      <w:r>
-        <w:t>“I had no idea hair could be so amazing,” Zanthal said</w:t>
-      </w:r>
-      <w:r>
-        <w:t xml:space="preserve"> with a genuine smile</w:t>
-      </w:r>
-      <w:r>
-        <w:t>. “Now I understand … no, I don’t. I’m thinking of growing my hair long when I get my Nordic body back. Although taking care of it is going to be a pain. With short hair, you cut it and forget it.”</w:t>
-      </w:r>
-    </w:p>
-    <w:p>
-      <w:r>
-        <w:t>“That thing is pretty,” Aeloria said, pointing.</w:t>
-      </w:r>
-    </w:p>
-    <w:p>
-      <w:r>
-        <w:t>“It’s called a dream catcher,” Zanthal said. “It reduces the severity of my nightmares.”</w:t>
-      </w:r>
-    </w:p>
-    <w:p>
-      <w:r>
-        <w:t>“Don’t you like art or beautiful things?” Aeloria asked.</w:t>
-      </w:r>
-    </w:p>
-    <w:p>
-      <w:r>
-        <w:t>“I like women,” Zanthal said. “Unfortunately right now I can’t enjoy any of them.</w:t>
-      </w:r>
-    </w:p>
-    <w:p>
-      <w:r>
-        <w:t>“I finished reading the relevant chapters on etiquette and how to greet your dad.</w:t>
-      </w:r>
-      <w:r>
-        <w:t>”</w:t>
-      </w:r>
-    </w:p>
-    <w:p>
-      <w:r>
-        <w:t>“Have you dated?” Aeloria asked.</w:t>
-      </w:r>
-    </w:p>
-    <w:p>
-      <w:r>
-        <w:t>“Don’t have the time,” Zanthal said</w:t>
-      </w:r>
-      <w:r>
-        <w:t>, shaking his head</w:t>
-      </w:r>
-      <w:r>
-        <w:t xml:space="preserve">. “Every day I delay </w:t>
-      </w:r>
-      <w:r>
-        <w:t xml:space="preserve">training </w:t>
-      </w:r>
-      <w:r>
-        <w:t>is a day an evil monster terrorizes someone.</w:t>
-      </w:r>
-      <w:r>
-        <w:t>”</w:t>
-      </w:r>
-    </w:p>
-    <w:p>
-      <w:r>
-        <w:t>“Have you taken a shower yet?” Aeloria asked.</w:t>
-      </w:r>
-    </w:p>
-    <w:p>
-      <w:r>
-        <w:lastRenderedPageBreak/>
-        <w:t xml:space="preserve">“Absolutely not,” Zanthal </w:t>
-      </w:r>
-      <w:r>
-        <w:t>declared</w:t>
-      </w:r>
-      <w:r>
-        <w:t>. “You’ll have to deal with my stink for today. Then again I have your body, so I can’t possibly stink.”</w:t>
-      </w:r>
-    </w:p>
-    <w:p>
-      <w:r>
-        <w:t>“Where did you get that idea?” Aeloria asked.</w:t>
-      </w:r>
-    </w:p>
-    <w:p>
-      <w:r>
-        <w:t xml:space="preserve">“I will need to go shopping tomorrow,” Zanthal said. “I only have </w:t>
-      </w:r>
-      <w:r>
-        <w:t>my school uniforms</w:t>
-      </w:r>
-      <w:r>
-        <w:t>. By the way, the school uniform should be fine meeting your parents, correct?”</w:t>
-      </w:r>
-    </w:p>
-    <w:p>
-      <w:r>
-        <w:t xml:space="preserve">“Yes, that’s fine,” </w:t>
-      </w:r>
-      <w:r>
-        <w:t xml:space="preserve">Aeloria </w:t>
-      </w:r>
-      <w:r>
-        <w:t xml:space="preserve">said and </w:t>
-      </w:r>
-      <w:r>
-        <w:t>began undressing.</w:t>
-      </w:r>
-    </w:p>
-    <w:p>
-      <w:r>
-        <w:t>“Do you have to blush? You’re making me feel embarrassed,” Aeloria said.</w:t>
-      </w:r>
-    </w:p>
-    <w:p>
-      <w:r>
-        <w:t>“Sorry,” Zanthal said with a grimace. He opened up his book and began reading.</w:t>
-      </w:r>
-    </w:p>
-    <w:p>
-      <w:r>
-        <w:t>“I’m glad I chose you,” Aeloria said, smiling.</w:t>
-      </w:r>
-    </w:p>
-    <w:p>
-      <w:r>
-        <w:t xml:space="preserve">“What do you mean you choose me? </w:t>
-      </w:r>
-      <w:r>
-        <w:t>It was my fault I’m in this mess</w:t>
-      </w:r>
-      <w:r>
-        <w:t>. I still don’t know how or why,” Zanthal said</w:t>
-      </w:r>
-      <w:r>
-        <w:t>, looking up from his book</w:t>
-      </w:r>
-      <w:r>
-        <w:t>.</w:t>
-      </w:r>
-    </w:p>
-    <w:p>
-      <w:r>
-        <w:t xml:space="preserve">Aeloria’s face turned red and </w:t>
+        <w:t xml:space="preserve"> face turned red and </w:t>
       </w:r>
       <w:r>
         <w:t xml:space="preserve">she </w:t>
@@ -3797,7 +4090,10 @@
     </w:p>
     <w:p>
       <w:r>
-        <w:t>Zanthal got up and went to the washroom. He un-zippered his pants and almost peed on himself. Cursing, he sat down and finished his task. Next he brushed his teeth and straightened his clothes.</w:t>
+        <w:t>Zanthal got up and went to the washroom. He un-zippered his pants and almost peed on himself. Cursing, he sat down and finished his task. Next he brushed his tee</w:t>
+      </w:r>
+      <w:r>
+        <w:t>th and straightened his clothes, trying to avoid looking at the mirror.</w:t>
       </w:r>
     </w:p>
     <w:p>
@@ -3857,8 +4153,13 @@
       <w:pPr>
         <w:pStyle w:val="StatusMessage"/>
       </w:pPr>
-      <w:r>
-        <w:t>Barathal, sedative</w:t>
+      <w:proofErr w:type="spellStart"/>
+      <w:r>
+        <w:t>Barathal</w:t>
+      </w:r>
+      <w:proofErr w:type="spellEnd"/>
+      <w:r>
+        <w:t>, sedative</w:t>
       </w:r>
     </w:p>
     <w:p>
@@ -3954,12 +4255,24 @@
         <w:t>a</w:t>
       </w:r>
       <w:r>
-        <w:t>me in heat.”</w:t>
-      </w:r>
-    </w:p>
-    <w:p>
-      <w:r>
-        <w:t>They entered the store headed for the men’s section.</w:t>
+        <w:t>me in</w:t>
+      </w:r>
+      <w:r>
+        <w:t>to</w:t>
+      </w:r>
+      <w:r>
+        <w:t xml:space="preserve"> heat.”</w:t>
+      </w:r>
+    </w:p>
+    <w:p>
+      <w:r>
+        <w:t xml:space="preserve">They entered the store </w:t>
+      </w:r>
+      <w:r>
+        <w:t xml:space="preserve">and </w:t>
+      </w:r>
+      <w:r>
+        <w:t>headed for the men’s section.</w:t>
       </w:r>
     </w:p>
     <w:p>
@@ -4026,7 +4339,10 @@
         <w:t>.</w:t>
       </w:r>
       <w:r>
-        <w:t xml:space="preserve"> Those should only be on you.”</w:t>
+        <w:t xml:space="preserve"> These</w:t>
+      </w:r>
+      <w:r>
+        <w:t xml:space="preserve"> should only be on you.”</w:t>
       </w:r>
     </w:p>
     <w:p>
@@ -4054,6 +4370,9 @@
         <w:t xml:space="preserve">“You only bought </w:t>
       </w:r>
       <w:r>
+        <w:t xml:space="preserve">one </w:t>
+      </w:r>
+      <w:r>
         <w:t xml:space="preserve">set of </w:t>
       </w:r>
       <w:r>
@@ -4092,7 +4411,7 @@
     <w:p>
       <w:r>
         <w:lastRenderedPageBreak/>
-        <w:t>Zanthal laughed.</w:t>
+        <w:t>Zanthal looked at Aeloria but didn’t say anything. He was starting to suspect Aeloria had a major crush on him, something he couldn’t understand.</w:t>
       </w:r>
     </w:p>
     <w:p>
@@ -4180,12 +4499,36 @@
     </w:p>
     <w:p>
       <w:r>
-        <w:t>“Coming,” Cybil said and Cybil and Zolin walked to the door. Zolin opened it.</w:t>
-      </w:r>
-    </w:p>
-    <w:p>
-      <w:r>
-        <w:t>Standing in front of them were…</w:t>
+        <w:t xml:space="preserve">“Coming,” Cybil said and Cybil and </w:t>
+      </w:r>
+      <w:proofErr w:type="spellStart"/>
+      <w:r>
+        <w:t>Zolin</w:t>
+      </w:r>
+      <w:proofErr w:type="spellEnd"/>
+      <w:r>
+        <w:t xml:space="preserve"> walked to the door. </w:t>
+      </w:r>
+      <w:proofErr w:type="spellStart"/>
+      <w:r>
+        <w:t>Zolin</w:t>
+      </w:r>
+      <w:proofErr w:type="spellEnd"/>
+      <w:r>
+        <w:t xml:space="preserve"> opened it.</w:t>
+      </w:r>
+    </w:p>
+    <w:p>
+      <w:r>
+        <w:t xml:space="preserve">Standing in front of them </w:t>
+      </w:r>
+      <w:proofErr w:type="gramStart"/>
+      <w:r>
+        <w:t>were</w:t>
+      </w:r>
+      <w:proofErr w:type="gramEnd"/>
+      <w:r>
+        <w:t>…</w:t>
       </w:r>
     </w:p>
     <w:p>
@@ -4227,7 +4570,15 @@
       </w:r>
       <w:proofErr w:type="gramEnd"/>
       <w:r>
-        <w:t xml:space="preserve"> Zolin asked, shocked.</w:t>
+        <w:t xml:space="preserve"> </w:t>
+      </w:r>
+      <w:proofErr w:type="spellStart"/>
+      <w:r>
+        <w:t>Zolin</w:t>
+      </w:r>
+      <w:proofErr w:type="spellEnd"/>
+      <w:r>
+        <w:t xml:space="preserve"> asked, shocked.</w:t>
       </w:r>
     </w:p>
     <w:p>
@@ -4250,12 +4601,28 @@
         <w:t>“Bluebell</w:t>
       </w:r>
       <w:r>
-        <w:t xml:space="preserve"> scrammies,” Zanthal said. “No one does it like mum.”</w:t>
-      </w:r>
-    </w:p>
-    <w:p>
-      <w:r>
-        <w:t>“If there were any doubt, there is none now,” Zolin said.</w:t>
+        <w:t xml:space="preserve"> </w:t>
+      </w:r>
+      <w:proofErr w:type="spellStart"/>
+      <w:r>
+        <w:t>scrammies</w:t>
+      </w:r>
+      <w:proofErr w:type="spellEnd"/>
+      <w:r>
+        <w:t>,” Zanthal said. “No one does it like mum.”</w:t>
+      </w:r>
+    </w:p>
+    <w:p>
+      <w:r>
+        <w:t xml:space="preserve">“If there were any doubt, there is none now,” </w:t>
+      </w:r>
+      <w:proofErr w:type="spellStart"/>
+      <w:r>
+        <w:t>Zolin</w:t>
+      </w:r>
+      <w:proofErr w:type="spellEnd"/>
+      <w:r>
+        <w:t xml:space="preserve"> said.</w:t>
       </w:r>
     </w:p>
     <w:p>
@@ -4302,7 +4669,15 @@
     </w:p>
     <w:p>
       <w:r>
-        <w:t>“By fair, you mean…” Zolin asked and let the question hang.</w:t>
+        <w:t xml:space="preserve">“By fair, you mean…” </w:t>
+      </w:r>
+      <w:proofErr w:type="spellStart"/>
+      <w:r>
+        <w:t>Zolin</w:t>
+      </w:r>
+      <w:proofErr w:type="spellEnd"/>
+      <w:r>
+        <w:t xml:space="preserve"> asked and let the question hang.</w:t>
       </w:r>
     </w:p>
     <w:p>
@@ -4326,7 +4701,15 @@
     </w:p>
     <w:p>
       <w:r>
-        <w:t>“They issued me a new ID and assigned me to stay at Aeloria’s dorm room.</w:t>
+        <w:t xml:space="preserve">“They issued me a new ID and assigned me to stay at </w:t>
+      </w:r>
+      <w:proofErr w:type="spellStart"/>
+      <w:r>
+        <w:t>Aeloria’s</w:t>
+      </w:r>
+      <w:proofErr w:type="spellEnd"/>
+      <w:r>
+        <w:t xml:space="preserve"> dorm room.</w:t>
       </w:r>
       <w:r>
         <w:t>”</w:t>
@@ -4349,39 +4732,39 @@
     </w:p>
     <w:p>
       <w:r>
-        <w:t xml:space="preserve">“You would think that </w:t>
+        <w:t>“You would think that Aeloria would be creped out. Instead, she views me as her favorite new pet.</w:t>
+      </w:r>
+      <w:r>
+        <w:t>”</w:t>
+      </w:r>
+    </w:p>
+    <w:p>
+      <w:r>
+        <w:t xml:space="preserve">“Not a pet, a </w:t>
+      </w:r>
+      <w:r>
+        <w:t xml:space="preserve">new </w:t>
+      </w:r>
+      <w:r>
+        <w:t>sister,” Aeloria corrected.</w:t>
+      </w:r>
+    </w:p>
+    <w:p>
+      <w:r>
+        <w:t>“Brother,” Zanthal said.</w:t>
+      </w:r>
+    </w:p>
+    <w:p>
+      <w:r>
+        <w:t xml:space="preserve">“How deep is the change?” </w:t>
       </w:r>
       <w:proofErr w:type="spellStart"/>
       <w:r>
-        <w:t>Aeloria</w:t>
+        <w:t>Zolin</w:t>
       </w:r>
       <w:proofErr w:type="spellEnd"/>
       <w:r>
-        <w:t xml:space="preserve"> would be creped out. Instead, she views me as her favorite new pet.</w:t>
-      </w:r>
-      <w:r>
-        <w:t>”</w:t>
-      </w:r>
-    </w:p>
-    <w:p>
-      <w:r>
-        <w:t xml:space="preserve">“Not a pet, a </w:t>
-      </w:r>
-      <w:r>
-        <w:t xml:space="preserve">new </w:t>
-      </w:r>
-      <w:r>
-        <w:t>sister,” Aeloria corrected.</w:t>
-      </w:r>
-    </w:p>
-    <w:p>
-      <w:r>
-        <w:t>“Brother,” Zanthal said.</w:t>
-      </w:r>
-    </w:p>
-    <w:p>
-      <w:r>
-        <w:t>“How deep is the change?” Zolin asked.</w:t>
+        <w:t xml:space="preserve"> asked.</w:t>
       </w:r>
     </w:p>
     <w:p>
@@ -4399,7 +4782,15 @@
     </w:p>
     <w:p>
       <w:r>
-        <w:t>“Oh my God, Zanthal needs to see the doctor,” Zolin exclaimed.</w:t>
+        <w:t xml:space="preserve">“Oh my God, Zanthal needs to see the doctor,” </w:t>
+      </w:r>
+      <w:proofErr w:type="spellStart"/>
+      <w:r>
+        <w:t>Zolin</w:t>
+      </w:r>
+      <w:proofErr w:type="spellEnd"/>
+      <w:r>
+        <w:t xml:space="preserve"> exclaimed.</w:t>
       </w:r>
     </w:p>
     <w:p>
@@ -4415,22 +4806,38 @@
     </w:p>
     <w:p>
       <w:r>
-        <w:t xml:space="preserve">“Absolutely,” </w:t>
+        <w:t>“Absolutely,” Aeloria said, smiling.</w:t>
+      </w:r>
+    </w:p>
+    <w:p>
+      <w:r>
+        <w:t xml:space="preserve">“What exactly is synchronization?” </w:t>
       </w:r>
       <w:proofErr w:type="spellStart"/>
       <w:r>
-        <w:t>Aeloria</w:t>
+        <w:t>Zolin</w:t>
       </w:r>
       <w:proofErr w:type="spellEnd"/>
       <w:r>
-        <w:t xml:space="preserve"> said, smiling.</w:t>
-      </w:r>
-    </w:p>
-    <w:p/>
-    <w:p/>
-    <w:p>
-      <w:r>
-        <w:t>“Come, let’s have dinner,” Zolin said.</w:t>
+        <w:t xml:space="preserve"> asked.</w:t>
+      </w:r>
+    </w:p>
+    <w:p>
+      <w:r>
+        <w:t>“It means I must turn into a…,” Zanthal said. “You need to ask the doctors.”</w:t>
+      </w:r>
+    </w:p>
+    <w:p>
+      <w:r>
+        <w:t xml:space="preserve">“Come, let’s have dinner,” </w:t>
+      </w:r>
+      <w:proofErr w:type="spellStart"/>
+      <w:r>
+        <w:t>Zolin</w:t>
+      </w:r>
+      <w:proofErr w:type="spellEnd"/>
+      <w:r>
+        <w:t xml:space="preserve"> said.</w:t>
       </w:r>
     </w:p>
     <w:p>
@@ -4438,11 +4845,123 @@
         <w:t>“It’s not fancy food,” Cybil warned.</w:t>
       </w:r>
     </w:p>
-    <w:p/>
-    <w:p/>
-    <w:p/>
-    <w:p/>
-    <w:p/>
+    <w:p>
+      <w:r>
+        <w:t>“</w:t>
+      </w:r>
+      <w:r>
+        <w:t>I’ll help you,” Zanthal said.</w:t>
+      </w:r>
+    </w:p>
+    <w:p>
+      <w:r>
+        <w:t xml:space="preserve">The table was set and </w:t>
+      </w:r>
+      <w:r>
+        <w:t>everyone sat down to eat.</w:t>
+      </w:r>
+    </w:p>
+    <w:p>
+      <w:r>
+        <w:t>“So tell me dear, how did you meet?” Cybil asked.</w:t>
+      </w:r>
+    </w:p>
+    <w:p>
+      <w:pPr>
+        <w:rPr>
+          <w:b/>
+        </w:rPr>
+      </w:pPr>
+      <w:r>
+        <w:t>“I entered the gym set up for the awakening process,” Zanthal said. “I then saw Aeloria constantly looking at me. I couldn’t understand why. After leaving the Awakening Chamber, a noble son named Bradley tripped me and I crashed into Aeloria. No idea why she was there.”</w:t>
+      </w:r>
+    </w:p>
+    <w:p>
+      <w:r>
+        <w:t>“Oh my God, were you hurt?” Cybil asked worriedly.</w:t>
+      </w:r>
+    </w:p>
+    <w:p>
+      <w:r>
+        <w:t xml:space="preserve">“No,” </w:t>
+      </w:r>
+      <w:r>
+        <w:t>Aeloria said. “Zanthal was able to protect me, and injured himself in the process. He hit the ground so hard that his elbow dented the hardwood floor. Yet he was more concerned for me than himself.”</w:t>
+      </w:r>
+    </w:p>
+    <w:p>
+      <w:r>
+        <w:t>“Yes,” Cybil said. “Protecting people is important to Zanthal.”</w:t>
+      </w:r>
+    </w:p>
+    <w:p>
+      <w:r>
+        <w:t xml:space="preserve">Dinner ended and Cybil said, “Aeloria dear, would you like to see </w:t>
+      </w:r>
+      <w:proofErr w:type="spellStart"/>
+      <w:r>
+        <w:t>Zanthal’s</w:t>
+      </w:r>
+      <w:proofErr w:type="spellEnd"/>
+      <w:r>
+        <w:t xml:space="preserve"> baby pictures?”</w:t>
+      </w:r>
+    </w:p>
+    <w:p>
+      <w:r>
+        <w:lastRenderedPageBreak/>
+        <w:t>“Yes please,” Aeloria said happily.</w:t>
+      </w:r>
+    </w:p>
+    <w:p>
+      <w:r>
+        <w:t>Cybil sat on the couch with Aeloria, with a tablet in hand.</w:t>
+      </w:r>
+    </w:p>
+    <w:p>
+      <w:r>
+        <w:t>“Oh my god, he looks like a girl in that cute dress,” Aeloria said.</w:t>
+      </w:r>
+    </w:p>
+    <w:p>
+      <w:r>
+        <w:t>“I know,” Cybil said.</w:t>
+      </w:r>
+    </w:p>
+    <w:p>
+      <w:r>
+        <w:t xml:space="preserve">“Cybil really wanted a girl,” </w:t>
+      </w:r>
+      <w:proofErr w:type="spellStart"/>
+      <w:r>
+        <w:t>Zolin</w:t>
+      </w:r>
+      <w:proofErr w:type="spellEnd"/>
+      <w:r>
+        <w:t xml:space="preserve"> said. “</w:t>
+      </w:r>
+      <w:r>
+        <w:t>The oracle even promised her one. She was disappointed when it was a boy.”</w:t>
+      </w:r>
+    </w:p>
+    <w:p>
+      <w:r>
+        <w:t>“Someone, kill me now,” Zanthal said with a groan.</w:t>
+      </w:r>
+    </w:p>
+    <w:p>
+      <w:r>
+        <w:t xml:space="preserve">Next followed were images of Zanthal in his dragon </w:t>
+      </w:r>
+      <w:proofErr w:type="spellStart"/>
+      <w:r>
+        <w:t>onezies</w:t>
+      </w:r>
+      <w:proofErr w:type="spellEnd"/>
+      <w:r>
+        <w:t>. Not sure what to do, he covered his face with a pillow and tried to sleep.</w:t>
+      </w:r>
+    </w:p>
     <w:p>
       <w:pPr>
         <w:pStyle w:val="H2"/>
@@ -4461,54 +4980,78 @@
     </w:p>
     <w:p>
       <w:r>
-        <w:t xml:space="preserve">Zanthal stepped in front of the duke and duchess of </w:t>
+        <w:t xml:space="preserve">Zanthal stepped in front of the </w:t>
+      </w:r>
+      <w:r>
+        <w:t>king and queen</w:t>
+      </w:r>
+      <w:r>
+        <w:t xml:space="preserve">. He went on one knee and placed his right arm horizontally across his chest, palm down and balled in a fist, as prescribed in the book of </w:t>
+      </w:r>
+      <w:r>
+        <w:t>etiquet</w:t>
+      </w:r>
+      <w:r>
+        <w:t>te.</w:t>
+      </w:r>
+    </w:p>
+    <w:p>
+      <w:r>
+        <w:t>“Good evening Your Majesties</w:t>
+      </w:r>
+      <w:r>
+        <w:t>,” Zanthal said. “I apologize for what I have done and I regret my actions. I didn’t mean for your daughter to get involved in my mess.”</w:t>
+      </w:r>
+    </w:p>
+    <w:p>
+      <w:r>
+        <w:t xml:space="preserve">“Stop blaming </w:t>
+      </w:r>
+      <w:proofErr w:type="gramStart"/>
+      <w:r>
+        <w:t>yourself</w:t>
+      </w:r>
+      <w:proofErr w:type="gramEnd"/>
+      <w:r>
+        <w:t>,” Aeloria said angrily.</w:t>
+      </w:r>
+    </w:p>
+    <w:p>
+      <w:r>
+        <w:t>“Arise, Zanthal</w:t>
+      </w:r>
+      <w:r>
+        <w:t xml:space="preserve">,” King </w:t>
       </w:r>
       <w:proofErr w:type="spellStart"/>
       <w:r>
-        <w:t>Taria</w:t>
+        <w:t>Tavaris</w:t>
       </w:r>
       <w:proofErr w:type="spellEnd"/>
       <w:r>
-        <w:t xml:space="preserve">. He went on one knee and placed his right arm horizontally across his chest, palm down and balled in a fist, as prescribed in the book of </w:t>
-      </w:r>
-      <w:r>
-        <w:t>etiquet</w:t>
-      </w:r>
-      <w:r>
-        <w:t>te.</w:t>
-      </w:r>
-    </w:p>
-    <w:p>
-      <w:r>
-        <w:t>“Good evening Your Graces,” Zanthal said. “I apologize for what I have done and I regret my actions. I didn’t mean for your daughter to get involved in my mess.”</w:t>
-      </w:r>
-    </w:p>
-    <w:p>
-      <w:r>
-        <w:t>“Stop blaming yourself,” Aeloria said angrily.</w:t>
-      </w:r>
-    </w:p>
-    <w:p>
-      <w:r>
-        <w:t xml:space="preserve">“Arise, Zanthal,” Duke </w:t>
-      </w:r>
-      <w:proofErr w:type="spellStart"/>
-      <w:r>
-        <w:t>Tavaris</w:t>
-      </w:r>
-      <w:proofErr w:type="spellEnd"/>
-      <w:r>
         <w:t xml:space="preserve"> said.</w:t>
       </w:r>
     </w:p>
     <w:p>
       <w:r>
-        <w:t>“Let’s eat dinner first, and then we can discuss this in the den,” Duchess Emilie said. “Are you hungry?”</w:t>
-      </w:r>
-    </w:p>
-    <w:p>
-      <w:r>
-        <w:t>“No your grace,” Zanthal said as he got up. “However I will eat, since it is required.”</w:t>
+        <w:t>“Let’s eat dinner first, and then we can di</w:t>
+      </w:r>
+      <w:r>
+        <w:t xml:space="preserve">scuss this in the den,” Queen </w:t>
+      </w:r>
+      <w:r>
+        <w:t>Emilie said. “Are you hungry?”</w:t>
+      </w:r>
+    </w:p>
+    <w:p>
+      <w:r>
+        <w:t xml:space="preserve">“No your </w:t>
+      </w:r>
+      <w:r>
+        <w:t>majesty</w:t>
+      </w:r>
+      <w:r>
+        <w:t>,” Zanthal said as he got up. “However I will eat, since it is required.”</w:t>
       </w:r>
     </w:p>
     <w:p>
@@ -4553,7 +5096,10 @@
         <w:t>axis</w:t>
       </w:r>
       <w:r>
-        <w:t>,” Tavares, Aeloria’s father said</w:t>
+        <w:t>,” Tavares</w:t>
+      </w:r>
+      <w:r>
+        <w:t xml:space="preserve"> said</w:t>
       </w:r>
       <w:r>
         <w:t>, angry</w:t>
@@ -4591,7 +5137,27 @@
     </w:p>
     <w:p>
       <w:r>
-        <w:t>“And yet, by my actions, we were able to become nobles and why you are now duke of the newly formed Barrac Dukedom,” Joseph, Aeloria’s great grandfather said.</w:t>
+        <w:t>“And yet, by my action</w:t>
+      </w:r>
+      <w:r>
+        <w:t>s, we were able to become royals and why you are now king</w:t>
+      </w:r>
+      <w:r>
+        <w:t xml:space="preserve"> of</w:t>
+      </w:r>
+      <w:r>
+        <w:t xml:space="preserve"> California</w:t>
+      </w:r>
+      <w:r>
+        <w:t xml:space="preserve">,” Joseph, </w:t>
+      </w:r>
+      <w:proofErr w:type="spellStart"/>
+      <w:r>
+        <w:t>Aeloria’s</w:t>
+      </w:r>
+      <w:proofErr w:type="spellEnd"/>
+      <w:r>
+        <w:t xml:space="preserve"> great grandfather said.</w:t>
       </w:r>
     </w:p>
     <w:p>
@@ -4621,12 +5187,32 @@
         <w:t xml:space="preserve"> as he tried to stand up</w:t>
       </w:r>
       <w:r>
-        <w:t>. “Only a perv would do what I did.”</w:t>
-      </w:r>
-    </w:p>
-    <w:p>
-      <w:r>
-        <w:t>“Stop calling yourself a disgusting pervert,” Aeloria screamed, tears running down her face.</w:t>
+        <w:t xml:space="preserve">. “Only a </w:t>
+      </w:r>
+      <w:r>
+        <w:t xml:space="preserve">disgusting </w:t>
+      </w:r>
+      <w:r>
+        <w:t>perv would do what I did.”</w:t>
+      </w:r>
+    </w:p>
+    <w:p>
+      <w:r>
+        <w:t xml:space="preserve">“Stop calling </w:t>
+      </w:r>
+      <w:proofErr w:type="gramStart"/>
+      <w:r>
+        <w:t>yourself</w:t>
+      </w:r>
+      <w:proofErr w:type="gramEnd"/>
+      <w:r>
+        <w:t xml:space="preserve"> a disgusting perv</w:t>
+      </w:r>
+      <w:r>
+        <w:t>,</w:t>
+      </w:r>
+      <w:r>
+        <w:t>” Aeloria screamed, tears running down her face.</w:t>
       </w:r>
     </w:p>
     <w:p>
@@ -4669,7 +5255,10 @@
     </w:p>
     <w:p>
       <w:r>
-        <w:t>Grace was said and then lettuce was served. Zanthal picked up the outermost fork and daintily ate, careful of manners.</w:t>
+        <w:t>Grace was said and then salad</w:t>
+      </w:r>
+      <w:r>
+        <w:t xml:space="preserve"> was served. Zanthal picked up the outermost fork and daintily ate, careful of manners.</w:t>
       </w:r>
     </w:p>
     <w:p>
@@ -4694,7 +5283,10 @@
         <w:t xml:space="preserve">“Thank you </w:t>
       </w:r>
       <w:r>
-        <w:t xml:space="preserve">Grace. </w:t>
+        <w:t>Majesty</w:t>
+      </w:r>
+      <w:r>
+        <w:t xml:space="preserve">. </w:t>
       </w:r>
       <w:r>
         <w:t>I borrowed a book on etiquette Friday.”</w:t>
@@ -4712,12 +5304,24 @@
     </w:p>
     <w:p>
       <w:r>
-        <w:t>Zanthal put his cutlery down, wiped his mouth and then said, “No Grace. If Aeloria were just a normal girl, I could have spent my life in quiet seclusion, quietly hunting monsters from the shadows.</w:t>
-      </w:r>
-    </w:p>
-    <w:p>
-      <w:r>
-        <w:t>“However, Aeloria is the daughter of the duke. I am her doppelganger. The world is looking at me, judging me, knowing I’m just a…”</w:t>
+        <w:t>Zanthal put his cutlery down, wiped hi</w:t>
+      </w:r>
+      <w:r>
+        <w:t>s mouth and then said, “No Majesty</w:t>
+      </w:r>
+      <w:r>
+        <w:t>. If Aeloria were just a normal girl, I could have spent my life in quiet seclusion, quietly hunting monsters from the shadows.</w:t>
+      </w:r>
+    </w:p>
+    <w:p>
+      <w:r>
+        <w:t>“However, Ael</w:t>
+      </w:r>
+      <w:r>
+        <w:t>oria is the daughter of the king of California</w:t>
+      </w:r>
+      <w:r>
+        <w:t>. I am her doppelganger. The world is looking at me, judging me, knowing I’m just a…”</w:t>
       </w:r>
     </w:p>
     <w:p>
@@ -4735,15 +5339,37 @@
     </w:p>
     <w:p>
       <w:r>
-        <w:t>“Do you need medication?” Emilie asked.</w:t>
-      </w:r>
-    </w:p>
-    <w:p>
-      <w:r>
-        <w:t xml:space="preserve">“I already took,” Zanthal said. “Barathal is a prescription drug that has multiple side-effects, including constipation, </w:t>
-      </w:r>
-      <w:r>
-        <w:t>manna clogging, brain fog, insomnia, and hair loss</w:t>
+        <w:t>“Do you need medication</w:t>
+      </w:r>
+      <w:r>
+        <w:t xml:space="preserve"> dear</w:t>
+      </w:r>
+      <w:r>
+        <w:t>?” Emilie asked.</w:t>
+      </w:r>
+    </w:p>
+    <w:p>
+      <w:r>
+        <w:t>“I already took,” Zanthal said. “</w:t>
+      </w:r>
+      <w:proofErr w:type="spellStart"/>
+      <w:r>
+        <w:t>Barathal</w:t>
+      </w:r>
+      <w:proofErr w:type="spellEnd"/>
+      <w:r>
+        <w:t xml:space="preserve"> is a prescription drug that has multiple side-effects, including constipation, </w:t>
+      </w:r>
+      <w:r>
+        <w:t xml:space="preserve">manna clogging, </w:t>
+      </w:r>
+      <w:proofErr w:type="gramStart"/>
+      <w:r>
+        <w:t>brain</w:t>
+      </w:r>
+      <w:proofErr w:type="gramEnd"/>
+      <w:r>
+        <w:t xml:space="preserve"> fog, insomnia, and hair loss</w:t>
       </w:r>
       <w:r>
         <w:t>.”</w:t>
@@ -4772,7 +5398,13 @@
     </w:p>
     <w:p>
       <w:r>
-        <w:t>“According to the researchers, interaction with classes can have less than the best results,” Zanthal said. “According to them, this is still experimental research, and this drug does help.”</w:t>
+        <w:t xml:space="preserve">“According to the researchers, </w:t>
+      </w:r>
+      <w:r>
+        <w:t>my condition isn’t biological but extends down to the soul</w:t>
+      </w:r>
+      <w:r>
+        <w:t>,” Zanthal said. “According to them, this is still experimental research, and this drug does help.”</w:t>
       </w:r>
     </w:p>
     <w:p>
@@ -4797,15 +5429,56 @@
     </w:p>
     <w:p>
       <w:r>
+        <w:t xml:space="preserve">Both Zanthal and </w:t>
+      </w:r>
+      <w:r>
         <w:t xml:space="preserve">Aeloria </w:t>
       </w:r>
       <w:r>
-        <w:t>winched but didn’t say anything.</w:t>
-      </w:r>
-    </w:p>
-    <w:p>
-      <w:r>
-        <w:t>“I’m sorry Boy for judging you,” Joseph said. “I didn’t know your circumstances.”</w:t>
+        <w:t xml:space="preserve">winched but </w:t>
+      </w:r>
+      <w:r>
+        <w:t>neither</w:t>
+      </w:r>
+      <w:r>
+        <w:t xml:space="preserve"> sa</w:t>
+      </w:r>
+      <w:r>
+        <w:t>id</w:t>
+      </w:r>
+      <w:r>
+        <w:t xml:space="preserve"> anything.</w:t>
+      </w:r>
+    </w:p>
+    <w:p>
+      <w:r>
+        <w:t xml:space="preserve">“I’m sorry Boy for </w:t>
+      </w:r>
+      <w:r>
+        <w:t>testing</w:t>
+      </w:r>
+      <w:r>
+        <w:t xml:space="preserve"> you,” Joseph said. “</w:t>
+      </w:r>
+      <w:r>
+        <w:t xml:space="preserve">I didn’t know your circumstances. </w:t>
+      </w:r>
+      <w:r>
+        <w:t xml:space="preserve">I </w:t>
+      </w:r>
+      <w:r>
+        <w:t>just needed to</w:t>
+      </w:r>
+      <w:r>
+        <w:t xml:space="preserve"> know your heart. </w:t>
+      </w:r>
+      <w:r>
+        <w:t>And no, I don’t hate transgendered people.”</w:t>
+      </w:r>
+    </w:p>
+    <w:p>
+      <w:r>
+        <w:t>Zanthal felt another wave of dizziness. He didn’t want to be called that.</w:t>
       </w:r>
     </w:p>
     <w:p>
@@ -4825,308 +5498,591 @@
     </w:p>
     <w:p>
       <w:r>
+        <w:lastRenderedPageBreak/>
         <w:t>“I stepped out of the Awakening Chamber, bound and determined to live as an unclassed person.</w:t>
       </w:r>
     </w:p>
     <w:p>
       <w:r>
+        <w:t xml:space="preserve">“Then that ass </w:t>
+      </w:r>
+      <w:r>
+        <w:t>Bradley</w:t>
+      </w:r>
+      <w:r>
+        <w:t xml:space="preserve"> tripped me. I slammed onto Aeloria and almost squished her. At the last moment I twisted my body, allowing her to fall on top of me.</w:t>
+      </w:r>
+    </w:p>
+    <w:p>
+      <w:r>
+        <w:t xml:space="preserve">“I thought </w:t>
+      </w:r>
+      <w:r>
+        <w:t>she would get angry at me. Instead she expressed concern for me, con</w:t>
+      </w:r>
+      <w:r>
+        <w:t>cern I got injured in the fall.</w:t>
+      </w:r>
+      <w:r>
+        <w:t>”</w:t>
+      </w:r>
+    </w:p>
+    <w:p>
+      <w:r>
+        <w:t xml:space="preserve">“He fell so hard that </w:t>
+      </w:r>
+      <w:r>
+        <w:t>the ground shook. H</w:t>
+      </w:r>
+      <w:r>
+        <w:t xml:space="preserve">is elbow </w:t>
+      </w:r>
+      <w:r>
+        <w:t xml:space="preserve">even </w:t>
+      </w:r>
+      <w:r>
+        <w:t>left a dent in the hardwood floor of the gymnasium,” Aeloria said.</w:t>
+      </w:r>
+    </w:p>
+    <w:p>
+      <w:r>
+        <w:t>“I was then overwhelmed by her beauty, overwhelmed by her kindness, overwhelmed by the desire to hug her, kiss her, hold her in my arms and share everything I had with her, body, mind, class, everything.</w:t>
+      </w:r>
+    </w:p>
+    <w:p>
+      <w:r>
+        <w:t>“And then – bang, my power activated.</w:t>
+      </w:r>
+    </w:p>
+    <w:p>
+      <w:r>
+        <w:t>“I just don’t understand why a cute girl would mess me up so badly</w:t>
+      </w:r>
+      <w:r>
+        <w:t>. I should have ignored her.</w:t>
+      </w:r>
+      <w:r>
+        <w:t xml:space="preserve"> </w:t>
+      </w:r>
+      <w:r>
+        <w:t>N</w:t>
+      </w:r>
+      <w:r>
+        <w:t>ow my folly is affecting this entire nation</w:t>
+      </w:r>
+      <w:r>
+        <w:t>.”</w:t>
+      </w:r>
+    </w:p>
+    <w:p>
+      <w:r>
+        <w:t>Joseph laughed</w:t>
+      </w:r>
+      <w:r>
+        <w:t>. “Dear boy, what you described are the classic signs of someone under the control of Compel.”</w:t>
+      </w:r>
+    </w:p>
+    <w:p>
+      <w:r>
+        <w:t>“Zanthal, I have read your history,” Tavares said. “From what I know, you</w:t>
+      </w:r>
+      <w:r>
+        <w:t xml:space="preserve"> would not make rash decisions. Your dedication to training wouldn’t be unraveled so easily.”</w:t>
+      </w:r>
+    </w:p>
+    <w:p>
+      <w:r>
+        <w:t>“None of this is your fault,” Emilie said. “None of us blame you for anything.”</w:t>
+      </w:r>
+    </w:p>
+    <w:p>
+      <w:r>
+        <w:t xml:space="preserve">“Our most elite members of the secret service are trained to </w:t>
+      </w:r>
+      <w:r>
+        <w:t>counter the effects of Compel. Only a small handful of people tested are able to join the Shadows. If they struggle with it, what chance do you have, who never even heard about</w:t>
+      </w:r>
+      <w:r>
+        <w:t xml:space="preserve"> it</w:t>
+      </w:r>
+      <w:r>
+        <w:t>?” Joseph asked.</w:t>
+      </w:r>
+    </w:p>
+    <w:p>
+      <w:r>
         <w:lastRenderedPageBreak/>
-        <w:t xml:space="preserve">“Then that ass </w:t>
+        <w:t>“Thank you for telling me this,” Zanthal said gratefully. “That is a huge weight off my mind. I am not to blame.</w:t>
+      </w:r>
+    </w:p>
+    <w:p>
+      <w:r>
+        <w:t xml:space="preserve">“That doesn’t solve the problem we all face. I am still </w:t>
+      </w:r>
+      <w:proofErr w:type="spellStart"/>
+      <w:r>
+        <w:t>Aeloria’s</w:t>
+      </w:r>
+      <w:proofErr w:type="spellEnd"/>
+      <w:r>
+        <w:t xml:space="preserve"> doppelganger.”</w:t>
+      </w:r>
+    </w:p>
+    <w:p>
+      <w:r>
+        <w:t xml:space="preserve">No one spoke for awhile, contemplating </w:t>
+      </w:r>
+      <w:proofErr w:type="spellStart"/>
+      <w:r>
+        <w:t>Zanthal’s</w:t>
+      </w:r>
+      <w:proofErr w:type="spellEnd"/>
+      <w:r>
+        <w:t xml:space="preserve"> words.</w:t>
+      </w:r>
+    </w:p>
+    <w:p>
+      <w:r>
+        <w:t>“I’m just speculating right now, but consider this,” Joseph said.</w:t>
+      </w:r>
+    </w:p>
+    <w:p>
+      <w:r>
+        <w:t>“16 years ago, Emilie gave birth to two beautiful twin girls</w:t>
+      </w:r>
+      <w:r>
+        <w:t xml:space="preserve">. </w:t>
+      </w:r>
+      <w:r>
+        <w:t xml:space="preserve">Then tragedy struck and someone kidnapped one of the girls. This girl, </w:t>
+      </w:r>
+      <w:r>
+        <w:t>Aelindra</w:t>
+      </w:r>
+      <w:r>
+        <w:t>, disappeared without a trace. We launched an investigation but could not find her.</w:t>
+      </w:r>
+    </w:p>
+    <w:p>
+      <w:r>
+        <w:t xml:space="preserve">“Last Friday, at the class </w:t>
+      </w:r>
+      <w:r>
+        <w:t>awakening</w:t>
+      </w:r>
+      <w:r>
+        <w:t xml:space="preserve"> ceremony, a young Nordic named Zanthal entered the Awakening Chamber, which caused the spell placed on him to unravel, revealing him for what he was, </w:t>
+      </w:r>
+      <w:r>
+        <w:t>Aelindra</w:t>
+      </w:r>
+      <w:r>
+        <w:t xml:space="preserve"> in disguise.</w:t>
+      </w:r>
+    </w:p>
+    <w:p>
+      <w:r>
+        <w:t xml:space="preserve">“I think we announce to the world that my </w:t>
+      </w:r>
+      <w:r>
+        <w:t>great granddaughter has been found.”</w:t>
+      </w:r>
+    </w:p>
+    <w:p>
+      <w:r>
+        <w:t xml:space="preserve">“I will need to speak to </w:t>
+      </w:r>
+      <w:proofErr w:type="spellStart"/>
+      <w:r>
+        <w:t>Zanthal’s</w:t>
+      </w:r>
+      <w:proofErr w:type="spellEnd"/>
+      <w:r>
+        <w:t xml:space="preserve"> parents first,” Tavares said.</w:t>
+      </w:r>
+    </w:p>
+    <w:p>
+      <w:r>
+        <w:t>“The way I see it, the Boy’s parents aren’t losing a son,” Joseph said. “Instead, we are gaining a new daughter.”</w:t>
+      </w:r>
+    </w:p>
+    <w:p>
+      <w:r>
+        <w:t xml:space="preserve">“Very well,” Tavares said. “I will make an announcement tomorrow night. Zanthal, Aelindra, </w:t>
+      </w:r>
+      <w:r>
+        <w:t>come here directly from school.”</w:t>
+      </w:r>
+    </w:p>
+    <w:p>
+      <w:r>
+        <w:t>“I don’t think people will break through the disguise,” Joseph said. “When I scan the Boy, all I read is…”</w:t>
+      </w:r>
+    </w:p>
+    <w:p>
+      <w:pPr>
+        <w:pStyle w:val="StatusMessage"/>
+      </w:pPr>
+      <w:r>
+        <w:t>Aelindra</w:t>
+      </w:r>
+      <w:r>
+        <w:t xml:space="preserve"> von </w:t>
+      </w:r>
+      <w:proofErr w:type="spellStart"/>
+      <w:r>
+        <w:t>Barran</w:t>
+      </w:r>
+      <w:proofErr w:type="spellEnd"/>
+      <w:r>
+        <w:t xml:space="preserve">, </w:t>
+      </w:r>
+      <w:r>
+        <w:t>Arcane</w:t>
+      </w:r>
+      <w:r>
+        <w:t xml:space="preserve"> Ranger, Level 0</w:t>
+      </w:r>
+    </w:p>
+    <w:p>
+      <w:r>
+        <w:lastRenderedPageBreak/>
+        <w:t xml:space="preserve">“The research people said that my class has </w:t>
+      </w:r>
+      <w:proofErr w:type="gramStart"/>
+      <w:r>
+        <w:t>an obfuscation</w:t>
+      </w:r>
+      <w:proofErr w:type="gramEnd"/>
+      <w:r>
+        <w:t xml:space="preserve"> ability,” Zanthal said. “Their equipment could read the class. However, they said, even their advance equipment would be fooled in a few days.”</w:t>
+      </w:r>
+    </w:p>
+    <w:p>
+      <w:r>
+        <w:t>“Excellent,” Tavares said. “Classifying the information shouldn’t be a problem.”</w:t>
+      </w:r>
+    </w:p>
+    <w:p>
+      <w:r>
+        <w:t xml:space="preserve">“Excellent,” Aeloria said happily. “Today was a hard day for Zanthal. You should have seen the </w:t>
+      </w:r>
+      <w:r>
+        <w:t>problem he had taking a shower.</w:t>
+      </w:r>
+    </w:p>
+    <w:p>
+      <w:r>
+        <w:t>“Good night, mum, dad, everyone.”</w:t>
+      </w:r>
+    </w:p>
+    <w:p>
+      <w:r>
+        <w:t>“Not so fast young lady,” Emilie said. “You still haven’t explained why you used Compel.”</w:t>
+      </w:r>
+    </w:p>
+    <w:p>
+      <w:r>
+        <w:t>“Fine,” Aeloria grumbled. “Do you remember the announcement they made of a Nordic getting a Merlin scholarship?”</w:t>
+      </w:r>
+    </w:p>
+    <w:p>
+      <w:r>
+        <w:t>“That’s common knowledge,” Emilie said.</w:t>
+      </w:r>
+    </w:p>
+    <w:p>
+      <w:r>
+        <w:t xml:space="preserve">“Why is that common knowledge?” Zanthal asked, confused. “If a Nordic can do it, anyone can do </w:t>
+      </w:r>
+      <w:r>
+        <w:t>it.</w:t>
+      </w:r>
+      <w:r>
+        <w:t xml:space="preserve"> We aren’t known for being smart, just hot headed and hedonistic. And for the record, that test was absolutely exhausting. I thought my brain would explode.”</w:t>
+      </w:r>
+    </w:p>
+    <w:p>
+      <w:r>
+        <w:t>“Boy, Boy, Boy, the more I learn about you, the more I like you,” Joseph said, chuckling.</w:t>
+      </w:r>
+    </w:p>
+    <w:p>
+      <w:r>
+        <w:t>“As you know, I have always liked Nordics,” Aelindra said. “I just hate their crude ways and violent natures. Then I discovered Zanthal.</w:t>
+      </w:r>
+    </w:p>
+    <w:p>
+      <w:r>
+        <w:t>“At the age of 2, his village was attacked by monsters. After that, he picked up a stick and then started swinging, trying to get strong to fight monsters.</w:t>
+      </w:r>
+    </w:p>
+    <w:p>
+      <w:r>
+        <w:lastRenderedPageBreak/>
+        <w:t>“Then at 7 years old, the village was attacked again. According to reports, it took three people to tackle him, preventing him from running into the fight.</w:t>
+      </w:r>
+    </w:p>
+    <w:p>
+      <w:r>
+        <w:t>“After that he started pursuing magic, not sure why.”</w:t>
+      </w:r>
+    </w:p>
+    <w:p>
+      <w:r>
+        <w:t>“That’s because of Zola Tassel,” Zanthal said, eyes shining. “She was absolutely amazing, how she fought. She had this weapon she used to cast spells.</w:t>
+      </w:r>
+    </w:p>
+    <w:p>
+      <w:r>
+        <w:t>“</w:t>
+      </w:r>
+      <w:r>
+        <w:t>Up u</w:t>
+      </w:r>
+      <w:r>
+        <w:t>ntil then I never knew Nordics could yield external magic. I wanted to be just like her, kicking monster butt like the best.</w:t>
+      </w:r>
+    </w:p>
+    <w:p>
+      <w:r>
+        <w:t>“I even have posters. They give me encouragement to train.</w:t>
+      </w:r>
+    </w:p>
+    <w:p>
+      <w:r>
+        <w:t>“So naturally I went online to learn more about magic. I bugged my parents and they got books. I even enrolled in online courses.</w:t>
+      </w:r>
+    </w:p>
+    <w:p>
+      <w:r>
+        <w:t>“Oh my God, I had no idea that magic could be so hard to learn. Then I saw my friends and relatives getting eaten, and then I would open the books again, renewed with the spirit to learn more.</w:t>
+      </w:r>
+    </w:p>
+    <w:p>
+      <w:r>
+        <w:t>“Then this spring, after the third attack, I was trapped in the basement, again unable to help.</w:t>
+      </w:r>
+    </w:p>
+    <w:p>
+      <w:r>
+        <w:t>“I was able to channel a little magic through my fist, allowing me to escape. However, once I got out, it was too late to help.</w:t>
+      </w:r>
+    </w:p>
+    <w:p>
+      <w:r>
+        <w:t>“Then out of nowhere, people from the capital came and gave me a magic test. As I said, it was exhausting.</w:t>
+      </w:r>
+    </w:p>
+    <w:p>
+      <w:r>
+        <w:t>“After that, I got a scholarship and taken here.”</w:t>
+      </w:r>
+    </w:p>
+    <w:p>
+      <w:r>
+        <w:t>“Despite all that, he still had time to help people,” Aeloria said</w:t>
+      </w:r>
+      <w:r>
+        <w:t>, eyes shining</w:t>
+      </w:r>
+      <w:r>
+        <w:t>.</w:t>
+      </w:r>
+    </w:p>
+    <w:p>
+      <w:r>
+        <w:lastRenderedPageBreak/>
+        <w:t xml:space="preserve">Zanthal shrugged. </w:t>
+      </w:r>
+      <w:r>
+        <w:t>“I figure, if I can’t fight monsters, the second best thing to do is help villages build defenses to protect them against monster attacks.”</w:t>
+      </w:r>
+    </w:p>
+    <w:p>
+      <w:r>
+        <w:t>“Oh my God, when did you ha</w:t>
+      </w:r>
+      <w:r>
+        <w:t>ve time to sleep?” Emilie asked worriedly.</w:t>
+      </w:r>
+    </w:p>
+    <w:p>
+      <w:r>
+        <w:t>“At school,” Zanthal said. “The teachers were so boring that they put me to sleep.”</w:t>
+      </w:r>
+    </w:p>
+    <w:p>
+      <w:r>
+        <w:t>Everyone laughed.</w:t>
+      </w:r>
+    </w:p>
+    <w:p>
+      <w:r>
+        <w:t>“Good night everyone,” Aeloria said. “Come Zanthal, let’s go.”</w:t>
+      </w:r>
+    </w:p>
+    <w:p>
+      <w:r>
+        <w:t>“Not so fast young lady,” Emilie said.</w:t>
+      </w:r>
+    </w:p>
+    <w:p>
+      <w:r>
+        <w:t>“Fine,” Aeloria said. “I brought Compel because I knew Zanthal had no interest in anything other than training. I wanted to</w:t>
+      </w:r>
+      <w:r>
+        <w:t xml:space="preserve"> use it to force him to date me, or at least give me a kiss.</w:t>
+      </w:r>
+      <w:r>
+        <w:t>”</w:t>
+      </w:r>
+    </w:p>
+    <w:p>
+      <w:r>
+        <w:t>“I remember seeing Aeloria throwing furtive glances at me,” Zanthal said.</w:t>
+      </w:r>
+    </w:p>
+    <w:p>
+      <w:r>
+        <w:t>“I wanted to use it but was feeling shy,” Aeloria said. “</w:t>
+      </w:r>
+      <w:r>
+        <w:t>So I screwed up my courage and stood in front of the awakening chamber, ready to greet him when he emerged.</w:t>
+      </w:r>
+    </w:p>
+    <w:p>
+      <w:r>
+        <w:t>“Then I saw the words over the chamber ‘Lovely Polymorph’.</w:t>
+      </w:r>
+    </w:p>
+    <w:p>
+      <w:r>
+        <w:t>“I then had an idea. I always wanted a sister. Being the only daughter with 6 brothers is no fun.”</w:t>
+      </w:r>
+    </w:p>
+    <w:p>
+      <w:r>
+        <w:t>“That’s true,” Emilie said. “Aeloria had always bugged us about getting daughters. Unfortunately, because of a dungeon incident, I couldn’t bear any new daughters.</w:t>
+      </w:r>
+      <w:r>
+        <w:t>”</w:t>
+      </w:r>
+    </w:p>
+    <w:p>
+      <w:r>
+        <w:t>“</w:t>
+      </w:r>
+      <w:r>
+        <w:t>Then he emerged and I was so excited.</w:t>
+      </w:r>
+    </w:p>
+    <w:p>
+      <w:r>
+        <w:lastRenderedPageBreak/>
+        <w:t>“</w:t>
       </w:r>
       <w:r>
         <w:t>Bradley</w:t>
       </w:r>
       <w:r>
-        <w:t xml:space="preserve"> tripped me. I slammed onto Aeloria and almost squished her. At the last moment I twisted my body, allowing her to fall on top of me.</w:t>
-      </w:r>
-    </w:p>
-    <w:p>
-      <w:r>
-        <w:t xml:space="preserve">“I thought </w:t>
-      </w:r>
-      <w:r>
-        <w:t>she would get angry at me. Instead she expressed concern for me, con</w:t>
-      </w:r>
-      <w:r>
-        <w:t>cern I got injured in the fall.</w:t>
-      </w:r>
-    </w:p>
-    <w:p>
-      <w:r>
-        <w:t>“He fell so hard that his elbow left a dent in the hardwood floor of the gymnasium,” Aeloria said.</w:t>
-      </w:r>
-    </w:p>
-    <w:p>
-      <w:r>
-        <w:t>“I was then overwhelmed by her beauty, overwhelmed by her kindness, overwhelmed by the desire to hug her, kiss her, hold her in my arms and share everything I had with her, body, mind, class, everything.</w:t>
-      </w:r>
-    </w:p>
-    <w:p>
-      <w:r>
-        <w:t>“And then – bang, my power activated.</w:t>
-      </w:r>
-    </w:p>
-    <w:p>
-      <w:r>
-        <w:t>“I just don’t understand why a cute girl would mess me up so badly and now my folly is affecting this entire nation</w:t>
-      </w:r>
-      <w:r>
-        <w:t>.”</w:t>
-      </w:r>
-    </w:p>
-    <w:p>
-      <w:r>
-        <w:t>Joseph laughed</w:t>
-      </w:r>
-      <w:r>
-        <w:t>. “Dear boy, what you described are the classic signs of someone under the control of Compel.”</w:t>
-      </w:r>
-    </w:p>
-    <w:p>
-      <w:r>
-        <w:t>“Zanthal, I have read your history,” Tavares said. “From what I know, you</w:t>
-      </w:r>
-      <w:r>
-        <w:t xml:space="preserve"> would not make rash decisions. Your dedication to training wouldn’t be unraveled so easily.”</w:t>
-      </w:r>
-    </w:p>
-    <w:p>
-      <w:r>
-        <w:t>“None of this is your fault,” Emilie said. “None of us blame you for anything.”</w:t>
-      </w:r>
-    </w:p>
-    <w:p>
-      <w:r>
-        <w:t xml:space="preserve">“Our most elite members of the secret service are trained to </w:t>
-      </w:r>
-      <w:r>
-        <w:t>counter the effects of Compel. Only a small handful of people tested are able to join the Shadows. If they struggle with it, what chance do you have, who never even heard about?” Joseph asked.</w:t>
-      </w:r>
-    </w:p>
-    <w:p>
-      <w:r>
-        <w:t>“Thank you for telling me this,” Zanthal said gratefully. “That is a huge weight off my mind. I am not to blame.</w:t>
+        <w:t xml:space="preserve"> tripping Zanthal was just a happy accident. I got my chance and cast my spell.</w:t>
+      </w:r>
+    </w:p>
+    <w:p>
+      <w:r>
+        <w:t>“I now have my perfect baby sister.</w:t>
+      </w:r>
+      <w:r>
+        <w:t>”</w:t>
+      </w:r>
+    </w:p>
+    <w:p>
+      <w:r>
+        <w:t>“Brother.”</w:t>
+      </w:r>
+    </w:p>
+    <w:p>
+      <w:r>
+        <w:t>“Now can we go home? Zanthal needs his beauty rest.”</w:t>
+      </w:r>
+    </w:p>
+    <w:p>
+      <w:r>
+        <w:t>“Not so fast,” Emilie said.</w:t>
+      </w:r>
+    </w:p>
+    <w:p>
+      <w:r>
+        <w:t>“We haven’t decided on your punishment.”</w:t>
+      </w:r>
+    </w:p>
+    <w:p>
+      <w:r>
+        <w:t>“The boy did mention, he desired to share his everything with Aeloria, including his body and class,” Joseph said with a wicked grin.</w:t>
+      </w:r>
+    </w:p>
+    <w:p>
+      <w:r>
+        <w:t>“No,” Aeloria explained in panic.</w:t>
+      </w:r>
+    </w:p>
+    <w:p>
+      <w:r>
+        <w:t>The room rang with laughter.</w:t>
+      </w:r>
+    </w:p>
+    <w:p>
+      <w:r>
+        <w:t xml:space="preserve">“You did bypass the safeties </w:t>
+      </w:r>
+      <w:r>
+        <w:t>by forcing the change</w:t>
+      </w:r>
+      <w:r>
+        <w:t>,” Tavares said.</w:t>
+      </w:r>
+      <w:r>
+        <w:t xml:space="preserve"> “Your subconscious figured that if you were willing to use Compel, then you knew what you were doing.”</w:t>
+      </w:r>
+    </w:p>
+    <w:p>
+      <w:r>
+        <w:t>“What happens when synchronization ends?” Zanthal asked. “Do you intend I stay like this forever?”</w:t>
+      </w:r>
+    </w:p>
+    <w:p>
+      <w:r>
+        <w:t>“No dear,” Emilie said. “For one thing we know you hate boys.”</w:t>
+      </w:r>
+    </w:p>
+    <w:p>
+      <w:r>
+        <w:t>“I still like being one,” Zanthal said softly.</w:t>
+      </w:r>
+    </w:p>
+    <w:p>
+      <w:r>
+        <w:t>“Zanthal, Aeloria, you will stay here for the night,” Joseph said. “You will stay here tomorrow. You will not go to school. You will remain on property until further notice. Dismissed…”</w:t>
+      </w:r>
+    </w:p>
+    <w:p>
+      <w:r>
+        <w:t>“Yes reverend one,” Zanthal said and got up.</w:t>
+      </w:r>
+    </w:p>
+    <w:p>
+      <w:r>
+        <w:t>“I’ll take you to my room,” Aeloria said.</w:t>
       </w:r>
     </w:p>
     <w:p>
       <w:r>
         <w:lastRenderedPageBreak/>
-        <w:t>“That doesn’t solve the problem we all face. I am still Aeloria’s doppelganger.”</w:t>
-      </w:r>
-    </w:p>
-    <w:p>
-      <w:r>
-        <w:t>No one spoke for awhile, contemplating Zanthal’s words.</w:t>
-      </w:r>
-    </w:p>
-    <w:p>
-      <w:r>
-        <w:t>“I’m just speculating right now, but consider this,” Joseph said.</w:t>
-      </w:r>
-    </w:p>
-    <w:p>
-      <w:r>
-        <w:t>“16 years ago, Emilie gave birth to two beautiful twin girls</w:t>
-      </w:r>
-      <w:r>
-        <w:t xml:space="preserve">. </w:t>
-      </w:r>
-      <w:r>
-        <w:t xml:space="preserve">Then tragedy struck and someone kidnapped one of the girls. This girl, </w:t>
-      </w:r>
-      <w:r>
-        <w:t>Aelindra</w:t>
-      </w:r>
-      <w:r>
-        <w:t>, disappeared without a trace. We launched an investigation but could not find her.</w:t>
-      </w:r>
-    </w:p>
-    <w:p>
-      <w:r>
-        <w:t xml:space="preserve">“Last Friday, at the class </w:t>
-      </w:r>
-      <w:r>
-        <w:t>awakening</w:t>
-      </w:r>
-      <w:r>
-        <w:t xml:space="preserve"> ceremony, a young Nordic named Zanthal entered the Awakening Chamber, which caused the spell placed on him to unravel, revealing him for what he was, </w:t>
-      </w:r>
-      <w:r>
-        <w:t>Aelindra</w:t>
-      </w:r>
-      <w:r>
-        <w:t xml:space="preserve"> in disguise.</w:t>
-      </w:r>
-    </w:p>
-    <w:p>
-      <w:r>
-        <w:t xml:space="preserve">“I think we announce to the world that my </w:t>
-      </w:r>
-      <w:r>
-        <w:t>great granddaughter has been found.”</w:t>
-      </w:r>
-    </w:p>
-    <w:p>
-      <w:r>
-        <w:t>“I will need to speak to Zanthal’s parents first,” Tavares said.</w:t>
-      </w:r>
-    </w:p>
-    <w:p>
-      <w:r>
-        <w:t>“The way I see it, the Boy’s parents aren’t losing a son,” Joseph said. “Instead, we are gaining a new daughter.”</w:t>
-      </w:r>
-    </w:p>
-    <w:p>
-      <w:r>
-        <w:t xml:space="preserve">“Very well,” Tavares said. “I will make an announcement tomorrow night. Zanthal, Aelindra, </w:t>
-      </w:r>
-      <w:r>
-        <w:t>come here directly from school.”</w:t>
-      </w:r>
-    </w:p>
-    <w:p>
-      <w:r>
-        <w:t>“I don’t think people will break through the disguise,” Joseph said. “When I scan the Boy, all I read is…”</w:t>
-      </w:r>
-    </w:p>
-    <w:p>
-      <w:pPr>
-        <w:pStyle w:val="StatusMessage"/>
-      </w:pPr>
-      <w:r>
-        <w:t>Aelindra</w:t>
-      </w:r>
-      <w:r>
-        <w:t xml:space="preserve"> von Barran, Druidic Ranger, Level 0</w:t>
-      </w:r>
-    </w:p>
-    <w:p>
-      <w:r>
-        <w:t>“The research people said that my class has an obfuscation ability,” Zanthal said. “Their equipment could read the class. However, they said, even their advance equipment would be fooled in a few days.”</w:t>
-      </w:r>
-    </w:p>
-    <w:p>
-      <w:r>
-        <w:lastRenderedPageBreak/>
-        <w:t>“Excellent,” Tavares said. “Classifying the information shouldn’t be a problem.”</w:t>
-      </w:r>
-    </w:p>
-    <w:p>
-      <w:r>
-        <w:t xml:space="preserve">“Excellent,” Aeloria said happily. “Today was a hard day for Zanthal. You should have seen the </w:t>
-      </w:r>
-      <w:r>
-        <w:t>problem he had taking a shower.</w:t>
-      </w:r>
-    </w:p>
-    <w:p>
-      <w:r>
-        <w:t>“Good night, mum, dad, everyone.”</w:t>
-      </w:r>
-    </w:p>
-    <w:p>
-      <w:r>
-        <w:t>“Not so fast young lady,” Emilie said. “You still haven’t explained why you used Compel.”</w:t>
-      </w:r>
-    </w:p>
-    <w:p>
-      <w:r>
-        <w:t>“Fine,” Aeloria grumbled. “Do you remember the announcement they made of a Nordic getting a Merlin scholarship?”</w:t>
-      </w:r>
-    </w:p>
-    <w:p>
-      <w:r>
-        <w:t>“That’s common knowledge,” Emilie said.</w:t>
-      </w:r>
-    </w:p>
-    <w:p>
-      <w:r>
-        <w:t>“Why is that common knowledge?” Zanthal asked, confused. “If a Nordic can do it, anyone can do it? We aren’t known for being smart, just hot headed and hedonistic. And for the record, that test was absolutely exhausting. I thought my brain would explode.”</w:t>
-      </w:r>
-    </w:p>
-    <w:p>
-      <w:r>
-        <w:t>“Boy, Boy, Boy, the more I learn about you, the more I like you,” Joseph said, chuckling.</w:t>
-      </w:r>
-    </w:p>
-    <w:p>
-      <w:r>
-        <w:t>“As you know, I have always liked Nordics,” Aelindra said. “I just hate their crude ways and violent natures. Then I discovered Zanthal.</w:t>
-      </w:r>
-    </w:p>
-    <w:p>
-      <w:r>
-        <w:t>“At the age of 2, his village was attacked by monsters. After that, he picked up a stick and then started swinging, trying to get strong to fight monsters.</w:t>
-      </w:r>
-    </w:p>
-    <w:p>
-      <w:r>
-        <w:t>“Then at 7 years old, the village was attacked again. According to reports, it took three people to tackle him, preventing him from running into the fight.</w:t>
-      </w:r>
-    </w:p>
-    <w:p>
-      <w:r>
-        <w:t>“After that he started pursuing magic, not sure why.”</w:t>
-      </w:r>
-    </w:p>
-    <w:p>
-      <w:r>
-        <w:lastRenderedPageBreak/>
-        <w:t>“That’s because of Zola Tassel,” Zanthal said, eyes shining. “She was absolutely amazing, how she fought. She had this weapon she used to cast spells.</w:t>
-      </w:r>
-    </w:p>
-    <w:p>
-      <w:r>
-        <w:t>“</w:t>
-      </w:r>
-      <w:r>
-        <w:t>Up u</w:t>
-      </w:r>
-      <w:r>
-        <w:t>ntil then I never knew Nordics could yield external magic. I wanted to be just like her, kicking monster butt like the best.</w:t>
-      </w:r>
-    </w:p>
-    <w:p>
-      <w:r>
-        <w:t>“I even have posters. They give me encouragement to train.</w:t>
-      </w:r>
-    </w:p>
-    <w:p>
-      <w:r>
-        <w:t>“So naturally I went online to learn more about magic. I bugged my parents and they got books. I even enrolled in online courses.</w:t>
-      </w:r>
-    </w:p>
-    <w:p>
-      <w:r>
-        <w:t>“Oh my God, I had no idea that magic could be so hard to learn. Then I saw my friends and relatives getting eaten, and then I would open the books again, renewed with the spirit to learn more.</w:t>
-      </w:r>
-    </w:p>
-    <w:p>
-      <w:r>
-        <w:t>“Then this spring, after the third attack, I was trapped in the basement, again unable to help.</w:t>
-      </w:r>
-    </w:p>
-    <w:p>
-      <w:r>
-        <w:t>“I was able to channel a little magic through my fist, allowing me to escape. However, once I got out, it was too late to help.</w:t>
-      </w:r>
-    </w:p>
-    <w:p>
-      <w:r>
-        <w:t>“Then out of nowhere, people from the capital came and gave me a magic test. As I said, it was exhausting.</w:t>
-      </w:r>
-    </w:p>
-    <w:p>
-      <w:r>
-        <w:t>“After that, I got a scholarship and taken here.”</w:t>
-      </w:r>
-    </w:p>
-    <w:p>
-      <w:r>
-        <w:t>“Despite all that, he still had time to help people,” Aeloria said</w:t>
-      </w:r>
-      <w:r>
-        <w:t>, eyes shining</w:t>
+        <w:t xml:space="preserve">“You </w:t>
+      </w:r>
+      <w:r>
+        <w:t>only have one bed,” Zanthal pointed out</w:t>
       </w:r>
       <w:r>
         <w:t>.</w:t>
@@ -5134,186 +6090,6 @@
     </w:p>
     <w:p>
       <w:r>
-        <w:t xml:space="preserve">Zanthal shrugged. </w:t>
-      </w:r>
-      <w:r>
-        <w:t>“I figure, if I can’t fight monsters, the second best thing to do is help villages build defenses to protect them against monster attacks.”</w:t>
-      </w:r>
-    </w:p>
-    <w:p>
-      <w:r>
-        <w:t>“Oh my God, when did you have time to sleep?” Emilie asked.</w:t>
-      </w:r>
-    </w:p>
-    <w:p>
-      <w:r>
-        <w:t>“At school,” Zanthal said. “The teachers were so boring that they put me to sleep.”</w:t>
-      </w:r>
-    </w:p>
-    <w:p>
-      <w:r>
-        <w:lastRenderedPageBreak/>
-        <w:t>Everyone laughed at that.</w:t>
-      </w:r>
-    </w:p>
-    <w:p>
-      <w:r>
-        <w:t>“Good night everyone,” Aeloria said. “Come Zanthal, let’s go.”</w:t>
-      </w:r>
-    </w:p>
-    <w:p>
-      <w:r>
-        <w:t>“Not so fast young lady,” Emilie said.</w:t>
-      </w:r>
-    </w:p>
-    <w:p>
-      <w:r>
-        <w:t>“Fine,” Aeloria said. “I brought Compel because I knew Zanthal had no interest in anything other than training. I wanted to</w:t>
-      </w:r>
-      <w:r>
-        <w:t xml:space="preserve"> use it to force him to date me, or at least give me a kiss.</w:t>
-      </w:r>
-      <w:r>
-        <w:t>”</w:t>
-      </w:r>
-    </w:p>
-    <w:p>
-      <w:r>
-        <w:t>“I remember seeing Aeloria throwing furtive glances at me,” Zanthal said.</w:t>
-      </w:r>
-    </w:p>
-    <w:p>
-      <w:r>
-        <w:t>“I wanted to use it but was feeling shy,” Aeloria said. “</w:t>
-      </w:r>
-      <w:r>
-        <w:t>So I screwed up my courage and stood in front of the awakening chamber, ready to greet him when he emerged.</w:t>
-      </w:r>
-    </w:p>
-    <w:p>
-      <w:r>
-        <w:t>“Then I saw the words over the chamber ‘Lovely Polymorph’.</w:t>
-      </w:r>
-    </w:p>
-    <w:p>
-      <w:r>
-        <w:t>“I then had an idea. I always wanted a sister. Being the only daughter with 6 brothers is no fun.”</w:t>
-      </w:r>
-    </w:p>
-    <w:p>
-      <w:r>
-        <w:t>“That’s true,” Emilie said. “Aeloria had always bugged us about getting daughters. Unfortunately, because of a dungeon incident, I couldn’t bear any new daughters.</w:t>
-      </w:r>
-      <w:r>
-        <w:t>”</w:t>
-      </w:r>
-    </w:p>
-    <w:p>
-      <w:r>
-        <w:t>“</w:t>
-      </w:r>
-      <w:r>
-        <w:t>Then he emerged and I was so excited.</w:t>
-      </w:r>
-    </w:p>
-    <w:p>
-      <w:r>
-        <w:t>“</w:t>
-      </w:r>
-      <w:r>
-        <w:t>Bradley</w:t>
-      </w:r>
-      <w:r>
-        <w:t xml:space="preserve"> tripping Zanthal was just a happy accident. I got my chance and cast my spell.</w:t>
-      </w:r>
-    </w:p>
-    <w:p>
-      <w:r>
-        <w:t>“I now have my perfect baby sister.</w:t>
-      </w:r>
-    </w:p>
-    <w:p>
-      <w:r>
-        <w:t>“Now can we go home? Zanthal needs his beauty rest.”</w:t>
-      </w:r>
-    </w:p>
-    <w:p>
-      <w:r>
-        <w:t>“Not so fast,” Emilie said.</w:t>
-      </w:r>
-    </w:p>
-    <w:p>
-      <w:r>
-        <w:t>“We haven’t decided on your punishment.”</w:t>
-      </w:r>
-    </w:p>
-    <w:p>
-      <w:r>
-        <w:lastRenderedPageBreak/>
-        <w:t>“The boy did mention, he desired to share his everything with Aeloria, including his body and class,” Joseph said with a wicked grin.</w:t>
-      </w:r>
-    </w:p>
-    <w:p>
-      <w:r>
-        <w:t>“No,” Aeloria explained in panic.</w:t>
-      </w:r>
-    </w:p>
-    <w:p>
-      <w:r>
-        <w:t>The room rang with laughter.</w:t>
-      </w:r>
-    </w:p>
-    <w:p>
-      <w:r>
-        <w:t xml:space="preserve">“You did bypass the safeties </w:t>
-      </w:r>
-      <w:r>
-        <w:t>by forcing the change</w:t>
-      </w:r>
-      <w:r>
-        <w:t>,” Tavares said.</w:t>
-      </w:r>
-      <w:r>
-        <w:t xml:space="preserve"> “Your subconscious figured that if you were willing to use Compel, then you knew what you were doing.”</w:t>
-      </w:r>
-    </w:p>
-    <w:p>
-      <w:r>
-        <w:t>“What happens when synchronization ends?” Zanthal asked. “Do you intend I stay like this forever?”</w:t>
-      </w:r>
-    </w:p>
-    <w:p>
-      <w:r>
-        <w:t>“No dear,” Emilie said. “For one thing we know you hate boys.”</w:t>
-      </w:r>
-    </w:p>
-    <w:p>
-      <w:r>
-        <w:t>“I still like being one,” Zanthal said softly.</w:t>
-      </w:r>
-    </w:p>
-    <w:p>
-      <w:r>
-        <w:t>“Zanthal, Aeloria, you will stay here for the night,” Joseph said. “You will stay here tomorrow. You will not go to school. You will remain on property until further notice. Dismissed…”</w:t>
-      </w:r>
-    </w:p>
-    <w:p>
-      <w:r>
-        <w:t>“Yes reverend one,” Zanthal said and got up.</w:t>
-      </w:r>
-    </w:p>
-    <w:p>
-      <w:r>
-        <w:t>“I’ll take you to my room,” Aeloria said.</w:t>
-      </w:r>
-    </w:p>
-    <w:p>
-      <w:r>
-        <w:t>“You only have one bed,” Zanthal said.</w:t>
-      </w:r>
-    </w:p>
-    <w:p>
-      <w:r>
         <w:t>“It’s a big bed,” Aeloria replied.</w:t>
       </w:r>
     </w:p>
@@ -5334,7 +6110,6 @@
     </w:p>
     <w:p>
       <w:r>
-        <w:lastRenderedPageBreak/>
         <w:t>“Do you hate me?” Aeloria asked.</w:t>
       </w:r>
     </w:p>
@@ -5371,6 +6146,11 @@
     <w:p>
       <w:r>
         <w:t>“Oh great, sharing underwear with a girl,” Zanthal said. “I never thought I would see the day.”</w:t>
+      </w:r>
+    </w:p>
+    <w:p>
+      <w:r>
+        <w:t>Zanthal never the less accepted a spare night suit from Aeloria.</w:t>
       </w:r>
     </w:p>
     <w:p>
@@ -5399,23 +6179,80 @@
     </w:p>
     <w:p>
       <w:r>
-        <w:t>“I completely forget I had changed,” Zanthal said. “Just a second ago I was having some marvelous manly dreams of fighting in my old body.”</w:t>
-      </w:r>
-    </w:p>
-    <w:p>
-      <w:r>
-        <w:t>“Do you want a ponytail or lose?” Aeloria asked.</w:t>
-      </w:r>
-    </w:p>
-    <w:p>
-      <w:r>
-        <w:t xml:space="preserve">“Loose,” Zanthal said. “It reduces my stress. </w:t>
-      </w:r>
-      <w:r>
-        <w:t>I’m glad they brought my manly</w:t>
-      </w:r>
-      <w:r>
-        <w:t xml:space="preserve"> clothes.”</w:t>
+        <w:t>“I touched myself by accident. I forgot I was in your body. Now I’m feeling too embarrassed to get out of bed,” Zanthal said.</w:t>
+      </w:r>
+    </w:p>
+    <w:p>
+      <w:r>
+        <w:t>Zanthal threw the bed sheets off and headed for the washroom. He hesitated and then went to pee. It was too late for modesty when it came to Aeloria.</w:t>
+      </w:r>
+    </w:p>
+    <w:p>
+      <w:r>
+        <w:t>Deed done, Zanthal returned to the bedroom</w:t>
+      </w:r>
+      <w:r>
+        <w:t>. His clothes, uniforms and items were near the door, where someone left them during the night.</w:t>
+      </w:r>
+    </w:p>
+    <w:p>
+      <w:r>
+        <w:t>Aeloria went to the washroom and didn’t bother to close the door.</w:t>
+      </w:r>
+    </w:p>
+    <w:p>
+      <w:r>
+        <w:t>Zanthal grabbed his newly bought clothes and focused on the stressful task of changing.</w:t>
+      </w:r>
+    </w:p>
+    <w:p>
+      <w:r>
+        <w:t xml:space="preserve">Once Aeloria was done, </w:t>
+      </w:r>
+      <w:r>
+        <w:t xml:space="preserve">Zanthal returned </w:t>
+      </w:r>
+      <w:r>
+        <w:t>with tooth brush in hand</w:t>
+      </w:r>
+      <w:r>
+        <w:t>.</w:t>
+      </w:r>
+      <w:r>
+        <w:t xml:space="preserve"> He looked into the mirror. </w:t>
+      </w:r>
+      <w:r>
+        <w:t>Staring back were two princesses.</w:t>
+      </w:r>
+    </w:p>
+    <w:p>
+      <w:r>
+        <w:t>This was just the beginning of another tiring day.</w:t>
+      </w:r>
+    </w:p>
+    <w:p>
+      <w:r>
+        <w:t>“Do you want a ponytail or lose?” Aeloria asked as Zanthal</w:t>
+      </w:r>
+      <w:r>
+        <w:t xml:space="preserve"> </w:t>
+      </w:r>
+      <w:r>
+        <w:t>put his tooth brush aw</w:t>
+      </w:r>
+      <w:r>
+        <w:t>a</w:t>
+      </w:r>
+      <w:r>
+        <w:t>y</w:t>
+      </w:r>
+      <w:r>
+        <w:t>.</w:t>
+      </w:r>
+    </w:p>
+    <w:p>
+      <w:r>
+        <w:t>“Loose,” Zanthal said. “It reduces my stress, and so does my clothes.”</w:t>
       </w:r>
     </w:p>
     <w:p>
@@ -5425,19 +6262,12 @@
     </w:p>
     <w:p>
       <w:r>
-        <w:t xml:space="preserve">Zanthal gave </w:t>
-      </w:r>
-      <w:proofErr w:type="spellStart"/>
-      <w:r>
-        <w:t>Aeloria</w:t>
-      </w:r>
-      <w:proofErr w:type="spellEnd"/>
-      <w:r>
-        <w:t xml:space="preserve"> a deadpan look and said, “Boys don’t care about fashion.”</w:t>
-      </w:r>
-    </w:p>
-    <w:p>
-      <w:r>
+        <w:t>Zanthal gave Aeloria a deadpan look and said, “Boys don’t care about fashion.”</w:t>
+      </w:r>
+    </w:p>
+    <w:p>
+      <w:r>
+        <w:lastRenderedPageBreak/>
         <w:t>“Some do,” Aeloria objected.</w:t>
       </w:r>
     </w:p>
@@ -5448,72 +6278,279 @@
     </w:p>
     <w:p>
       <w:r>
-        <w:t>Zanthal went to the washroom and changed into jeans and a heavy flannel shirt. He brushed his teeth with his own toothbrush and looked at the mirror. Staring back were two princesses.</w:t>
-      </w:r>
-    </w:p>
-    <w:p>
-      <w:r>
-        <w:t>Sighing, Zanthal hesitated and then went to pee. It was too late for modesty when it came to Aeloria.</w:t>
-      </w:r>
-    </w:p>
-    <w:p>
-      <w:r>
-        <w:t>Zanthal returned to the bedroom and began reading a book.</w:t>
-      </w:r>
-    </w:p>
-    <w:p>
-      <w:r>
-        <w:t>Aeloria did her thing and then came for Zanthal with a hair brush.</w:t>
-      </w:r>
-    </w:p>
-    <w:p>
-      <w:r>
         <w:t>There was a knock at the door. An attendant informed them that breakfast would be served soon.</w:t>
       </w:r>
     </w:p>
     <w:p>
       <w:r>
+        <w:t>Also, they were wanted in the den.</w:t>
+      </w:r>
+    </w:p>
+    <w:p>
+      <w:r>
+        <w:t>Stepping into the den Zanthal found his parents, along with Aeloria’s parents.</w:t>
+      </w:r>
+    </w:p>
+    <w:p>
+      <w:r>
+        <w:t>“Zanthal dear, are you okay?” Cybil asked</w:t>
+      </w:r>
+      <w:r>
+        <w:t xml:space="preserve"> worriedly.</w:t>
+      </w:r>
+    </w:p>
+    <w:p>
+      <w:r>
+        <w:t>Looking at the worry on his parent’s faces made him happy.</w:t>
+      </w:r>
+    </w:p>
+    <w:p>
+      <w:r>
+        <w:t>Zanthal hugged his mother and said, “Hi mum, dad.”</w:t>
+      </w:r>
+    </w:p>
+    <w:p>
+      <w:r>
+        <w:t xml:space="preserve">“How are you holding up son?” </w:t>
+      </w:r>
+      <w:r>
+        <w:t>Zolin</w:t>
+      </w:r>
+      <w:r>
+        <w:t xml:space="preserve"> asked.</w:t>
+      </w:r>
+    </w:p>
+    <w:p>
+      <w:r>
+        <w:t>“Remember son, no matter what you look like, we are your parents and we will always love and support you in all your decisions,” Zanthal said.</w:t>
+      </w:r>
+    </w:p>
+    <w:p>
+      <w:r>
+        <w:t>“</w:t>
+      </w:r>
+      <w:r>
+        <w:t xml:space="preserve">I know mum, dad. </w:t>
+      </w:r>
+      <w:r>
+        <w:t xml:space="preserve">I </w:t>
+      </w:r>
+      <w:r>
+        <w:t xml:space="preserve">just </w:t>
+      </w:r>
+      <w:r>
+        <w:t>hate this body,” Zanthal said, feeling like crying. “I hate how weak and small this body is. I hate I can’t pee standing up, hate the weird body sensations no boy should ever understand, hate</w:t>
+      </w:r>
+      <w:r>
+        <w:t xml:space="preserve"> the fact</w:t>
+      </w:r>
+      <w:r>
+        <w:t xml:space="preserve"> I will soon be leaking.</w:t>
+      </w:r>
+    </w:p>
+    <w:p>
+      <w:r>
+        <w:t>“At least I haven’t fainted yet.”</w:t>
+      </w:r>
+    </w:p>
+    <w:p>
+      <w:r>
+        <w:t>“Isn’t there anything you like about that body?” Cybil asked.</w:t>
+      </w:r>
+    </w:p>
+    <w:p>
+      <w:r>
+        <w:t xml:space="preserve">Zanthal </w:t>
+      </w:r>
+      <w:r>
+        <w:t xml:space="preserve">grinned and </w:t>
+      </w:r>
+      <w:r>
+        <w:t>flipped his hair to the front</w:t>
+      </w:r>
+      <w:r>
+        <w:t>.</w:t>
+      </w:r>
+      <w:r>
+        <w:t xml:space="preserve"> “Feel this hair. Rub it against your face and tell me, have you felt anything so amazing?”</w:t>
+      </w:r>
+    </w:p>
+    <w:p>
+      <w:r>
+        <w:t>“It is amazing,” Zolin said.</w:t>
+      </w:r>
+    </w:p>
+    <w:p>
+      <w:r>
         <w:lastRenderedPageBreak/>
-        <w:t>Also, they were wanted in the den.</w:t>
-      </w:r>
-    </w:p>
-    <w:p>
-      <w:r>
-        <w:t>Stepping into the den Zanthal found his parents, along with Aeloria’s parents.</w:t>
-      </w:r>
-    </w:p>
-    <w:p>
-      <w:r>
-        <w:t>“Zanthal dear, are you okay?” Cybil asked</w:t>
-      </w:r>
-      <w:r>
-        <w:t xml:space="preserve"> worriedly.</w:t>
-      </w:r>
-    </w:p>
-    <w:p>
-      <w:r>
-        <w:t>Looking at the worry on his parent’s faces made him happy.</w:t>
-      </w:r>
-    </w:p>
-    <w:p>
-      <w:r>
-        <w:t>Zanthal hugged his mother and said, “Hi mum, dad.”</w:t>
-      </w:r>
-    </w:p>
-    <w:p>
-      <w:r>
-        <w:t xml:space="preserve">“How are you holding up son?” </w:t>
-      </w:r>
-      <w:r>
-        <w:t>Zolin</w:t>
-      </w:r>
-      <w:r>
-        <w:t xml:space="preserve"> asked.</w:t>
-      </w:r>
-    </w:p>
-    <w:p>
-      <w:r>
-        <w:t>“Remember son, no matter what you look like, we are your parents and we will always love and support you in all your decisions,” Zanthal said.</w:t>
+        <w:t>“See?” Aeloria said, triumphantly. “Not all of it is bad. Soon I will show you how much fun being a girl is.”</w:t>
+      </w:r>
+    </w:p>
+    <w:p>
+      <w:r>
+        <w:t>Zolin rolled his eyes and said, “I can hardly wait.”</w:t>
+      </w:r>
+    </w:p>
+    <w:p>
+      <w:r>
+        <w:t>“I’m glad you have someone</w:t>
+      </w:r>
+      <w:r>
+        <w:t xml:space="preserve"> who cares for you,” Cybil said, relief clear in her voice. </w:t>
+      </w:r>
+    </w:p>
+    <w:p>
+      <w:r>
+        <w:t>“Of course,” Aeloria said</w:t>
+      </w:r>
+      <w:r>
+        <w:t xml:space="preserve"> </w:t>
+      </w:r>
+      <w:r>
+        <w:t xml:space="preserve">happily </w:t>
+      </w:r>
+      <w:r>
+        <w:t>and snuggled up to Zanthal</w:t>
+      </w:r>
+      <w:r>
+        <w:t>. “I love him and want to spend the rest of my life with him.”</w:t>
+      </w:r>
+    </w:p>
+    <w:p>
+      <w:r>
+        <w:t>“Then you’re lucky he change</w:t>
+      </w:r>
+      <w:r>
+        <w:t>d</w:t>
+      </w:r>
+      <w:r>
+        <w:t xml:space="preserve"> bodies with you and not some other girl,” Cybil said.</w:t>
+      </w:r>
+    </w:p>
+    <w:p>
+      <w:r>
+        <w:t>“It wasn’t luck,” Tavares said</w:t>
+      </w:r>
+      <w:r>
+        <w:t xml:space="preserve"> with a frown.</w:t>
+      </w:r>
+    </w:p>
+    <w:p>
+      <w:r>
+        <w:t>“Our naughty daughter planned this from the start,” Emilie said.</w:t>
+      </w:r>
+      <w:r>
+        <w:t xml:space="preserve"> “Everyone, let’s sit.”</w:t>
+      </w:r>
+    </w:p>
+    <w:p>
+      <w:r>
+        <w:t>Zanthal sat on a love seat and Aeloria snuggled up next to him.</w:t>
+      </w:r>
+    </w:p>
+    <w:p>
+      <w:r>
+        <w:t>“What do you mean by planned?” Zolin asked.</w:t>
+      </w:r>
+      <w:r>
+        <w:t xml:space="preserve"> “That meeting was an accident.”</w:t>
+      </w:r>
+    </w:p>
+    <w:p>
+      <w:r>
+        <w:t xml:space="preserve">“There was nothing accidental about that meeting,” </w:t>
+      </w:r>
+      <w:r>
+        <w:t>Tavares said.</w:t>
+      </w:r>
+    </w:p>
+    <w:p>
+      <w:r>
+        <w:t>“Aeloria discovered him when reports of an extrao</w:t>
+      </w:r>
+      <w:r>
+        <w:t>rdinary young Nordic named Zanthal</w:t>
+      </w:r>
+      <w:r>
+        <w:t xml:space="preserve"> started circulating,” Emilie said. “</w:t>
+      </w:r>
+      <w:r>
+        <w:t>Did you know that he was the only Nordic to have ever obtained the Merlin scholarship?</w:t>
+      </w:r>
+    </w:p>
+    <w:p>
+      <w:r>
+        <w:t xml:space="preserve">“Aeloria </w:t>
+      </w:r>
+      <w:r>
+        <w:t xml:space="preserve">discovered his past, his obsession with training, </w:t>
+      </w:r>
+      <w:r>
+        <w:t>his desire to protect</w:t>
+      </w:r>
+      <w:r>
+        <w:t xml:space="preserve"> and serve</w:t>
+      </w:r>
+      <w:r>
+        <w:t>.”</w:t>
+      </w:r>
+    </w:p>
+    <w:p>
+      <w:r>
+        <w:t xml:space="preserve">“Don’t forget how </w:t>
+      </w:r>
+      <w:r>
+        <w:t xml:space="preserve">kind and </w:t>
+      </w:r>
+      <w:r>
+        <w:t xml:space="preserve">gentle </w:t>
+      </w:r>
+      <w:r>
+        <w:t xml:space="preserve">the </w:t>
+      </w:r>
+      <w:r>
+        <w:t>reports said</w:t>
+      </w:r>
+      <w:r>
+        <w:t xml:space="preserve"> he was,” Aeloria said like an adoring fan girl.</w:t>
+      </w:r>
+      <w:r>
+        <w:t xml:space="preserve"> “I even got first-hand testimonials.”</w:t>
+      </w:r>
+    </w:p>
+    <w:p>
+      <w:r>
+        <w:lastRenderedPageBreak/>
+        <w:t>“Unfortunately, our capricious daughter decided she didn’t want to confess to him, fearing he would say no,” Tavares said. “So she got her hands on a highly regulated substance called Compel.</w:t>
+      </w:r>
+    </w:p>
+    <w:p>
+      <w:r>
+        <w:t xml:space="preserve">“Compel </w:t>
+      </w:r>
+      <w:r>
+        <w:t>is a substance that can beguile almost anyone into mad infatuation.</w:t>
+      </w:r>
+    </w:p>
+    <w:p>
+      <w:r>
+        <w:t>“Her goal was to force him to confess to her in front of the entire school. Then she would say yes, and they would date.”</w:t>
+      </w:r>
+    </w:p>
+    <w:p>
+      <w:r>
+        <w:t>Cybil looked in shock at Aeloria and she guiltily nodded.</w:t>
+      </w:r>
+      <w:r>
+        <w:t xml:space="preserve"> She bit her lip and said, “I had it with me but was too shy to use it</w:t>
+      </w:r>
+      <w:r>
+        <w:t>. Then I stood in front of the Awakening Chamber, waiting for him to exit.</w:t>
+      </w:r>
+    </w:p>
+    <w:p>
+      <w:r>
+        <w:t>“Imagine my surprise when his class was revealed to be Fair Polymorph.</w:t>
       </w:r>
     </w:p>
     <w:p>
@@ -5521,160 +6558,74 @@
         <w:t>“</w:t>
       </w:r>
       <w:r>
-        <w:t xml:space="preserve">I know mum, dad. </w:t>
-      </w:r>
-      <w:r>
-        <w:t xml:space="preserve">I </w:t>
-      </w:r>
-      <w:r>
-        <w:t xml:space="preserve">just </w:t>
-      </w:r>
-      <w:r>
-        <w:t>hate this body,” Zanthal said, feeling like crying. “I hate how weak and small this body is. I hate I can’t pee standing up, hate the weird body sensations no boy should ever understand, hate</w:t>
-      </w:r>
-      <w:r>
-        <w:t xml:space="preserve"> the fact</w:t>
-      </w:r>
-      <w:r>
-        <w:t xml:space="preserve"> I will soon be leaking.</w:t>
-      </w:r>
-    </w:p>
-    <w:p>
-      <w:r>
-        <w:t>“At least I haven’t fainted yet.”</w:t>
-      </w:r>
-    </w:p>
-    <w:p>
-      <w:r>
-        <w:t>“Isn’t there anything you like about that body?” Cybil asked.</w:t>
-      </w:r>
-    </w:p>
-    <w:p>
-      <w:r>
-        <w:t xml:space="preserve">Zanthal </w:t>
-      </w:r>
-      <w:r>
-        <w:t xml:space="preserve">grinned and </w:t>
-      </w:r>
-      <w:r>
-        <w:t>flipped his hair to the front</w:t>
-      </w:r>
-      <w:r>
-        <w:t>.</w:t>
-      </w:r>
-      <w:r>
-        <w:t xml:space="preserve"> “Feel this hair. Rub it against your face and tell me, have you felt anything so amazing?”</w:t>
-      </w:r>
-    </w:p>
-    <w:p>
-      <w:r>
-        <w:t>“It is amazing,” Zolin said.</w:t>
-      </w:r>
-    </w:p>
-    <w:p>
-      <w:r>
-        <w:t>“See?” Aeloria said, triumphantly. “Not all of it is bad. Soon I will show you how much fun being a girl is.”</w:t>
-      </w:r>
-    </w:p>
-    <w:p>
-      <w:r>
-        <w:t>Zolin rolled his eyes and said, “I can hardly wait.”</w:t>
-      </w:r>
-    </w:p>
-    <w:p>
-      <w:r>
-        <w:t>“I’m glad you have someone</w:t>
-      </w:r>
-      <w:r>
-        <w:t xml:space="preserve"> who cares for you,” Cybil said, relief clear in her voice. </w:t>
+        <w:t>By forcing him to bind to me, I could have the two things I wanted, a cute sister and an amazing person for my own.</w:t>
+      </w:r>
+    </w:p>
+    <w:p>
+      <w:r>
+        <w:t>“My only regret is how much he is suffering.”</w:t>
+      </w:r>
+    </w:p>
+    <w:p>
+      <w:r>
+        <w:t>“By forcing Zanthal to bind to her, our foolish daughter didn’t realize the consequences of her actions, both to the country and to her personally,” Emilie said.</w:t>
+      </w:r>
+    </w:p>
+    <w:p>
+      <w:r>
+        <w:t>“What do you mean?” Zolin asked.</w:t>
+      </w:r>
+    </w:p>
+    <w:p>
+      <w:r>
+        <w:t>“Zanthal, has your System awakened yet?” Tavares asked.</w:t>
+      </w:r>
+    </w:p>
+    <w:p>
+      <w:r>
+        <w:t>Zolin nodded. “Yes, sir,” he said. “According to the description, to bind to a specific girl of an unbound species, I must freely give of my body, mind, class, and everything. She must freely do the same. Only then can a match take place.”</w:t>
+      </w:r>
+    </w:p>
+    <w:p>
+      <w:r>
+        <w:t>“</w:t>
+      </w:r>
+      <w:r>
+        <w:t>Aeloria proved her commitment when she used Compel on Zanthal</w:t>
+      </w:r>
+      <w:r>
+        <w:t>,” Emilie said.</w:t>
       </w:r>
     </w:p>
     <w:p>
       <w:r>
         <w:lastRenderedPageBreak/>
-        <w:t>“Of course,” Aeloria said</w:t>
-      </w:r>
-      <w:r>
-        <w:t xml:space="preserve"> </w:t>
-      </w:r>
-      <w:r>
-        <w:t xml:space="preserve">happily </w:t>
-      </w:r>
-      <w:r>
-        <w:t>and snuggled up to Zanthal</w:t>
-      </w:r>
-      <w:r>
-        <w:t>. “I love him and want to spend the rest of my life with him.”</w:t>
-      </w:r>
-    </w:p>
-    <w:p>
-      <w:r>
-        <w:t>“Then you’re lucky he change bodies with you and not some other girl,” Cybil said.</w:t>
-      </w:r>
-    </w:p>
-    <w:p>
-      <w:r>
-        <w:t>“It wasn’t luck,” Tavares said</w:t>
-      </w:r>
-      <w:r>
-        <w:t xml:space="preserve"> with a frown.</w:t>
-      </w:r>
-    </w:p>
-    <w:p>
-      <w:r>
-        <w:t>“Our naughty daughter planned this from the start,” Emilie said, frowning.</w:t>
-      </w:r>
-      <w:r>
-        <w:t xml:space="preserve"> “Everyone, let’s sit.”</w:t>
-      </w:r>
-    </w:p>
-    <w:p>
-      <w:r>
-        <w:t>Zanthal sat on a love seat and Aeloria snuggled up next to him.</w:t>
-      </w:r>
-    </w:p>
-    <w:p>
-      <w:r>
-        <w:t>“What do you mean by planned?” Zolin asked.</w:t>
-      </w:r>
-      <w:r>
-        <w:t xml:space="preserve"> “That meeting was an accident.”</w:t>
-      </w:r>
-    </w:p>
-    <w:p>
-      <w:r>
-        <w:t xml:space="preserve">“There was nothing accidental about that meeting,” </w:t>
-      </w:r>
-      <w:r>
-        <w:t>Tavares said.</w:t>
-      </w:r>
-    </w:p>
-    <w:p>
-      <w:r>
-        <w:t>“Aeloria discovered him when reports of an extrao</w:t>
-      </w:r>
-      <w:r>
-        <w:t>rdinary young Nordic named Zanthal</w:t>
-      </w:r>
-      <w:r>
-        <w:t xml:space="preserve"> started circulating,” Emilie said. “</w:t>
-      </w:r>
-      <w:r>
-        <w:t>Did you know that he was the only Nordic to have ever obtained the Merlin scholarship?</w:t>
-      </w:r>
-    </w:p>
-    <w:p>
-      <w:r>
-        <w:t xml:space="preserve">“Aeloria </w:t>
-      </w:r>
-      <w:r>
-        <w:t xml:space="preserve">discovered his past, his obsession with training, </w:t>
-      </w:r>
-      <w:r>
-        <w:t>his desire to protect</w:t>
-      </w:r>
-      <w:r>
-        <w:t xml:space="preserve"> and serve</w:t>
+        <w:t>Emilie looked at her husband and said, “I think we should let her pay the consequences of her actions.”</w:t>
+      </w:r>
+    </w:p>
+    <w:p>
+      <w:r>
+        <w:t>“No,” Aeloria squeaked.</w:t>
+      </w:r>
+    </w:p>
+    <w:p>
+      <w:r>
+        <w:t>“Perhaps you’re right dear,” Tavares said. “We spent until 5:00AM discussing what we should do, but still found no solution. Please state what you have in mind.”</w:t>
+      </w:r>
+    </w:p>
+    <w:p>
+      <w:r>
+        <w:t>“We shall tell the world the truth,” Emilie said. “We will then announce that they will get married, when they both turn 18. That’s the only solution I can think of.”</w:t>
+      </w:r>
+    </w:p>
+    <w:p>
+      <w:r>
+        <w:t>“Yes,” Aeloria said happily. “I will forever have the perfect husband and the perfect sister.”</w:t>
+      </w:r>
+    </w:p>
+    <w:p>
+      <w:r>
+        <w:t>Zanthal smiled wickedly and said, “And I will have the perfect wife and the perfect brother</w:t>
       </w:r>
       <w:r>
         <w:t>.”</w:t>
@@ -5682,257 +6633,120 @@
     </w:p>
     <w:p>
       <w:r>
-        <w:t xml:space="preserve">“Don’t forget how </w:t>
-      </w:r>
-      <w:r>
-        <w:t xml:space="preserve">kind and </w:t>
-      </w:r>
-      <w:r>
-        <w:t xml:space="preserve">gentle </w:t>
-      </w:r>
-      <w:r>
-        <w:t xml:space="preserve">the </w:t>
-      </w:r>
-      <w:r>
-        <w:t>reports said</w:t>
-      </w:r>
-      <w:r>
-        <w:t xml:space="preserve"> he was,” Aeloria said like an adoring fan girl.</w:t>
-      </w:r>
-    </w:p>
-    <w:p>
-      <w:r>
-        <w:t>“Unfortunately, our capricious daughter decided she didn’t want to confess to him, fearing he would say no,” Tavares said. “So she got her hands on a highly regulated substance called Compel.</w:t>
-      </w:r>
-    </w:p>
-    <w:p>
-      <w:r>
-        <w:t xml:space="preserve">“Compel </w:t>
-      </w:r>
-      <w:r>
-        <w:t>is a substance that can beguile almost anyone into mad infatuation.</w:t>
-      </w:r>
-    </w:p>
-    <w:p>
-      <w:r>
-        <w:t>“Her goal was to force him to confess to her in front of the entire school. Then she would say yes, and they would date.”</w:t>
+        <w:t>“No,” Aeloria exclaimed, horror written on her face.</w:t>
+      </w:r>
+    </w:p>
+    <w:p>
+      <w:r>
+        <w:t>“What do you mean?” Zolin asked confused.</w:t>
+      </w:r>
+    </w:p>
+    <w:p>
+      <w:r>
+        <w:t>“Tell me son, can you trigger the change?” Tavares asked.</w:t>
+      </w:r>
+    </w:p>
+    <w:p>
+      <w:r>
+        <w:t>“Yes sir,” Zanthal said. “My system can initiate the command as requested.”</w:t>
+      </w:r>
+    </w:p>
+    <w:p>
+      <w:r>
+        <w:t>“That’s what I thought,” Tavares said. “Since she could trigger your change, then it stands to reason that you can trigger her change.”</w:t>
+      </w:r>
+    </w:p>
+    <w:p>
+      <w:r>
+        <w:t>“You mean that Zanthal can turn her into a boy?” Zolin asked, surprised.</w:t>
+      </w:r>
+    </w:p>
+    <w:p>
+      <w:r>
+        <w:t>“I don’t want to do that, since I don’t like guys,” Zanthal said. “However, I will do so if commanded. Being part of the royalty means responsibility.”</w:t>
       </w:r>
     </w:p>
     <w:p>
       <w:r>
         <w:lastRenderedPageBreak/>
-        <w:t>Cybil looked in shock at Aeloria and she guiltily nodded.</w:t>
-      </w:r>
-      <w:r>
-        <w:t xml:space="preserve"> She bit her lip and said, “I had it with me but was too shy to use it</w:t>
-      </w:r>
-      <w:r>
-        <w:t>. Then I stood in front of the Awakening Chamber, waiting for him to exit.</w:t>
-      </w:r>
-    </w:p>
-    <w:p>
-      <w:r>
-        <w:t>“Imagine my surprise when his class was revealed to be Fair Polymorph.</w:t>
-      </w:r>
-    </w:p>
-    <w:p>
-      <w:r>
-        <w:t>“</w:t>
-      </w:r>
-      <w:r>
-        <w:t>By forcing him to bind to me, I could have the two things I wanted, a cute sister and an amazing person for my own.</w:t>
-      </w:r>
-    </w:p>
-    <w:p>
-      <w:r>
-        <w:t>“My only regret is how much he is suffering.”</w:t>
-      </w:r>
-    </w:p>
-    <w:p>
-      <w:r>
-        <w:t>“By forcing Zanthal to bind to her, our foolish daughter didn’t realize the consequences of her actions, both to the country and to her personally,” Emilie said.</w:t>
-      </w:r>
-    </w:p>
-    <w:p>
-      <w:r>
-        <w:t>“What do you mean?” Zolin asked.</w:t>
-      </w:r>
-    </w:p>
-    <w:p>
-      <w:r>
-        <w:t>“Zanthal, has your System awakened yet?” Tavares asked.</w:t>
-      </w:r>
-    </w:p>
-    <w:p>
-      <w:r>
-        <w:t>Zolin nodded. “Yes, sir,” he said. “According to the description, to bind to a specific girl of an unbound species, I must freely give of my body, mind, class, and everything. She must freely do the same. Only then can a match take place.”</w:t>
-      </w:r>
-    </w:p>
-    <w:p>
-      <w:r>
-        <w:t xml:space="preserve">“Aeloria forced the bonding against </w:t>
-      </w:r>
-      <w:r>
-        <w:t xml:space="preserve">Zanthal’s wishes, thereby bypassing the </w:t>
-      </w:r>
-      <w:r>
-        <w:t>self-fence mechanisms of her subconscious</w:t>
-      </w:r>
-      <w:r>
-        <w:t>,” Emilie said.</w:t>
-      </w:r>
-    </w:p>
-    <w:p>
-      <w:r>
-        <w:t>Emilie looked at her husband and said, “I think we should let her pay the consequences of her actions.”</w:t>
-      </w:r>
-    </w:p>
-    <w:p>
-      <w:r>
-        <w:t>“No,” Aeloria squeaked.</w:t>
-      </w:r>
-    </w:p>
-    <w:p>
-      <w:r>
-        <w:t>“Perhaps you’re right dear,” Tavares said. “We spent until 5:00AM discussing what we should do, but still found no solution. Please state what you have in mind.”</w:t>
+        <w:t>“If you could choose, when would it be?” Tavares asked.</w:t>
+      </w:r>
+    </w:p>
+    <w:p>
+      <w:r>
+        <w:t>Zanthal pondered and then said, “I would do it when I fully synchronize with this body. Then we can become strong together in our Nordic bodies as Astral Barbarians. Yes, that’s what my Nordic sub-class is.”</w:t>
+      </w:r>
+    </w:p>
+    <w:p>
+      <w:r>
+        <w:t>“I’m not familiar with that,” Zolin said.</w:t>
+      </w:r>
+    </w:p>
+    <w:p>
+      <w:r>
+        <w:t xml:space="preserve">“As a barbarian, I can bind and then evolve my favorite weapons,” Zanthal said. “However, as the Astral </w:t>
+      </w:r>
+      <w:r>
+        <w:t>implies</w:t>
+      </w:r>
+      <w:r>
+        <w:t>, I can use these weapons to channel external magic and cast spells. It takes full advantage of my training since childhood.”</w:t>
+      </w:r>
+    </w:p>
+    <w:p>
+      <w:r>
+        <w:t>“But Aeloria doesn’t have your training,” Emilie said.</w:t>
+      </w:r>
+    </w:p>
+    <w:p>
+      <w:r>
+        <w:t xml:space="preserve">“Maybe not,” Zanthal said. “However, she will have my </w:t>
+      </w:r>
+      <w:r>
+        <w:t>body. The only thing she misses is her training when it comes to magic.”</w:t>
+      </w:r>
+    </w:p>
+    <w:p>
+      <w:r>
+        <w:t>Zanthal gave Aeloria a broad grin and then said, “Training with magic will be fun.”</w:t>
+      </w:r>
+    </w:p>
+    <w:p>
+      <w:r>
+        <w:t>Aeloria grimaced and said, “Maybe for you.”</w:t>
+      </w:r>
+    </w:p>
+    <w:p>
+      <w:r>
+        <w:t>Everyone laughed.</w:t>
+      </w:r>
+    </w:p>
+    <w:p>
+      <w:r>
+        <w:t>“I finally feel relief,” Tavares said. “This evening, we shall make the announcement.</w:t>
+      </w:r>
+    </w:p>
+    <w:p>
+      <w:r>
+        <w:t>“In the meantime, Mr. and Mrs. Brady, would you be willing to move to the capital? We will find you a nice house, not too far away from the school. We will also help you get jobs suited to your classes.”</w:t>
+      </w:r>
+    </w:p>
+    <w:p>
+      <w:r>
+        <w:t>“What do you think dear?” Zolin asked.</w:t>
+      </w:r>
+    </w:p>
+    <w:p>
+      <w:r>
+        <w:t xml:space="preserve">“Being closer would be nice, but can we afford </w:t>
+      </w:r>
+      <w:r>
+        <w:t>it?” Cybil asked.</w:t>
       </w:r>
     </w:p>
     <w:p>
       <w:r>
         <w:lastRenderedPageBreak/>
-        <w:t>“We shall tell the world the truth,” Emilie said. “We will then announce that they will get married, when they both turn 18. That’s the only solution I can think of.”</w:t>
-      </w:r>
-    </w:p>
-    <w:p>
-      <w:r>
-        <w:t>“Yes,” Aeloria said happily. “I will forever have the perfect husband and the perfect sister.”</w:t>
-      </w:r>
-    </w:p>
-    <w:p>
-      <w:r>
-        <w:t>Zanthal smiled wickedly and said, “And I will have the perfect wife and the perfect brother</w:t>
-      </w:r>
-      <w:r>
-        <w:t>.”</w:t>
-      </w:r>
-    </w:p>
-    <w:p>
-      <w:r>
-        <w:t>“No,” Aeloria exclaimed, horror written on her face.</w:t>
-      </w:r>
-    </w:p>
-    <w:p>
-      <w:r>
-        <w:t>“What do you mean?” Zolin asked confused.</w:t>
-      </w:r>
-    </w:p>
-    <w:p>
-      <w:r>
-        <w:t>“Tell me son, can you trigger the change?” Tavares asked.</w:t>
-      </w:r>
-    </w:p>
-    <w:p>
-      <w:r>
-        <w:t>“Yes sir,” Zanthal said. “My system can initiate the command as requested.”</w:t>
-      </w:r>
-    </w:p>
-    <w:p>
-      <w:r>
-        <w:t>“That’s what I thought,” Tavares said. “Since she could trigger your change, then it stands to reason that you can trigger her change.”</w:t>
-      </w:r>
-    </w:p>
-    <w:p>
-      <w:r>
-        <w:t>“You mean that Zanthal can turn her into a boy?” Zolin asked, surprised.</w:t>
-      </w:r>
-    </w:p>
-    <w:p>
-      <w:r>
-        <w:t>“I don’t want to do that, since I don’t like guys,” Zanthal said. “However, I will do so if commanded. Being part of the royalty means responsibility.”</w:t>
-      </w:r>
-    </w:p>
-    <w:p>
-      <w:r>
-        <w:t>“If you could choose, when would it be?” Tavares asked.</w:t>
-      </w:r>
-    </w:p>
-    <w:p>
-      <w:r>
-        <w:t>Zanthal pondered and then said, “I would do it when I fully synchronize with this body. Then we can become strong together in our Nordic bodies as Astral Barbarians. Yes, that’s what my Nordic sub-class is.”</w:t>
-      </w:r>
-    </w:p>
-    <w:p>
-      <w:r>
-        <w:t>“I’m not familiar with that,” Zolin said.</w:t>
-      </w:r>
-    </w:p>
-    <w:p>
-      <w:r>
-        <w:lastRenderedPageBreak/>
-        <w:t>“As a barbarian, I can bind and then evolve my favorite weapons,” Zanthal said. “However, as the Astral means, I can use these weapons to channel external magic and cast spells. It takes full advantage of my training since childhood.”</w:t>
-      </w:r>
-    </w:p>
-    <w:p>
-      <w:r>
-        <w:t>“But Aeloria doesn’t have your training,” Emilie said.</w:t>
-      </w:r>
-    </w:p>
-    <w:p>
-      <w:r>
-        <w:t xml:space="preserve">“Maybe not,” Zanthal said. “However, she will have my </w:t>
-      </w:r>
-      <w:r>
-        <w:t>body. The only thing she misses is her training when it comes to magic.”</w:t>
-      </w:r>
-    </w:p>
-    <w:p>
-      <w:r>
-        <w:t xml:space="preserve">Zanthal gave </w:t>
-      </w:r>
-      <w:proofErr w:type="spellStart"/>
-      <w:r>
-        <w:t>Aeloria</w:t>
-      </w:r>
-      <w:proofErr w:type="spellEnd"/>
-      <w:r>
-        <w:t xml:space="preserve"> a broad grin and then said, “Training with magic will be fun.”</w:t>
-      </w:r>
-    </w:p>
-    <w:p>
-      <w:r>
-        <w:t>Aeloria grimaced and said, “Maybe for you.”</w:t>
-      </w:r>
-    </w:p>
-    <w:p>
-      <w:r>
-        <w:t>Everyone laughed.</w:t>
-      </w:r>
-    </w:p>
-    <w:p>
-      <w:r>
-        <w:t>“I finally feel relief,” Tavares said. “This evening, we shall make the announcement.</w:t>
-      </w:r>
-    </w:p>
-    <w:p>
-      <w:r>
-        <w:t>“In the meantime, Mr. and Mrs. Brady, would you be willing to move to the capital? We will find you a nice house, not too far away from the school. We will also help you get jobs suited to your classes.”</w:t>
-      </w:r>
-    </w:p>
-    <w:p>
-      <w:r>
-        <w:t>“What do you think dear?” Zolin asked.</w:t>
-      </w:r>
-    </w:p>
-    <w:p>
-      <w:r>
-        <w:t xml:space="preserve">“Being closer would be nice, but can we afford </w:t>
-      </w:r>
-      <w:r>
-        <w:t>it?” Cybil asked.</w:t>
-      </w:r>
-    </w:p>
-    <w:p>
-      <w:r>
         <w:t>“Think of the house as partial compensation for all the trouble Aeloria’s folly has caused,” Tavares said.</w:t>
       </w:r>
     </w:p>
@@ -6011,62 +6825,62 @@
     </w:p>
     <w:p>
       <w:r>
+        <w:t xml:space="preserve">“Good evening California,” Tavares said. “Many of you have heard of Zanthal Brady and how he was the first Nordic in history to have obtained the coveted </w:t>
+      </w:r>
+      <w:r>
+        <w:t>Merlin Scholarship.</w:t>
+      </w:r>
+    </w:p>
+    <w:p>
+      <w:r>
+        <w:t>“Let’s role a clip describing this young man,” Tavares said.</w:t>
+      </w:r>
+    </w:p>
+    <w:p>
+      <w:r>
+        <w:t>A video ran, talking about Zanthal and how he trained since diapers, and how he helped people prepare for monster attacks. In total, Zanthal found the video overly exaggerated him.</w:t>
+      </w:r>
+    </w:p>
+    <w:p>
+      <w:r>
+        <w:t xml:space="preserve">“Needless to say, our beloved daughter found out about his existence,” Tavares said. “She was afraid </w:t>
+      </w:r>
+      <w:r>
+        <w:t>he</w:t>
+      </w:r>
+      <w:r>
+        <w:t xml:space="preserve"> would reject</w:t>
+      </w:r>
+      <w:r>
+        <w:t xml:space="preserve"> her</w:t>
+      </w:r>
+      <w:r>
+        <w:t>, just like all the other girls he previously rejected. His sense of duty prevented him from having fun.</w:t>
+      </w:r>
+    </w:p>
+    <w:p>
+      <w:r>
+        <w:t>“As a result, she sought for and discovered forbidden magics she could use to force him to become her boyfriend.</w:t>
+      </w:r>
+    </w:p>
+    <w:p>
+      <w:r>
+        <w:t>“Then, just as Zanthal exited the Awakening Chamber, she used her forbidden spell on Zanthal.</w:t>
+      </w:r>
+    </w:p>
+    <w:p>
+      <w:r>
+        <w:t>“Ladies and gentlemen, I think you know forbidden magic is forbidden for a reason.</w:t>
+      </w:r>
+    </w:p>
+    <w:p>
+      <w:r>
+        <w:t>“Instead of making him into her boyfriend, it turned him into her clone.</w:t>
+      </w:r>
+    </w:p>
+    <w:p>
+      <w:r>
         <w:lastRenderedPageBreak/>
-        <w:t xml:space="preserve">“Good evening California,” Tavares said. “Many of you have heard of Zanthal Brady and how he was the first Nordic in history to have obtained the coveted </w:t>
-      </w:r>
-      <w:r>
-        <w:t>Merlin Scholarship.</w:t>
-      </w:r>
-    </w:p>
-    <w:p>
-      <w:r>
-        <w:t>“Let’s role a clip describing this young man,” Tavares said.</w:t>
-      </w:r>
-    </w:p>
-    <w:p>
-      <w:r>
-        <w:t>A video ran, talking about Zanthal and how he trained since diapers, and how he helped people prepare for monster attacks. In total, Zanthal found the video overly exaggerated him.</w:t>
-      </w:r>
-    </w:p>
-    <w:p>
-      <w:r>
-        <w:t xml:space="preserve">“Needless to say, our beloved daughter found out about his existence,” Tavares said. “She was afraid </w:t>
-      </w:r>
-      <w:r>
-        <w:t>he</w:t>
-      </w:r>
-      <w:r>
-        <w:t xml:space="preserve"> would reject</w:t>
-      </w:r>
-      <w:r>
-        <w:t xml:space="preserve"> her</w:t>
-      </w:r>
-      <w:r>
-        <w:t>, just like all the other girls he previously rejected. His sense of duty prevented him from having fun.</w:t>
-      </w:r>
-    </w:p>
-    <w:p>
-      <w:r>
-        <w:t>“As a result, she sought for and discovered forbidden magics she could use to force him to become her boyfriend.</w:t>
-      </w:r>
-    </w:p>
-    <w:p>
-      <w:r>
-        <w:t>“Then, just as Zanthal exited the Awakening Chamber, she used her forbidden spell on Zanthal.</w:t>
-      </w:r>
-    </w:p>
-    <w:p>
-      <w:r>
-        <w:t>“Ladies and gentlemen, I think you know forbidden magic is forbidden for a reason.</w:t>
-      </w:r>
-    </w:p>
-    <w:p>
-      <w:r>
-        <w:t>“Instead of making him into her boyfriend, it turned him into her clone.</w:t>
-      </w:r>
-    </w:p>
-    <w:p>
-      <w:r>
         <w:t>“Ladies and gentlemen, I would like to introduce to you Zanthal</w:t>
       </w:r>
       <w:r>
@@ -6117,138 +6931,130 @@
     </w:p>
     <w:p>
       <w:r>
+        <w:t xml:space="preserve">“But wait, there’s more,” </w:t>
+      </w:r>
+      <w:r>
+        <w:t>Tavares said, sounding like a used car sales person.</w:t>
+      </w:r>
+    </w:p>
+    <w:p>
+      <w:r>
+        <w:t xml:space="preserve">“Sometime in the future, the spell will revert and turn </w:t>
+      </w:r>
+      <w:r>
+        <w:t>Aelindra</w:t>
+      </w:r>
+      <w:r>
+        <w:t xml:space="preserve"> back into </w:t>
+      </w:r>
+      <w:r>
+        <w:t>the boy Zanthal</w:t>
+      </w:r>
+      <w:r>
+        <w:t>.</w:t>
+      </w:r>
+    </w:p>
+    <w:p>
+      <w:r>
+        <w:t>“Now the question is this; do we want a boy to have so much knowledge of our precious daughter? The answer is no.</w:t>
+      </w:r>
+    </w:p>
+    <w:p>
+      <w:r>
+        <w:t xml:space="preserve">“Therefore, </w:t>
+      </w:r>
+      <w:r>
+        <w:t xml:space="preserve">after both turn 18, </w:t>
+      </w:r>
+      <w:r>
+        <w:t>Zanthal and Aeloria shall marry.”</w:t>
+      </w:r>
+    </w:p>
+    <w:p>
+      <w:r>
+        <w:t xml:space="preserve">“That’s amazing,” </w:t>
+      </w:r>
+      <w:r>
+        <w:t>Amanda</w:t>
+      </w:r>
+      <w:r>
+        <w:t xml:space="preserve"> </w:t>
+      </w:r>
+      <w:r>
+        <w:t>exclaimed</w:t>
+      </w:r>
+      <w:r>
+        <w:t>.</w:t>
+      </w:r>
+    </w:p>
+    <w:p>
+      <w:r>
+        <w:t xml:space="preserve">“But that’s not all,” </w:t>
+      </w:r>
+      <w:r>
+        <w:t xml:space="preserve">Tavares said. “I did say </w:t>
+      </w:r>
+      <w:r>
+        <w:t>Aeloria</w:t>
+      </w:r>
+      <w:r>
+        <w:t xml:space="preserve"> was using forbidden magic.</w:t>
+      </w:r>
+    </w:p>
+    <w:p>
+      <w:r>
+        <w:t>“At the time of the transition, Aeloria shall transform into an exact copy of Zanthal.”</w:t>
+      </w:r>
+    </w:p>
+    <w:p>
+      <w:r>
+        <w:t xml:space="preserve">“Holy cow,” </w:t>
+      </w:r>
+      <w:r>
+        <w:t>Amanda</w:t>
+      </w:r>
+      <w:r>
+        <w:t xml:space="preserve"> exclaimed. “The entire world is shocked.”</w:t>
+      </w:r>
+    </w:p>
+    <w:p>
+      <w:r>
+        <w:t>“Don’t worry,” Tavares said. “This change isn’t permanent</w:t>
+      </w:r>
+      <w:r>
+        <w:t xml:space="preserve"> either</w:t>
+      </w:r>
+      <w:r>
+        <w:t>. Eventually the transition will reverse. After that, the couple will be able to switch back and forth at will.</w:t>
+      </w:r>
+    </w:p>
+    <w:p>
+      <w:r>
+        <w:t>“Then and only then will they both be officially married.</w:t>
+      </w:r>
+    </w:p>
+    <w:p>
+      <w:r>
         <w:lastRenderedPageBreak/>
-        <w:t xml:space="preserve">“But wait, there’s more,” </w:t>
-      </w:r>
-      <w:r>
-        <w:t>Tavares said, sounding like a used car sales person.</w:t>
-      </w:r>
-    </w:p>
-    <w:p>
-      <w:r>
-        <w:t xml:space="preserve">“Sometime in the future, the spell will revert and turn </w:t>
+        <w:t>“Now I would like to introduce to you the parents of Zanthal. The way we see it, they aren’t losing a son. They are gaining a new son and two new daughters.”</w:t>
+      </w:r>
+    </w:p>
+    <w:p>
+      <w:r>
+        <w:t>Amanda</w:t>
+      </w:r>
+      <w:r>
+        <w:t xml:space="preserve"> looked at two teenage girls and laughed.</w:t>
+      </w:r>
+    </w:p>
+    <w:p>
+      <w:r>
+        <w:t xml:space="preserve">“Tomorrow we will give </w:t>
       </w:r>
       <w:r>
         <w:t>Aelindra</w:t>
       </w:r>
       <w:r>
-        <w:t xml:space="preserve"> back into </w:t>
-      </w:r>
-      <w:r>
-        <w:t>the boy Zanthal</w:t>
-      </w:r>
-      <w:r>
-        <w:t>.</w:t>
-      </w:r>
-    </w:p>
-    <w:p>
-      <w:r>
-        <w:t>“Now the question is this; do we want a boy to have so much knowledge of our precious daughter? The answer is no.</w:t>
-      </w:r>
-    </w:p>
-    <w:p>
-      <w:r>
-        <w:t xml:space="preserve">“Therefore, </w:t>
-      </w:r>
-      <w:r>
-        <w:t xml:space="preserve">after both turn 18, </w:t>
-      </w:r>
-      <w:r>
-        <w:t xml:space="preserve">Zanthal and </w:t>
-      </w:r>
-      <w:proofErr w:type="spellStart"/>
-      <w:r>
-        <w:t>Aeloria</w:t>
-      </w:r>
-      <w:proofErr w:type="spellEnd"/>
-      <w:r>
-        <w:t xml:space="preserve"> shall marry.”</w:t>
-      </w:r>
-    </w:p>
-    <w:p>
-      <w:r>
-        <w:t xml:space="preserve">“That’s amazing,” </w:t>
-      </w:r>
-      <w:r>
-        <w:t>Amanda</w:t>
-      </w:r>
-      <w:r>
-        <w:t xml:space="preserve"> </w:t>
-      </w:r>
-      <w:r>
-        <w:t>exclaimed</w:t>
-      </w:r>
-      <w:r>
-        <w:t>.</w:t>
-      </w:r>
-    </w:p>
-    <w:p>
-      <w:r>
-        <w:t xml:space="preserve">“But that’s not all,” </w:t>
-      </w:r>
-      <w:r>
-        <w:t xml:space="preserve">Tavares said. “I did say </w:t>
-      </w:r>
-      <w:r>
-        <w:t>Aeloria</w:t>
-      </w:r>
-      <w:r>
-        <w:t xml:space="preserve"> was using forbidden magic.</w:t>
-      </w:r>
-    </w:p>
-    <w:p>
-      <w:r>
-        <w:t>“At the time of the transition, Aeloria shall transform into an exact copy of Zanthal.”</w:t>
-      </w:r>
-    </w:p>
-    <w:p>
-      <w:r>
-        <w:t xml:space="preserve">“Holy cow,” </w:t>
-      </w:r>
-      <w:r>
-        <w:t>Amanda</w:t>
-      </w:r>
-      <w:r>
-        <w:t xml:space="preserve"> exclaimed. “The entire world is shocked.”</w:t>
-      </w:r>
-    </w:p>
-    <w:p>
-      <w:r>
-        <w:t>“Don’t worry,” Tavares said. “This change isn’t permanent</w:t>
-      </w:r>
-      <w:r>
-        <w:t xml:space="preserve"> either</w:t>
-      </w:r>
-      <w:r>
-        <w:t>. Eventually the transition will reverse. After that, the couple will be able to switch back and forth at will.</w:t>
-      </w:r>
-    </w:p>
-    <w:p>
-      <w:r>
-        <w:t>“Then and only then will they both be officially married.</w:t>
-      </w:r>
-    </w:p>
-    <w:p>
-      <w:r>
-        <w:t>“Now I would like to introduce to you the parents of Zanthal. The way we see it, they aren’t losing a son. They are gaining a new son and two new daughters.”</w:t>
-      </w:r>
-    </w:p>
-    <w:p>
-      <w:r>
-        <w:t>Amanda</w:t>
-      </w:r>
-      <w:r>
-        <w:t xml:space="preserve"> looked at two teenage girls and laughed.</w:t>
-      </w:r>
-    </w:p>
-    <w:p>
-      <w:r>
-        <w:t xml:space="preserve">“Tomorrow we will give </w:t>
-      </w:r>
-      <w:r>
-        <w:t>Aelindra</w:t>
-      </w:r>
-      <w:r>
         <w:t xml:space="preserve"> a new bank account and an allowance, just like Aeloria. After that, she will be able to buy clothes and what not.”</w:t>
       </w:r>
     </w:p>
@@ -6259,7 +7065,6 @@
     </w:p>
     <w:p>
       <w:r>
-        <w:lastRenderedPageBreak/>
         <w:t xml:space="preserve">“Do you object to having an allowance, </w:t>
       </w:r>
       <w:r>
@@ -6411,6 +7216,7 @@
     </w:p>
     <w:p>
       <w:r>
+        <w:lastRenderedPageBreak/>
         <w:t>“Yes,” Zanthal said, grinning evilly. “Now the legal stuff is over, you can train with me. Since we have identical bodies, you don’t have an excuse not to keep up.”</w:t>
       </w:r>
     </w:p>
@@ -6429,6 +7235,63 @@
         <w:t>“I’m going to lose all my friends,” Aeloria said, grimacing.</w:t>
       </w:r>
     </w:p>
+    <w:p>
+      <w:r>
+        <w:t>“Mr. and Mrs. Brady, would you care to come with us to a restaurant to celebrate our new relationship?” Emilie asked.</w:t>
+      </w:r>
+    </w:p>
+    <w:p>
+      <w:r>
+        <w:t>Cybil looked at Zanthal and said, “It would be an honor. However, we are just country people.”</w:t>
+      </w:r>
+    </w:p>
+    <w:p>
+      <w:r>
+        <w:t>“</w:t>
+      </w:r>
+      <w:r>
+        <w:t>Unfortunately it’s too late for that, now that your child will be marrying our child,” Tavares said.</w:t>
+      </w:r>
+    </w:p>
+    <w:p>
+      <w:r>
+        <w:t>Zanthal couldn’t help but notice the gender-neutral term child.</w:t>
+      </w:r>
+    </w:p>
+    <w:p>
+      <w:r>
+        <w:t>“Come, let’s go,” Tavares said.</w:t>
+      </w:r>
+    </w:p>
+    <w:p>
+      <w:r>
+        <w:t>Outside, we entered a limo and headed out.</w:t>
+      </w:r>
+    </w:p>
+    <w:p>
+      <w:r>
+        <w:t xml:space="preserve">The destination was a fancy restaurant named </w:t>
+      </w:r>
+      <w:r>
+        <w:rPr>
+          <w:i/>
+        </w:rPr>
+        <w:t>The King’s Choice</w:t>
+      </w:r>
+      <w:r>
+        <w:t>.</w:t>
+      </w:r>
+    </w:p>
+    <w:p>
+      <w:r>
+        <w:t>Inside, they were guided to a venue waiting for them.</w:t>
+      </w:r>
+    </w:p>
+    <w:p/>
+    <w:p/>
+    <w:p/>
+    <w:p/>
+    <w:p/>
     <w:p>
       <w:r>
         <w:lastRenderedPageBreak/>
@@ -6565,7 +7428,7 @@
             <w:rPr>
               <w:noProof/>
             </w:rPr>
-            <w:t>2</w:t>
+            <w:t>58</w:t>
           </w:r>
         </w:fldSimple>
       </w:p>
@@ -6595,7 +7458,7 @@
             <w:rPr>
               <w:noProof/>
             </w:rPr>
-            <w:t>3</w:t>
+            <w:t>57</w:t>
           </w:r>
         </w:fldSimple>
       </w:p>
@@ -8748,7 +9611,7 @@
 </file>
 
 <file path=customXml/itemProps1.xml><?xml version="1.0" encoding="utf-8"?>
-<ds:datastoreItem xmlns:ds="http://schemas.openxmlformats.org/officeDocument/2006/customXml" ds:itemID="{1682A5C3-EE10-467B-8941-46D5962AF46A}">
+<ds:datastoreItem xmlns:ds="http://schemas.openxmlformats.org/officeDocument/2006/customXml" ds:itemID="{80223636-B582-4628-9A96-CB0BE2CCE0D9}">
   <ds:schemaRefs>
     <ds:schemaRef ds:uri="http://schemas.openxmlformats.org/officeDocument/2006/bibliography"/>
   </ds:schemaRefs>

--- a/Books/AA/The Unorthodox Polymorph/Book_The Unorthodox Polymorph.docx
+++ b/Books/AA/The Unorthodox Polymorph/Book_The Unorthodox Polymorph.docx
@@ -7265,7 +7265,13 @@
     </w:p>
     <w:p>
       <w:r>
-        <w:t>Outside, we entered a limo and headed out.</w:t>
+        <w:t xml:space="preserve">Outside, </w:t>
+      </w:r>
+      <w:r>
+        <w:t>everyone</w:t>
+      </w:r>
+      <w:r>
+        <w:t xml:space="preserve"> entered a limo and headed out.</w:t>
       </w:r>
     </w:p>
     <w:p>
@@ -7292,9 +7298,14 @@
     <w:p/>
     <w:p/>
     <w:p/>
-    <w:p>
-      <w:r>
-        <w:lastRenderedPageBreak/>
+    <w:p/>
+    <w:p/>
+    <w:p/>
+    <w:p/>
+    <w:p/>
+    <w:p/>
+    <w:p>
+      <w:r>
         <w:t>“We have arranged for the Brady family to stay at a local hotel while they look for houses,” Emilie said.</w:t>
       </w:r>
     </w:p>
@@ -9611,7 +9622,7 @@
 </file>
 
 <file path=customXml/itemProps1.xml><?xml version="1.0" encoding="utf-8"?>
-<ds:datastoreItem xmlns:ds="http://schemas.openxmlformats.org/officeDocument/2006/customXml" ds:itemID="{80223636-B582-4628-9A96-CB0BE2CCE0D9}">
+<ds:datastoreItem xmlns:ds="http://schemas.openxmlformats.org/officeDocument/2006/customXml" ds:itemID="{B48A8C8F-5D32-4851-9A8A-0F5D1A96CDE8}">
   <ds:schemaRefs>
     <ds:schemaRef ds:uri="http://schemas.openxmlformats.org/officeDocument/2006/bibliography"/>
   </ds:schemaRefs>

--- a/Books/AA/The Unorthodox Polymorph/Book_The Unorthodox Polymorph.docx
+++ b/Books/AA/The Unorthodox Polymorph/Book_The Unorthodox Polymorph.docx
@@ -819,15 +819,7 @@
         <w:t>King</w:t>
       </w:r>
       <w:r>
-        <w:t xml:space="preserve"> </w:t>
-      </w:r>
-      <w:proofErr w:type="spellStart"/>
-      <w:r>
-        <w:t>Barran’s</w:t>
-      </w:r>
-      <w:proofErr w:type="spellEnd"/>
-      <w:r>
-        <w:t xml:space="preserve"> </w:t>
+        <w:t xml:space="preserve"> Barran’s </w:t>
       </w:r>
       <w:r>
         <w:t xml:space="preserve">only </w:t>
@@ -7293,6 +7285,70 @@
         <w:t>Inside, they were guided to a venue waiting for them.</w:t>
       </w:r>
     </w:p>
+    <w:p>
+      <w:r>
+        <w:t>Zanthal waited to be seated. “I need to go to the washroom,” he said and got up.</w:t>
+      </w:r>
+    </w:p>
+    <w:p>
+      <w:r>
+        <w:t>There was a chorus of “Me too” from the ladies.</w:t>
+      </w:r>
+    </w:p>
+    <w:p>
+      <w:r>
+        <w:t xml:space="preserve">“Why do women go to the bathroom at the same time?” </w:t>
+      </w:r>
+      <w:proofErr w:type="spellStart"/>
+      <w:r>
+        <w:t>Zolin</w:t>
+      </w:r>
+      <w:proofErr w:type="spellEnd"/>
+      <w:r>
+        <w:t xml:space="preserve"> asked no one.</w:t>
+      </w:r>
+    </w:p>
+    <w:p>
+      <w:r>
+        <w:lastRenderedPageBreak/>
+        <w:t>“Dad, you’re embarrassing me,” Zanthal whined. He then grimaced when he heard the sound coming out of his mouth.</w:t>
+      </w:r>
+    </w:p>
+    <w:p>
+      <w:r>
+        <w:t xml:space="preserve">“Sorry sun,” </w:t>
+      </w:r>
+      <w:proofErr w:type="spellStart"/>
+      <w:r>
+        <w:t>Zolin</w:t>
+      </w:r>
+      <w:proofErr w:type="spellEnd"/>
+      <w:r>
+        <w:t xml:space="preserve"> said.</w:t>
+      </w:r>
+    </w:p>
+    <w:p>
+      <w:r>
+        <w:t>Zanthal hurried and went ahead of the ladies. He arrived first at the washroom door, hesitated and then opened the door for the others.</w:t>
+      </w:r>
+    </w:p>
+    <w:p>
+      <w:r>
+        <w:t>“My, aren’t you a gentleman?” Emilie said.</w:t>
+      </w:r>
+    </w:p>
+    <w:p>
+      <w:r>
+        <w:t>“Thank you,” Zanthal said and followed, half expecting, half hoping to be stopped from entering. Alas, everyone ignored him.</w:t>
+      </w:r>
+    </w:p>
+    <w:p>
+      <w:r>
+        <w:t>Zanthal impatiently waited for a stall to open and entered. He quickly did his thing and exited.</w:t>
+      </w:r>
+    </w:p>
+    <w:p/>
+    <w:p/>
     <w:p/>
     <w:p/>
     <w:p/>
@@ -7469,7 +7525,7 @@
             <w:rPr>
               <w:noProof/>
             </w:rPr>
-            <w:t>57</w:t>
+            <w:t>59</w:t>
           </w:r>
         </w:fldSimple>
       </w:p>
@@ -9622,7 +9678,7 @@
 </file>
 
 <file path=customXml/itemProps1.xml><?xml version="1.0" encoding="utf-8"?>
-<ds:datastoreItem xmlns:ds="http://schemas.openxmlformats.org/officeDocument/2006/customXml" ds:itemID="{B48A8C8F-5D32-4851-9A8A-0F5D1A96CDE8}">
+<ds:datastoreItem xmlns:ds="http://schemas.openxmlformats.org/officeDocument/2006/customXml" ds:itemID="{143DDA54-0090-4803-A984-794776635D2B}">
   <ds:schemaRefs>
     <ds:schemaRef ds:uri="http://schemas.openxmlformats.org/officeDocument/2006/bibliography"/>
   </ds:schemaRefs>

--- a/Books/AA/The Unorthodox Polymorph/Book_The Unorthodox Polymorph.docx
+++ b/Books/AA/The Unorthodox Polymorph/Book_The Unorthodox Polymorph.docx
@@ -2667,25 +2667,41 @@
     </w:p>
     <w:p>
       <w:r>
-        <w:t xml:space="preserve">“Mum’s name is Cybil and dad’s name is </w:t>
+        <w:t>“Mum’s name is Cybil and dad’s name is Zolin Brady,” Zanthal said. He answered the phone and handed the device to Aeloria.</w:t>
+      </w:r>
+    </w:p>
+    <w:p>
+      <w:r>
+        <w:t>“Hello Mr. and Mrs. Brady,” Aeloria said. “This is…”</w:t>
+      </w:r>
+    </w:p>
+    <w:p>
+      <w:r>
+        <w:t xml:space="preserve">“Oh my God, Princess Aeloria, why do you have </w:t>
       </w:r>
       <w:proofErr w:type="spellStart"/>
       <w:r>
-        <w:t>Zolin</w:t>
+        <w:t>Zanthal’s</w:t>
       </w:r>
       <w:proofErr w:type="spellEnd"/>
       <w:r>
-        <w:t xml:space="preserve"> Brady,” Zanthal said. He answered the phone and handed the device to Aeloria.</w:t>
-      </w:r>
-    </w:p>
-    <w:p>
-      <w:r>
-        <w:t>“Hello Mr. and Mrs. Brady,” Aeloria said. “This is…”</w:t>
-      </w:r>
-    </w:p>
-    <w:p>
-      <w:r>
-        <w:t xml:space="preserve">“Oh my God, Princess Aeloria, why do you have </w:t>
+        <w:t xml:space="preserve"> phone?” </w:t>
+      </w:r>
+      <w:r>
+        <w:t>Cybil</w:t>
+      </w:r>
+      <w:r>
+        <w:t xml:space="preserve"> asked, surprised.</w:t>
+      </w:r>
+    </w:p>
+    <w:p>
+      <w:r>
+        <w:t>“Please just call me Aeloria,” Aeloria said. “While attending school, all students must be treated as equal.</w:t>
+      </w:r>
+    </w:p>
+    <w:p>
+      <w:r>
+        <w:t xml:space="preserve">“And yes, I am </w:t>
       </w:r>
       <w:proofErr w:type="spellStart"/>
       <w:r>
@@ -2693,41 +2709,12 @@
       </w:r>
       <w:proofErr w:type="spellEnd"/>
       <w:r>
-        <w:t xml:space="preserve"> phone?” </w:t>
-      </w:r>
-      <w:r>
-        <w:t>Cybil</w:t>
-      </w:r>
-      <w:r>
-        <w:t xml:space="preserve"> asked, surprised.</w:t>
-      </w:r>
-    </w:p>
-    <w:p>
-      <w:r>
-        <w:t>“Please just call me Aeloria,” Aeloria said. “While attending school, all students must be treated as equal.</w:t>
-      </w:r>
-    </w:p>
-    <w:p>
-      <w:r>
-        <w:t xml:space="preserve">“And yes, I am </w:t>
-      </w:r>
-      <w:proofErr w:type="spellStart"/>
-      <w:r>
-        <w:t>Zanthal’s</w:t>
-      </w:r>
-      <w:proofErr w:type="spellEnd"/>
-      <w:r>
         <w:t xml:space="preserve"> friend.”</w:t>
       </w:r>
     </w:p>
     <w:p>
-      <w:proofErr w:type="spellStart"/>
-      <w:r>
-        <w:t>Zolin</w:t>
-      </w:r>
-      <w:proofErr w:type="spellEnd"/>
-      <w:r>
-        <w:t xml:space="preserve"> asked, surprised. “Why didn’t he tell us?”</w:t>
+      <w:r>
+        <w:t>Zolin asked, surprised. “Why didn’t he tell us?”</w:t>
       </w:r>
     </w:p>
     <w:p>
@@ -2763,15 +2750,7 @@
     </w:p>
     <w:p>
       <w:r>
-        <w:t xml:space="preserve">“Was that an echo?” </w:t>
-      </w:r>
-      <w:proofErr w:type="spellStart"/>
-      <w:r>
-        <w:t>Zolin</w:t>
-      </w:r>
-      <w:proofErr w:type="spellEnd"/>
-      <w:r>
-        <w:t xml:space="preserve"> asked.</w:t>
+        <w:t>“Was that an echo?” Zolin asked.</w:t>
       </w:r>
     </w:p>
     <w:p>
@@ -2787,15 +2766,7 @@
     </w:p>
     <w:p>
       <w:r>
-        <w:t xml:space="preserve">“Only that less than 1 in a thousand get it,” </w:t>
-      </w:r>
-      <w:proofErr w:type="spellStart"/>
-      <w:r>
-        <w:t>Zolin</w:t>
-      </w:r>
-      <w:proofErr w:type="spellEnd"/>
-      <w:r>
-        <w:t xml:space="preserve"> said. “Everyone says the class is useless. That is why most just abandon it and live as unclassed people.</w:t>
+        <w:t>“Only that less than 1 in a thousand get it,” Zolin said. “Everyone says the class is useless. That is why most just abandon it and live as unclassed people.</w:t>
       </w:r>
       <w:r>
         <w:t>”</w:t>
@@ -4491,130 +4462,98 @@
     </w:p>
     <w:p>
       <w:r>
-        <w:t xml:space="preserve">“Coming,” Cybil said and Cybil and </w:t>
+        <w:t>“Coming,” Cybil said and Cybil and Zolin walked to the door. Zolin opened it.</w:t>
+      </w:r>
+    </w:p>
+    <w:p>
+      <w:r>
+        <w:t xml:space="preserve">Standing in front of them </w:t>
+      </w:r>
+      <w:proofErr w:type="gramStart"/>
+      <w:r>
+        <w:t>were</w:t>
+      </w:r>
+      <w:proofErr w:type="gramEnd"/>
+      <w:r>
+        <w:t>…</w:t>
+      </w:r>
+    </w:p>
+    <w:p>
+      <w:r>
+        <w:t>“</w:t>
+      </w:r>
+      <w:r>
+        <w:t>Princess Aeloria, I didn’t know you had a twin,” Cybil exclaimed</w:t>
+      </w:r>
+      <w:r>
+        <w:t>.</w:t>
+      </w:r>
+    </w:p>
+    <w:p>
+      <w:r>
+        <w:t xml:space="preserve">Zanthal grimaced and said, “Only one </w:t>
+      </w:r>
+      <w:r>
+        <w:t>princess</w:t>
+      </w:r>
+      <w:r>
+        <w:t xml:space="preserve"> mum.”</w:t>
+      </w:r>
+    </w:p>
+    <w:p>
+      <w:r>
+        <w:t>Cybil jerked her head and exclaimed, “Zanthal?”</w:t>
+      </w:r>
+    </w:p>
+    <w:p>
+      <w:r>
+        <w:t>“Yes mum, surprise,” Zanthal said.</w:t>
+      </w:r>
+    </w:p>
+    <w:p>
+      <w:proofErr w:type="gramStart"/>
+      <w:r>
+        <w:t>“Ha-how?”</w:t>
+      </w:r>
+      <w:proofErr w:type="gramEnd"/>
+      <w:r>
+        <w:t xml:space="preserve"> Zolin asked, shocked.</w:t>
+      </w:r>
+    </w:p>
+    <w:p>
+      <w:r>
+        <w:t>“Please come in first,” Cybil said.</w:t>
+      </w:r>
+    </w:p>
+    <w:p>
+      <w:r>
+        <w:t>They entered and went to the living room.</w:t>
+      </w:r>
+    </w:p>
+    <w:p>
+      <w:r>
+        <w:t>“What would you like to drink?” Cybil asked.</w:t>
+      </w:r>
+    </w:p>
+    <w:p>
+      <w:r>
+        <w:t>“Bluebell</w:t>
+      </w:r>
+      <w:r>
+        <w:t xml:space="preserve"> </w:t>
       </w:r>
       <w:proofErr w:type="spellStart"/>
       <w:r>
-        <w:t>Zolin</w:t>
+        <w:t>scrammies</w:t>
       </w:r>
       <w:proofErr w:type="spellEnd"/>
       <w:r>
-        <w:t xml:space="preserve"> walked to the door. </w:t>
-      </w:r>
-      <w:proofErr w:type="spellStart"/>
-      <w:r>
-        <w:t>Zolin</w:t>
-      </w:r>
-      <w:proofErr w:type="spellEnd"/>
-      <w:r>
-        <w:t xml:space="preserve"> opened it.</w:t>
-      </w:r>
-    </w:p>
-    <w:p>
-      <w:r>
-        <w:t xml:space="preserve">Standing in front of them </w:t>
-      </w:r>
-      <w:proofErr w:type="gramStart"/>
-      <w:r>
-        <w:t>were</w:t>
-      </w:r>
-      <w:proofErr w:type="gramEnd"/>
-      <w:r>
-        <w:t>…</w:t>
-      </w:r>
-    </w:p>
-    <w:p>
-      <w:r>
-        <w:t>“</w:t>
-      </w:r>
-      <w:r>
-        <w:t>Princess Aeloria, I didn’t know you had a twin,” Cybil exclaimed</w:t>
-      </w:r>
-      <w:r>
-        <w:t>.</w:t>
-      </w:r>
-    </w:p>
-    <w:p>
-      <w:r>
-        <w:t xml:space="preserve">Zanthal grimaced and said, “Only one </w:t>
-      </w:r>
-      <w:r>
-        <w:t>princess</w:t>
-      </w:r>
-      <w:r>
-        <w:t xml:space="preserve"> mum.”</w:t>
-      </w:r>
-    </w:p>
-    <w:p>
-      <w:r>
-        <w:t>Cybil jerked her head and exclaimed, “Zanthal?”</w:t>
-      </w:r>
-    </w:p>
-    <w:p>
-      <w:r>
-        <w:t>“Yes mum, surprise,” Zanthal said.</w:t>
-      </w:r>
-    </w:p>
-    <w:p>
-      <w:proofErr w:type="gramStart"/>
-      <w:r>
-        <w:t>“Ha-how?”</w:t>
-      </w:r>
-      <w:proofErr w:type="gramEnd"/>
-      <w:r>
-        <w:t xml:space="preserve"> </w:t>
-      </w:r>
-      <w:proofErr w:type="spellStart"/>
-      <w:r>
-        <w:t>Zolin</w:t>
-      </w:r>
-      <w:proofErr w:type="spellEnd"/>
-      <w:r>
-        <w:t xml:space="preserve"> asked, shocked.</w:t>
-      </w:r>
-    </w:p>
-    <w:p>
-      <w:r>
-        <w:t>“Please come in first,” Cybil said.</w:t>
-      </w:r>
-    </w:p>
-    <w:p>
-      <w:r>
-        <w:t>They entered and went to the living room.</w:t>
-      </w:r>
-    </w:p>
-    <w:p>
-      <w:r>
-        <w:t>“What would you like to drink?” Cybil asked.</w:t>
-      </w:r>
-    </w:p>
-    <w:p>
-      <w:r>
-        <w:t>“Bluebell</w:t>
-      </w:r>
-      <w:r>
-        <w:t xml:space="preserve"> </w:t>
-      </w:r>
-      <w:proofErr w:type="spellStart"/>
-      <w:r>
-        <w:t>scrammies</w:t>
-      </w:r>
-      <w:proofErr w:type="spellEnd"/>
-      <w:r>
         <w:t>,” Zanthal said. “No one does it like mum.”</w:t>
       </w:r>
     </w:p>
     <w:p>
       <w:r>
-        <w:t xml:space="preserve">“If there were any doubt, there is none now,” </w:t>
-      </w:r>
-      <w:proofErr w:type="spellStart"/>
-      <w:r>
-        <w:t>Zolin</w:t>
-      </w:r>
-      <w:proofErr w:type="spellEnd"/>
-      <w:r>
-        <w:t xml:space="preserve"> said.</w:t>
+        <w:t>“If there were any doubt, there is none now,” Zolin said.</w:t>
       </w:r>
     </w:p>
     <w:p>
@@ -4661,46 +4600,38 @@
     </w:p>
     <w:p>
       <w:r>
-        <w:t xml:space="preserve">“By fair, you mean…” </w:t>
+        <w:t>“By fair, you mean…” Zolin asked and let the question hang.</w:t>
+      </w:r>
+    </w:p>
+    <w:p>
+      <w:r>
+        <w:t xml:space="preserve">“Yes dad it means exactly that,” Zanthal said. “I stepped out of the chamber determined to never use the class. Unfortunately an idiot named </w:t>
+      </w:r>
+      <w:r>
+        <w:t>Bradley</w:t>
+      </w:r>
+      <w:r>
+        <w:t xml:space="preserve"> Holden tripped me. I crashed into Aeloria and for some unknown reason synchronized with her.</w:t>
+      </w:r>
+    </w:p>
+    <w:p>
+      <w:r>
+        <w:t>“</w:t>
+      </w:r>
+      <w:r>
+        <w:t>As a result, this is what happened.</w:t>
+      </w:r>
+    </w:p>
+    <w:p>
+      <w:r>
+        <w:t xml:space="preserve">“They issued me a new ID and assigned me to stay at </w:t>
       </w:r>
       <w:proofErr w:type="spellStart"/>
       <w:r>
-        <w:t>Zolin</w:t>
+        <w:t>Aeloria’s</w:t>
       </w:r>
       <w:proofErr w:type="spellEnd"/>
       <w:r>
-        <w:t xml:space="preserve"> asked and let the question hang.</w:t>
-      </w:r>
-    </w:p>
-    <w:p>
-      <w:r>
-        <w:t xml:space="preserve">“Yes dad it means exactly that,” Zanthal said. “I stepped out of the chamber determined to never use the class. Unfortunately an idiot named </w:t>
-      </w:r>
-      <w:r>
-        <w:t>Bradley</w:t>
-      </w:r>
-      <w:r>
-        <w:t xml:space="preserve"> Holden tripped me. I crashed into Aeloria and for some unknown reason synchronized with her.</w:t>
-      </w:r>
-    </w:p>
-    <w:p>
-      <w:r>
-        <w:t>“</w:t>
-      </w:r>
-      <w:r>
-        <w:t>As a result, this is what happened.</w:t>
-      </w:r>
-    </w:p>
-    <w:p>
-      <w:r>
-        <w:t xml:space="preserve">“They issued me a new ID and assigned me to stay at </w:t>
-      </w:r>
-      <w:proofErr w:type="spellStart"/>
-      <w:r>
-        <w:t>Aeloria’s</w:t>
-      </w:r>
-      <w:proofErr w:type="spellEnd"/>
-      <w:r>
         <w:t xml:space="preserve"> dorm room.</w:t>
       </w:r>
       <w:r>
@@ -4748,15 +4679,7 @@
     </w:p>
     <w:p>
       <w:r>
-        <w:t xml:space="preserve">“How deep is the change?” </w:t>
-      </w:r>
-      <w:proofErr w:type="spellStart"/>
-      <w:r>
-        <w:t>Zolin</w:t>
-      </w:r>
-      <w:proofErr w:type="spellEnd"/>
-      <w:r>
-        <w:t xml:space="preserve"> asked.</w:t>
+        <w:t>“How deep is the change?” Zolin asked.</w:t>
       </w:r>
     </w:p>
     <w:p>
@@ -4774,15 +4697,7 @@
     </w:p>
     <w:p>
       <w:r>
-        <w:t xml:space="preserve">“Oh my God, Zanthal needs to see the doctor,” </w:t>
-      </w:r>
-      <w:proofErr w:type="spellStart"/>
-      <w:r>
-        <w:t>Zolin</w:t>
-      </w:r>
-      <w:proofErr w:type="spellEnd"/>
-      <w:r>
-        <w:t xml:space="preserve"> exclaimed.</w:t>
+        <w:t>“Oh my God, Zanthal needs to see the doctor,” Zolin exclaimed.</w:t>
       </w:r>
     </w:p>
     <w:p>
@@ -4803,15 +4718,7 @@
     </w:p>
     <w:p>
       <w:r>
-        <w:t xml:space="preserve">“What exactly is synchronization?” </w:t>
-      </w:r>
-      <w:proofErr w:type="spellStart"/>
-      <w:r>
-        <w:t>Zolin</w:t>
-      </w:r>
-      <w:proofErr w:type="spellEnd"/>
-      <w:r>
-        <w:t xml:space="preserve"> asked.</w:t>
+        <w:t>“What exactly is synchronization?” Zolin asked.</w:t>
       </w:r>
     </w:p>
     <w:p>
@@ -4821,15 +4728,7 @@
     </w:p>
     <w:p>
       <w:r>
-        <w:t xml:space="preserve">“Come, let’s have dinner,” </w:t>
-      </w:r>
-      <w:proofErr w:type="spellStart"/>
-      <w:r>
-        <w:t>Zolin</w:t>
-      </w:r>
-      <w:proofErr w:type="spellEnd"/>
-      <w:r>
-        <w:t xml:space="preserve"> said.</w:t>
+        <w:t>“Come, let’s have dinner,” Zolin said.</w:t>
       </w:r>
     </w:p>
     <w:p>
@@ -4922,15 +4821,7 @@
     </w:p>
     <w:p>
       <w:r>
-        <w:t xml:space="preserve">“Cybil really wanted a girl,” </w:t>
-      </w:r>
-      <w:proofErr w:type="spellStart"/>
-      <w:r>
-        <w:t>Zolin</w:t>
-      </w:r>
-      <w:proofErr w:type="spellEnd"/>
-      <w:r>
-        <w:t xml:space="preserve"> said. “</w:t>
+        <w:t>“Cybil really wanted a girl,” Zolin said. “</w:t>
       </w:r>
       <w:r>
         <w:t>The oracle even promised her one. She was disappointed when it was a boy.”</w:t>
@@ -7297,15 +7188,7 @@
     </w:p>
     <w:p>
       <w:r>
-        <w:t xml:space="preserve">“Why do women go to the bathroom at the same time?” </w:t>
-      </w:r>
-      <w:proofErr w:type="spellStart"/>
-      <w:r>
-        <w:t>Zolin</w:t>
-      </w:r>
-      <w:proofErr w:type="spellEnd"/>
-      <w:r>
-        <w:t xml:space="preserve"> asked no one.</w:t>
+        <w:t>“Why do women go to the bathroom at the same time?” Zolin asked no one.</w:t>
       </w:r>
     </w:p>
     <w:p>
@@ -7316,15 +7199,7 @@
     </w:p>
     <w:p>
       <w:r>
-        <w:t xml:space="preserve">“Sorry sun,” </w:t>
-      </w:r>
-      <w:proofErr w:type="spellStart"/>
-      <w:r>
-        <w:t>Zolin</w:t>
-      </w:r>
-      <w:proofErr w:type="spellEnd"/>
-      <w:r>
-        <w:t xml:space="preserve"> said.</w:t>
+        <w:t>“Sorry sun,” Zolin said.</w:t>
       </w:r>
     </w:p>
     <w:p>
@@ -7347,6 +7222,17 @@
         <w:t>Zanthal impatiently waited for a stall to open and entered. He quickly did his thing and exited.</w:t>
       </w:r>
     </w:p>
+    <w:p>
+      <w:r>
+        <w:t>“Where are the others?” Zolin asked.</w:t>
+      </w:r>
+    </w:p>
+    <w:p>
+      <w:r>
+        <w:t>“They are still in the washroom, doing who knows what?” Zanthal said. He picked up the drink menu and read through the selection. Next he read through the main menu.</w:t>
+      </w:r>
+    </w:p>
+    <w:p/>
     <w:p/>
     <w:p/>
     <w:p/>
@@ -7495,7 +7381,7 @@
             <w:rPr>
               <w:noProof/>
             </w:rPr>
-            <w:t>58</w:t>
+            <w:t>60</w:t>
           </w:r>
         </w:fldSimple>
       </w:p>
@@ -9678,7 +9564,7 @@
 </file>
 
 <file path=customXml/itemProps1.xml><?xml version="1.0" encoding="utf-8"?>
-<ds:datastoreItem xmlns:ds="http://schemas.openxmlformats.org/officeDocument/2006/customXml" ds:itemID="{143DDA54-0090-4803-A984-794776635D2B}">
+<ds:datastoreItem xmlns:ds="http://schemas.openxmlformats.org/officeDocument/2006/customXml" ds:itemID="{19CC7260-BB66-4A4F-9C29-0EB82E3709D3}">
   <ds:schemaRefs>
     <ds:schemaRef ds:uri="http://schemas.openxmlformats.org/officeDocument/2006/bibliography"/>
   </ds:schemaRefs>

--- a/Books/AA/The Unorthodox Polymorph/Book_The Unorthodox Polymorph.docx
+++ b/Books/AA/The Unorthodox Polymorph/Book_The Unorthodox Polymorph.docx
@@ -656,15 +656,7 @@
         <w:t xml:space="preserve">teen, the third in a trio of fools </w:t>
       </w:r>
       <w:r>
-        <w:t xml:space="preserve">said, cackling </w:t>
-      </w:r>
-      <w:proofErr w:type="gramStart"/>
-      <w:r>
-        <w:t>in a way only goblin men</w:t>
-      </w:r>
-      <w:proofErr w:type="gramEnd"/>
-      <w:r>
-        <w:t xml:space="preserve"> could.</w:t>
+        <w:t>said, cackling in a way only goblin men could.</w:t>
       </w:r>
     </w:p>
     <w:p>
@@ -7178,7 +7170,19 @@
     </w:p>
     <w:p>
       <w:r>
-        <w:t>Zanthal waited to be seated. “I need to go to the washroom,” he said and got up.</w:t>
+        <w:t>Zanthal waited to be seated</w:t>
+      </w:r>
+      <w:r>
+        <w:t xml:space="preserve"> and then said,</w:t>
+      </w:r>
+      <w:r>
+        <w:t xml:space="preserve"> “I need to go to the washroom</w:t>
+      </w:r>
+      <w:r>
+        <w:t>.</w:t>
+      </w:r>
+      <w:r>
+        <w:t>”</w:t>
       </w:r>
     </w:p>
     <w:p>
@@ -7232,6 +7236,15 @@
         <w:t>“They are still in the washroom, doing who knows what?” Zanthal said. He picked up the drink menu and read through the selection. Next he read through the main menu.</w:t>
       </w:r>
     </w:p>
+    <w:p>
+      <w:r>
+        <w:t xml:space="preserve">The other ladies came </w:t>
+      </w:r>
+      <w:r>
+        <w:t>and everyone ordered drinks.</w:t>
+      </w:r>
+    </w:p>
+    <w:p/>
     <w:p/>
     <w:p/>
     <w:p/>
@@ -7381,7 +7394,7 @@
             <w:rPr>
               <w:noProof/>
             </w:rPr>
-            <w:t>60</w:t>
+            <w:t>58</w:t>
           </w:r>
         </w:fldSimple>
       </w:p>
@@ -9564,7 +9577,7 @@
 </file>
 
 <file path=customXml/itemProps1.xml><?xml version="1.0" encoding="utf-8"?>
-<ds:datastoreItem xmlns:ds="http://schemas.openxmlformats.org/officeDocument/2006/customXml" ds:itemID="{19CC7260-BB66-4A4F-9C29-0EB82E3709D3}">
+<ds:datastoreItem xmlns:ds="http://schemas.openxmlformats.org/officeDocument/2006/customXml" ds:itemID="{C5F97B12-69AD-45BB-8FAF-BAA26EF07433}">
   <ds:schemaRefs>
     <ds:schemaRef ds:uri="http://schemas.openxmlformats.org/officeDocument/2006/bibliography"/>
   </ds:schemaRefs>
